--- a/FSA1_Bukhari.docx
+++ b/FSA1_Bukhari.docx
@@ -429,6 +429,32 @@
         </w:rPr>
         <w:t xml:space="preserve"> </w:t>
       </w:r>
+      <w:hyperlink r:id="rId9" w:history="1">
+        <w:r>
+          <w:rPr>
+            <w:rStyle w:val="Hyperlink"/>
+            <w:rFonts w:ascii="Times New Roman" w:hAnsi="Times New Roman" w:cs="Times New Roman"/>
+            <w:lang w:val="en-US"/>
+          </w:rPr>
+          <w:t>https://g</w:t>
+        </w:r>
+        <w:r>
+          <w:rPr>
+            <w:rStyle w:val="Hyperlink"/>
+            <w:rFonts w:ascii="Times New Roman" w:hAnsi="Times New Roman" w:cs="Times New Roman"/>
+            <w:lang w:val="en-US"/>
+          </w:rPr>
+          <w:t>i</w:t>
+        </w:r>
+        <w:r>
+          <w:rPr>
+            <w:rStyle w:val="Hyperlink"/>
+            <w:rFonts w:ascii="Times New Roman" w:hAnsi="Times New Roman" w:cs="Times New Roman"/>
+            <w:lang w:val="en-US"/>
+          </w:rPr>
+          <w:t>thub.com/Bukhari7703/ML_FSA1_Bukhari.git</w:t>
+        </w:r>
+      </w:hyperlink>
     </w:p>
     <w:p>
       <w:pPr>
@@ -622,6 +648,7 @@
         </w:rPr>
         <w:t>The core of building the predictive model is built based on reliable past stock data. In our case, the stock historical data set of the International Business Machines Corporation (IBM) will be used. This data is automatically collected using the `</w:t>
       </w:r>
+      <w:proofErr w:type="spellStart"/>
       <w:r>
         <w:rPr>
           <w:rFonts w:ascii="Times New Roman" w:hAnsi="Times New Roman" w:cs="Times New Roman"/>
@@ -635,6 +662,7 @@
         </w:rPr>
         <w:t>yfinance</w:t>
       </w:r>
+      <w:proofErr w:type="spellEnd"/>
       <w:r>
         <w:rPr>
           <w:rFonts w:ascii="Times New Roman" w:hAnsi="Times New Roman" w:cs="Times New Roman"/>
@@ -666,13 +694,7 @@
         <w:rPr>
           <w:rFonts w:ascii="Times New Roman" w:hAnsi="Times New Roman" w:cs="Times New Roman"/>
         </w:rPr>
-        <w:t xml:space="preserve"> Although </w:t>
-      </w:r>
-      <w:r>
-        <w:rPr>
-          <w:rFonts w:ascii="Times New Roman" w:hAnsi="Times New Roman" w:cs="Times New Roman"/>
-        </w:rPr>
-        <w:t>there were a few variables such as “Open”</w:t>
+        <w:t xml:space="preserve"> Although there were a few variables such as “Open”</w:t>
       </w:r>
       <w:r>
         <w:rPr>
@@ -708,19 +730,7 @@
         <w:rPr>
           <w:rFonts w:ascii="Times New Roman" w:hAnsi="Times New Roman" w:cs="Times New Roman"/>
         </w:rPr>
-        <w:t xml:space="preserve"> “Volume” and “Adjusted Close</w:t>
-      </w:r>
-      <w:r>
-        <w:rPr>
-          <w:rFonts w:ascii="Times New Roman" w:hAnsi="Times New Roman" w:cs="Times New Roman"/>
-        </w:rPr>
-        <w:t>”</w:t>
-      </w:r>
-      <w:r>
-        <w:rPr>
-          <w:rFonts w:ascii="Times New Roman" w:hAnsi="Times New Roman" w:cs="Times New Roman"/>
-        </w:rPr>
-        <w:t xml:space="preserve"> adding all of these together would cause issues regarding multicollinearity and would cause the parameters in our neural network to grow exponentially.</w:t>
+        <w:t xml:space="preserve"> “Volume” and “Adjusted Close” adding all of these together would cause issues regarding multicollinearity and would cause the parameters in our neural network to grow exponentially.</w:t>
       </w:r>
       <w:r>
         <w:rPr>
@@ -793,9 +803,15 @@
           <w:sz w:val="24"/>
           <w:szCs w:val="24"/>
         </w:rPr>
-        <w:t xml:space="preserve">Financial time-series data inherently contains large variations in absolute scale </w:t>
-      </w:r>
-      <w:r>
+        <w:t>Financial time-series data inherently contains large variations in absolute scale for an example IBM's price fluctuating from $110 to over $200. These large numerical variations will destabilize the gradient descent optimization process if fed directly into the neural network.</w:t>
+      </w:r>
+    </w:p>
+    <w:p>
+      <w:pPr>
+        <w:pStyle w:val="Caption"/>
+        <w:spacing w:line="276" w:lineRule="auto"/>
+        <w:ind w:firstLine="720"/>
+        <w:jc w:val="both"/>
         <w:rPr>
           <w:rFonts w:ascii="Times New Roman" w:hAnsi="Times New Roman" w:cs="Times New Roman"/>
           <w:i w:val="0"/>
@@ -804,8 +820,7 @@
           <w:sz w:val="24"/>
           <w:szCs w:val="24"/>
         </w:rPr>
-        <w:t xml:space="preserve">for an example </w:t>
-      </w:r>
+      </w:pPr>
       <w:r>
         <w:rPr>
           <w:rFonts w:ascii="Times New Roman" w:hAnsi="Times New Roman" w:cs="Times New Roman"/>
@@ -815,7 +830,7 @@
           <w:sz w:val="24"/>
           <w:szCs w:val="24"/>
         </w:rPr>
-        <w:t>IBM's price fluctuating from $110 to over $200</w:t>
+        <w:t xml:space="preserve">To address this, the ‘Close’ price </w:t>
       </w:r>
       <w:r>
         <w:rPr>
@@ -826,15 +841,9 @@
           <w:sz w:val="24"/>
           <w:szCs w:val="24"/>
         </w:rPr>
-        <w:t>. These large numerical variations will destabilize the gradient descent optimization process if fed directly into the neural network.</w:t>
-      </w:r>
-    </w:p>
-    <w:p>
-      <w:pPr>
-        <w:pStyle w:val="Caption"/>
-        <w:spacing w:line="276" w:lineRule="auto"/>
-        <w:ind w:firstLine="720"/>
-        <w:jc w:val="both"/>
+        <w:t>was</w:t>
+      </w:r>
+      <w:r>
         <w:rPr>
           <w:rFonts w:ascii="Times New Roman" w:hAnsi="Times New Roman" w:cs="Times New Roman"/>
           <w:i w:val="0"/>
@@ -843,7 +852,8 @@
           <w:sz w:val="24"/>
           <w:szCs w:val="24"/>
         </w:rPr>
-      </w:pPr>
+        <w:t xml:space="preserve"> normalized using </w:t>
+      </w:r>
       <w:r>
         <w:rPr>
           <w:rFonts w:ascii="Times New Roman" w:hAnsi="Times New Roman" w:cs="Times New Roman"/>
@@ -853,41 +863,9 @@
           <w:sz w:val="24"/>
           <w:szCs w:val="24"/>
         </w:rPr>
-        <w:t xml:space="preserve">To address this, the ‘Close’ price </w:t>
-      </w:r>
-      <w:r>
-        <w:rPr>
-          <w:rFonts w:ascii="Times New Roman" w:hAnsi="Times New Roman" w:cs="Times New Roman"/>
-          <w:i w:val="0"/>
-          <w:iCs w:val="0"/>
-          <w:color w:val="auto"/>
-          <w:sz w:val="24"/>
-          <w:szCs w:val="24"/>
-        </w:rPr>
-        <w:t>was</w:t>
-      </w:r>
-      <w:r>
-        <w:rPr>
-          <w:rFonts w:ascii="Times New Roman" w:hAnsi="Times New Roman" w:cs="Times New Roman"/>
-          <w:i w:val="0"/>
-          <w:iCs w:val="0"/>
-          <w:color w:val="auto"/>
-          <w:sz w:val="24"/>
-          <w:szCs w:val="24"/>
-        </w:rPr>
-        <w:t xml:space="preserve"> normalized using </w:t>
-      </w:r>
-      <w:r>
-        <w:rPr>
-          <w:rFonts w:ascii="Times New Roman" w:hAnsi="Times New Roman" w:cs="Times New Roman"/>
-          <w:i w:val="0"/>
-          <w:iCs w:val="0"/>
-          <w:color w:val="auto"/>
-          <w:sz w:val="24"/>
-          <w:szCs w:val="24"/>
-        </w:rPr>
         <w:t xml:space="preserve">a </w:t>
       </w:r>
+      <w:proofErr w:type="spellStart"/>
       <w:r>
         <w:rPr>
           <w:rFonts w:ascii="Times New Roman" w:hAnsi="Times New Roman" w:cs="Times New Roman"/>
@@ -901,6 +879,7 @@
         </w:rPr>
         <w:t>MinMaxScaler</w:t>
       </w:r>
+      <w:proofErr w:type="spellEnd"/>
       <w:r>
         <w:rPr>
           <w:rFonts w:ascii="Times New Roman" w:hAnsi="Times New Roman" w:cs="Times New Roman"/>
@@ -910,7 +889,7 @@
           <w:sz w:val="24"/>
           <w:szCs w:val="24"/>
         </w:rPr>
-        <w:t xml:space="preserve"> to </w:t>
+        <w:t xml:space="preserve"> to ensure that all of the data was limited to a range between 0 to 1. </w:t>
       </w:r>
       <w:r>
         <w:rPr>
@@ -921,9 +900,29 @@
           <w:sz w:val="24"/>
           <w:szCs w:val="24"/>
         </w:rPr>
-        <w:t>ensure that all of the data was limited to a range between 0 to 1.</w:t>
-      </w:r>
-      <w:r>
+        <w:t>Scaling ensures that the RNN's internal weights update smoothly and that the optimization algorithm (Adam) can converge efficiently without being biased by the absolute magnitude of the stock price.</w:t>
+      </w:r>
+    </w:p>
+    <w:p>
+      <w:pPr>
+        <w:pStyle w:val="TOCHeading"/>
+        <w:spacing w:line="276" w:lineRule="auto"/>
+        <w:rPr>
+          <w:u w:val="single"/>
+        </w:rPr>
+      </w:pPr>
+      <w:r>
+        <w:rPr>
+          <w:u w:val="single"/>
+        </w:rPr>
+        <w:t>Temporal Sequencing</w:t>
+      </w:r>
+    </w:p>
+    <w:p>
+      <w:pPr>
+        <w:pStyle w:val="Caption"/>
+        <w:spacing w:line="276" w:lineRule="auto"/>
+        <w:jc w:val="both"/>
         <w:rPr>
           <w:rFonts w:ascii="Times New Roman" w:hAnsi="Times New Roman" w:cs="Times New Roman"/>
           <w:i w:val="0"/>
@@ -932,8 +931,7 @@
           <w:sz w:val="24"/>
           <w:szCs w:val="24"/>
         </w:rPr>
-        <w:t xml:space="preserve"> </w:t>
-      </w:r>
+      </w:pPr>
       <w:r>
         <w:rPr>
           <w:rFonts w:ascii="Times New Roman" w:hAnsi="Times New Roman" w:cs="Times New Roman"/>
@@ -943,29 +941,9 @@
           <w:sz w:val="24"/>
           <w:szCs w:val="24"/>
         </w:rPr>
-        <w:t>Scaling ensures that the RNN's internal weights update smoothly and that the optimization algorithm (Adam) can converge efficiently without being biased by the absolute magnitude of the stock price.</w:t>
-      </w:r>
-    </w:p>
-    <w:p>
-      <w:pPr>
-        <w:pStyle w:val="TOCHeading"/>
-        <w:spacing w:line="276" w:lineRule="auto"/>
-        <w:rPr>
-          <w:u w:val="single"/>
-        </w:rPr>
-      </w:pPr>
-      <w:r>
-        <w:rPr>
-          <w:u w:val="single"/>
-        </w:rPr>
-        <w:t>Temporal Sequencing</w:t>
-      </w:r>
-    </w:p>
-    <w:p>
-      <w:pPr>
-        <w:pStyle w:val="Caption"/>
-        <w:spacing w:line="276" w:lineRule="auto"/>
-        <w:jc w:val="both"/>
+        <w:t xml:space="preserve">Traditional machine learning models </w:t>
+      </w:r>
+      <w:r>
         <w:rPr>
           <w:rFonts w:ascii="Times New Roman" w:hAnsi="Times New Roman" w:cs="Times New Roman"/>
           <w:i w:val="0"/>
@@ -974,7 +952,8 @@
           <w:sz w:val="24"/>
           <w:szCs w:val="24"/>
         </w:rPr>
-      </w:pPr>
+        <w:t>analyse</w:t>
+      </w:r>
       <w:r>
         <w:rPr>
           <w:rFonts w:ascii="Times New Roman" w:hAnsi="Times New Roman" w:cs="Times New Roman"/>
@@ -984,7 +963,7 @@
           <w:sz w:val="24"/>
           <w:szCs w:val="24"/>
         </w:rPr>
-        <w:t xml:space="preserve">Traditional </w:t>
+        <w:t xml:space="preserve"> independent </w:t>
       </w:r>
       <w:r>
         <w:rPr>
@@ -995,7 +974,7 @@
           <w:sz w:val="24"/>
           <w:szCs w:val="24"/>
         </w:rPr>
-        <w:t xml:space="preserve">machine learning models </w:t>
+        <w:t xml:space="preserve">tabular </w:t>
       </w:r>
       <w:r>
         <w:rPr>
@@ -1006,7 +985,7 @@
           <w:sz w:val="24"/>
           <w:szCs w:val="24"/>
         </w:rPr>
-        <w:t>analyse</w:t>
+        <w:t xml:space="preserve">data points, whereas RNNs </w:t>
       </w:r>
       <w:r>
         <w:rPr>
@@ -1017,7 +996,7 @@
           <w:sz w:val="24"/>
           <w:szCs w:val="24"/>
         </w:rPr>
-        <w:t xml:space="preserve"> independent </w:t>
+        <w:t>require sequential data to m</w:t>
       </w:r>
       <w:r>
         <w:rPr>
@@ -1028,7 +1007,7 @@
           <w:sz w:val="24"/>
           <w:szCs w:val="24"/>
         </w:rPr>
-        <w:t xml:space="preserve">tabular </w:t>
+        <w:t>ake any mathematical sense of the chronology.</w:t>
       </w:r>
       <w:r>
         <w:rPr>
@@ -1039,7 +1018,7 @@
           <w:sz w:val="24"/>
           <w:szCs w:val="24"/>
         </w:rPr>
-        <w:t xml:space="preserve">data points, whereas RNNs </w:t>
+        <w:t xml:space="preserve"> </w:t>
       </w:r>
       <w:r>
         <w:rPr>
@@ -1050,7 +1029,7 @@
           <w:sz w:val="24"/>
           <w:szCs w:val="24"/>
         </w:rPr>
-        <w:t>require sequential data to m</w:t>
+        <w:t xml:space="preserve">In order to transform the normalized 1-dimensional array of prices into a form suitable for supervised learning, the "sliding window" approach was developed. A sequence length of 60 timesteps was set, which corresponds roughly to a period of </w:t>
       </w:r>
       <w:r>
         <w:rPr>
@@ -1061,7 +1040,7 @@
           <w:sz w:val="24"/>
           <w:szCs w:val="24"/>
         </w:rPr>
-        <w:t>ake any mathematical sense of the chronology.</w:t>
+        <w:t>1</w:t>
       </w:r>
       <w:r>
         <w:rPr>
@@ -1072,7 +1051,7 @@
           <w:sz w:val="24"/>
           <w:szCs w:val="24"/>
         </w:rPr>
-        <w:t xml:space="preserve"> </w:t>
+        <w:t xml:space="preserve"> financial quarter</w:t>
       </w:r>
       <w:r>
         <w:rPr>
@@ -1083,9 +1062,15 @@
           <w:sz w:val="24"/>
           <w:szCs w:val="24"/>
         </w:rPr>
-        <w:t xml:space="preserve">In order to transform the normalized 1-dimensional array of prices into a form suitable for supervised learning, the "sliding window" approach was developed. A sequence length of 60 timesteps was set, which corresponds roughly to a period of </w:t>
-      </w:r>
-      <w:r>
+        <w:t>.</w:t>
+      </w:r>
+    </w:p>
+    <w:p>
+      <w:pPr>
+        <w:pStyle w:val="Caption"/>
+        <w:spacing w:line="276" w:lineRule="auto"/>
+        <w:ind w:firstLine="720"/>
+        <w:jc w:val="both"/>
         <w:rPr>
           <w:rFonts w:ascii="Times New Roman" w:hAnsi="Times New Roman" w:cs="Times New Roman"/>
           <w:i w:val="0"/>
@@ -1094,8 +1079,7 @@
           <w:sz w:val="24"/>
           <w:szCs w:val="24"/>
         </w:rPr>
-        <w:t>1</w:t>
-      </w:r>
+      </w:pPr>
       <w:r>
         <w:rPr>
           <w:rFonts w:ascii="Times New Roman" w:hAnsi="Times New Roman" w:cs="Times New Roman"/>
@@ -1105,7 +1089,7 @@
           <w:sz w:val="24"/>
           <w:szCs w:val="24"/>
         </w:rPr>
-        <w:t xml:space="preserve"> financial quarter</w:t>
+        <w:t>T</w:t>
       </w:r>
       <w:r>
         <w:rPr>
@@ -1116,15 +1100,9 @@
           <w:sz w:val="24"/>
           <w:szCs w:val="24"/>
         </w:rPr>
-        <w:t>.</w:t>
-      </w:r>
-    </w:p>
-    <w:p>
-      <w:pPr>
-        <w:pStyle w:val="Caption"/>
-        <w:spacing w:line="276" w:lineRule="auto"/>
-        <w:ind w:firstLine="720"/>
-        <w:jc w:val="both"/>
+        <w:t xml:space="preserve">he model </w:t>
+      </w:r>
+      <w:r>
         <w:rPr>
           <w:rFonts w:ascii="Times New Roman" w:hAnsi="Times New Roman" w:cs="Times New Roman"/>
           <w:i w:val="0"/>
@@ -1133,7 +1111,8 @@
           <w:sz w:val="24"/>
           <w:szCs w:val="24"/>
         </w:rPr>
-      </w:pPr>
+        <w:t>analyses</w:t>
+      </w:r>
       <w:r>
         <w:rPr>
           <w:rFonts w:ascii="Times New Roman" w:hAnsi="Times New Roman" w:cs="Times New Roman"/>
@@ -1143,7 +1122,7 @@
           <w:sz w:val="24"/>
           <w:szCs w:val="24"/>
         </w:rPr>
-        <w:t>T</w:t>
+        <w:t xml:space="preserve"> the past 60 days</w:t>
       </w:r>
       <w:r>
         <w:rPr>
@@ -1154,7 +1133,7 @@
           <w:sz w:val="24"/>
           <w:szCs w:val="24"/>
         </w:rPr>
-        <w:t xml:space="preserve">he model </w:t>
+        <w:t xml:space="preserve"> input feature, </w:t>
       </w:r>
       <w:r>
         <w:rPr>
@@ -1165,7 +1144,7 @@
           <w:sz w:val="24"/>
           <w:szCs w:val="24"/>
         </w:rPr>
-        <w:t>analyses</w:t>
+        <w:t>(</w:t>
       </w:r>
       <w:r>
         <w:rPr>
@@ -1176,7 +1155,7 @@
           <w:sz w:val="24"/>
           <w:szCs w:val="24"/>
         </w:rPr>
-        <w:t xml:space="preserve"> the past 60 days</w:t>
+        <w:t>X</w:t>
       </w:r>
       <w:r>
         <w:rPr>
@@ -1187,7 +1166,7 @@
           <w:sz w:val="24"/>
           <w:szCs w:val="24"/>
         </w:rPr>
-        <w:t xml:space="preserve"> input feature, </w:t>
+        <w:t>)</w:t>
       </w:r>
       <w:r>
         <w:rPr>
@@ -1198,7 +1177,7 @@
           <w:sz w:val="24"/>
           <w:szCs w:val="24"/>
         </w:rPr>
-        <w:t>(</w:t>
+        <w:t xml:space="preserve"> </w:t>
       </w:r>
       <w:r>
         <w:rPr>
@@ -1209,7 +1188,7 @@
           <w:sz w:val="24"/>
           <w:szCs w:val="24"/>
         </w:rPr>
-        <w:t>X</w:t>
+        <w:t>to forecast the closing price on the 61st day</w:t>
       </w:r>
       <w:r>
         <w:rPr>
@@ -1220,7 +1199,7 @@
           <w:sz w:val="24"/>
           <w:szCs w:val="24"/>
         </w:rPr>
-        <w:t>)</w:t>
+        <w:t xml:space="preserve">, </w:t>
       </w:r>
       <w:r>
         <w:rPr>
@@ -1231,7 +1210,7 @@
           <w:sz w:val="24"/>
           <w:szCs w:val="24"/>
         </w:rPr>
-        <w:t xml:space="preserve"> </w:t>
+        <w:t>(</w:t>
       </w:r>
       <w:r>
         <w:rPr>
@@ -1242,7 +1221,7 @@
           <w:sz w:val="24"/>
           <w:szCs w:val="24"/>
         </w:rPr>
-        <w:t>to forecast the closing price on the 61st day</w:t>
+        <w:t>y</w:t>
       </w:r>
       <w:r>
         <w:rPr>
@@ -1253,7 +1232,7 @@
           <w:sz w:val="24"/>
           <w:szCs w:val="24"/>
         </w:rPr>
-        <w:t xml:space="preserve">, </w:t>
+        <w:t>)</w:t>
       </w:r>
       <w:r>
         <w:rPr>
@@ -1264,7 +1243,7 @@
           <w:sz w:val="24"/>
           <w:szCs w:val="24"/>
         </w:rPr>
-        <w:t>(</w:t>
+        <w:t xml:space="preserve">. </w:t>
       </w:r>
       <w:r>
         <w:rPr>
@@ -1275,7 +1254,7 @@
           <w:sz w:val="24"/>
           <w:szCs w:val="24"/>
         </w:rPr>
-        <w:t>y</w:t>
+        <w:t>Then the algorithm slides the window forward by exactly one day, dropping the oldest historical day and appending the newest, to dynamically generate the next continuous sequence</w:t>
       </w:r>
       <w:r>
         <w:rPr>
@@ -1286,9 +1265,29 @@
           <w:sz w:val="24"/>
           <w:szCs w:val="24"/>
         </w:rPr>
-        <w:t>)</w:t>
-      </w:r>
-      <w:r>
+        <w:t>.</w:t>
+      </w:r>
+    </w:p>
+    <w:p>
+      <w:pPr>
+        <w:pStyle w:val="TOCHeading"/>
+        <w:spacing w:line="276" w:lineRule="auto"/>
+        <w:rPr>
+          <w:u w:val="single"/>
+        </w:rPr>
+      </w:pPr>
+      <w:r>
+        <w:rPr>
+          <w:u w:val="single"/>
+        </w:rPr>
+        <w:t>Tensor Reshaping and Chronological Splitting</w:t>
+      </w:r>
+    </w:p>
+    <w:p>
+      <w:pPr>
+        <w:pStyle w:val="Caption"/>
+        <w:spacing w:line="276" w:lineRule="auto"/>
+        <w:jc w:val="both"/>
         <w:rPr>
           <w:rFonts w:ascii="Times New Roman" w:hAnsi="Times New Roman" w:cs="Times New Roman"/>
           <w:i w:val="0"/>
@@ -1297,8 +1296,7 @@
           <w:sz w:val="24"/>
           <w:szCs w:val="24"/>
         </w:rPr>
-        <w:t xml:space="preserve">. </w:t>
-      </w:r>
+      </w:pPr>
       <w:r>
         <w:rPr>
           <w:rFonts w:ascii="Times New Roman" w:hAnsi="Times New Roman" w:cs="Times New Roman"/>
@@ -1308,7 +1306,7 @@
           <w:sz w:val="24"/>
           <w:szCs w:val="24"/>
         </w:rPr>
-        <w:t>The</w:t>
+        <w:t>Although this sliding window technique successfully engineers the required historical context, the resulting raw arrays are not yet compatible with the deep learning framework.</w:t>
       </w:r>
       <w:r>
         <w:rPr>
@@ -1319,7 +1317,7 @@
           <w:sz w:val="24"/>
           <w:szCs w:val="24"/>
         </w:rPr>
-        <w:t>n the</w:t>
+        <w:t xml:space="preserve"> </w:t>
       </w:r>
       <w:r>
         <w:rPr>
@@ -1330,7 +1328,7 @@
           <w:sz w:val="24"/>
           <w:szCs w:val="24"/>
         </w:rPr>
-        <w:t xml:space="preserve"> algorithm slides the window forward by exactly one day, dropping the oldest historical day and appending the newest, to dynamically generate the next continuous sequence</w:t>
+        <w:t xml:space="preserve">Deep </w:t>
       </w:r>
       <w:r>
         <w:rPr>
@@ -1341,22 +1339,8 @@
           <w:sz w:val="24"/>
           <w:szCs w:val="24"/>
         </w:rPr>
-        <w:t>.</w:t>
-      </w:r>
-    </w:p>
-    <w:p>
-      <w:pPr>
-        <w:pStyle w:val="TOCHeading"/>
-        <w:spacing w:line="276" w:lineRule="auto"/>
-        <w:rPr>
-          <w:u w:val="single"/>
-        </w:rPr>
-      </w:pPr>
-      <w:r>
-        <w:rPr>
-          <w:u w:val="single"/>
-        </w:rPr>
-        <w:t>Tensor Reshaping and Chronological Splitting</w:t>
+        <w:lastRenderedPageBreak/>
+        <w:t xml:space="preserve">learning frameworks such as TensorFlow strictly require recurrent input data to be formatted as a 3D tensor. </w:t>
       </w:r>
     </w:p>
     <w:p>
@@ -1382,7 +1366,7 @@
           <w:sz w:val="24"/>
           <w:szCs w:val="24"/>
         </w:rPr>
-        <w:t>Although this sliding window technique successfully engineers the required historical context, the resulting raw arrays are not yet compatible with the deep learning framework.</w:t>
+        <w:t>In order to meet this architectural requirement, the output sequences were reshaped into dimension of samples, time</w:t>
       </w:r>
       <w:r>
         <w:rPr>
@@ -1404,9 +1388,15 @@
           <w:sz w:val="24"/>
           <w:szCs w:val="24"/>
         </w:rPr>
-        <w:t xml:space="preserve">Deep </w:t>
-      </w:r>
-      <w:r>
+        <w:t>steps and features consecutively.</w:t>
+      </w:r>
+    </w:p>
+    <w:p>
+      <w:pPr>
+        <w:pStyle w:val="Caption"/>
+        <w:spacing w:line="276" w:lineRule="auto"/>
+        <w:ind w:firstLine="720"/>
+        <w:jc w:val="both"/>
         <w:rPr>
           <w:rFonts w:ascii="Times New Roman" w:hAnsi="Times New Roman" w:cs="Times New Roman"/>
           <w:i w:val="0"/>
@@ -1415,15 +1405,8 @@
           <w:sz w:val="24"/>
           <w:szCs w:val="24"/>
         </w:rPr>
-        <w:lastRenderedPageBreak/>
-        <w:t xml:space="preserve">learning frameworks such as TensorFlow strictly require recurrent input data to be formatted as a 3D tensor. </w:t>
-      </w:r>
-    </w:p>
-    <w:p>
-      <w:pPr>
-        <w:pStyle w:val="Caption"/>
-        <w:spacing w:line="276" w:lineRule="auto"/>
-        <w:jc w:val="both"/>
+      </w:pPr>
+      <w:r>
         <w:rPr>
           <w:rFonts w:ascii="Times New Roman" w:hAnsi="Times New Roman" w:cs="Times New Roman"/>
           <w:i w:val="0"/>
@@ -1432,198 +1415,7 @@
           <w:sz w:val="24"/>
           <w:szCs w:val="24"/>
         </w:rPr>
-      </w:pPr>
-      <w:r>
-        <w:rPr>
-          <w:rFonts w:ascii="Times New Roman" w:hAnsi="Times New Roman" w:cs="Times New Roman"/>
-          <w:i w:val="0"/>
-          <w:iCs w:val="0"/>
-          <w:color w:val="auto"/>
-          <w:sz w:val="24"/>
-          <w:szCs w:val="24"/>
-        </w:rPr>
-        <w:t xml:space="preserve">In order to meet this architectural requirement, the output sequences were </w:t>
-      </w:r>
-      <w:r>
-        <w:rPr>
-          <w:rFonts w:ascii="Times New Roman" w:hAnsi="Times New Roman" w:cs="Times New Roman"/>
-          <w:i w:val="0"/>
-          <w:iCs w:val="0"/>
-          <w:color w:val="auto"/>
-          <w:sz w:val="24"/>
-          <w:szCs w:val="24"/>
-        </w:rPr>
-        <w:t>reshaped</w:t>
-      </w:r>
-      <w:r>
-        <w:rPr>
-          <w:rFonts w:ascii="Times New Roman" w:hAnsi="Times New Roman" w:cs="Times New Roman"/>
-          <w:i w:val="0"/>
-          <w:iCs w:val="0"/>
-          <w:color w:val="auto"/>
-          <w:sz w:val="24"/>
-          <w:szCs w:val="24"/>
-        </w:rPr>
-        <w:t xml:space="preserve"> </w:t>
-      </w:r>
-      <w:r>
-        <w:rPr>
-          <w:rFonts w:ascii="Times New Roman" w:hAnsi="Times New Roman" w:cs="Times New Roman"/>
-          <w:i w:val="0"/>
-          <w:iCs w:val="0"/>
-          <w:color w:val="auto"/>
-          <w:sz w:val="24"/>
-          <w:szCs w:val="24"/>
-        </w:rPr>
-        <w:t xml:space="preserve">into dimension of </w:t>
-      </w:r>
-      <w:r>
-        <w:rPr>
-          <w:rFonts w:ascii="Times New Roman" w:hAnsi="Times New Roman" w:cs="Times New Roman"/>
-          <w:i w:val="0"/>
-          <w:iCs w:val="0"/>
-          <w:color w:val="auto"/>
-          <w:sz w:val="24"/>
-          <w:szCs w:val="24"/>
-        </w:rPr>
-        <w:t>samples, time</w:t>
-      </w:r>
-      <w:r>
-        <w:rPr>
-          <w:rFonts w:ascii="Times New Roman" w:hAnsi="Times New Roman" w:cs="Times New Roman"/>
-          <w:i w:val="0"/>
-          <w:iCs w:val="0"/>
-          <w:color w:val="auto"/>
-          <w:sz w:val="24"/>
-          <w:szCs w:val="24"/>
-        </w:rPr>
-        <w:t xml:space="preserve"> </w:t>
-      </w:r>
-      <w:r>
-        <w:rPr>
-          <w:rFonts w:ascii="Times New Roman" w:hAnsi="Times New Roman" w:cs="Times New Roman"/>
-          <w:i w:val="0"/>
-          <w:iCs w:val="0"/>
-          <w:color w:val="auto"/>
-          <w:sz w:val="24"/>
-          <w:szCs w:val="24"/>
-        </w:rPr>
-        <w:t>steps</w:t>
-      </w:r>
-      <w:r>
-        <w:rPr>
-          <w:rFonts w:ascii="Times New Roman" w:hAnsi="Times New Roman" w:cs="Times New Roman"/>
-          <w:i w:val="0"/>
-          <w:iCs w:val="0"/>
-          <w:color w:val="auto"/>
-          <w:sz w:val="24"/>
-          <w:szCs w:val="24"/>
-        </w:rPr>
-        <w:t xml:space="preserve"> and</w:t>
-      </w:r>
-      <w:r>
-        <w:rPr>
-          <w:rFonts w:ascii="Times New Roman" w:hAnsi="Times New Roman" w:cs="Times New Roman"/>
-          <w:i w:val="0"/>
-          <w:iCs w:val="0"/>
-          <w:color w:val="auto"/>
-          <w:sz w:val="24"/>
-          <w:szCs w:val="24"/>
-        </w:rPr>
-        <w:t xml:space="preserve"> features</w:t>
-      </w:r>
-      <w:r>
-        <w:rPr>
-          <w:rFonts w:ascii="Times New Roman" w:hAnsi="Times New Roman" w:cs="Times New Roman"/>
-          <w:i w:val="0"/>
-          <w:iCs w:val="0"/>
-          <w:color w:val="auto"/>
-          <w:sz w:val="24"/>
-          <w:szCs w:val="24"/>
-        </w:rPr>
-        <w:t xml:space="preserve"> consecutively.</w:t>
-      </w:r>
-    </w:p>
-    <w:p>
-      <w:pPr>
-        <w:pStyle w:val="Caption"/>
-        <w:spacing w:line="276" w:lineRule="auto"/>
-        <w:ind w:firstLine="720"/>
-        <w:jc w:val="both"/>
-        <w:rPr>
-          <w:rFonts w:ascii="Times New Roman" w:hAnsi="Times New Roman" w:cs="Times New Roman"/>
-          <w:i w:val="0"/>
-          <w:iCs w:val="0"/>
-          <w:color w:val="auto"/>
-          <w:sz w:val="24"/>
-          <w:szCs w:val="24"/>
-        </w:rPr>
-      </w:pPr>
-      <w:r>
-        <w:rPr>
-          <w:rFonts w:ascii="Times New Roman" w:hAnsi="Times New Roman" w:cs="Times New Roman"/>
-          <w:i w:val="0"/>
-          <w:iCs w:val="0"/>
-          <w:color w:val="auto"/>
-          <w:sz w:val="24"/>
-          <w:szCs w:val="24"/>
-        </w:rPr>
-        <w:t xml:space="preserve">For this model, this resulted in a configuration of (1196, 60, 1), meaning there were 1,196 usable samples, each consisting of </w:t>
-      </w:r>
-      <w:r>
-        <w:rPr>
-          <w:rFonts w:ascii="Times New Roman" w:hAnsi="Times New Roman" w:cs="Times New Roman"/>
-          <w:i w:val="0"/>
-          <w:iCs w:val="0"/>
-          <w:color w:val="auto"/>
-          <w:sz w:val="24"/>
-          <w:szCs w:val="24"/>
-        </w:rPr>
-        <w:t>60-time</w:t>
-      </w:r>
-      <w:r>
-        <w:rPr>
-          <w:rFonts w:ascii="Times New Roman" w:hAnsi="Times New Roman" w:cs="Times New Roman"/>
-          <w:i w:val="0"/>
-          <w:iCs w:val="0"/>
-          <w:color w:val="auto"/>
-          <w:sz w:val="24"/>
-          <w:szCs w:val="24"/>
-        </w:rPr>
-        <w:t xml:space="preserve"> steps, and one feature (the scaled closing price). The sequential dataset was then separated into an 80% training set and 20% test set. </w:t>
-      </w:r>
-      <w:r>
-        <w:rPr>
-          <w:rFonts w:ascii="Times New Roman" w:hAnsi="Times New Roman" w:cs="Times New Roman"/>
-          <w:i w:val="0"/>
-          <w:iCs w:val="0"/>
-          <w:color w:val="auto"/>
-          <w:sz w:val="24"/>
-          <w:szCs w:val="24"/>
-        </w:rPr>
-        <w:t>Th</w:t>
-      </w:r>
-      <w:r>
-        <w:rPr>
-          <w:rFonts w:ascii="Times New Roman" w:hAnsi="Times New Roman" w:cs="Times New Roman"/>
-          <w:i w:val="0"/>
-          <w:iCs w:val="0"/>
-          <w:color w:val="auto"/>
-          <w:sz w:val="24"/>
-          <w:szCs w:val="24"/>
-        </w:rPr>
-        <w:t>is essential in stock market prediction for avoiding the issue of "data leakage"</w:t>
-      </w:r>
-      <w:r>
-        <w:rPr>
-          <w:rFonts w:ascii="Times New Roman" w:hAnsi="Times New Roman" w:cs="Times New Roman"/>
-          <w:i w:val="0"/>
-          <w:iCs w:val="0"/>
-          <w:color w:val="auto"/>
-          <w:sz w:val="24"/>
-          <w:szCs w:val="24"/>
-        </w:rPr>
-        <w:t xml:space="preserve"> </w:t>
+        <w:t xml:space="preserve">For this model, this resulted in a configuration of (1196, 60, 1), meaning there were 1,196 usable samples, each consisting of 60-time steps, and one feature (the scaled closing price). The sequential dataset was then separated into an 80% training set and 20% test set. This essential in stock market prediction for avoiding the issue of "data leakage" </w:t>
       </w:r>
       <w:r>
         <w:rPr>
@@ -2068,31 +1860,7 @@
         <w:rPr>
           <w:rFonts w:ascii="Times New Roman" w:hAnsi="Times New Roman" w:cs="Times New Roman"/>
         </w:rPr>
-        <w:t>The model makes use of the Adam optimizer algorithm that minimizes</w:t>
-      </w:r>
-      <w:r>
-        <w:rPr>
-          <w:rFonts w:ascii="Times New Roman" w:hAnsi="Times New Roman" w:cs="Times New Roman"/>
-        </w:rPr>
-        <w:t xml:space="preserve"> MSE</w:t>
-      </w:r>
-      <w:r>
-        <w:rPr>
-          <w:rFonts w:ascii="Times New Roman" w:hAnsi="Times New Roman" w:cs="Times New Roman"/>
-        </w:rPr>
-        <w:t>. In order to dynamically counter overfitting of the data, the network uses an Early</w:t>
-      </w:r>
-      <w:r>
-        <w:rPr>
-          <w:rFonts w:ascii="Times New Roman" w:hAnsi="Times New Roman" w:cs="Times New Roman"/>
-        </w:rPr>
-        <w:t xml:space="preserve"> </w:t>
-      </w:r>
-      <w:r>
-        <w:rPr>
-          <w:rFonts w:ascii="Times New Roman" w:hAnsi="Times New Roman" w:cs="Times New Roman"/>
-        </w:rPr>
-        <w:t>Stopping algorithm, which stops the network from training once there is no improvement in validation loss after 10 epochs.</w:t>
+        <w:t>The model makes use of the Adam optimizer algorithm that minimizes MSE. In order to dynamically counter overfitting of the data, the network uses an Early Stopping algorithm, which stops the network from training once there is no improvement in validation loss after 10 epochs.</w:t>
       </w:r>
     </w:p>
     <w:p>
@@ -2143,8 +1911,18 @@
           <w:b/>
           <w:bCs/>
         </w:rPr>
-        <w:t>TensorFlow and Keras</w:t>
-      </w:r>
+        <w:t xml:space="preserve">TensorFlow and </w:t>
+      </w:r>
+      <w:proofErr w:type="spellStart"/>
+      <w:r>
+        <w:rPr>
+          <w:rFonts w:ascii="Times New Roman" w:hAnsi="Times New Roman" w:cs="Times New Roman"/>
+          <w:b/>
+          <w:bCs/>
+        </w:rPr>
+        <w:t>Keras</w:t>
+      </w:r>
+      <w:proofErr w:type="spellEnd"/>
       <w:r>
         <w:rPr>
           <w:rFonts w:ascii="Times New Roman" w:hAnsi="Times New Roman" w:cs="Times New Roman"/>
@@ -2167,55 +1945,13 @@
         <w:rPr>
           <w:rFonts w:ascii="Times New Roman" w:hAnsi="Times New Roman" w:cs="Times New Roman"/>
         </w:rPr>
-        <w:t>During training, the batch size was set to 32 sequences</w:t>
-      </w:r>
-      <w:r>
-        <w:rPr>
-          <w:rFonts w:ascii="Times New Roman" w:hAnsi="Times New Roman" w:cs="Times New Roman"/>
-        </w:rPr>
-        <w:t xml:space="preserve">. </w:t>
-      </w:r>
-      <w:r>
-        <w:rPr>
-          <w:rFonts w:ascii="Times New Roman" w:hAnsi="Times New Roman" w:cs="Times New Roman"/>
-        </w:rPr>
-        <w:t>To rigorously evaluate the model's ability to generalize</w:t>
-      </w:r>
-      <w:r>
-        <w:rPr>
-          <w:rFonts w:ascii="Times New Roman" w:hAnsi="Times New Roman" w:cs="Times New Roman"/>
-        </w:rPr>
-        <w:t xml:space="preserve">, the model was trained with </w:t>
-      </w:r>
-      <w:r>
-        <w:rPr>
-          <w:rFonts w:ascii="Times New Roman" w:hAnsi="Times New Roman" w:cs="Times New Roman"/>
-        </w:rPr>
-        <w:t>80% of the chronological timeline and tested on the remaining 20%.</w:t>
-      </w:r>
-      <w:r>
-        <w:rPr>
-          <w:rFonts w:ascii="Times New Roman" w:hAnsi="Times New Roman" w:cs="Times New Roman"/>
-        </w:rPr>
-        <w:t>To prevent the model from overfitting to the training data, an Early</w:t>
-      </w:r>
-      <w:r>
-        <w:rPr>
-          <w:rFonts w:ascii="Times New Roman" w:hAnsi="Times New Roman" w:cs="Times New Roman"/>
-        </w:rPr>
-        <w:t xml:space="preserve"> </w:t>
-      </w:r>
-      <w:r>
-        <w:rPr>
-          <w:rFonts w:ascii="Times New Roman" w:hAnsi="Times New Roman" w:cs="Times New Roman"/>
-        </w:rPr>
-        <w:t>Stopping callback was implemented with a patience of 10 epochs.</w:t>
-      </w:r>
-      <w:r>
-        <w:rPr>
-          <w:rFonts w:ascii="Times New Roman" w:hAnsi="Times New Roman" w:cs="Times New Roman"/>
-        </w:rPr>
-        <w:t xml:space="preserve"> </w:t>
+        <w:t>During training, the batch size was set to 32 sequences. To rigorously evaluate the model's ability to generalize, the model was trained with 80% of the chronological timeline and tested on the remaining 20%.</w:t>
+      </w:r>
+      <w:r>
+        <w:rPr>
+          <w:rFonts w:ascii="Times New Roman" w:hAnsi="Times New Roman" w:cs="Times New Roman"/>
+        </w:rPr>
+        <w:t xml:space="preserve">To prevent the model from overfitting to the training data, an Early Stopping callback was implemented with a patience of 10 epochs. </w:t>
       </w:r>
     </w:p>
     <w:p>
@@ -2249,12 +1985,12 @@
         <w:rPr>
           <w:rFonts w:ascii="Times New Roman" w:hAnsi="Times New Roman" w:cs="Times New Roman"/>
         </w:rPr>
-      </w:r>
-      <w:r>
-        <w:rPr>
-          <w:rFonts w:ascii="Times New Roman" w:hAnsi="Times New Roman" w:cs="Times New Roman"/>
-        </w:rPr>
         <w:instrText xml:space="preserve"> \* MERGEFORMAT </w:instrText>
+      </w:r>
+      <w:r>
+        <w:rPr>
+          <w:rFonts w:ascii="Times New Roman" w:hAnsi="Times New Roman" w:cs="Times New Roman"/>
+        </w:rPr>
       </w:r>
       <w:r>
         <w:rPr>
@@ -2332,6 +2068,7 @@
       <w:r>
         <w:rPr>
           <w:rFonts w:ascii="Times New Roman" w:hAnsi="Times New Roman" w:cs="Times New Roman"/>
+          <w:noProof/>
         </w:rPr>
         <w:drawing>
           <wp:inline distT="0" distB="0" distL="0" distR="0" wp14:anchorId="23D4986D" wp14:editId="7FF59C0A">
@@ -2349,7 +2086,7 @@
                     <pic:cNvPicPr/>
                   </pic:nvPicPr>
                   <pic:blipFill>
-                    <a:blip r:embed="rId9"/>
+                    <a:blip r:embed="rId10"/>
                     <a:stretch>
                       <a:fillRect/>
                     </a:stretch>
@@ -2468,12 +2205,12 @@
         <w:rPr>
           <w:rFonts w:ascii="Times New Roman" w:hAnsi="Times New Roman" w:cs="Times New Roman"/>
         </w:rPr>
-      </w:r>
-      <w:r>
-        <w:rPr>
-          <w:rFonts w:ascii="Times New Roman" w:hAnsi="Times New Roman" w:cs="Times New Roman"/>
-        </w:rPr>
         <w:instrText xml:space="preserve"> \* MERGEFORMAT </w:instrText>
+      </w:r>
+      <w:r>
+        <w:rPr>
+          <w:rFonts w:ascii="Times New Roman" w:hAnsi="Times New Roman" w:cs="Times New Roman"/>
+        </w:rPr>
       </w:r>
       <w:r>
         <w:rPr>
@@ -3096,12 +2833,12 @@
         <w:rPr>
           <w:rFonts w:ascii="Times New Roman" w:hAnsi="Times New Roman" w:cs="Times New Roman"/>
         </w:rPr>
-      </w:r>
-      <w:r>
-        <w:rPr>
-          <w:rFonts w:ascii="Times New Roman" w:hAnsi="Times New Roman" w:cs="Times New Roman"/>
-        </w:rPr>
         <w:instrText xml:space="preserve"> \* MERGEFORMAT </w:instrText>
+      </w:r>
+      <w:r>
+        <w:rPr>
+          <w:rFonts w:ascii="Times New Roman" w:hAnsi="Times New Roman" w:cs="Times New Roman"/>
+        </w:rPr>
       </w:r>
       <w:r>
         <w:rPr>
@@ -3172,6 +2909,7 @@
       <w:r>
         <w:rPr>
           <w:rFonts w:ascii="Times New Roman" w:hAnsi="Times New Roman" w:cs="Times New Roman"/>
+          <w:noProof/>
         </w:rPr>
         <w:drawing>
           <wp:inline distT="0" distB="0" distL="0" distR="0" wp14:anchorId="5C4371D4" wp14:editId="5D196040">
@@ -3189,7 +2927,7 @@
                     <pic:cNvPicPr/>
                   </pic:nvPicPr>
                   <pic:blipFill>
-                    <a:blip r:embed="rId10"/>
+                    <a:blip r:embed="rId11"/>
                     <a:stretch>
                       <a:fillRect/>
                     </a:stretch>
@@ -4200,6 +3938,7 @@
       <w:r>
         <w:rPr>
           <w:rFonts w:ascii="Times New Roman" w:hAnsi="Times New Roman" w:cs="Times New Roman"/>
+          <w:noProof/>
         </w:rPr>
         <w:drawing>
           <wp:inline distT="0" distB="0" distL="0" distR="0" wp14:anchorId="61043F05" wp14:editId="456BEF0B">
@@ -4214,128 +3953,6 @@
                 <pic:pic xmlns:pic="http://schemas.openxmlformats.org/drawingml/2006/picture">
                   <pic:nvPicPr>
                     <pic:cNvPr id="439180562" name=""/>
-                    <pic:cNvPicPr/>
-                  </pic:nvPicPr>
-                  <pic:blipFill>
-                    <a:blip r:embed="rId11"/>
-                    <a:stretch>
-                      <a:fillRect/>
-                    </a:stretch>
-                  </pic:blipFill>
-                  <pic:spPr>
-                    <a:xfrm>
-                      <a:off x="0" y="0"/>
-                      <a:ext cx="5731510" cy="2719705"/>
-                    </a:xfrm>
-                    <a:prstGeom prst="rect">
-                      <a:avLst/>
-                    </a:prstGeom>
-                  </pic:spPr>
-                </pic:pic>
-              </a:graphicData>
-            </a:graphic>
-          </wp:inline>
-        </w:drawing>
-      </w:r>
-    </w:p>
-    <w:p>
-      <w:pPr>
-        <w:pStyle w:val="Caption"/>
-        <w:spacing w:line="276" w:lineRule="auto"/>
-        <w:jc w:val="center"/>
-        <w:rPr>
-          <w:rFonts w:ascii="Times New Roman" w:hAnsi="Times New Roman" w:cs="Times New Roman"/>
-        </w:rPr>
-      </w:pPr>
-      <w:bookmarkStart w:id="4" w:name="_Ref231614112"/>
-      <w:r>
-        <w:rPr>
-          <w:rFonts w:ascii="Times New Roman" w:hAnsi="Times New Roman" w:cs="Times New Roman"/>
-        </w:rPr>
-        <w:t xml:space="preserve">Figure </w:t>
-      </w:r>
-      <w:r>
-        <w:rPr>
-          <w:rFonts w:ascii="Times New Roman" w:hAnsi="Times New Roman" w:cs="Times New Roman"/>
-        </w:rPr>
-        <w:fldChar w:fldCharType="begin"/>
-      </w:r>
-      <w:r>
-        <w:rPr>
-          <w:rFonts w:ascii="Times New Roman" w:hAnsi="Times New Roman" w:cs="Times New Roman"/>
-        </w:rPr>
-        <w:instrText xml:space="preserve"> SEQ Figure \* ARABIC </w:instrText>
-      </w:r>
-      <w:r>
-        <w:rPr>
-          <w:rFonts w:ascii="Times New Roman" w:hAnsi="Times New Roman" w:cs="Times New Roman"/>
-        </w:rPr>
-        <w:fldChar w:fldCharType="separate"/>
-      </w:r>
-      <w:r>
-        <w:rPr>
-          <w:rFonts w:ascii="Times New Roman" w:hAnsi="Times New Roman" w:cs="Times New Roman"/>
-          <w:noProof/>
-        </w:rPr>
-        <w:t>3</w:t>
-      </w:r>
-      <w:r>
-        <w:rPr>
-          <w:rFonts w:ascii="Times New Roman" w:hAnsi="Times New Roman" w:cs="Times New Roman"/>
-        </w:rPr>
-        <w:fldChar w:fldCharType="end"/>
-      </w:r>
-      <w:bookmarkEnd w:id="4"/>
-      <w:r>
-        <w:rPr>
-          <w:rFonts w:ascii="Times New Roman" w:hAnsi="Times New Roman" w:cs="Times New Roman"/>
-        </w:rPr>
-        <w:t xml:space="preserve">: </w:t>
-      </w:r>
-      <w:r>
-        <w:rPr>
-          <w:rFonts w:ascii="Times New Roman" w:hAnsi="Times New Roman" w:cs="Times New Roman"/>
-        </w:rPr>
-        <w:t>Actual vs Predicted (</w:t>
-      </w:r>
-      <w:r>
-        <w:rPr>
-          <w:rFonts w:ascii="Times New Roman" w:hAnsi="Times New Roman" w:cs="Times New Roman"/>
-        </w:rPr>
-        <w:t>LSTM</w:t>
-      </w:r>
-      <w:r>
-        <w:rPr>
-          <w:rFonts w:ascii="Times New Roman" w:hAnsi="Times New Roman" w:cs="Times New Roman"/>
-        </w:rPr>
-        <w:t>)</w:t>
-      </w:r>
-    </w:p>
-    <w:p>
-      <w:pPr>
-        <w:pStyle w:val="TOCHeading"/>
-        <w:spacing w:line="276" w:lineRule="auto"/>
-        <w:rPr>
-          <w:rFonts w:ascii="Times New Roman" w:hAnsi="Times New Roman" w:cs="Times New Roman"/>
-        </w:rPr>
-      </w:pPr>
-      <w:r>
-        <w:rPr>
-          <w:rFonts w:ascii="Times New Roman" w:hAnsi="Times New Roman" w:cs="Times New Roman"/>
-        </w:rPr>
-        <w:drawing>
-          <wp:inline distT="0" distB="0" distL="0" distR="0" wp14:anchorId="1A93C1B3" wp14:editId="0DDA23EF">
-            <wp:extent cx="5731510" cy="2719705"/>
-            <wp:effectExtent l="0" t="0" r="2540" b="4445"/>
-            <wp:docPr id="345085856" name="Picture 1"/>
-            <wp:cNvGraphicFramePr>
-              <a:graphicFrameLocks xmlns:a="http://schemas.openxmlformats.org/drawingml/2006/main" noChangeAspect="1"/>
-            </wp:cNvGraphicFramePr>
-            <a:graphic xmlns:a="http://schemas.openxmlformats.org/drawingml/2006/main">
-              <a:graphicData uri="http://schemas.openxmlformats.org/drawingml/2006/picture">
-                <pic:pic xmlns:pic="http://schemas.openxmlformats.org/drawingml/2006/picture">
-                  <pic:nvPicPr>
-                    <pic:cNvPr id="345085856" name=""/>
                     <pic:cNvPicPr/>
                   </pic:nvPicPr>
                   <pic:blipFill>
@@ -4367,10 +3984,9 @@
         <w:jc w:val="center"/>
         <w:rPr>
           <w:rFonts w:ascii="Times New Roman" w:hAnsi="Times New Roman" w:cs="Times New Roman"/>
-          <w:u w:val="single"/>
-        </w:rPr>
-      </w:pPr>
-      <w:bookmarkStart w:id="5" w:name="_Ref231613125"/>
+        </w:rPr>
+      </w:pPr>
+      <w:bookmarkStart w:id="4" w:name="_Ref231614112"/>
       <w:r>
         <w:rPr>
           <w:rFonts w:ascii="Times New Roman" w:hAnsi="Times New Roman" w:cs="Times New Roman"/>
@@ -4400,7 +4016,7 @@
           <w:rFonts w:ascii="Times New Roman" w:hAnsi="Times New Roman" w:cs="Times New Roman"/>
           <w:noProof/>
         </w:rPr>
-        <w:t>4</w:t>
+        <w:t>3</w:t>
       </w:r>
       <w:r>
         <w:rPr>
@@ -4408,30 +4024,32 @@
         </w:rPr>
         <w:fldChar w:fldCharType="end"/>
       </w:r>
-      <w:bookmarkEnd w:id="5"/>
-      <w:r>
-        <w:rPr>
-          <w:rFonts w:ascii="Times New Roman" w:hAnsi="Times New Roman" w:cs="Times New Roman"/>
-        </w:rPr>
-        <w:t>: Actual vs Predicted (BiGRU)</w:t>
+      <w:bookmarkEnd w:id="4"/>
+      <w:r>
+        <w:rPr>
+          <w:rFonts w:ascii="Times New Roman" w:hAnsi="Times New Roman" w:cs="Times New Roman"/>
+        </w:rPr>
+        <w:t>: Actual vs Predicted (LSTM)</w:t>
       </w:r>
     </w:p>
     <w:p>
       <w:pPr>
-        <w:keepNext/>
-        <w:spacing w:after="0" w:line="276" w:lineRule="auto"/>
-      </w:pPr>
-      <w:r>
-        <w:rPr>
-          <w:rFonts w:ascii="Times New Roman" w:hAnsi="Times New Roman" w:cs="Times New Roman"/>
-          <w:lang w:val="en-US"/>
-        </w:rPr>
-        <w:lastRenderedPageBreak/>
+        <w:pStyle w:val="TOCHeading"/>
+        <w:spacing w:line="276" w:lineRule="auto"/>
+        <w:rPr>
+          <w:rFonts w:ascii="Times New Roman" w:hAnsi="Times New Roman" w:cs="Times New Roman"/>
+        </w:rPr>
+      </w:pPr>
+      <w:r>
+        <w:rPr>
+          <w:rFonts w:ascii="Times New Roman" w:hAnsi="Times New Roman" w:cs="Times New Roman"/>
+          <w:noProof/>
+        </w:rPr>
         <w:drawing>
-          <wp:inline distT="0" distB="0" distL="0" distR="0" wp14:anchorId="4E40E9F5" wp14:editId="79B7A6EB">
+          <wp:inline distT="0" distB="0" distL="0" distR="0" wp14:anchorId="1A93C1B3" wp14:editId="0DDA23EF">
             <wp:extent cx="5731510" cy="2719705"/>
             <wp:effectExtent l="0" t="0" r="2540" b="4445"/>
-            <wp:docPr id="1606655210" name="Picture 1"/>
+            <wp:docPr id="345085856" name="Picture 1"/>
             <wp:cNvGraphicFramePr>
               <a:graphicFrameLocks xmlns:a="http://schemas.openxmlformats.org/drawingml/2006/main" noChangeAspect="1"/>
             </wp:cNvGraphicFramePr>
@@ -4439,7 +4057,7 @@
               <a:graphicData uri="http://schemas.openxmlformats.org/drawingml/2006/picture">
                 <pic:pic xmlns:pic="http://schemas.openxmlformats.org/drawingml/2006/picture">
                   <pic:nvPicPr>
-                    <pic:cNvPr id="1606655210" name=""/>
+                    <pic:cNvPr id="345085856" name=""/>
                     <pic:cNvPicPr/>
                   </pic:nvPicPr>
                   <pic:blipFill>
@@ -4471,6 +4089,125 @@
         <w:jc w:val="center"/>
         <w:rPr>
           <w:rFonts w:ascii="Times New Roman" w:hAnsi="Times New Roman" w:cs="Times New Roman"/>
+          <w:u w:val="single"/>
+        </w:rPr>
+      </w:pPr>
+      <w:bookmarkStart w:id="5" w:name="_Ref231613125"/>
+      <w:r>
+        <w:rPr>
+          <w:rFonts w:ascii="Times New Roman" w:hAnsi="Times New Roman" w:cs="Times New Roman"/>
+        </w:rPr>
+        <w:t xml:space="preserve">Figure </w:t>
+      </w:r>
+      <w:r>
+        <w:rPr>
+          <w:rFonts w:ascii="Times New Roman" w:hAnsi="Times New Roman" w:cs="Times New Roman"/>
+        </w:rPr>
+        <w:fldChar w:fldCharType="begin"/>
+      </w:r>
+      <w:r>
+        <w:rPr>
+          <w:rFonts w:ascii="Times New Roman" w:hAnsi="Times New Roman" w:cs="Times New Roman"/>
+        </w:rPr>
+        <w:instrText xml:space="preserve"> SEQ Figure \* ARABIC </w:instrText>
+      </w:r>
+      <w:r>
+        <w:rPr>
+          <w:rFonts w:ascii="Times New Roman" w:hAnsi="Times New Roman" w:cs="Times New Roman"/>
+        </w:rPr>
+        <w:fldChar w:fldCharType="separate"/>
+      </w:r>
+      <w:r>
+        <w:rPr>
+          <w:rFonts w:ascii="Times New Roman" w:hAnsi="Times New Roman" w:cs="Times New Roman"/>
+          <w:noProof/>
+        </w:rPr>
+        <w:t>4</w:t>
+      </w:r>
+      <w:r>
+        <w:rPr>
+          <w:rFonts w:ascii="Times New Roman" w:hAnsi="Times New Roman" w:cs="Times New Roman"/>
+        </w:rPr>
+        <w:fldChar w:fldCharType="end"/>
+      </w:r>
+      <w:bookmarkEnd w:id="5"/>
+      <w:r>
+        <w:rPr>
+          <w:rFonts w:ascii="Times New Roman" w:hAnsi="Times New Roman" w:cs="Times New Roman"/>
+        </w:rPr>
+        <w:t>: Actual vs Predicted (</w:t>
+      </w:r>
+      <w:proofErr w:type="spellStart"/>
+      <w:r>
+        <w:rPr>
+          <w:rFonts w:ascii="Times New Roman" w:hAnsi="Times New Roman" w:cs="Times New Roman"/>
+        </w:rPr>
+        <w:t>BiGRU</w:t>
+      </w:r>
+      <w:proofErr w:type="spellEnd"/>
+      <w:r>
+        <w:rPr>
+          <w:rFonts w:ascii="Times New Roman" w:hAnsi="Times New Roman" w:cs="Times New Roman"/>
+        </w:rPr>
+        <w:t>)</w:t>
+      </w:r>
+    </w:p>
+    <w:p>
+      <w:pPr>
+        <w:keepNext/>
+        <w:spacing w:after="0" w:line="276" w:lineRule="auto"/>
+      </w:pPr>
+      <w:r>
+        <w:rPr>
+          <w:rFonts w:ascii="Times New Roman" w:hAnsi="Times New Roman" w:cs="Times New Roman"/>
+          <w:noProof/>
+          <w:lang w:val="en-US"/>
+        </w:rPr>
+        <w:lastRenderedPageBreak/>
+        <w:drawing>
+          <wp:inline distT="0" distB="0" distL="0" distR="0" wp14:anchorId="4E40E9F5" wp14:editId="79B7A6EB">
+            <wp:extent cx="5731510" cy="2719705"/>
+            <wp:effectExtent l="0" t="0" r="2540" b="4445"/>
+            <wp:docPr id="1606655210" name="Picture 1"/>
+            <wp:cNvGraphicFramePr>
+              <a:graphicFrameLocks xmlns:a="http://schemas.openxmlformats.org/drawingml/2006/main" noChangeAspect="1"/>
+            </wp:cNvGraphicFramePr>
+            <a:graphic xmlns:a="http://schemas.openxmlformats.org/drawingml/2006/main">
+              <a:graphicData uri="http://schemas.openxmlformats.org/drawingml/2006/picture">
+                <pic:pic xmlns:pic="http://schemas.openxmlformats.org/drawingml/2006/picture">
+                  <pic:nvPicPr>
+                    <pic:cNvPr id="1606655210" name=""/>
+                    <pic:cNvPicPr/>
+                  </pic:nvPicPr>
+                  <pic:blipFill>
+                    <a:blip r:embed="rId14"/>
+                    <a:stretch>
+                      <a:fillRect/>
+                    </a:stretch>
+                  </pic:blipFill>
+                  <pic:spPr>
+                    <a:xfrm>
+                      <a:off x="0" y="0"/>
+                      <a:ext cx="5731510" cy="2719705"/>
+                    </a:xfrm>
+                    <a:prstGeom prst="rect">
+                      <a:avLst/>
+                    </a:prstGeom>
+                  </pic:spPr>
+                </pic:pic>
+              </a:graphicData>
+            </a:graphic>
+          </wp:inline>
+        </w:drawing>
+      </w:r>
+    </w:p>
+    <w:p>
+      <w:pPr>
+        <w:pStyle w:val="Caption"/>
+        <w:spacing w:line="276" w:lineRule="auto"/>
+        <w:jc w:val="center"/>
+        <w:rPr>
+          <w:rFonts w:ascii="Times New Roman" w:hAnsi="Times New Roman" w:cs="Times New Roman"/>
           <w:lang w:val="en-US"/>
         </w:rPr>
       </w:pPr>
@@ -4707,12 +4444,12 @@
         <w:rPr>
           <w:rFonts w:ascii="Times New Roman" w:hAnsi="Times New Roman" w:cs="Times New Roman"/>
         </w:rPr>
-      </w:r>
-      <w:r>
-        <w:rPr>
-          <w:rFonts w:ascii="Times New Roman" w:hAnsi="Times New Roman" w:cs="Times New Roman"/>
-        </w:rPr>
         <w:instrText xml:space="preserve"> \* MERGEFORMAT </w:instrText>
+      </w:r>
+      <w:r>
+        <w:rPr>
+          <w:rFonts w:ascii="Times New Roman" w:hAnsi="Times New Roman" w:cs="Times New Roman"/>
+        </w:rPr>
       </w:r>
       <w:r>
         <w:rPr>
@@ -4778,12 +4515,21 @@
           <w:u w:val="single"/>
         </w:rPr>
       </w:pPr>
+      <w:proofErr w:type="spellStart"/>
       <w:r>
         <w:rPr>
           <w:rFonts w:ascii="Times New Roman" w:hAnsi="Times New Roman" w:cs="Times New Roman"/>
           <w:u w:val="single"/>
         </w:rPr>
-        <w:t xml:space="preserve">Deployability against </w:t>
+        <w:t>Deployability</w:t>
+      </w:r>
+      <w:proofErr w:type="spellEnd"/>
+      <w:r>
+        <w:rPr>
+          <w:rFonts w:ascii="Times New Roman" w:hAnsi="Times New Roman" w:cs="Times New Roman"/>
+          <w:u w:val="single"/>
+        </w:rPr>
+        <w:t xml:space="preserve"> against </w:t>
       </w:r>
       <w:r>
         <w:rPr>
@@ -4831,17 +4577,17 @@
         <w:rPr>
           <w:rFonts w:ascii="Times New Roman" w:hAnsi="Times New Roman" w:cs="Times New Roman"/>
         </w:rPr>
-      </w:r>
-      <w:r>
-        <w:rPr>
-          <w:rFonts w:ascii="Times New Roman" w:hAnsi="Times New Roman" w:cs="Times New Roman"/>
-        </w:rPr>
         <w:instrText xml:space="preserve"> \* MERGEFORMAT </w:instrText>
       </w:r>
       <w:r>
         <w:rPr>
           <w:rFonts w:ascii="Times New Roman" w:hAnsi="Times New Roman" w:cs="Times New Roman"/>
         </w:rPr>
+      </w:r>
+      <w:r>
+        <w:rPr>
+          <w:rFonts w:ascii="Times New Roman" w:hAnsi="Times New Roman" w:cs="Times New Roman"/>
+        </w:rPr>
         <w:fldChar w:fldCharType="separate"/>
       </w:r>
       <w:r>
@@ -4873,7 +4619,35 @@
         <w:rPr>
           <w:rFonts w:ascii="Times New Roman" w:hAnsi="Times New Roman" w:cs="Times New Roman"/>
         </w:rPr>
-        <w:t>hile hybrid architectures such as the CNN-GRU and BiGRU achieved marginally higher R² scores, the standard GRU offers critical advantages for real-world deployment. Rooted in the principle of parsimony, the standard GRU achieves near-premium accuracy without the need for complex spatial filters or bidirectional processing. Unlike the BiGRU, which unrealistically reads historical sequences backward and requires significantly more computational training time, the standard GRU predicts solely on forward momentum. This preserves the strict chronological causality strictly required for live trading scenarios.</w:t>
+        <w:t xml:space="preserve">hile hybrid architectures such as the CNN-GRU and </w:t>
+      </w:r>
+      <w:proofErr w:type="spellStart"/>
+      <w:r>
+        <w:rPr>
+          <w:rFonts w:ascii="Times New Roman" w:hAnsi="Times New Roman" w:cs="Times New Roman"/>
+        </w:rPr>
+        <w:t>BiGRU</w:t>
+      </w:r>
+      <w:proofErr w:type="spellEnd"/>
+      <w:r>
+        <w:rPr>
+          <w:rFonts w:ascii="Times New Roman" w:hAnsi="Times New Roman" w:cs="Times New Roman"/>
+        </w:rPr>
+        <w:t xml:space="preserve"> achieved marginally higher R² scores, the standard GRU offers critical advantages for real-world deployment. Rooted in the principle of parsimony, the standard GRU achieves near-premium accuracy without the need for complex spatial filters or bidirectional processing. Unlike the </w:t>
+      </w:r>
+      <w:proofErr w:type="spellStart"/>
+      <w:r>
+        <w:rPr>
+          <w:rFonts w:ascii="Times New Roman" w:hAnsi="Times New Roman" w:cs="Times New Roman"/>
+        </w:rPr>
+        <w:t>BiGRU</w:t>
+      </w:r>
+      <w:proofErr w:type="spellEnd"/>
+      <w:r>
+        <w:rPr>
+          <w:rFonts w:ascii="Times New Roman" w:hAnsi="Times New Roman" w:cs="Times New Roman"/>
+        </w:rPr>
+        <w:t>, which unrealistically reads historical sequences backward and requires significantly more computational training time, the standard GRU predicts solely on forward momentum. This preserves the strict chronological causality strictly required for live trading scenarios.</w:t>
       </w:r>
     </w:p>
     <w:p>
@@ -4963,6 +4737,7 @@
         </w:rPr>
         <w:t xml:space="preserve">5-year historical window only generated 1,196 usable training </w:t>
       </w:r>
+      <w:proofErr w:type="gramStart"/>
       <w:r>
         <w:rPr>
           <w:rFonts w:ascii="Times New Roman" w:hAnsi="Times New Roman" w:cs="Times New Roman"/>
@@ -4973,7 +4748,14 @@
         <w:rPr>
           <w:rFonts w:ascii="Times New Roman" w:hAnsi="Times New Roman" w:cs="Times New Roman"/>
         </w:rPr>
-        <w:t xml:space="preserve">, </w:t>
+        <w:t>,</w:t>
+      </w:r>
+      <w:proofErr w:type="gramEnd"/>
+      <w:r>
+        <w:rPr>
+          <w:rFonts w:ascii="Times New Roman" w:hAnsi="Times New Roman" w:cs="Times New Roman"/>
+        </w:rPr>
+        <w:t xml:space="preserve"> </w:t>
       </w:r>
       <w:r>
         <w:rPr>
@@ -5119,12 +4901,12 @@
         <w:rPr>
           <w:rFonts w:ascii="Times New Roman" w:hAnsi="Times New Roman" w:cs="Times New Roman"/>
         </w:rPr>
-      </w:r>
-      <w:r>
-        <w:rPr>
-          <w:rFonts w:ascii="Times New Roman" w:hAnsi="Times New Roman" w:cs="Times New Roman"/>
-        </w:rPr>
         <w:instrText xml:space="preserve"> \* MERGEFORMAT </w:instrText>
+      </w:r>
+      <w:r>
+        <w:rPr>
+          <w:rFonts w:ascii="Times New Roman" w:hAnsi="Times New Roman" w:cs="Times New Roman"/>
+        </w:rPr>
       </w:r>
       <w:r>
         <w:rPr>
@@ -5246,7 +5028,21 @@
         <w:rPr>
           <w:rFonts w:ascii="Times New Roman" w:hAnsi="Times New Roman" w:cs="Times New Roman"/>
         </w:rPr>
-        <w:t>hybrid CNN-GRU and Bidirectional GRU (BiGRU).</w:t>
+        <w:t>hybrid CNN-GRU and Bidirectional GRU (</w:t>
+      </w:r>
+      <w:proofErr w:type="spellStart"/>
+      <w:r>
+        <w:rPr>
+          <w:rFonts w:ascii="Times New Roman" w:hAnsi="Times New Roman" w:cs="Times New Roman"/>
+        </w:rPr>
+        <w:t>BiGRU</w:t>
+      </w:r>
+      <w:proofErr w:type="spellEnd"/>
+      <w:r>
+        <w:rPr>
+          <w:rFonts w:ascii="Times New Roman" w:hAnsi="Times New Roman" w:cs="Times New Roman"/>
+        </w:rPr>
+        <w:t>).</w:t>
       </w:r>
       <w:r>
         <w:rPr>
@@ -5423,8 +5219,17 @@
           <w:rFonts w:ascii="Times New Roman" w:hAnsi="Times New Roman" w:cs="Times New Roman"/>
           <w:u w:val="single"/>
         </w:rPr>
-        <w:t>: BiGRU</w:t>
-      </w:r>
+        <w:t xml:space="preserve">: </w:t>
+      </w:r>
+      <w:proofErr w:type="spellStart"/>
+      <w:r>
+        <w:rPr>
+          <w:rFonts w:ascii="Times New Roman" w:hAnsi="Times New Roman" w:cs="Times New Roman"/>
+          <w:u w:val="single"/>
+        </w:rPr>
+        <w:t>BiGRU</w:t>
+      </w:r>
+      <w:proofErr w:type="spellEnd"/>
     </w:p>
     <w:p>
       <w:pPr>
@@ -5438,6 +5243,7 @@
           <w14:ligatures w14:val="none"/>
         </w:rPr>
       </w:pPr>
+      <w:proofErr w:type="spellStart"/>
       <w:r>
         <w:rPr>
           <w:rFonts w:ascii="Times New Roman" w:eastAsia="Times New Roman" w:hAnsi="Times New Roman" w:cs="Times New Roman"/>
@@ -5445,7 +5251,17 @@
           <w:lang w:eastAsia="en-GB"/>
           <w14:ligatures w14:val="none"/>
         </w:rPr>
-        <w:t>BiGRU emerged as the most accurate model evaluated, achieving a peak R</w:t>
+        <w:t>BiGRU</w:t>
+      </w:r>
+      <w:proofErr w:type="spellEnd"/>
+      <w:r>
+        <w:rPr>
+          <w:rFonts w:ascii="Times New Roman" w:eastAsia="Times New Roman" w:hAnsi="Times New Roman" w:cs="Times New Roman"/>
+          <w:kern w:val="0"/>
+          <w:lang w:eastAsia="en-GB"/>
+          <w14:ligatures w14:val="none"/>
+        </w:rPr>
+        <w:t xml:space="preserve"> emerged as the most accurate model evaluated, achieving a peak R</w:t>
       </w:r>
       <w:r>
         <w:rPr>
@@ -5565,12 +5381,6 @@
           <w:rFonts w:ascii="Times New Roman" w:hAnsi="Times New Roman" w:cs="Times New Roman"/>
           <w:lang w:eastAsia="en-GB"/>
         </w:rPr>
-      </w:r>
-      <w:r>
-        <w:rPr>
-          <w:rFonts w:ascii="Times New Roman" w:hAnsi="Times New Roman" w:cs="Times New Roman"/>
-          <w:lang w:eastAsia="en-GB"/>
-        </w:rPr>
         <w:instrText xml:space="preserve"> \* MERGEFORMAT </w:instrText>
       </w:r>
       <w:r>
@@ -5580,20 +5390,6 @@
           <w:lang w:eastAsia="en-GB"/>
           <w14:ligatures w14:val="none"/>
         </w:rPr>
-        <w:fldChar w:fldCharType="separate"/>
-      </w:r>
-      <w:r>
-        <w:rPr>
-          <w:rFonts w:ascii="Times New Roman" w:hAnsi="Times New Roman" w:cs="Times New Roman"/>
-        </w:rPr>
-        <w:t xml:space="preserve">Figure </w:t>
-      </w:r>
-      <w:r>
-        <w:rPr>
-          <w:rFonts w:ascii="Times New Roman" w:hAnsi="Times New Roman" w:cs="Times New Roman"/>
-          <w:noProof/>
-        </w:rPr>
-        <w:t>4</w:t>
       </w:r>
       <w:r>
         <w:rPr>
@@ -5602,7 +5398,20 @@
           <w:lang w:eastAsia="en-GB"/>
           <w14:ligatures w14:val="none"/>
         </w:rPr>
-        <w:fldChar w:fldCharType="end"/>
+        <w:fldChar w:fldCharType="separate"/>
+      </w:r>
+      <w:r>
+        <w:rPr>
+          <w:rFonts w:ascii="Times New Roman" w:hAnsi="Times New Roman" w:cs="Times New Roman"/>
+        </w:rPr>
+        <w:t xml:space="preserve">Figure </w:t>
+      </w:r>
+      <w:r>
+        <w:rPr>
+          <w:rFonts w:ascii="Times New Roman" w:hAnsi="Times New Roman" w:cs="Times New Roman"/>
+          <w:noProof/>
+        </w:rPr>
+        <w:t>4</w:t>
       </w:r>
       <w:r>
         <w:rPr>
@@ -5611,7 +5420,36 @@
           <w:lang w:eastAsia="en-GB"/>
           <w14:ligatures w14:val="none"/>
         </w:rPr>
-        <w:t xml:space="preserve">, BiGRU tracks extreme market volatility and sudden price dips with exceptional tightness. However, this accuracy comes at the cost of severe computational overhead. The model requires </w:t>
+        <w:fldChar w:fldCharType="end"/>
+      </w:r>
+      <w:r>
+        <w:rPr>
+          <w:rFonts w:ascii="Times New Roman" w:eastAsia="Times New Roman" w:hAnsi="Times New Roman" w:cs="Times New Roman"/>
+          <w:kern w:val="0"/>
+          <w:lang w:eastAsia="en-GB"/>
+          <w14:ligatures w14:val="none"/>
+        </w:rPr>
+        <w:t xml:space="preserve">, </w:t>
+      </w:r>
+      <w:proofErr w:type="spellStart"/>
+      <w:r>
+        <w:rPr>
+          <w:rFonts w:ascii="Times New Roman" w:eastAsia="Times New Roman" w:hAnsi="Times New Roman" w:cs="Times New Roman"/>
+          <w:kern w:val="0"/>
+          <w:lang w:eastAsia="en-GB"/>
+          <w14:ligatures w14:val="none"/>
+        </w:rPr>
+        <w:t>BiGRU</w:t>
+      </w:r>
+      <w:proofErr w:type="spellEnd"/>
+      <w:r>
+        <w:rPr>
+          <w:rFonts w:ascii="Times New Roman" w:eastAsia="Times New Roman" w:hAnsi="Times New Roman" w:cs="Times New Roman"/>
+          <w:kern w:val="0"/>
+          <w:lang w:eastAsia="en-GB"/>
+          <w14:ligatures w14:val="none"/>
+        </w:rPr>
+        <w:t xml:space="preserve"> tracks extreme market volatility and sudden price dips with exceptional tightness. However, this accuracy comes at the cost of severe computational overhead. The model requires </w:t>
       </w:r>
       <w:r>
         <w:rPr>
@@ -5676,13 +5514,15 @@
           <w:rFonts w:ascii="Times New Roman" w:hAnsi="Times New Roman" w:cs="Times New Roman"/>
           <w:lang w:eastAsia="en-GB"/>
         </w:rPr>
-      </w:r>
-      <w:r>
-        <w:rPr>
-          <w:rFonts w:ascii="Times New Roman" w:hAnsi="Times New Roman" w:cs="Times New Roman"/>
+        <w:instrText xml:space="preserve"> \* MERGEFORMAT </w:instrText>
+      </w:r>
+      <w:r>
+        <w:rPr>
+          <w:rFonts w:ascii="Times New Roman" w:eastAsia="Times New Roman" w:hAnsi="Times New Roman" w:cs="Times New Roman"/>
+          <w:kern w:val="0"/>
           <w:lang w:eastAsia="en-GB"/>
-        </w:rPr>
-        <w:instrText xml:space="preserve"> \* MERGEFORMAT </w:instrText>
+          <w14:ligatures w14:val="none"/>
+        </w:rPr>
       </w:r>
       <w:r>
         <w:rPr>
@@ -5884,12 +5724,12 @@
         <w:rPr>
           <w:rFonts w:ascii="Times New Roman" w:hAnsi="Times New Roman" w:cs="Times New Roman"/>
         </w:rPr>
-      </w:r>
-      <w:r>
-        <w:rPr>
-          <w:rFonts w:ascii="Times New Roman" w:hAnsi="Times New Roman" w:cs="Times New Roman"/>
-        </w:rPr>
         <w:instrText xml:space="preserve"> \* MERGEFORMAT </w:instrText>
+      </w:r>
+      <w:r>
+        <w:rPr>
+          <w:rFonts w:ascii="Times New Roman" w:hAnsi="Times New Roman" w:cs="Times New Roman"/>
+        </w:rPr>
       </w:r>
       <w:r>
         <w:rPr>
@@ -5959,7 +5799,27 @@
           <w:lang w:eastAsia="en-GB"/>
           <w14:ligatures w14:val="none"/>
         </w:rPr>
-        <w:t>Ultimately, this comparison demonstrates a clear structural trade-off. While the BiGRU maximizes raw contextual accuracy at the expense of heavy computational time, the CNN-GRU represents the ideal deployment model by perfectly balancing high predictive power with elite computational efficiency.</w:t>
+        <w:t xml:space="preserve">Ultimately, this comparison demonstrates a clear structural trade-off. While the </w:t>
+      </w:r>
+      <w:proofErr w:type="spellStart"/>
+      <w:r>
+        <w:rPr>
+          <w:rFonts w:ascii="Times New Roman" w:eastAsia="Times New Roman" w:hAnsi="Times New Roman" w:cs="Times New Roman"/>
+          <w:kern w:val="0"/>
+          <w:lang w:eastAsia="en-GB"/>
+          <w14:ligatures w14:val="none"/>
+        </w:rPr>
+        <w:t>BiGRU</w:t>
+      </w:r>
+      <w:proofErr w:type="spellEnd"/>
+      <w:r>
+        <w:rPr>
+          <w:rFonts w:ascii="Times New Roman" w:eastAsia="Times New Roman" w:hAnsi="Times New Roman" w:cs="Times New Roman"/>
+          <w:kern w:val="0"/>
+          <w:lang w:eastAsia="en-GB"/>
+          <w14:ligatures w14:val="none"/>
+        </w:rPr>
+        <w:t xml:space="preserve"> maximizes raw contextual accuracy at the expense of heavy computational time, the CNN-GRU represents the ideal deployment model by perfectly balancing high predictive power with elite computational efficiency.</w:t>
       </w:r>
     </w:p>
     <w:p>
@@ -5981,31 +5841,7 @@
         <w:rPr>
           <w:u w:val="single"/>
         </w:rPr>
-        <w:t xml:space="preserve"> (</w:t>
-      </w:r>
-      <w:r>
-        <w:rPr>
-          <w:u w:val="single"/>
-        </w:rPr>
-        <w:t>30</w:t>
-      </w:r>
-      <w:r>
-        <w:rPr>
-          <w:u w:val="single"/>
-        </w:rPr>
-        <w:t xml:space="preserve"> year</w:t>
-      </w:r>
-      <w:r>
-        <w:rPr>
-          <w:u w:val="single"/>
-        </w:rPr>
-        <w:t>s</w:t>
-      </w:r>
-      <w:r>
-        <w:rPr>
-          <w:u w:val="single"/>
-        </w:rPr>
-        <w:t xml:space="preserve"> dataset)</w:t>
+        <w:t xml:space="preserve"> (30 years dataset)</w:t>
       </w:r>
     </w:p>
     <w:p>
@@ -7048,6 +6884,7 @@
           <w14:ligatures w14:val="none"/>
         </w:rPr>
       </w:pPr>
+      <w:proofErr w:type="spellStart"/>
       <w:r>
         <w:rPr>
           <w:rFonts w:ascii="Times New Roman" w:eastAsia="Times New Roman" w:hAnsi="Times New Roman" w:cs="Times New Roman"/>
@@ -7057,6 +6894,7 @@
         </w:rPr>
         <w:t>BiGRU</w:t>
       </w:r>
+      <w:proofErr w:type="spellEnd"/>
       <w:r>
         <w:rPr>
           <w:rFonts w:ascii="Times New Roman" w:eastAsia="Times New Roman" w:hAnsi="Times New Roman" w:cs="Times New Roman"/>
@@ -13664,6 +13502,7 @@
   <w:style w:type="character" w:default="1" w:styleId="DefaultParagraphFont">
     <w:name w:val="Default Paragraph Font"/>
     <w:uiPriority w:val="1"/>
+    <w:semiHidden/>
     <w:unhideWhenUsed/>
   </w:style>
   <w:style w:type="table" w:default="1" w:styleId="TableNormal">

--- a/FSA1_Bukhari.docx
+++ b/FSA1_Bukhari.docx
@@ -436,23 +436,7 @@
             <w:rFonts w:ascii="Times New Roman" w:hAnsi="Times New Roman" w:cs="Times New Roman"/>
             <w:lang w:val="en-US"/>
           </w:rPr>
-          <w:t>https://g</w:t>
-        </w:r>
-        <w:r>
-          <w:rPr>
-            <w:rStyle w:val="Hyperlink"/>
-            <w:rFonts w:ascii="Times New Roman" w:hAnsi="Times New Roman" w:cs="Times New Roman"/>
-            <w:lang w:val="en-US"/>
-          </w:rPr>
-          <w:t>i</w:t>
-        </w:r>
-        <w:r>
-          <w:rPr>
-            <w:rStyle w:val="Hyperlink"/>
-            <w:rFonts w:ascii="Times New Roman" w:hAnsi="Times New Roman" w:cs="Times New Roman"/>
-            <w:lang w:val="en-US"/>
-          </w:rPr>
-          <w:t>thub.com/Bukhari7703/ML_FSA1_Bukhari.git</w:t>
+          <w:t>https://github.com/Bukhari7703/ML_FSA1_Bukhari.git</w:t>
         </w:r>
       </w:hyperlink>
     </w:p>
@@ -574,6 +558,805 @@
     </w:p>
     <w:p>
       <w:pPr>
+        <w:spacing w:before="240" w:after="240" w:line="276" w:lineRule="auto"/>
+        <w:rPr>
+          <w:rFonts w:ascii="Times New Roman" w:eastAsia="Arial" w:hAnsi="Times New Roman" w:cs="Times New Roman"/>
+        </w:rPr>
+      </w:pPr>
+    </w:p>
+    <w:p>
+      <w:pPr>
+        <w:spacing w:before="240" w:after="240" w:line="276" w:lineRule="auto"/>
+        <w:rPr>
+          <w:rFonts w:ascii="Times New Roman" w:eastAsia="Arial" w:hAnsi="Times New Roman" w:cs="Times New Roman"/>
+        </w:rPr>
+      </w:pPr>
+      <w:r>
+        <w:rPr>
+          <w:rFonts w:ascii="Times New Roman" w:eastAsia="Arial" w:hAnsi="Times New Roman" w:cs="Times New Roman"/>
+        </w:rPr>
+        <w:lastRenderedPageBreak/>
+        <w:t>DIY</w:t>
+      </w:r>
+    </w:p>
+    <w:sdt>
+      <w:sdtPr>
+        <w:id w:val="1496073725"/>
+        <w:docPartObj>
+          <w:docPartGallery w:val="Table of Contents"/>
+          <w:docPartUnique/>
+        </w:docPartObj>
+      </w:sdtPr>
+      <w:sdtEndPr>
+        <w:rPr>
+          <w:rFonts w:asciiTheme="minorHAnsi" w:eastAsiaTheme="minorHAnsi" w:hAnsiTheme="minorHAnsi" w:cstheme="minorBidi"/>
+          <w:b/>
+          <w:bCs/>
+          <w:noProof/>
+          <w:color w:val="auto"/>
+          <w:kern w:val="2"/>
+          <w:sz w:val="24"/>
+          <w:szCs w:val="24"/>
+          <w:lang w:val="en-GB"/>
+          <w14:ligatures w14:val="standardContextual"/>
+        </w:rPr>
+      </w:sdtEndPr>
+      <w:sdtContent>
+        <w:p>
+          <w:pPr>
+            <w:pStyle w:val="TOCHeading"/>
+          </w:pPr>
+          <w:r>
+            <w:t>Contents</w:t>
+          </w:r>
+        </w:p>
+        <w:p>
+          <w:pPr>
+            <w:pStyle w:val="TOC1"/>
+            <w:tabs>
+              <w:tab w:val="right" w:leader="dot" w:pos="9016"/>
+            </w:tabs>
+            <w:rPr>
+              <w:rFonts w:eastAsiaTheme="minorEastAsia"/>
+              <w:noProof/>
+              <w:lang w:eastAsia="en-GB"/>
+            </w:rPr>
+          </w:pPr>
+          <w:r>
+            <w:fldChar w:fldCharType="begin"/>
+          </w:r>
+          <w:r>
+            <w:instrText xml:space="preserve"> TOC \o "1-3" \h \z \u </w:instrText>
+          </w:r>
+          <w:r>
+            <w:fldChar w:fldCharType="separate"/>
+          </w:r>
+          <w:hyperlink w:anchor="_Toc232701022" w:history="1">
+            <w:r>
+              <w:rPr>
+                <w:rStyle w:val="Hyperlink"/>
+                <w:rFonts w:ascii="Times New Roman" w:hAnsi="Times New Roman" w:cs="Times New Roman"/>
+                <w:noProof/>
+              </w:rPr>
+              <w:t xml:space="preserve">1 </w:t>
+            </w:r>
+            <w:r>
+              <w:rPr>
+                <w:rStyle w:val="Hyperlink"/>
+                <w:noProof/>
+              </w:rPr>
+              <w:t>Data Collection And Preprocessing</w:t>
+            </w:r>
+            <w:r>
+              <w:rPr>
+                <w:noProof/>
+                <w:webHidden/>
+              </w:rPr>
+              <w:tab/>
+            </w:r>
+            <w:r>
+              <w:rPr>
+                <w:noProof/>
+                <w:webHidden/>
+              </w:rPr>
+              <w:fldChar w:fldCharType="begin"/>
+            </w:r>
+            <w:r>
+              <w:rPr>
+                <w:noProof/>
+                <w:webHidden/>
+              </w:rPr>
+              <w:instrText xml:space="preserve"> PAGEREF _Toc232701022 \h </w:instrText>
+            </w:r>
+            <w:r>
+              <w:rPr>
+                <w:noProof/>
+                <w:webHidden/>
+              </w:rPr>
+            </w:r>
+            <w:r>
+              <w:rPr>
+                <w:noProof/>
+                <w:webHidden/>
+              </w:rPr>
+              <w:fldChar w:fldCharType="separate"/>
+            </w:r>
+            <w:r>
+              <w:rPr>
+                <w:noProof/>
+                <w:webHidden/>
+              </w:rPr>
+              <w:t>3</w:t>
+            </w:r>
+            <w:r>
+              <w:rPr>
+                <w:noProof/>
+                <w:webHidden/>
+              </w:rPr>
+              <w:fldChar w:fldCharType="end"/>
+            </w:r>
+          </w:hyperlink>
+        </w:p>
+        <w:p>
+          <w:pPr>
+            <w:pStyle w:val="TOC2"/>
+            <w:tabs>
+              <w:tab w:val="right" w:leader="dot" w:pos="9016"/>
+            </w:tabs>
+            <w:rPr>
+              <w:rFonts w:eastAsiaTheme="minorEastAsia"/>
+              <w:noProof/>
+              <w:lang w:eastAsia="en-GB"/>
+            </w:rPr>
+          </w:pPr>
+          <w:hyperlink w:anchor="_Toc232701023" w:history="1">
+            <w:r>
+              <w:rPr>
+                <w:rStyle w:val="Hyperlink"/>
+                <w:noProof/>
+              </w:rPr>
+              <w:t>1.1 Data Sourcing and Univariate Feature Selection</w:t>
+            </w:r>
+            <w:r>
+              <w:rPr>
+                <w:noProof/>
+                <w:webHidden/>
+              </w:rPr>
+              <w:tab/>
+            </w:r>
+            <w:r>
+              <w:rPr>
+                <w:noProof/>
+                <w:webHidden/>
+              </w:rPr>
+              <w:fldChar w:fldCharType="begin"/>
+            </w:r>
+            <w:r>
+              <w:rPr>
+                <w:noProof/>
+                <w:webHidden/>
+              </w:rPr>
+              <w:instrText xml:space="preserve"> PAGEREF _Toc232701023 \h </w:instrText>
+            </w:r>
+            <w:r>
+              <w:rPr>
+                <w:noProof/>
+                <w:webHidden/>
+              </w:rPr>
+            </w:r>
+            <w:r>
+              <w:rPr>
+                <w:noProof/>
+                <w:webHidden/>
+              </w:rPr>
+              <w:fldChar w:fldCharType="separate"/>
+            </w:r>
+            <w:r>
+              <w:rPr>
+                <w:noProof/>
+                <w:webHidden/>
+              </w:rPr>
+              <w:t>3</w:t>
+            </w:r>
+            <w:r>
+              <w:rPr>
+                <w:noProof/>
+                <w:webHidden/>
+              </w:rPr>
+              <w:fldChar w:fldCharType="end"/>
+            </w:r>
+          </w:hyperlink>
+        </w:p>
+        <w:p>
+          <w:pPr>
+            <w:pStyle w:val="TOC2"/>
+            <w:tabs>
+              <w:tab w:val="right" w:leader="dot" w:pos="9016"/>
+            </w:tabs>
+            <w:rPr>
+              <w:rFonts w:eastAsiaTheme="minorEastAsia"/>
+              <w:noProof/>
+              <w:lang w:eastAsia="en-GB"/>
+            </w:rPr>
+          </w:pPr>
+          <w:hyperlink w:anchor="_Toc232701024" w:history="1">
+            <w:r>
+              <w:rPr>
+                <w:rStyle w:val="Hyperlink"/>
+                <w:noProof/>
+              </w:rPr>
+              <w:t>1.2 Data Normalization and Scaling</w:t>
+            </w:r>
+            <w:r>
+              <w:rPr>
+                <w:noProof/>
+                <w:webHidden/>
+              </w:rPr>
+              <w:tab/>
+            </w:r>
+            <w:r>
+              <w:rPr>
+                <w:noProof/>
+                <w:webHidden/>
+              </w:rPr>
+              <w:fldChar w:fldCharType="begin"/>
+            </w:r>
+            <w:r>
+              <w:rPr>
+                <w:noProof/>
+                <w:webHidden/>
+              </w:rPr>
+              <w:instrText xml:space="preserve"> PAGEREF _Toc232701024 \h </w:instrText>
+            </w:r>
+            <w:r>
+              <w:rPr>
+                <w:noProof/>
+                <w:webHidden/>
+              </w:rPr>
+            </w:r>
+            <w:r>
+              <w:rPr>
+                <w:noProof/>
+                <w:webHidden/>
+              </w:rPr>
+              <w:fldChar w:fldCharType="separate"/>
+            </w:r>
+            <w:r>
+              <w:rPr>
+                <w:noProof/>
+                <w:webHidden/>
+              </w:rPr>
+              <w:t>3</w:t>
+            </w:r>
+            <w:r>
+              <w:rPr>
+                <w:noProof/>
+                <w:webHidden/>
+              </w:rPr>
+              <w:fldChar w:fldCharType="end"/>
+            </w:r>
+          </w:hyperlink>
+        </w:p>
+        <w:p>
+          <w:pPr>
+            <w:pStyle w:val="TOC2"/>
+            <w:tabs>
+              <w:tab w:val="right" w:leader="dot" w:pos="9016"/>
+            </w:tabs>
+            <w:rPr>
+              <w:rFonts w:eastAsiaTheme="minorEastAsia"/>
+              <w:noProof/>
+              <w:lang w:eastAsia="en-GB"/>
+            </w:rPr>
+          </w:pPr>
+          <w:hyperlink w:anchor="_Toc232701025" w:history="1">
+            <w:r>
+              <w:rPr>
+                <w:rStyle w:val="Hyperlink"/>
+                <w:noProof/>
+              </w:rPr>
+              <w:t>1.3 Temporal Sequencing</w:t>
+            </w:r>
+            <w:r>
+              <w:rPr>
+                <w:noProof/>
+                <w:webHidden/>
+              </w:rPr>
+              <w:tab/>
+            </w:r>
+            <w:r>
+              <w:rPr>
+                <w:noProof/>
+                <w:webHidden/>
+              </w:rPr>
+              <w:fldChar w:fldCharType="begin"/>
+            </w:r>
+            <w:r>
+              <w:rPr>
+                <w:noProof/>
+                <w:webHidden/>
+              </w:rPr>
+              <w:instrText xml:space="preserve"> PAGEREF _Toc232701025 \h </w:instrText>
+            </w:r>
+            <w:r>
+              <w:rPr>
+                <w:noProof/>
+                <w:webHidden/>
+              </w:rPr>
+            </w:r>
+            <w:r>
+              <w:rPr>
+                <w:noProof/>
+                <w:webHidden/>
+              </w:rPr>
+              <w:fldChar w:fldCharType="separate"/>
+            </w:r>
+            <w:r>
+              <w:rPr>
+                <w:noProof/>
+                <w:webHidden/>
+              </w:rPr>
+              <w:t>3</w:t>
+            </w:r>
+            <w:r>
+              <w:rPr>
+                <w:noProof/>
+                <w:webHidden/>
+              </w:rPr>
+              <w:fldChar w:fldCharType="end"/>
+            </w:r>
+          </w:hyperlink>
+        </w:p>
+        <w:p>
+          <w:pPr>
+            <w:pStyle w:val="TOC2"/>
+            <w:tabs>
+              <w:tab w:val="right" w:leader="dot" w:pos="9016"/>
+            </w:tabs>
+            <w:rPr>
+              <w:rFonts w:eastAsiaTheme="minorEastAsia"/>
+              <w:noProof/>
+              <w:lang w:eastAsia="en-GB"/>
+            </w:rPr>
+          </w:pPr>
+          <w:hyperlink w:anchor="_Toc232701026" w:history="1">
+            <w:r>
+              <w:rPr>
+                <w:rStyle w:val="Hyperlink"/>
+                <w:noProof/>
+              </w:rPr>
+              <w:t>1.4 Tensor Reshaping and Chronological Splitting</w:t>
+            </w:r>
+            <w:r>
+              <w:rPr>
+                <w:noProof/>
+                <w:webHidden/>
+              </w:rPr>
+              <w:tab/>
+            </w:r>
+            <w:r>
+              <w:rPr>
+                <w:noProof/>
+                <w:webHidden/>
+              </w:rPr>
+              <w:fldChar w:fldCharType="begin"/>
+            </w:r>
+            <w:r>
+              <w:rPr>
+                <w:noProof/>
+                <w:webHidden/>
+              </w:rPr>
+              <w:instrText xml:space="preserve"> PAGEREF _Toc232701026 \h </w:instrText>
+            </w:r>
+            <w:r>
+              <w:rPr>
+                <w:noProof/>
+                <w:webHidden/>
+              </w:rPr>
+            </w:r>
+            <w:r>
+              <w:rPr>
+                <w:noProof/>
+                <w:webHidden/>
+              </w:rPr>
+              <w:fldChar w:fldCharType="separate"/>
+            </w:r>
+            <w:r>
+              <w:rPr>
+                <w:noProof/>
+                <w:webHidden/>
+              </w:rPr>
+              <w:t>3</w:t>
+            </w:r>
+            <w:r>
+              <w:rPr>
+                <w:noProof/>
+                <w:webHidden/>
+              </w:rPr>
+              <w:fldChar w:fldCharType="end"/>
+            </w:r>
+          </w:hyperlink>
+        </w:p>
+        <w:p>
+          <w:pPr>
+            <w:pStyle w:val="TOC1"/>
+            <w:tabs>
+              <w:tab w:val="right" w:leader="dot" w:pos="9016"/>
+            </w:tabs>
+            <w:rPr>
+              <w:rFonts w:eastAsiaTheme="minorEastAsia"/>
+              <w:noProof/>
+              <w:lang w:eastAsia="en-GB"/>
+            </w:rPr>
+          </w:pPr>
+          <w:hyperlink w:anchor="_Toc232701027" w:history="1">
+            <w:r>
+              <w:rPr>
+                <w:rStyle w:val="Hyperlink"/>
+                <w:rFonts w:ascii="Times New Roman" w:hAnsi="Times New Roman" w:cs="Times New Roman"/>
+                <w:noProof/>
+              </w:rPr>
+              <w:t xml:space="preserve">2 </w:t>
+            </w:r>
+            <w:r>
+              <w:rPr>
+                <w:rStyle w:val="Hyperlink"/>
+                <w:noProof/>
+              </w:rPr>
+              <w:t>Investigation of the Proposed ML Technique</w:t>
+            </w:r>
+            <w:r>
+              <w:rPr>
+                <w:noProof/>
+                <w:webHidden/>
+              </w:rPr>
+              <w:tab/>
+            </w:r>
+            <w:r>
+              <w:rPr>
+                <w:noProof/>
+                <w:webHidden/>
+              </w:rPr>
+              <w:fldChar w:fldCharType="begin"/>
+            </w:r>
+            <w:r>
+              <w:rPr>
+                <w:noProof/>
+                <w:webHidden/>
+              </w:rPr>
+              <w:instrText xml:space="preserve"> PAGEREF _Toc232701027 \h </w:instrText>
+            </w:r>
+            <w:r>
+              <w:rPr>
+                <w:noProof/>
+                <w:webHidden/>
+              </w:rPr>
+            </w:r>
+            <w:r>
+              <w:rPr>
+                <w:noProof/>
+                <w:webHidden/>
+              </w:rPr>
+              <w:fldChar w:fldCharType="separate"/>
+            </w:r>
+            <w:r>
+              <w:rPr>
+                <w:noProof/>
+                <w:webHidden/>
+              </w:rPr>
+              <w:t>5</w:t>
+            </w:r>
+            <w:r>
+              <w:rPr>
+                <w:noProof/>
+                <w:webHidden/>
+              </w:rPr>
+              <w:fldChar w:fldCharType="end"/>
+            </w:r>
+          </w:hyperlink>
+        </w:p>
+        <w:p>
+          <w:pPr>
+            <w:pStyle w:val="TOC2"/>
+            <w:tabs>
+              <w:tab w:val="right" w:leader="dot" w:pos="9016"/>
+            </w:tabs>
+            <w:rPr>
+              <w:rFonts w:eastAsiaTheme="minorEastAsia"/>
+              <w:noProof/>
+              <w:lang w:eastAsia="en-GB"/>
+            </w:rPr>
+          </w:pPr>
+          <w:hyperlink w:anchor="_Toc232701028" w:history="1">
+            <w:r>
+              <w:rPr>
+                <w:rStyle w:val="Hyperlink"/>
+                <w:noProof/>
+              </w:rPr>
+              <w:t>2.1 Gated Recurrent Unit (GRU)</w:t>
+            </w:r>
+            <w:r>
+              <w:rPr>
+                <w:noProof/>
+                <w:webHidden/>
+              </w:rPr>
+              <w:tab/>
+            </w:r>
+            <w:r>
+              <w:rPr>
+                <w:noProof/>
+                <w:webHidden/>
+              </w:rPr>
+              <w:fldChar w:fldCharType="begin"/>
+            </w:r>
+            <w:r>
+              <w:rPr>
+                <w:noProof/>
+                <w:webHidden/>
+              </w:rPr>
+              <w:instrText xml:space="preserve"> PAGEREF _Toc232701028 \h </w:instrText>
+            </w:r>
+            <w:r>
+              <w:rPr>
+                <w:noProof/>
+                <w:webHidden/>
+              </w:rPr>
+            </w:r>
+            <w:r>
+              <w:rPr>
+                <w:noProof/>
+                <w:webHidden/>
+              </w:rPr>
+              <w:fldChar w:fldCharType="separate"/>
+            </w:r>
+            <w:r>
+              <w:rPr>
+                <w:noProof/>
+                <w:webHidden/>
+              </w:rPr>
+              <w:t>5</w:t>
+            </w:r>
+            <w:r>
+              <w:rPr>
+                <w:noProof/>
+                <w:webHidden/>
+              </w:rPr>
+              <w:fldChar w:fldCharType="end"/>
+            </w:r>
+          </w:hyperlink>
+        </w:p>
+        <w:p>
+          <w:pPr>
+            <w:pStyle w:val="TOC2"/>
+            <w:tabs>
+              <w:tab w:val="right" w:leader="dot" w:pos="9016"/>
+            </w:tabs>
+            <w:rPr>
+              <w:rFonts w:eastAsiaTheme="minorEastAsia"/>
+              <w:noProof/>
+              <w:lang w:eastAsia="en-GB"/>
+            </w:rPr>
+          </w:pPr>
+          <w:hyperlink w:anchor="_Toc232701029" w:history="1">
+            <w:r>
+              <w:rPr>
+                <w:rStyle w:val="Hyperlink"/>
+                <w:noProof/>
+              </w:rPr>
+              <w:t>2.2 Architectural &amp; Optimization Characteristics</w:t>
+            </w:r>
+            <w:r>
+              <w:rPr>
+                <w:noProof/>
+                <w:webHidden/>
+              </w:rPr>
+              <w:tab/>
+            </w:r>
+            <w:r>
+              <w:rPr>
+                <w:noProof/>
+                <w:webHidden/>
+              </w:rPr>
+              <w:fldChar w:fldCharType="begin"/>
+            </w:r>
+            <w:r>
+              <w:rPr>
+                <w:noProof/>
+                <w:webHidden/>
+              </w:rPr>
+              <w:instrText xml:space="preserve"> PAGEREF _Toc232701029 \h </w:instrText>
+            </w:r>
+            <w:r>
+              <w:rPr>
+                <w:noProof/>
+                <w:webHidden/>
+              </w:rPr>
+            </w:r>
+            <w:r>
+              <w:rPr>
+                <w:noProof/>
+                <w:webHidden/>
+              </w:rPr>
+              <w:fldChar w:fldCharType="separate"/>
+            </w:r>
+            <w:r>
+              <w:rPr>
+                <w:noProof/>
+                <w:webHidden/>
+              </w:rPr>
+              <w:t>5</w:t>
+            </w:r>
+            <w:r>
+              <w:rPr>
+                <w:noProof/>
+                <w:webHidden/>
+              </w:rPr>
+              <w:fldChar w:fldCharType="end"/>
+            </w:r>
+          </w:hyperlink>
+        </w:p>
+        <w:p>
+          <w:pPr>
+            <w:pStyle w:val="TOC1"/>
+            <w:tabs>
+              <w:tab w:val="right" w:leader="dot" w:pos="9016"/>
+            </w:tabs>
+            <w:rPr>
+              <w:rFonts w:eastAsiaTheme="minorEastAsia"/>
+              <w:noProof/>
+              <w:lang w:eastAsia="en-GB"/>
+            </w:rPr>
+          </w:pPr>
+          <w:hyperlink w:anchor="_Toc232701030" w:history="1">
+            <w:r>
+              <w:rPr>
+                <w:rStyle w:val="Hyperlink"/>
+                <w:noProof/>
+              </w:rPr>
+              <w:t>3 Application, Evaluation, and Visualization</w:t>
+            </w:r>
+            <w:r>
+              <w:rPr>
+                <w:noProof/>
+                <w:webHidden/>
+              </w:rPr>
+              <w:tab/>
+            </w:r>
+            <w:r>
+              <w:rPr>
+                <w:noProof/>
+                <w:webHidden/>
+              </w:rPr>
+              <w:fldChar w:fldCharType="begin"/>
+            </w:r>
+            <w:r>
+              <w:rPr>
+                <w:noProof/>
+                <w:webHidden/>
+              </w:rPr>
+              <w:instrText xml:space="preserve"> PAGEREF _Toc232701030 \h </w:instrText>
+            </w:r>
+            <w:r>
+              <w:rPr>
+                <w:noProof/>
+                <w:webHidden/>
+              </w:rPr>
+            </w:r>
+            <w:r>
+              <w:rPr>
+                <w:noProof/>
+                <w:webHidden/>
+              </w:rPr>
+              <w:fldChar w:fldCharType="separate"/>
+            </w:r>
+            <w:r>
+              <w:rPr>
+                <w:noProof/>
+                <w:webHidden/>
+              </w:rPr>
+              <w:t>6</w:t>
+            </w:r>
+            <w:r>
+              <w:rPr>
+                <w:noProof/>
+                <w:webHidden/>
+              </w:rPr>
+              <w:fldChar w:fldCharType="end"/>
+            </w:r>
+          </w:hyperlink>
+        </w:p>
+        <w:p>
+          <w:pPr>
+            <w:pStyle w:val="TOC1"/>
+            <w:tabs>
+              <w:tab w:val="right" w:leader="dot" w:pos="9016"/>
+            </w:tabs>
+            <w:rPr>
+              <w:rFonts w:eastAsiaTheme="minorEastAsia"/>
+              <w:noProof/>
+              <w:lang w:eastAsia="en-GB"/>
+            </w:rPr>
+          </w:pPr>
+          <w:hyperlink w:anchor="_Toc232701031" w:history="1">
+            <w:r>
+              <w:rPr>
+                <w:rStyle w:val="Hyperlink"/>
+                <w:noProof/>
+              </w:rPr>
+              <w:t>4. Critical Analysis</w:t>
+            </w:r>
+            <w:r>
+              <w:rPr>
+                <w:noProof/>
+                <w:webHidden/>
+              </w:rPr>
+              <w:tab/>
+            </w:r>
+            <w:r>
+              <w:rPr>
+                <w:noProof/>
+                <w:webHidden/>
+              </w:rPr>
+              <w:fldChar w:fldCharType="begin"/>
+            </w:r>
+            <w:r>
+              <w:rPr>
+                <w:noProof/>
+                <w:webHidden/>
+              </w:rPr>
+              <w:instrText xml:space="preserve"> PAGEREF _Toc232701031 \h </w:instrText>
+            </w:r>
+            <w:r>
+              <w:rPr>
+                <w:noProof/>
+                <w:webHidden/>
+              </w:rPr>
+            </w:r>
+            <w:r>
+              <w:rPr>
+                <w:noProof/>
+                <w:webHidden/>
+              </w:rPr>
+              <w:fldChar w:fldCharType="separate"/>
+            </w:r>
+            <w:r>
+              <w:rPr>
+                <w:noProof/>
+                <w:webHidden/>
+              </w:rPr>
+              <w:t>8</w:t>
+            </w:r>
+            <w:r>
+              <w:rPr>
+                <w:noProof/>
+                <w:webHidden/>
+              </w:rPr>
+              <w:fldChar w:fldCharType="end"/>
+            </w:r>
+          </w:hyperlink>
+        </w:p>
+        <w:p>
+          <w:r>
+            <w:rPr>
+              <w:b/>
+              <w:bCs/>
+              <w:noProof/>
+            </w:rPr>
+            <w:fldChar w:fldCharType="end"/>
+          </w:r>
+        </w:p>
+      </w:sdtContent>
+    </w:sdt>
+    <w:p>
+      <w:pPr>
+        <w:spacing w:before="240" w:after="240" w:line="276" w:lineRule="auto"/>
+        <w:rPr>
+          <w:rFonts w:ascii="Times New Roman" w:eastAsia="Arial" w:hAnsi="Times New Roman" w:cs="Times New Roman"/>
+        </w:rPr>
+      </w:pPr>
+    </w:p>
+    <w:p>
+      <w:pPr>
         <w:spacing w:line="276" w:lineRule="auto"/>
         <w:rPr>
           <w:rFonts w:ascii="Times New Roman" w:hAnsi="Times New Roman" w:cs="Times New Roman"/>
@@ -597,31 +1380,37 @@
           <w:rFonts w:ascii="Times New Roman" w:hAnsi="Times New Roman" w:cs="Times New Roman"/>
         </w:rPr>
       </w:pPr>
+      <w:bookmarkStart w:id="0" w:name="_Toc232701022"/>
       <w:r>
         <w:rPr>
           <w:rFonts w:ascii="Times New Roman" w:hAnsi="Times New Roman" w:cs="Times New Roman"/>
         </w:rPr>
         <w:lastRenderedPageBreak/>
-        <w:t xml:space="preserve">1. </w:t>
+        <w:t>1</w:t>
+      </w:r>
+      <w:r>
+        <w:rPr>
+          <w:rFonts w:ascii="Times New Roman" w:hAnsi="Times New Roman" w:cs="Times New Roman"/>
+        </w:rPr>
+        <w:t xml:space="preserve"> </w:t>
       </w:r>
       <w:r>
         <w:t>Data Collection And Preprocessing</w:t>
       </w:r>
+      <w:bookmarkEnd w:id="0"/>
     </w:p>
     <w:p>
       <w:pPr>
-        <w:pStyle w:val="TOCHeading"/>
-        <w:spacing w:line="276" w:lineRule="auto"/>
-        <w:rPr>
-          <w:u w:val="single"/>
-        </w:rPr>
-      </w:pPr>
-      <w:r>
-        <w:rPr>
-          <w:u w:val="single"/>
-        </w:rPr>
+        <w:pStyle w:val="Heading2"/>
+      </w:pPr>
+      <w:bookmarkStart w:id="1" w:name="_Toc232701023"/>
+      <w:r>
+        <w:t xml:space="preserve">1.1 </w:t>
+      </w:r>
+      <w:r>
         <w:t>Data Sourcing and Univariate Feature Selection</w:t>
       </w:r>
+      <w:bookmarkEnd w:id="1"/>
     </w:p>
     <w:p>
       <w:pPr>
@@ -646,7 +1435,73 @@
           <w:sz w:val="24"/>
           <w:szCs w:val="24"/>
         </w:rPr>
-        <w:t>The core of building the predictive model is built based on reliable past stock data. In our case, the stock historical data set of the International Business Machines Corporation (IBM) will be used. This data is automatically collected using the `</w:t>
+        <w:t xml:space="preserve">The core of building the predictive model is built based on reliable past stock data. </w:t>
+      </w:r>
+      <w:r>
+        <w:rPr>
+          <w:rFonts w:ascii="Times New Roman" w:hAnsi="Times New Roman" w:cs="Times New Roman"/>
+          <w:i w:val="0"/>
+          <w:iCs w:val="0"/>
+          <w:color w:val="auto"/>
+          <w:sz w:val="24"/>
+          <w:szCs w:val="24"/>
+        </w:rPr>
+        <w:t>T</w:t>
+      </w:r>
+      <w:r>
+        <w:rPr>
+          <w:rFonts w:ascii="Times New Roman" w:hAnsi="Times New Roman" w:cs="Times New Roman"/>
+          <w:i w:val="0"/>
+          <w:iCs w:val="0"/>
+          <w:color w:val="auto"/>
+          <w:sz w:val="24"/>
+          <w:szCs w:val="24"/>
+        </w:rPr>
+        <w:t xml:space="preserve">he stock historical data set of the International Business Machines Corporation (IBM) </w:t>
+      </w:r>
+      <w:r>
+        <w:rPr>
+          <w:rFonts w:ascii="Times New Roman" w:hAnsi="Times New Roman" w:cs="Times New Roman"/>
+          <w:i w:val="0"/>
+          <w:iCs w:val="0"/>
+          <w:color w:val="auto"/>
+          <w:sz w:val="24"/>
+          <w:szCs w:val="24"/>
+        </w:rPr>
+        <w:t xml:space="preserve">are </w:t>
+      </w:r>
+      <w:r>
+        <w:rPr>
+          <w:rFonts w:ascii="Times New Roman" w:hAnsi="Times New Roman" w:cs="Times New Roman"/>
+          <w:i w:val="0"/>
+          <w:iCs w:val="0"/>
+          <w:color w:val="auto"/>
+          <w:sz w:val="24"/>
+          <w:szCs w:val="24"/>
+        </w:rPr>
+        <w:t xml:space="preserve">used. This data </w:t>
+      </w:r>
+      <w:r>
+        <w:rPr>
+          <w:rFonts w:ascii="Times New Roman" w:hAnsi="Times New Roman" w:cs="Times New Roman"/>
+          <w:i w:val="0"/>
+          <w:iCs w:val="0"/>
+          <w:color w:val="auto"/>
+          <w:sz w:val="24"/>
+          <w:szCs w:val="24"/>
+        </w:rPr>
+        <w:t>was</w:t>
+      </w:r>
+      <w:r>
+        <w:rPr>
+          <w:rFonts w:ascii="Times New Roman" w:hAnsi="Times New Roman" w:cs="Times New Roman"/>
+          <w:i w:val="0"/>
+          <w:iCs w:val="0"/>
+          <w:color w:val="auto"/>
+          <w:sz w:val="24"/>
+          <w:szCs w:val="24"/>
+        </w:rPr>
+        <w:t xml:space="preserve"> automatically collected using the `</w:t>
       </w:r>
       <w:proofErr w:type="spellStart"/>
       <w:r>
@@ -672,119 +1527,9 @@
           <w:sz w:val="24"/>
           <w:szCs w:val="24"/>
         </w:rPr>
-        <w:t>` API from the public finance database on Yahoo Finance. In order to make sure that there is enough historical data for the neural network but at the same time not to use stale market data, we have chosen 5 years of history for the data set.</w:t>
-      </w:r>
-    </w:p>
-    <w:p>
-      <w:pPr>
-        <w:spacing w:line="276" w:lineRule="auto"/>
-        <w:ind w:firstLine="720"/>
-        <w:jc w:val="both"/>
-        <w:rPr>
-          <w:rFonts w:ascii="Times New Roman" w:hAnsi="Times New Roman" w:cs="Times New Roman"/>
-        </w:rPr>
-      </w:pPr>
-      <w:r>
-        <w:rPr>
-          <w:rFonts w:ascii="Times New Roman" w:hAnsi="Times New Roman" w:cs="Times New Roman"/>
-        </w:rPr>
-        <w:t>In order to maintain scientific rigour in our baselining process and ensure we do not over-parameterize our model given the size of this dataset, a univariate forecasting methodology was employed.</w:t>
-      </w:r>
-      <w:r>
-        <w:rPr>
-          <w:rFonts w:ascii="Times New Roman" w:hAnsi="Times New Roman" w:cs="Times New Roman"/>
-        </w:rPr>
-        <w:t xml:space="preserve"> Although there were a few variables such as “Open”</w:t>
-      </w:r>
-      <w:r>
-        <w:rPr>
-          <w:rFonts w:ascii="Times New Roman" w:hAnsi="Times New Roman" w:cs="Times New Roman"/>
-        </w:rPr>
-        <w:t>,</w:t>
-      </w:r>
-      <w:r>
-        <w:rPr>
-          <w:rFonts w:ascii="Times New Roman" w:hAnsi="Times New Roman" w:cs="Times New Roman"/>
-        </w:rPr>
-        <w:t xml:space="preserve"> “High”</w:t>
-      </w:r>
-      <w:r>
-        <w:rPr>
-          <w:rFonts w:ascii="Times New Roman" w:hAnsi="Times New Roman" w:cs="Times New Roman"/>
-        </w:rPr>
-        <w:t>,</w:t>
-      </w:r>
-      <w:r>
-        <w:rPr>
-          <w:rFonts w:ascii="Times New Roman" w:hAnsi="Times New Roman" w:cs="Times New Roman"/>
-        </w:rPr>
-        <w:t xml:space="preserve"> “Low”</w:t>
-      </w:r>
-      <w:r>
-        <w:rPr>
-          <w:rFonts w:ascii="Times New Roman" w:hAnsi="Times New Roman" w:cs="Times New Roman"/>
-        </w:rPr>
-        <w:t>,</w:t>
-      </w:r>
-      <w:r>
-        <w:rPr>
-          <w:rFonts w:ascii="Times New Roman" w:hAnsi="Times New Roman" w:cs="Times New Roman"/>
-        </w:rPr>
-        <w:t xml:space="preserve"> “Volume” and “Adjusted Close” adding all of these together would cause issues regarding multicollinearity and would cause the parameters in our neural network to grow exponentially.</w:t>
-      </w:r>
-      <w:r>
-        <w:rPr>
-          <w:rFonts w:ascii="Times New Roman" w:hAnsi="Times New Roman" w:cs="Times New Roman"/>
-        </w:rPr>
-        <w:t xml:space="preserve"> </w:t>
-      </w:r>
-      <w:r>
-        <w:rPr>
-          <w:rFonts w:ascii="Times New Roman" w:hAnsi="Times New Roman" w:cs="Times New Roman"/>
-        </w:rPr>
-        <w:t xml:space="preserve">All columns are filtered except the </w:t>
-      </w:r>
-      <w:r>
-        <w:rPr>
-          <w:rFonts w:ascii="Times New Roman" w:hAnsi="Times New Roman" w:cs="Times New Roman"/>
-        </w:rPr>
-        <w:t xml:space="preserve">daily </w:t>
-      </w:r>
-      <w:r>
-        <w:rPr>
-          <w:rFonts w:ascii="Times New Roman" w:hAnsi="Times New Roman" w:cs="Times New Roman"/>
-          <w:b/>
-          <w:bCs/>
-        </w:rPr>
-        <w:t>'Close'</w:t>
-      </w:r>
-      <w:r>
-        <w:rPr>
-          <w:rFonts w:ascii="Times New Roman" w:hAnsi="Times New Roman" w:cs="Times New Roman"/>
-        </w:rPr>
-        <w:t xml:space="preserve"> price remained.</w:t>
-      </w:r>
-    </w:p>
-    <w:p>
-      <w:pPr>
-        <w:pStyle w:val="TOCHeading"/>
-        <w:spacing w:line="276" w:lineRule="auto"/>
-        <w:rPr>
-          <w:u w:val="single"/>
-        </w:rPr>
-      </w:pPr>
-      <w:r>
-        <w:rPr>
-          <w:u w:val="single"/>
-        </w:rPr>
-        <w:t>Data Normalization and Scaling</w:t>
-      </w:r>
-    </w:p>
-    <w:p>
-      <w:pPr>
-        <w:pStyle w:val="Caption"/>
-        <w:spacing w:line="276" w:lineRule="auto"/>
-        <w:jc w:val="both"/>
+        <w:t xml:space="preserve">` API from the public finance database on Yahoo Finance. </w:t>
+      </w:r>
+      <w:r>
         <w:rPr>
           <w:rFonts w:ascii="Times New Roman" w:hAnsi="Times New Roman" w:cs="Times New Roman"/>
           <w:i w:val="0"/>
@@ -793,7 +1538,8 @@
           <w:sz w:val="24"/>
           <w:szCs w:val="24"/>
         </w:rPr>
-      </w:pPr>
+        <w:t>To thoroughly evaluate the neural network architectures, two distinct datasets were extracted</w:t>
+      </w:r>
       <w:r>
         <w:rPr>
           <w:rFonts w:ascii="Times New Roman" w:hAnsi="Times New Roman" w:cs="Times New Roman"/>
@@ -803,7 +1549,299 @@
           <w:sz w:val="24"/>
           <w:szCs w:val="24"/>
         </w:rPr>
-        <w:t>Financial time-series data inherently contains large variations in absolute scale for an example IBM's price fluctuating from $110 to over $200. These large numerical variations will destabilize the gradient descent optimization process if fed directly into the neural network.</w:t>
+        <w:t xml:space="preserve"> which </w:t>
+      </w:r>
+      <w:r>
+        <w:rPr>
+          <w:rFonts w:ascii="Times New Roman" w:hAnsi="Times New Roman" w:cs="Times New Roman"/>
+          <w:i w:val="0"/>
+          <w:iCs w:val="0"/>
+          <w:color w:val="auto"/>
+          <w:sz w:val="24"/>
+          <w:szCs w:val="24"/>
+        </w:rPr>
+        <w:t>are</w:t>
+      </w:r>
+      <w:r>
+        <w:rPr>
+          <w:rFonts w:ascii="Times New Roman" w:hAnsi="Times New Roman" w:cs="Times New Roman"/>
+          <w:i w:val="0"/>
+          <w:iCs w:val="0"/>
+          <w:color w:val="auto"/>
+          <w:sz w:val="24"/>
+          <w:szCs w:val="24"/>
+        </w:rPr>
+        <w:t xml:space="preserve"> </w:t>
+      </w:r>
+      <w:r>
+        <w:rPr>
+          <w:rFonts w:ascii="Times New Roman" w:hAnsi="Times New Roman" w:cs="Times New Roman"/>
+          <w:i w:val="0"/>
+          <w:iCs w:val="0"/>
+          <w:color w:val="auto"/>
+          <w:sz w:val="24"/>
+          <w:szCs w:val="24"/>
+        </w:rPr>
+        <w:t>a 5-year historical dataset to represent a modern, constrained timeline, and an expansive 30-year dataset to test the models' scalability against long-term market noise.</w:t>
+      </w:r>
+    </w:p>
+    <w:p>
+      <w:pPr>
+        <w:spacing w:line="276" w:lineRule="auto"/>
+        <w:ind w:firstLine="720"/>
+        <w:jc w:val="both"/>
+        <w:rPr>
+          <w:rFonts w:ascii="Times New Roman" w:hAnsi="Times New Roman" w:cs="Times New Roman"/>
+        </w:rPr>
+      </w:pPr>
+      <w:r>
+        <w:rPr>
+          <w:rFonts w:ascii="Times New Roman" w:hAnsi="Times New Roman" w:cs="Times New Roman"/>
+        </w:rPr>
+        <w:t>T</w:t>
+      </w:r>
+      <w:r>
+        <w:rPr>
+          <w:rFonts w:ascii="Times New Roman" w:hAnsi="Times New Roman" w:cs="Times New Roman"/>
+        </w:rPr>
+        <w:t xml:space="preserve">o maintain scientific rigour in our baselining process and </w:t>
+      </w:r>
+      <w:r>
+        <w:rPr>
+          <w:rFonts w:ascii="Times New Roman" w:hAnsi="Times New Roman" w:cs="Times New Roman"/>
+        </w:rPr>
+        <w:t>prevent</w:t>
+      </w:r>
+      <w:r>
+        <w:rPr>
+          <w:rFonts w:ascii="Times New Roman" w:hAnsi="Times New Roman" w:cs="Times New Roman"/>
+        </w:rPr>
+        <w:t xml:space="preserve"> overparameteriz</w:t>
+      </w:r>
+      <w:r>
+        <w:rPr>
+          <w:rFonts w:ascii="Times New Roman" w:hAnsi="Times New Roman" w:cs="Times New Roman"/>
+        </w:rPr>
+        <w:t>ation</w:t>
+      </w:r>
+      <w:r>
+        <w:rPr>
+          <w:rFonts w:ascii="Times New Roman" w:hAnsi="Times New Roman" w:cs="Times New Roman"/>
+        </w:rPr>
+        <w:t xml:space="preserve"> </w:t>
+      </w:r>
+      <w:r>
+        <w:rPr>
+          <w:rFonts w:ascii="Times New Roman" w:hAnsi="Times New Roman" w:cs="Times New Roman"/>
+        </w:rPr>
+        <w:t xml:space="preserve">due to the </w:t>
+      </w:r>
+      <w:r>
+        <w:rPr>
+          <w:rFonts w:ascii="Times New Roman" w:hAnsi="Times New Roman" w:cs="Times New Roman"/>
+        </w:rPr>
+        <w:t xml:space="preserve">huge </w:t>
+      </w:r>
+      <w:r>
+        <w:rPr>
+          <w:rFonts w:ascii="Times New Roman" w:hAnsi="Times New Roman" w:cs="Times New Roman"/>
+        </w:rPr>
+        <w:t>size of this dataset</w:t>
+      </w:r>
+      <w:r>
+        <w:rPr>
+          <w:rFonts w:ascii="Times New Roman" w:hAnsi="Times New Roman" w:cs="Times New Roman"/>
+        </w:rPr>
+        <w:t>. A</w:t>
+      </w:r>
+      <w:r>
+        <w:rPr>
+          <w:rFonts w:ascii="Times New Roman" w:hAnsi="Times New Roman" w:cs="Times New Roman"/>
+        </w:rPr>
+        <w:t xml:space="preserve"> univariate forecasting methodology was employed.</w:t>
+      </w:r>
+      <w:r>
+        <w:rPr>
+          <w:rFonts w:ascii="Times New Roman" w:hAnsi="Times New Roman" w:cs="Times New Roman"/>
+        </w:rPr>
+        <w:t xml:space="preserve"> </w:t>
+      </w:r>
+      <w:r>
+        <w:rPr>
+          <w:rFonts w:ascii="Times New Roman" w:hAnsi="Times New Roman" w:cs="Times New Roman"/>
+        </w:rPr>
+        <w:t xml:space="preserve">While multivariate datasets including </w:t>
+      </w:r>
+      <w:r>
+        <w:rPr>
+          <w:rFonts w:ascii="Times New Roman" w:hAnsi="Times New Roman" w:cs="Times New Roman"/>
+        </w:rPr>
+        <w:t>“Open”</w:t>
+      </w:r>
+      <w:r>
+        <w:rPr>
+          <w:rFonts w:ascii="Times New Roman" w:hAnsi="Times New Roman" w:cs="Times New Roman"/>
+        </w:rPr>
+        <w:t>,</w:t>
+      </w:r>
+      <w:r>
+        <w:rPr>
+          <w:rFonts w:ascii="Times New Roman" w:hAnsi="Times New Roman" w:cs="Times New Roman"/>
+        </w:rPr>
+        <w:t xml:space="preserve"> “High”</w:t>
+      </w:r>
+      <w:r>
+        <w:rPr>
+          <w:rFonts w:ascii="Times New Roman" w:hAnsi="Times New Roman" w:cs="Times New Roman"/>
+        </w:rPr>
+        <w:t>,</w:t>
+      </w:r>
+      <w:r>
+        <w:rPr>
+          <w:rFonts w:ascii="Times New Roman" w:hAnsi="Times New Roman" w:cs="Times New Roman"/>
+        </w:rPr>
+        <w:t xml:space="preserve"> “Low”</w:t>
+      </w:r>
+      <w:r>
+        <w:rPr>
+          <w:rFonts w:ascii="Times New Roman" w:hAnsi="Times New Roman" w:cs="Times New Roman"/>
+        </w:rPr>
+        <w:t>,</w:t>
+      </w:r>
+      <w:r>
+        <w:rPr>
+          <w:rFonts w:ascii="Times New Roman" w:hAnsi="Times New Roman" w:cs="Times New Roman"/>
+        </w:rPr>
+        <w:t xml:space="preserve"> “Volume” and “Adjusted Close” </w:t>
+      </w:r>
+      <w:r>
+        <w:rPr>
+          <w:rFonts w:ascii="Times New Roman" w:hAnsi="Times New Roman" w:cs="Times New Roman"/>
+        </w:rPr>
+        <w:t>provide broader market conte</w:t>
+      </w:r>
+      <w:r>
+        <w:rPr>
+          <w:rFonts w:ascii="Times New Roman" w:hAnsi="Times New Roman" w:cs="Times New Roman"/>
+        </w:rPr>
+        <w:t xml:space="preserve">xt, combining them introduces risks of </w:t>
+      </w:r>
+      <w:r>
+        <w:rPr>
+          <w:rFonts w:ascii="Times New Roman" w:hAnsi="Times New Roman" w:cs="Times New Roman"/>
+        </w:rPr>
+        <w:t>multicollinearity and would cause the parameters in our neural network to grow exponentially.</w:t>
+      </w:r>
+      <w:r>
+        <w:rPr>
+          <w:rFonts w:ascii="Times New Roman" w:hAnsi="Times New Roman" w:cs="Times New Roman"/>
+        </w:rPr>
+        <w:t xml:space="preserve"> </w:t>
+      </w:r>
+      <w:r>
+        <w:rPr>
+          <w:rFonts w:ascii="Times New Roman" w:hAnsi="Times New Roman" w:cs="Times New Roman"/>
+        </w:rPr>
+        <w:t xml:space="preserve">All columns </w:t>
+      </w:r>
+      <w:r>
+        <w:rPr>
+          <w:rFonts w:ascii="Times New Roman" w:hAnsi="Times New Roman" w:cs="Times New Roman"/>
+        </w:rPr>
+        <w:t>were</w:t>
+      </w:r>
+      <w:r>
+        <w:rPr>
+          <w:rFonts w:ascii="Times New Roman" w:hAnsi="Times New Roman" w:cs="Times New Roman"/>
+        </w:rPr>
+        <w:t xml:space="preserve"> filtered except the </w:t>
+      </w:r>
+      <w:r>
+        <w:rPr>
+          <w:rFonts w:ascii="Times New Roman" w:hAnsi="Times New Roman" w:cs="Times New Roman"/>
+        </w:rPr>
+        <w:t xml:space="preserve">daily </w:t>
+      </w:r>
+      <w:r>
+        <w:rPr>
+          <w:rFonts w:ascii="Times New Roman" w:hAnsi="Times New Roman" w:cs="Times New Roman"/>
+          <w:b/>
+          <w:bCs/>
+        </w:rPr>
+        <w:t>'Close'</w:t>
+      </w:r>
+      <w:r>
+        <w:rPr>
+          <w:rFonts w:ascii="Times New Roman" w:hAnsi="Times New Roman" w:cs="Times New Roman"/>
+        </w:rPr>
+        <w:t xml:space="preserve"> price </w:t>
+      </w:r>
+      <w:r>
+        <w:rPr>
+          <w:rFonts w:ascii="Times New Roman" w:hAnsi="Times New Roman" w:cs="Times New Roman"/>
+        </w:rPr>
+        <w:t>as the sole predictive feature.</w:t>
+      </w:r>
+    </w:p>
+    <w:p>
+      <w:pPr>
+        <w:pStyle w:val="Heading2"/>
+      </w:pPr>
+      <w:bookmarkStart w:id="2" w:name="_Toc232701024"/>
+      <w:r>
+        <w:t xml:space="preserve">1.2 </w:t>
+      </w:r>
+      <w:r>
+        <w:t>Data Normalization and Scaling</w:t>
+      </w:r>
+      <w:bookmarkEnd w:id="2"/>
+    </w:p>
+    <w:p>
+      <w:pPr>
+        <w:pStyle w:val="Caption"/>
+        <w:spacing w:line="276" w:lineRule="auto"/>
+        <w:jc w:val="both"/>
+        <w:rPr>
+          <w:rFonts w:ascii="Times New Roman" w:hAnsi="Times New Roman" w:cs="Times New Roman"/>
+          <w:i w:val="0"/>
+          <w:iCs w:val="0"/>
+          <w:color w:val="auto"/>
+          <w:sz w:val="24"/>
+          <w:szCs w:val="24"/>
+        </w:rPr>
+      </w:pPr>
+      <w:r>
+        <w:rPr>
+          <w:rFonts w:ascii="Times New Roman" w:hAnsi="Times New Roman" w:cs="Times New Roman"/>
+          <w:i w:val="0"/>
+          <w:iCs w:val="0"/>
+          <w:color w:val="auto"/>
+          <w:sz w:val="24"/>
+          <w:szCs w:val="24"/>
+        </w:rPr>
+        <w:t>Financial time-series data inherently contains large variations in absolute scale for an example IBM's price fluctuating from $110 to over $</w:t>
+      </w:r>
+      <w:r>
+        <w:rPr>
+          <w:rFonts w:ascii="Times New Roman" w:hAnsi="Times New Roman" w:cs="Times New Roman"/>
+          <w:i w:val="0"/>
+          <w:iCs w:val="0"/>
+          <w:color w:val="auto"/>
+          <w:sz w:val="24"/>
+          <w:szCs w:val="24"/>
+        </w:rPr>
+        <w:t>3</w:t>
+      </w:r>
+      <w:r>
+        <w:rPr>
+          <w:rFonts w:ascii="Times New Roman" w:hAnsi="Times New Roman" w:cs="Times New Roman"/>
+          <w:i w:val="0"/>
+          <w:iCs w:val="0"/>
+          <w:color w:val="auto"/>
+          <w:sz w:val="24"/>
+          <w:szCs w:val="24"/>
+        </w:rPr>
+        <w:t>00. These large numerical variations will destabilize the gradient descent optimization process if fed directly into the neural network.</w:t>
       </w:r>
     </w:p>
     <w:p>
@@ -900,29 +1938,9 @@
           <w:sz w:val="24"/>
           <w:szCs w:val="24"/>
         </w:rPr>
-        <w:t>Scaling ensures that the RNN's internal weights update smoothly and that the optimization algorithm (Adam) can converge efficiently without being biased by the absolute magnitude of the stock price.</w:t>
-      </w:r>
-    </w:p>
-    <w:p>
-      <w:pPr>
-        <w:pStyle w:val="TOCHeading"/>
-        <w:spacing w:line="276" w:lineRule="auto"/>
-        <w:rPr>
-          <w:u w:val="single"/>
-        </w:rPr>
-      </w:pPr>
-      <w:r>
-        <w:rPr>
-          <w:u w:val="single"/>
-        </w:rPr>
-        <w:t>Temporal Sequencing</w:t>
-      </w:r>
-    </w:p>
-    <w:p>
-      <w:pPr>
-        <w:pStyle w:val="Caption"/>
-        <w:spacing w:line="276" w:lineRule="auto"/>
-        <w:jc w:val="both"/>
+        <w:t xml:space="preserve">Scaling ensures that the RNN's internal weights update smoothly and </w:t>
+      </w:r>
+      <w:r>
         <w:rPr>
           <w:rFonts w:ascii="Times New Roman" w:hAnsi="Times New Roman" w:cs="Times New Roman"/>
           <w:i w:val="0"/>
@@ -931,7 +1949,8 @@
           <w:sz w:val="24"/>
           <w:szCs w:val="24"/>
         </w:rPr>
-      </w:pPr>
+        <w:t>allows</w:t>
+      </w:r>
       <w:r>
         <w:rPr>
           <w:rFonts w:ascii="Times New Roman" w:hAnsi="Times New Roman" w:cs="Times New Roman"/>
@@ -941,7 +1960,7 @@
           <w:sz w:val="24"/>
           <w:szCs w:val="24"/>
         </w:rPr>
-        <w:t xml:space="preserve">Traditional machine learning models </w:t>
+        <w:t xml:space="preserve"> the </w:t>
       </w:r>
       <w:r>
         <w:rPr>
@@ -952,7 +1971,7 @@
           <w:sz w:val="24"/>
           <w:szCs w:val="24"/>
         </w:rPr>
-        <w:t>analyse</w:t>
+        <w:t>A</w:t>
       </w:r>
       <w:r>
         <w:rPr>
@@ -963,7 +1982,7 @@
           <w:sz w:val="24"/>
           <w:szCs w:val="24"/>
         </w:rPr>
-        <w:t xml:space="preserve"> independent </w:t>
+        <w:t>daptive Moment Estimatio</w:t>
       </w:r>
       <w:r>
         <w:rPr>
@@ -974,8 +1993,9 @@
           <w:sz w:val="24"/>
           <w:szCs w:val="24"/>
         </w:rPr>
-        <w:t xml:space="preserve">tabular </w:t>
-      </w:r>
+        <w:t>n (</w:t>
+      </w:r>
+      <w:proofErr w:type="spellStart"/>
       <w:r>
         <w:rPr>
           <w:rFonts w:ascii="Times New Roman" w:hAnsi="Times New Roman" w:cs="Times New Roman"/>
@@ -985,8 +2005,9 @@
           <w:sz w:val="24"/>
           <w:szCs w:val="24"/>
         </w:rPr>
-        <w:t xml:space="preserve">data points, whereas RNNs </w:t>
-      </w:r>
+        <w:t>adam</w:t>
+      </w:r>
+      <w:proofErr w:type="spellEnd"/>
       <w:r>
         <w:rPr>
           <w:rFonts w:ascii="Times New Roman" w:hAnsi="Times New Roman" w:cs="Times New Roman"/>
@@ -996,7 +2017,7 @@
           <w:sz w:val="24"/>
           <w:szCs w:val="24"/>
         </w:rPr>
-        <w:t>require sequential data to m</w:t>
+        <w:t xml:space="preserve">) </w:t>
       </w:r>
       <w:r>
         <w:rPr>
@@ -1007,9 +2028,27 @@
           <w:sz w:val="24"/>
           <w:szCs w:val="24"/>
         </w:rPr>
-        <w:t>ake any mathematical sense of the chronology.</w:t>
-      </w:r>
-      <w:r>
+        <w:t>optimization algorithm converge efficiently without being biased by the absolute magnitude of the stock price.</w:t>
+      </w:r>
+    </w:p>
+    <w:p>
+      <w:pPr>
+        <w:pStyle w:val="Heading2"/>
+      </w:pPr>
+      <w:bookmarkStart w:id="3" w:name="_Toc232701025"/>
+      <w:r>
+        <w:t xml:space="preserve">1.3 </w:t>
+      </w:r>
+      <w:r>
+        <w:t>Temporal Sequencing</w:t>
+      </w:r>
+      <w:bookmarkEnd w:id="3"/>
+    </w:p>
+    <w:p>
+      <w:pPr>
+        <w:pStyle w:val="Caption"/>
+        <w:spacing w:line="276" w:lineRule="auto"/>
+        <w:jc w:val="both"/>
         <w:rPr>
           <w:rFonts w:ascii="Times New Roman" w:hAnsi="Times New Roman" w:cs="Times New Roman"/>
           <w:i w:val="0"/>
@@ -1018,8 +2057,7 @@
           <w:sz w:val="24"/>
           <w:szCs w:val="24"/>
         </w:rPr>
-        <w:t xml:space="preserve"> </w:t>
-      </w:r>
+      </w:pPr>
       <w:r>
         <w:rPr>
           <w:rFonts w:ascii="Times New Roman" w:hAnsi="Times New Roman" w:cs="Times New Roman"/>
@@ -1029,7 +2067,7 @@
           <w:sz w:val="24"/>
           <w:szCs w:val="24"/>
         </w:rPr>
-        <w:t xml:space="preserve">In order to transform the normalized 1-dimensional array of prices into a form suitable for supervised learning, the "sliding window" approach was developed. A sequence length of 60 timesteps was set, which corresponds roughly to a period of </w:t>
+        <w:t xml:space="preserve">Traditional machine learning models </w:t>
       </w:r>
       <w:r>
         <w:rPr>
@@ -1040,7 +2078,7 @@
           <w:sz w:val="24"/>
           <w:szCs w:val="24"/>
         </w:rPr>
-        <w:t>1</w:t>
+        <w:t>analyse</w:t>
       </w:r>
       <w:r>
         <w:rPr>
@@ -1051,7 +2089,7 @@
           <w:sz w:val="24"/>
           <w:szCs w:val="24"/>
         </w:rPr>
-        <w:t xml:space="preserve"> financial quarter</w:t>
+        <w:t xml:space="preserve"> independent </w:t>
       </w:r>
       <w:r>
         <w:rPr>
@@ -1062,15 +2100,9 @@
           <w:sz w:val="24"/>
           <w:szCs w:val="24"/>
         </w:rPr>
-        <w:t>.</w:t>
-      </w:r>
-    </w:p>
-    <w:p>
-      <w:pPr>
-        <w:pStyle w:val="Caption"/>
-        <w:spacing w:line="276" w:lineRule="auto"/>
-        <w:ind w:firstLine="720"/>
-        <w:jc w:val="both"/>
+        <w:t xml:space="preserve">tabular </w:t>
+      </w:r>
+      <w:r>
         <w:rPr>
           <w:rFonts w:ascii="Times New Roman" w:hAnsi="Times New Roman" w:cs="Times New Roman"/>
           <w:i w:val="0"/>
@@ -1079,7 +2111,8 @@
           <w:sz w:val="24"/>
           <w:szCs w:val="24"/>
         </w:rPr>
-      </w:pPr>
+        <w:t xml:space="preserve">data points, whereas RNNs </w:t>
+      </w:r>
       <w:r>
         <w:rPr>
           <w:rFonts w:ascii="Times New Roman" w:hAnsi="Times New Roman" w:cs="Times New Roman"/>
@@ -1089,7 +2122,7 @@
           <w:sz w:val="24"/>
           <w:szCs w:val="24"/>
         </w:rPr>
-        <w:t>T</w:t>
+        <w:t>require sequential data to m</w:t>
       </w:r>
       <w:r>
         <w:rPr>
@@ -1100,7 +2133,7 @@
           <w:sz w:val="24"/>
           <w:szCs w:val="24"/>
         </w:rPr>
-        <w:t xml:space="preserve">he model </w:t>
+        <w:t>ake any mathematical sense of the chronology.</w:t>
       </w:r>
       <w:r>
         <w:rPr>
@@ -1111,7 +2144,7 @@
           <w:sz w:val="24"/>
           <w:szCs w:val="24"/>
         </w:rPr>
-        <w:t>analyses</w:t>
+        <w:t xml:space="preserve"> Sliding window approach was used </w:t>
       </w:r>
       <w:r>
         <w:rPr>
@@ -1122,7 +2155,7 @@
           <w:sz w:val="24"/>
           <w:szCs w:val="24"/>
         </w:rPr>
-        <w:t xml:space="preserve"> the past 60 days</w:t>
+        <w:t xml:space="preserve">to transform the normalized 1-dimensional array of prices into a form suitable for supervised learning. A sequence length of 60 timesteps was set, which corresponds roughly to a period of </w:t>
       </w:r>
       <w:r>
         <w:rPr>
@@ -1133,7 +2166,7 @@
           <w:sz w:val="24"/>
           <w:szCs w:val="24"/>
         </w:rPr>
-        <w:t xml:space="preserve"> input feature, </w:t>
+        <w:t>1</w:t>
       </w:r>
       <w:r>
         <w:rPr>
@@ -1144,7 +2177,7 @@
           <w:sz w:val="24"/>
           <w:szCs w:val="24"/>
         </w:rPr>
-        <w:t>(</w:t>
+        <w:t xml:space="preserve"> financial quarter</w:t>
       </w:r>
       <w:r>
         <w:rPr>
@@ -1155,9 +2188,15 @@
           <w:sz w:val="24"/>
           <w:szCs w:val="24"/>
         </w:rPr>
-        <w:t>X</w:t>
-      </w:r>
-      <w:r>
+        <w:t>.</w:t>
+      </w:r>
+    </w:p>
+    <w:p>
+      <w:pPr>
+        <w:pStyle w:val="Caption"/>
+        <w:spacing w:line="276" w:lineRule="auto"/>
+        <w:ind w:firstLine="720"/>
+        <w:jc w:val="both"/>
         <w:rPr>
           <w:rFonts w:ascii="Times New Roman" w:hAnsi="Times New Roman" w:cs="Times New Roman"/>
           <w:i w:val="0"/>
@@ -1166,8 +2205,7 @@
           <w:sz w:val="24"/>
           <w:szCs w:val="24"/>
         </w:rPr>
-        <w:t>)</w:t>
-      </w:r>
+      </w:pPr>
       <w:r>
         <w:rPr>
           <w:rFonts w:ascii="Times New Roman" w:hAnsi="Times New Roman" w:cs="Times New Roman"/>
@@ -1177,7 +2215,7 @@
           <w:sz w:val="24"/>
           <w:szCs w:val="24"/>
         </w:rPr>
-        <w:t xml:space="preserve"> </w:t>
+        <w:t>T</w:t>
       </w:r>
       <w:r>
         <w:rPr>
@@ -1188,7 +2226,7 @@
           <w:sz w:val="24"/>
           <w:szCs w:val="24"/>
         </w:rPr>
-        <w:t>to forecast the closing price on the 61st day</w:t>
+        <w:t xml:space="preserve">he model </w:t>
       </w:r>
       <w:r>
         <w:rPr>
@@ -1199,7 +2237,7 @@
           <w:sz w:val="24"/>
           <w:szCs w:val="24"/>
         </w:rPr>
-        <w:t xml:space="preserve">, </w:t>
+        <w:t>analyses</w:t>
       </w:r>
       <w:r>
         <w:rPr>
@@ -1210,7 +2248,7 @@
           <w:sz w:val="24"/>
           <w:szCs w:val="24"/>
         </w:rPr>
-        <w:t>(</w:t>
+        <w:t xml:space="preserve"> the past 60 days</w:t>
       </w:r>
       <w:r>
         <w:rPr>
@@ -1221,7 +2259,7 @@
           <w:sz w:val="24"/>
           <w:szCs w:val="24"/>
         </w:rPr>
-        <w:t>y</w:t>
+        <w:t xml:space="preserve"> input feature, </w:t>
       </w:r>
       <w:r>
         <w:rPr>
@@ -1232,7 +2270,7 @@
           <w:sz w:val="24"/>
           <w:szCs w:val="24"/>
         </w:rPr>
-        <w:t>)</w:t>
+        <w:t>(</w:t>
       </w:r>
       <w:r>
         <w:rPr>
@@ -1243,7 +2281,7 @@
           <w:sz w:val="24"/>
           <w:szCs w:val="24"/>
         </w:rPr>
-        <w:t xml:space="preserve">. </w:t>
+        <w:t>X</w:t>
       </w:r>
       <w:r>
         <w:rPr>
@@ -1254,7 +2292,7 @@
           <w:sz w:val="24"/>
           <w:szCs w:val="24"/>
         </w:rPr>
-        <w:t>Then the algorithm slides the window forward by exactly one day, dropping the oldest historical day and appending the newest, to dynamically generate the next continuous sequence</w:t>
+        <w:t>)</w:t>
       </w:r>
       <w:r>
         <w:rPr>
@@ -1265,29 +2303,9 @@
           <w:sz w:val="24"/>
           <w:szCs w:val="24"/>
         </w:rPr>
-        <w:t>.</w:t>
-      </w:r>
-    </w:p>
-    <w:p>
-      <w:pPr>
-        <w:pStyle w:val="TOCHeading"/>
-        <w:spacing w:line="276" w:lineRule="auto"/>
-        <w:rPr>
-          <w:u w:val="single"/>
-        </w:rPr>
-      </w:pPr>
-      <w:r>
-        <w:rPr>
-          <w:u w:val="single"/>
-        </w:rPr>
-        <w:t>Tensor Reshaping and Chronological Splitting</w:t>
-      </w:r>
-    </w:p>
-    <w:p>
-      <w:pPr>
-        <w:pStyle w:val="Caption"/>
-        <w:spacing w:line="276" w:lineRule="auto"/>
-        <w:jc w:val="both"/>
+        <w:t xml:space="preserve"> </w:t>
+      </w:r>
+      <w:r>
         <w:rPr>
           <w:rFonts w:ascii="Times New Roman" w:hAnsi="Times New Roman" w:cs="Times New Roman"/>
           <w:i w:val="0"/>
@@ -1296,7 +2314,8 @@
           <w:sz w:val="24"/>
           <w:szCs w:val="24"/>
         </w:rPr>
-      </w:pPr>
+        <w:t>to forecast the closing price on the 61st day</w:t>
+      </w:r>
       <w:r>
         <w:rPr>
           <w:rFonts w:ascii="Times New Roman" w:hAnsi="Times New Roman" w:cs="Times New Roman"/>
@@ -1306,7 +2325,7 @@
           <w:sz w:val="24"/>
           <w:szCs w:val="24"/>
         </w:rPr>
-        <w:t>Although this sliding window technique successfully engineers the required historical context, the resulting raw arrays are not yet compatible with the deep learning framework.</w:t>
+        <w:t xml:space="preserve">, </w:t>
       </w:r>
       <w:r>
         <w:rPr>
@@ -1317,7 +2336,7 @@
           <w:sz w:val="24"/>
           <w:szCs w:val="24"/>
         </w:rPr>
-        <w:t xml:space="preserve"> </w:t>
+        <w:t>(</w:t>
       </w:r>
       <w:r>
         <w:rPr>
@@ -1328,7 +2347,7 @@
           <w:sz w:val="24"/>
           <w:szCs w:val="24"/>
         </w:rPr>
-        <w:t xml:space="preserve">Deep </w:t>
+        <w:t>y</w:t>
       </w:r>
       <w:r>
         <w:rPr>
@@ -1339,15 +2358,9 @@
           <w:sz w:val="24"/>
           <w:szCs w:val="24"/>
         </w:rPr>
-        <w:lastRenderedPageBreak/>
-        <w:t xml:space="preserve">learning frameworks such as TensorFlow strictly require recurrent input data to be formatted as a 3D tensor. </w:t>
-      </w:r>
-    </w:p>
-    <w:p>
-      <w:pPr>
-        <w:pStyle w:val="Caption"/>
-        <w:spacing w:line="276" w:lineRule="auto"/>
-        <w:jc w:val="both"/>
+        <w:t>)</w:t>
+      </w:r>
+      <w:r>
         <w:rPr>
           <w:rFonts w:ascii="Times New Roman" w:hAnsi="Times New Roman" w:cs="Times New Roman"/>
           <w:i w:val="0"/>
@@ -1356,7 +2369,8 @@
           <w:sz w:val="24"/>
           <w:szCs w:val="24"/>
         </w:rPr>
-      </w:pPr>
+        <w:t xml:space="preserve">. </w:t>
+      </w:r>
       <w:r>
         <w:rPr>
           <w:rFonts w:ascii="Times New Roman" w:hAnsi="Times New Roman" w:cs="Times New Roman"/>
@@ -1366,7 +2380,7 @@
           <w:sz w:val="24"/>
           <w:szCs w:val="24"/>
         </w:rPr>
-        <w:t>In order to meet this architectural requirement, the output sequences were reshaped into dimension of samples, time</w:t>
+        <w:t>Then the algorithm slides the window forward by exactly one day, dropping the oldest historical day and appending the newest, to dynamically generate the next continuous sequence</w:t>
       </w:r>
       <w:r>
         <w:rPr>
@@ -1377,9 +2391,27 @@
           <w:sz w:val="24"/>
           <w:szCs w:val="24"/>
         </w:rPr>
-        <w:t xml:space="preserve"> </w:t>
-      </w:r>
-      <w:r>
+        <w:t>.</w:t>
+      </w:r>
+    </w:p>
+    <w:p>
+      <w:pPr>
+        <w:pStyle w:val="Heading2"/>
+      </w:pPr>
+      <w:bookmarkStart w:id="4" w:name="_Toc232701026"/>
+      <w:r>
+        <w:t xml:space="preserve">1.4 </w:t>
+      </w:r>
+      <w:r>
+        <w:t>Tensor Reshaping and Chronological Splitting</w:t>
+      </w:r>
+      <w:bookmarkEnd w:id="4"/>
+    </w:p>
+    <w:p>
+      <w:pPr>
+        <w:pStyle w:val="Caption"/>
+        <w:spacing w:line="276" w:lineRule="auto"/>
+        <w:jc w:val="both"/>
         <w:rPr>
           <w:rFonts w:ascii="Times New Roman" w:hAnsi="Times New Roman" w:cs="Times New Roman"/>
           <w:i w:val="0"/>
@@ -1388,15 +2420,8 @@
           <w:sz w:val="24"/>
           <w:szCs w:val="24"/>
         </w:rPr>
-        <w:t>steps and features consecutively.</w:t>
-      </w:r>
-    </w:p>
-    <w:p>
-      <w:pPr>
-        <w:pStyle w:val="Caption"/>
-        <w:spacing w:line="276" w:lineRule="auto"/>
-        <w:ind w:firstLine="720"/>
-        <w:jc w:val="both"/>
+      </w:pPr>
+      <w:r>
         <w:rPr>
           <w:rFonts w:ascii="Times New Roman" w:hAnsi="Times New Roman" w:cs="Times New Roman"/>
           <w:i w:val="0"/>
@@ -1405,7 +2430,8 @@
           <w:sz w:val="24"/>
           <w:szCs w:val="24"/>
         </w:rPr>
-      </w:pPr>
+        <w:t>Although this sliding window technique successfully engineers the required historical context, the resulting raw arrays are not yet compatible with the deep learning framework.</w:t>
+      </w:r>
       <w:r>
         <w:rPr>
           <w:rFonts w:ascii="Times New Roman" w:hAnsi="Times New Roman" w:cs="Times New Roman"/>
@@ -1415,7 +2441,7 @@
           <w:sz w:val="24"/>
           <w:szCs w:val="24"/>
         </w:rPr>
-        <w:t xml:space="preserve">For this model, this resulted in a configuration of (1196, 60, 1), meaning there were 1,196 usable samples, each consisting of 60-time steps, and one feature (the scaled closing price). The sequential dataset was then separated into an 80% training set and 20% test set. This essential in stock market prediction for avoiding the issue of "data leakage" </w:t>
+        <w:t xml:space="preserve"> </w:t>
       </w:r>
       <w:r>
         <w:rPr>
@@ -1426,14 +2452,9 @@
           <w:sz w:val="24"/>
           <w:szCs w:val="24"/>
         </w:rPr>
-        <w:t>ensuring the model is trained entirely on past data and evaluated purely on its ability to forecast an unseen, chronological future.</w:t>
-      </w:r>
-    </w:p>
-    <w:p>
-      <w:pPr>
-        <w:pStyle w:val="Caption"/>
-        <w:spacing w:line="276" w:lineRule="auto"/>
-        <w:jc w:val="both"/>
+        <w:t xml:space="preserve">Deep </w:t>
+      </w:r>
+      <w:r>
         <w:rPr>
           <w:rFonts w:ascii="Times New Roman" w:hAnsi="Times New Roman" w:cs="Times New Roman"/>
           <w:i w:val="0"/>
@@ -1442,8 +2463,16 @@
           <w:sz w:val="24"/>
           <w:szCs w:val="24"/>
         </w:rPr>
-      </w:pPr>
-      <w:r>
+        <w:lastRenderedPageBreak/>
+        <w:t xml:space="preserve">learning frameworks such as TensorFlow strictly require recurrent input data to be formatted as a 3D tensor. </w:t>
+      </w:r>
+    </w:p>
+    <w:p>
+      <w:pPr>
+        <w:pStyle w:val="Caption"/>
+        <w:spacing w:line="276" w:lineRule="auto"/>
+        <w:ind w:firstLine="720"/>
+        <w:jc w:val="both"/>
         <w:rPr>
           <w:rFonts w:ascii="Times New Roman" w:hAnsi="Times New Roman" w:cs="Times New Roman"/>
           <w:i w:val="0"/>
@@ -1452,6 +2481,181 @@
           <w:sz w:val="24"/>
           <w:szCs w:val="24"/>
         </w:rPr>
+      </w:pPr>
+      <w:r>
+        <w:rPr>
+          <w:rFonts w:ascii="Times New Roman" w:hAnsi="Times New Roman" w:cs="Times New Roman"/>
+          <w:i w:val="0"/>
+          <w:iCs w:val="0"/>
+          <w:color w:val="auto"/>
+          <w:sz w:val="24"/>
+          <w:szCs w:val="24"/>
+        </w:rPr>
+        <w:t>In order to meet this architectural requirement, the output sequences were reshaped into dimension of samples, time</w:t>
+      </w:r>
+      <w:r>
+        <w:rPr>
+          <w:rFonts w:ascii="Times New Roman" w:hAnsi="Times New Roman" w:cs="Times New Roman"/>
+          <w:i w:val="0"/>
+          <w:iCs w:val="0"/>
+          <w:color w:val="auto"/>
+          <w:sz w:val="24"/>
+          <w:szCs w:val="24"/>
+        </w:rPr>
+        <w:t xml:space="preserve"> </w:t>
+      </w:r>
+      <w:r>
+        <w:rPr>
+          <w:rFonts w:ascii="Times New Roman" w:hAnsi="Times New Roman" w:cs="Times New Roman"/>
+          <w:i w:val="0"/>
+          <w:iCs w:val="0"/>
+          <w:color w:val="auto"/>
+          <w:sz w:val="24"/>
+          <w:szCs w:val="24"/>
+        </w:rPr>
+        <w:t>steps and features consecutively.</w:t>
+      </w:r>
+    </w:p>
+    <w:p>
+      <w:pPr>
+        <w:pStyle w:val="Caption"/>
+        <w:spacing w:line="276" w:lineRule="auto"/>
+        <w:ind w:firstLine="720"/>
+        <w:jc w:val="both"/>
+        <w:rPr>
+          <w:rFonts w:ascii="Times New Roman" w:hAnsi="Times New Roman" w:cs="Times New Roman"/>
+          <w:i w:val="0"/>
+          <w:iCs w:val="0"/>
+          <w:color w:val="auto"/>
+          <w:sz w:val="24"/>
+          <w:szCs w:val="24"/>
+        </w:rPr>
+      </w:pPr>
+      <w:r>
+        <w:rPr>
+          <w:rFonts w:ascii="Times New Roman" w:hAnsi="Times New Roman" w:cs="Times New Roman"/>
+          <w:i w:val="0"/>
+          <w:iCs w:val="0"/>
+          <w:color w:val="auto"/>
+          <w:sz w:val="24"/>
+          <w:szCs w:val="24"/>
+        </w:rPr>
+        <w:t xml:space="preserve">For this model, this resulted in a configuration of (1196, 60, 1), meaning there were 1,196 usable samples, each consisting of 60-time steps, and one feature (the scaled </w:t>
+      </w:r>
+      <w:r>
+        <w:rPr>
+          <w:rFonts w:ascii="Times New Roman" w:hAnsi="Times New Roman" w:cs="Times New Roman"/>
+          <w:i w:val="0"/>
+          <w:iCs w:val="0"/>
+          <w:color w:val="auto"/>
+          <w:sz w:val="24"/>
+          <w:szCs w:val="24"/>
+        </w:rPr>
+        <w:t xml:space="preserve">daily </w:t>
+      </w:r>
+      <w:r>
+        <w:rPr>
+          <w:rFonts w:ascii="Times New Roman" w:hAnsi="Times New Roman" w:cs="Times New Roman"/>
+          <w:b/>
+          <w:bCs/>
+          <w:i w:val="0"/>
+          <w:iCs w:val="0"/>
+          <w:color w:val="auto"/>
+          <w:sz w:val="24"/>
+          <w:szCs w:val="24"/>
+        </w:rPr>
+        <w:t>'Close'</w:t>
+      </w:r>
+      <w:r>
+        <w:rPr>
+          <w:rFonts w:ascii="Times New Roman" w:hAnsi="Times New Roman" w:cs="Times New Roman"/>
+          <w:i w:val="0"/>
+          <w:iCs w:val="0"/>
+          <w:color w:val="auto"/>
+          <w:sz w:val="24"/>
+          <w:szCs w:val="24"/>
+        </w:rPr>
+        <w:t xml:space="preserve"> price</w:t>
+      </w:r>
+      <w:r>
+        <w:rPr>
+          <w:rFonts w:ascii="Times New Roman" w:hAnsi="Times New Roman" w:cs="Times New Roman"/>
+          <w:i w:val="0"/>
+          <w:iCs w:val="0"/>
+          <w:color w:val="auto"/>
+          <w:sz w:val="24"/>
+          <w:szCs w:val="24"/>
+        </w:rPr>
+        <w:t xml:space="preserve">). The sequential dataset was then separated into an 80% training set and 20% test set. This </w:t>
+      </w:r>
+      <w:r>
+        <w:rPr>
+          <w:rFonts w:ascii="Times New Roman" w:hAnsi="Times New Roman" w:cs="Times New Roman"/>
+          <w:i w:val="0"/>
+          <w:iCs w:val="0"/>
+          <w:color w:val="auto"/>
+          <w:sz w:val="24"/>
+          <w:szCs w:val="24"/>
+        </w:rPr>
+        <w:t>is done to avoid the iss</w:t>
+      </w:r>
+      <w:r>
+        <w:rPr>
+          <w:rFonts w:ascii="Times New Roman" w:hAnsi="Times New Roman" w:cs="Times New Roman"/>
+          <w:i w:val="0"/>
+          <w:iCs w:val="0"/>
+          <w:color w:val="auto"/>
+          <w:sz w:val="24"/>
+          <w:szCs w:val="24"/>
+        </w:rPr>
+        <w:t>ue of data leakage</w:t>
+      </w:r>
+      <w:r>
+        <w:rPr>
+          <w:rFonts w:ascii="Times New Roman" w:hAnsi="Times New Roman" w:cs="Times New Roman"/>
+          <w:i w:val="0"/>
+          <w:iCs w:val="0"/>
+          <w:color w:val="auto"/>
+          <w:sz w:val="24"/>
+          <w:szCs w:val="24"/>
+        </w:rPr>
+        <w:t xml:space="preserve"> </w:t>
+      </w:r>
+      <w:r>
+        <w:rPr>
+          <w:rFonts w:ascii="Times New Roman" w:hAnsi="Times New Roman" w:cs="Times New Roman"/>
+          <w:i w:val="0"/>
+          <w:iCs w:val="0"/>
+          <w:color w:val="auto"/>
+          <w:sz w:val="24"/>
+          <w:szCs w:val="24"/>
+        </w:rPr>
+        <w:t>ensuring the model is trained entirely on past data and evaluated purely on its ability to forecast an unseen, chronological future.</w:t>
+      </w:r>
+    </w:p>
+    <w:p>
+      <w:pPr>
+        <w:pStyle w:val="Caption"/>
+        <w:spacing w:line="276" w:lineRule="auto"/>
+        <w:jc w:val="both"/>
+        <w:rPr>
+          <w:rFonts w:ascii="Times New Roman" w:hAnsi="Times New Roman" w:cs="Times New Roman"/>
+          <w:i w:val="0"/>
+          <w:iCs w:val="0"/>
+          <w:color w:val="auto"/>
+          <w:sz w:val="24"/>
+          <w:szCs w:val="24"/>
+        </w:rPr>
+      </w:pPr>
+      <w:r>
+        <w:rPr>
+          <w:rFonts w:ascii="Times New Roman" w:hAnsi="Times New Roman" w:cs="Times New Roman"/>
+          <w:i w:val="0"/>
+          <w:iCs w:val="0"/>
+          <w:color w:val="auto"/>
+          <w:sz w:val="24"/>
+          <w:szCs w:val="24"/>
+        </w:rPr>
         <w:t xml:space="preserve"> </w:t>
       </w:r>
     </w:p>
@@ -1480,31 +2684,43 @@
           <w:rFonts w:ascii="Times New Roman" w:hAnsi="Times New Roman" w:cs="Times New Roman"/>
         </w:rPr>
       </w:pPr>
+      <w:bookmarkStart w:id="5" w:name="_Toc232701027"/>
       <w:r>
         <w:rPr>
           <w:rFonts w:ascii="Times New Roman" w:hAnsi="Times New Roman" w:cs="Times New Roman"/>
         </w:rPr>
         <w:lastRenderedPageBreak/>
-        <w:t xml:space="preserve">2. </w:t>
-      </w:r>
-      <w:r>
-        <w:t>Investigation of the Proposed Machine Learning Technique</w:t>
-      </w:r>
+        <w:t>2</w:t>
+      </w:r>
+      <w:r>
+        <w:rPr>
+          <w:rFonts w:ascii="Times New Roman" w:hAnsi="Times New Roman" w:cs="Times New Roman"/>
+        </w:rPr>
+        <w:t xml:space="preserve"> </w:t>
+      </w:r>
+      <w:r>
+        <w:t xml:space="preserve">Investigation of the Proposed </w:t>
+      </w:r>
+      <w:r>
+        <w:t>ML</w:t>
+      </w:r>
+      <w:r>
+        <w:t xml:space="preserve"> Technique</w:t>
+      </w:r>
+      <w:bookmarkEnd w:id="5"/>
     </w:p>
     <w:p>
       <w:pPr>
-        <w:pStyle w:val="TOCHeading"/>
-        <w:spacing w:line="276" w:lineRule="auto"/>
-        <w:rPr>
-          <w:u w:val="single"/>
-        </w:rPr>
-      </w:pPr>
-      <w:r>
-        <w:rPr>
-          <w:u w:val="single"/>
-        </w:rPr>
+        <w:pStyle w:val="Heading2"/>
+      </w:pPr>
+      <w:bookmarkStart w:id="6" w:name="_Toc232701028"/>
+      <w:r>
+        <w:t xml:space="preserve">2.1 </w:t>
+      </w:r>
+      <w:r>
         <w:t>Gated Recurrent Unit (GRU)</w:t>
       </w:r>
+      <w:bookmarkEnd w:id="6"/>
     </w:p>
     <w:p>
       <w:pPr>
@@ -1655,18 +2871,16 @@
     </w:p>
     <w:p>
       <w:pPr>
-        <w:pStyle w:val="TOCHeading"/>
-        <w:spacing w:line="276" w:lineRule="auto"/>
-        <w:rPr>
-          <w:u w:val="single"/>
-        </w:rPr>
-      </w:pPr>
-      <w:r>
-        <w:rPr>
-          <w:u w:val="single"/>
-        </w:rPr>
+        <w:pStyle w:val="Heading2"/>
+      </w:pPr>
+      <w:bookmarkStart w:id="7" w:name="_Toc232701029"/>
+      <w:r>
+        <w:t xml:space="preserve">2.2 </w:t>
+      </w:r>
+      <w:r>
         <w:t>Architectural &amp; Optimization Characteristics</w:t>
       </w:r>
+      <w:bookmarkEnd w:id="7"/>
     </w:p>
     <w:p>
       <w:pPr>
@@ -1680,7 +2894,57 @@
         <w:rPr>
           <w:rFonts w:ascii="Times New Roman" w:hAnsi="Times New Roman" w:cs="Times New Roman"/>
         </w:rPr>
-        <w:t>The model was constructed as a sequentially stacked GRU architecture via TensorFlow to extract hierarchical representations of the IBM dataset</w:t>
+        <w:t xml:space="preserve">The </w:t>
+      </w:r>
+      <w:r>
+        <w:rPr>
+          <w:rFonts w:ascii="Times New Roman" w:hAnsi="Times New Roman" w:cs="Times New Roman"/>
+        </w:rPr>
+        <w:t xml:space="preserve">base </w:t>
+      </w:r>
+      <w:r>
+        <w:rPr>
+          <w:rFonts w:ascii="Times New Roman" w:hAnsi="Times New Roman" w:cs="Times New Roman"/>
+        </w:rPr>
+        <w:t>model was constructed as a sequentially stacked GRU architecture via TensorFlow</w:t>
+      </w:r>
+      <w:r>
+        <w:rPr>
+          <w:rFonts w:ascii="Times New Roman" w:hAnsi="Times New Roman" w:cs="Times New Roman"/>
+        </w:rPr>
+        <w:t xml:space="preserve"> and </w:t>
+      </w:r>
+      <w:proofErr w:type="spellStart"/>
+      <w:r>
+        <w:rPr>
+          <w:rFonts w:ascii="Times New Roman" w:hAnsi="Times New Roman" w:cs="Times New Roman"/>
+        </w:rPr>
+        <w:t>Keras</w:t>
+      </w:r>
+      <w:proofErr w:type="spellEnd"/>
+      <w:r>
+        <w:rPr>
+          <w:rFonts w:ascii="Times New Roman" w:hAnsi="Times New Roman" w:cs="Times New Roman"/>
+        </w:rPr>
+        <w:t xml:space="preserve"> fram</w:t>
+      </w:r>
+      <w:r>
+        <w:rPr>
+          <w:rFonts w:ascii="Times New Roman" w:hAnsi="Times New Roman" w:cs="Times New Roman"/>
+        </w:rPr>
+        <w:t>e</w:t>
+      </w:r>
+      <w:r>
+        <w:rPr>
+          <w:rFonts w:ascii="Times New Roman" w:hAnsi="Times New Roman" w:cs="Times New Roman"/>
+        </w:rPr>
+        <w:t>work</w:t>
+      </w:r>
+      <w:r>
+        <w:rPr>
+          <w:rFonts w:ascii="Times New Roman" w:hAnsi="Times New Roman" w:cs="Times New Roman"/>
+        </w:rPr>
+        <w:t xml:space="preserve"> to extract hierarchical representations of the IBM dataset</w:t>
       </w:r>
       <w:r>
         <w:rPr>
@@ -1884,12 +3148,13 @@
     <w:p>
       <w:pPr>
         <w:pStyle w:val="Heading1"/>
-        <w:spacing w:line="276" w:lineRule="auto"/>
-      </w:pPr>
+      </w:pPr>
+      <w:bookmarkStart w:id="8" w:name="_Toc232701030"/>
       <w:r>
         <w:lastRenderedPageBreak/>
-        <w:t>3. Application, Evaluation, and Visualization</w:t>
-      </w:r>
+        <w:t>3 Application, Evaluation, and Visualization</w:t>
+      </w:r>
+      <w:bookmarkEnd w:id="8"/>
     </w:p>
     <w:p>
       <w:pPr>
@@ -1903,7 +3168,7 @@
         <w:rPr>
           <w:rFonts w:ascii="Times New Roman" w:hAnsi="Times New Roman" w:cs="Times New Roman"/>
         </w:rPr>
-        <w:t xml:space="preserve">The GRU model was developed utilizing the </w:t>
+        <w:t xml:space="preserve">The predictive models were developed using Python, specifically leveraging the </w:t>
       </w:r>
       <w:r>
         <w:rPr>
@@ -1911,7 +3176,13 @@
           <w:b/>
           <w:bCs/>
         </w:rPr>
-        <w:t xml:space="preserve">TensorFlow and </w:t>
+        <w:t>TensorFlow</w:t>
+      </w:r>
+      <w:r>
+        <w:rPr>
+          <w:rFonts w:ascii="Times New Roman" w:hAnsi="Times New Roman" w:cs="Times New Roman"/>
+        </w:rPr>
+        <w:t xml:space="preserve"> and </w:t>
       </w:r>
       <w:proofErr w:type="spellStart"/>
       <w:r>
@@ -1927,31 +3198,7 @@
         <w:rPr>
           <w:rFonts w:ascii="Times New Roman" w:hAnsi="Times New Roman" w:cs="Times New Roman"/>
         </w:rPr>
-        <w:t xml:space="preserve"> deep learning frameworks. The model was compiled using the Adam optimization algorithm </w:t>
-      </w:r>
-      <w:r>
-        <w:rPr>
-          <w:rFonts w:ascii="Times New Roman" w:hAnsi="Times New Roman" w:cs="Times New Roman"/>
-        </w:rPr>
-        <w:t xml:space="preserve">which minimize </w:t>
-      </w:r>
-      <w:r>
-        <w:rPr>
-          <w:rFonts w:ascii="Times New Roman" w:hAnsi="Times New Roman" w:cs="Times New Roman"/>
-        </w:rPr>
-        <w:t xml:space="preserve">the MSE loss function. </w:t>
-      </w:r>
-      <w:r>
-        <w:rPr>
-          <w:rFonts w:ascii="Times New Roman" w:hAnsi="Times New Roman" w:cs="Times New Roman"/>
-        </w:rPr>
-        <w:t>During training, the batch size was set to 32 sequences. To rigorously evaluate the model's ability to generalize, the model was trained with 80% of the chronological timeline and tested on the remaining 20%.</w:t>
-      </w:r>
-      <w:r>
-        <w:rPr>
-          <w:rFonts w:ascii="Times New Roman" w:hAnsi="Times New Roman" w:cs="Times New Roman"/>
-        </w:rPr>
-        <w:t xml:space="preserve">To prevent the model from overfitting to the training data, an Early Stopping callback was implemented with a patience of 10 epochs. </w:t>
+        <w:t xml:space="preserve"> deep learning frameworks. These tools were selected for their robust ability to construct, train, and optimize complex recurrent architectures efficiently.</w:t>
       </w:r>
     </w:p>
     <w:p>
@@ -1967,53 +3214,131 @@
         <w:rPr>
           <w:rFonts w:ascii="Times New Roman" w:hAnsi="Times New Roman" w:cs="Times New Roman"/>
         </w:rPr>
+        <w:t xml:space="preserve">The model was compiled using the </w:t>
+      </w:r>
+      <w:proofErr w:type="spellStart"/>
+      <w:r>
+        <w:rPr>
+          <w:rFonts w:ascii="Times New Roman" w:hAnsi="Times New Roman" w:cs="Times New Roman"/>
+        </w:rPr>
+        <w:t>adam</w:t>
+      </w:r>
+      <w:proofErr w:type="spellEnd"/>
+      <w:r>
+        <w:rPr>
+          <w:rFonts w:ascii="Times New Roman" w:hAnsi="Times New Roman" w:cs="Times New Roman"/>
+        </w:rPr>
+        <w:t xml:space="preserve"> optimization algorithm</w:t>
+      </w:r>
+      <w:r>
+        <w:rPr>
+          <w:rFonts w:ascii="Times New Roman" w:hAnsi="Times New Roman" w:cs="Times New Roman"/>
+        </w:rPr>
+        <w:t xml:space="preserve"> </w:t>
+      </w:r>
+      <w:r>
+        <w:rPr>
+          <w:rFonts w:ascii="Times New Roman" w:hAnsi="Times New Roman" w:cs="Times New Roman"/>
+        </w:rPr>
+        <w:t xml:space="preserve">which minimize </w:t>
+      </w:r>
+      <w:r>
+        <w:rPr>
+          <w:rFonts w:ascii="Times New Roman" w:hAnsi="Times New Roman" w:cs="Times New Roman"/>
+        </w:rPr>
+        <w:t xml:space="preserve">the MSE loss function. </w:t>
+      </w:r>
+      <w:r>
+        <w:rPr>
+          <w:rFonts w:ascii="Times New Roman" w:hAnsi="Times New Roman" w:cs="Times New Roman"/>
+        </w:rPr>
+        <w:t>During training, the batch size was set to 32 sequences. To rigorously evaluate the model's ability to generalize, the model was trained with 80% of the chronological timeline and tested on the remaining 20%.</w:t>
+      </w:r>
+      <w:r>
+        <w:rPr>
+          <w:rFonts w:ascii="Times New Roman" w:hAnsi="Times New Roman" w:cs="Times New Roman"/>
+        </w:rPr>
+        <w:t>To prevent the model from overfitting to the training data, an Early Stopping callback was implemented with a patience of 10 epochs.</w:t>
+      </w:r>
+    </w:p>
+    <w:p>
+      <w:pPr>
+        <w:spacing w:line="276" w:lineRule="auto"/>
+        <w:ind w:firstLine="720"/>
+        <w:jc w:val="both"/>
+        <w:rPr>
+          <w:rFonts w:ascii="Times New Roman" w:hAnsi="Times New Roman" w:cs="Times New Roman"/>
+        </w:rPr>
+      </w:pPr>
+      <w:r>
+        <w:rPr>
+          <w:rFonts w:ascii="Times New Roman" w:hAnsi="Times New Roman" w:cs="Times New Roman"/>
+        </w:rPr>
+        <w:t xml:space="preserve">The standard GRU was run as the primary baseline on the 5-year dataset. </w:t>
+      </w:r>
+      <w:r>
+        <w:rPr>
+          <w:rFonts w:ascii="Times New Roman" w:hAnsi="Times New Roman" w:cs="Times New Roman"/>
+        </w:rPr>
         <w:t xml:space="preserve">As shown in </w:t>
       </w:r>
       <w:r>
         <w:rPr>
-          <w:rFonts w:ascii="Times New Roman" w:hAnsi="Times New Roman" w:cs="Times New Roman"/>
+          <w:rFonts w:cs="Times New Roman"/>
         </w:rPr>
         <w:fldChar w:fldCharType="begin"/>
       </w:r>
       <w:r>
         <w:rPr>
-          <w:rFonts w:ascii="Times New Roman" w:hAnsi="Times New Roman" w:cs="Times New Roman"/>
+          <w:rFonts w:cs="Times New Roman"/>
         </w:rPr>
         <w:instrText xml:space="preserve"> REF _Ref231604301 \h </w:instrText>
       </w:r>
       <w:r>
         <w:rPr>
-          <w:rFonts w:ascii="Times New Roman" w:hAnsi="Times New Roman" w:cs="Times New Roman"/>
+          <w:rFonts w:cs="Times New Roman"/>
         </w:rPr>
         <w:instrText xml:space="preserve"> \* MERGEFORMAT </w:instrText>
       </w:r>
       <w:r>
         <w:rPr>
-          <w:rFonts w:ascii="Times New Roman" w:hAnsi="Times New Roman" w:cs="Times New Roman"/>
-        </w:rPr>
-      </w:r>
-      <w:r>
-        <w:rPr>
-          <w:rFonts w:ascii="Times New Roman" w:hAnsi="Times New Roman" w:cs="Times New Roman"/>
+          <w:rFonts w:cs="Times New Roman"/>
+        </w:rPr>
+      </w:r>
+      <w:r>
+        <w:rPr>
+          <w:rFonts w:cs="Times New Roman"/>
         </w:rPr>
         <w:fldChar w:fldCharType="separate"/>
       </w:r>
       <w:r>
         <w:rPr>
-          <w:rFonts w:ascii="Times New Roman" w:hAnsi="Times New Roman" w:cs="Times New Roman"/>
-        </w:rPr>
-        <w:t xml:space="preserve">Figure </w:t>
-      </w:r>
-      <w:r>
-        <w:rPr>
-          <w:rFonts w:ascii="Times New Roman" w:hAnsi="Times New Roman" w:cs="Times New Roman"/>
+          <w:rFonts w:cs="Times New Roman"/>
+        </w:rPr>
+        <w:t>Figu</w:t>
+      </w:r>
+      <w:r>
+        <w:rPr>
+          <w:rFonts w:cs="Times New Roman"/>
+        </w:rPr>
+        <w:t>r</w:t>
+      </w:r>
+      <w:r>
+        <w:rPr>
+          <w:rFonts w:cs="Times New Roman"/>
+        </w:rPr>
+        <w:t xml:space="preserve">e </w:t>
+      </w:r>
+      <w:r>
+        <w:rPr>
+          <w:rFonts w:cs="Times New Roman"/>
           <w:noProof/>
         </w:rPr>
         <w:t>1</w:t>
       </w:r>
       <w:r>
         <w:rPr>
-          <w:rFonts w:ascii="Times New Roman" w:hAnsi="Times New Roman" w:cs="Times New Roman"/>
+          <w:rFonts w:cs="Times New Roman"/>
         </w:rPr>
         <w:fldChar w:fldCharType="end"/>
       </w:r>
@@ -2021,7 +3346,7 @@
         <w:rPr>
           <w:rFonts w:ascii="Times New Roman" w:hAnsi="Times New Roman" w:cs="Times New Roman"/>
         </w:rPr>
-        <w:t xml:space="preserve">, </w:t>
+        <w:t xml:space="preserve"> below, </w:t>
       </w:r>
       <w:r>
         <w:rPr>
@@ -2113,51 +3438,51 @@
         <w:spacing w:line="276" w:lineRule="auto"/>
         <w:jc w:val="center"/>
         <w:rPr>
-          <w:rFonts w:ascii="Times New Roman" w:hAnsi="Times New Roman" w:cs="Times New Roman"/>
-        </w:rPr>
-      </w:pPr>
-      <w:bookmarkStart w:id="0" w:name="_Ref231604301"/>
-      <w:r>
-        <w:rPr>
-          <w:rFonts w:ascii="Times New Roman" w:hAnsi="Times New Roman" w:cs="Times New Roman"/>
+          <w:rFonts w:cs="Times New Roman"/>
+        </w:rPr>
+      </w:pPr>
+      <w:bookmarkStart w:id="9" w:name="_Ref231604301"/>
+      <w:r>
+        <w:rPr>
+          <w:rFonts w:cs="Times New Roman"/>
         </w:rPr>
         <w:t xml:space="preserve">Figure </w:t>
       </w:r>
       <w:r>
         <w:rPr>
-          <w:rFonts w:ascii="Times New Roman" w:hAnsi="Times New Roman" w:cs="Times New Roman"/>
+          <w:rFonts w:cs="Times New Roman"/>
         </w:rPr>
         <w:fldChar w:fldCharType="begin"/>
       </w:r>
       <w:r>
         <w:rPr>
-          <w:rFonts w:ascii="Times New Roman" w:hAnsi="Times New Roman" w:cs="Times New Roman"/>
+          <w:rFonts w:cs="Times New Roman"/>
         </w:rPr>
         <w:instrText xml:space="preserve"> SEQ Figure \* ARABIC </w:instrText>
       </w:r>
       <w:r>
         <w:rPr>
-          <w:rFonts w:ascii="Times New Roman" w:hAnsi="Times New Roman" w:cs="Times New Roman"/>
+          <w:rFonts w:cs="Times New Roman"/>
         </w:rPr>
         <w:fldChar w:fldCharType="separate"/>
       </w:r>
       <w:r>
         <w:rPr>
-          <w:rFonts w:ascii="Times New Roman" w:hAnsi="Times New Roman" w:cs="Times New Roman"/>
+          <w:rFonts w:cs="Times New Roman"/>
           <w:noProof/>
         </w:rPr>
         <w:t>1</w:t>
       </w:r>
       <w:r>
         <w:rPr>
-          <w:rFonts w:ascii="Times New Roman" w:hAnsi="Times New Roman" w:cs="Times New Roman"/>
+          <w:rFonts w:cs="Times New Roman"/>
         </w:rPr>
         <w:fldChar w:fldCharType="end"/>
       </w:r>
-      <w:bookmarkEnd w:id="0"/>
-      <w:r>
-        <w:rPr>
-          <w:rFonts w:ascii="Times New Roman" w:hAnsi="Times New Roman" w:cs="Times New Roman"/>
+      <w:bookmarkEnd w:id="9"/>
+      <w:r>
+        <w:rPr>
+          <w:rFonts w:cs="Times New Roman"/>
         </w:rPr>
         <w:t>: GRU Loss Curve</w:t>
       </w:r>
@@ -2222,11 +3547,23 @@
         <w:rPr>
           <w:rFonts w:ascii="Times New Roman" w:hAnsi="Times New Roman" w:cs="Times New Roman"/>
         </w:rPr>
-        <w:t xml:space="preserve">Table </w:t>
-      </w:r>
-      <w:r>
-        <w:rPr>
-          <w:rFonts w:ascii="Times New Roman" w:hAnsi="Times New Roman" w:cs="Times New Roman"/>
+        <w:t>Ta</w:t>
+      </w:r>
+      <w:r>
+        <w:rPr>
+          <w:rFonts w:ascii="Times New Roman" w:hAnsi="Times New Roman" w:cs="Times New Roman"/>
+        </w:rPr>
+        <w:t>b</w:t>
+      </w:r>
+      <w:r>
+        <w:rPr>
+          <w:rFonts w:ascii="Times New Roman" w:hAnsi="Times New Roman" w:cs="Times New Roman"/>
+        </w:rPr>
+        <w:t xml:space="preserve">le </w:t>
+      </w:r>
+      <w:r>
+        <w:rPr>
+          <w:rFonts w:cs="Times New Roman"/>
           <w:noProof/>
         </w:rPr>
         <w:t>1</w:t>
@@ -2350,7 +3687,13 @@
         <w:rPr>
           <w:rFonts w:ascii="Times New Roman" w:hAnsi="Times New Roman" w:cs="Times New Roman"/>
         </w:rPr>
-        <w:t xml:space="preserve"> proves that the model successfully explains 88% of the variance in IBM's closing price. Additionally, the RMSE indicates that, on average, the model's predictions deviate by approximately </w:t>
+        <w:t xml:space="preserve"> proves that the model successfully explains 88% of the variance in IBM's closing price. Additionally, the RMSE indicates that, on average, the model's predictions deviate by </w:t>
+      </w:r>
+      <w:r>
+        <w:rPr>
+          <w:rFonts w:ascii="Times New Roman" w:hAnsi="Times New Roman" w:cs="Times New Roman"/>
+        </w:rPr>
+        <w:t xml:space="preserve">RMSE of </w:t>
       </w:r>
       <w:r>
         <w:rPr>
@@ -2376,13 +3719,33 @@
         <w:rPr>
           <w:rFonts w:ascii="Times New Roman" w:hAnsi="Times New Roman" w:cs="Times New Roman"/>
         </w:rPr>
-        <w:t>a strong margin of accuracy given the high absolute price of the asset</w:t>
-      </w:r>
-      <w:r>
-        <w:rPr>
-          <w:rFonts w:ascii="Times New Roman" w:hAnsi="Times New Roman" w:cs="Times New Roman"/>
-        </w:rPr>
-        <w:t>.</w:t>
+        <w:t xml:space="preserve">a strong margin of accuracy given the high absolute price </w:t>
+      </w:r>
+      <w:r>
+        <w:rPr>
+          <w:rFonts w:ascii="Times New Roman" w:hAnsi="Times New Roman" w:cs="Times New Roman"/>
+        </w:rPr>
+        <w:t xml:space="preserve">fluctuating </w:t>
+      </w:r>
+      <w:r>
+        <w:rPr>
+          <w:rFonts w:ascii="Times New Roman" w:hAnsi="Times New Roman" w:cs="Times New Roman"/>
+        </w:rPr>
+        <w:t>from $110 to over $</w:t>
+      </w:r>
+      <w:r>
+        <w:rPr>
+          <w:rFonts w:ascii="Times New Roman" w:hAnsi="Times New Roman" w:cs="Times New Roman"/>
+          <w:i/>
+          <w:iCs/>
+        </w:rPr>
+        <w:t>3</w:t>
+      </w:r>
+      <w:r>
+        <w:rPr>
+          <w:rFonts w:ascii="Times New Roman" w:hAnsi="Times New Roman" w:cs="Times New Roman"/>
+        </w:rPr>
+        <w:t>00</w:t>
       </w:r>
     </w:p>
     <w:p>
@@ -2392,51 +3755,51 @@
         <w:spacing w:line="276" w:lineRule="auto"/>
         <w:jc w:val="center"/>
         <w:rPr>
-          <w:rFonts w:ascii="Times New Roman" w:hAnsi="Times New Roman" w:cs="Times New Roman"/>
-        </w:rPr>
-      </w:pPr>
-      <w:bookmarkStart w:id="1" w:name="_Ref231604966"/>
-      <w:r>
-        <w:rPr>
-          <w:rFonts w:ascii="Times New Roman" w:hAnsi="Times New Roman" w:cs="Times New Roman"/>
+          <w:rFonts w:cs="Times New Roman"/>
+        </w:rPr>
+      </w:pPr>
+      <w:bookmarkStart w:id="10" w:name="_Ref231604966"/>
+      <w:r>
+        <w:rPr>
+          <w:rFonts w:cs="Times New Roman"/>
         </w:rPr>
         <w:t xml:space="preserve">Table </w:t>
       </w:r>
       <w:r>
         <w:rPr>
-          <w:rFonts w:ascii="Times New Roman" w:hAnsi="Times New Roman" w:cs="Times New Roman"/>
+          <w:rFonts w:cs="Times New Roman"/>
         </w:rPr>
         <w:fldChar w:fldCharType="begin"/>
       </w:r>
       <w:r>
         <w:rPr>
-          <w:rFonts w:ascii="Times New Roman" w:hAnsi="Times New Roman" w:cs="Times New Roman"/>
+          <w:rFonts w:cs="Times New Roman"/>
         </w:rPr>
         <w:instrText xml:space="preserve"> SEQ Table \* ARABIC </w:instrText>
       </w:r>
       <w:r>
         <w:rPr>
-          <w:rFonts w:ascii="Times New Roman" w:hAnsi="Times New Roman" w:cs="Times New Roman"/>
+          <w:rFonts w:cs="Times New Roman"/>
         </w:rPr>
         <w:fldChar w:fldCharType="separate"/>
       </w:r>
       <w:r>
         <w:rPr>
-          <w:rFonts w:ascii="Times New Roman" w:hAnsi="Times New Roman" w:cs="Times New Roman"/>
+          <w:rFonts w:cs="Times New Roman"/>
           <w:noProof/>
         </w:rPr>
         <w:t>1</w:t>
       </w:r>
       <w:r>
         <w:rPr>
-          <w:rFonts w:ascii="Times New Roman" w:hAnsi="Times New Roman" w:cs="Times New Roman"/>
+          <w:rFonts w:cs="Times New Roman"/>
         </w:rPr>
         <w:fldChar w:fldCharType="end"/>
       </w:r>
-      <w:bookmarkEnd w:id="1"/>
-      <w:r>
-        <w:rPr>
-          <w:rFonts w:ascii="Times New Roman" w:hAnsi="Times New Roman" w:cs="Times New Roman"/>
+      <w:bookmarkEnd w:id="10"/>
+      <w:r>
+        <w:rPr>
+          <w:rFonts w:cs="Times New Roman"/>
         </w:rPr>
         <w:t>: GRU Performance</w:t>
       </w:r>
@@ -2701,6 +4064,12 @@
               </w:rPr>
               <w:t>1.1</w:t>
             </w:r>
+            <w:r>
+              <w:rPr>
+                <w:rFonts w:ascii="Times New Roman" w:hAnsi="Times New Roman" w:cs="Times New Roman"/>
+              </w:rPr>
+              <w:t>1</w:t>
+            </w:r>
           </w:p>
         </w:tc>
         <w:tc>
@@ -2803,6 +4172,7 @@
         <w:rPr>
           <w:rFonts w:ascii="Times New Roman" w:hAnsi="Times New Roman" w:cs="Times New Roman"/>
         </w:rPr>
+        <w:lastRenderedPageBreak/>
         <w:t xml:space="preserve">To contextualize the quantitative metrics, </w:t>
       </w:r>
       <w:r>
@@ -2819,49 +4189,49 @@
       </w:r>
       <w:r>
         <w:rPr>
-          <w:rFonts w:ascii="Times New Roman" w:hAnsi="Times New Roman" w:cs="Times New Roman"/>
+          <w:rFonts w:cs="Times New Roman"/>
         </w:rPr>
         <w:fldChar w:fldCharType="begin"/>
       </w:r>
       <w:r>
         <w:rPr>
-          <w:rFonts w:ascii="Times New Roman" w:hAnsi="Times New Roman" w:cs="Times New Roman"/>
+          <w:rFonts w:cs="Times New Roman"/>
         </w:rPr>
         <w:instrText xml:space="preserve"> REF _Ref231606253 \h </w:instrText>
       </w:r>
       <w:r>
         <w:rPr>
-          <w:rFonts w:ascii="Times New Roman" w:hAnsi="Times New Roman" w:cs="Times New Roman"/>
+          <w:rFonts w:cs="Times New Roman"/>
         </w:rPr>
         <w:instrText xml:space="preserve"> \* MERGEFORMAT </w:instrText>
       </w:r>
       <w:r>
         <w:rPr>
-          <w:rFonts w:ascii="Times New Roman" w:hAnsi="Times New Roman" w:cs="Times New Roman"/>
-        </w:rPr>
-      </w:r>
-      <w:r>
-        <w:rPr>
-          <w:rFonts w:ascii="Times New Roman" w:hAnsi="Times New Roman" w:cs="Times New Roman"/>
+          <w:rFonts w:cs="Times New Roman"/>
+        </w:rPr>
+      </w:r>
+      <w:r>
+        <w:rPr>
+          <w:rFonts w:cs="Times New Roman"/>
         </w:rPr>
         <w:fldChar w:fldCharType="separate"/>
       </w:r>
       <w:r>
         <w:rPr>
-          <w:rFonts w:ascii="Times New Roman" w:hAnsi="Times New Roman" w:cs="Times New Roman"/>
+          <w:rFonts w:cs="Times New Roman"/>
         </w:rPr>
         <w:t xml:space="preserve">Figure </w:t>
       </w:r>
       <w:r>
         <w:rPr>
-          <w:rFonts w:ascii="Times New Roman" w:hAnsi="Times New Roman" w:cs="Times New Roman"/>
+          <w:rFonts w:cs="Times New Roman"/>
           <w:noProof/>
         </w:rPr>
         <w:t>2</w:t>
       </w:r>
       <w:r>
         <w:rPr>
-          <w:rFonts w:ascii="Times New Roman" w:hAnsi="Times New Roman" w:cs="Times New Roman"/>
+          <w:rFonts w:cs="Times New Roman"/>
         </w:rPr>
         <w:fldChar w:fldCharType="end"/>
       </w:r>
@@ -2881,14 +4251,7 @@
         <w:rPr>
           <w:rFonts w:ascii="Times New Roman" w:hAnsi="Times New Roman" w:cs="Times New Roman"/>
         </w:rPr>
-        <w:t xml:space="preserve">The predicted values (green line) closely track the actual market trajectory (orange </w:t>
-      </w:r>
-      <w:r>
-        <w:rPr>
-          <w:rFonts w:ascii="Times New Roman" w:hAnsi="Times New Roman" w:cs="Times New Roman"/>
-        </w:rPr>
-        <w:lastRenderedPageBreak/>
-        <w:t xml:space="preserve">line). </w:t>
+        <w:t xml:space="preserve">The predicted values (green line) closely track the actual market trajectory (orange line). </w:t>
       </w:r>
       <w:r>
         <w:rPr>
@@ -2957,50 +4320,56 @@
           <w:rFonts w:ascii="Times New Roman" w:hAnsi="Times New Roman" w:cs="Times New Roman"/>
         </w:rPr>
       </w:pPr>
-      <w:bookmarkStart w:id="2" w:name="_Ref231606253"/>
-      <w:r>
-        <w:rPr>
-          <w:rFonts w:ascii="Times New Roman" w:hAnsi="Times New Roman" w:cs="Times New Roman"/>
+      <w:bookmarkStart w:id="11" w:name="_Ref231606253"/>
+      <w:r>
+        <w:rPr>
+          <w:rFonts w:cs="Times New Roman"/>
         </w:rPr>
         <w:t xml:space="preserve">Figure </w:t>
       </w:r>
       <w:r>
         <w:rPr>
-          <w:rFonts w:ascii="Times New Roman" w:hAnsi="Times New Roman" w:cs="Times New Roman"/>
+          <w:rFonts w:cs="Times New Roman"/>
         </w:rPr>
         <w:fldChar w:fldCharType="begin"/>
       </w:r>
       <w:r>
         <w:rPr>
-          <w:rFonts w:ascii="Times New Roman" w:hAnsi="Times New Roman" w:cs="Times New Roman"/>
+          <w:rFonts w:cs="Times New Roman"/>
         </w:rPr>
         <w:instrText xml:space="preserve"> SEQ Figure \* ARABIC </w:instrText>
       </w:r>
       <w:r>
         <w:rPr>
-          <w:rFonts w:ascii="Times New Roman" w:hAnsi="Times New Roman" w:cs="Times New Roman"/>
+          <w:rFonts w:cs="Times New Roman"/>
         </w:rPr>
         <w:fldChar w:fldCharType="separate"/>
       </w:r>
       <w:r>
         <w:rPr>
-          <w:rFonts w:ascii="Times New Roman" w:hAnsi="Times New Roman" w:cs="Times New Roman"/>
+          <w:rFonts w:cs="Times New Roman"/>
           <w:noProof/>
         </w:rPr>
         <w:t>2</w:t>
       </w:r>
       <w:r>
         <w:rPr>
-          <w:rFonts w:ascii="Times New Roman" w:hAnsi="Times New Roman" w:cs="Times New Roman"/>
+          <w:rFonts w:cs="Times New Roman"/>
         </w:rPr>
         <w:fldChar w:fldCharType="end"/>
       </w:r>
-      <w:bookmarkEnd w:id="2"/>
-      <w:r>
-        <w:rPr>
-          <w:rFonts w:ascii="Times New Roman" w:hAnsi="Times New Roman" w:cs="Times New Roman"/>
-        </w:rPr>
-        <w:t>: Actual vs Predicted (GRU)</w:t>
+      <w:bookmarkEnd w:id="11"/>
+      <w:r>
+        <w:rPr>
+          <w:rFonts w:cs="Times New Roman"/>
+        </w:rPr>
+        <w:t>: Actual vs Predicted (GRU</w:t>
+      </w:r>
+      <w:r>
+        <w:rPr>
+          <w:rFonts w:ascii="Times New Roman" w:hAnsi="Times New Roman" w:cs="Times New Roman"/>
+        </w:rPr>
+        <w:t>)</w:t>
       </w:r>
     </w:p>
     <w:p>
@@ -3022,9 +4391,1609 @@
         <w:pStyle w:val="Heading1"/>
         <w:spacing w:line="276" w:lineRule="auto"/>
       </w:pPr>
+      <w:bookmarkStart w:id="12" w:name="_Toc232701031"/>
       <w:r>
         <w:lastRenderedPageBreak/>
-        <w:t>4. Critical Analysis</w:t>
+        <w:t>4</w:t>
+      </w:r>
+      <w:r>
+        <w:t xml:space="preserve"> </w:t>
+      </w:r>
+      <w:r>
+        <w:t>Critical Analysis</w:t>
+      </w:r>
+      <w:bookmarkEnd w:id="12"/>
+    </w:p>
+    <w:p>
+      <w:pPr>
+        <w:jc w:val="both"/>
+      </w:pPr>
+      <w:r>
+        <w:t>The baseline</w:t>
+      </w:r>
+      <w:r>
+        <w:t xml:space="preserve"> GRU model for 5-year dataset in this work</w:t>
+      </w:r>
+      <w:r>
+        <w:t>, demonstrated highly robust predictive capabilities for financial time-series forecasting. However, applying deep learning to financial markets requires a critical evaluation of the model's architectural trade-offs, inherent limitations, and performance relative to alternative neural networks.</w:t>
+      </w:r>
+    </w:p>
+    <w:p>
+      <w:pPr>
+        <w:ind w:firstLine="720"/>
+        <w:jc w:val="both"/>
+      </w:pPr>
+      <w:r>
+        <w:t>The strength, limitations and comparative analysis</w:t>
+      </w:r>
+      <w:r>
+        <w:t xml:space="preserve"> between different models of 5-year dataset and 30-year dataset were carried out in this Section.</w:t>
+      </w:r>
+    </w:p>
+    <w:p>
+      <w:pPr>
+        <w:pStyle w:val="Heading2"/>
+      </w:pPr>
+      <w:r>
+        <w:t xml:space="preserve">4.1 </w:t>
+      </w:r>
+      <w:r>
+        <w:t>Strengths of the Base Model (GRU)</w:t>
+      </w:r>
+    </w:p>
+    <w:p>
+      <w:pPr>
+        <w:spacing w:line="276" w:lineRule="auto"/>
+        <w:jc w:val="both"/>
+        <w:rPr>
+          <w:rFonts w:ascii="Times New Roman" w:hAnsi="Times New Roman" w:cs="Times New Roman"/>
+        </w:rPr>
+      </w:pPr>
+      <w:r>
+        <w:rPr>
+          <w:rFonts w:ascii="Times New Roman" w:hAnsi="Times New Roman" w:cs="Times New Roman"/>
+        </w:rPr>
+        <w:t xml:space="preserve">The GRU demonstrated robust predictive capabilities, confirming its theoretical advantages over </w:t>
+      </w:r>
+      <w:r>
+        <w:rPr>
+          <w:rFonts w:ascii="Times New Roman" w:hAnsi="Times New Roman" w:cs="Times New Roman"/>
+        </w:rPr>
+        <w:t>other</w:t>
+      </w:r>
+      <w:r>
+        <w:rPr>
+          <w:rFonts w:ascii="Times New Roman" w:hAnsi="Times New Roman" w:cs="Times New Roman"/>
+        </w:rPr>
+        <w:t xml:space="preserve"> neural network architectures.</w:t>
+      </w:r>
+    </w:p>
+    <w:p>
+      <w:pPr>
+        <w:pStyle w:val="ListParagraph"/>
+        <w:numPr>
+          <w:ilvl w:val="0"/>
+          <w:numId w:val="38"/>
+        </w:numPr>
+        <w:spacing w:line="276" w:lineRule="auto"/>
+        <w:jc w:val="both"/>
+        <w:rPr>
+          <w:rFonts w:ascii="Times New Roman" w:hAnsi="Times New Roman" w:cs="Times New Roman"/>
+          <w:u w:val="single"/>
+        </w:rPr>
+      </w:pPr>
+      <w:r>
+        <w:rPr>
+          <w:rFonts w:ascii="Times New Roman" w:hAnsi="Times New Roman" w:cs="Times New Roman"/>
+          <w:u w:val="single"/>
+        </w:rPr>
+        <w:t>Superiority over Traditional RNNs</w:t>
+      </w:r>
+    </w:p>
+    <w:p>
+      <w:pPr>
+        <w:spacing w:line="276" w:lineRule="auto"/>
+        <w:ind w:left="360" w:firstLine="360"/>
+        <w:jc w:val="both"/>
+        <w:rPr>
+          <w:rFonts w:ascii="Times New Roman" w:hAnsi="Times New Roman" w:cs="Times New Roman"/>
+        </w:rPr>
+      </w:pPr>
+      <w:r>
+        <w:rPr>
+          <w:rFonts w:ascii="Times New Roman" w:hAnsi="Times New Roman" w:cs="Times New Roman"/>
+        </w:rPr>
+        <w:t>Traditional RNN suffer severely from the vanishing gradient problem, rendering them incapable of retaining memory over long sequences. The GRU successfully resolves this by utilizing its Update and Reset gates to dynamically maintain relevant long-term momentum while discarding obsolete market noise.</w:t>
+      </w:r>
+    </w:p>
+    <w:p>
+      <w:pPr>
+        <w:pStyle w:val="ListParagraph"/>
+        <w:numPr>
+          <w:ilvl w:val="0"/>
+          <w:numId w:val="38"/>
+        </w:numPr>
+        <w:spacing w:line="276" w:lineRule="auto"/>
+        <w:jc w:val="both"/>
+        <w:rPr>
+          <w:rFonts w:ascii="Times New Roman" w:hAnsi="Times New Roman" w:cs="Times New Roman"/>
+          <w:u w:val="single"/>
+        </w:rPr>
+      </w:pPr>
+      <w:r>
+        <w:rPr>
+          <w:rFonts w:ascii="Times New Roman" w:hAnsi="Times New Roman" w:cs="Times New Roman"/>
+          <w:u w:val="single"/>
+        </w:rPr>
+        <w:t>Efficiency and Accuracy over Standard LSTM</w:t>
+      </w:r>
+    </w:p>
+    <w:p>
+      <w:pPr>
+        <w:spacing w:line="276" w:lineRule="auto"/>
+        <w:ind w:left="360" w:firstLine="360"/>
+        <w:jc w:val="both"/>
+        <w:rPr>
+          <w:rFonts w:ascii="Times New Roman" w:hAnsi="Times New Roman" w:cs="Times New Roman"/>
+        </w:rPr>
+      </w:pPr>
+      <w:r>
+        <w:rPr>
+          <w:rFonts w:ascii="Times New Roman" w:hAnsi="Times New Roman" w:cs="Times New Roman"/>
+        </w:rPr>
+        <w:t xml:space="preserve">Although both </w:t>
+      </w:r>
+      <w:r>
+        <w:rPr>
+          <w:rFonts w:ascii="Times New Roman" w:hAnsi="Times New Roman" w:cs="Times New Roman"/>
+        </w:rPr>
+        <w:t xml:space="preserve">LSTM and GRU </w:t>
+      </w:r>
+      <w:r>
+        <w:rPr>
+          <w:rFonts w:ascii="Times New Roman" w:hAnsi="Times New Roman" w:cs="Times New Roman"/>
+        </w:rPr>
+        <w:t xml:space="preserve">architectures were </w:t>
+      </w:r>
+      <w:r>
+        <w:rPr>
+          <w:rFonts w:ascii="Times New Roman" w:hAnsi="Times New Roman" w:cs="Times New Roman"/>
+        </w:rPr>
+        <w:t xml:space="preserve">designed to handle </w:t>
+      </w:r>
+      <w:r>
+        <w:rPr>
+          <w:rFonts w:ascii="Times New Roman" w:hAnsi="Times New Roman" w:cs="Times New Roman"/>
+        </w:rPr>
+        <w:t>long-term dependency, it was seen that the GRU model had a clear advantage over the LSTM model in terms of the performance achieved with this particular financial dataset</w:t>
+      </w:r>
+      <w:r>
+        <w:rPr>
+          <w:rFonts w:ascii="Times New Roman" w:hAnsi="Times New Roman" w:cs="Times New Roman"/>
+        </w:rPr>
+        <w:t>.</w:t>
+      </w:r>
+      <w:r>
+        <w:rPr>
+          <w:rFonts w:ascii="Times New Roman" w:hAnsi="Times New Roman" w:cs="Times New Roman"/>
+        </w:rPr>
+        <w:t xml:space="preserve"> </w:t>
+      </w:r>
+      <w:r>
+        <w:rPr>
+          <w:rFonts w:ascii="Times New Roman" w:hAnsi="Times New Roman" w:cs="Times New Roman"/>
+        </w:rPr>
+        <w:t xml:space="preserve">As shown in </w:t>
+      </w:r>
+      <w:r>
+        <w:rPr>
+          <w:rFonts w:cs="Times New Roman"/>
+        </w:rPr>
+        <w:fldChar w:fldCharType="begin"/>
+      </w:r>
+      <w:r>
+        <w:rPr>
+          <w:rFonts w:cs="Times New Roman"/>
+        </w:rPr>
+        <w:instrText xml:space="preserve"> REF _Ref231609433 \h  \* MERGEFORMAT </w:instrText>
+      </w:r>
+      <w:r>
+        <w:rPr>
+          <w:rFonts w:cs="Times New Roman"/>
+        </w:rPr>
+      </w:r>
+      <w:r>
+        <w:rPr>
+          <w:rFonts w:cs="Times New Roman"/>
+        </w:rPr>
+        <w:fldChar w:fldCharType="separate"/>
+      </w:r>
+      <w:r>
+        <w:rPr>
+          <w:rFonts w:cs="Times New Roman"/>
+        </w:rPr>
+        <w:t xml:space="preserve">Table </w:t>
+      </w:r>
+      <w:r>
+        <w:rPr>
+          <w:rFonts w:cs="Times New Roman"/>
+          <w:noProof/>
+        </w:rPr>
+        <w:t>2</w:t>
+      </w:r>
+      <w:r>
+        <w:rPr>
+          <w:rFonts w:cs="Times New Roman"/>
+        </w:rPr>
+        <w:fldChar w:fldCharType="end"/>
+      </w:r>
+      <w:r>
+        <w:rPr>
+          <w:rFonts w:ascii="Times New Roman" w:hAnsi="Times New Roman" w:cs="Times New Roman"/>
+        </w:rPr>
+        <w:t xml:space="preserve"> below,</w:t>
+      </w:r>
+      <w:r>
+        <w:rPr>
+          <w:rFonts w:ascii="Times New Roman" w:hAnsi="Times New Roman" w:cs="Times New Roman"/>
+        </w:rPr>
+        <w:t xml:space="preserve"> i</w:t>
+      </w:r>
+      <w:r>
+        <w:rPr>
+          <w:rFonts w:ascii="Times New Roman" w:hAnsi="Times New Roman" w:cs="Times New Roman"/>
+        </w:rPr>
+        <w:t xml:space="preserve">t is evident </w:t>
+      </w:r>
+      <w:r>
+        <w:rPr>
+          <w:rFonts w:ascii="Times New Roman" w:hAnsi="Times New Roman" w:cs="Times New Roman"/>
+        </w:rPr>
+        <w:t xml:space="preserve">that </w:t>
+      </w:r>
+      <w:r>
+        <w:rPr>
+          <w:rFonts w:ascii="Times New Roman" w:hAnsi="Times New Roman" w:cs="Times New Roman"/>
+        </w:rPr>
+        <w:t>GRU model clearly performed much better than the standard LSTM model by obtaining an R² value of 0.88 instead of 0.74 and an RMSE of 9.54 instead of 14.16. The fact that the GRU worked with two gates instead of three in the case of LSTM meant that it used less parameters.</w:t>
+      </w:r>
+    </w:p>
+    <w:p>
+      <w:pPr>
+        <w:pStyle w:val="ListParagraph"/>
+        <w:numPr>
+          <w:ilvl w:val="0"/>
+          <w:numId w:val="38"/>
+        </w:numPr>
+        <w:spacing w:line="276" w:lineRule="auto"/>
+        <w:jc w:val="both"/>
+        <w:rPr>
+          <w:rFonts w:ascii="Times New Roman" w:hAnsi="Times New Roman" w:cs="Times New Roman"/>
+          <w:u w:val="single"/>
+        </w:rPr>
+      </w:pPr>
+      <w:r>
+        <w:rPr>
+          <w:rFonts w:ascii="Times New Roman" w:hAnsi="Times New Roman" w:cs="Times New Roman"/>
+          <w:u w:val="single"/>
+        </w:rPr>
+        <w:t xml:space="preserve">Deployability against </w:t>
+      </w:r>
+      <w:r>
+        <w:rPr>
+          <w:rFonts w:ascii="Times New Roman" w:hAnsi="Times New Roman" w:cs="Times New Roman"/>
+          <w:u w:val="single"/>
+        </w:rPr>
+        <w:t>Advanced</w:t>
+      </w:r>
+      <w:r>
+        <w:rPr>
+          <w:rFonts w:ascii="Times New Roman" w:hAnsi="Times New Roman" w:cs="Times New Roman"/>
+          <w:u w:val="single"/>
+        </w:rPr>
+        <w:t xml:space="preserve"> Models</w:t>
+      </w:r>
+    </w:p>
+    <w:p>
+      <w:pPr>
+        <w:spacing w:line="276" w:lineRule="auto"/>
+        <w:ind w:left="360" w:firstLine="360"/>
+        <w:jc w:val="both"/>
+        <w:rPr>
+          <w:rFonts w:ascii="Times New Roman" w:hAnsi="Times New Roman" w:cs="Times New Roman"/>
+        </w:rPr>
+      </w:pPr>
+      <w:r>
+        <w:rPr>
+          <w:rFonts w:ascii="Times New Roman" w:hAnsi="Times New Roman" w:cs="Times New Roman"/>
+        </w:rPr>
+        <w:t>As shown in</w:t>
+      </w:r>
+      <w:r>
+        <w:rPr>
+          <w:rFonts w:ascii="Times New Roman" w:hAnsi="Times New Roman" w:cs="Times New Roman"/>
+        </w:rPr>
+        <w:t xml:space="preserve"> </w:t>
+      </w:r>
+      <w:r>
+        <w:rPr>
+          <w:rFonts w:ascii="Times New Roman" w:hAnsi="Times New Roman" w:cs="Times New Roman"/>
+        </w:rPr>
+        <w:fldChar w:fldCharType="begin"/>
+      </w:r>
+      <w:r>
+        <w:rPr>
+          <w:rFonts w:ascii="Times New Roman" w:hAnsi="Times New Roman" w:cs="Times New Roman"/>
+        </w:rPr>
+        <w:instrText xml:space="preserve"> REF _Ref231609433 \h </w:instrText>
+      </w:r>
+      <w:r>
+        <w:rPr>
+          <w:rFonts w:ascii="Times New Roman" w:hAnsi="Times New Roman" w:cs="Times New Roman"/>
+        </w:rPr>
+      </w:r>
+      <w:r>
+        <w:rPr>
+          <w:rFonts w:ascii="Times New Roman" w:hAnsi="Times New Roman" w:cs="Times New Roman"/>
+        </w:rPr>
+        <w:fldChar w:fldCharType="separate"/>
+      </w:r>
+      <w:r>
+        <w:rPr>
+          <w:rFonts w:cs="Times New Roman"/>
+        </w:rPr>
+        <w:t xml:space="preserve">Table </w:t>
+      </w:r>
+      <w:r>
+        <w:rPr>
+          <w:rFonts w:cs="Times New Roman"/>
+          <w:noProof/>
+        </w:rPr>
+        <w:t>2</w:t>
+      </w:r>
+      <w:r>
+        <w:rPr>
+          <w:rFonts w:ascii="Times New Roman" w:hAnsi="Times New Roman" w:cs="Times New Roman"/>
+        </w:rPr>
+        <w:fldChar w:fldCharType="end"/>
+      </w:r>
+      <w:r>
+        <w:rPr>
+          <w:rFonts w:cs="Times New Roman"/>
+        </w:rPr>
+        <w:t xml:space="preserve"> </w:t>
+      </w:r>
+      <w:r>
+        <w:rPr>
+          <w:rFonts w:ascii="Times New Roman" w:hAnsi="Times New Roman" w:cs="Times New Roman"/>
+        </w:rPr>
+        <w:t>below</w:t>
+      </w:r>
+      <w:r>
+        <w:rPr>
+          <w:rFonts w:ascii="Times New Roman" w:hAnsi="Times New Roman" w:cs="Times New Roman"/>
+        </w:rPr>
+        <w:t>, w</w:t>
+      </w:r>
+      <w:r>
+        <w:rPr>
+          <w:rFonts w:ascii="Times New Roman" w:hAnsi="Times New Roman" w:cs="Times New Roman"/>
+        </w:rPr>
+        <w:t xml:space="preserve">hile hybrid architectures such as the CNN-GRU and </w:t>
+      </w:r>
+      <w:proofErr w:type="spellStart"/>
+      <w:r>
+        <w:rPr>
+          <w:rFonts w:ascii="Times New Roman" w:hAnsi="Times New Roman" w:cs="Times New Roman"/>
+        </w:rPr>
+        <w:t>BiGRU</w:t>
+      </w:r>
+      <w:proofErr w:type="spellEnd"/>
+      <w:r>
+        <w:rPr>
+          <w:rFonts w:ascii="Times New Roman" w:hAnsi="Times New Roman" w:cs="Times New Roman"/>
+        </w:rPr>
+        <w:t xml:space="preserve"> achieved marginally higher R² scores, the standard GRU offers critical advantages for real-world deployment. Rooted in the </w:t>
+      </w:r>
+      <w:r>
+        <w:rPr>
+          <w:rFonts w:ascii="Times New Roman" w:hAnsi="Times New Roman" w:cs="Times New Roman"/>
+          <w:b/>
+          <w:bCs/>
+        </w:rPr>
+        <w:t>principle of parsimony</w:t>
+      </w:r>
+      <w:r>
+        <w:rPr>
+          <w:rFonts w:ascii="Times New Roman" w:hAnsi="Times New Roman" w:cs="Times New Roman"/>
+        </w:rPr>
+        <w:t xml:space="preserve">, the standard GRU achieves near-premium accuracy without the need for complex spatial filters or bidirectional processing. Unlike the </w:t>
+      </w:r>
+      <w:proofErr w:type="spellStart"/>
+      <w:r>
+        <w:rPr>
+          <w:rFonts w:ascii="Times New Roman" w:hAnsi="Times New Roman" w:cs="Times New Roman"/>
+        </w:rPr>
+        <w:t>BiGRU</w:t>
+      </w:r>
+      <w:proofErr w:type="spellEnd"/>
+      <w:r>
+        <w:rPr>
+          <w:rFonts w:ascii="Times New Roman" w:hAnsi="Times New Roman" w:cs="Times New Roman"/>
+        </w:rPr>
+        <w:t>, which unrealistically reads historical sequences backward and requires significantly more computational training time, the standard GRU predicts solely on forward momentum. This preserves the strict chronological causality strictly required for live trading scenarios.</w:t>
+      </w:r>
+    </w:p>
+    <w:p>
+      <w:pPr>
+        <w:pStyle w:val="Heading2"/>
+      </w:pPr>
+      <w:r>
+        <w:t xml:space="preserve">4.2 </w:t>
+      </w:r>
+      <w:r>
+        <w:t>Identified Limitations</w:t>
+      </w:r>
+    </w:p>
+    <w:p>
+      <w:pPr>
+        <w:spacing w:line="276" w:lineRule="auto"/>
+        <w:jc w:val="both"/>
+        <w:rPr>
+          <w:rFonts w:ascii="Times New Roman" w:hAnsi="Times New Roman" w:cs="Times New Roman"/>
+        </w:rPr>
+      </w:pPr>
+      <w:r>
+        <w:rPr>
+          <w:rFonts w:ascii="Times New Roman" w:hAnsi="Times New Roman" w:cs="Times New Roman"/>
+        </w:rPr>
+        <w:t>Despite the strong statistical performance of the baseline model, deep learning applied to financial time-series forecasting carries inherent limitations that must be critically evaluated.</w:t>
+      </w:r>
+    </w:p>
+    <w:p>
+      <w:pPr>
+        <w:pStyle w:val="ListParagraph"/>
+        <w:numPr>
+          <w:ilvl w:val="0"/>
+          <w:numId w:val="35"/>
+        </w:numPr>
+        <w:spacing w:line="276" w:lineRule="auto"/>
+        <w:jc w:val="both"/>
+        <w:rPr>
+          <w:rFonts w:ascii="Times New Roman" w:hAnsi="Times New Roman" w:cs="Times New Roman"/>
+          <w:u w:val="single"/>
+        </w:rPr>
+      </w:pPr>
+      <w:r>
+        <w:rPr>
+          <w:rFonts w:ascii="Times New Roman" w:hAnsi="Times New Roman" w:cs="Times New Roman"/>
+          <w:u w:val="single"/>
+        </w:rPr>
+        <w:t>Overfitting Risks on Small Data</w:t>
+      </w:r>
+    </w:p>
+    <w:p>
+      <w:pPr>
+        <w:spacing w:line="276" w:lineRule="auto"/>
+        <w:ind w:left="360" w:firstLine="360"/>
+        <w:jc w:val="both"/>
+        <w:rPr>
+          <w:rFonts w:ascii="Times New Roman" w:hAnsi="Times New Roman" w:cs="Times New Roman"/>
+        </w:rPr>
+      </w:pPr>
+      <w:r>
+        <w:rPr>
+          <w:rFonts w:ascii="Times New Roman" w:hAnsi="Times New Roman" w:cs="Times New Roman"/>
+        </w:rPr>
+        <w:lastRenderedPageBreak/>
+        <w:t xml:space="preserve">Financial datasets have a very low signal-to-noise ratio. </w:t>
+      </w:r>
+      <w:r>
+        <w:rPr>
+          <w:rFonts w:ascii="Times New Roman" w:hAnsi="Times New Roman" w:cs="Times New Roman"/>
+        </w:rPr>
+        <w:t xml:space="preserve">A </w:t>
+      </w:r>
+      <w:r>
+        <w:rPr>
+          <w:rFonts w:ascii="Times New Roman" w:hAnsi="Times New Roman" w:cs="Times New Roman"/>
+        </w:rPr>
+        <w:t xml:space="preserve">5-year historical window only generated 1,196 usable training </w:t>
+      </w:r>
+      <w:r>
+        <w:rPr>
+          <w:rFonts w:ascii="Times New Roman" w:hAnsi="Times New Roman" w:cs="Times New Roman"/>
+        </w:rPr>
+        <w:t>sequence</w:t>
+      </w:r>
+      <w:r>
+        <w:rPr>
+          <w:rFonts w:ascii="Times New Roman" w:hAnsi="Times New Roman" w:cs="Times New Roman"/>
+        </w:rPr>
+        <w:t xml:space="preserve">, </w:t>
+      </w:r>
+      <w:r>
+        <w:rPr>
+          <w:rFonts w:ascii="Times New Roman" w:hAnsi="Times New Roman" w:cs="Times New Roman"/>
+        </w:rPr>
+        <w:t>the neural network has a strong tendency to memorize market noise rather than learning the actual underlying pattern</w:t>
+      </w:r>
+      <w:r>
+        <w:rPr>
+          <w:rFonts w:ascii="Times New Roman" w:hAnsi="Times New Roman" w:cs="Times New Roman"/>
+        </w:rPr>
+        <w:t>.</w:t>
+      </w:r>
+    </w:p>
+    <w:p>
+      <w:pPr>
+        <w:numPr>
+          <w:ilvl w:val="0"/>
+          <w:numId w:val="35"/>
+        </w:numPr>
+        <w:spacing w:line="276" w:lineRule="auto"/>
+        <w:jc w:val="both"/>
+        <w:rPr>
+          <w:rFonts w:ascii="Times New Roman" w:hAnsi="Times New Roman" w:cs="Times New Roman"/>
+          <w:u w:val="single"/>
+        </w:rPr>
+      </w:pPr>
+      <w:r>
+        <w:rPr>
+          <w:rFonts w:ascii="Times New Roman" w:hAnsi="Times New Roman" w:cs="Times New Roman"/>
+          <w:u w:val="single"/>
+        </w:rPr>
+        <w:t>Data Dependency and Univariate Blindness</w:t>
+      </w:r>
+    </w:p>
+    <w:p>
+      <w:pPr>
+        <w:spacing w:line="276" w:lineRule="auto"/>
+        <w:ind w:left="360" w:firstLine="360"/>
+        <w:jc w:val="both"/>
+        <w:rPr>
+          <w:rFonts w:ascii="Times New Roman" w:hAnsi="Times New Roman" w:cs="Times New Roman"/>
+        </w:rPr>
+      </w:pPr>
+      <w:r>
+        <w:rPr>
+          <w:rFonts w:ascii="Times New Roman" w:hAnsi="Times New Roman" w:cs="Times New Roman"/>
+        </w:rPr>
+        <w:t>The model's predictions are entirely dependent on a single feature</w:t>
+      </w:r>
+      <w:r>
+        <w:rPr>
+          <w:rFonts w:ascii="Times New Roman" w:hAnsi="Times New Roman" w:cs="Times New Roman"/>
+        </w:rPr>
+        <w:t xml:space="preserve"> which is </w:t>
+      </w:r>
+      <w:r>
+        <w:rPr>
+          <w:rFonts w:ascii="Times New Roman" w:hAnsi="Times New Roman" w:cs="Times New Roman"/>
+        </w:rPr>
+        <w:t>past closing prices. Because it is a univariate model, it</w:t>
+      </w:r>
+      <w:r>
+        <w:rPr>
+          <w:rFonts w:ascii="Times New Roman" w:hAnsi="Times New Roman" w:cs="Times New Roman"/>
+        </w:rPr>
+        <w:t xml:space="preserve"> does not </w:t>
+      </w:r>
+      <w:r>
+        <w:rPr>
+          <w:rFonts w:ascii="Times New Roman" w:hAnsi="Times New Roman" w:cs="Times New Roman"/>
+        </w:rPr>
+        <w:t>factor in trading volume, intraday volatility, macroeconomic indicators, or fundamental company news, which strictly limits its holistic predictive power.</w:t>
+      </w:r>
+    </w:p>
+    <w:p>
+      <w:pPr>
+        <w:numPr>
+          <w:ilvl w:val="0"/>
+          <w:numId w:val="35"/>
+        </w:numPr>
+        <w:spacing w:line="276" w:lineRule="auto"/>
+        <w:jc w:val="both"/>
+        <w:rPr>
+          <w:rFonts w:ascii="Times New Roman" w:hAnsi="Times New Roman" w:cs="Times New Roman"/>
+          <w:u w:val="single"/>
+        </w:rPr>
+      </w:pPr>
+      <w:r>
+        <w:rPr>
+          <w:rFonts w:ascii="Times New Roman" w:hAnsi="Times New Roman" w:cs="Times New Roman"/>
+          <w:u w:val="single"/>
+        </w:rPr>
+        <w:t>Sensitivity to Market Volatility</w:t>
+      </w:r>
+    </w:p>
+    <w:p>
+      <w:pPr>
+        <w:spacing w:line="276" w:lineRule="auto"/>
+        <w:ind w:left="360" w:firstLine="360"/>
+        <w:jc w:val="both"/>
+        <w:rPr>
+          <w:rFonts w:ascii="Times New Roman" w:hAnsi="Times New Roman" w:cs="Times New Roman"/>
+        </w:rPr>
+      </w:pPr>
+      <w:r>
+        <w:rPr>
+          <w:rFonts w:ascii="Times New Roman" w:hAnsi="Times New Roman" w:cs="Times New Roman"/>
+        </w:rPr>
+        <w:t>During sudden, massive price shocks</w:t>
+      </w:r>
+      <w:r>
+        <w:rPr>
+          <w:rFonts w:ascii="Times New Roman" w:hAnsi="Times New Roman" w:cs="Times New Roman"/>
+        </w:rPr>
+        <w:t xml:space="preserve"> </w:t>
+      </w:r>
+      <w:r>
+        <w:rPr>
+          <w:rFonts w:ascii="Times New Roman" w:hAnsi="Times New Roman" w:cs="Times New Roman"/>
+        </w:rPr>
+        <w:t>such as the extreme volatility leading into mid-2026</w:t>
+      </w:r>
+      <w:r>
+        <w:rPr>
+          <w:rFonts w:ascii="Times New Roman" w:hAnsi="Times New Roman" w:cs="Times New Roman"/>
+        </w:rPr>
+        <w:t xml:space="preserve"> </w:t>
+      </w:r>
+      <w:r>
+        <w:rPr>
+          <w:rFonts w:ascii="Times New Roman" w:hAnsi="Times New Roman" w:cs="Times New Roman"/>
+        </w:rPr>
+        <w:t xml:space="preserve">for base model </w:t>
+      </w:r>
+      <w:r>
+        <w:rPr>
+          <w:rFonts w:ascii="Times New Roman" w:hAnsi="Times New Roman" w:cs="Times New Roman"/>
+        </w:rPr>
+        <w:t>as shown in</w:t>
+      </w:r>
+      <w:r>
+        <w:rPr>
+          <w:rFonts w:ascii="Times New Roman" w:hAnsi="Times New Roman" w:cs="Times New Roman"/>
+        </w:rPr>
+        <w:t xml:space="preserve"> </w:t>
+      </w:r>
+      <w:r>
+        <w:rPr>
+          <w:rFonts w:cs="Times New Roman"/>
+        </w:rPr>
+        <w:fldChar w:fldCharType="begin"/>
+      </w:r>
+      <w:r>
+        <w:rPr>
+          <w:rFonts w:cs="Times New Roman"/>
+        </w:rPr>
+        <w:instrText xml:space="preserve"> REF _Ref231606253 \h  \* MERGEFORMAT </w:instrText>
+      </w:r>
+      <w:r>
+        <w:rPr>
+          <w:rFonts w:cs="Times New Roman"/>
+        </w:rPr>
+      </w:r>
+      <w:r>
+        <w:rPr>
+          <w:rFonts w:cs="Times New Roman"/>
+        </w:rPr>
+        <w:fldChar w:fldCharType="separate"/>
+      </w:r>
+      <w:r>
+        <w:rPr>
+          <w:rFonts w:cs="Times New Roman"/>
+        </w:rPr>
+        <w:t xml:space="preserve">Figure </w:t>
+      </w:r>
+      <w:r>
+        <w:rPr>
+          <w:rFonts w:cs="Times New Roman"/>
+          <w:noProof/>
+        </w:rPr>
+        <w:t>2</w:t>
+      </w:r>
+      <w:r>
+        <w:rPr>
+          <w:rFonts w:cs="Times New Roman"/>
+        </w:rPr>
+        <w:fldChar w:fldCharType="end"/>
+      </w:r>
+      <w:r>
+        <w:rPr>
+          <w:rFonts w:ascii="Times New Roman" w:hAnsi="Times New Roman" w:cs="Times New Roman"/>
+        </w:rPr>
+        <w:t xml:space="preserve">. The </w:t>
+      </w:r>
+      <w:r>
+        <w:rPr>
+          <w:rFonts w:ascii="Times New Roman" w:hAnsi="Times New Roman" w:cs="Times New Roman"/>
+        </w:rPr>
+        <w:t>model exhibits a noticeable</w:t>
+      </w:r>
+      <w:r>
+        <w:rPr>
+          <w:rFonts w:ascii="Times New Roman" w:hAnsi="Times New Roman" w:cs="Times New Roman"/>
+        </w:rPr>
+        <w:t xml:space="preserve"> lag</w:t>
+      </w:r>
+      <w:r>
+        <w:rPr>
+          <w:rFonts w:ascii="Times New Roman" w:hAnsi="Times New Roman" w:cs="Times New Roman"/>
+        </w:rPr>
+        <w:t>. It successfully tracks the trajectory of the volatility but struggles to anticipate the absolute peak of a sudden spike or the bottom of a crash until after the market regime has already shifted.</w:t>
+      </w:r>
+    </w:p>
+    <w:p>
+      <w:pPr>
+        <w:pStyle w:val="Heading2"/>
+      </w:pPr>
+      <w:r>
+        <w:t xml:space="preserve">4.3 </w:t>
+      </w:r>
+      <w:r>
+        <w:t>Comparative Analysis with Alternative Architectures</w:t>
+      </w:r>
+      <w:r>
+        <w:t xml:space="preserve"> (5-year dataset)</w:t>
+      </w:r>
+    </w:p>
+    <w:p>
+      <w:pPr>
+        <w:spacing w:line="276" w:lineRule="auto"/>
+        <w:jc w:val="both"/>
+        <w:rPr>
+          <w:rFonts w:ascii="Times New Roman" w:hAnsi="Times New Roman" w:cs="Times New Roman"/>
+        </w:rPr>
+      </w:pPr>
+      <w:r>
+        <w:rPr>
+          <w:rFonts w:ascii="Times New Roman" w:hAnsi="Times New Roman" w:cs="Times New Roman"/>
+        </w:rPr>
+        <w:t xml:space="preserve">To contextualize the performance of the base GRU, it was benchmarked against </w:t>
+      </w:r>
+      <w:r>
+        <w:rPr>
+          <w:rFonts w:ascii="Times New Roman" w:hAnsi="Times New Roman" w:cs="Times New Roman"/>
+        </w:rPr>
+        <w:t>3</w:t>
+      </w:r>
+      <w:r>
+        <w:rPr>
+          <w:rFonts w:ascii="Times New Roman" w:hAnsi="Times New Roman" w:cs="Times New Roman"/>
+        </w:rPr>
+        <w:t xml:space="preserve"> alternative architectures:</w:t>
+      </w:r>
+      <w:r>
+        <w:rPr>
+          <w:rFonts w:ascii="Times New Roman" w:hAnsi="Times New Roman" w:cs="Times New Roman"/>
+        </w:rPr>
+        <w:t xml:space="preserve"> </w:t>
+      </w:r>
+      <w:r>
+        <w:rPr>
+          <w:rFonts w:ascii="Times New Roman" w:hAnsi="Times New Roman" w:cs="Times New Roman"/>
+          <w:b/>
+          <w:bCs/>
+        </w:rPr>
+        <w:t>LSTM</w:t>
+      </w:r>
+      <w:r>
+        <w:rPr>
+          <w:rFonts w:ascii="Times New Roman" w:hAnsi="Times New Roman" w:cs="Times New Roman"/>
+        </w:rPr>
+        <w:t xml:space="preserve">, </w:t>
+      </w:r>
+      <w:r>
+        <w:rPr>
+          <w:rFonts w:ascii="Times New Roman" w:hAnsi="Times New Roman" w:cs="Times New Roman"/>
+        </w:rPr>
+        <w:t xml:space="preserve">hybrid </w:t>
+      </w:r>
+      <w:r>
+        <w:rPr>
+          <w:rFonts w:ascii="Times New Roman" w:hAnsi="Times New Roman" w:cs="Times New Roman"/>
+          <w:b/>
+          <w:bCs/>
+        </w:rPr>
+        <w:t xml:space="preserve">CNN-GRU </w:t>
+      </w:r>
+      <w:r>
+        <w:rPr>
+          <w:rFonts w:ascii="Times New Roman" w:hAnsi="Times New Roman" w:cs="Times New Roman"/>
+        </w:rPr>
+        <w:t>and Bidirectional GRU (</w:t>
+      </w:r>
+      <w:proofErr w:type="spellStart"/>
+      <w:r>
+        <w:rPr>
+          <w:rFonts w:ascii="Times New Roman" w:hAnsi="Times New Roman" w:cs="Times New Roman"/>
+          <w:b/>
+          <w:bCs/>
+        </w:rPr>
+        <w:t>BiGRU</w:t>
+      </w:r>
+      <w:proofErr w:type="spellEnd"/>
+      <w:r>
+        <w:rPr>
+          <w:rFonts w:ascii="Times New Roman" w:hAnsi="Times New Roman" w:cs="Times New Roman"/>
+        </w:rPr>
+        <w:t>).</w:t>
+      </w:r>
+    </w:p>
+    <w:p>
+      <w:pPr>
+        <w:pStyle w:val="ListParagraph"/>
+        <w:numPr>
+          <w:ilvl w:val="0"/>
+          <w:numId w:val="39"/>
+        </w:numPr>
+        <w:spacing w:line="276" w:lineRule="auto"/>
+        <w:jc w:val="both"/>
+        <w:rPr>
+          <w:rFonts w:ascii="Times New Roman" w:hAnsi="Times New Roman" w:cs="Times New Roman"/>
+          <w:u w:val="single"/>
+        </w:rPr>
+      </w:pPr>
+      <w:r>
+        <w:rPr>
+          <w:rFonts w:ascii="Times New Roman" w:hAnsi="Times New Roman" w:cs="Times New Roman"/>
+          <w:u w:val="single"/>
+        </w:rPr>
+        <w:t>Alternative 1: LSTM</w:t>
+      </w:r>
+    </w:p>
+    <w:p>
+      <w:pPr>
+        <w:spacing w:line="276" w:lineRule="auto"/>
+        <w:ind w:left="360" w:firstLine="360"/>
+        <w:jc w:val="both"/>
+        <w:rPr>
+          <w:rFonts w:ascii="Times New Roman" w:hAnsi="Times New Roman" w:cs="Times New Roman"/>
+        </w:rPr>
+      </w:pPr>
+      <w:r>
+        <w:rPr>
+          <w:rFonts w:ascii="Times New Roman" w:hAnsi="Times New Roman" w:cs="Times New Roman"/>
+        </w:rPr>
+        <w:t xml:space="preserve">The LSTM served as an underperforming baseline for this study, yielding the lowest </w:t>
+      </w:r>
+      <w:r>
+        <w:rPr>
+          <w:rFonts w:ascii="Times New Roman" w:hAnsi="Times New Roman" w:cs="Times New Roman"/>
+        </w:rPr>
+        <w:t>R</w:t>
+      </w:r>
+      <w:r>
+        <w:rPr>
+          <w:rFonts w:ascii="Times New Roman" w:hAnsi="Times New Roman" w:cs="Times New Roman"/>
+          <w:vertAlign w:val="superscript"/>
+        </w:rPr>
+        <w:t>2</w:t>
+      </w:r>
+      <w:r>
+        <w:rPr>
+          <w:rFonts w:ascii="Times New Roman" w:hAnsi="Times New Roman" w:cs="Times New Roman"/>
+        </w:rPr>
+        <w:t xml:space="preserve"> of 0.74 and </w:t>
+      </w:r>
+      <w:r>
+        <w:rPr>
+          <w:rFonts w:ascii="Times New Roman" w:hAnsi="Times New Roman" w:cs="Times New Roman"/>
+        </w:rPr>
+        <w:t>the highest RMSE</w:t>
+      </w:r>
+      <w:r>
+        <w:rPr>
+          <w:rFonts w:ascii="Times New Roman" w:hAnsi="Times New Roman" w:cs="Times New Roman"/>
+        </w:rPr>
+        <w:t xml:space="preserve"> of </w:t>
+      </w:r>
+      <w:r>
+        <w:rPr>
+          <w:rFonts w:ascii="Times New Roman" w:hAnsi="Times New Roman" w:cs="Times New Roman"/>
+        </w:rPr>
+        <w:t>14.16, highlighting the need for more advanced recurrent gating mechanisms when processing this specific dataset</w:t>
+      </w:r>
+      <w:r>
+        <w:rPr>
+          <w:rFonts w:ascii="Times New Roman" w:hAnsi="Times New Roman" w:cs="Times New Roman"/>
+        </w:rPr>
+        <w:t xml:space="preserve">. The model follows the actual market value only roughly and not accurately as shown in </w:t>
+      </w:r>
+      <w:r>
+        <w:rPr>
+          <w:rFonts w:cs="Times New Roman"/>
+        </w:rPr>
+        <w:fldChar w:fldCharType="begin"/>
+      </w:r>
+      <w:r>
+        <w:rPr>
+          <w:rFonts w:cs="Times New Roman"/>
+        </w:rPr>
+        <w:instrText xml:space="preserve"> REF _Ref231614112 \h </w:instrText>
+      </w:r>
+      <w:r>
+        <w:rPr>
+          <w:rFonts w:cs="Times New Roman"/>
+        </w:rPr>
+      </w:r>
+      <w:r>
+        <w:rPr>
+          <w:rFonts w:cs="Times New Roman"/>
+        </w:rPr>
+        <w:instrText xml:space="preserve"> \* MERGEFORMAT </w:instrText>
+      </w:r>
+      <w:r>
+        <w:rPr>
+          <w:rFonts w:cs="Times New Roman"/>
+        </w:rPr>
+        <w:fldChar w:fldCharType="separate"/>
+      </w:r>
+      <w:r>
+        <w:rPr>
+          <w:rFonts w:cs="Times New Roman"/>
+        </w:rPr>
+        <w:t xml:space="preserve">Figure </w:t>
+      </w:r>
+      <w:r>
+        <w:rPr>
+          <w:rFonts w:cs="Times New Roman"/>
+          <w:noProof/>
+        </w:rPr>
+        <w:t>3</w:t>
+      </w:r>
+      <w:r>
+        <w:rPr>
+          <w:rFonts w:cs="Times New Roman"/>
+        </w:rPr>
+        <w:fldChar w:fldCharType="end"/>
+      </w:r>
+      <w:r>
+        <w:rPr>
+          <w:rFonts w:cs="Times New Roman"/>
+        </w:rPr>
+        <w:t>.</w:t>
+      </w:r>
+    </w:p>
+    <w:p>
+      <w:pPr>
+        <w:pStyle w:val="ListParagraph"/>
+        <w:numPr>
+          <w:ilvl w:val="0"/>
+          <w:numId w:val="39"/>
+        </w:numPr>
+        <w:spacing w:line="276" w:lineRule="auto"/>
+        <w:jc w:val="both"/>
+        <w:rPr>
+          <w:rFonts w:ascii="Times New Roman" w:hAnsi="Times New Roman" w:cs="Times New Roman"/>
+          <w:u w:val="single"/>
+        </w:rPr>
+      </w:pPr>
+      <w:r>
+        <w:rPr>
+          <w:rFonts w:ascii="Times New Roman" w:hAnsi="Times New Roman" w:cs="Times New Roman"/>
+          <w:u w:val="single"/>
+        </w:rPr>
+        <w:t xml:space="preserve">Alternative </w:t>
+      </w:r>
+      <w:r>
+        <w:rPr>
+          <w:rFonts w:ascii="Times New Roman" w:hAnsi="Times New Roman" w:cs="Times New Roman"/>
+          <w:u w:val="single"/>
+        </w:rPr>
+        <w:t>2</w:t>
+      </w:r>
+      <w:r>
+        <w:rPr>
+          <w:rFonts w:ascii="Times New Roman" w:hAnsi="Times New Roman" w:cs="Times New Roman"/>
+          <w:u w:val="single"/>
+        </w:rPr>
+        <w:t xml:space="preserve">: </w:t>
+      </w:r>
+      <w:proofErr w:type="spellStart"/>
+      <w:r>
+        <w:rPr>
+          <w:rFonts w:ascii="Times New Roman" w:hAnsi="Times New Roman" w:cs="Times New Roman"/>
+          <w:u w:val="single"/>
+        </w:rPr>
+        <w:t>BiGRU</w:t>
+      </w:r>
+      <w:proofErr w:type="spellEnd"/>
+    </w:p>
+    <w:p>
+      <w:pPr>
+        <w:spacing w:line="276" w:lineRule="auto"/>
+        <w:ind w:left="360" w:firstLine="360"/>
+        <w:jc w:val="both"/>
+        <w:rPr>
+          <w:rFonts w:ascii="Times New Roman" w:eastAsia="Times New Roman" w:hAnsi="Times New Roman" w:cs="Times New Roman"/>
+          <w:kern w:val="0"/>
+          <w:lang w:eastAsia="en-GB"/>
+          <w14:ligatures w14:val="none"/>
+        </w:rPr>
+      </w:pPr>
+      <w:proofErr w:type="spellStart"/>
+      <w:r>
+        <w:rPr>
+          <w:rFonts w:ascii="Times New Roman" w:eastAsia="Times New Roman" w:hAnsi="Times New Roman" w:cs="Times New Roman"/>
+          <w:kern w:val="0"/>
+          <w:lang w:eastAsia="en-GB"/>
+          <w14:ligatures w14:val="none"/>
+        </w:rPr>
+        <w:t>BiGRU</w:t>
+      </w:r>
+      <w:proofErr w:type="spellEnd"/>
+      <w:r>
+        <w:rPr>
+          <w:rFonts w:ascii="Times New Roman" w:eastAsia="Times New Roman" w:hAnsi="Times New Roman" w:cs="Times New Roman"/>
+          <w:kern w:val="0"/>
+          <w:lang w:eastAsia="en-GB"/>
+          <w14:ligatures w14:val="none"/>
+        </w:rPr>
+        <w:t xml:space="preserve"> emerged as the most accurate model evaluated, achieving a peak R</w:t>
+      </w:r>
+      <w:r>
+        <w:rPr>
+          <w:rFonts w:ascii="Times New Roman" w:eastAsia="Times New Roman" w:hAnsi="Times New Roman" w:cs="Times New Roman"/>
+          <w:kern w:val="0"/>
+          <w:vertAlign w:val="superscript"/>
+          <w:lang w:eastAsia="en-GB"/>
+          <w14:ligatures w14:val="none"/>
+        </w:rPr>
+        <w:t xml:space="preserve">2 </w:t>
+      </w:r>
+      <w:r>
+        <w:rPr>
+          <w:rFonts w:ascii="Times New Roman" w:eastAsia="Times New Roman" w:hAnsi="Times New Roman" w:cs="Times New Roman"/>
+          <w:kern w:val="0"/>
+          <w:lang w:eastAsia="en-GB"/>
+          <w14:ligatures w14:val="none"/>
+        </w:rPr>
+        <w:t xml:space="preserve">of </w:t>
+      </w:r>
+      <w:r>
+        <w:rPr>
+          <w:rFonts w:ascii="Times New Roman" w:eastAsia="Times New Roman" w:hAnsi="Times New Roman" w:cs="Times New Roman"/>
+          <w:b/>
+          <w:bCs/>
+          <w:kern w:val="0"/>
+          <w:lang w:eastAsia="en-GB"/>
+          <w14:ligatures w14:val="none"/>
+        </w:rPr>
+        <w:t>0.92</w:t>
+      </w:r>
+      <w:r>
+        <w:rPr>
+          <w:rFonts w:ascii="Times New Roman" w:eastAsia="Times New Roman" w:hAnsi="Times New Roman" w:cs="Times New Roman"/>
+          <w:kern w:val="0"/>
+          <w:lang w:eastAsia="en-GB"/>
+          <w14:ligatures w14:val="none"/>
+        </w:rPr>
+        <w:t xml:space="preserve"> and the lowest MAE of </w:t>
+      </w:r>
+      <w:r>
+        <w:rPr>
+          <w:rFonts w:ascii="Times New Roman" w:eastAsia="Times New Roman" w:hAnsi="Times New Roman" w:cs="Times New Roman"/>
+          <w:b/>
+          <w:bCs/>
+          <w:kern w:val="0"/>
+          <w:lang w:eastAsia="en-GB"/>
+          <w14:ligatures w14:val="none"/>
+        </w:rPr>
+        <w:t>5.10</w:t>
+      </w:r>
+      <w:r>
+        <w:rPr>
+          <w:rFonts w:ascii="Times New Roman" w:eastAsia="Times New Roman" w:hAnsi="Times New Roman" w:cs="Times New Roman"/>
+          <w:kern w:val="0"/>
+          <w:lang w:eastAsia="en-GB"/>
+          <w14:ligatures w14:val="none"/>
+        </w:rPr>
+        <w:t xml:space="preserve">. </w:t>
+      </w:r>
+      <w:r>
+        <w:rPr>
+          <w:rFonts w:ascii="Times New Roman" w:hAnsi="Times New Roman" w:cs="Times New Roman"/>
+        </w:rPr>
+        <w:t xml:space="preserve">By running </w:t>
+      </w:r>
+      <w:r>
+        <w:rPr>
+          <w:rFonts w:ascii="Times New Roman" w:hAnsi="Times New Roman" w:cs="Times New Roman"/>
+        </w:rPr>
+        <w:t>2</w:t>
+      </w:r>
+      <w:r>
+        <w:rPr>
+          <w:rFonts w:ascii="Times New Roman" w:hAnsi="Times New Roman" w:cs="Times New Roman"/>
+        </w:rPr>
+        <w:t xml:space="preserve"> GRU layers simultaneously, one reading the 60-day sequence chronologically, and the other reading it in reverse, the network maximized its contextual understanding of the market momentum.</w:t>
+      </w:r>
+      <w:r>
+        <w:rPr>
+          <w:rFonts w:ascii="Times New Roman" w:eastAsia="Times New Roman" w:hAnsi="Times New Roman" w:cs="Times New Roman"/>
+          <w:kern w:val="0"/>
+          <w:lang w:eastAsia="en-GB"/>
+          <w14:ligatures w14:val="none"/>
+        </w:rPr>
+        <w:t xml:space="preserve"> As shown in </w:t>
+      </w:r>
+      <w:r>
+        <w:rPr>
+          <w:rFonts w:eastAsia="Times New Roman" w:cs="Times New Roman"/>
+          <w:kern w:val="0"/>
+          <w:lang w:eastAsia="en-GB"/>
+          <w14:ligatures w14:val="none"/>
+        </w:rPr>
+        <w:fldChar w:fldCharType="begin"/>
+      </w:r>
+      <w:r>
+        <w:rPr>
+          <w:rFonts w:eastAsia="Times New Roman" w:cs="Times New Roman"/>
+          <w:kern w:val="0"/>
+          <w:lang w:eastAsia="en-GB"/>
+          <w14:ligatures w14:val="none"/>
+        </w:rPr>
+        <w:instrText xml:space="preserve"> REF _Ref231613125 \h </w:instrText>
+      </w:r>
+      <w:r>
+        <w:rPr>
+          <w:rFonts w:cs="Times New Roman"/>
+          <w:lang w:eastAsia="en-GB"/>
+        </w:rPr>
+        <w:instrText xml:space="preserve"> \* MERGEFORMAT </w:instrText>
+      </w:r>
+      <w:r>
+        <w:rPr>
+          <w:rFonts w:eastAsia="Times New Roman" w:cs="Times New Roman"/>
+          <w:kern w:val="0"/>
+          <w:lang w:eastAsia="en-GB"/>
+          <w14:ligatures w14:val="none"/>
+        </w:rPr>
+      </w:r>
+      <w:r>
+        <w:rPr>
+          <w:rFonts w:eastAsia="Times New Roman" w:cs="Times New Roman"/>
+          <w:kern w:val="0"/>
+          <w:lang w:eastAsia="en-GB"/>
+          <w14:ligatures w14:val="none"/>
+        </w:rPr>
+        <w:fldChar w:fldCharType="separate"/>
+      </w:r>
+      <w:r>
+        <w:rPr>
+          <w:rFonts w:cs="Times New Roman"/>
+        </w:rPr>
+        <w:t xml:space="preserve">Figure </w:t>
+      </w:r>
+      <w:r>
+        <w:rPr>
+          <w:rFonts w:cs="Times New Roman"/>
+          <w:noProof/>
+        </w:rPr>
+        <w:t>4</w:t>
+      </w:r>
+      <w:r>
+        <w:rPr>
+          <w:rFonts w:eastAsia="Times New Roman" w:cs="Times New Roman"/>
+          <w:kern w:val="0"/>
+          <w:lang w:eastAsia="en-GB"/>
+          <w14:ligatures w14:val="none"/>
+        </w:rPr>
+        <w:fldChar w:fldCharType="end"/>
+      </w:r>
+      <w:r>
+        <w:rPr>
+          <w:rFonts w:ascii="Times New Roman" w:eastAsia="Times New Roman" w:hAnsi="Times New Roman" w:cs="Times New Roman"/>
+          <w:kern w:val="0"/>
+          <w:lang w:eastAsia="en-GB"/>
+          <w14:ligatures w14:val="none"/>
+        </w:rPr>
+        <w:t xml:space="preserve">, </w:t>
+      </w:r>
+      <w:proofErr w:type="spellStart"/>
+      <w:r>
+        <w:rPr>
+          <w:rFonts w:ascii="Times New Roman" w:eastAsia="Times New Roman" w:hAnsi="Times New Roman" w:cs="Times New Roman"/>
+          <w:kern w:val="0"/>
+          <w:lang w:eastAsia="en-GB"/>
+          <w14:ligatures w14:val="none"/>
+        </w:rPr>
+        <w:t>BiGRU</w:t>
+      </w:r>
+      <w:proofErr w:type="spellEnd"/>
+      <w:r>
+        <w:rPr>
+          <w:rFonts w:ascii="Times New Roman" w:eastAsia="Times New Roman" w:hAnsi="Times New Roman" w:cs="Times New Roman"/>
+          <w:kern w:val="0"/>
+          <w:lang w:eastAsia="en-GB"/>
+          <w14:ligatures w14:val="none"/>
+        </w:rPr>
+        <w:t xml:space="preserve"> tracks extreme market volatility and sudden price dips with exceptional tightness. However, this accuracy comes at the cost of severe computational overhead. The model requires </w:t>
+      </w:r>
+      <w:r>
+        <w:rPr>
+          <w:rFonts w:ascii="Times New Roman" w:eastAsia="Times New Roman" w:hAnsi="Times New Roman" w:cs="Times New Roman"/>
+          <w:b/>
+          <w:bCs/>
+          <w:kern w:val="0"/>
+          <w:lang w:eastAsia="en-GB"/>
+          <w14:ligatures w14:val="none"/>
+        </w:rPr>
+        <w:t>61.50 s</w:t>
+      </w:r>
+      <w:r>
+        <w:rPr>
+          <w:rFonts w:ascii="Times New Roman" w:eastAsia="Times New Roman" w:hAnsi="Times New Roman" w:cs="Times New Roman"/>
+          <w:kern w:val="0"/>
+          <w:lang w:eastAsia="en-GB"/>
+          <w14:ligatures w14:val="none"/>
+        </w:rPr>
+        <w:t xml:space="preserve"> over </w:t>
+      </w:r>
+      <w:r>
+        <w:rPr>
+          <w:rFonts w:ascii="Times New Roman" w:eastAsia="Times New Roman" w:hAnsi="Times New Roman" w:cs="Times New Roman"/>
+          <w:b/>
+          <w:bCs/>
+          <w:kern w:val="0"/>
+          <w:lang w:eastAsia="en-GB"/>
+          <w14:ligatures w14:val="none"/>
+        </w:rPr>
+        <w:t>65 epochs</w:t>
+      </w:r>
+      <w:r>
+        <w:rPr>
+          <w:rFonts w:ascii="Times New Roman" w:eastAsia="Times New Roman" w:hAnsi="Times New Roman" w:cs="Times New Roman"/>
+          <w:kern w:val="0"/>
+          <w:lang w:eastAsia="en-GB"/>
+          <w14:ligatures w14:val="none"/>
+        </w:rPr>
+        <w:t xml:space="preserve"> to train, making it the most resource-intensive model as shown in </w:t>
+      </w:r>
+      <w:r>
+        <w:rPr>
+          <w:rFonts w:eastAsia="Times New Roman" w:cs="Times New Roman"/>
+          <w:kern w:val="0"/>
+          <w:lang w:eastAsia="en-GB"/>
+          <w14:ligatures w14:val="none"/>
+        </w:rPr>
+        <w:fldChar w:fldCharType="begin"/>
+      </w:r>
+      <w:r>
+        <w:rPr>
+          <w:rFonts w:eastAsia="Times New Roman" w:cs="Times New Roman"/>
+          <w:kern w:val="0"/>
+          <w:lang w:eastAsia="en-GB"/>
+          <w14:ligatures w14:val="none"/>
+        </w:rPr>
+        <w:instrText xml:space="preserve"> REF _Ref231609433 \h </w:instrText>
+      </w:r>
+      <w:r>
+        <w:rPr>
+          <w:rFonts w:cs="Times New Roman"/>
+          <w:lang w:eastAsia="en-GB"/>
+        </w:rPr>
+        <w:instrText xml:space="preserve"> \* MERGEFORMAT </w:instrText>
+      </w:r>
+      <w:r>
+        <w:rPr>
+          <w:rFonts w:eastAsia="Times New Roman" w:cs="Times New Roman"/>
+          <w:kern w:val="0"/>
+          <w:lang w:eastAsia="en-GB"/>
+          <w14:ligatures w14:val="none"/>
+        </w:rPr>
+      </w:r>
+      <w:r>
+        <w:rPr>
+          <w:rFonts w:eastAsia="Times New Roman" w:cs="Times New Roman"/>
+          <w:kern w:val="0"/>
+          <w:lang w:eastAsia="en-GB"/>
+          <w14:ligatures w14:val="none"/>
+        </w:rPr>
+        <w:fldChar w:fldCharType="separate"/>
+      </w:r>
+      <w:r>
+        <w:rPr>
+          <w:rFonts w:cs="Times New Roman"/>
+        </w:rPr>
+        <w:t xml:space="preserve">Table </w:t>
+      </w:r>
+      <w:r>
+        <w:rPr>
+          <w:rFonts w:cs="Times New Roman"/>
+          <w:noProof/>
+        </w:rPr>
+        <w:t>2</w:t>
+      </w:r>
+      <w:r>
+        <w:rPr>
+          <w:rFonts w:eastAsia="Times New Roman" w:cs="Times New Roman"/>
+          <w:kern w:val="0"/>
+          <w:lang w:eastAsia="en-GB"/>
+          <w14:ligatures w14:val="none"/>
+        </w:rPr>
+        <w:fldChar w:fldCharType="end"/>
+      </w:r>
+      <w:r>
+        <w:rPr>
+          <w:rFonts w:ascii="Times New Roman" w:eastAsia="Times New Roman" w:hAnsi="Times New Roman" w:cs="Times New Roman"/>
+          <w:kern w:val="0"/>
+          <w:lang w:eastAsia="en-GB"/>
+          <w14:ligatures w14:val="none"/>
+        </w:rPr>
+        <w:t>.</w:t>
+      </w:r>
+    </w:p>
+    <w:p>
+      <w:pPr>
+        <w:pStyle w:val="ListParagraph"/>
+        <w:numPr>
+          <w:ilvl w:val="0"/>
+          <w:numId w:val="39"/>
+        </w:numPr>
+        <w:spacing w:line="276" w:lineRule="auto"/>
+        <w:jc w:val="both"/>
+        <w:rPr>
+          <w:rFonts w:ascii="Times New Roman" w:hAnsi="Times New Roman" w:cs="Times New Roman"/>
+          <w:u w:val="single"/>
+        </w:rPr>
+      </w:pPr>
+      <w:r>
+        <w:rPr>
+          <w:rFonts w:ascii="Times New Roman" w:hAnsi="Times New Roman" w:cs="Times New Roman"/>
+          <w:u w:val="single"/>
+        </w:rPr>
+        <w:t xml:space="preserve">Alternative </w:t>
+      </w:r>
+      <w:r>
+        <w:rPr>
+          <w:rFonts w:ascii="Times New Roman" w:hAnsi="Times New Roman" w:cs="Times New Roman"/>
+          <w:u w:val="single"/>
+        </w:rPr>
+        <w:t>3</w:t>
+      </w:r>
+      <w:r>
+        <w:rPr>
+          <w:rFonts w:ascii="Times New Roman" w:hAnsi="Times New Roman" w:cs="Times New Roman"/>
+          <w:u w:val="single"/>
+        </w:rPr>
+        <w:t>: CNN-GRU</w:t>
+      </w:r>
+    </w:p>
+    <w:p>
+      <w:pPr>
+        <w:spacing w:line="276" w:lineRule="auto"/>
+        <w:ind w:left="360" w:firstLine="360"/>
+        <w:jc w:val="both"/>
+        <w:rPr>
+          <w:rFonts w:ascii="Times New Roman" w:hAnsi="Times New Roman" w:cs="Times New Roman"/>
+        </w:rPr>
+      </w:pPr>
+      <w:r>
+        <w:rPr>
+          <w:rFonts w:ascii="Times New Roman" w:hAnsi="Times New Roman" w:cs="Times New Roman"/>
+        </w:rPr>
+        <w:t>CNN-GRU proved to be the most highly optimized architecture. By utilizing a spatial noise filter to mathematically smooth out erratic daily jumps before recurrent processing,</w:t>
+      </w:r>
+      <w:r>
+        <w:rPr>
+          <w:rFonts w:ascii="Times New Roman" w:hAnsi="Times New Roman" w:cs="Times New Roman"/>
+        </w:rPr>
+        <w:t xml:space="preserve"> </w:t>
+      </w:r>
+      <w:r>
+        <w:rPr>
+          <w:rFonts w:ascii="Times New Roman" w:hAnsi="Times New Roman" w:cs="Times New Roman"/>
+        </w:rPr>
+        <w:t>CNN-GRU achieved an impressive R</w:t>
+      </w:r>
+      <w:r>
+        <w:rPr>
+          <w:rFonts w:ascii="Times New Roman" w:hAnsi="Times New Roman" w:cs="Times New Roman"/>
+          <w:vertAlign w:val="superscript"/>
+        </w:rPr>
+        <w:t>2</w:t>
+      </w:r>
+      <w:r>
+        <w:rPr>
+          <w:rFonts w:ascii="Times New Roman" w:hAnsi="Times New Roman" w:cs="Times New Roman"/>
+        </w:rPr>
+        <w:t xml:space="preserve"> </w:t>
+      </w:r>
+      <w:r>
+        <w:rPr>
+          <w:rFonts w:ascii="Times New Roman" w:hAnsi="Times New Roman" w:cs="Times New Roman"/>
+        </w:rPr>
+        <w:t xml:space="preserve">of </w:t>
+      </w:r>
+      <w:r>
+        <w:rPr>
+          <w:rFonts w:ascii="Times New Roman" w:hAnsi="Times New Roman" w:cs="Times New Roman"/>
+          <w:b/>
+          <w:bCs/>
+        </w:rPr>
+        <w:t>0.90</w:t>
+      </w:r>
+      <w:r>
+        <w:rPr>
+          <w:rFonts w:ascii="Times New Roman" w:hAnsi="Times New Roman" w:cs="Times New Roman"/>
+        </w:rPr>
+        <w:t xml:space="preserve"> while being the fastest model </w:t>
+      </w:r>
+      <w:r>
+        <w:rPr>
+          <w:rFonts w:ascii="Times New Roman" w:hAnsi="Times New Roman" w:cs="Times New Roman"/>
+        </w:rPr>
+        <w:t xml:space="preserve">of </w:t>
+      </w:r>
+      <w:r>
+        <w:rPr>
+          <w:rFonts w:ascii="Times New Roman" w:hAnsi="Times New Roman" w:cs="Times New Roman"/>
+          <w:b/>
+          <w:bCs/>
+        </w:rPr>
+        <w:t>0.82 s/epoch</w:t>
+      </w:r>
+      <w:r>
+        <w:rPr>
+          <w:rFonts w:ascii="Times New Roman" w:hAnsi="Times New Roman" w:cs="Times New Roman"/>
+        </w:rPr>
+        <w:t xml:space="preserve"> and requiring only </w:t>
+      </w:r>
+      <w:r>
+        <w:rPr>
+          <w:rFonts w:ascii="Times New Roman" w:hAnsi="Times New Roman" w:cs="Times New Roman"/>
+          <w:b/>
+          <w:bCs/>
+        </w:rPr>
+        <w:t>25.56 s</w:t>
+      </w:r>
+      <w:r>
+        <w:rPr>
+          <w:rFonts w:ascii="Times New Roman" w:hAnsi="Times New Roman" w:cs="Times New Roman"/>
+        </w:rPr>
+        <w:t xml:space="preserve"> in tot</w:t>
+      </w:r>
+      <w:r>
+        <w:rPr>
+          <w:rFonts w:ascii="Times New Roman" w:hAnsi="Times New Roman" w:cs="Times New Roman"/>
+        </w:rPr>
+        <w:t>a</w:t>
+      </w:r>
+      <w:r>
+        <w:rPr>
+          <w:rFonts w:ascii="Times New Roman" w:hAnsi="Times New Roman" w:cs="Times New Roman"/>
+        </w:rPr>
+        <w:t>l training time. As sho</w:t>
+      </w:r>
+      <w:r>
+        <w:rPr>
+          <w:rFonts w:ascii="Times New Roman" w:hAnsi="Times New Roman" w:cs="Times New Roman"/>
+        </w:rPr>
+        <w:t xml:space="preserve">wn in </w:t>
+      </w:r>
+      <w:r>
+        <w:rPr>
+          <w:rFonts w:cs="Times New Roman"/>
+        </w:rPr>
+        <w:fldChar w:fldCharType="begin"/>
+      </w:r>
+      <w:r>
+        <w:rPr>
+          <w:rFonts w:cs="Times New Roman"/>
+        </w:rPr>
+        <w:instrText xml:space="preserve"> REF _Ref231613453 \h  \* MERGEFORMAT </w:instrText>
+      </w:r>
+      <w:r>
+        <w:rPr>
+          <w:rFonts w:cs="Times New Roman"/>
+        </w:rPr>
+      </w:r>
+      <w:r>
+        <w:rPr>
+          <w:rFonts w:cs="Times New Roman"/>
+        </w:rPr>
+        <w:fldChar w:fldCharType="separate"/>
+      </w:r>
+      <w:r>
+        <w:rPr>
+          <w:rFonts w:cs="Times New Roman"/>
+        </w:rPr>
+        <w:t xml:space="preserve">Figure </w:t>
+      </w:r>
+      <w:r>
+        <w:rPr>
+          <w:rFonts w:cs="Times New Roman"/>
+          <w:noProof/>
+        </w:rPr>
+        <w:t>5</w:t>
+      </w:r>
+      <w:r>
+        <w:rPr>
+          <w:rFonts w:cs="Times New Roman"/>
+        </w:rPr>
+        <w:fldChar w:fldCharType="end"/>
+      </w:r>
+      <w:r>
+        <w:rPr>
+          <w:rFonts w:ascii="Times New Roman" w:hAnsi="Times New Roman" w:cs="Times New Roman"/>
+        </w:rPr>
+        <w:t xml:space="preserve">, this filtering allows </w:t>
+      </w:r>
+      <w:r>
+        <w:rPr>
+          <w:rFonts w:ascii="Times New Roman" w:hAnsi="Times New Roman" w:cs="Times New Roman"/>
+        </w:rPr>
+        <w:lastRenderedPageBreak/>
+        <w:t>the model to capture the macro-trend flawlessly without getting trapped in daily micro</w:t>
+      </w:r>
+      <w:r>
+        <w:rPr>
+          <w:rFonts w:ascii="Times New Roman" w:hAnsi="Times New Roman" w:cs="Times New Roman"/>
+        </w:rPr>
+        <w:t>-</w:t>
+      </w:r>
+      <w:r>
+        <w:rPr>
+          <w:rFonts w:ascii="Times New Roman" w:hAnsi="Times New Roman" w:cs="Times New Roman"/>
+        </w:rPr>
+        <w:t>fluctuations</w:t>
+      </w:r>
+      <w:r>
+        <w:rPr>
+          <w:rFonts w:ascii="Times New Roman" w:hAnsi="Times New Roman" w:cs="Times New Roman"/>
+        </w:rPr>
+        <w:t>.</w:t>
+      </w:r>
+    </w:p>
+    <w:p>
+      <w:pPr>
+        <w:spacing w:line="276" w:lineRule="auto"/>
+        <w:jc w:val="both"/>
+        <w:rPr>
+          <w:rFonts w:ascii="Times New Roman" w:eastAsia="Times New Roman" w:hAnsi="Times New Roman" w:cs="Times New Roman"/>
+          <w:kern w:val="0"/>
+          <w:lang w:eastAsia="en-GB"/>
+          <w14:ligatures w14:val="none"/>
+        </w:rPr>
+      </w:pPr>
+    </w:p>
+    <w:p>
+      <w:pPr>
+        <w:spacing w:line="276" w:lineRule="auto"/>
+        <w:jc w:val="both"/>
+      </w:pPr>
+      <w:r>
+        <w:rPr>
+          <w:rFonts w:ascii="Times New Roman" w:eastAsia="Times New Roman" w:hAnsi="Times New Roman" w:cs="Times New Roman"/>
+          <w:kern w:val="0"/>
+          <w:lang w:eastAsia="en-GB"/>
+          <w14:ligatures w14:val="none"/>
+        </w:rPr>
+        <w:t xml:space="preserve">Ultimately, this comparison demonstrates a clear structural trade-off. While the </w:t>
+      </w:r>
+      <w:proofErr w:type="spellStart"/>
+      <w:r>
+        <w:rPr>
+          <w:rFonts w:ascii="Times New Roman" w:eastAsia="Times New Roman" w:hAnsi="Times New Roman" w:cs="Times New Roman"/>
+          <w:kern w:val="0"/>
+          <w:lang w:eastAsia="en-GB"/>
+          <w14:ligatures w14:val="none"/>
+        </w:rPr>
+        <w:t>BiGRU</w:t>
+      </w:r>
+      <w:proofErr w:type="spellEnd"/>
+      <w:r>
+        <w:rPr>
+          <w:rFonts w:ascii="Times New Roman" w:eastAsia="Times New Roman" w:hAnsi="Times New Roman" w:cs="Times New Roman"/>
+          <w:kern w:val="0"/>
+          <w:lang w:eastAsia="en-GB"/>
+          <w14:ligatures w14:val="none"/>
+        </w:rPr>
+        <w:t xml:space="preserve"> maximizes raw contextual accuracy at the expense of heavy computational time, the CNN-GRU represents the ideal deployment model by perfectly balancing high predictive power with elite computational efficiency.</w:t>
       </w:r>
     </w:p>
     <w:p>
@@ -3034,53 +6003,71 @@
         <w:spacing w:before="240" w:line="276" w:lineRule="auto"/>
         <w:jc w:val="center"/>
         <w:rPr>
-          <w:rFonts w:ascii="Times New Roman" w:hAnsi="Times New Roman" w:cs="Times New Roman"/>
-        </w:rPr>
-      </w:pPr>
-      <w:bookmarkStart w:id="3" w:name="_Ref231609433"/>
-      <w:r>
-        <w:rPr>
-          <w:rFonts w:ascii="Times New Roman" w:hAnsi="Times New Roman" w:cs="Times New Roman"/>
+          <w:rFonts w:cs="Times New Roman"/>
+        </w:rPr>
+      </w:pPr>
+      <w:bookmarkStart w:id="13" w:name="_Ref231609433"/>
+      <w:r>
+        <w:rPr>
+          <w:rFonts w:cs="Times New Roman"/>
         </w:rPr>
         <w:t xml:space="preserve">Table </w:t>
       </w:r>
       <w:r>
         <w:rPr>
-          <w:rFonts w:ascii="Times New Roman" w:hAnsi="Times New Roman" w:cs="Times New Roman"/>
+          <w:rFonts w:cs="Times New Roman"/>
         </w:rPr>
         <w:fldChar w:fldCharType="begin"/>
       </w:r>
       <w:r>
         <w:rPr>
-          <w:rFonts w:ascii="Times New Roman" w:hAnsi="Times New Roman" w:cs="Times New Roman"/>
+          <w:rFonts w:cs="Times New Roman"/>
         </w:rPr>
         <w:instrText xml:space="preserve"> SEQ Table \* ARABIC </w:instrText>
       </w:r>
       <w:r>
         <w:rPr>
-          <w:rFonts w:ascii="Times New Roman" w:hAnsi="Times New Roman" w:cs="Times New Roman"/>
+          <w:rFonts w:cs="Times New Roman"/>
         </w:rPr>
         <w:fldChar w:fldCharType="separate"/>
       </w:r>
       <w:r>
         <w:rPr>
-          <w:rFonts w:ascii="Times New Roman" w:hAnsi="Times New Roman" w:cs="Times New Roman"/>
+          <w:rFonts w:cs="Times New Roman"/>
           <w:noProof/>
         </w:rPr>
         <w:t>2</w:t>
       </w:r>
       <w:r>
         <w:rPr>
-          <w:rFonts w:ascii="Times New Roman" w:hAnsi="Times New Roman" w:cs="Times New Roman"/>
+          <w:rFonts w:cs="Times New Roman"/>
         </w:rPr>
         <w:fldChar w:fldCharType="end"/>
       </w:r>
-      <w:bookmarkEnd w:id="3"/>
-      <w:r>
-        <w:rPr>
-          <w:rFonts w:ascii="Times New Roman" w:hAnsi="Times New Roman" w:cs="Times New Roman"/>
+      <w:bookmarkEnd w:id="13"/>
+      <w:r>
+        <w:rPr>
+          <w:rFonts w:cs="Times New Roman"/>
         </w:rPr>
         <w:t>: Performance comparison of ML models</w:t>
+      </w:r>
+      <w:r>
+        <w:rPr>
+          <w:rFonts w:cs="Times New Roman"/>
+        </w:rPr>
+        <w:t xml:space="preserve"> (5</w:t>
+      </w:r>
+      <w:r>
+        <w:rPr>
+          <w:rFonts w:cs="Times New Roman"/>
+        </w:rPr>
+        <w:t>-year dataset</w:t>
+      </w:r>
+      <w:r>
+        <w:rPr>
+          <w:rFonts w:cs="Times New Roman"/>
+        </w:rPr>
+        <w:t>)</w:t>
       </w:r>
     </w:p>
     <w:tbl>
@@ -3090,19 +6077,23 @@
         <w:tblLook w:val="04A0" w:firstRow="1" w:lastRow="0" w:firstColumn="1" w:lastColumn="0" w:noHBand="0" w:noVBand="1"/>
       </w:tblPr>
       <w:tblGrid>
-        <w:gridCol w:w="1384"/>
-        <w:gridCol w:w="923"/>
-        <w:gridCol w:w="1173"/>
-        <w:gridCol w:w="1979"/>
-        <w:gridCol w:w="823"/>
-        <w:gridCol w:w="982"/>
-        <w:gridCol w:w="940"/>
-        <w:gridCol w:w="812"/>
+        <w:gridCol w:w="1296"/>
+        <w:gridCol w:w="1031"/>
+        <w:gridCol w:w="963"/>
+        <w:gridCol w:w="1106"/>
+        <w:gridCol w:w="1422"/>
+        <w:gridCol w:w="776"/>
+        <w:gridCol w:w="876"/>
+        <w:gridCol w:w="910"/>
+        <w:gridCol w:w="636"/>
       </w:tblGrid>
       <w:tr>
+        <w:trPr>
+          <w:trHeight w:val="584"/>
+        </w:trPr>
         <w:tc>
           <w:tcPr>
-            <w:tcW w:w="1384" w:type="dxa"/>
+            <w:tcW w:w="1296" w:type="dxa"/>
             <w:shd w:val="clear" w:color="auto" w:fill="D1D1D1" w:themeFill="background2" w:themeFillShade="E6"/>
             <w:vAlign w:val="center"/>
           </w:tcPr>
@@ -3111,163 +6102,207 @@
               <w:jc w:val="center"/>
               <w:rPr>
                 <w:rFonts w:ascii="Times New Roman" w:hAnsi="Times New Roman" w:cs="Times New Roman"/>
+                <w:b/>
+                <w:bCs/>
               </w:rPr>
             </w:pPr>
-            <w:r>
-              <w:rPr>
-                <w:rFonts w:ascii="Times New Roman" w:hAnsi="Times New Roman" w:cs="Times New Roman"/>
-              </w:rPr>
-              <w:t>Model</w:t>
-            </w:r>
           </w:p>
         </w:tc>
         <w:tc>
           <w:tcPr>
-            <w:tcW w:w="923" w:type="dxa"/>
+            <w:tcW w:w="1032" w:type="dxa"/>
             <w:shd w:val="clear" w:color="auto" w:fill="D1D1D1" w:themeFill="background2" w:themeFillShade="E6"/>
+            <w:vAlign w:val="center"/>
           </w:tcPr>
           <w:p>
             <w:pPr>
               <w:jc w:val="center"/>
               <w:rPr>
                 <w:rFonts w:ascii="Times New Roman" w:hAnsi="Times New Roman" w:cs="Times New Roman"/>
+                <w:b/>
+                <w:bCs/>
               </w:rPr>
             </w:pPr>
             <w:r>
               <w:rPr>
                 <w:rFonts w:ascii="Times New Roman" w:hAnsi="Times New Roman" w:cs="Times New Roman"/>
-              </w:rPr>
-              <w:t>Epochs</w:t>
+                <w:b/>
+                <w:bCs/>
+              </w:rPr>
+              <w:t>Model</w:t>
             </w:r>
           </w:p>
         </w:tc>
         <w:tc>
           <w:tcPr>
-            <w:tcW w:w="1173" w:type="dxa"/>
+            <w:tcW w:w="0" w:type="auto"/>
             <w:shd w:val="clear" w:color="auto" w:fill="D1D1D1" w:themeFill="background2" w:themeFillShade="E6"/>
+            <w:vAlign w:val="center"/>
           </w:tcPr>
           <w:p>
             <w:pPr>
               <w:jc w:val="center"/>
               <w:rPr>
                 <w:rFonts w:ascii="Times New Roman" w:hAnsi="Times New Roman" w:cs="Times New Roman"/>
+                <w:b/>
+                <w:bCs/>
               </w:rPr>
             </w:pPr>
             <w:r>
               <w:rPr>
                 <w:rFonts w:ascii="Times New Roman" w:hAnsi="Times New Roman" w:cs="Times New Roman"/>
-              </w:rPr>
-              <w:t>Training Time</w:t>
-            </w:r>
-            <w:r>
-              <w:rPr>
-                <w:rFonts w:ascii="Times New Roman" w:hAnsi="Times New Roman" w:cs="Times New Roman"/>
-              </w:rPr>
-              <w:t xml:space="preserve"> (s)</w:t>
+                <w:b/>
+                <w:bCs/>
+              </w:rPr>
+              <w:t>Epochs</w:t>
             </w:r>
           </w:p>
         </w:tc>
         <w:tc>
           <w:tcPr>
-            <w:tcW w:w="1979" w:type="dxa"/>
+            <w:tcW w:w="1099" w:type="dxa"/>
             <w:shd w:val="clear" w:color="auto" w:fill="D1D1D1" w:themeFill="background2" w:themeFillShade="E6"/>
+            <w:vAlign w:val="center"/>
           </w:tcPr>
           <w:p>
             <w:pPr>
               <w:jc w:val="center"/>
               <w:rPr>
                 <w:rFonts w:ascii="Times New Roman" w:hAnsi="Times New Roman" w:cs="Times New Roman"/>
+                <w:b/>
+                <w:bCs/>
               </w:rPr>
             </w:pPr>
             <w:r>
               <w:rPr>
                 <w:rFonts w:ascii="Times New Roman" w:hAnsi="Times New Roman" w:cs="Times New Roman"/>
-              </w:rPr>
-              <w:t>Time per Epoch</w:t>
-            </w:r>
-            <w:r>
-              <w:rPr>
-                <w:rFonts w:ascii="Times New Roman" w:hAnsi="Times New Roman" w:cs="Times New Roman"/>
-              </w:rPr>
-              <w:t xml:space="preserve"> (s/epoch)</w:t>
+                <w:b/>
+                <w:bCs/>
+              </w:rPr>
+              <w:t>Training Time (s)</w:t>
             </w:r>
           </w:p>
         </w:tc>
         <w:tc>
           <w:tcPr>
-            <w:tcW w:w="823" w:type="dxa"/>
+            <w:tcW w:w="1428" w:type="dxa"/>
             <w:shd w:val="clear" w:color="auto" w:fill="D1D1D1" w:themeFill="background2" w:themeFillShade="E6"/>
+            <w:vAlign w:val="center"/>
           </w:tcPr>
           <w:p>
             <w:pPr>
               <w:jc w:val="center"/>
               <w:rPr>
                 <w:rFonts w:ascii="Times New Roman" w:hAnsi="Times New Roman" w:cs="Times New Roman"/>
+                <w:b/>
+                <w:bCs/>
               </w:rPr>
             </w:pPr>
             <w:r>
               <w:rPr>
                 <w:rFonts w:ascii="Times New Roman" w:hAnsi="Times New Roman" w:cs="Times New Roman"/>
-              </w:rPr>
-              <w:t>MAE</w:t>
+                <w:b/>
+                <w:bCs/>
+              </w:rPr>
+              <w:t>Time per Epoch (s/epoch)</w:t>
             </w:r>
           </w:p>
         </w:tc>
         <w:tc>
           <w:tcPr>
-            <w:tcW w:w="982" w:type="dxa"/>
+            <w:tcW w:w="0" w:type="auto"/>
             <w:shd w:val="clear" w:color="auto" w:fill="D1D1D1" w:themeFill="background2" w:themeFillShade="E6"/>
+            <w:vAlign w:val="center"/>
           </w:tcPr>
           <w:p>
             <w:pPr>
               <w:jc w:val="center"/>
               <w:rPr>
                 <w:rFonts w:ascii="Times New Roman" w:hAnsi="Times New Roman" w:cs="Times New Roman"/>
+                <w:b/>
+                <w:bCs/>
               </w:rPr>
             </w:pPr>
             <w:r>
               <w:rPr>
                 <w:rFonts w:ascii="Times New Roman" w:hAnsi="Times New Roman" w:cs="Times New Roman"/>
-              </w:rPr>
-              <w:t>MSE</w:t>
+                <w:b/>
+                <w:bCs/>
+              </w:rPr>
+              <w:t>MAE</w:t>
             </w:r>
           </w:p>
         </w:tc>
         <w:tc>
           <w:tcPr>
-            <w:tcW w:w="940" w:type="dxa"/>
+            <w:tcW w:w="0" w:type="auto"/>
             <w:shd w:val="clear" w:color="auto" w:fill="D1D1D1" w:themeFill="background2" w:themeFillShade="E6"/>
+            <w:vAlign w:val="center"/>
           </w:tcPr>
           <w:p>
             <w:pPr>
               <w:jc w:val="center"/>
               <w:rPr>
                 <w:rFonts w:ascii="Times New Roman" w:hAnsi="Times New Roman" w:cs="Times New Roman"/>
+                <w:b/>
+                <w:bCs/>
               </w:rPr>
             </w:pPr>
             <w:r>
               <w:rPr>
                 <w:rFonts w:ascii="Times New Roman" w:hAnsi="Times New Roman" w:cs="Times New Roman"/>
-              </w:rPr>
-              <w:t>RMSE</w:t>
+                <w:b/>
+                <w:bCs/>
+              </w:rPr>
+              <w:t>MSE</w:t>
             </w:r>
           </w:p>
         </w:tc>
         <w:tc>
           <w:tcPr>
-            <w:tcW w:w="812" w:type="dxa"/>
+            <w:tcW w:w="0" w:type="auto"/>
             <w:shd w:val="clear" w:color="auto" w:fill="D1D1D1" w:themeFill="background2" w:themeFillShade="E6"/>
+            <w:vAlign w:val="center"/>
           </w:tcPr>
           <w:p>
             <w:pPr>
               <w:jc w:val="center"/>
               <w:rPr>
                 <w:rFonts w:ascii="Times New Roman" w:hAnsi="Times New Roman" w:cs="Times New Roman"/>
+                <w:b/>
+                <w:bCs/>
               </w:rPr>
             </w:pPr>
             <w:r>
               <w:rPr>
                 <w:rFonts w:ascii="Times New Roman" w:hAnsi="Times New Roman" w:cs="Times New Roman"/>
+                <w:b/>
+                <w:bCs/>
+              </w:rPr>
+              <w:t>RMSE</w:t>
+            </w:r>
+          </w:p>
+        </w:tc>
+        <w:tc>
+          <w:tcPr>
+            <w:tcW w:w="0" w:type="auto"/>
+            <w:shd w:val="clear" w:color="auto" w:fill="D1D1D1" w:themeFill="background2" w:themeFillShade="E6"/>
+            <w:vAlign w:val="center"/>
+          </w:tcPr>
+          <w:p>
+            <w:pPr>
+              <w:jc w:val="center"/>
+              <w:rPr>
+                <w:rFonts w:ascii="Times New Roman" w:hAnsi="Times New Roman" w:cs="Times New Roman"/>
+                <w:b/>
+                <w:bCs/>
+              </w:rPr>
+            </w:pPr>
+            <w:r>
+              <w:rPr>
+                <w:rFonts w:ascii="Times New Roman" w:hAnsi="Times New Roman" w:cs="Times New Roman"/>
+                <w:b/>
+                <w:bCs/>
               </w:rPr>
               <w:t>R²</w:t>
             </w:r>
@@ -3275,37 +6310,40 @@
         </w:tc>
       </w:tr>
       <w:tr>
+        <w:trPr>
+          <w:trHeight w:val="287"/>
+        </w:trPr>
         <w:tc>
           <w:tcPr>
-            <w:tcW w:w="1384" w:type="dxa"/>
+            <w:tcW w:w="1296" w:type="dxa"/>
             <w:shd w:val="clear" w:color="auto" w:fill="FFFFFF" w:themeFill="background1"/>
+            <w:vAlign w:val="center"/>
           </w:tcPr>
           <w:p>
             <w:pPr>
               <w:jc w:val="center"/>
               <w:rPr>
                 <w:rFonts w:ascii="Times New Roman" w:hAnsi="Times New Roman" w:cs="Times New Roman"/>
+                <w:b/>
+                <w:bCs/>
               </w:rPr>
             </w:pPr>
             <w:r>
               <w:rPr>
                 <w:rFonts w:ascii="Times New Roman" w:hAnsi="Times New Roman" w:cs="Times New Roman"/>
-              </w:rPr>
-              <w:t>G</w:t>
-            </w:r>
-            <w:r>
-              <w:rPr>
-                <w:rFonts w:ascii="Times New Roman" w:hAnsi="Times New Roman" w:cs="Times New Roman"/>
-                <w:shd w:val="clear" w:color="auto" w:fill="FFFFFF" w:themeFill="background1"/>
-              </w:rPr>
-              <w:t>RU</w:t>
+                <w:b/>
+                <w:bCs/>
+                <w:highlight w:val="yellow"/>
+              </w:rPr>
+              <w:t>Base</w:t>
             </w:r>
           </w:p>
         </w:tc>
         <w:tc>
           <w:tcPr>
-            <w:tcW w:w="923" w:type="dxa"/>
+            <w:tcW w:w="1032" w:type="dxa"/>
             <w:shd w:val="clear" w:color="auto" w:fill="FFFFFF" w:themeFill="background1"/>
+            <w:vAlign w:val="center"/>
           </w:tcPr>
           <w:p>
             <w:pPr>
@@ -3318,14 +6356,22 @@
               <w:rPr>
                 <w:rFonts w:ascii="Times New Roman" w:hAnsi="Times New Roman" w:cs="Times New Roman"/>
               </w:rPr>
-              <w:t>29</w:t>
+              <w:t>G</w:t>
+            </w:r>
+            <w:r>
+              <w:rPr>
+                <w:rFonts w:ascii="Times New Roman" w:hAnsi="Times New Roman" w:cs="Times New Roman"/>
+                <w:shd w:val="clear" w:color="auto" w:fill="FFFFFF" w:themeFill="background1"/>
+              </w:rPr>
+              <w:t>RU</w:t>
             </w:r>
           </w:p>
         </w:tc>
         <w:tc>
           <w:tcPr>
-            <w:tcW w:w="1173" w:type="dxa"/>
+            <w:tcW w:w="0" w:type="auto"/>
             <w:shd w:val="clear" w:color="auto" w:fill="FFFFFF" w:themeFill="background1"/>
+            <w:vAlign w:val="center"/>
           </w:tcPr>
           <w:p>
             <w:pPr>
@@ -3338,14 +6384,15 @@
               <w:rPr>
                 <w:rFonts w:ascii="Times New Roman" w:hAnsi="Times New Roman" w:cs="Times New Roman"/>
               </w:rPr>
-              <w:t>32.16</w:t>
+              <w:t>29</w:t>
             </w:r>
           </w:p>
         </w:tc>
         <w:tc>
           <w:tcPr>
-            <w:tcW w:w="1979" w:type="dxa"/>
+            <w:tcW w:w="1099" w:type="dxa"/>
             <w:shd w:val="clear" w:color="auto" w:fill="FFFFFF" w:themeFill="background1"/>
+            <w:vAlign w:val="center"/>
           </w:tcPr>
           <w:p>
             <w:pPr>
@@ -3358,14 +6405,15 @@
               <w:rPr>
                 <w:rFonts w:ascii="Times New Roman" w:hAnsi="Times New Roman" w:cs="Times New Roman"/>
               </w:rPr>
-              <w:t>1.1</w:t>
+              <w:t>32.16</w:t>
             </w:r>
           </w:p>
         </w:tc>
         <w:tc>
           <w:tcPr>
-            <w:tcW w:w="823" w:type="dxa"/>
+            <w:tcW w:w="1428" w:type="dxa"/>
             <w:shd w:val="clear" w:color="auto" w:fill="FFFFFF" w:themeFill="background1"/>
+            <w:vAlign w:val="center"/>
           </w:tcPr>
           <w:p>
             <w:pPr>
@@ -3378,14 +6426,21 @@
               <w:rPr>
                 <w:rFonts w:ascii="Times New Roman" w:hAnsi="Times New Roman" w:cs="Times New Roman"/>
               </w:rPr>
-              <w:t>6.31</w:t>
+              <w:t>1.1</w:t>
+            </w:r>
+            <w:r>
+              <w:rPr>
+                <w:rFonts w:ascii="Times New Roman" w:hAnsi="Times New Roman" w:cs="Times New Roman"/>
+              </w:rPr>
+              <w:t>1</w:t>
             </w:r>
           </w:p>
         </w:tc>
         <w:tc>
           <w:tcPr>
-            <w:tcW w:w="982" w:type="dxa"/>
+            <w:tcW w:w="0" w:type="auto"/>
             <w:shd w:val="clear" w:color="auto" w:fill="FFFFFF" w:themeFill="background1"/>
+            <w:vAlign w:val="center"/>
           </w:tcPr>
           <w:p>
             <w:pPr>
@@ -3398,14 +6453,15 @@
               <w:rPr>
                 <w:rFonts w:ascii="Times New Roman" w:hAnsi="Times New Roman" w:cs="Times New Roman"/>
               </w:rPr>
-              <w:t>91.01</w:t>
+              <w:t>6.31</w:t>
             </w:r>
           </w:p>
         </w:tc>
         <w:tc>
           <w:tcPr>
-            <w:tcW w:w="940" w:type="dxa"/>
+            <w:tcW w:w="0" w:type="auto"/>
             <w:shd w:val="clear" w:color="auto" w:fill="FFFFFF" w:themeFill="background1"/>
+            <w:vAlign w:val="center"/>
           </w:tcPr>
           <w:p>
             <w:pPr>
@@ -3418,14 +6474,15 @@
               <w:rPr>
                 <w:rFonts w:ascii="Times New Roman" w:hAnsi="Times New Roman" w:cs="Times New Roman"/>
               </w:rPr>
-              <w:t>9.54</w:t>
+              <w:t>91.01</w:t>
             </w:r>
           </w:p>
         </w:tc>
         <w:tc>
           <w:tcPr>
-            <w:tcW w:w="812" w:type="dxa"/>
+            <w:tcW w:w="0" w:type="auto"/>
             <w:shd w:val="clear" w:color="auto" w:fill="FFFFFF" w:themeFill="background1"/>
+            <w:vAlign w:val="center"/>
           </w:tcPr>
           <w:p>
             <w:pPr>
@@ -3438,16 +6495,42 @@
               <w:rPr>
                 <w:rFonts w:ascii="Times New Roman" w:hAnsi="Times New Roman" w:cs="Times New Roman"/>
               </w:rPr>
+              <w:t>9.54</w:t>
+            </w:r>
+          </w:p>
+        </w:tc>
+        <w:tc>
+          <w:tcPr>
+            <w:tcW w:w="0" w:type="auto"/>
+            <w:shd w:val="clear" w:color="auto" w:fill="FFFFFF" w:themeFill="background1"/>
+            <w:vAlign w:val="center"/>
+          </w:tcPr>
+          <w:p>
+            <w:pPr>
+              <w:jc w:val="center"/>
+              <w:rPr>
+                <w:rFonts w:ascii="Times New Roman" w:hAnsi="Times New Roman" w:cs="Times New Roman"/>
+              </w:rPr>
+            </w:pPr>
+            <w:r>
+              <w:rPr>
+                <w:rFonts w:ascii="Times New Roman" w:hAnsi="Times New Roman" w:cs="Times New Roman"/>
+              </w:rPr>
               <w:t>0.88</w:t>
             </w:r>
           </w:p>
         </w:tc>
       </w:tr>
       <w:tr>
+        <w:trPr>
+          <w:trHeight w:val="287"/>
+        </w:trPr>
         <w:tc>
           <w:tcPr>
-            <w:tcW w:w="1384" w:type="dxa"/>
+            <w:tcW w:w="1296" w:type="dxa"/>
+            <w:vMerge w:val="restart"/>
             <w:shd w:val="clear" w:color="auto" w:fill="FFFFFF" w:themeFill="background1"/>
+            <w:vAlign w:val="center"/>
           </w:tcPr>
           <w:p>
             <w:pPr>
@@ -3460,14 +6543,15 @@
               <w:rPr>
                 <w:rFonts w:ascii="Times New Roman" w:hAnsi="Times New Roman" w:cs="Times New Roman"/>
               </w:rPr>
-              <w:t>LSTM</w:t>
+              <w:t>Alternative</w:t>
             </w:r>
           </w:p>
         </w:tc>
         <w:tc>
           <w:tcPr>
-            <w:tcW w:w="923" w:type="dxa"/>
+            <w:tcW w:w="1032" w:type="dxa"/>
             <w:shd w:val="clear" w:color="auto" w:fill="FFFFFF" w:themeFill="background1"/>
+            <w:vAlign w:val="center"/>
           </w:tcPr>
           <w:p>
             <w:pPr>
@@ -3480,14 +6564,15 @@
               <w:rPr>
                 <w:rFonts w:ascii="Times New Roman" w:hAnsi="Times New Roman" w:cs="Times New Roman"/>
               </w:rPr>
-              <w:t>21</w:t>
+              <w:t>LSTM</w:t>
             </w:r>
           </w:p>
         </w:tc>
         <w:tc>
           <w:tcPr>
-            <w:tcW w:w="1173" w:type="dxa"/>
+            <w:tcW w:w="0" w:type="auto"/>
             <w:shd w:val="clear" w:color="auto" w:fill="FFFFFF" w:themeFill="background1"/>
+            <w:vAlign w:val="center"/>
           </w:tcPr>
           <w:p>
             <w:pPr>
@@ -3500,14 +6585,15 @@
               <w:rPr>
                 <w:rFonts w:ascii="Times New Roman" w:hAnsi="Times New Roman" w:cs="Times New Roman"/>
               </w:rPr>
-              <w:t>19.95</w:t>
+              <w:t>21</w:t>
             </w:r>
           </w:p>
         </w:tc>
         <w:tc>
           <w:tcPr>
-            <w:tcW w:w="1979" w:type="dxa"/>
+            <w:tcW w:w="1099" w:type="dxa"/>
             <w:shd w:val="clear" w:color="auto" w:fill="FFFFFF" w:themeFill="background1"/>
+            <w:vAlign w:val="center"/>
           </w:tcPr>
           <w:p>
             <w:pPr>
@@ -3520,14 +6606,15 @@
               <w:rPr>
                 <w:rFonts w:ascii="Times New Roman" w:hAnsi="Times New Roman" w:cs="Times New Roman"/>
               </w:rPr>
-              <w:t>0.95</w:t>
+              <w:t>19.95</w:t>
             </w:r>
           </w:p>
         </w:tc>
         <w:tc>
           <w:tcPr>
-            <w:tcW w:w="823" w:type="dxa"/>
+            <w:tcW w:w="1428" w:type="dxa"/>
             <w:shd w:val="clear" w:color="auto" w:fill="FFFFFF" w:themeFill="background1"/>
+            <w:vAlign w:val="center"/>
           </w:tcPr>
           <w:p>
             <w:pPr>
@@ -3540,14 +6627,15 @@
               <w:rPr>
                 <w:rFonts w:ascii="Times New Roman" w:hAnsi="Times New Roman" w:cs="Times New Roman"/>
               </w:rPr>
-              <w:t>9.66</w:t>
+              <w:t>0.95</w:t>
             </w:r>
           </w:p>
         </w:tc>
         <w:tc>
           <w:tcPr>
-            <w:tcW w:w="982" w:type="dxa"/>
+            <w:tcW w:w="0" w:type="auto"/>
             <w:shd w:val="clear" w:color="auto" w:fill="FFFFFF" w:themeFill="background1"/>
+            <w:vAlign w:val="center"/>
           </w:tcPr>
           <w:p>
             <w:pPr>
@@ -3560,14 +6648,15 @@
               <w:rPr>
                 <w:rFonts w:ascii="Times New Roman" w:hAnsi="Times New Roman" w:cs="Times New Roman"/>
               </w:rPr>
-              <w:t>200.40</w:t>
+              <w:t>9.66</w:t>
             </w:r>
           </w:p>
         </w:tc>
         <w:tc>
           <w:tcPr>
-            <w:tcW w:w="940" w:type="dxa"/>
+            <w:tcW w:w="0" w:type="auto"/>
             <w:shd w:val="clear" w:color="auto" w:fill="FFFFFF" w:themeFill="background1"/>
+            <w:vAlign w:val="center"/>
           </w:tcPr>
           <w:p>
             <w:pPr>
@@ -3580,14 +6669,15 @@
               <w:rPr>
                 <w:rFonts w:ascii="Times New Roman" w:hAnsi="Times New Roman" w:cs="Times New Roman"/>
               </w:rPr>
-              <w:t>14.16</w:t>
+              <w:t>200.40</w:t>
             </w:r>
           </w:p>
         </w:tc>
         <w:tc>
           <w:tcPr>
-            <w:tcW w:w="812" w:type="dxa"/>
+            <w:tcW w:w="0" w:type="auto"/>
             <w:shd w:val="clear" w:color="auto" w:fill="FFFFFF" w:themeFill="background1"/>
+            <w:vAlign w:val="center"/>
           </w:tcPr>
           <w:p>
             <w:pPr>
@@ -3600,16 +6690,42 @@
               <w:rPr>
                 <w:rFonts w:ascii="Times New Roman" w:hAnsi="Times New Roman" w:cs="Times New Roman"/>
               </w:rPr>
+              <w:t>14.16</w:t>
+            </w:r>
+          </w:p>
+        </w:tc>
+        <w:tc>
+          <w:tcPr>
+            <w:tcW w:w="0" w:type="auto"/>
+            <w:shd w:val="clear" w:color="auto" w:fill="FFFFFF" w:themeFill="background1"/>
+            <w:vAlign w:val="center"/>
+          </w:tcPr>
+          <w:p>
+            <w:pPr>
+              <w:jc w:val="center"/>
+              <w:rPr>
+                <w:rFonts w:ascii="Times New Roman" w:hAnsi="Times New Roman" w:cs="Times New Roman"/>
+              </w:rPr>
+            </w:pPr>
+            <w:r>
+              <w:rPr>
+                <w:rFonts w:ascii="Times New Roman" w:hAnsi="Times New Roman" w:cs="Times New Roman"/>
+              </w:rPr>
               <w:t>0.74</w:t>
             </w:r>
           </w:p>
         </w:tc>
       </w:tr>
       <w:tr>
+        <w:trPr>
+          <w:trHeight w:val="151"/>
+        </w:trPr>
         <w:tc>
           <w:tcPr>
-            <w:tcW w:w="1384" w:type="dxa"/>
+            <w:tcW w:w="1296" w:type="dxa"/>
+            <w:vMerge/>
             <w:shd w:val="clear" w:color="auto" w:fill="FFFFFF" w:themeFill="background1"/>
+            <w:vAlign w:val="center"/>
           </w:tcPr>
           <w:p>
             <w:pPr>
@@ -3618,18 +6734,13 @@
                 <w:rFonts w:ascii="Times New Roman" w:hAnsi="Times New Roman" w:cs="Times New Roman"/>
               </w:rPr>
             </w:pPr>
-            <w:r>
-              <w:rPr>
-                <w:rFonts w:ascii="Times New Roman" w:hAnsi="Times New Roman" w:cs="Times New Roman"/>
-              </w:rPr>
-              <w:t>BIGRU</w:t>
-            </w:r>
           </w:p>
         </w:tc>
         <w:tc>
           <w:tcPr>
-            <w:tcW w:w="923" w:type="dxa"/>
+            <w:tcW w:w="1032" w:type="dxa"/>
             <w:shd w:val="clear" w:color="auto" w:fill="FFFFFF" w:themeFill="background1"/>
+            <w:vAlign w:val="center"/>
           </w:tcPr>
           <w:p>
             <w:pPr>
@@ -3642,14 +6753,15 @@
               <w:rPr>
                 <w:rFonts w:ascii="Times New Roman" w:hAnsi="Times New Roman" w:cs="Times New Roman"/>
               </w:rPr>
-              <w:t>65</w:t>
+              <w:t>BIGRU</w:t>
             </w:r>
           </w:p>
         </w:tc>
         <w:tc>
           <w:tcPr>
-            <w:tcW w:w="1173" w:type="dxa"/>
+            <w:tcW w:w="0" w:type="auto"/>
             <w:shd w:val="clear" w:color="auto" w:fill="FFFFFF" w:themeFill="background1"/>
+            <w:vAlign w:val="center"/>
           </w:tcPr>
           <w:p>
             <w:pPr>
@@ -3662,14 +6774,15 @@
               <w:rPr>
                 <w:rFonts w:ascii="Times New Roman" w:hAnsi="Times New Roman" w:cs="Times New Roman"/>
               </w:rPr>
-              <w:t>61.5</w:t>
+              <w:t>65</w:t>
             </w:r>
           </w:p>
         </w:tc>
         <w:tc>
           <w:tcPr>
-            <w:tcW w:w="1979" w:type="dxa"/>
+            <w:tcW w:w="1099" w:type="dxa"/>
             <w:shd w:val="clear" w:color="auto" w:fill="FFFFFF" w:themeFill="background1"/>
+            <w:vAlign w:val="center"/>
           </w:tcPr>
           <w:p>
             <w:pPr>
@@ -3682,14 +6795,15 @@
               <w:rPr>
                 <w:rFonts w:ascii="Times New Roman" w:hAnsi="Times New Roman" w:cs="Times New Roman"/>
               </w:rPr>
-              <w:t>0.95</w:t>
+              <w:t>61.5</w:t>
             </w:r>
           </w:p>
         </w:tc>
         <w:tc>
           <w:tcPr>
-            <w:tcW w:w="823" w:type="dxa"/>
+            <w:tcW w:w="1428" w:type="dxa"/>
             <w:shd w:val="clear" w:color="auto" w:fill="FFFFFF" w:themeFill="background1"/>
+            <w:vAlign w:val="center"/>
           </w:tcPr>
           <w:p>
             <w:pPr>
@@ -3702,14 +6816,15 @@
               <w:rPr>
                 <w:rFonts w:ascii="Times New Roman" w:hAnsi="Times New Roman" w:cs="Times New Roman"/>
               </w:rPr>
-              <w:t>5.10</w:t>
+              <w:t>0.95</w:t>
             </w:r>
           </w:p>
         </w:tc>
         <w:tc>
           <w:tcPr>
-            <w:tcW w:w="982" w:type="dxa"/>
+            <w:tcW w:w="0" w:type="auto"/>
             <w:shd w:val="clear" w:color="auto" w:fill="FFFFFF" w:themeFill="background1"/>
+            <w:vAlign w:val="center"/>
           </w:tcPr>
           <w:p>
             <w:pPr>
@@ -3722,14 +6837,15 @@
               <w:rPr>
                 <w:rFonts w:ascii="Times New Roman" w:hAnsi="Times New Roman" w:cs="Times New Roman"/>
               </w:rPr>
-              <w:t>57.04</w:t>
+              <w:t>5.10</w:t>
             </w:r>
           </w:p>
         </w:tc>
         <w:tc>
           <w:tcPr>
-            <w:tcW w:w="940" w:type="dxa"/>
+            <w:tcW w:w="0" w:type="auto"/>
             <w:shd w:val="clear" w:color="auto" w:fill="FFFFFF" w:themeFill="background1"/>
+            <w:vAlign w:val="center"/>
           </w:tcPr>
           <w:p>
             <w:pPr>
@@ -3742,14 +6858,15 @@
               <w:rPr>
                 <w:rFonts w:ascii="Times New Roman" w:hAnsi="Times New Roman" w:cs="Times New Roman"/>
               </w:rPr>
-              <w:t>7.55</w:t>
+              <w:t>57.04</w:t>
             </w:r>
           </w:p>
         </w:tc>
         <w:tc>
           <w:tcPr>
-            <w:tcW w:w="812" w:type="dxa"/>
+            <w:tcW w:w="0" w:type="auto"/>
             <w:shd w:val="clear" w:color="auto" w:fill="FFFFFF" w:themeFill="background1"/>
+            <w:vAlign w:val="center"/>
           </w:tcPr>
           <w:p>
             <w:pPr>
@@ -3762,16 +6879,42 @@
               <w:rPr>
                 <w:rFonts w:ascii="Times New Roman" w:hAnsi="Times New Roman" w:cs="Times New Roman"/>
               </w:rPr>
+              <w:t>7.55</w:t>
+            </w:r>
+          </w:p>
+        </w:tc>
+        <w:tc>
+          <w:tcPr>
+            <w:tcW w:w="0" w:type="auto"/>
+            <w:shd w:val="clear" w:color="auto" w:fill="FFFFFF" w:themeFill="background1"/>
+            <w:vAlign w:val="center"/>
+          </w:tcPr>
+          <w:p>
+            <w:pPr>
+              <w:jc w:val="center"/>
+              <w:rPr>
+                <w:rFonts w:ascii="Times New Roman" w:hAnsi="Times New Roman" w:cs="Times New Roman"/>
+              </w:rPr>
+            </w:pPr>
+            <w:r>
+              <w:rPr>
+                <w:rFonts w:ascii="Times New Roman" w:hAnsi="Times New Roman" w:cs="Times New Roman"/>
+              </w:rPr>
               <w:t>0.92</w:t>
             </w:r>
           </w:p>
         </w:tc>
       </w:tr>
       <w:tr>
+        <w:trPr>
+          <w:trHeight w:val="151"/>
+        </w:trPr>
         <w:tc>
           <w:tcPr>
-            <w:tcW w:w="1384" w:type="dxa"/>
+            <w:tcW w:w="1296" w:type="dxa"/>
+            <w:vMerge/>
             <w:shd w:val="clear" w:color="auto" w:fill="FFFFFF" w:themeFill="background1"/>
+            <w:vAlign w:val="center"/>
           </w:tcPr>
           <w:p>
             <w:pPr>
@@ -3780,18 +6923,13 @@
                 <w:rFonts w:ascii="Times New Roman" w:hAnsi="Times New Roman" w:cs="Times New Roman"/>
               </w:rPr>
             </w:pPr>
-            <w:r>
-              <w:rPr>
-                <w:rFonts w:ascii="Times New Roman" w:hAnsi="Times New Roman" w:cs="Times New Roman"/>
-              </w:rPr>
-              <w:t>CNN-GRU</w:t>
-            </w:r>
           </w:p>
         </w:tc>
         <w:tc>
           <w:tcPr>
-            <w:tcW w:w="923" w:type="dxa"/>
+            <w:tcW w:w="1032" w:type="dxa"/>
             <w:shd w:val="clear" w:color="auto" w:fill="FFFFFF" w:themeFill="background1"/>
+            <w:vAlign w:val="center"/>
           </w:tcPr>
           <w:p>
             <w:pPr>
@@ -3804,14 +6942,15 @@
               <w:rPr>
                 <w:rFonts w:ascii="Times New Roman" w:hAnsi="Times New Roman" w:cs="Times New Roman"/>
               </w:rPr>
-              <w:t>31</w:t>
+              <w:t>CNN-GRU</w:t>
             </w:r>
           </w:p>
         </w:tc>
         <w:tc>
           <w:tcPr>
-            <w:tcW w:w="1173" w:type="dxa"/>
+            <w:tcW w:w="0" w:type="auto"/>
             <w:shd w:val="clear" w:color="auto" w:fill="FFFFFF" w:themeFill="background1"/>
+            <w:vAlign w:val="center"/>
           </w:tcPr>
           <w:p>
             <w:pPr>
@@ -3824,14 +6963,15 @@
               <w:rPr>
                 <w:rFonts w:ascii="Times New Roman" w:hAnsi="Times New Roman" w:cs="Times New Roman"/>
               </w:rPr>
-              <w:t>25.56</w:t>
+              <w:t>31</w:t>
             </w:r>
           </w:p>
         </w:tc>
         <w:tc>
           <w:tcPr>
-            <w:tcW w:w="1979" w:type="dxa"/>
+            <w:tcW w:w="1099" w:type="dxa"/>
             <w:shd w:val="clear" w:color="auto" w:fill="FFFFFF" w:themeFill="background1"/>
+            <w:vAlign w:val="center"/>
           </w:tcPr>
           <w:p>
             <w:pPr>
@@ -3844,14 +6984,15 @@
               <w:rPr>
                 <w:rFonts w:ascii="Times New Roman" w:hAnsi="Times New Roman" w:cs="Times New Roman"/>
               </w:rPr>
-              <w:t>0.82</w:t>
+              <w:t>25.56</w:t>
             </w:r>
           </w:p>
         </w:tc>
         <w:tc>
           <w:tcPr>
-            <w:tcW w:w="823" w:type="dxa"/>
+            <w:tcW w:w="1428" w:type="dxa"/>
             <w:shd w:val="clear" w:color="auto" w:fill="FFFFFF" w:themeFill="background1"/>
+            <w:vAlign w:val="center"/>
           </w:tcPr>
           <w:p>
             <w:pPr>
@@ -3864,14 +7005,15 @@
               <w:rPr>
                 <w:rFonts w:ascii="Times New Roman" w:hAnsi="Times New Roman" w:cs="Times New Roman"/>
               </w:rPr>
-              <w:t>5.55</w:t>
+              <w:t>0.82</w:t>
             </w:r>
           </w:p>
         </w:tc>
         <w:tc>
           <w:tcPr>
-            <w:tcW w:w="982" w:type="dxa"/>
+            <w:tcW w:w="0" w:type="auto"/>
             <w:shd w:val="clear" w:color="auto" w:fill="FFFFFF" w:themeFill="background1"/>
+            <w:vAlign w:val="center"/>
           </w:tcPr>
           <w:p>
             <w:pPr>
@@ -3884,14 +7026,15 @@
               <w:rPr>
                 <w:rFonts w:ascii="Times New Roman" w:hAnsi="Times New Roman" w:cs="Times New Roman"/>
               </w:rPr>
-              <w:t>72.82</w:t>
+              <w:t>5.55</w:t>
             </w:r>
           </w:p>
         </w:tc>
         <w:tc>
           <w:tcPr>
-            <w:tcW w:w="940" w:type="dxa"/>
+            <w:tcW w:w="0" w:type="auto"/>
             <w:shd w:val="clear" w:color="auto" w:fill="FFFFFF" w:themeFill="background1"/>
+            <w:vAlign w:val="center"/>
           </w:tcPr>
           <w:p>
             <w:pPr>
@@ -3904,14 +7047,36 @@
               <w:rPr>
                 <w:rFonts w:ascii="Times New Roman" w:hAnsi="Times New Roman" w:cs="Times New Roman"/>
               </w:rPr>
-              <w:t>8.53</w:t>
+              <w:t>72.82</w:t>
             </w:r>
           </w:p>
         </w:tc>
         <w:tc>
           <w:tcPr>
-            <w:tcW w:w="812" w:type="dxa"/>
+            <w:tcW w:w="0" w:type="auto"/>
             <w:shd w:val="clear" w:color="auto" w:fill="FFFFFF" w:themeFill="background1"/>
+            <w:vAlign w:val="center"/>
+          </w:tcPr>
+          <w:p>
+            <w:pPr>
+              <w:jc w:val="center"/>
+              <w:rPr>
+                <w:rFonts w:ascii="Times New Roman" w:hAnsi="Times New Roman" w:cs="Times New Roman"/>
+              </w:rPr>
+            </w:pPr>
+            <w:r>
+              <w:rPr>
+                <w:rFonts w:ascii="Times New Roman" w:hAnsi="Times New Roman" w:cs="Times New Roman"/>
+              </w:rPr>
+              <w:t>8.53</w:t>
+            </w:r>
+          </w:p>
+        </w:tc>
+        <w:tc>
+          <w:tcPr>
+            <w:tcW w:w="0" w:type="auto"/>
+            <w:shd w:val="clear" w:color="auto" w:fill="FFFFFF" w:themeFill="background1"/>
+            <w:vAlign w:val="center"/>
           </w:tcPr>
           <w:p>
             <w:pPr>
@@ -3934,6 +7099,7 @@
       <w:pPr>
         <w:pStyle w:val="TOCHeading"/>
         <w:spacing w:line="276" w:lineRule="auto"/>
+        <w:jc w:val="center"/>
       </w:pPr>
       <w:r>
         <w:rPr>
@@ -3941,9 +7107,9 @@
           <w:noProof/>
         </w:rPr>
         <w:drawing>
-          <wp:inline distT="0" distB="0" distL="0" distR="0" wp14:anchorId="61043F05" wp14:editId="456BEF0B">
-            <wp:extent cx="5731510" cy="2719705"/>
-            <wp:effectExtent l="0" t="0" r="2540" b="4445"/>
+          <wp:inline distT="0" distB="0" distL="0" distR="0" wp14:anchorId="61043F05" wp14:editId="30696566">
+            <wp:extent cx="4620491" cy="2192505"/>
+            <wp:effectExtent l="0" t="0" r="0" b="0"/>
             <wp:docPr id="439180562" name="Picture 1"/>
             <wp:cNvGraphicFramePr>
               <a:graphicFrameLocks xmlns:a="http://schemas.openxmlformats.org/drawingml/2006/main" noChangeAspect="1"/>
@@ -3964,7 +7130,7 @@
                   <pic:spPr>
                     <a:xfrm>
                       <a:off x="0" y="0"/>
-                      <a:ext cx="5731510" cy="2719705"/>
+                      <a:ext cx="4637255" cy="2200460"/>
                     </a:xfrm>
                     <a:prstGeom prst="rect">
                       <a:avLst/>
@@ -3983,51 +7149,51 @@
         <w:spacing w:line="276" w:lineRule="auto"/>
         <w:jc w:val="center"/>
         <w:rPr>
-          <w:rFonts w:ascii="Times New Roman" w:hAnsi="Times New Roman" w:cs="Times New Roman"/>
-        </w:rPr>
-      </w:pPr>
-      <w:bookmarkStart w:id="4" w:name="_Ref231614112"/>
-      <w:r>
-        <w:rPr>
-          <w:rFonts w:ascii="Times New Roman" w:hAnsi="Times New Roman" w:cs="Times New Roman"/>
+          <w:rFonts w:cs="Times New Roman"/>
+        </w:rPr>
+      </w:pPr>
+      <w:bookmarkStart w:id="14" w:name="_Ref231614112"/>
+      <w:r>
+        <w:rPr>
+          <w:rFonts w:cs="Times New Roman"/>
         </w:rPr>
         <w:t xml:space="preserve">Figure </w:t>
       </w:r>
       <w:r>
         <w:rPr>
-          <w:rFonts w:ascii="Times New Roman" w:hAnsi="Times New Roman" w:cs="Times New Roman"/>
+          <w:rFonts w:cs="Times New Roman"/>
         </w:rPr>
         <w:fldChar w:fldCharType="begin"/>
       </w:r>
       <w:r>
         <w:rPr>
-          <w:rFonts w:ascii="Times New Roman" w:hAnsi="Times New Roman" w:cs="Times New Roman"/>
+          <w:rFonts w:cs="Times New Roman"/>
         </w:rPr>
         <w:instrText xml:space="preserve"> SEQ Figure \* ARABIC </w:instrText>
       </w:r>
       <w:r>
         <w:rPr>
-          <w:rFonts w:ascii="Times New Roman" w:hAnsi="Times New Roman" w:cs="Times New Roman"/>
+          <w:rFonts w:cs="Times New Roman"/>
         </w:rPr>
         <w:fldChar w:fldCharType="separate"/>
       </w:r>
       <w:r>
         <w:rPr>
-          <w:rFonts w:ascii="Times New Roman" w:hAnsi="Times New Roman" w:cs="Times New Roman"/>
+          <w:rFonts w:cs="Times New Roman"/>
           <w:noProof/>
         </w:rPr>
         <w:t>3</w:t>
       </w:r>
       <w:r>
         <w:rPr>
-          <w:rFonts w:ascii="Times New Roman" w:hAnsi="Times New Roman" w:cs="Times New Roman"/>
+          <w:rFonts w:cs="Times New Roman"/>
         </w:rPr>
         <w:fldChar w:fldCharType="end"/>
       </w:r>
-      <w:bookmarkEnd w:id="4"/>
-      <w:r>
-        <w:rPr>
-          <w:rFonts w:ascii="Times New Roman" w:hAnsi="Times New Roman" w:cs="Times New Roman"/>
+      <w:bookmarkEnd w:id="14"/>
+      <w:r>
+        <w:rPr>
+          <w:rFonts w:cs="Times New Roman"/>
         </w:rPr>
         <w:t>: Actual vs Predicted (LSTM)</w:t>
       </w:r>
@@ -4036,6 +7202,7 @@
       <w:pPr>
         <w:pStyle w:val="TOCHeading"/>
         <w:spacing w:line="276" w:lineRule="auto"/>
+        <w:jc w:val="center"/>
         <w:rPr>
           <w:rFonts w:ascii="Times New Roman" w:hAnsi="Times New Roman" w:cs="Times New Roman"/>
         </w:rPr>
@@ -4046,9 +7213,9 @@
           <w:noProof/>
         </w:rPr>
         <w:drawing>
-          <wp:inline distT="0" distB="0" distL="0" distR="0" wp14:anchorId="1A93C1B3" wp14:editId="0DDA23EF">
-            <wp:extent cx="5731510" cy="2719705"/>
-            <wp:effectExtent l="0" t="0" r="2540" b="4445"/>
+          <wp:inline distT="0" distB="0" distL="0" distR="0" wp14:anchorId="1A93C1B3" wp14:editId="66C85699">
+            <wp:extent cx="4613563" cy="2189219"/>
+            <wp:effectExtent l="0" t="0" r="0" b="1905"/>
             <wp:docPr id="345085856" name="Picture 1"/>
             <wp:cNvGraphicFramePr>
               <a:graphicFrameLocks xmlns:a="http://schemas.openxmlformats.org/drawingml/2006/main" noChangeAspect="1"/>
@@ -4069,7 +7236,7 @@
                   <pic:spPr>
                     <a:xfrm>
                       <a:off x="0" y="0"/>
-                      <a:ext cx="5731510" cy="2719705"/>
+                      <a:ext cx="4638658" cy="2201127"/>
                     </a:xfrm>
                     <a:prstGeom prst="rect">
                       <a:avLst/>
@@ -4088,66 +7255,66 @@
         <w:spacing w:line="276" w:lineRule="auto"/>
         <w:jc w:val="center"/>
         <w:rPr>
-          <w:rFonts w:ascii="Times New Roman" w:hAnsi="Times New Roman" w:cs="Times New Roman"/>
+          <w:rFonts w:cs="Times New Roman"/>
           <w:u w:val="single"/>
         </w:rPr>
       </w:pPr>
-      <w:bookmarkStart w:id="5" w:name="_Ref231613125"/>
-      <w:r>
-        <w:rPr>
-          <w:rFonts w:ascii="Times New Roman" w:hAnsi="Times New Roman" w:cs="Times New Roman"/>
+      <w:bookmarkStart w:id="15" w:name="_Ref231613125"/>
+      <w:r>
+        <w:rPr>
+          <w:rFonts w:cs="Times New Roman"/>
         </w:rPr>
         <w:t xml:space="preserve">Figure </w:t>
       </w:r>
       <w:r>
         <w:rPr>
-          <w:rFonts w:ascii="Times New Roman" w:hAnsi="Times New Roman" w:cs="Times New Roman"/>
+          <w:rFonts w:cs="Times New Roman"/>
         </w:rPr>
         <w:fldChar w:fldCharType="begin"/>
       </w:r>
       <w:r>
         <w:rPr>
-          <w:rFonts w:ascii="Times New Roman" w:hAnsi="Times New Roman" w:cs="Times New Roman"/>
+          <w:rFonts w:cs="Times New Roman"/>
         </w:rPr>
         <w:instrText xml:space="preserve"> SEQ Figure \* ARABIC </w:instrText>
       </w:r>
       <w:r>
         <w:rPr>
-          <w:rFonts w:ascii="Times New Roman" w:hAnsi="Times New Roman" w:cs="Times New Roman"/>
+          <w:rFonts w:cs="Times New Roman"/>
         </w:rPr>
         <w:fldChar w:fldCharType="separate"/>
       </w:r>
       <w:r>
         <w:rPr>
-          <w:rFonts w:ascii="Times New Roman" w:hAnsi="Times New Roman" w:cs="Times New Roman"/>
+          <w:rFonts w:cs="Times New Roman"/>
           <w:noProof/>
         </w:rPr>
         <w:t>4</w:t>
       </w:r>
       <w:r>
         <w:rPr>
-          <w:rFonts w:ascii="Times New Roman" w:hAnsi="Times New Roman" w:cs="Times New Roman"/>
+          <w:rFonts w:cs="Times New Roman"/>
         </w:rPr>
         <w:fldChar w:fldCharType="end"/>
       </w:r>
-      <w:bookmarkEnd w:id="5"/>
-      <w:r>
-        <w:rPr>
-          <w:rFonts w:ascii="Times New Roman" w:hAnsi="Times New Roman" w:cs="Times New Roman"/>
+      <w:bookmarkEnd w:id="15"/>
+      <w:r>
+        <w:rPr>
+          <w:rFonts w:cs="Times New Roman"/>
         </w:rPr>
         <w:t>: Actual vs Predicted (</w:t>
       </w:r>
       <w:proofErr w:type="spellStart"/>
       <w:r>
         <w:rPr>
-          <w:rFonts w:ascii="Times New Roman" w:hAnsi="Times New Roman" w:cs="Times New Roman"/>
+          <w:rFonts w:cs="Times New Roman"/>
         </w:rPr>
         <w:t>BiGRU</w:t>
       </w:r>
       <w:proofErr w:type="spellEnd"/>
       <w:r>
         <w:rPr>
-          <w:rFonts w:ascii="Times New Roman" w:hAnsi="Times New Roman" w:cs="Times New Roman"/>
+          <w:rFonts w:cs="Times New Roman"/>
         </w:rPr>
         <w:t>)</w:t>
       </w:r>
@@ -4156,6 +7323,7 @@
       <w:pPr>
         <w:keepNext/>
         <w:spacing w:after="0" w:line="276" w:lineRule="auto"/>
+        <w:jc w:val="center"/>
       </w:pPr>
       <w:r>
         <w:rPr>
@@ -4165,9 +7333,9 @@
         </w:rPr>
         <w:lastRenderedPageBreak/>
         <w:drawing>
-          <wp:inline distT="0" distB="0" distL="0" distR="0" wp14:anchorId="4E40E9F5" wp14:editId="79B7A6EB">
-            <wp:extent cx="5731510" cy="2719705"/>
-            <wp:effectExtent l="0" t="0" r="2540" b="4445"/>
+          <wp:inline distT="0" distB="0" distL="0" distR="0" wp14:anchorId="4E40E9F5" wp14:editId="459547E4">
+            <wp:extent cx="4759037" cy="2258249"/>
+            <wp:effectExtent l="0" t="0" r="3810" b="8890"/>
             <wp:docPr id="1606655210" name="Picture 1"/>
             <wp:cNvGraphicFramePr>
               <a:graphicFrameLocks xmlns:a="http://schemas.openxmlformats.org/drawingml/2006/main" noChangeAspect="1"/>
@@ -4188,7 +7356,7 @@
                   <pic:spPr>
                     <a:xfrm>
                       <a:off x="0" y="0"/>
-                      <a:ext cx="5731510" cy="2719705"/>
+                      <a:ext cx="4767756" cy="2262386"/>
                     </a:xfrm>
                     <a:prstGeom prst="rect">
                       <a:avLst/>
@@ -4207,1034 +7375,85 @@
         <w:spacing w:line="276" w:lineRule="auto"/>
         <w:jc w:val="center"/>
         <w:rPr>
-          <w:rFonts w:ascii="Times New Roman" w:hAnsi="Times New Roman" w:cs="Times New Roman"/>
+          <w:rFonts w:cs="Times New Roman"/>
           <w:lang w:val="en-US"/>
         </w:rPr>
       </w:pPr>
-      <w:bookmarkStart w:id="6" w:name="_Ref231613453"/>
-      <w:r>
-        <w:rPr>
-          <w:rFonts w:ascii="Times New Roman" w:hAnsi="Times New Roman" w:cs="Times New Roman"/>
+      <w:bookmarkStart w:id="16" w:name="_Ref231613453"/>
+      <w:r>
+        <w:rPr>
+          <w:rFonts w:cs="Times New Roman"/>
         </w:rPr>
         <w:t xml:space="preserve">Figure </w:t>
       </w:r>
       <w:r>
         <w:rPr>
-          <w:rFonts w:ascii="Times New Roman" w:hAnsi="Times New Roman" w:cs="Times New Roman"/>
+          <w:rFonts w:cs="Times New Roman"/>
         </w:rPr>
         <w:fldChar w:fldCharType="begin"/>
       </w:r>
       <w:r>
         <w:rPr>
-          <w:rFonts w:ascii="Times New Roman" w:hAnsi="Times New Roman" w:cs="Times New Roman"/>
+          <w:rFonts w:cs="Times New Roman"/>
         </w:rPr>
         <w:instrText xml:space="preserve"> SEQ Figure \* ARABIC </w:instrText>
       </w:r>
       <w:r>
         <w:rPr>
-          <w:rFonts w:ascii="Times New Roman" w:hAnsi="Times New Roman" w:cs="Times New Roman"/>
+          <w:rFonts w:cs="Times New Roman"/>
         </w:rPr>
         <w:fldChar w:fldCharType="separate"/>
       </w:r>
       <w:r>
         <w:rPr>
-          <w:rFonts w:ascii="Times New Roman" w:hAnsi="Times New Roman" w:cs="Times New Roman"/>
+          <w:rFonts w:cs="Times New Roman"/>
           <w:noProof/>
         </w:rPr>
         <w:t>5</w:t>
       </w:r>
       <w:r>
         <w:rPr>
-          <w:rFonts w:ascii="Times New Roman" w:hAnsi="Times New Roman" w:cs="Times New Roman"/>
+          <w:rFonts w:cs="Times New Roman"/>
         </w:rPr>
         <w:fldChar w:fldCharType="end"/>
       </w:r>
-      <w:bookmarkEnd w:id="6"/>
-      <w:r>
-        <w:rPr>
-          <w:rFonts w:ascii="Times New Roman" w:hAnsi="Times New Roman" w:cs="Times New Roman"/>
+      <w:bookmarkEnd w:id="16"/>
+      <w:r>
+        <w:rPr>
+          <w:rFonts w:cs="Times New Roman"/>
         </w:rPr>
         <w:t>: Actual vs Predicted (CNN-GRU)</w:t>
       </w:r>
     </w:p>
     <w:p>
       <w:pPr>
-        <w:pStyle w:val="TOCHeading"/>
-        <w:spacing w:line="276" w:lineRule="auto"/>
-        <w:rPr>
-          <w:u w:val="single"/>
-        </w:rPr>
-      </w:pPr>
-      <w:r>
-        <w:rPr>
-          <w:u w:val="single"/>
-        </w:rPr>
-        <w:t>Strengths of the Base Model (GRU)</w:t>
+        <w:pStyle w:val="Heading2"/>
+      </w:pPr>
+      <w:r>
+        <w:t xml:space="preserve">4.4 </w:t>
+      </w:r>
+      <w:r>
+        <w:t>Comparative Analysis with Alternative Architectures</w:t>
+      </w:r>
+      <w:r>
+        <w:t xml:space="preserve"> (30</w:t>
+      </w:r>
+      <w:r>
+        <w:t>-</w:t>
+      </w:r>
+      <w:r>
+        <w:t>year</w:t>
+      </w:r>
+      <w:r>
+        <w:t xml:space="preserve"> </w:t>
+      </w:r>
+      <w:r>
+        <w:t>dataset)</w:t>
       </w:r>
     </w:p>
     <w:p>
       <w:pPr>
         <w:spacing w:line="276" w:lineRule="auto"/>
-        <w:jc w:val="both"/>
-        <w:rPr>
-          <w:rFonts w:ascii="Times New Roman" w:hAnsi="Times New Roman" w:cs="Times New Roman"/>
-        </w:rPr>
-      </w:pPr>
-      <w:r>
-        <w:rPr>
-          <w:rFonts w:ascii="Times New Roman" w:hAnsi="Times New Roman" w:cs="Times New Roman"/>
-        </w:rPr>
-        <w:t xml:space="preserve">The GRU demonstrated robust predictive capabilities, confirming its theoretical advantages over </w:t>
-      </w:r>
-      <w:r>
-        <w:rPr>
-          <w:rFonts w:ascii="Times New Roman" w:hAnsi="Times New Roman" w:cs="Times New Roman"/>
-        </w:rPr>
-        <w:t>other</w:t>
-      </w:r>
-      <w:r>
-        <w:rPr>
-          <w:rFonts w:ascii="Times New Roman" w:hAnsi="Times New Roman" w:cs="Times New Roman"/>
-        </w:rPr>
-        <w:t xml:space="preserve"> neural network architectures.</w:t>
-      </w:r>
-    </w:p>
-    <w:p>
-      <w:pPr>
-        <w:pStyle w:val="ListParagraph"/>
-        <w:numPr>
-          <w:ilvl w:val="0"/>
-          <w:numId w:val="38"/>
-        </w:numPr>
-        <w:spacing w:line="276" w:lineRule="auto"/>
-        <w:jc w:val="both"/>
-        <w:rPr>
-          <w:rFonts w:ascii="Times New Roman" w:hAnsi="Times New Roman" w:cs="Times New Roman"/>
-          <w:u w:val="single"/>
-        </w:rPr>
-      </w:pPr>
-      <w:r>
-        <w:rPr>
-          <w:rFonts w:ascii="Times New Roman" w:hAnsi="Times New Roman" w:cs="Times New Roman"/>
-          <w:u w:val="single"/>
-        </w:rPr>
-        <w:t>Superiority over Traditional RNNs</w:t>
-      </w:r>
-    </w:p>
-    <w:p>
-      <w:pPr>
-        <w:spacing w:line="276" w:lineRule="auto"/>
-        <w:ind w:left="360" w:firstLine="360"/>
-        <w:jc w:val="both"/>
-        <w:rPr>
-          <w:rFonts w:ascii="Times New Roman" w:hAnsi="Times New Roman" w:cs="Times New Roman"/>
-        </w:rPr>
-      </w:pPr>
-      <w:r>
-        <w:rPr>
-          <w:rFonts w:ascii="Times New Roman" w:hAnsi="Times New Roman" w:cs="Times New Roman"/>
-        </w:rPr>
-        <w:t xml:space="preserve">Traditional </w:t>
-      </w:r>
-      <w:r>
-        <w:rPr>
-          <w:rFonts w:ascii="Times New Roman" w:hAnsi="Times New Roman" w:cs="Times New Roman"/>
-        </w:rPr>
-        <w:t>RNN</w:t>
-      </w:r>
-      <w:r>
-        <w:rPr>
-          <w:rFonts w:ascii="Times New Roman" w:hAnsi="Times New Roman" w:cs="Times New Roman"/>
-        </w:rPr>
-        <w:t xml:space="preserve"> suffer severely from the vanishing gradient problem, rendering them incapable of retaining memory over long sequences. The GRU successfully resolves this by utilizing its Update and Reset gates to dynamically maintain relevant long-term momentum while discarding obsolete market noise.</w:t>
-      </w:r>
-    </w:p>
-    <w:p>
-      <w:pPr>
-        <w:pStyle w:val="ListParagraph"/>
-        <w:numPr>
-          <w:ilvl w:val="0"/>
-          <w:numId w:val="38"/>
-        </w:numPr>
-        <w:spacing w:line="276" w:lineRule="auto"/>
-        <w:jc w:val="both"/>
-        <w:rPr>
-          <w:rFonts w:ascii="Times New Roman" w:hAnsi="Times New Roman" w:cs="Times New Roman"/>
-          <w:u w:val="single"/>
-        </w:rPr>
-      </w:pPr>
-      <w:r>
-        <w:rPr>
-          <w:rFonts w:ascii="Times New Roman" w:hAnsi="Times New Roman" w:cs="Times New Roman"/>
-          <w:u w:val="single"/>
-        </w:rPr>
-        <w:t>Efficiency and Accuracy over Standard LSTM</w:t>
-      </w:r>
-    </w:p>
-    <w:p>
-      <w:pPr>
-        <w:spacing w:line="276" w:lineRule="auto"/>
-        <w:ind w:left="360" w:firstLine="360"/>
-        <w:jc w:val="both"/>
-        <w:rPr>
-          <w:rFonts w:ascii="Times New Roman" w:hAnsi="Times New Roman" w:cs="Times New Roman"/>
-        </w:rPr>
-      </w:pPr>
-      <w:r>
-        <w:rPr>
-          <w:rFonts w:ascii="Times New Roman" w:hAnsi="Times New Roman" w:cs="Times New Roman"/>
-        </w:rPr>
-        <w:t xml:space="preserve">Although both </w:t>
-      </w:r>
-      <w:r>
-        <w:rPr>
-          <w:rFonts w:ascii="Times New Roman" w:hAnsi="Times New Roman" w:cs="Times New Roman"/>
-        </w:rPr>
-        <w:t xml:space="preserve">LSTM and GRU </w:t>
-      </w:r>
-      <w:r>
-        <w:rPr>
-          <w:rFonts w:ascii="Times New Roman" w:hAnsi="Times New Roman" w:cs="Times New Roman"/>
-        </w:rPr>
-        <w:t xml:space="preserve">architectures were </w:t>
-      </w:r>
-      <w:r>
-        <w:rPr>
-          <w:rFonts w:ascii="Times New Roman" w:hAnsi="Times New Roman" w:cs="Times New Roman"/>
-        </w:rPr>
-        <w:t xml:space="preserve">designed to handle </w:t>
-      </w:r>
-      <w:r>
-        <w:rPr>
-          <w:rFonts w:ascii="Times New Roman" w:hAnsi="Times New Roman" w:cs="Times New Roman"/>
-        </w:rPr>
-        <w:t>long-term dependency, it was seen that the GRU model had a clear advantage over the LSTM model in terms of the performance achieved with this particular financial dataset</w:t>
-      </w:r>
-      <w:r>
-        <w:rPr>
-          <w:rFonts w:ascii="Times New Roman" w:hAnsi="Times New Roman" w:cs="Times New Roman"/>
-        </w:rPr>
-        <w:t>.</w:t>
-      </w:r>
-      <w:r>
-        <w:rPr>
-          <w:rFonts w:ascii="Times New Roman" w:hAnsi="Times New Roman" w:cs="Times New Roman"/>
-        </w:rPr>
-        <w:t xml:space="preserve"> </w:t>
-      </w:r>
-      <w:r>
-        <w:rPr>
-          <w:rFonts w:ascii="Times New Roman" w:hAnsi="Times New Roman" w:cs="Times New Roman"/>
-        </w:rPr>
-        <w:t xml:space="preserve">As shown in </w:t>
-      </w:r>
-      <w:r>
-        <w:rPr>
-          <w:rFonts w:ascii="Times New Roman" w:hAnsi="Times New Roman" w:cs="Times New Roman"/>
-        </w:rPr>
-        <w:fldChar w:fldCharType="begin"/>
-      </w:r>
-      <w:r>
-        <w:rPr>
-          <w:rFonts w:ascii="Times New Roman" w:hAnsi="Times New Roman" w:cs="Times New Roman"/>
-        </w:rPr>
-        <w:instrText xml:space="preserve"> REF _Ref231609433 \h </w:instrText>
-      </w:r>
-      <w:r>
-        <w:rPr>
-          <w:rFonts w:ascii="Times New Roman" w:hAnsi="Times New Roman" w:cs="Times New Roman"/>
-        </w:rPr>
-        <w:instrText xml:space="preserve"> \* MERGEFORMAT </w:instrText>
-      </w:r>
-      <w:r>
-        <w:rPr>
-          <w:rFonts w:ascii="Times New Roman" w:hAnsi="Times New Roman" w:cs="Times New Roman"/>
-        </w:rPr>
-      </w:r>
-      <w:r>
-        <w:rPr>
-          <w:rFonts w:ascii="Times New Roman" w:hAnsi="Times New Roman" w:cs="Times New Roman"/>
-        </w:rPr>
-        <w:fldChar w:fldCharType="separate"/>
-      </w:r>
-      <w:r>
-        <w:rPr>
-          <w:rFonts w:ascii="Times New Roman" w:hAnsi="Times New Roman" w:cs="Times New Roman"/>
-        </w:rPr>
-        <w:t xml:space="preserve">Table </w:t>
-      </w:r>
-      <w:r>
-        <w:rPr>
-          <w:rFonts w:ascii="Times New Roman" w:hAnsi="Times New Roman" w:cs="Times New Roman"/>
-          <w:noProof/>
-        </w:rPr>
-        <w:t>2</w:t>
-      </w:r>
-      <w:r>
-        <w:rPr>
-          <w:rFonts w:ascii="Times New Roman" w:hAnsi="Times New Roman" w:cs="Times New Roman"/>
-        </w:rPr>
-        <w:fldChar w:fldCharType="end"/>
-      </w:r>
-      <w:r>
-        <w:rPr>
-          <w:rFonts w:ascii="Times New Roman" w:hAnsi="Times New Roman" w:cs="Times New Roman"/>
-        </w:rPr>
-        <w:t>, i</w:t>
-      </w:r>
-      <w:r>
-        <w:rPr>
-          <w:rFonts w:ascii="Times New Roman" w:hAnsi="Times New Roman" w:cs="Times New Roman"/>
-        </w:rPr>
-        <w:t xml:space="preserve">t is evident </w:t>
-      </w:r>
-      <w:r>
-        <w:rPr>
-          <w:rFonts w:ascii="Times New Roman" w:hAnsi="Times New Roman" w:cs="Times New Roman"/>
-        </w:rPr>
-        <w:t xml:space="preserve">that </w:t>
-      </w:r>
-      <w:r>
-        <w:rPr>
-          <w:rFonts w:ascii="Times New Roman" w:hAnsi="Times New Roman" w:cs="Times New Roman"/>
-        </w:rPr>
-        <w:t>GRU model clearly performed much better than the standard LSTM model by obtaining an R² value of 0.88 instead of 0.74 and an RMSE of 9.54 instead of 14.16. The fact that the GRU worked with two gates instead of three in the case of LSTM meant that it used less parameters.</w:t>
-      </w:r>
-    </w:p>
-    <w:p>
-      <w:pPr>
-        <w:pStyle w:val="ListParagraph"/>
-        <w:numPr>
-          <w:ilvl w:val="0"/>
-          <w:numId w:val="38"/>
-        </w:numPr>
-        <w:spacing w:line="276" w:lineRule="auto"/>
-        <w:jc w:val="both"/>
-        <w:rPr>
-          <w:rFonts w:ascii="Times New Roman" w:hAnsi="Times New Roman" w:cs="Times New Roman"/>
-          <w:u w:val="single"/>
-        </w:rPr>
-      </w:pPr>
-      <w:proofErr w:type="spellStart"/>
-      <w:r>
-        <w:rPr>
-          <w:rFonts w:ascii="Times New Roman" w:hAnsi="Times New Roman" w:cs="Times New Roman"/>
-          <w:u w:val="single"/>
-        </w:rPr>
-        <w:t>Deployability</w:t>
-      </w:r>
-      <w:proofErr w:type="spellEnd"/>
-      <w:r>
-        <w:rPr>
-          <w:rFonts w:ascii="Times New Roman" w:hAnsi="Times New Roman" w:cs="Times New Roman"/>
-          <w:u w:val="single"/>
-        </w:rPr>
-        <w:t xml:space="preserve"> against </w:t>
-      </w:r>
-      <w:r>
-        <w:rPr>
-          <w:rFonts w:ascii="Times New Roman" w:hAnsi="Times New Roman" w:cs="Times New Roman"/>
-          <w:u w:val="single"/>
-        </w:rPr>
-        <w:t>Advanced</w:t>
-      </w:r>
-      <w:r>
-        <w:rPr>
-          <w:rFonts w:ascii="Times New Roman" w:hAnsi="Times New Roman" w:cs="Times New Roman"/>
-          <w:u w:val="single"/>
-        </w:rPr>
-        <w:t xml:space="preserve"> Models</w:t>
-      </w:r>
-    </w:p>
-    <w:p>
-      <w:pPr>
-        <w:spacing w:line="276" w:lineRule="auto"/>
-        <w:ind w:left="360" w:firstLine="360"/>
-        <w:jc w:val="both"/>
-        <w:rPr>
-          <w:rFonts w:ascii="Times New Roman" w:hAnsi="Times New Roman" w:cs="Times New Roman"/>
-        </w:rPr>
-      </w:pPr>
-      <w:r>
-        <w:rPr>
-          <w:rFonts w:ascii="Times New Roman" w:hAnsi="Times New Roman" w:cs="Times New Roman"/>
-        </w:rPr>
-        <w:t xml:space="preserve">As shown in </w:t>
-      </w:r>
-      <w:r>
-        <w:rPr>
-          <w:rFonts w:ascii="Times New Roman" w:hAnsi="Times New Roman" w:cs="Times New Roman"/>
-        </w:rPr>
-        <w:fldChar w:fldCharType="begin"/>
-      </w:r>
-      <w:r>
-        <w:rPr>
-          <w:rFonts w:ascii="Times New Roman" w:hAnsi="Times New Roman" w:cs="Times New Roman"/>
-        </w:rPr>
-        <w:instrText xml:space="preserve"> REF _Ref231609433 \h </w:instrText>
-      </w:r>
-      <w:r>
-        <w:rPr>
-          <w:rFonts w:ascii="Times New Roman" w:hAnsi="Times New Roman" w:cs="Times New Roman"/>
-        </w:rPr>
-        <w:instrText xml:space="preserve"> \* MERGEFORMAT </w:instrText>
-      </w:r>
-      <w:r>
-        <w:rPr>
-          <w:rFonts w:ascii="Times New Roman" w:hAnsi="Times New Roman" w:cs="Times New Roman"/>
-        </w:rPr>
-      </w:r>
-      <w:r>
-        <w:rPr>
-          <w:rFonts w:ascii="Times New Roman" w:hAnsi="Times New Roman" w:cs="Times New Roman"/>
-        </w:rPr>
-        <w:fldChar w:fldCharType="separate"/>
-      </w:r>
-      <w:r>
-        <w:rPr>
-          <w:rFonts w:ascii="Times New Roman" w:hAnsi="Times New Roman" w:cs="Times New Roman"/>
-        </w:rPr>
-        <w:t xml:space="preserve">Table </w:t>
-      </w:r>
-      <w:r>
-        <w:rPr>
-          <w:rFonts w:ascii="Times New Roman" w:hAnsi="Times New Roman" w:cs="Times New Roman"/>
-          <w:noProof/>
-        </w:rPr>
-        <w:t>2</w:t>
-      </w:r>
-      <w:r>
-        <w:rPr>
-          <w:rFonts w:ascii="Times New Roman" w:hAnsi="Times New Roman" w:cs="Times New Roman"/>
-        </w:rPr>
-        <w:fldChar w:fldCharType="end"/>
-      </w:r>
-      <w:r>
-        <w:rPr>
-          <w:rFonts w:ascii="Times New Roman" w:hAnsi="Times New Roman" w:cs="Times New Roman"/>
-        </w:rPr>
-        <w:t>, w</w:t>
-      </w:r>
-      <w:r>
-        <w:rPr>
-          <w:rFonts w:ascii="Times New Roman" w:hAnsi="Times New Roman" w:cs="Times New Roman"/>
-        </w:rPr>
-        <w:t xml:space="preserve">hile hybrid architectures such as the CNN-GRU and </w:t>
-      </w:r>
-      <w:proofErr w:type="spellStart"/>
-      <w:r>
-        <w:rPr>
-          <w:rFonts w:ascii="Times New Roman" w:hAnsi="Times New Roman" w:cs="Times New Roman"/>
-        </w:rPr>
-        <w:t>BiGRU</w:t>
-      </w:r>
-      <w:proofErr w:type="spellEnd"/>
-      <w:r>
-        <w:rPr>
-          <w:rFonts w:ascii="Times New Roman" w:hAnsi="Times New Roman" w:cs="Times New Roman"/>
-        </w:rPr>
-        <w:t xml:space="preserve"> achieved marginally higher R² scores, the standard GRU offers critical advantages for real-world deployment. Rooted in the principle of parsimony, the standard GRU achieves near-premium accuracy without the need for complex spatial filters or bidirectional processing. Unlike the </w:t>
-      </w:r>
-      <w:proofErr w:type="spellStart"/>
-      <w:r>
-        <w:rPr>
-          <w:rFonts w:ascii="Times New Roman" w:hAnsi="Times New Roman" w:cs="Times New Roman"/>
-        </w:rPr>
-        <w:t>BiGRU</w:t>
-      </w:r>
-      <w:proofErr w:type="spellEnd"/>
-      <w:r>
-        <w:rPr>
-          <w:rFonts w:ascii="Times New Roman" w:hAnsi="Times New Roman" w:cs="Times New Roman"/>
-        </w:rPr>
-        <w:t>, which unrealistically reads historical sequences backward and requires significantly more computational training time, the standard GRU predicts solely on forward momentum. This preserves the strict chronological causality strictly required for live trading scenarios.</w:t>
-      </w:r>
-    </w:p>
-    <w:p>
-      <w:pPr>
-        <w:pStyle w:val="TOCHeading"/>
-        <w:spacing w:line="276" w:lineRule="auto"/>
-        <w:rPr>
-          <w:u w:val="single"/>
-        </w:rPr>
-      </w:pPr>
-      <w:r>
-        <w:rPr>
-          <w:u w:val="single"/>
-        </w:rPr>
-        <w:lastRenderedPageBreak/>
-        <w:t>Identified Limitations</w:t>
-      </w:r>
-    </w:p>
-    <w:p>
-      <w:pPr>
-        <w:spacing w:line="276" w:lineRule="auto"/>
-        <w:jc w:val="both"/>
-        <w:rPr>
-          <w:rFonts w:ascii="Times New Roman" w:hAnsi="Times New Roman" w:cs="Times New Roman"/>
-        </w:rPr>
-      </w:pPr>
-      <w:r>
-        <w:rPr>
-          <w:rFonts w:ascii="Times New Roman" w:hAnsi="Times New Roman" w:cs="Times New Roman"/>
-        </w:rPr>
-        <w:t>Despite the strong statistical performance of the baseline model, deep learning applied to financial time-series forecasting carries inherent limitations that must be critically evaluated.</w:t>
-      </w:r>
-    </w:p>
-    <w:p>
-      <w:pPr>
-        <w:pStyle w:val="ListParagraph"/>
-        <w:numPr>
-          <w:ilvl w:val="0"/>
-          <w:numId w:val="35"/>
-        </w:numPr>
-        <w:spacing w:line="276" w:lineRule="auto"/>
-        <w:jc w:val="both"/>
-        <w:rPr>
-          <w:rFonts w:ascii="Times New Roman" w:hAnsi="Times New Roman" w:cs="Times New Roman"/>
-          <w:u w:val="single"/>
-        </w:rPr>
-      </w:pPr>
-      <w:r>
-        <w:rPr>
-          <w:rFonts w:ascii="Times New Roman" w:hAnsi="Times New Roman" w:cs="Times New Roman"/>
-          <w:u w:val="single"/>
-        </w:rPr>
-        <w:t>Overfitting Risks</w:t>
-      </w:r>
-      <w:r>
-        <w:rPr>
-          <w:rFonts w:ascii="Times New Roman" w:hAnsi="Times New Roman" w:cs="Times New Roman"/>
-          <w:u w:val="single"/>
-        </w:rPr>
-        <w:t xml:space="preserve"> on Small Data</w:t>
-      </w:r>
-    </w:p>
-    <w:p>
-      <w:pPr>
-        <w:spacing w:line="276" w:lineRule="auto"/>
-        <w:ind w:left="360" w:firstLine="360"/>
-        <w:jc w:val="both"/>
-        <w:rPr>
-          <w:rFonts w:ascii="Times New Roman" w:hAnsi="Times New Roman" w:cs="Times New Roman"/>
-        </w:rPr>
-      </w:pPr>
-      <w:r>
-        <w:rPr>
-          <w:rFonts w:ascii="Times New Roman" w:hAnsi="Times New Roman" w:cs="Times New Roman"/>
-        </w:rPr>
-        <w:t xml:space="preserve">Financial datasets have a very low signal-to-noise ratio. </w:t>
-      </w:r>
-      <w:r>
-        <w:rPr>
-          <w:rFonts w:ascii="Times New Roman" w:hAnsi="Times New Roman" w:cs="Times New Roman"/>
-        </w:rPr>
-        <w:t xml:space="preserve">A </w:t>
-      </w:r>
-      <w:r>
-        <w:rPr>
-          <w:rFonts w:ascii="Times New Roman" w:hAnsi="Times New Roman" w:cs="Times New Roman"/>
-        </w:rPr>
-        <w:t xml:space="preserve">5-year historical window only generated 1,196 usable training </w:t>
-      </w:r>
-      <w:proofErr w:type="gramStart"/>
-      <w:r>
-        <w:rPr>
-          <w:rFonts w:ascii="Times New Roman" w:hAnsi="Times New Roman" w:cs="Times New Roman"/>
-        </w:rPr>
-        <w:t>sequences</w:t>
-      </w:r>
-      <w:r>
-        <w:rPr>
-          <w:rFonts w:ascii="Times New Roman" w:hAnsi="Times New Roman" w:cs="Times New Roman"/>
-        </w:rPr>
-        <w:t>,</w:t>
-      </w:r>
-      <w:proofErr w:type="gramEnd"/>
-      <w:r>
-        <w:rPr>
-          <w:rFonts w:ascii="Times New Roman" w:hAnsi="Times New Roman" w:cs="Times New Roman"/>
-        </w:rPr>
-        <w:t xml:space="preserve"> </w:t>
-      </w:r>
-      <w:r>
-        <w:rPr>
-          <w:rFonts w:ascii="Times New Roman" w:hAnsi="Times New Roman" w:cs="Times New Roman"/>
-        </w:rPr>
-        <w:t>the neural network has a strong tendency to memorize market noise rather than learning the actual underlying pattern</w:t>
-      </w:r>
-      <w:r>
-        <w:rPr>
-          <w:rFonts w:ascii="Times New Roman" w:hAnsi="Times New Roman" w:cs="Times New Roman"/>
-        </w:rPr>
-        <w:t>.</w:t>
-      </w:r>
-    </w:p>
-    <w:p>
-      <w:pPr>
-        <w:numPr>
-          <w:ilvl w:val="0"/>
-          <w:numId w:val="35"/>
-        </w:numPr>
-        <w:spacing w:line="276" w:lineRule="auto"/>
-        <w:jc w:val="both"/>
-        <w:rPr>
-          <w:rFonts w:ascii="Times New Roman" w:hAnsi="Times New Roman" w:cs="Times New Roman"/>
-          <w:u w:val="single"/>
-        </w:rPr>
-      </w:pPr>
-      <w:r>
-        <w:rPr>
-          <w:rFonts w:ascii="Times New Roman" w:hAnsi="Times New Roman" w:cs="Times New Roman"/>
-          <w:u w:val="single"/>
-        </w:rPr>
-        <w:t>Data Dependency and Univariate Blindness</w:t>
-      </w:r>
-    </w:p>
-    <w:p>
-      <w:pPr>
-        <w:spacing w:line="276" w:lineRule="auto"/>
-        <w:ind w:left="360" w:firstLine="360"/>
-        <w:jc w:val="both"/>
-        <w:rPr>
-          <w:rFonts w:ascii="Times New Roman" w:hAnsi="Times New Roman" w:cs="Times New Roman"/>
-        </w:rPr>
-      </w:pPr>
-      <w:r>
-        <w:rPr>
-          <w:rFonts w:ascii="Times New Roman" w:hAnsi="Times New Roman" w:cs="Times New Roman"/>
-        </w:rPr>
-        <w:t>The model's predictions are entirely dependent on a single feature</w:t>
-      </w:r>
-      <w:r>
-        <w:rPr>
-          <w:rFonts w:ascii="Times New Roman" w:hAnsi="Times New Roman" w:cs="Times New Roman"/>
-        </w:rPr>
-        <w:t xml:space="preserve"> which is </w:t>
-      </w:r>
-      <w:r>
-        <w:rPr>
-          <w:rFonts w:ascii="Times New Roman" w:hAnsi="Times New Roman" w:cs="Times New Roman"/>
-        </w:rPr>
-        <w:t>past closing prices. Because it is a univariate model, it</w:t>
-      </w:r>
-      <w:r>
-        <w:rPr>
-          <w:rFonts w:ascii="Times New Roman" w:hAnsi="Times New Roman" w:cs="Times New Roman"/>
-        </w:rPr>
-        <w:t xml:space="preserve"> does not </w:t>
-      </w:r>
-      <w:r>
-        <w:rPr>
-          <w:rFonts w:ascii="Times New Roman" w:hAnsi="Times New Roman" w:cs="Times New Roman"/>
-        </w:rPr>
-        <w:t>factor in trading volume, intraday volatility, macroeconomic indicators, or fundamental company news, which strictly limits its holistic predictive power.</w:t>
-      </w:r>
-    </w:p>
-    <w:p>
-      <w:pPr>
-        <w:numPr>
-          <w:ilvl w:val="0"/>
-          <w:numId w:val="35"/>
-        </w:numPr>
-        <w:spacing w:line="276" w:lineRule="auto"/>
-        <w:jc w:val="both"/>
-        <w:rPr>
-          <w:rFonts w:ascii="Times New Roman" w:hAnsi="Times New Roman" w:cs="Times New Roman"/>
-          <w:u w:val="single"/>
-        </w:rPr>
-      </w:pPr>
-      <w:r>
-        <w:rPr>
-          <w:rFonts w:ascii="Times New Roman" w:hAnsi="Times New Roman" w:cs="Times New Roman"/>
-          <w:u w:val="single"/>
-        </w:rPr>
-        <w:t>Sensitivity to Market Volatility</w:t>
-      </w:r>
-    </w:p>
-    <w:p>
-      <w:pPr>
-        <w:spacing w:line="276" w:lineRule="auto"/>
-        <w:ind w:left="360" w:firstLine="360"/>
-        <w:jc w:val="both"/>
-        <w:rPr>
-          <w:rFonts w:ascii="Times New Roman" w:hAnsi="Times New Roman" w:cs="Times New Roman"/>
-        </w:rPr>
-      </w:pPr>
-      <w:r>
-        <w:rPr>
-          <w:rFonts w:ascii="Times New Roman" w:hAnsi="Times New Roman" w:cs="Times New Roman"/>
-        </w:rPr>
-        <w:t>During sudden, massive price shocks</w:t>
-      </w:r>
-      <w:r>
-        <w:rPr>
-          <w:rFonts w:ascii="Times New Roman" w:hAnsi="Times New Roman" w:cs="Times New Roman"/>
-        </w:rPr>
-        <w:t xml:space="preserve"> </w:t>
-      </w:r>
-      <w:r>
-        <w:rPr>
-          <w:rFonts w:ascii="Times New Roman" w:hAnsi="Times New Roman" w:cs="Times New Roman"/>
-        </w:rPr>
-        <w:t>such as the extreme volatility leading into mid-2026</w:t>
-      </w:r>
-      <w:r>
-        <w:rPr>
-          <w:rFonts w:ascii="Times New Roman" w:hAnsi="Times New Roman" w:cs="Times New Roman"/>
-        </w:rPr>
-        <w:t xml:space="preserve"> as shown in </w:t>
-      </w:r>
-      <w:r>
-        <w:rPr>
-          <w:rFonts w:ascii="Times New Roman" w:hAnsi="Times New Roman" w:cs="Times New Roman"/>
-        </w:rPr>
-        <w:fldChar w:fldCharType="begin"/>
-      </w:r>
-      <w:r>
-        <w:rPr>
-          <w:rFonts w:ascii="Times New Roman" w:hAnsi="Times New Roman" w:cs="Times New Roman"/>
-        </w:rPr>
-        <w:instrText xml:space="preserve"> REF _Ref231606253 \h </w:instrText>
-      </w:r>
-      <w:r>
-        <w:rPr>
-          <w:rFonts w:ascii="Times New Roman" w:hAnsi="Times New Roman" w:cs="Times New Roman"/>
-        </w:rPr>
-        <w:instrText xml:space="preserve"> \* MERGEFORMAT </w:instrText>
-      </w:r>
-      <w:r>
-        <w:rPr>
-          <w:rFonts w:ascii="Times New Roman" w:hAnsi="Times New Roman" w:cs="Times New Roman"/>
-        </w:rPr>
-      </w:r>
-      <w:r>
-        <w:rPr>
-          <w:rFonts w:ascii="Times New Roman" w:hAnsi="Times New Roman" w:cs="Times New Roman"/>
-        </w:rPr>
-        <w:fldChar w:fldCharType="separate"/>
-      </w:r>
-      <w:r>
-        <w:rPr>
-          <w:rFonts w:ascii="Times New Roman" w:hAnsi="Times New Roman" w:cs="Times New Roman"/>
-        </w:rPr>
-        <w:t xml:space="preserve">Figure </w:t>
-      </w:r>
-      <w:r>
-        <w:rPr>
-          <w:rFonts w:ascii="Times New Roman" w:hAnsi="Times New Roman" w:cs="Times New Roman"/>
-          <w:noProof/>
-        </w:rPr>
-        <w:t>2</w:t>
-      </w:r>
-      <w:r>
-        <w:rPr>
-          <w:rFonts w:ascii="Times New Roman" w:hAnsi="Times New Roman" w:cs="Times New Roman"/>
-        </w:rPr>
-        <w:fldChar w:fldCharType="end"/>
-      </w:r>
-      <w:r>
-        <w:rPr>
-          <w:rFonts w:ascii="Times New Roman" w:hAnsi="Times New Roman" w:cs="Times New Roman"/>
-        </w:rPr>
-        <w:t xml:space="preserve">. The </w:t>
-      </w:r>
-      <w:r>
-        <w:rPr>
-          <w:rFonts w:ascii="Times New Roman" w:hAnsi="Times New Roman" w:cs="Times New Roman"/>
-        </w:rPr>
-        <w:t>model exhibits a noticeable</w:t>
-      </w:r>
-      <w:r>
-        <w:rPr>
-          <w:rFonts w:ascii="Times New Roman" w:hAnsi="Times New Roman" w:cs="Times New Roman"/>
-        </w:rPr>
-        <w:t xml:space="preserve"> lag</w:t>
-      </w:r>
-      <w:r>
-        <w:rPr>
-          <w:rFonts w:ascii="Times New Roman" w:hAnsi="Times New Roman" w:cs="Times New Roman"/>
-        </w:rPr>
-        <w:t>. It successfully tracks the trajectory of the volatility but struggles to anticipate the absolute peak of a sudden spike or the bottom of a crash until after the market regime has already shifted.</w:t>
-      </w:r>
-    </w:p>
-    <w:p>
-      <w:pPr>
-        <w:pStyle w:val="TOCHeading"/>
-        <w:spacing w:line="276" w:lineRule="auto"/>
-        <w:jc w:val="both"/>
-        <w:rPr>
-          <w:u w:val="single"/>
-        </w:rPr>
-      </w:pPr>
-      <w:r>
-        <w:rPr>
-          <w:u w:val="single"/>
-        </w:rPr>
-        <w:t>Comparative Analysis with Alternative Architectures</w:t>
-      </w:r>
-      <w:r>
-        <w:rPr>
-          <w:u w:val="single"/>
-        </w:rPr>
-        <w:t xml:space="preserve"> (5 year</w:t>
-      </w:r>
-      <w:r>
-        <w:rPr>
-          <w:u w:val="single"/>
-        </w:rPr>
-        <w:t>s</w:t>
-      </w:r>
-      <w:r>
-        <w:rPr>
-          <w:u w:val="single"/>
-        </w:rPr>
-        <w:t xml:space="preserve"> dataset)</w:t>
-      </w:r>
-    </w:p>
-    <w:p>
-      <w:pPr>
-        <w:spacing w:line="276" w:lineRule="auto"/>
-        <w:jc w:val="both"/>
-        <w:rPr>
-          <w:rFonts w:ascii="Times New Roman" w:hAnsi="Times New Roman" w:cs="Times New Roman"/>
-        </w:rPr>
-      </w:pPr>
-      <w:r>
-        <w:rPr>
-          <w:rFonts w:ascii="Times New Roman" w:hAnsi="Times New Roman" w:cs="Times New Roman"/>
-        </w:rPr>
-        <w:t xml:space="preserve">To contextualize the performance of the base GRU, it was benchmarked against </w:t>
-      </w:r>
-      <w:r>
-        <w:rPr>
-          <w:rFonts w:ascii="Times New Roman" w:hAnsi="Times New Roman" w:cs="Times New Roman"/>
-        </w:rPr>
-        <w:t>3</w:t>
-      </w:r>
-      <w:r>
-        <w:rPr>
-          <w:rFonts w:ascii="Times New Roman" w:hAnsi="Times New Roman" w:cs="Times New Roman"/>
-        </w:rPr>
-        <w:t xml:space="preserve"> alternative architectures:</w:t>
-      </w:r>
-      <w:r>
-        <w:rPr>
-          <w:rFonts w:ascii="Times New Roman" w:hAnsi="Times New Roman" w:cs="Times New Roman"/>
-        </w:rPr>
-        <w:t xml:space="preserve"> LSTM, </w:t>
-      </w:r>
-      <w:r>
-        <w:rPr>
-          <w:rFonts w:ascii="Times New Roman" w:hAnsi="Times New Roman" w:cs="Times New Roman"/>
-        </w:rPr>
-        <w:t>hybrid CNN-GRU and Bidirectional GRU (</w:t>
-      </w:r>
-      <w:proofErr w:type="spellStart"/>
-      <w:r>
-        <w:rPr>
-          <w:rFonts w:ascii="Times New Roman" w:hAnsi="Times New Roman" w:cs="Times New Roman"/>
-        </w:rPr>
-        <w:t>BiGRU</w:t>
-      </w:r>
-      <w:proofErr w:type="spellEnd"/>
-      <w:r>
-        <w:rPr>
-          <w:rFonts w:ascii="Times New Roman" w:hAnsi="Times New Roman" w:cs="Times New Roman"/>
-        </w:rPr>
-        <w:t>).</w:t>
-      </w:r>
-      <w:r>
-        <w:rPr>
-          <w:rFonts w:ascii="Times New Roman" w:hAnsi="Times New Roman" w:cs="Times New Roman"/>
-        </w:rPr>
-        <w:t xml:space="preserve"> </w:t>
-      </w:r>
-    </w:p>
-    <w:p>
-      <w:pPr>
-        <w:pStyle w:val="ListParagraph"/>
-        <w:numPr>
-          <w:ilvl w:val="0"/>
-          <w:numId w:val="39"/>
-        </w:numPr>
-        <w:spacing w:line="276" w:lineRule="auto"/>
-        <w:jc w:val="both"/>
-        <w:rPr>
-          <w:rFonts w:ascii="Times New Roman" w:hAnsi="Times New Roman" w:cs="Times New Roman"/>
-          <w:u w:val="single"/>
-        </w:rPr>
-      </w:pPr>
-      <w:r>
-        <w:rPr>
-          <w:rFonts w:ascii="Times New Roman" w:hAnsi="Times New Roman" w:cs="Times New Roman"/>
-          <w:u w:val="single"/>
-        </w:rPr>
-        <w:t>Alternative 1: LSTM</w:t>
-      </w:r>
-    </w:p>
-    <w:p>
-      <w:pPr>
-        <w:spacing w:line="276" w:lineRule="auto"/>
-        <w:ind w:left="360"/>
-        <w:jc w:val="both"/>
-        <w:rPr>
-          <w:rFonts w:ascii="Times New Roman" w:hAnsi="Times New Roman" w:cs="Times New Roman"/>
-        </w:rPr>
-      </w:pPr>
-      <w:r>
-        <w:rPr>
-          <w:rFonts w:ascii="Times New Roman" w:hAnsi="Times New Roman" w:cs="Times New Roman"/>
-        </w:rPr>
-        <w:t xml:space="preserve">The LSTM served as an underperforming baseline for this study, yielding the lowest </w:t>
-      </w:r>
-      <w:r>
-        <w:rPr>
-          <w:rFonts w:ascii="Times New Roman" w:hAnsi="Times New Roman" w:cs="Times New Roman"/>
-        </w:rPr>
-        <w:t>R</w:t>
-      </w:r>
-      <w:r>
-        <w:rPr>
-          <w:rFonts w:ascii="Times New Roman" w:hAnsi="Times New Roman" w:cs="Times New Roman"/>
-          <w:vertAlign w:val="superscript"/>
-        </w:rPr>
-        <w:t>2</w:t>
-      </w:r>
-      <w:r>
-        <w:rPr>
-          <w:rFonts w:ascii="Times New Roman" w:hAnsi="Times New Roman" w:cs="Times New Roman"/>
-        </w:rPr>
-        <w:t xml:space="preserve"> of 0.74 and </w:t>
-      </w:r>
-      <w:r>
-        <w:rPr>
-          <w:rFonts w:ascii="Times New Roman" w:hAnsi="Times New Roman" w:cs="Times New Roman"/>
-        </w:rPr>
-        <w:t>the highest RMSE</w:t>
-      </w:r>
-      <w:r>
-        <w:rPr>
-          <w:rFonts w:ascii="Times New Roman" w:hAnsi="Times New Roman" w:cs="Times New Roman"/>
-        </w:rPr>
-        <w:t xml:space="preserve"> of </w:t>
-      </w:r>
-      <w:r>
-        <w:rPr>
-          <w:rFonts w:ascii="Times New Roman" w:hAnsi="Times New Roman" w:cs="Times New Roman"/>
-        </w:rPr>
-        <w:t>14.16, highlighting the need for more advanced recurrent gating mechanisms when processing this specific dataset</w:t>
-      </w:r>
-      <w:r>
-        <w:rPr>
-          <w:rFonts w:ascii="Times New Roman" w:hAnsi="Times New Roman" w:cs="Times New Roman"/>
-        </w:rPr>
-        <w:t>.</w:t>
-      </w:r>
-      <w:r>
-        <w:rPr>
-          <w:rFonts w:ascii="Times New Roman" w:hAnsi="Times New Roman" w:cs="Times New Roman"/>
-        </w:rPr>
-        <w:t xml:space="preserve"> The model follows the actual market value only roughly and not accurately as shown in </w:t>
-      </w:r>
-      <w:r>
-        <w:rPr>
-          <w:rFonts w:ascii="Times New Roman" w:hAnsi="Times New Roman" w:cs="Times New Roman"/>
-        </w:rPr>
-        <w:fldChar w:fldCharType="begin"/>
-      </w:r>
-      <w:r>
-        <w:rPr>
-          <w:rFonts w:ascii="Times New Roman" w:hAnsi="Times New Roman" w:cs="Times New Roman"/>
-        </w:rPr>
-        <w:instrText xml:space="preserve"> REF _Ref231614112 \h </w:instrText>
-      </w:r>
-      <w:r>
-        <w:rPr>
-          <w:rFonts w:ascii="Times New Roman" w:hAnsi="Times New Roman" w:cs="Times New Roman"/>
-        </w:rPr>
-      </w:r>
-      <w:r>
-        <w:rPr>
-          <w:rFonts w:ascii="Times New Roman" w:hAnsi="Times New Roman" w:cs="Times New Roman"/>
-        </w:rPr>
-        <w:fldChar w:fldCharType="separate"/>
-      </w:r>
-      <w:r>
-        <w:rPr>
-          <w:rFonts w:ascii="Times New Roman" w:hAnsi="Times New Roman" w:cs="Times New Roman"/>
-        </w:rPr>
-        <w:t xml:space="preserve">Figure </w:t>
-      </w:r>
-      <w:r>
-        <w:rPr>
-          <w:rFonts w:ascii="Times New Roman" w:hAnsi="Times New Roman" w:cs="Times New Roman"/>
-          <w:noProof/>
-        </w:rPr>
-        <w:t>3</w:t>
-      </w:r>
-      <w:r>
-        <w:rPr>
-          <w:rFonts w:ascii="Times New Roman" w:hAnsi="Times New Roman" w:cs="Times New Roman"/>
-        </w:rPr>
-        <w:fldChar w:fldCharType="end"/>
-      </w:r>
-      <w:r>
-        <w:rPr>
-          <w:rFonts w:ascii="Times New Roman" w:hAnsi="Times New Roman" w:cs="Times New Roman"/>
-        </w:rPr>
-        <w:t>.</w:t>
-      </w:r>
-    </w:p>
-    <w:p>
-      <w:pPr>
-        <w:pStyle w:val="ListParagraph"/>
-        <w:numPr>
-          <w:ilvl w:val="0"/>
-          <w:numId w:val="39"/>
-        </w:numPr>
-        <w:spacing w:line="276" w:lineRule="auto"/>
-        <w:jc w:val="both"/>
-        <w:rPr>
-          <w:rFonts w:ascii="Times New Roman" w:hAnsi="Times New Roman" w:cs="Times New Roman"/>
-          <w:u w:val="single"/>
-        </w:rPr>
-      </w:pPr>
-      <w:r>
-        <w:rPr>
-          <w:rFonts w:ascii="Times New Roman" w:hAnsi="Times New Roman" w:cs="Times New Roman"/>
-          <w:u w:val="single"/>
-        </w:rPr>
-        <w:t xml:space="preserve">Alternative </w:t>
-      </w:r>
-      <w:r>
-        <w:rPr>
-          <w:rFonts w:ascii="Times New Roman" w:hAnsi="Times New Roman" w:cs="Times New Roman"/>
-          <w:u w:val="single"/>
-        </w:rPr>
-        <w:t>2</w:t>
-      </w:r>
-      <w:r>
-        <w:rPr>
-          <w:rFonts w:ascii="Times New Roman" w:hAnsi="Times New Roman" w:cs="Times New Roman"/>
-          <w:u w:val="single"/>
-        </w:rPr>
-        <w:t xml:space="preserve">: </w:t>
-      </w:r>
-      <w:proofErr w:type="spellStart"/>
-      <w:r>
-        <w:rPr>
-          <w:rFonts w:ascii="Times New Roman" w:hAnsi="Times New Roman" w:cs="Times New Roman"/>
-          <w:u w:val="single"/>
-        </w:rPr>
-        <w:t>BiGRU</w:t>
-      </w:r>
-      <w:proofErr w:type="spellEnd"/>
-    </w:p>
-    <w:p>
-      <w:pPr>
-        <w:spacing w:line="276" w:lineRule="auto"/>
-        <w:ind w:left="360" w:firstLine="360"/>
         <w:jc w:val="both"/>
         <w:rPr>
           <w:rFonts w:ascii="Times New Roman" w:eastAsia="Times New Roman" w:hAnsi="Times New Roman" w:cs="Times New Roman"/>
@@ -5243,7 +7462,6 @@
           <w14:ligatures w14:val="none"/>
         </w:rPr>
       </w:pPr>
-      <w:proofErr w:type="spellStart"/>
       <w:r>
         <w:rPr>
           <w:rFonts w:ascii="Times New Roman" w:eastAsia="Times New Roman" w:hAnsi="Times New Roman" w:cs="Times New Roman"/>
@@ -5251,9 +7469,8 @@
           <w:lang w:eastAsia="en-GB"/>
           <w14:ligatures w14:val="none"/>
         </w:rPr>
-        <w:t>BiGRU</w:t>
-      </w:r>
-      <w:proofErr w:type="spellEnd"/>
+        <w:t xml:space="preserve">The model is subjected to a 30-year dataset </w:t>
+      </w:r>
       <w:r>
         <w:rPr>
           <w:rFonts w:ascii="Times New Roman" w:eastAsia="Times New Roman" w:hAnsi="Times New Roman" w:cs="Times New Roman"/>
@@ -5261,17 +7478,7 @@
           <w:lang w:eastAsia="en-GB"/>
           <w14:ligatures w14:val="none"/>
         </w:rPr>
-        <w:t xml:space="preserve"> emerged as the most accurate model evaluated, achieving a peak R</w:t>
-      </w:r>
-      <w:r>
-        <w:rPr>
-          <w:rFonts w:ascii="Times New Roman" w:eastAsia="Times New Roman" w:hAnsi="Times New Roman" w:cs="Times New Roman"/>
-          <w:kern w:val="0"/>
-          <w:vertAlign w:val="superscript"/>
-          <w:lang w:eastAsia="en-GB"/>
-          <w14:ligatures w14:val="none"/>
-        </w:rPr>
-        <w:t xml:space="preserve">2 </w:t>
+        <w:t xml:space="preserve">in </w:t>
       </w:r>
       <w:r>
         <w:rPr>
@@ -5280,18 +7487,7 @@
           <w:lang w:eastAsia="en-GB"/>
           <w14:ligatures w14:val="none"/>
         </w:rPr>
-        <w:t xml:space="preserve">of </w:t>
-      </w:r>
-      <w:r>
-        <w:rPr>
-          <w:rFonts w:ascii="Times New Roman" w:eastAsia="Times New Roman" w:hAnsi="Times New Roman" w:cs="Times New Roman"/>
-          <w:b/>
-          <w:bCs/>
-          <w:kern w:val="0"/>
-          <w:lang w:eastAsia="en-GB"/>
-          <w14:ligatures w14:val="none"/>
-        </w:rPr>
-        <w:t>0.92</w:t>
+        <w:fldChar w:fldCharType="begin"/>
       </w:r>
       <w:r>
         <w:rPr>
@@ -5300,18 +7496,7 @@
           <w:lang w:eastAsia="en-GB"/>
           <w14:ligatures w14:val="none"/>
         </w:rPr>
-        <w:t xml:space="preserve"> and the lowest MAE of </w:t>
-      </w:r>
-      <w:r>
-        <w:rPr>
-          <w:rFonts w:ascii="Times New Roman" w:eastAsia="Times New Roman" w:hAnsi="Times New Roman" w:cs="Times New Roman"/>
-          <w:b/>
-          <w:bCs/>
-          <w:kern w:val="0"/>
-          <w:lang w:eastAsia="en-GB"/>
-          <w14:ligatures w14:val="none"/>
-        </w:rPr>
-        <w:t>5.10</w:t>
+        <w:instrText xml:space="preserve"> REF _Ref231615619 \h </w:instrText>
       </w:r>
       <w:r>
         <w:rPr>
@@ -5320,7 +7505,6 @@
           <w:lang w:eastAsia="en-GB"/>
           <w14:ligatures w14:val="none"/>
         </w:rPr>
-        <w:t>.</w:t>
       </w:r>
       <w:r>
         <w:rPr>
@@ -5329,25 +7513,20 @@
           <w:lang w:eastAsia="en-GB"/>
           <w14:ligatures w14:val="none"/>
         </w:rPr>
-        <w:t xml:space="preserve"> </w:t>
-      </w:r>
-      <w:r>
-        <w:rPr>
-          <w:rFonts w:ascii="Times New Roman" w:hAnsi="Times New Roman" w:cs="Times New Roman"/>
-        </w:rPr>
-        <w:t xml:space="preserve">By running </w:t>
-      </w:r>
-      <w:r>
-        <w:rPr>
-          <w:rFonts w:ascii="Times New Roman" w:hAnsi="Times New Roman" w:cs="Times New Roman"/>
-        </w:rPr>
-        <w:t>2</w:t>
-      </w:r>
-      <w:r>
-        <w:rPr>
-          <w:rFonts w:ascii="Times New Roman" w:hAnsi="Times New Roman" w:cs="Times New Roman"/>
-        </w:rPr>
-        <w:t xml:space="preserve"> GRU layers simultaneously, one reading the 60-day sequence chronologically, and the other reading it in reverse, the network maximized its contextual understanding of the market momentum.</w:t>
+        <w:fldChar w:fldCharType="separate"/>
+      </w:r>
+      <w:r>
+        <w:rPr>
+          <w:rFonts w:cs="Times New Roman"/>
+        </w:rPr>
+        <w:t xml:space="preserve">Table </w:t>
+      </w:r>
+      <w:r>
+        <w:rPr>
+          <w:rFonts w:cs="Times New Roman"/>
+          <w:noProof/>
+        </w:rPr>
+        <w:t>3</w:t>
       </w:r>
       <w:r>
         <w:rPr>
@@ -5356,7 +7535,7 @@
           <w:lang w:eastAsia="en-GB"/>
           <w14:ligatures w14:val="none"/>
         </w:rPr>
-        <w:t xml:space="preserve"> As shown in </w:t>
+        <w:fldChar w:fldCharType="end"/>
       </w:r>
       <w:r>
         <w:rPr>
@@ -5365,7 +7544,7 @@
           <w:lang w:eastAsia="en-GB"/>
           <w14:ligatures w14:val="none"/>
         </w:rPr>
-        <w:fldChar w:fldCharType="begin"/>
+        <w:t xml:space="preserve"> </w:t>
       </w:r>
       <w:r>
         <w:rPr>
@@ -5374,14 +7553,7 @@
           <w:lang w:eastAsia="en-GB"/>
           <w14:ligatures w14:val="none"/>
         </w:rPr>
-        <w:instrText xml:space="preserve"> REF _Ref231613125 \h </w:instrText>
-      </w:r>
-      <w:r>
-        <w:rPr>
-          <w:rFonts w:ascii="Times New Roman" w:hAnsi="Times New Roman" w:cs="Times New Roman"/>
-          <w:lang w:eastAsia="en-GB"/>
-        </w:rPr>
-        <w:instrText xml:space="preserve"> \* MERGEFORMAT </w:instrText>
+        <w:t>to benchmark with current</w:t>
       </w:r>
       <w:r>
         <w:rPr>
@@ -5390,6 +7562,7 @@
           <w:lang w:eastAsia="en-GB"/>
           <w14:ligatures w14:val="none"/>
         </w:rPr>
+        <w:t xml:space="preserve"> 5-year dataset</w:t>
       </w:r>
       <w:r>
         <w:rPr>
@@ -5398,20 +7571,7 @@
           <w:lang w:eastAsia="en-GB"/>
           <w14:ligatures w14:val="none"/>
         </w:rPr>
-        <w:fldChar w:fldCharType="separate"/>
-      </w:r>
-      <w:r>
-        <w:rPr>
-          <w:rFonts w:ascii="Times New Roman" w:hAnsi="Times New Roman" w:cs="Times New Roman"/>
-        </w:rPr>
-        <w:t xml:space="preserve">Figure </w:t>
-      </w:r>
-      <w:r>
-        <w:rPr>
-          <w:rFonts w:ascii="Times New Roman" w:hAnsi="Times New Roman" w:cs="Times New Roman"/>
-          <w:noProof/>
-        </w:rPr>
-        <w:t>4</w:t>
+        <w:t xml:space="preserve"> in </w:t>
       </w:r>
       <w:r>
         <w:rPr>
@@ -5420,7 +7580,7 @@
           <w:lang w:eastAsia="en-GB"/>
           <w14:ligatures w14:val="none"/>
         </w:rPr>
-        <w:fldChar w:fldCharType="end"/>
+        <w:fldChar w:fldCharType="begin"/>
       </w:r>
       <w:r>
         <w:rPr>
@@ -5429,9 +7589,8 @@
           <w:lang w:eastAsia="en-GB"/>
           <w14:ligatures w14:val="none"/>
         </w:rPr>
-        <w:t xml:space="preserve">, </w:t>
-      </w:r>
-      <w:proofErr w:type="spellStart"/>
+        <w:instrText xml:space="preserve"> REF _Ref231609433 \h </w:instrText>
+      </w:r>
       <w:r>
         <w:rPr>
           <w:rFonts w:ascii="Times New Roman" w:eastAsia="Times New Roman" w:hAnsi="Times New Roman" w:cs="Times New Roman"/>
@@ -5439,9 +7598,7 @@
           <w:lang w:eastAsia="en-GB"/>
           <w14:ligatures w14:val="none"/>
         </w:rPr>
-        <w:t>BiGRU</w:t>
-      </w:r>
-      <w:proofErr w:type="spellEnd"/>
+      </w:r>
       <w:r>
         <w:rPr>
           <w:rFonts w:ascii="Times New Roman" w:eastAsia="Times New Roman" w:hAnsi="Times New Roman" w:cs="Times New Roman"/>
@@ -5449,18 +7606,20 @@
           <w:lang w:eastAsia="en-GB"/>
           <w14:ligatures w14:val="none"/>
         </w:rPr>
-        <w:t xml:space="preserve"> tracks extreme market volatility and sudden price dips with exceptional tightness. However, this accuracy comes at the cost of severe computational overhead. The model requires </w:t>
-      </w:r>
-      <w:r>
-        <w:rPr>
-          <w:rFonts w:ascii="Times New Roman" w:eastAsia="Times New Roman" w:hAnsi="Times New Roman" w:cs="Times New Roman"/>
-          <w:b/>
-          <w:bCs/>
-          <w:kern w:val="0"/>
-          <w:lang w:eastAsia="en-GB"/>
-          <w14:ligatures w14:val="none"/>
-        </w:rPr>
-        <w:t>61.50 s</w:t>
+        <w:fldChar w:fldCharType="separate"/>
+      </w:r>
+      <w:r>
+        <w:rPr>
+          <w:rFonts w:cs="Times New Roman"/>
+        </w:rPr>
+        <w:t xml:space="preserve">Table </w:t>
+      </w:r>
+      <w:r>
+        <w:rPr>
+          <w:rFonts w:cs="Times New Roman"/>
+          <w:noProof/>
+        </w:rPr>
+        <w:t>2</w:t>
       </w:r>
       <w:r>
         <w:rPr>
@@ -5469,18 +7628,7 @@
           <w:lang w:eastAsia="en-GB"/>
           <w14:ligatures w14:val="none"/>
         </w:rPr>
-        <w:t xml:space="preserve"> over </w:t>
-      </w:r>
-      <w:r>
-        <w:rPr>
-          <w:rFonts w:ascii="Times New Roman" w:eastAsia="Times New Roman" w:hAnsi="Times New Roman" w:cs="Times New Roman"/>
-          <w:b/>
-          <w:bCs/>
-          <w:kern w:val="0"/>
-          <w:lang w:eastAsia="en-GB"/>
-          <w14:ligatures w14:val="none"/>
-        </w:rPr>
-        <w:t>65 epochs</w:t>
+        <w:fldChar w:fldCharType="end"/>
       </w:r>
       <w:r>
         <w:rPr>
@@ -5489,486 +7637,8 @@
           <w:lang w:eastAsia="en-GB"/>
           <w14:ligatures w14:val="none"/>
         </w:rPr>
-        <w:t xml:space="preserve"> to train, making it the most resource-intensive model as shown in </w:t>
-      </w:r>
-      <w:r>
-        <w:rPr>
-          <w:rFonts w:ascii="Times New Roman" w:eastAsia="Times New Roman" w:hAnsi="Times New Roman" w:cs="Times New Roman"/>
-          <w:kern w:val="0"/>
-          <w:lang w:eastAsia="en-GB"/>
-          <w14:ligatures w14:val="none"/>
-        </w:rPr>
-        <w:fldChar w:fldCharType="begin"/>
-      </w:r>
-      <w:r>
-        <w:rPr>
-          <w:rFonts w:ascii="Times New Roman" w:eastAsia="Times New Roman" w:hAnsi="Times New Roman" w:cs="Times New Roman"/>
-          <w:kern w:val="0"/>
-          <w:lang w:eastAsia="en-GB"/>
-          <w14:ligatures w14:val="none"/>
-        </w:rPr>
-        <w:instrText xml:space="preserve"> REF _Ref231609433 \h </w:instrText>
-      </w:r>
-      <w:r>
-        <w:rPr>
-          <w:rFonts w:ascii="Times New Roman" w:hAnsi="Times New Roman" w:cs="Times New Roman"/>
-          <w:lang w:eastAsia="en-GB"/>
-        </w:rPr>
-        <w:instrText xml:space="preserve"> \* MERGEFORMAT </w:instrText>
-      </w:r>
-      <w:r>
-        <w:rPr>
-          <w:rFonts w:ascii="Times New Roman" w:eastAsia="Times New Roman" w:hAnsi="Times New Roman" w:cs="Times New Roman"/>
-          <w:kern w:val="0"/>
-          <w:lang w:eastAsia="en-GB"/>
-          <w14:ligatures w14:val="none"/>
-        </w:rPr>
-      </w:r>
-      <w:r>
-        <w:rPr>
-          <w:rFonts w:ascii="Times New Roman" w:eastAsia="Times New Roman" w:hAnsi="Times New Roman" w:cs="Times New Roman"/>
-          <w:kern w:val="0"/>
-          <w:lang w:eastAsia="en-GB"/>
-          <w14:ligatures w14:val="none"/>
-        </w:rPr>
-        <w:fldChar w:fldCharType="separate"/>
-      </w:r>
-      <w:r>
-        <w:rPr>
-          <w:rFonts w:ascii="Times New Roman" w:hAnsi="Times New Roman" w:cs="Times New Roman"/>
-        </w:rPr>
-        <w:t xml:space="preserve">Table </w:t>
-      </w:r>
-      <w:r>
-        <w:rPr>
-          <w:rFonts w:ascii="Times New Roman" w:hAnsi="Times New Roman" w:cs="Times New Roman"/>
-          <w:noProof/>
-        </w:rPr>
-        <w:t>2</w:t>
-      </w:r>
-      <w:r>
-        <w:rPr>
-          <w:rFonts w:ascii="Times New Roman" w:eastAsia="Times New Roman" w:hAnsi="Times New Roman" w:cs="Times New Roman"/>
-          <w:kern w:val="0"/>
-          <w:lang w:eastAsia="en-GB"/>
-          <w14:ligatures w14:val="none"/>
-        </w:rPr>
-        <w:fldChar w:fldCharType="end"/>
-      </w:r>
-      <w:r>
-        <w:rPr>
-          <w:rFonts w:ascii="Times New Roman" w:eastAsia="Times New Roman" w:hAnsi="Times New Roman" w:cs="Times New Roman"/>
-          <w:kern w:val="0"/>
-          <w:lang w:eastAsia="en-GB"/>
-          <w14:ligatures w14:val="none"/>
-        </w:rPr>
         <w:t>.</w:t>
       </w:r>
-    </w:p>
-    <w:p>
-      <w:pPr>
-        <w:pStyle w:val="ListParagraph"/>
-        <w:numPr>
-          <w:ilvl w:val="0"/>
-          <w:numId w:val="39"/>
-        </w:numPr>
-        <w:spacing w:line="276" w:lineRule="auto"/>
-        <w:jc w:val="both"/>
-        <w:rPr>
-          <w:rFonts w:ascii="Times New Roman" w:hAnsi="Times New Roman" w:cs="Times New Roman"/>
-          <w:u w:val="single"/>
-        </w:rPr>
-      </w:pPr>
-      <w:r>
-        <w:rPr>
-          <w:rFonts w:ascii="Times New Roman" w:hAnsi="Times New Roman" w:cs="Times New Roman"/>
-          <w:u w:val="single"/>
-        </w:rPr>
-        <w:t xml:space="preserve">Alternative </w:t>
-      </w:r>
-      <w:r>
-        <w:rPr>
-          <w:rFonts w:ascii="Times New Roman" w:hAnsi="Times New Roman" w:cs="Times New Roman"/>
-          <w:u w:val="single"/>
-        </w:rPr>
-        <w:t>3</w:t>
-      </w:r>
-      <w:r>
-        <w:rPr>
-          <w:rFonts w:ascii="Times New Roman" w:hAnsi="Times New Roman" w:cs="Times New Roman"/>
-          <w:u w:val="single"/>
-        </w:rPr>
-        <w:t>: CNN-GRU</w:t>
-      </w:r>
-    </w:p>
-    <w:p>
-      <w:pPr>
-        <w:spacing w:line="276" w:lineRule="auto"/>
-        <w:ind w:left="360" w:firstLine="360"/>
-        <w:jc w:val="both"/>
-        <w:rPr>
-          <w:rFonts w:ascii="Times New Roman" w:hAnsi="Times New Roman" w:cs="Times New Roman"/>
-        </w:rPr>
-      </w:pPr>
-      <w:r>
-        <w:rPr>
-          <w:rFonts w:ascii="Times New Roman" w:hAnsi="Times New Roman" w:cs="Times New Roman"/>
-        </w:rPr>
-        <w:t xml:space="preserve">CNN-GRU proved to be the most highly optimized architecture. By utilizing a spatial noise filter to mathematically smooth out erratic daily jumps before recurrent processing, </w:t>
-      </w:r>
-      <w:r>
-        <w:rPr>
-          <w:rFonts w:ascii="Times New Roman" w:hAnsi="Times New Roman" w:cs="Times New Roman"/>
-        </w:rPr>
-        <w:lastRenderedPageBreak/>
-        <w:t>CNN-GRU achieved an impressive R</w:t>
-      </w:r>
-      <w:r>
-        <w:rPr>
-          <w:rFonts w:ascii="Times New Roman" w:hAnsi="Times New Roman" w:cs="Times New Roman"/>
-          <w:vertAlign w:val="superscript"/>
-        </w:rPr>
-        <w:t>2</w:t>
-      </w:r>
-      <w:r>
-        <w:rPr>
-          <w:rFonts w:ascii="Times New Roman" w:hAnsi="Times New Roman" w:cs="Times New Roman"/>
-        </w:rPr>
-        <w:t xml:space="preserve"> </w:t>
-      </w:r>
-      <w:r>
-        <w:rPr>
-          <w:rFonts w:ascii="Times New Roman" w:hAnsi="Times New Roman" w:cs="Times New Roman"/>
-        </w:rPr>
-        <w:t xml:space="preserve">of </w:t>
-      </w:r>
-      <w:r>
-        <w:rPr>
-          <w:rFonts w:ascii="Times New Roman" w:hAnsi="Times New Roman" w:cs="Times New Roman"/>
-          <w:b/>
-          <w:bCs/>
-        </w:rPr>
-        <w:t>0.90</w:t>
-      </w:r>
-      <w:r>
-        <w:rPr>
-          <w:rFonts w:ascii="Times New Roman" w:hAnsi="Times New Roman" w:cs="Times New Roman"/>
-        </w:rPr>
-        <w:t xml:space="preserve"> while being the fastest model </w:t>
-      </w:r>
-      <w:r>
-        <w:rPr>
-          <w:rFonts w:ascii="Times New Roman" w:hAnsi="Times New Roman" w:cs="Times New Roman"/>
-        </w:rPr>
-        <w:t xml:space="preserve">of </w:t>
-      </w:r>
-      <w:r>
-        <w:rPr>
-          <w:rFonts w:ascii="Times New Roman" w:hAnsi="Times New Roman" w:cs="Times New Roman"/>
-          <w:b/>
-          <w:bCs/>
-        </w:rPr>
-        <w:t>0.82 s/epoch</w:t>
-      </w:r>
-      <w:r>
-        <w:rPr>
-          <w:rFonts w:ascii="Times New Roman" w:hAnsi="Times New Roman" w:cs="Times New Roman"/>
-        </w:rPr>
-        <w:t xml:space="preserve"> and requiring only </w:t>
-      </w:r>
-      <w:r>
-        <w:rPr>
-          <w:rFonts w:ascii="Times New Roman" w:hAnsi="Times New Roman" w:cs="Times New Roman"/>
-          <w:b/>
-          <w:bCs/>
-        </w:rPr>
-        <w:t>25.56 s</w:t>
-      </w:r>
-      <w:r>
-        <w:rPr>
-          <w:rFonts w:ascii="Times New Roman" w:hAnsi="Times New Roman" w:cs="Times New Roman"/>
-        </w:rPr>
-        <w:t xml:space="preserve"> in tot</w:t>
-      </w:r>
-      <w:r>
-        <w:rPr>
-          <w:rFonts w:ascii="Times New Roman" w:hAnsi="Times New Roman" w:cs="Times New Roman"/>
-        </w:rPr>
-        <w:t>a</w:t>
-      </w:r>
-      <w:r>
-        <w:rPr>
-          <w:rFonts w:ascii="Times New Roman" w:hAnsi="Times New Roman" w:cs="Times New Roman"/>
-        </w:rPr>
-        <w:t>l training time. As sho</w:t>
-      </w:r>
-      <w:r>
-        <w:rPr>
-          <w:rFonts w:ascii="Times New Roman" w:hAnsi="Times New Roman" w:cs="Times New Roman"/>
-        </w:rPr>
-        <w:t xml:space="preserve">wn in </w:t>
-      </w:r>
-      <w:r>
-        <w:rPr>
-          <w:rFonts w:ascii="Times New Roman" w:hAnsi="Times New Roman" w:cs="Times New Roman"/>
-        </w:rPr>
-        <w:fldChar w:fldCharType="begin"/>
-      </w:r>
-      <w:r>
-        <w:rPr>
-          <w:rFonts w:ascii="Times New Roman" w:hAnsi="Times New Roman" w:cs="Times New Roman"/>
-        </w:rPr>
-        <w:instrText xml:space="preserve"> REF _Ref231613453 \h </w:instrText>
-      </w:r>
-      <w:r>
-        <w:rPr>
-          <w:rFonts w:ascii="Times New Roman" w:hAnsi="Times New Roman" w:cs="Times New Roman"/>
-        </w:rPr>
-        <w:instrText xml:space="preserve"> \* MERGEFORMAT </w:instrText>
-      </w:r>
-      <w:r>
-        <w:rPr>
-          <w:rFonts w:ascii="Times New Roman" w:hAnsi="Times New Roman" w:cs="Times New Roman"/>
-        </w:rPr>
-      </w:r>
-      <w:r>
-        <w:rPr>
-          <w:rFonts w:ascii="Times New Roman" w:hAnsi="Times New Roman" w:cs="Times New Roman"/>
-        </w:rPr>
-        <w:fldChar w:fldCharType="separate"/>
-      </w:r>
-      <w:r>
-        <w:rPr>
-          <w:rFonts w:ascii="Times New Roman" w:hAnsi="Times New Roman" w:cs="Times New Roman"/>
-        </w:rPr>
-        <w:t xml:space="preserve">Figure </w:t>
-      </w:r>
-      <w:r>
-        <w:rPr>
-          <w:rFonts w:ascii="Times New Roman" w:hAnsi="Times New Roman" w:cs="Times New Roman"/>
-          <w:noProof/>
-        </w:rPr>
-        <w:t>5</w:t>
-      </w:r>
-      <w:r>
-        <w:rPr>
-          <w:rFonts w:ascii="Times New Roman" w:hAnsi="Times New Roman" w:cs="Times New Roman"/>
-        </w:rPr>
-        <w:fldChar w:fldCharType="end"/>
-      </w:r>
-      <w:r>
-        <w:rPr>
-          <w:rFonts w:ascii="Times New Roman" w:hAnsi="Times New Roman" w:cs="Times New Roman"/>
-        </w:rPr>
-        <w:t>, this filtering allows the model to capture the macro-trend flawlessly without getting trapped in daily micro</w:t>
-      </w:r>
-      <w:r>
-        <w:rPr>
-          <w:rFonts w:ascii="Times New Roman" w:hAnsi="Times New Roman" w:cs="Times New Roman"/>
-        </w:rPr>
-        <w:t>-</w:t>
-      </w:r>
-      <w:r>
-        <w:rPr>
-          <w:rFonts w:ascii="Times New Roman" w:hAnsi="Times New Roman" w:cs="Times New Roman"/>
-        </w:rPr>
-        <w:t>fluctuations</w:t>
-      </w:r>
-      <w:r>
-        <w:rPr>
-          <w:rFonts w:ascii="Times New Roman" w:hAnsi="Times New Roman" w:cs="Times New Roman"/>
-        </w:rPr>
-        <w:t>.</w:t>
-      </w:r>
-    </w:p>
-    <w:p>
-      <w:pPr>
-        <w:spacing w:after="0" w:line="276" w:lineRule="auto"/>
-        <w:jc w:val="both"/>
-        <w:rPr>
-          <w:rFonts w:ascii="Times New Roman" w:eastAsia="Times New Roman" w:hAnsi="Times New Roman" w:cs="Times New Roman"/>
-          <w:kern w:val="0"/>
-          <w:lang w:eastAsia="en-GB"/>
-          <w14:ligatures w14:val="none"/>
-        </w:rPr>
-      </w:pPr>
-      <w:r>
-        <w:rPr>
-          <w:rFonts w:ascii="Times New Roman" w:eastAsia="Times New Roman" w:hAnsi="Times New Roman" w:cs="Times New Roman"/>
-          <w:kern w:val="0"/>
-          <w:lang w:eastAsia="en-GB"/>
-          <w14:ligatures w14:val="none"/>
-        </w:rPr>
-        <w:t xml:space="preserve">Ultimately, this comparison demonstrates a clear structural trade-off. While the </w:t>
-      </w:r>
-      <w:proofErr w:type="spellStart"/>
-      <w:r>
-        <w:rPr>
-          <w:rFonts w:ascii="Times New Roman" w:eastAsia="Times New Roman" w:hAnsi="Times New Roman" w:cs="Times New Roman"/>
-          <w:kern w:val="0"/>
-          <w:lang w:eastAsia="en-GB"/>
-          <w14:ligatures w14:val="none"/>
-        </w:rPr>
-        <w:t>BiGRU</w:t>
-      </w:r>
-      <w:proofErr w:type="spellEnd"/>
-      <w:r>
-        <w:rPr>
-          <w:rFonts w:ascii="Times New Roman" w:eastAsia="Times New Roman" w:hAnsi="Times New Roman" w:cs="Times New Roman"/>
-          <w:kern w:val="0"/>
-          <w:lang w:eastAsia="en-GB"/>
-          <w14:ligatures w14:val="none"/>
-        </w:rPr>
-        <w:t xml:space="preserve"> maximizes raw contextual accuracy at the expense of heavy computational time, the CNN-GRU represents the ideal deployment model by perfectly balancing high predictive power with elite computational efficiency.</w:t>
-      </w:r>
-    </w:p>
-    <w:p>
-      <w:pPr>
-        <w:pStyle w:val="TOCHeading"/>
-        <w:spacing w:line="276" w:lineRule="auto"/>
-        <w:jc w:val="both"/>
-        <w:rPr>
-          <w:u w:val="single"/>
-        </w:rPr>
-      </w:pPr>
-      <w:r>
-        <w:rPr>
-          <w:u w:val="single"/>
-        </w:rPr>
-        <w:t>Comparative Analysis with Alternative Architectures</w:t>
-      </w:r>
-      <w:r>
-        <w:rPr>
-          <w:u w:val="single"/>
-        </w:rPr>
-        <w:t xml:space="preserve"> (30 years dataset)</w:t>
-      </w:r>
-    </w:p>
-    <w:p>
-      <w:pPr>
-        <w:spacing w:after="0" w:line="276" w:lineRule="auto"/>
-        <w:jc w:val="both"/>
-        <w:rPr>
-          <w:rFonts w:ascii="Times New Roman" w:eastAsia="Times New Roman" w:hAnsi="Times New Roman" w:cs="Times New Roman"/>
-          <w:kern w:val="0"/>
-          <w:lang w:eastAsia="en-GB"/>
-          <w14:ligatures w14:val="none"/>
-        </w:rPr>
-      </w:pPr>
-      <w:r>
-        <w:rPr>
-          <w:rFonts w:ascii="Times New Roman" w:eastAsia="Times New Roman" w:hAnsi="Times New Roman" w:cs="Times New Roman"/>
-          <w:kern w:val="0"/>
-          <w:lang w:eastAsia="en-GB"/>
-          <w14:ligatures w14:val="none"/>
-        </w:rPr>
-        <w:t>The model is subjected to a 30-year dataset to benchmark with current</w:t>
-      </w:r>
-      <w:r>
-        <w:rPr>
-          <w:rFonts w:ascii="Times New Roman" w:eastAsia="Times New Roman" w:hAnsi="Times New Roman" w:cs="Times New Roman"/>
-          <w:kern w:val="0"/>
-          <w:lang w:eastAsia="en-GB"/>
-          <w14:ligatures w14:val="none"/>
-        </w:rPr>
-        <w:t xml:space="preserve"> 5-year dataset</w:t>
-      </w:r>
-      <w:r>
-        <w:rPr>
-          <w:rFonts w:ascii="Times New Roman" w:eastAsia="Times New Roman" w:hAnsi="Times New Roman" w:cs="Times New Roman"/>
-          <w:kern w:val="0"/>
-          <w:lang w:eastAsia="en-GB"/>
-          <w14:ligatures w14:val="none"/>
-        </w:rPr>
-        <w:t>. The performance is shown in</w:t>
-      </w:r>
-      <w:r>
-        <w:rPr>
-          <w:rFonts w:ascii="Times New Roman" w:eastAsia="Times New Roman" w:hAnsi="Times New Roman" w:cs="Times New Roman"/>
-          <w:kern w:val="0"/>
-          <w:lang w:eastAsia="en-GB"/>
-          <w14:ligatures w14:val="none"/>
-        </w:rPr>
-        <w:t xml:space="preserve"> </w:t>
-      </w:r>
-      <w:r>
-        <w:rPr>
-          <w:rFonts w:ascii="Times New Roman" w:eastAsia="Times New Roman" w:hAnsi="Times New Roman" w:cs="Times New Roman"/>
-          <w:kern w:val="0"/>
-          <w:lang w:eastAsia="en-GB"/>
-          <w14:ligatures w14:val="none"/>
-        </w:rPr>
-        <w:fldChar w:fldCharType="begin"/>
-      </w:r>
-      <w:r>
-        <w:rPr>
-          <w:rFonts w:ascii="Times New Roman" w:eastAsia="Times New Roman" w:hAnsi="Times New Roman" w:cs="Times New Roman"/>
-          <w:kern w:val="0"/>
-          <w:lang w:eastAsia="en-GB"/>
-          <w14:ligatures w14:val="none"/>
-        </w:rPr>
-        <w:instrText xml:space="preserve"> REF _Ref231615619 \h </w:instrText>
-      </w:r>
-      <w:r>
-        <w:rPr>
-          <w:rFonts w:ascii="Times New Roman" w:eastAsia="Times New Roman" w:hAnsi="Times New Roman" w:cs="Times New Roman"/>
-          <w:kern w:val="0"/>
-          <w:lang w:eastAsia="en-GB"/>
-          <w14:ligatures w14:val="none"/>
-        </w:rPr>
-      </w:r>
-      <w:r>
-        <w:rPr>
-          <w:rFonts w:ascii="Times New Roman" w:eastAsia="Times New Roman" w:hAnsi="Times New Roman" w:cs="Times New Roman"/>
-          <w:kern w:val="0"/>
-          <w:lang w:eastAsia="en-GB"/>
-          <w14:ligatures w14:val="none"/>
-        </w:rPr>
-        <w:fldChar w:fldCharType="separate"/>
-      </w:r>
-      <w:r>
-        <w:rPr>
-          <w:rFonts w:ascii="Times New Roman" w:hAnsi="Times New Roman" w:cs="Times New Roman"/>
-        </w:rPr>
-        <w:t xml:space="preserve">Table </w:t>
-      </w:r>
-      <w:r>
-        <w:rPr>
-          <w:rFonts w:ascii="Times New Roman" w:hAnsi="Times New Roman" w:cs="Times New Roman"/>
-          <w:noProof/>
-        </w:rPr>
-        <w:t>3</w:t>
-      </w:r>
-      <w:r>
-        <w:rPr>
-          <w:rFonts w:ascii="Times New Roman" w:eastAsia="Times New Roman" w:hAnsi="Times New Roman" w:cs="Times New Roman"/>
-          <w:kern w:val="0"/>
-          <w:lang w:eastAsia="en-GB"/>
-          <w14:ligatures w14:val="none"/>
-        </w:rPr>
-        <w:fldChar w:fldCharType="end"/>
-      </w:r>
-      <w:r>
-        <w:rPr>
-          <w:rFonts w:ascii="Times New Roman" w:eastAsia="Times New Roman" w:hAnsi="Times New Roman" w:cs="Times New Roman"/>
-          <w:kern w:val="0"/>
-          <w:lang w:eastAsia="en-GB"/>
-          <w14:ligatures w14:val="none"/>
-        </w:rPr>
-        <w:t xml:space="preserve"> below.</w:t>
-      </w:r>
-    </w:p>
-    <w:p>
-      <w:pPr>
-        <w:spacing w:after="0" w:line="276" w:lineRule="auto"/>
-        <w:jc w:val="both"/>
-        <w:rPr>
-          <w:rFonts w:ascii="Times New Roman" w:eastAsia="Times New Roman" w:hAnsi="Times New Roman" w:cs="Times New Roman"/>
-          <w:kern w:val="0"/>
-          <w:lang w:eastAsia="en-GB"/>
-          <w14:ligatures w14:val="none"/>
-        </w:rPr>
-      </w:pPr>
     </w:p>
     <w:p>
       <w:pPr>
@@ -5976,53 +7646,77 @@
         <w:keepNext/>
         <w:jc w:val="center"/>
         <w:rPr>
-          <w:rFonts w:ascii="Times New Roman" w:hAnsi="Times New Roman" w:cs="Times New Roman"/>
-        </w:rPr>
-      </w:pPr>
-      <w:bookmarkStart w:id="7" w:name="_Ref231615619"/>
-      <w:r>
-        <w:rPr>
-          <w:rFonts w:ascii="Times New Roman" w:hAnsi="Times New Roman" w:cs="Times New Roman"/>
+          <w:rFonts w:cs="Times New Roman"/>
+        </w:rPr>
+      </w:pPr>
+      <w:bookmarkStart w:id="17" w:name="_Ref231615619"/>
+      <w:r>
+        <w:rPr>
+          <w:rFonts w:cs="Times New Roman"/>
         </w:rPr>
         <w:t xml:space="preserve">Table </w:t>
       </w:r>
       <w:r>
         <w:rPr>
-          <w:rFonts w:ascii="Times New Roman" w:hAnsi="Times New Roman" w:cs="Times New Roman"/>
+          <w:rFonts w:cs="Times New Roman"/>
         </w:rPr>
         <w:fldChar w:fldCharType="begin"/>
       </w:r>
       <w:r>
         <w:rPr>
-          <w:rFonts w:ascii="Times New Roman" w:hAnsi="Times New Roman" w:cs="Times New Roman"/>
+          <w:rFonts w:cs="Times New Roman"/>
         </w:rPr>
         <w:instrText xml:space="preserve"> SEQ Table \* ARABIC </w:instrText>
       </w:r>
       <w:r>
         <w:rPr>
-          <w:rFonts w:ascii="Times New Roman" w:hAnsi="Times New Roman" w:cs="Times New Roman"/>
+          <w:rFonts w:cs="Times New Roman"/>
         </w:rPr>
         <w:fldChar w:fldCharType="separate"/>
       </w:r>
       <w:r>
         <w:rPr>
-          <w:rFonts w:ascii="Times New Roman" w:hAnsi="Times New Roman" w:cs="Times New Roman"/>
+          <w:rFonts w:cs="Times New Roman"/>
           <w:noProof/>
         </w:rPr>
         <w:t>3</w:t>
       </w:r>
       <w:r>
         <w:rPr>
-          <w:rFonts w:ascii="Times New Roman" w:hAnsi="Times New Roman" w:cs="Times New Roman"/>
+          <w:rFonts w:cs="Times New Roman"/>
         </w:rPr>
         <w:fldChar w:fldCharType="end"/>
       </w:r>
-      <w:bookmarkEnd w:id="7"/>
-      <w:r>
-        <w:rPr>
-          <w:rFonts w:ascii="Times New Roman" w:hAnsi="Times New Roman" w:cs="Times New Roman"/>
-        </w:rPr>
-        <w:t>: Performance comparison of ML models (30 years)</w:t>
+      <w:bookmarkEnd w:id="17"/>
+      <w:r>
+        <w:rPr>
+          <w:rFonts w:cs="Times New Roman"/>
+        </w:rPr>
+        <w:t>: Performance comparison of ML models (30</w:t>
+      </w:r>
+      <w:r>
+        <w:rPr>
+          <w:rFonts w:cs="Times New Roman"/>
+        </w:rPr>
+        <w:t>-</w:t>
+      </w:r>
+      <w:r>
+        <w:rPr>
+          <w:rFonts w:cs="Times New Roman"/>
+        </w:rPr>
+        <w:t>year</w:t>
+      </w:r>
+      <w:r>
+        <w:rPr>
+          <w:rFonts w:cs="Times New Roman"/>
+        </w:rPr>
+        <w:t xml:space="preserve"> dataset</w:t>
+      </w:r>
+      <w:r>
+        <w:rPr>
+          <w:rFonts w:cs="Times New Roman"/>
+        </w:rPr>
+        <w:t>)</w:t>
       </w:r>
     </w:p>
     <w:tbl>
@@ -6032,19 +7726,19 @@
         <w:tblLook w:val="04A0" w:firstRow="1" w:lastRow="0" w:firstColumn="1" w:lastColumn="0" w:noHBand="0" w:noVBand="1"/>
       </w:tblPr>
       <w:tblGrid>
-        <w:gridCol w:w="1368"/>
-        <w:gridCol w:w="923"/>
-        <w:gridCol w:w="1168"/>
-        <w:gridCol w:w="1946"/>
-        <w:gridCol w:w="820"/>
-        <w:gridCol w:w="978"/>
-        <w:gridCol w:w="937"/>
+        <w:gridCol w:w="1358"/>
+        <w:gridCol w:w="963"/>
+        <w:gridCol w:w="1166"/>
+        <w:gridCol w:w="1895"/>
+        <w:gridCol w:w="847"/>
+        <w:gridCol w:w="975"/>
+        <w:gridCol w:w="936"/>
         <w:gridCol w:w="876"/>
       </w:tblGrid>
       <w:tr>
         <w:tc>
           <w:tcPr>
-            <w:tcW w:w="1384" w:type="dxa"/>
+            <w:tcW w:w="1358" w:type="dxa"/>
             <w:shd w:val="clear" w:color="auto" w:fill="D1D1D1" w:themeFill="background2" w:themeFillShade="E6"/>
             <w:vAlign w:val="center"/>
           </w:tcPr>
@@ -6053,11 +7747,15 @@
               <w:jc w:val="center"/>
               <w:rPr>
                 <w:rFonts w:ascii="Times New Roman" w:hAnsi="Times New Roman" w:cs="Times New Roman"/>
+                <w:b/>
+                <w:bCs/>
               </w:rPr>
             </w:pPr>
             <w:r>
               <w:rPr>
                 <w:rFonts w:ascii="Times New Roman" w:hAnsi="Times New Roman" w:cs="Times New Roman"/>
+                <w:b/>
+                <w:bCs/>
               </w:rPr>
               <w:t>Model</w:t>
             </w:r>
@@ -6065,7 +7763,7 @@
         </w:tc>
         <w:tc>
           <w:tcPr>
-            <w:tcW w:w="923" w:type="dxa"/>
+            <w:tcW w:w="963" w:type="dxa"/>
             <w:shd w:val="clear" w:color="auto" w:fill="D1D1D1" w:themeFill="background2" w:themeFillShade="E6"/>
           </w:tcPr>
           <w:p>
@@ -6073,11 +7771,15 @@
               <w:jc w:val="center"/>
               <w:rPr>
                 <w:rFonts w:ascii="Times New Roman" w:hAnsi="Times New Roman" w:cs="Times New Roman"/>
+                <w:b/>
+                <w:bCs/>
               </w:rPr>
             </w:pPr>
             <w:r>
               <w:rPr>
                 <w:rFonts w:ascii="Times New Roman" w:hAnsi="Times New Roman" w:cs="Times New Roman"/>
+                <w:b/>
+                <w:bCs/>
               </w:rPr>
               <w:t>Epochs</w:t>
             </w:r>
@@ -6085,7 +7787,7 @@
         </w:tc>
         <w:tc>
           <w:tcPr>
-            <w:tcW w:w="1173" w:type="dxa"/>
+            <w:tcW w:w="1166" w:type="dxa"/>
             <w:shd w:val="clear" w:color="auto" w:fill="D1D1D1" w:themeFill="background2" w:themeFillShade="E6"/>
           </w:tcPr>
           <w:p>
@@ -6093,11 +7795,15 @@
               <w:jc w:val="center"/>
               <w:rPr>
                 <w:rFonts w:ascii="Times New Roman" w:hAnsi="Times New Roman" w:cs="Times New Roman"/>
+                <w:b/>
+                <w:bCs/>
               </w:rPr>
             </w:pPr>
             <w:r>
               <w:rPr>
                 <w:rFonts w:ascii="Times New Roman" w:hAnsi="Times New Roman" w:cs="Times New Roman"/>
+                <w:b/>
+                <w:bCs/>
               </w:rPr>
               <w:t>Training Time (s)</w:t>
             </w:r>
@@ -6105,7 +7811,7 @@
         </w:tc>
         <w:tc>
           <w:tcPr>
-            <w:tcW w:w="1979" w:type="dxa"/>
+            <w:tcW w:w="1895" w:type="dxa"/>
             <w:shd w:val="clear" w:color="auto" w:fill="D1D1D1" w:themeFill="background2" w:themeFillShade="E6"/>
           </w:tcPr>
           <w:p>
@@ -6113,11 +7819,15 @@
               <w:jc w:val="center"/>
               <w:rPr>
                 <w:rFonts w:ascii="Times New Roman" w:hAnsi="Times New Roman" w:cs="Times New Roman"/>
+                <w:b/>
+                <w:bCs/>
               </w:rPr>
             </w:pPr>
             <w:r>
               <w:rPr>
                 <w:rFonts w:ascii="Times New Roman" w:hAnsi="Times New Roman" w:cs="Times New Roman"/>
+                <w:b/>
+                <w:bCs/>
               </w:rPr>
               <w:t>Time per Epoch (s/epoch)</w:t>
             </w:r>
@@ -6125,7 +7835,7 @@
         </w:tc>
         <w:tc>
           <w:tcPr>
-            <w:tcW w:w="823" w:type="dxa"/>
+            <w:tcW w:w="847" w:type="dxa"/>
             <w:shd w:val="clear" w:color="auto" w:fill="D1D1D1" w:themeFill="background2" w:themeFillShade="E6"/>
           </w:tcPr>
           <w:p>
@@ -6133,11 +7843,15 @@
               <w:jc w:val="center"/>
               <w:rPr>
                 <w:rFonts w:ascii="Times New Roman" w:hAnsi="Times New Roman" w:cs="Times New Roman"/>
+                <w:b/>
+                <w:bCs/>
               </w:rPr>
             </w:pPr>
             <w:r>
               <w:rPr>
                 <w:rFonts w:ascii="Times New Roman" w:hAnsi="Times New Roman" w:cs="Times New Roman"/>
+                <w:b/>
+                <w:bCs/>
               </w:rPr>
               <w:t>MAE</w:t>
             </w:r>
@@ -6145,7 +7859,7 @@
         </w:tc>
         <w:tc>
           <w:tcPr>
-            <w:tcW w:w="982" w:type="dxa"/>
+            <w:tcW w:w="975" w:type="dxa"/>
             <w:shd w:val="clear" w:color="auto" w:fill="D1D1D1" w:themeFill="background2" w:themeFillShade="E6"/>
           </w:tcPr>
           <w:p>
@@ -6153,11 +7867,15 @@
               <w:jc w:val="center"/>
               <w:rPr>
                 <w:rFonts w:ascii="Times New Roman" w:hAnsi="Times New Roman" w:cs="Times New Roman"/>
+                <w:b/>
+                <w:bCs/>
               </w:rPr>
             </w:pPr>
             <w:r>
               <w:rPr>
                 <w:rFonts w:ascii="Times New Roman" w:hAnsi="Times New Roman" w:cs="Times New Roman"/>
+                <w:b/>
+                <w:bCs/>
               </w:rPr>
               <w:t>MSE</w:t>
             </w:r>
@@ -6165,7 +7883,7 @@
         </w:tc>
         <w:tc>
           <w:tcPr>
-            <w:tcW w:w="940" w:type="dxa"/>
+            <w:tcW w:w="936" w:type="dxa"/>
             <w:shd w:val="clear" w:color="auto" w:fill="D1D1D1" w:themeFill="background2" w:themeFillShade="E6"/>
           </w:tcPr>
           <w:p>
@@ -6173,11 +7891,15 @@
               <w:jc w:val="center"/>
               <w:rPr>
                 <w:rFonts w:ascii="Times New Roman" w:hAnsi="Times New Roman" w:cs="Times New Roman"/>
+                <w:b/>
+                <w:bCs/>
               </w:rPr>
             </w:pPr>
             <w:r>
               <w:rPr>
                 <w:rFonts w:ascii="Times New Roman" w:hAnsi="Times New Roman" w:cs="Times New Roman"/>
+                <w:b/>
+                <w:bCs/>
               </w:rPr>
               <w:t>RMSE</w:t>
             </w:r>
@@ -6185,7 +7907,7 @@
         </w:tc>
         <w:tc>
           <w:tcPr>
-            <w:tcW w:w="812" w:type="dxa"/>
+            <w:tcW w:w="876" w:type="dxa"/>
             <w:shd w:val="clear" w:color="auto" w:fill="D1D1D1" w:themeFill="background2" w:themeFillShade="E6"/>
           </w:tcPr>
           <w:p>
@@ -6193,11 +7915,15 @@
               <w:jc w:val="center"/>
               <w:rPr>
                 <w:rFonts w:ascii="Times New Roman" w:hAnsi="Times New Roman" w:cs="Times New Roman"/>
+                <w:b/>
+                <w:bCs/>
               </w:rPr>
             </w:pPr>
             <w:r>
               <w:rPr>
                 <w:rFonts w:ascii="Times New Roman" w:hAnsi="Times New Roman" w:cs="Times New Roman"/>
+                <w:b/>
+                <w:bCs/>
               </w:rPr>
               <w:t>R²</w:t>
             </w:r>
@@ -6207,7 +7933,7 @@
       <w:tr>
         <w:tc>
           <w:tcPr>
-            <w:tcW w:w="1384" w:type="dxa"/>
+            <w:tcW w:w="1358" w:type="dxa"/>
             <w:shd w:val="clear" w:color="auto" w:fill="FFFFFF" w:themeFill="background1"/>
           </w:tcPr>
           <w:p>
@@ -6234,7 +7960,7 @@
         </w:tc>
         <w:tc>
           <w:tcPr>
-            <w:tcW w:w="923" w:type="dxa"/>
+            <w:tcW w:w="963" w:type="dxa"/>
             <w:shd w:val="clear" w:color="auto" w:fill="FFFFFF" w:themeFill="background1"/>
           </w:tcPr>
           <w:p>
@@ -6248,13 +7974,19 @@
               <w:rPr>
                 <w:rFonts w:ascii="Times New Roman" w:hAnsi="Times New Roman" w:cs="Times New Roman"/>
               </w:rPr>
-              <w:t>19</w:t>
+              <w:t>1</w:t>
+            </w:r>
+            <w:r>
+              <w:rPr>
+                <w:rFonts w:ascii="Times New Roman" w:hAnsi="Times New Roman" w:cs="Times New Roman"/>
+              </w:rPr>
+              <w:t>2</w:t>
             </w:r>
           </w:p>
         </w:tc>
         <w:tc>
           <w:tcPr>
-            <w:tcW w:w="1173" w:type="dxa"/>
+            <w:tcW w:w="1166" w:type="dxa"/>
             <w:shd w:val="clear" w:color="auto" w:fill="FFFFFF" w:themeFill="background1"/>
           </w:tcPr>
           <w:p>
@@ -6268,13 +8000,13 @@
               <w:rPr>
                 <w:rFonts w:ascii="Times New Roman" w:hAnsi="Times New Roman" w:cs="Times New Roman"/>
               </w:rPr>
-              <w:t>98.78</w:t>
+              <w:t>100.60</w:t>
             </w:r>
           </w:p>
         </w:tc>
         <w:tc>
           <w:tcPr>
-            <w:tcW w:w="1979" w:type="dxa"/>
+            <w:tcW w:w="1895" w:type="dxa"/>
             <w:shd w:val="clear" w:color="auto" w:fill="FFFFFF" w:themeFill="background1"/>
           </w:tcPr>
           <w:p>
@@ -6288,13 +8020,13 @@
               <w:rPr>
                 <w:rFonts w:ascii="Times New Roman" w:hAnsi="Times New Roman" w:cs="Times New Roman"/>
               </w:rPr>
-              <w:t>5.2</w:t>
+              <w:t>8.38</w:t>
             </w:r>
           </w:p>
         </w:tc>
         <w:tc>
           <w:tcPr>
-            <w:tcW w:w="823" w:type="dxa"/>
+            <w:tcW w:w="847" w:type="dxa"/>
             <w:shd w:val="clear" w:color="auto" w:fill="FFFFFF" w:themeFill="background1"/>
           </w:tcPr>
           <w:p>
@@ -6308,13 +8040,13 @@
               <w:rPr>
                 <w:rFonts w:ascii="Times New Roman" w:hAnsi="Times New Roman" w:cs="Times New Roman"/>
               </w:rPr>
-              <w:t>20.1</w:t>
+              <w:t>3.93</w:t>
             </w:r>
           </w:p>
         </w:tc>
         <w:tc>
           <w:tcPr>
-            <w:tcW w:w="982" w:type="dxa"/>
+            <w:tcW w:w="975" w:type="dxa"/>
             <w:shd w:val="clear" w:color="auto" w:fill="FFFFFF" w:themeFill="background1"/>
           </w:tcPr>
           <w:p>
@@ -6328,13 +8060,13 @@
               <w:rPr>
                 <w:rFonts w:ascii="Times New Roman" w:hAnsi="Times New Roman" w:cs="Times New Roman"/>
               </w:rPr>
-              <w:t>820.33</w:t>
+              <w:t>40.09</w:t>
             </w:r>
           </w:p>
         </w:tc>
         <w:tc>
           <w:tcPr>
-            <w:tcW w:w="940" w:type="dxa"/>
+            <w:tcW w:w="936" w:type="dxa"/>
             <w:shd w:val="clear" w:color="auto" w:fill="FFFFFF" w:themeFill="background1"/>
           </w:tcPr>
           <w:p>
@@ -6348,13 +8080,13 @@
               <w:rPr>
                 <w:rFonts w:ascii="Times New Roman" w:hAnsi="Times New Roman" w:cs="Times New Roman"/>
               </w:rPr>
-              <w:t>28.65</w:t>
+              <w:t>6.33</w:t>
             </w:r>
           </w:p>
         </w:tc>
         <w:tc>
           <w:tcPr>
-            <w:tcW w:w="812" w:type="dxa"/>
+            <w:tcW w:w="876" w:type="dxa"/>
             <w:shd w:val="clear" w:color="auto" w:fill="FFFFFF" w:themeFill="background1"/>
           </w:tcPr>
           <w:p>
@@ -6368,7 +8100,13 @@
               <w:rPr>
                 <w:rFonts w:ascii="Times New Roman" w:hAnsi="Times New Roman" w:cs="Times New Roman"/>
               </w:rPr>
-              <w:t>0.8034</w:t>
+              <w:t>0.</w:t>
+            </w:r>
+            <w:r>
+              <w:rPr>
+                <w:rFonts w:ascii="Times New Roman" w:hAnsi="Times New Roman" w:cs="Times New Roman"/>
+              </w:rPr>
+              <w:t>9904</w:t>
             </w:r>
           </w:p>
         </w:tc>
@@ -6376,7 +8114,7 @@
       <w:tr>
         <w:tc>
           <w:tcPr>
-            <w:tcW w:w="1384" w:type="dxa"/>
+            <w:tcW w:w="1358" w:type="dxa"/>
             <w:shd w:val="clear" w:color="auto" w:fill="FFFFFF" w:themeFill="background1"/>
           </w:tcPr>
           <w:p>
@@ -6396,7 +8134,7 @@
         </w:tc>
         <w:tc>
           <w:tcPr>
-            <w:tcW w:w="923" w:type="dxa"/>
+            <w:tcW w:w="963" w:type="dxa"/>
             <w:shd w:val="clear" w:color="auto" w:fill="FFFFFF" w:themeFill="background1"/>
           </w:tcPr>
           <w:p>
@@ -6410,13 +8148,19 @@
               <w:rPr>
                 <w:rFonts w:ascii="Times New Roman" w:hAnsi="Times New Roman" w:cs="Times New Roman"/>
               </w:rPr>
-              <w:t>12</w:t>
+              <w:t>1</w:t>
+            </w:r>
+            <w:r>
+              <w:rPr>
+                <w:rFonts w:ascii="Times New Roman" w:hAnsi="Times New Roman" w:cs="Times New Roman"/>
+              </w:rPr>
+              <w:t>9</w:t>
             </w:r>
           </w:p>
         </w:tc>
         <w:tc>
           <w:tcPr>
-            <w:tcW w:w="1173" w:type="dxa"/>
+            <w:tcW w:w="1166" w:type="dxa"/>
             <w:shd w:val="clear" w:color="auto" w:fill="FFFFFF" w:themeFill="background1"/>
           </w:tcPr>
           <w:p>
@@ -6430,13 +8174,13 @@
               <w:rPr>
                 <w:rFonts w:ascii="Times New Roman" w:hAnsi="Times New Roman" w:cs="Times New Roman"/>
               </w:rPr>
-              <w:t>100.60</w:t>
+              <w:t>98.78</w:t>
             </w:r>
           </w:p>
         </w:tc>
         <w:tc>
           <w:tcPr>
-            <w:tcW w:w="1979" w:type="dxa"/>
+            <w:tcW w:w="1895" w:type="dxa"/>
             <w:shd w:val="clear" w:color="auto" w:fill="FFFFFF" w:themeFill="background1"/>
           </w:tcPr>
           <w:p>
@@ -6450,13 +8194,13 @@
               <w:rPr>
                 <w:rFonts w:ascii="Times New Roman" w:hAnsi="Times New Roman" w:cs="Times New Roman"/>
               </w:rPr>
-              <w:t>8.38</w:t>
+              <w:t>5.20</w:t>
             </w:r>
           </w:p>
         </w:tc>
         <w:tc>
           <w:tcPr>
-            <w:tcW w:w="823" w:type="dxa"/>
+            <w:tcW w:w="847" w:type="dxa"/>
             <w:shd w:val="clear" w:color="auto" w:fill="FFFFFF" w:themeFill="background1"/>
           </w:tcPr>
           <w:p>
@@ -6470,13 +8214,13 @@
               <w:rPr>
                 <w:rFonts w:ascii="Times New Roman" w:hAnsi="Times New Roman" w:cs="Times New Roman"/>
               </w:rPr>
-              <w:t>3.93</w:t>
+              <w:t>20.17</w:t>
             </w:r>
           </w:p>
         </w:tc>
         <w:tc>
           <w:tcPr>
-            <w:tcW w:w="982" w:type="dxa"/>
+            <w:tcW w:w="975" w:type="dxa"/>
             <w:shd w:val="clear" w:color="auto" w:fill="FFFFFF" w:themeFill="background1"/>
           </w:tcPr>
           <w:p>
@@ -6490,13 +8234,13 @@
               <w:rPr>
                 <w:rFonts w:ascii="Times New Roman" w:hAnsi="Times New Roman" w:cs="Times New Roman"/>
               </w:rPr>
-              <w:t>40.09</w:t>
+              <w:t>820.33</w:t>
             </w:r>
           </w:p>
         </w:tc>
         <w:tc>
           <w:tcPr>
-            <w:tcW w:w="940" w:type="dxa"/>
+            <w:tcW w:w="936" w:type="dxa"/>
             <w:shd w:val="clear" w:color="auto" w:fill="FFFFFF" w:themeFill="background1"/>
           </w:tcPr>
           <w:p>
@@ -6510,13 +8254,13 @@
               <w:rPr>
                 <w:rFonts w:ascii="Times New Roman" w:hAnsi="Times New Roman" w:cs="Times New Roman"/>
               </w:rPr>
-              <w:t>6.33</w:t>
+              <w:t>28.64</w:t>
             </w:r>
           </w:p>
         </w:tc>
         <w:tc>
           <w:tcPr>
-            <w:tcW w:w="812" w:type="dxa"/>
+            <w:tcW w:w="876" w:type="dxa"/>
             <w:shd w:val="clear" w:color="auto" w:fill="FFFFFF" w:themeFill="background1"/>
           </w:tcPr>
           <w:p>
@@ -6530,7 +8274,13 @@
               <w:rPr>
                 <w:rFonts w:ascii="Times New Roman" w:hAnsi="Times New Roman" w:cs="Times New Roman"/>
               </w:rPr>
-              <w:t>0.9904</w:t>
+              <w:t>0.</w:t>
+            </w:r>
+            <w:r>
+              <w:rPr>
+                <w:rFonts w:ascii="Times New Roman" w:hAnsi="Times New Roman" w:cs="Times New Roman"/>
+              </w:rPr>
+              <w:t>8034</w:t>
             </w:r>
           </w:p>
         </w:tc>
@@ -6538,7 +8288,7 @@
       <w:tr>
         <w:tc>
           <w:tcPr>
-            <w:tcW w:w="1384" w:type="dxa"/>
+            <w:tcW w:w="1358" w:type="dxa"/>
             <w:shd w:val="clear" w:color="auto" w:fill="FFFFFF" w:themeFill="background1"/>
           </w:tcPr>
           <w:p>
@@ -6558,7 +8308,7 @@
         </w:tc>
         <w:tc>
           <w:tcPr>
-            <w:tcW w:w="923" w:type="dxa"/>
+            <w:tcW w:w="963" w:type="dxa"/>
             <w:shd w:val="clear" w:color="auto" w:fill="FFFFFF" w:themeFill="background1"/>
           </w:tcPr>
           <w:p>
@@ -6578,7 +8328,7 @@
         </w:tc>
         <w:tc>
           <w:tcPr>
-            <w:tcW w:w="1173" w:type="dxa"/>
+            <w:tcW w:w="1166" w:type="dxa"/>
             <w:shd w:val="clear" w:color="auto" w:fill="FFFFFF" w:themeFill="background1"/>
           </w:tcPr>
           <w:p>
@@ -6598,7 +8348,7 @@
         </w:tc>
         <w:tc>
           <w:tcPr>
-            <w:tcW w:w="1979" w:type="dxa"/>
+            <w:tcW w:w="1895" w:type="dxa"/>
             <w:shd w:val="clear" w:color="auto" w:fill="FFFFFF" w:themeFill="background1"/>
           </w:tcPr>
           <w:p>
@@ -6618,7 +8368,7 @@
         </w:tc>
         <w:tc>
           <w:tcPr>
-            <w:tcW w:w="823" w:type="dxa"/>
+            <w:tcW w:w="847" w:type="dxa"/>
             <w:shd w:val="clear" w:color="auto" w:fill="FFFFFF" w:themeFill="background1"/>
           </w:tcPr>
           <w:p>
@@ -6638,7 +8388,7 @@
         </w:tc>
         <w:tc>
           <w:tcPr>
-            <w:tcW w:w="982" w:type="dxa"/>
+            <w:tcW w:w="975" w:type="dxa"/>
             <w:shd w:val="clear" w:color="auto" w:fill="FFFFFF" w:themeFill="background1"/>
           </w:tcPr>
           <w:p>
@@ -6658,7 +8408,7 @@
         </w:tc>
         <w:tc>
           <w:tcPr>
-            <w:tcW w:w="940" w:type="dxa"/>
+            <w:tcW w:w="936" w:type="dxa"/>
             <w:shd w:val="clear" w:color="auto" w:fill="FFFFFF" w:themeFill="background1"/>
           </w:tcPr>
           <w:p>
@@ -6678,7 +8428,7 @@
         </w:tc>
         <w:tc>
           <w:tcPr>
-            <w:tcW w:w="812" w:type="dxa"/>
+            <w:tcW w:w="876" w:type="dxa"/>
             <w:shd w:val="clear" w:color="auto" w:fill="FFFFFF" w:themeFill="background1"/>
           </w:tcPr>
           <w:p>
@@ -6700,7 +8450,7 @@
       <w:tr>
         <w:tc>
           <w:tcPr>
-            <w:tcW w:w="1384" w:type="dxa"/>
+            <w:tcW w:w="1358" w:type="dxa"/>
             <w:shd w:val="clear" w:color="auto" w:fill="FFFFFF" w:themeFill="background1"/>
           </w:tcPr>
           <w:p>
@@ -6720,7 +8470,7 @@
         </w:tc>
         <w:tc>
           <w:tcPr>
-            <w:tcW w:w="923" w:type="dxa"/>
+            <w:tcW w:w="963" w:type="dxa"/>
             <w:shd w:val="clear" w:color="auto" w:fill="FFFFFF" w:themeFill="background1"/>
           </w:tcPr>
           <w:p>
@@ -6740,7 +8490,7 @@
         </w:tc>
         <w:tc>
           <w:tcPr>
-            <w:tcW w:w="1173" w:type="dxa"/>
+            <w:tcW w:w="1166" w:type="dxa"/>
             <w:shd w:val="clear" w:color="auto" w:fill="FFFFFF" w:themeFill="background1"/>
           </w:tcPr>
           <w:p>
@@ -6760,7 +8510,7 @@
         </w:tc>
         <w:tc>
           <w:tcPr>
-            <w:tcW w:w="1979" w:type="dxa"/>
+            <w:tcW w:w="1895" w:type="dxa"/>
             <w:shd w:val="clear" w:color="auto" w:fill="FFFFFF" w:themeFill="background1"/>
           </w:tcPr>
           <w:p>
@@ -6780,7 +8530,7 @@
         </w:tc>
         <w:tc>
           <w:tcPr>
-            <w:tcW w:w="823" w:type="dxa"/>
+            <w:tcW w:w="847" w:type="dxa"/>
             <w:shd w:val="clear" w:color="auto" w:fill="FFFFFF" w:themeFill="background1"/>
           </w:tcPr>
           <w:p>
@@ -6800,7 +8550,7 @@
         </w:tc>
         <w:tc>
           <w:tcPr>
-            <w:tcW w:w="982" w:type="dxa"/>
+            <w:tcW w:w="975" w:type="dxa"/>
             <w:shd w:val="clear" w:color="auto" w:fill="FFFFFF" w:themeFill="background1"/>
           </w:tcPr>
           <w:p>
@@ -6820,7 +8570,7 @@
         </w:tc>
         <w:tc>
           <w:tcPr>
-            <w:tcW w:w="940" w:type="dxa"/>
+            <w:tcW w:w="936" w:type="dxa"/>
             <w:shd w:val="clear" w:color="auto" w:fill="FFFFFF" w:themeFill="background1"/>
           </w:tcPr>
           <w:p>
@@ -6840,7 +8590,7 @@
         </w:tc>
         <w:tc>
           <w:tcPr>
-            <w:tcW w:w="812" w:type="dxa"/>
+            <w:tcW w:w="876" w:type="dxa"/>
             <w:shd w:val="clear" w:color="auto" w:fill="FFFFFF" w:themeFill="background1"/>
           </w:tcPr>
           <w:p>
@@ -6862,8 +8612,6 @@
     </w:tbl>
     <w:p>
       <w:pPr>
-        <w:spacing w:after="0" w:line="276" w:lineRule="auto"/>
-        <w:jc w:val="both"/>
         <w:rPr>
           <w:rFonts w:ascii="Times New Roman" w:eastAsia="Times New Roman" w:hAnsi="Times New Roman" w:cs="Times New Roman"/>
           <w:kern w:val="0"/>
@@ -6874,8 +8622,109 @@
     </w:p>
     <w:p>
       <w:pPr>
-        <w:spacing w:after="0" w:line="276" w:lineRule="auto"/>
-        <w:ind w:firstLine="720"/>
+        <w:pStyle w:val="ListParagraph"/>
+        <w:numPr>
+          <w:ilvl w:val="0"/>
+          <w:numId w:val="43"/>
+        </w:numPr>
+        <w:spacing w:line="276" w:lineRule="auto"/>
+        <w:jc w:val="both"/>
+        <w:rPr>
+          <w:rFonts w:ascii="Times New Roman" w:hAnsi="Times New Roman" w:cs="Times New Roman"/>
+          <w:u w:val="single"/>
+        </w:rPr>
+      </w:pPr>
+      <w:r>
+        <w:rPr>
+          <w:rFonts w:ascii="Times New Roman" w:hAnsi="Times New Roman" w:cs="Times New Roman"/>
+          <w:u w:val="single"/>
+        </w:rPr>
+        <w:t>Alternative 1: LSTM</w:t>
+      </w:r>
+    </w:p>
+    <w:p>
+      <w:pPr>
+        <w:spacing w:line="276" w:lineRule="auto"/>
+        <w:ind w:left="720" w:firstLine="720"/>
+        <w:jc w:val="both"/>
+        <w:rPr>
+          <w:rFonts w:ascii="Times New Roman" w:hAnsi="Times New Roman" w:cs="Times New Roman"/>
+        </w:rPr>
+      </w:pPr>
+      <w:r>
+        <w:rPr>
+          <w:rFonts w:ascii="Times New Roman" w:hAnsi="Times New Roman" w:cs="Times New Roman"/>
+        </w:rPr>
+        <w:t xml:space="preserve">Across both datasets, the LSTM served as an underperforming baseline. When scaled to the 30-year dataset, its complex three-gate architecture was completely overwhelmed by the continuous multi-decade financial data, resulting in a massive absolute </w:t>
+      </w:r>
+      <w:r>
+        <w:rPr>
+          <w:rFonts w:ascii="Times New Roman" w:hAnsi="Times New Roman" w:cs="Times New Roman"/>
+        </w:rPr>
+        <w:t xml:space="preserve">RMSE of </w:t>
+      </w:r>
+      <w:r>
+        <w:rPr>
+          <w:rFonts w:ascii="Times New Roman" w:hAnsi="Times New Roman" w:cs="Times New Roman"/>
+        </w:rPr>
+        <w:t>28.64. This confirms it is structurally heavier and less efficient than GRU-based mechanisms</w:t>
+      </w:r>
+      <w:r>
+        <w:rPr>
+          <w:rFonts w:ascii="Times New Roman" w:hAnsi="Times New Roman" w:cs="Times New Roman"/>
+        </w:rPr>
+        <w:t xml:space="preserve"> across both 5-year and 30-year dataset.</w:t>
+      </w:r>
+    </w:p>
+    <w:p>
+      <w:pPr>
+        <w:pStyle w:val="ListParagraph"/>
+        <w:numPr>
+          <w:ilvl w:val="0"/>
+          <w:numId w:val="43"/>
+        </w:numPr>
+        <w:spacing w:line="276" w:lineRule="auto"/>
+        <w:jc w:val="both"/>
+        <w:rPr>
+          <w:rFonts w:ascii="Times New Roman" w:hAnsi="Times New Roman" w:cs="Times New Roman"/>
+          <w:u w:val="single"/>
+        </w:rPr>
+      </w:pPr>
+      <w:r>
+        <w:rPr>
+          <w:rFonts w:ascii="Times New Roman" w:hAnsi="Times New Roman" w:cs="Times New Roman"/>
+          <w:u w:val="single"/>
+        </w:rPr>
+        <w:t xml:space="preserve">Alternative </w:t>
+      </w:r>
+      <w:r>
+        <w:rPr>
+          <w:rFonts w:ascii="Times New Roman" w:hAnsi="Times New Roman" w:cs="Times New Roman"/>
+          <w:u w:val="single"/>
+        </w:rPr>
+        <w:t>2</w:t>
+      </w:r>
+      <w:r>
+        <w:rPr>
+          <w:rFonts w:ascii="Times New Roman" w:hAnsi="Times New Roman" w:cs="Times New Roman"/>
+          <w:u w:val="single"/>
+        </w:rPr>
+        <w:t xml:space="preserve">: </w:t>
+      </w:r>
+      <w:proofErr w:type="spellStart"/>
+      <w:r>
+        <w:rPr>
+          <w:rFonts w:ascii="Times New Roman" w:hAnsi="Times New Roman" w:cs="Times New Roman"/>
+          <w:u w:val="single"/>
+        </w:rPr>
+        <w:t>BiGRU</w:t>
+      </w:r>
+      <w:proofErr w:type="spellEnd"/>
+    </w:p>
+    <w:p>
+      <w:pPr>
+        <w:spacing w:line="276" w:lineRule="auto"/>
+        <w:ind w:left="720" w:firstLine="720"/>
         <w:jc w:val="both"/>
         <w:rPr>
           <w:rFonts w:ascii="Times New Roman" w:eastAsia="Times New Roman" w:hAnsi="Times New Roman" w:cs="Times New Roman"/>
@@ -6884,7 +8733,6 @@
           <w14:ligatures w14:val="none"/>
         </w:rPr>
       </w:pPr>
-      <w:proofErr w:type="spellStart"/>
       <w:r>
         <w:rPr>
           <w:rFonts w:ascii="Times New Roman" w:eastAsia="Times New Roman" w:hAnsi="Times New Roman" w:cs="Times New Roman"/>
@@ -6892,9 +8740,9 @@
           <w:lang w:eastAsia="en-GB"/>
           <w14:ligatures w14:val="none"/>
         </w:rPr>
-        <w:t>BiGRU</w:t>
-      </w:r>
-      <w:proofErr w:type="spellEnd"/>
+        <w:t xml:space="preserve">On the 5-year dataset, the </w:t>
+      </w:r>
+      <w:proofErr w:type="spellStart"/>
       <w:r>
         <w:rPr>
           <w:rFonts w:ascii="Times New Roman" w:eastAsia="Times New Roman" w:hAnsi="Times New Roman" w:cs="Times New Roman"/>
@@ -6902,18 +8750,9 @@
           <w:lang w:eastAsia="en-GB"/>
           <w14:ligatures w14:val="none"/>
         </w:rPr>
-        <w:t xml:space="preserve"> had highest R</w:t>
-      </w:r>
-      <w:r>
-        <w:rPr>
-          <w:rFonts w:ascii="Times New Roman" w:eastAsia="Times New Roman" w:hAnsi="Times New Roman" w:cs="Times New Roman"/>
-          <w:kern w:val="0"/>
-          <w:vertAlign w:val="superscript"/>
-          <w:lang w:eastAsia="en-GB"/>
-          <w14:ligatures w14:val="none"/>
-        </w:rPr>
-        <w:t>2</w:t>
-      </w:r>
+        <w:t>BiGRU</w:t>
+      </w:r>
+      <w:proofErr w:type="spellEnd"/>
       <w:r>
         <w:rPr>
           <w:rFonts w:ascii="Times New Roman" w:eastAsia="Times New Roman" w:hAnsi="Times New Roman" w:cs="Times New Roman"/>
@@ -6921,7 +8760,7 @@
           <w:lang w:eastAsia="en-GB"/>
           <w14:ligatures w14:val="none"/>
         </w:rPr>
-        <w:t xml:space="preserve"> </w:t>
+        <w:t xml:space="preserve"> was the </w:t>
       </w:r>
       <w:r>
         <w:rPr>
@@ -6930,7 +8769,7 @@
           <w:lang w:eastAsia="en-GB"/>
           <w14:ligatures w14:val="none"/>
         </w:rPr>
-        <w:t xml:space="preserve">for 5-year dataset but </w:t>
+        <w:t xml:space="preserve">best alternative model with, </w:t>
       </w:r>
       <w:r>
         <w:rPr>
@@ -6939,8 +8778,9 @@
           <w:lang w:eastAsia="en-GB"/>
           <w14:ligatures w14:val="none"/>
         </w:rPr>
-        <w:t xml:space="preserve">when scaled to 30 years, forcing the model to read three decades of sequences backward introduced obsolete market noise, causing its R² </w:t>
-      </w:r>
+        <w:t xml:space="preserve">R² of 0.92. However, when scaled to the 30-year dataset, the </w:t>
+      </w:r>
+      <w:proofErr w:type="spellStart"/>
       <w:r>
         <w:rPr>
           <w:rFonts w:ascii="Times New Roman" w:eastAsia="Times New Roman" w:hAnsi="Times New Roman" w:cs="Times New Roman"/>
@@ -6948,8 +8788,9 @@
           <w:lang w:eastAsia="en-GB"/>
           <w14:ligatures w14:val="none"/>
         </w:rPr>
-        <w:t>(</w:t>
-      </w:r>
+        <w:t>BiGRU</w:t>
+      </w:r>
+      <w:proofErr w:type="spellEnd"/>
       <w:r>
         <w:rPr>
           <w:rFonts w:ascii="Times New Roman" w:eastAsia="Times New Roman" w:hAnsi="Times New Roman" w:cs="Times New Roman"/>
@@ -6957,7 +8798,7 @@
           <w:lang w:eastAsia="en-GB"/>
           <w14:ligatures w14:val="none"/>
         </w:rPr>
-        <w:t xml:space="preserve">0.9881) to actually fall behind the </w:t>
+        <w:t xml:space="preserve"> suffered a stale data</w:t>
       </w:r>
       <w:r>
         <w:rPr>
@@ -6966,7 +8807,7 @@
           <w:lang w:eastAsia="en-GB"/>
           <w14:ligatures w14:val="none"/>
         </w:rPr>
-        <w:t>standard GRU (</w:t>
+        <w:t xml:space="preserve"> </w:t>
       </w:r>
       <w:r>
         <w:rPr>
@@ -6975,7 +8816,7 @@
           <w:lang w:eastAsia="en-GB"/>
           <w14:ligatures w14:val="none"/>
         </w:rPr>
-        <w:t xml:space="preserve">0.9904). </w:t>
+        <w:t>penalty. Forcing the network to read 30 years of sequences backward assigned heavy mathematical weight to obsolete market mechanics</w:t>
       </w:r>
       <w:r>
         <w:rPr>
@@ -6984,7 +8825,7 @@
           <w:lang w:eastAsia="en-GB"/>
           <w14:ligatures w14:val="none"/>
         </w:rPr>
-        <w:t>On the other hand, the CNN-GRU architecture was found to be the ultimate scaler; through making use of its spatial filter to scale down several decades of market volatility data prior to undergoing recurrent neural network processing, it became the undisputed champion on the 30-year dataset, obtaining a prediction accuracy rating of almost perfection (R² of 0.9942) while keeping the fastest overall training duration of 56.05 seconds.</w:t>
+        <w:t xml:space="preserve">. </w:t>
       </w:r>
       <w:r>
         <w:rPr>
@@ -6993,8 +8834,9 @@
           <w:lang w:eastAsia="en-GB"/>
           <w14:ligatures w14:val="none"/>
         </w:rPr>
-        <w:t xml:space="preserve"> </w:t>
-      </w:r>
+        <w:t xml:space="preserve">Because these older regimes do not reflect modern trading, the </w:t>
+      </w:r>
+      <w:proofErr w:type="spellStart"/>
       <w:r>
         <w:rPr>
           <w:rFonts w:ascii="Times New Roman" w:eastAsia="Times New Roman" w:hAnsi="Times New Roman" w:cs="Times New Roman"/>
@@ -7002,8 +8844,9 @@
           <w:lang w:eastAsia="en-GB"/>
           <w14:ligatures w14:val="none"/>
         </w:rPr>
-        <w:t xml:space="preserve">From both </w:t>
-      </w:r>
+        <w:t>BiGRU's</w:t>
+      </w:r>
+      <w:proofErr w:type="spellEnd"/>
       <w:r>
         <w:rPr>
           <w:rFonts w:ascii="Times New Roman" w:eastAsia="Times New Roman" w:hAnsi="Times New Roman" w:cs="Times New Roman"/>
@@ -7011,26 +8854,133 @@
           <w:lang w:eastAsia="en-GB"/>
           <w14:ligatures w14:val="none"/>
         </w:rPr>
-        <w:t>small-scale</w:t>
-      </w:r>
-      <w:r>
+        <w:t xml:space="preserve"> accuracy actually fell behind the standard GRU on the long-term timeline.</w:t>
+      </w:r>
+    </w:p>
+    <w:p>
+      <w:pPr>
+        <w:pStyle w:val="ListParagraph"/>
+        <w:numPr>
+          <w:ilvl w:val="0"/>
+          <w:numId w:val="43"/>
+        </w:numPr>
+        <w:spacing w:line="276" w:lineRule="auto"/>
+        <w:jc w:val="both"/>
+        <w:rPr>
+          <w:rFonts w:ascii="Times New Roman" w:hAnsi="Times New Roman" w:cs="Times New Roman"/>
+          <w:u w:val="single"/>
+        </w:rPr>
+      </w:pPr>
+      <w:r>
+        <w:rPr>
+          <w:rFonts w:ascii="Times New Roman" w:hAnsi="Times New Roman" w:cs="Times New Roman"/>
+          <w:u w:val="single"/>
+        </w:rPr>
+        <w:t xml:space="preserve">Alternative </w:t>
+      </w:r>
+      <w:r>
+        <w:rPr>
+          <w:rFonts w:ascii="Times New Roman" w:hAnsi="Times New Roman" w:cs="Times New Roman"/>
+          <w:u w:val="single"/>
+        </w:rPr>
+        <w:t>3</w:t>
+      </w:r>
+      <w:r>
+        <w:rPr>
+          <w:rFonts w:ascii="Times New Roman" w:hAnsi="Times New Roman" w:cs="Times New Roman"/>
+          <w:u w:val="single"/>
+        </w:rPr>
+        <w:t>: CNN-GRU</w:t>
+      </w:r>
+    </w:p>
+    <w:p>
+      <w:pPr>
+        <w:spacing w:line="276" w:lineRule="auto"/>
+        <w:ind w:left="720" w:firstLine="720"/>
+        <w:jc w:val="both"/>
+        <w:rPr>
+          <w:rFonts w:ascii="Times New Roman" w:hAnsi="Times New Roman" w:cs="Times New Roman"/>
+        </w:rPr>
+      </w:pPr>
+      <w:r>
+        <w:rPr>
+          <w:rFonts w:ascii="Times New Roman" w:hAnsi="Times New Roman" w:cs="Times New Roman"/>
+        </w:rPr>
+        <w:lastRenderedPageBreak/>
+        <w:t xml:space="preserve">While the CNN-GRU was a strong performer on the 5-year data </w:t>
+      </w:r>
+      <w:r>
+        <w:rPr>
+          <w:rFonts w:ascii="Times New Roman" w:hAnsi="Times New Roman" w:cs="Times New Roman"/>
+        </w:rPr>
+        <w:t xml:space="preserve">with </w:t>
+      </w:r>
+      <w:r>
+        <w:rPr>
+          <w:rFonts w:ascii="Times New Roman" w:hAnsi="Times New Roman" w:cs="Times New Roman"/>
+        </w:rPr>
+        <w:t>R² of 0.9</w:t>
+      </w:r>
+      <w:r>
+        <w:rPr>
+          <w:rFonts w:ascii="Times New Roman" w:hAnsi="Times New Roman" w:cs="Times New Roman"/>
+        </w:rPr>
+        <w:t>0</w:t>
+      </w:r>
+      <w:r>
+        <w:rPr>
+          <w:rFonts w:ascii="Times New Roman" w:hAnsi="Times New Roman" w:cs="Times New Roman"/>
+        </w:rPr>
+        <w:t>, it became the absolute optimal model when exposed to 30 years of data. A 30-year financial history contains decades of erratic market noise. The CNN-GRU's 1D Convolutional layer acted as a spatial filter, mathematically compressing decades of daily micro-fluctuations into clean, dominant macro-trends before the recurrent processing occurred. Consequently, the CNN-GRU achieved near-perfect</w:t>
+      </w:r>
+      <w:r>
+        <w:rPr>
+          <w:rFonts w:ascii="Times New Roman" w:hAnsi="Times New Roman" w:cs="Times New Roman"/>
+        </w:rPr>
+        <w:t xml:space="preserve"> </w:t>
+      </w:r>
+      <w:r>
+        <w:rPr>
+          <w:rFonts w:ascii="Times New Roman" w:hAnsi="Times New Roman" w:cs="Times New Roman"/>
+        </w:rPr>
+        <w:t xml:space="preserve">R² of 0.9942 while maintaining the fastest overall training time </w:t>
+      </w:r>
+      <w:r>
+        <w:rPr>
+          <w:rFonts w:ascii="Times New Roman" w:hAnsi="Times New Roman" w:cs="Times New Roman"/>
+        </w:rPr>
+        <w:t xml:space="preserve">of </w:t>
+      </w:r>
+      <w:r>
+        <w:rPr>
+          <w:rFonts w:ascii="Times New Roman" w:hAnsi="Times New Roman" w:cs="Times New Roman"/>
+        </w:rPr>
+        <w:t>56.05 seconds.</w:t>
+      </w:r>
+    </w:p>
+    <w:p>
+      <w:pPr>
+        <w:spacing w:after="0" w:line="276" w:lineRule="auto"/>
+        <w:jc w:val="both"/>
         <w:rPr>
           <w:rFonts w:ascii="Times New Roman" w:eastAsia="Times New Roman" w:hAnsi="Times New Roman" w:cs="Times New Roman"/>
           <w:kern w:val="0"/>
           <w:lang w:eastAsia="en-GB"/>
           <w14:ligatures w14:val="none"/>
         </w:rPr>
-        <w:t xml:space="preserve"> datasets to large</w:t>
-      </w:r>
-      <w:r>
+      </w:pPr>
+    </w:p>
+    <w:p>
+      <w:pPr>
+        <w:spacing w:after="0" w:line="276" w:lineRule="auto"/>
+        <w:jc w:val="both"/>
         <w:rPr>
           <w:rFonts w:ascii="Times New Roman" w:eastAsia="Times New Roman" w:hAnsi="Times New Roman" w:cs="Times New Roman"/>
           <w:kern w:val="0"/>
           <w:lang w:eastAsia="en-GB"/>
           <w14:ligatures w14:val="none"/>
         </w:rPr>
-        <w:t>-</w:t>
-      </w:r>
+      </w:pPr>
       <w:r>
         <w:rPr>
           <w:rFonts w:ascii="Times New Roman" w:eastAsia="Times New Roman" w:hAnsi="Times New Roman" w:cs="Times New Roman"/>
@@ -7038,7 +8988,45 @@
           <w:lang w:eastAsia="en-GB"/>
           <w14:ligatures w14:val="none"/>
         </w:rPr>
-        <w:t>scale datasets, the conventional LSTM showed consistently poor performance in terms of accuracy and speed compared to GRU models that used gating systems.</w:t>
+        <w:t>When dealing with constrained, short-term datasets, heavy contextual optimization (</w:t>
+      </w:r>
+      <w:proofErr w:type="spellStart"/>
+      <w:r>
+        <w:rPr>
+          <w:rFonts w:ascii="Times New Roman" w:eastAsia="Times New Roman" w:hAnsi="Times New Roman" w:cs="Times New Roman"/>
+          <w:kern w:val="0"/>
+          <w:lang w:eastAsia="en-GB"/>
+          <w14:ligatures w14:val="none"/>
+        </w:rPr>
+        <w:t>BiGRU</w:t>
+      </w:r>
+      <w:proofErr w:type="spellEnd"/>
+      <w:r>
+        <w:rPr>
+          <w:rFonts w:ascii="Times New Roman" w:eastAsia="Times New Roman" w:hAnsi="Times New Roman" w:cs="Times New Roman"/>
+          <w:kern w:val="0"/>
+          <w:lang w:eastAsia="en-GB"/>
+          <w14:ligatures w14:val="none"/>
+        </w:rPr>
+        <w:t xml:space="preserve">) maximizes limited information. However, for massive, multi-decade deployments, noise filtration and data compression (CNN-GRU) </w:t>
+      </w:r>
+      <w:r>
+        <w:rPr>
+          <w:rFonts w:ascii="Times New Roman" w:eastAsia="Times New Roman" w:hAnsi="Times New Roman" w:cs="Times New Roman"/>
+          <w:kern w:val="0"/>
+          <w:lang w:eastAsia="en-GB"/>
+          <w14:ligatures w14:val="none"/>
+        </w:rPr>
+        <w:t>becomes</w:t>
+      </w:r>
+      <w:r>
+        <w:rPr>
+          <w:rFonts w:ascii="Times New Roman" w:eastAsia="Times New Roman" w:hAnsi="Times New Roman" w:cs="Times New Roman"/>
+          <w:kern w:val="0"/>
+          <w:lang w:eastAsia="en-GB"/>
+          <w14:ligatures w14:val="none"/>
+        </w:rPr>
+        <w:t xml:space="preserve"> the absolute priority to perfectly balance elite predictive power with computational efficiency.</w:t>
       </w:r>
     </w:p>
     <w:sectPr>
@@ -8892,6 +10880,97 @@
     </w:lvl>
   </w:abstractNum>
   <w:abstractNum w:abstractNumId="12" w15:restartNumberingAfterBreak="0">
+    <w:nsid w:val="1A810902"/>
+    <w:multiLevelType w:val="hybridMultilevel"/>
+    <w:tmpl w:val="77AEA9E6"/>
+    <w:lvl w:ilvl="0" w:tplc="FFFFFFFF">
+      <w:start w:val="1"/>
+      <w:numFmt w:val="lowerLetter"/>
+      <w:lvlText w:val="%1)"/>
+      <w:lvlJc w:val="left"/>
+      <w:pPr>
+        <w:ind w:left="720" w:hanging="360"/>
+      </w:pPr>
+      <w:rPr>
+        <w:rFonts w:hint="default"/>
+        <w:b w:val="0"/>
+        <w:bCs/>
+      </w:rPr>
+    </w:lvl>
+    <w:lvl w:ilvl="1" w:tplc="FFFFFFFF" w:tentative="1">
+      <w:start w:val="1"/>
+      <w:numFmt w:val="lowerLetter"/>
+      <w:lvlText w:val="%2."/>
+      <w:lvlJc w:val="left"/>
+      <w:pPr>
+        <w:ind w:left="1440" w:hanging="360"/>
+      </w:pPr>
+    </w:lvl>
+    <w:lvl w:ilvl="2" w:tplc="FFFFFFFF" w:tentative="1">
+      <w:start w:val="1"/>
+      <w:numFmt w:val="lowerRoman"/>
+      <w:lvlText w:val="%3."/>
+      <w:lvlJc w:val="right"/>
+      <w:pPr>
+        <w:ind w:left="2160" w:hanging="180"/>
+      </w:pPr>
+    </w:lvl>
+    <w:lvl w:ilvl="3" w:tplc="FFFFFFFF" w:tentative="1">
+      <w:start w:val="1"/>
+      <w:numFmt w:val="decimal"/>
+      <w:lvlText w:val="%4."/>
+      <w:lvlJc w:val="left"/>
+      <w:pPr>
+        <w:ind w:left="2880" w:hanging="360"/>
+      </w:pPr>
+    </w:lvl>
+    <w:lvl w:ilvl="4" w:tplc="FFFFFFFF" w:tentative="1">
+      <w:start w:val="1"/>
+      <w:numFmt w:val="lowerLetter"/>
+      <w:lvlText w:val="%5."/>
+      <w:lvlJc w:val="left"/>
+      <w:pPr>
+        <w:ind w:left="3600" w:hanging="360"/>
+      </w:pPr>
+    </w:lvl>
+    <w:lvl w:ilvl="5" w:tplc="FFFFFFFF" w:tentative="1">
+      <w:start w:val="1"/>
+      <w:numFmt w:val="lowerRoman"/>
+      <w:lvlText w:val="%6."/>
+      <w:lvlJc w:val="right"/>
+      <w:pPr>
+        <w:ind w:left="4320" w:hanging="180"/>
+      </w:pPr>
+    </w:lvl>
+    <w:lvl w:ilvl="6" w:tplc="FFFFFFFF" w:tentative="1">
+      <w:start w:val="1"/>
+      <w:numFmt w:val="decimal"/>
+      <w:lvlText w:val="%7."/>
+      <w:lvlJc w:val="left"/>
+      <w:pPr>
+        <w:ind w:left="5040" w:hanging="360"/>
+      </w:pPr>
+    </w:lvl>
+    <w:lvl w:ilvl="7" w:tplc="FFFFFFFF" w:tentative="1">
+      <w:start w:val="1"/>
+      <w:numFmt w:val="lowerLetter"/>
+      <w:lvlText w:val="%8."/>
+      <w:lvlJc w:val="left"/>
+      <w:pPr>
+        <w:ind w:left="5760" w:hanging="360"/>
+      </w:pPr>
+    </w:lvl>
+    <w:lvl w:ilvl="8" w:tplc="FFFFFFFF" w:tentative="1">
+      <w:start w:val="1"/>
+      <w:numFmt w:val="lowerRoman"/>
+      <w:lvlText w:val="%9."/>
+      <w:lvlJc w:val="right"/>
+      <w:pPr>
+        <w:ind w:left="6480" w:hanging="180"/>
+      </w:pPr>
+    </w:lvl>
+  </w:abstractNum>
+  <w:abstractNum w:abstractNumId="13" w15:restartNumberingAfterBreak="0">
     <w:nsid w:val="1DC013B7"/>
     <w:multiLevelType w:val="multilevel"/>
     <w:tmpl w:val="FF86469A"/>
@@ -9004,7 +11083,7 @@
       </w:pPr>
     </w:lvl>
   </w:abstractNum>
-  <w:abstractNum w:abstractNumId="13" w15:restartNumberingAfterBreak="0">
+  <w:abstractNum w:abstractNumId="14" w15:restartNumberingAfterBreak="0">
     <w:nsid w:val="1EAE23E0"/>
     <w:multiLevelType w:val="multilevel"/>
     <w:tmpl w:val="755A8AFA"/>
@@ -9145,7 +11224,7 @@
       </w:rPr>
     </w:lvl>
   </w:abstractNum>
-  <w:abstractNum w:abstractNumId="14" w15:restartNumberingAfterBreak="0">
+  <w:abstractNum w:abstractNumId="15" w15:restartNumberingAfterBreak="0">
     <w:nsid w:val="29BF3F13"/>
     <w:multiLevelType w:val="multilevel"/>
     <w:tmpl w:val="EAE03EDE"/>
@@ -9294,7 +11373,7 @@
       </w:rPr>
     </w:lvl>
   </w:abstractNum>
-  <w:abstractNum w:abstractNumId="15" w15:restartNumberingAfterBreak="0">
+  <w:abstractNum w:abstractNumId="16" w15:restartNumberingAfterBreak="0">
     <w:nsid w:val="2A8B46AE"/>
     <w:multiLevelType w:val="multilevel"/>
     <w:tmpl w:val="99BAFA90"/>
@@ -9443,7 +11522,7 @@
       </w:rPr>
     </w:lvl>
   </w:abstractNum>
-  <w:abstractNum w:abstractNumId="16" w15:restartNumberingAfterBreak="0">
+  <w:abstractNum w:abstractNumId="17" w15:restartNumberingAfterBreak="0">
     <w:nsid w:val="2F4B189F"/>
     <w:multiLevelType w:val="multilevel"/>
     <w:tmpl w:val="F754DBEA"/>
@@ -9588,7 +11667,7 @@
       </w:rPr>
     </w:lvl>
   </w:abstractNum>
-  <w:abstractNum w:abstractNumId="17" w15:restartNumberingAfterBreak="0">
+  <w:abstractNum w:abstractNumId="18" w15:restartNumberingAfterBreak="0">
     <w:nsid w:val="362B5B35"/>
     <w:multiLevelType w:val="multilevel"/>
     <w:tmpl w:val="EF2ABDC0"/>
@@ -9738,7 +11817,7 @@
       </w:rPr>
     </w:lvl>
   </w:abstractNum>
-  <w:abstractNum w:abstractNumId="18" w15:restartNumberingAfterBreak="0">
+  <w:abstractNum w:abstractNumId="19" w15:restartNumberingAfterBreak="0">
     <w:nsid w:val="36C14919"/>
     <w:multiLevelType w:val="multilevel"/>
     <w:tmpl w:val="33C2F8EA"/>
@@ -9887,7 +11966,7 @@
       </w:rPr>
     </w:lvl>
   </w:abstractNum>
-  <w:abstractNum w:abstractNumId="19" w15:restartNumberingAfterBreak="0">
+  <w:abstractNum w:abstractNumId="20" w15:restartNumberingAfterBreak="0">
     <w:nsid w:val="37D2242B"/>
     <w:multiLevelType w:val="multilevel"/>
     <w:tmpl w:val="5AD8A0E2"/>
@@ -10036,7 +12115,7 @@
       </w:rPr>
     </w:lvl>
   </w:abstractNum>
-  <w:abstractNum w:abstractNumId="20" w15:restartNumberingAfterBreak="0">
+  <w:abstractNum w:abstractNumId="21" w15:restartNumberingAfterBreak="0">
     <w:nsid w:val="412D2646"/>
     <w:multiLevelType w:val="multilevel"/>
     <w:tmpl w:val="0FFCB168"/>
@@ -10185,7 +12264,7 @@
       </w:rPr>
     </w:lvl>
   </w:abstractNum>
-  <w:abstractNum w:abstractNumId="21" w15:restartNumberingAfterBreak="0">
+  <w:abstractNum w:abstractNumId="22" w15:restartNumberingAfterBreak="0">
     <w:nsid w:val="420C7F13"/>
     <w:multiLevelType w:val="hybridMultilevel"/>
     <w:tmpl w:val="77AEA9E6"/>
@@ -10276,7 +12355,7 @@
       </w:pPr>
     </w:lvl>
   </w:abstractNum>
-  <w:abstractNum w:abstractNumId="22" w15:restartNumberingAfterBreak="0">
+  <w:abstractNum w:abstractNumId="23" w15:restartNumberingAfterBreak="0">
     <w:nsid w:val="46597623"/>
     <w:multiLevelType w:val="multilevel"/>
     <w:tmpl w:val="B99AC400"/>
@@ -10425,7 +12504,7 @@
       </w:rPr>
     </w:lvl>
   </w:abstractNum>
-  <w:abstractNum w:abstractNumId="23" w15:restartNumberingAfterBreak="0">
+  <w:abstractNum w:abstractNumId="24" w15:restartNumberingAfterBreak="0">
     <w:nsid w:val="5097686E"/>
     <w:multiLevelType w:val="multilevel"/>
     <w:tmpl w:val="1AF8E986"/>
@@ -10574,7 +12653,7 @@
       </w:rPr>
     </w:lvl>
   </w:abstractNum>
-  <w:abstractNum w:abstractNumId="24" w15:restartNumberingAfterBreak="0">
+  <w:abstractNum w:abstractNumId="25" w15:restartNumberingAfterBreak="0">
     <w:nsid w:val="555156A0"/>
     <w:multiLevelType w:val="multilevel"/>
     <w:tmpl w:val="045A4ECA"/>
@@ -10723,7 +12802,7 @@
       </w:rPr>
     </w:lvl>
   </w:abstractNum>
-  <w:abstractNum w:abstractNumId="25" w15:restartNumberingAfterBreak="0">
+  <w:abstractNum w:abstractNumId="26" w15:restartNumberingAfterBreak="0">
     <w:nsid w:val="56D61256"/>
     <w:multiLevelType w:val="multilevel"/>
     <w:tmpl w:val="24E49D9E"/>
@@ -10872,7 +12951,7 @@
       </w:rPr>
     </w:lvl>
   </w:abstractNum>
-  <w:abstractNum w:abstractNumId="26" w15:restartNumberingAfterBreak="0">
+  <w:abstractNum w:abstractNumId="27" w15:restartNumberingAfterBreak="0">
     <w:nsid w:val="582F589C"/>
     <w:multiLevelType w:val="hybridMultilevel"/>
     <w:tmpl w:val="77AEA9E6"/>
@@ -10963,7 +13042,7 @@
       </w:pPr>
     </w:lvl>
   </w:abstractNum>
-  <w:abstractNum w:abstractNumId="27" w15:restartNumberingAfterBreak="0">
+  <w:abstractNum w:abstractNumId="28" w15:restartNumberingAfterBreak="0">
     <w:nsid w:val="5A6F1988"/>
     <w:multiLevelType w:val="multilevel"/>
     <w:tmpl w:val="F754DBEA"/>
@@ -11108,7 +13187,7 @@
       </w:rPr>
     </w:lvl>
   </w:abstractNum>
-  <w:abstractNum w:abstractNumId="28" w15:restartNumberingAfterBreak="0">
+  <w:abstractNum w:abstractNumId="29" w15:restartNumberingAfterBreak="0">
     <w:nsid w:val="5ADF571A"/>
     <w:multiLevelType w:val="multilevel"/>
     <w:tmpl w:val="72C68646"/>
@@ -11257,7 +13336,7 @@
       </w:rPr>
     </w:lvl>
   </w:abstractNum>
-  <w:abstractNum w:abstractNumId="29" w15:restartNumberingAfterBreak="0">
+  <w:abstractNum w:abstractNumId="30" w15:restartNumberingAfterBreak="0">
     <w:nsid w:val="5DAD7702"/>
     <w:multiLevelType w:val="multilevel"/>
     <w:tmpl w:val="B0CAE94E"/>
@@ -11406,7 +13485,7 @@
       </w:rPr>
     </w:lvl>
   </w:abstractNum>
-  <w:abstractNum w:abstractNumId="30" w15:restartNumberingAfterBreak="0">
+  <w:abstractNum w:abstractNumId="31" w15:restartNumberingAfterBreak="0">
     <w:nsid w:val="5F395C47"/>
     <w:multiLevelType w:val="multilevel"/>
     <w:tmpl w:val="901AE044"/>
@@ -11555,7 +13634,7 @@
       </w:rPr>
     </w:lvl>
   </w:abstractNum>
-  <w:abstractNum w:abstractNumId="31" w15:restartNumberingAfterBreak="0">
+  <w:abstractNum w:abstractNumId="32" w15:restartNumberingAfterBreak="0">
     <w:nsid w:val="6D301CEA"/>
     <w:multiLevelType w:val="multilevel"/>
     <w:tmpl w:val="D7DCD4C2"/>
@@ -11704,7 +13783,7 @@
       </w:rPr>
     </w:lvl>
   </w:abstractNum>
-  <w:abstractNum w:abstractNumId="32" w15:restartNumberingAfterBreak="0">
+  <w:abstractNum w:abstractNumId="33" w15:restartNumberingAfterBreak="0">
     <w:nsid w:val="724D36FB"/>
     <w:multiLevelType w:val="multilevel"/>
     <w:tmpl w:val="09904DC4"/>
@@ -11853,7 +13932,7 @@
       </w:rPr>
     </w:lvl>
   </w:abstractNum>
-  <w:abstractNum w:abstractNumId="33" w15:restartNumberingAfterBreak="0">
+  <w:abstractNum w:abstractNumId="34" w15:restartNumberingAfterBreak="0">
     <w:nsid w:val="72A15D4C"/>
     <w:multiLevelType w:val="multilevel"/>
     <w:tmpl w:val="CEAC1254"/>
@@ -12002,7 +14081,98 @@
       </w:rPr>
     </w:lvl>
   </w:abstractNum>
-  <w:abstractNum w:abstractNumId="34" w15:restartNumberingAfterBreak="0">
+  <w:abstractNum w:abstractNumId="35" w15:restartNumberingAfterBreak="0">
+    <w:nsid w:val="72FB6601"/>
+    <w:multiLevelType w:val="hybridMultilevel"/>
+    <w:tmpl w:val="FF7864D2"/>
+    <w:lvl w:ilvl="0" w:tplc="47E0E03C">
+      <w:start w:val="1"/>
+      <w:numFmt w:val="lowerLetter"/>
+      <w:lvlText w:val="%1)"/>
+      <w:lvlJc w:val="left"/>
+      <w:pPr>
+        <w:ind w:left="720" w:hanging="360"/>
+      </w:pPr>
+      <w:rPr>
+        <w:rFonts w:hint="default"/>
+        <w:b w:val="0"/>
+        <w:bCs/>
+      </w:rPr>
+    </w:lvl>
+    <w:lvl w:ilvl="1" w:tplc="08090019" w:tentative="1">
+      <w:start w:val="1"/>
+      <w:numFmt w:val="lowerLetter"/>
+      <w:lvlText w:val="%2."/>
+      <w:lvlJc w:val="left"/>
+      <w:pPr>
+        <w:ind w:left="1440" w:hanging="360"/>
+      </w:pPr>
+    </w:lvl>
+    <w:lvl w:ilvl="2" w:tplc="0809001B" w:tentative="1">
+      <w:start w:val="1"/>
+      <w:numFmt w:val="lowerRoman"/>
+      <w:lvlText w:val="%3."/>
+      <w:lvlJc w:val="right"/>
+      <w:pPr>
+        <w:ind w:left="2160" w:hanging="180"/>
+      </w:pPr>
+    </w:lvl>
+    <w:lvl w:ilvl="3" w:tplc="0809000F" w:tentative="1">
+      <w:start w:val="1"/>
+      <w:numFmt w:val="decimal"/>
+      <w:lvlText w:val="%4."/>
+      <w:lvlJc w:val="left"/>
+      <w:pPr>
+        <w:ind w:left="2880" w:hanging="360"/>
+      </w:pPr>
+    </w:lvl>
+    <w:lvl w:ilvl="4" w:tplc="08090019" w:tentative="1">
+      <w:start w:val="1"/>
+      <w:numFmt w:val="lowerLetter"/>
+      <w:lvlText w:val="%5."/>
+      <w:lvlJc w:val="left"/>
+      <w:pPr>
+        <w:ind w:left="3600" w:hanging="360"/>
+      </w:pPr>
+    </w:lvl>
+    <w:lvl w:ilvl="5" w:tplc="0809001B" w:tentative="1">
+      <w:start w:val="1"/>
+      <w:numFmt w:val="lowerRoman"/>
+      <w:lvlText w:val="%6."/>
+      <w:lvlJc w:val="right"/>
+      <w:pPr>
+        <w:ind w:left="4320" w:hanging="180"/>
+      </w:pPr>
+    </w:lvl>
+    <w:lvl w:ilvl="6" w:tplc="0809000F" w:tentative="1">
+      <w:start w:val="1"/>
+      <w:numFmt w:val="decimal"/>
+      <w:lvlText w:val="%7."/>
+      <w:lvlJc w:val="left"/>
+      <w:pPr>
+        <w:ind w:left="5040" w:hanging="360"/>
+      </w:pPr>
+    </w:lvl>
+    <w:lvl w:ilvl="7" w:tplc="08090019" w:tentative="1">
+      <w:start w:val="1"/>
+      <w:numFmt w:val="lowerLetter"/>
+      <w:lvlText w:val="%8."/>
+      <w:lvlJc w:val="left"/>
+      <w:pPr>
+        <w:ind w:left="5760" w:hanging="360"/>
+      </w:pPr>
+    </w:lvl>
+    <w:lvl w:ilvl="8" w:tplc="0809001B" w:tentative="1">
+      <w:start w:val="1"/>
+      <w:numFmt w:val="lowerRoman"/>
+      <w:lvlText w:val="%9."/>
+      <w:lvlJc w:val="right"/>
+      <w:pPr>
+        <w:ind w:left="6480" w:hanging="180"/>
+      </w:pPr>
+    </w:lvl>
+  </w:abstractNum>
+  <w:abstractNum w:abstractNumId="36" w15:restartNumberingAfterBreak="0">
     <w:nsid w:val="79340F0D"/>
     <w:multiLevelType w:val="multilevel"/>
     <w:tmpl w:val="49CEF6C4"/>
@@ -12151,7 +14321,156 @@
       </w:rPr>
     </w:lvl>
   </w:abstractNum>
-  <w:abstractNum w:abstractNumId="35" w15:restartNumberingAfterBreak="0">
+  <w:abstractNum w:abstractNumId="37" w15:restartNumberingAfterBreak="0">
+    <w:nsid w:val="7A9161CB"/>
+    <w:multiLevelType w:val="multilevel"/>
+    <w:tmpl w:val="27E6F166"/>
+    <w:lvl w:ilvl="0">
+      <w:start w:val="1"/>
+      <w:numFmt w:val="lowerLetter"/>
+      <w:lvlText w:val="%1)"/>
+      <w:lvlJc w:val="left"/>
+      <w:pPr>
+        <w:tabs>
+          <w:tab w:val="num" w:pos="720"/>
+        </w:tabs>
+        <w:ind w:left="720" w:hanging="360"/>
+      </w:pPr>
+      <w:rPr>
+        <w:rFonts w:ascii="Times New Roman" w:eastAsia="Times New Roman" w:hAnsi="Times New Roman" w:cs="Times New Roman"/>
+        <w:sz w:val="20"/>
+      </w:rPr>
+    </w:lvl>
+    <w:lvl w:ilvl="1" w:tentative="1">
+      <w:start w:val="1"/>
+      <w:numFmt w:val="bullet"/>
+      <w:lvlText w:val="o"/>
+      <w:lvlJc w:val="left"/>
+      <w:pPr>
+        <w:tabs>
+          <w:tab w:val="num" w:pos="1440"/>
+        </w:tabs>
+        <w:ind w:left="1440" w:hanging="360"/>
+      </w:pPr>
+      <w:rPr>
+        <w:rFonts w:ascii="Courier New" w:hAnsi="Courier New" w:hint="default"/>
+        <w:sz w:val="20"/>
+      </w:rPr>
+    </w:lvl>
+    <w:lvl w:ilvl="2" w:tentative="1">
+      <w:start w:val="1"/>
+      <w:numFmt w:val="bullet"/>
+      <w:lvlText w:val=""/>
+      <w:lvlJc w:val="left"/>
+      <w:pPr>
+        <w:tabs>
+          <w:tab w:val="num" w:pos="2160"/>
+        </w:tabs>
+        <w:ind w:left="2160" w:hanging="360"/>
+      </w:pPr>
+      <w:rPr>
+        <w:rFonts w:ascii="Wingdings" w:hAnsi="Wingdings" w:hint="default"/>
+        <w:sz w:val="20"/>
+      </w:rPr>
+    </w:lvl>
+    <w:lvl w:ilvl="3" w:tentative="1">
+      <w:start w:val="1"/>
+      <w:numFmt w:val="bullet"/>
+      <w:lvlText w:val=""/>
+      <w:lvlJc w:val="left"/>
+      <w:pPr>
+        <w:tabs>
+          <w:tab w:val="num" w:pos="2880"/>
+        </w:tabs>
+        <w:ind w:left="2880" w:hanging="360"/>
+      </w:pPr>
+      <w:rPr>
+        <w:rFonts w:ascii="Wingdings" w:hAnsi="Wingdings" w:hint="default"/>
+        <w:sz w:val="20"/>
+      </w:rPr>
+    </w:lvl>
+    <w:lvl w:ilvl="4" w:tentative="1">
+      <w:start w:val="1"/>
+      <w:numFmt w:val="bullet"/>
+      <w:lvlText w:val=""/>
+      <w:lvlJc w:val="left"/>
+      <w:pPr>
+        <w:tabs>
+          <w:tab w:val="num" w:pos="3600"/>
+        </w:tabs>
+        <w:ind w:left="3600" w:hanging="360"/>
+      </w:pPr>
+      <w:rPr>
+        <w:rFonts w:ascii="Wingdings" w:hAnsi="Wingdings" w:hint="default"/>
+        <w:sz w:val="20"/>
+      </w:rPr>
+    </w:lvl>
+    <w:lvl w:ilvl="5" w:tentative="1">
+      <w:start w:val="1"/>
+      <w:numFmt w:val="bullet"/>
+      <w:lvlText w:val=""/>
+      <w:lvlJc w:val="left"/>
+      <w:pPr>
+        <w:tabs>
+          <w:tab w:val="num" w:pos="4320"/>
+        </w:tabs>
+        <w:ind w:left="4320" w:hanging="360"/>
+      </w:pPr>
+      <w:rPr>
+        <w:rFonts w:ascii="Wingdings" w:hAnsi="Wingdings" w:hint="default"/>
+        <w:sz w:val="20"/>
+      </w:rPr>
+    </w:lvl>
+    <w:lvl w:ilvl="6" w:tentative="1">
+      <w:start w:val="1"/>
+      <w:numFmt w:val="bullet"/>
+      <w:lvlText w:val=""/>
+      <w:lvlJc w:val="left"/>
+      <w:pPr>
+        <w:tabs>
+          <w:tab w:val="num" w:pos="5040"/>
+        </w:tabs>
+        <w:ind w:left="5040" w:hanging="360"/>
+      </w:pPr>
+      <w:rPr>
+        <w:rFonts w:ascii="Wingdings" w:hAnsi="Wingdings" w:hint="default"/>
+        <w:sz w:val="20"/>
+      </w:rPr>
+    </w:lvl>
+    <w:lvl w:ilvl="7" w:tentative="1">
+      <w:start w:val="1"/>
+      <w:numFmt w:val="bullet"/>
+      <w:lvlText w:val=""/>
+      <w:lvlJc w:val="left"/>
+      <w:pPr>
+        <w:tabs>
+          <w:tab w:val="num" w:pos="5760"/>
+        </w:tabs>
+        <w:ind w:left="5760" w:hanging="360"/>
+      </w:pPr>
+      <w:rPr>
+        <w:rFonts w:ascii="Wingdings" w:hAnsi="Wingdings" w:hint="default"/>
+        <w:sz w:val="20"/>
+      </w:rPr>
+    </w:lvl>
+    <w:lvl w:ilvl="8" w:tentative="1">
+      <w:start w:val="1"/>
+      <w:numFmt w:val="bullet"/>
+      <w:lvlText w:val=""/>
+      <w:lvlJc w:val="left"/>
+      <w:pPr>
+        <w:tabs>
+          <w:tab w:val="num" w:pos="6480"/>
+        </w:tabs>
+        <w:ind w:left="6480" w:hanging="360"/>
+      </w:pPr>
+      <w:rPr>
+        <w:rFonts w:ascii="Wingdings" w:hAnsi="Wingdings" w:hint="default"/>
+        <w:sz w:val="20"/>
+      </w:rPr>
+    </w:lvl>
+  </w:abstractNum>
+  <w:abstractNum w:abstractNumId="38" w15:restartNumberingAfterBreak="0">
     <w:nsid w:val="7B577F0C"/>
     <w:multiLevelType w:val="multilevel"/>
     <w:tmpl w:val="84CE5E4C"/>
@@ -12300,7 +14619,7 @@
       </w:rPr>
     </w:lvl>
   </w:abstractNum>
-  <w:abstractNum w:abstractNumId="36" w15:restartNumberingAfterBreak="0">
+  <w:abstractNum w:abstractNumId="39" w15:restartNumberingAfterBreak="0">
     <w:nsid w:val="7BD57CB8"/>
     <w:multiLevelType w:val="hybridMultilevel"/>
     <w:tmpl w:val="F1C6D6BA"/>
@@ -12389,7 +14708,7 @@
       </w:pPr>
     </w:lvl>
   </w:abstractNum>
-  <w:abstractNum w:abstractNumId="37" w15:restartNumberingAfterBreak="0">
+  <w:abstractNum w:abstractNumId="40" w15:restartNumberingAfterBreak="0">
     <w:nsid w:val="7C115C3D"/>
     <w:multiLevelType w:val="hybridMultilevel"/>
     <w:tmpl w:val="C8F039BC"/>
@@ -12478,7 +14797,7 @@
       </w:pPr>
     </w:lvl>
   </w:abstractNum>
-  <w:abstractNum w:abstractNumId="38" w15:restartNumberingAfterBreak="0">
+  <w:abstractNum w:abstractNumId="41" w15:restartNumberingAfterBreak="0">
     <w:nsid w:val="7D672B9E"/>
     <w:multiLevelType w:val="multilevel"/>
     <w:tmpl w:val="316087D2"/>
@@ -12627,7 +14946,7 @@
       </w:rPr>
     </w:lvl>
   </w:abstractNum>
-  <w:abstractNum w:abstractNumId="39" w15:restartNumberingAfterBreak="0">
+  <w:abstractNum w:abstractNumId="42" w15:restartNumberingAfterBreak="0">
     <w:nsid w:val="7D9229BC"/>
     <w:multiLevelType w:val="multilevel"/>
     <w:tmpl w:val="89AE7F18"/>
@@ -12783,76 +15102,76 @@
     <w:abstractNumId w:val="7"/>
   </w:num>
   <w:num w:numId="3" w16cid:durableId="764692324">
-    <w:abstractNumId w:val="16"/>
+    <w:abstractNumId w:val="17"/>
   </w:num>
   <w:num w:numId="4" w16cid:durableId="120004129">
-    <w:abstractNumId w:val="12"/>
+    <w:abstractNumId w:val="13"/>
   </w:num>
   <w:num w:numId="5" w16cid:durableId="1863274719">
     <w:abstractNumId w:val="10"/>
   </w:num>
   <w:num w:numId="6" w16cid:durableId="1182663902">
-    <w:abstractNumId w:val="27"/>
+    <w:abstractNumId w:val="28"/>
   </w:num>
   <w:num w:numId="7" w16cid:durableId="667516513">
-    <w:abstractNumId w:val="13"/>
+    <w:abstractNumId w:val="14"/>
   </w:num>
   <w:num w:numId="8" w16cid:durableId="78408103">
     <w:abstractNumId w:val="4"/>
   </w:num>
   <w:num w:numId="9" w16cid:durableId="1998075934">
-    <w:abstractNumId w:val="32"/>
+    <w:abstractNumId w:val="33"/>
   </w:num>
   <w:num w:numId="10" w16cid:durableId="535385064">
     <w:abstractNumId w:val="9"/>
   </w:num>
   <w:num w:numId="11" w16cid:durableId="859318227">
-    <w:abstractNumId w:val="23"/>
+    <w:abstractNumId w:val="24"/>
   </w:num>
   <w:num w:numId="12" w16cid:durableId="1508639374">
     <w:abstractNumId w:val="5"/>
   </w:num>
   <w:num w:numId="13" w16cid:durableId="1175458251">
-    <w:abstractNumId w:val="20"/>
+    <w:abstractNumId w:val="21"/>
   </w:num>
   <w:num w:numId="14" w16cid:durableId="1372532001">
-    <w:abstractNumId w:val="28"/>
+    <w:abstractNumId w:val="29"/>
   </w:num>
   <w:num w:numId="15" w16cid:durableId="1993094017">
-    <w:abstractNumId w:val="38"/>
+    <w:abstractNumId w:val="41"/>
   </w:num>
   <w:num w:numId="16" w16cid:durableId="1800875593">
     <w:abstractNumId w:val="3"/>
   </w:num>
   <w:num w:numId="17" w16cid:durableId="438373945">
-    <w:abstractNumId w:val="24"/>
+    <w:abstractNumId w:val="25"/>
   </w:num>
   <w:num w:numId="18" w16cid:durableId="726152021">
-    <w:abstractNumId w:val="34"/>
+    <w:abstractNumId w:val="36"/>
   </w:num>
   <w:num w:numId="19" w16cid:durableId="2070419003">
     <w:abstractNumId w:val="1"/>
   </w:num>
   <w:num w:numId="20" w16cid:durableId="1469469695">
-    <w:abstractNumId w:val="22"/>
+    <w:abstractNumId w:val="23"/>
   </w:num>
   <w:num w:numId="21" w16cid:durableId="1482771858">
-    <w:abstractNumId w:val="18"/>
+    <w:abstractNumId w:val="19"/>
   </w:num>
   <w:num w:numId="22" w16cid:durableId="359623924">
-    <w:abstractNumId w:val="15"/>
+    <w:abstractNumId w:val="16"/>
   </w:num>
   <w:num w:numId="23" w16cid:durableId="2099791504">
     <w:abstractNumId w:val="8"/>
   </w:num>
   <w:num w:numId="24" w16cid:durableId="856819001">
-    <w:abstractNumId w:val="25"/>
+    <w:abstractNumId w:val="26"/>
   </w:num>
   <w:num w:numId="25" w16cid:durableId="579369179">
-    <w:abstractNumId w:val="39"/>
+    <w:abstractNumId w:val="42"/>
   </w:num>
   <w:num w:numId="26" w16cid:durableId="1440178433">
-    <w:abstractNumId w:val="19"/>
+    <w:abstractNumId w:val="20"/>
   </w:num>
   <w:num w:numId="27" w16cid:durableId="455099149">
     <w:abstractNumId w:val="2"/>
@@ -12861,40 +15180,49 @@
     <w:abstractNumId w:val="11"/>
   </w:num>
   <w:num w:numId="29" w16cid:durableId="363214891">
-    <w:abstractNumId w:val="14"/>
+    <w:abstractNumId w:val="15"/>
   </w:num>
   <w:num w:numId="30" w16cid:durableId="2107572235">
-    <w:abstractNumId w:val="35"/>
+    <w:abstractNumId w:val="38"/>
   </w:num>
   <w:num w:numId="31" w16cid:durableId="1239562186">
-    <w:abstractNumId w:val="36"/>
+    <w:abstractNumId w:val="39"/>
   </w:num>
   <w:num w:numId="32" w16cid:durableId="305471579">
-    <w:abstractNumId w:val="30"/>
+    <w:abstractNumId w:val="31"/>
   </w:num>
   <w:num w:numId="33" w16cid:durableId="779953989">
-    <w:abstractNumId w:val="33"/>
+    <w:abstractNumId w:val="34"/>
   </w:num>
   <w:num w:numId="34" w16cid:durableId="1489908036">
     <w:abstractNumId w:val="0"/>
   </w:num>
   <w:num w:numId="35" w16cid:durableId="1059791906">
-    <w:abstractNumId w:val="17"/>
+    <w:abstractNumId w:val="18"/>
   </w:num>
   <w:num w:numId="36" w16cid:durableId="81265980">
-    <w:abstractNumId w:val="29"/>
+    <w:abstractNumId w:val="30"/>
   </w:num>
   <w:num w:numId="37" w16cid:durableId="1338190870">
-    <w:abstractNumId w:val="31"/>
+    <w:abstractNumId w:val="32"/>
   </w:num>
   <w:num w:numId="38" w16cid:durableId="1090590019">
+    <w:abstractNumId w:val="40"/>
+  </w:num>
+  <w:num w:numId="39" w16cid:durableId="1361780801">
+    <w:abstractNumId w:val="22"/>
+  </w:num>
+  <w:num w:numId="40" w16cid:durableId="681127340">
+    <w:abstractNumId w:val="27"/>
+  </w:num>
+  <w:num w:numId="41" w16cid:durableId="2062319247">
     <w:abstractNumId w:val="37"/>
   </w:num>
-  <w:num w:numId="39" w16cid:durableId="1361780801">
-    <w:abstractNumId w:val="21"/>
+  <w:num w:numId="42" w16cid:durableId="642927919">
+    <w:abstractNumId w:val="35"/>
   </w:num>
-  <w:num w:numId="40" w16cid:durableId="681127340">
-    <w:abstractNumId w:val="26"/>
+  <w:num w:numId="43" w16cid:durableId="1346521285">
+    <w:abstractNumId w:val="12"/>
   </w:num>
 </w:numbering>
 </file>
@@ -13299,7 +15627,7 @@
   <w:style w:type="paragraph" w:default="1" w:styleId="Normal">
     <w:name w:val="Normal"/>
     <w:qFormat/>
-    <w:rsid w:val="00F728AD"/>
+    <w:rsid w:val="00EC36E6"/>
   </w:style>
   <w:style w:type="paragraph" w:styleId="Heading1">
     <w:name w:val="heading 1"/>
@@ -13502,7 +15830,6 @@
   <w:style w:type="character" w:default="1" w:styleId="DefaultParagraphFont">
     <w:name w:val="Default Paragraph Font"/>
     <w:uiPriority w:val="1"/>
-    <w:semiHidden/>
     <w:unhideWhenUsed/>
   </w:style>
   <w:style w:type="table" w:default="1" w:styleId="TableNormal">

--- a/FSA1_Bukhari.docx
+++ b/FSA1_Bukhari.docx
@@ -581,6 +581,15 @@
     </w:p>
     <w:sdt>
       <w:sdtPr>
+        <w:rPr>
+          <w:rFonts w:asciiTheme="minorHAnsi" w:eastAsiaTheme="minorHAnsi" w:hAnsiTheme="minorHAnsi" w:cstheme="minorBidi"/>
+          <w:color w:val="auto"/>
+          <w:kern w:val="2"/>
+          <w:sz w:val="24"/>
+          <w:szCs w:val="24"/>
+          <w:lang w:val="en-GB"/>
+          <w14:ligatures w14:val="standardContextual"/>
+        </w:rPr>
         <w:id w:val="1496073725"/>
         <w:docPartObj>
           <w:docPartGallery w:val="Table of Contents"/>
@@ -589,16 +598,9 @@
       </w:sdtPr>
       <w:sdtEndPr>
         <w:rPr>
-          <w:rFonts w:asciiTheme="minorHAnsi" w:eastAsiaTheme="minorHAnsi" w:hAnsiTheme="minorHAnsi" w:cstheme="minorBidi"/>
           <w:b/>
           <w:bCs/>
           <w:noProof/>
-          <w:color w:val="auto"/>
-          <w:kern w:val="2"/>
-          <w:sz w:val="24"/>
-          <w:szCs w:val="24"/>
-          <w:lang w:val="en-GB"/>
-          <w14:ligatures w14:val="standardContextual"/>
         </w:rPr>
       </w:sdtEndPr>
       <w:sdtContent>
@@ -631,7 +633,7 @@
           <w:r>
             <w:fldChar w:fldCharType="separate"/>
           </w:r>
-          <w:hyperlink w:anchor="_Toc232701022" w:history="1">
+          <w:hyperlink w:anchor="_Toc232721343" w:history="1">
             <w:r>
               <w:rPr>
                 <w:rStyle w:val="Hyperlink"/>
@@ -666,7 +668,7 @@
                 <w:noProof/>
                 <w:webHidden/>
               </w:rPr>
-              <w:instrText xml:space="preserve"> PAGEREF _Toc232701022 \h </w:instrText>
+              <w:instrText xml:space="preserve"> PAGEREF _Toc232721343 \h </w:instrText>
             </w:r>
             <w:r>
               <w:rPr>
@@ -709,7 +711,7 @@
               <w:lang w:eastAsia="en-GB"/>
             </w:rPr>
           </w:pPr>
-          <w:hyperlink w:anchor="_Toc232701023" w:history="1">
+          <w:hyperlink w:anchor="_Toc232721344" w:history="1">
             <w:r>
               <w:rPr>
                 <w:rStyle w:val="Hyperlink"/>
@@ -736,7 +738,7 @@
                 <w:noProof/>
                 <w:webHidden/>
               </w:rPr>
-              <w:instrText xml:space="preserve"> PAGEREF _Toc232701023 \h </w:instrText>
+              <w:instrText xml:space="preserve"> PAGEREF _Toc232721344 \h </w:instrText>
             </w:r>
             <w:r>
               <w:rPr>
@@ -779,7 +781,7 @@
               <w:lang w:eastAsia="en-GB"/>
             </w:rPr>
           </w:pPr>
-          <w:hyperlink w:anchor="_Toc232701024" w:history="1">
+          <w:hyperlink w:anchor="_Toc232721345" w:history="1">
             <w:r>
               <w:rPr>
                 <w:rStyle w:val="Hyperlink"/>
@@ -806,7 +808,7 @@
                 <w:noProof/>
                 <w:webHidden/>
               </w:rPr>
-              <w:instrText xml:space="preserve"> PAGEREF _Toc232701024 \h </w:instrText>
+              <w:instrText xml:space="preserve"> PAGEREF _Toc232721345 \h </w:instrText>
             </w:r>
             <w:r>
               <w:rPr>
@@ -849,7 +851,7 @@
               <w:lang w:eastAsia="en-GB"/>
             </w:rPr>
           </w:pPr>
-          <w:hyperlink w:anchor="_Toc232701025" w:history="1">
+          <w:hyperlink w:anchor="_Toc232721346" w:history="1">
             <w:r>
               <w:rPr>
                 <w:rStyle w:val="Hyperlink"/>
@@ -876,7 +878,7 @@
                 <w:noProof/>
                 <w:webHidden/>
               </w:rPr>
-              <w:instrText xml:space="preserve"> PAGEREF _Toc232701025 \h </w:instrText>
+              <w:instrText xml:space="preserve"> PAGEREF _Toc232721346 \h </w:instrText>
             </w:r>
             <w:r>
               <w:rPr>
@@ -919,7 +921,7 @@
               <w:lang w:eastAsia="en-GB"/>
             </w:rPr>
           </w:pPr>
-          <w:hyperlink w:anchor="_Toc232701026" w:history="1">
+          <w:hyperlink w:anchor="_Toc232721347" w:history="1">
             <w:r>
               <w:rPr>
                 <w:rStyle w:val="Hyperlink"/>
@@ -946,7 +948,7 @@
                 <w:noProof/>
                 <w:webHidden/>
               </w:rPr>
-              <w:instrText xml:space="preserve"> PAGEREF _Toc232701026 \h </w:instrText>
+              <w:instrText xml:space="preserve"> PAGEREF _Toc232721347 \h </w:instrText>
             </w:r>
             <w:r>
               <w:rPr>
@@ -989,7 +991,7 @@
               <w:lang w:eastAsia="en-GB"/>
             </w:rPr>
           </w:pPr>
-          <w:hyperlink w:anchor="_Toc232701027" w:history="1">
+          <w:hyperlink w:anchor="_Toc232721348" w:history="1">
             <w:r>
               <w:rPr>
                 <w:rStyle w:val="Hyperlink"/>
@@ -1024,7 +1026,7 @@
                 <w:noProof/>
                 <w:webHidden/>
               </w:rPr>
-              <w:instrText xml:space="preserve"> PAGEREF _Toc232701027 \h </w:instrText>
+              <w:instrText xml:space="preserve"> PAGEREF _Toc232721348 \h </w:instrText>
             </w:r>
             <w:r>
               <w:rPr>
@@ -1067,7 +1069,7 @@
               <w:lang w:eastAsia="en-GB"/>
             </w:rPr>
           </w:pPr>
-          <w:hyperlink w:anchor="_Toc232701028" w:history="1">
+          <w:hyperlink w:anchor="_Toc232721349" w:history="1">
             <w:r>
               <w:rPr>
                 <w:rStyle w:val="Hyperlink"/>
@@ -1094,7 +1096,7 @@
                 <w:noProof/>
                 <w:webHidden/>
               </w:rPr>
-              <w:instrText xml:space="preserve"> PAGEREF _Toc232701028 \h </w:instrText>
+              <w:instrText xml:space="preserve"> PAGEREF _Toc232721349 \h </w:instrText>
             </w:r>
             <w:r>
               <w:rPr>
@@ -1137,7 +1139,7 @@
               <w:lang w:eastAsia="en-GB"/>
             </w:rPr>
           </w:pPr>
-          <w:hyperlink w:anchor="_Toc232701029" w:history="1">
+          <w:hyperlink w:anchor="_Toc232721350" w:history="1">
             <w:r>
               <w:rPr>
                 <w:rStyle w:val="Hyperlink"/>
@@ -1164,7 +1166,7 @@
                 <w:noProof/>
                 <w:webHidden/>
               </w:rPr>
-              <w:instrText xml:space="preserve"> PAGEREF _Toc232701029 \h </w:instrText>
+              <w:instrText xml:space="preserve"> PAGEREF _Toc232721350 \h </w:instrText>
             </w:r>
             <w:r>
               <w:rPr>
@@ -1207,7 +1209,7 @@
               <w:lang w:eastAsia="en-GB"/>
             </w:rPr>
           </w:pPr>
-          <w:hyperlink w:anchor="_Toc232701030" w:history="1">
+          <w:hyperlink w:anchor="_Toc232721351" w:history="1">
             <w:r>
               <w:rPr>
                 <w:rStyle w:val="Hyperlink"/>
@@ -1234,7 +1236,7 @@
                 <w:noProof/>
                 <w:webHidden/>
               </w:rPr>
-              <w:instrText xml:space="preserve"> PAGEREF _Toc232701030 \h </w:instrText>
+              <w:instrText xml:space="preserve"> PAGEREF _Toc232721351 \h </w:instrText>
             </w:r>
             <w:r>
               <w:rPr>
@@ -1277,13 +1279,13 @@
               <w:lang w:eastAsia="en-GB"/>
             </w:rPr>
           </w:pPr>
-          <w:hyperlink w:anchor="_Toc232701031" w:history="1">
+          <w:hyperlink w:anchor="_Toc232721352" w:history="1">
             <w:r>
               <w:rPr>
                 <w:rStyle w:val="Hyperlink"/>
                 <w:noProof/>
               </w:rPr>
-              <w:t>4. Critical Analysis</w:t>
+              <w:t>4 Critical Analysis</w:t>
             </w:r>
             <w:r>
               <w:rPr>
@@ -1304,7 +1306,7 @@
                 <w:noProof/>
                 <w:webHidden/>
               </w:rPr>
-              <w:instrText xml:space="preserve"> PAGEREF _Toc232701031 \h </w:instrText>
+              <w:instrText xml:space="preserve"> PAGEREF _Toc232721352 \h </w:instrText>
             </w:r>
             <w:r>
               <w:rPr>
@@ -1325,6 +1327,286 @@
                 <w:webHidden/>
               </w:rPr>
               <w:t>8</w:t>
+            </w:r>
+            <w:r>
+              <w:rPr>
+                <w:noProof/>
+                <w:webHidden/>
+              </w:rPr>
+              <w:fldChar w:fldCharType="end"/>
+            </w:r>
+          </w:hyperlink>
+        </w:p>
+        <w:p>
+          <w:pPr>
+            <w:pStyle w:val="TOC2"/>
+            <w:tabs>
+              <w:tab w:val="right" w:leader="dot" w:pos="9016"/>
+            </w:tabs>
+            <w:rPr>
+              <w:rFonts w:eastAsiaTheme="minorEastAsia"/>
+              <w:noProof/>
+              <w:lang w:eastAsia="en-GB"/>
+            </w:rPr>
+          </w:pPr>
+          <w:hyperlink w:anchor="_Toc232721353" w:history="1">
+            <w:r>
+              <w:rPr>
+                <w:rStyle w:val="Hyperlink"/>
+                <w:noProof/>
+              </w:rPr>
+              <w:t>4.1 Strengths of the Base Model (GRU)</w:t>
+            </w:r>
+            <w:r>
+              <w:rPr>
+                <w:noProof/>
+                <w:webHidden/>
+              </w:rPr>
+              <w:tab/>
+            </w:r>
+            <w:r>
+              <w:rPr>
+                <w:noProof/>
+                <w:webHidden/>
+              </w:rPr>
+              <w:fldChar w:fldCharType="begin"/>
+            </w:r>
+            <w:r>
+              <w:rPr>
+                <w:noProof/>
+                <w:webHidden/>
+              </w:rPr>
+              <w:instrText xml:space="preserve"> PAGEREF _Toc232721353 \h </w:instrText>
+            </w:r>
+            <w:r>
+              <w:rPr>
+                <w:noProof/>
+                <w:webHidden/>
+              </w:rPr>
+            </w:r>
+            <w:r>
+              <w:rPr>
+                <w:noProof/>
+                <w:webHidden/>
+              </w:rPr>
+              <w:fldChar w:fldCharType="separate"/>
+            </w:r>
+            <w:r>
+              <w:rPr>
+                <w:noProof/>
+                <w:webHidden/>
+              </w:rPr>
+              <w:t>8</w:t>
+            </w:r>
+            <w:r>
+              <w:rPr>
+                <w:noProof/>
+                <w:webHidden/>
+              </w:rPr>
+              <w:fldChar w:fldCharType="end"/>
+            </w:r>
+          </w:hyperlink>
+        </w:p>
+        <w:p>
+          <w:pPr>
+            <w:pStyle w:val="TOC2"/>
+            <w:tabs>
+              <w:tab w:val="right" w:leader="dot" w:pos="9016"/>
+            </w:tabs>
+            <w:rPr>
+              <w:rFonts w:eastAsiaTheme="minorEastAsia"/>
+              <w:noProof/>
+              <w:lang w:eastAsia="en-GB"/>
+            </w:rPr>
+          </w:pPr>
+          <w:hyperlink w:anchor="_Toc232721354" w:history="1">
+            <w:r>
+              <w:rPr>
+                <w:rStyle w:val="Hyperlink"/>
+                <w:noProof/>
+              </w:rPr>
+              <w:t>4.2 Identified Limitations</w:t>
+            </w:r>
+            <w:r>
+              <w:rPr>
+                <w:noProof/>
+                <w:webHidden/>
+              </w:rPr>
+              <w:tab/>
+            </w:r>
+            <w:r>
+              <w:rPr>
+                <w:noProof/>
+                <w:webHidden/>
+              </w:rPr>
+              <w:fldChar w:fldCharType="begin"/>
+            </w:r>
+            <w:r>
+              <w:rPr>
+                <w:noProof/>
+                <w:webHidden/>
+              </w:rPr>
+              <w:instrText xml:space="preserve"> PAGEREF _Toc232721354 \h </w:instrText>
+            </w:r>
+            <w:r>
+              <w:rPr>
+                <w:noProof/>
+                <w:webHidden/>
+              </w:rPr>
+            </w:r>
+            <w:r>
+              <w:rPr>
+                <w:noProof/>
+                <w:webHidden/>
+              </w:rPr>
+              <w:fldChar w:fldCharType="separate"/>
+            </w:r>
+            <w:r>
+              <w:rPr>
+                <w:noProof/>
+                <w:webHidden/>
+              </w:rPr>
+              <w:t>8</w:t>
+            </w:r>
+            <w:r>
+              <w:rPr>
+                <w:noProof/>
+                <w:webHidden/>
+              </w:rPr>
+              <w:fldChar w:fldCharType="end"/>
+            </w:r>
+          </w:hyperlink>
+        </w:p>
+        <w:p>
+          <w:pPr>
+            <w:pStyle w:val="TOC2"/>
+            <w:tabs>
+              <w:tab w:val="right" w:leader="dot" w:pos="9016"/>
+            </w:tabs>
+            <w:rPr>
+              <w:rFonts w:eastAsiaTheme="minorEastAsia"/>
+              <w:noProof/>
+              <w:lang w:eastAsia="en-GB"/>
+            </w:rPr>
+          </w:pPr>
+          <w:hyperlink w:anchor="_Toc232721355" w:history="1">
+            <w:r>
+              <w:rPr>
+                <w:rStyle w:val="Hyperlink"/>
+                <w:noProof/>
+              </w:rPr>
+              <w:t>4.3 Comparative Analysis with Alternative Architectures (5-year dataset)</w:t>
+            </w:r>
+            <w:r>
+              <w:rPr>
+                <w:noProof/>
+                <w:webHidden/>
+              </w:rPr>
+              <w:tab/>
+            </w:r>
+            <w:r>
+              <w:rPr>
+                <w:noProof/>
+                <w:webHidden/>
+              </w:rPr>
+              <w:fldChar w:fldCharType="begin"/>
+            </w:r>
+            <w:r>
+              <w:rPr>
+                <w:noProof/>
+                <w:webHidden/>
+              </w:rPr>
+              <w:instrText xml:space="preserve"> PAGEREF _Toc232721355 \h </w:instrText>
+            </w:r>
+            <w:r>
+              <w:rPr>
+                <w:noProof/>
+                <w:webHidden/>
+              </w:rPr>
+            </w:r>
+            <w:r>
+              <w:rPr>
+                <w:noProof/>
+                <w:webHidden/>
+              </w:rPr>
+              <w:fldChar w:fldCharType="separate"/>
+            </w:r>
+            <w:r>
+              <w:rPr>
+                <w:noProof/>
+                <w:webHidden/>
+              </w:rPr>
+              <w:t>9</w:t>
+            </w:r>
+            <w:r>
+              <w:rPr>
+                <w:noProof/>
+                <w:webHidden/>
+              </w:rPr>
+              <w:fldChar w:fldCharType="end"/>
+            </w:r>
+          </w:hyperlink>
+        </w:p>
+        <w:p>
+          <w:pPr>
+            <w:pStyle w:val="TOC2"/>
+            <w:tabs>
+              <w:tab w:val="right" w:leader="dot" w:pos="9016"/>
+            </w:tabs>
+            <w:rPr>
+              <w:rFonts w:eastAsiaTheme="minorEastAsia"/>
+              <w:noProof/>
+              <w:lang w:eastAsia="en-GB"/>
+            </w:rPr>
+          </w:pPr>
+          <w:hyperlink w:anchor="_Toc232721356" w:history="1">
+            <w:r>
+              <w:rPr>
+                <w:rStyle w:val="Hyperlink"/>
+                <w:noProof/>
+              </w:rPr>
+              <w:t>4.4 Comparative Analysis with Alternative Architectures (30-year dataset)</w:t>
+            </w:r>
+            <w:r>
+              <w:rPr>
+                <w:noProof/>
+                <w:webHidden/>
+              </w:rPr>
+              <w:tab/>
+            </w:r>
+            <w:r>
+              <w:rPr>
+                <w:noProof/>
+                <w:webHidden/>
+              </w:rPr>
+              <w:fldChar w:fldCharType="begin"/>
+            </w:r>
+            <w:r>
+              <w:rPr>
+                <w:noProof/>
+                <w:webHidden/>
+              </w:rPr>
+              <w:instrText xml:space="preserve"> PAGEREF _Toc232721356 \h </w:instrText>
+            </w:r>
+            <w:r>
+              <w:rPr>
+                <w:noProof/>
+                <w:webHidden/>
+              </w:rPr>
+            </w:r>
+            <w:r>
+              <w:rPr>
+                <w:noProof/>
+                <w:webHidden/>
+              </w:rPr>
+              <w:fldChar w:fldCharType="separate"/>
+            </w:r>
+            <w:r>
+              <w:rPr>
+                <w:noProof/>
+                <w:webHidden/>
+              </w:rPr>
+              <w:t>11</w:t>
             </w:r>
             <w:r>
               <w:rPr>
@@ -1380,7 +1662,7 @@
           <w:rFonts w:ascii="Times New Roman" w:hAnsi="Times New Roman" w:cs="Times New Roman"/>
         </w:rPr>
       </w:pPr>
-      <w:bookmarkStart w:id="0" w:name="_Toc232701022"/>
+      <w:bookmarkStart w:id="0" w:name="_Toc232721343"/>
       <w:r>
         <w:rPr>
           <w:rFonts w:ascii="Times New Roman" w:hAnsi="Times New Roman" w:cs="Times New Roman"/>
@@ -1403,7 +1685,7 @@
       <w:pPr>
         <w:pStyle w:val="Heading2"/>
       </w:pPr>
-      <w:bookmarkStart w:id="1" w:name="_Toc232701023"/>
+      <w:bookmarkStart w:id="1" w:name="_Toc232721344"/>
       <w:r>
         <w:t xml:space="preserve">1.1 </w:t>
       </w:r>
@@ -1588,7 +1870,7 @@
     <w:p>
       <w:pPr>
         <w:spacing w:line="276" w:lineRule="auto"/>
-        <w:ind w:firstLine="720"/>
+        <w:ind w:firstLine="360"/>
         <w:jc w:val="both"/>
         <w:rPr>
           <w:rFonts w:ascii="Times New Roman" w:hAnsi="Times New Roman" w:cs="Times New Roman"/>
@@ -1765,8 +2047,6 @@
       <w:r>
         <w:rPr>
           <w:rFonts w:ascii="Times New Roman" w:hAnsi="Times New Roman" w:cs="Times New Roman"/>
-          <w:b/>
-          <w:bCs/>
         </w:rPr>
         <w:t>'Close'</w:t>
       </w:r>
@@ -1787,7 +2067,7 @@
       <w:pPr>
         <w:pStyle w:val="Heading2"/>
       </w:pPr>
-      <w:bookmarkStart w:id="2" w:name="_Toc232701024"/>
+      <w:bookmarkStart w:id="2" w:name="_Toc232721345"/>
       <w:r>
         <w:t xml:space="preserve">1.2 </w:t>
       </w:r>
@@ -1846,9 +2126,125 @@
     </w:p>
     <w:p>
       <w:pPr>
+        <w:spacing w:line="276" w:lineRule="auto"/>
+        <w:ind w:firstLine="360"/>
+        <w:jc w:val="both"/>
+        <w:rPr>
+          <w:rFonts w:ascii="Times New Roman" w:hAnsi="Times New Roman" w:cs="Times New Roman"/>
+        </w:rPr>
+      </w:pPr>
+      <w:r>
+        <w:rPr>
+          <w:rFonts w:ascii="Times New Roman" w:hAnsi="Times New Roman" w:cs="Times New Roman"/>
+        </w:rPr>
+        <w:t xml:space="preserve">To address this, the ‘Close’ price </w:t>
+      </w:r>
+      <w:r>
+        <w:rPr>
+          <w:rFonts w:ascii="Times New Roman" w:hAnsi="Times New Roman" w:cs="Times New Roman"/>
+        </w:rPr>
+        <w:t>was</w:t>
+      </w:r>
+      <w:r>
+        <w:rPr>
+          <w:rFonts w:ascii="Times New Roman" w:hAnsi="Times New Roman" w:cs="Times New Roman"/>
+        </w:rPr>
+        <w:t xml:space="preserve"> normalized using </w:t>
+      </w:r>
+      <w:r>
+        <w:rPr>
+          <w:rFonts w:ascii="Times New Roman" w:hAnsi="Times New Roman" w:cs="Times New Roman"/>
+        </w:rPr>
+        <w:t xml:space="preserve">a </w:t>
+      </w:r>
+      <w:proofErr w:type="spellStart"/>
+      <w:r>
+        <w:rPr>
+          <w:rFonts w:ascii="Times New Roman" w:hAnsi="Times New Roman" w:cs="Times New Roman"/>
+        </w:rPr>
+        <w:t>MinMaxScaler</w:t>
+      </w:r>
+      <w:proofErr w:type="spellEnd"/>
+      <w:r>
+        <w:rPr>
+          <w:rFonts w:ascii="Times New Roman" w:hAnsi="Times New Roman" w:cs="Times New Roman"/>
+        </w:rPr>
+        <w:t xml:space="preserve"> to ensure that all of the data was limited to a range between 0 to 1. </w:t>
+      </w:r>
+      <w:r>
+        <w:rPr>
+          <w:rFonts w:ascii="Times New Roman" w:hAnsi="Times New Roman" w:cs="Times New Roman"/>
+        </w:rPr>
+        <w:t xml:space="preserve">Scaling ensures that the RNN's internal weights update smoothly and </w:t>
+      </w:r>
+      <w:r>
+        <w:rPr>
+          <w:rFonts w:ascii="Times New Roman" w:hAnsi="Times New Roman" w:cs="Times New Roman"/>
+        </w:rPr>
+        <w:t>allows</w:t>
+      </w:r>
+      <w:r>
+        <w:rPr>
+          <w:rFonts w:ascii="Times New Roman" w:hAnsi="Times New Roman" w:cs="Times New Roman"/>
+        </w:rPr>
+        <w:t xml:space="preserve"> the </w:t>
+      </w:r>
+      <w:r>
+        <w:rPr>
+          <w:rFonts w:ascii="Times New Roman" w:hAnsi="Times New Roman" w:cs="Times New Roman"/>
+        </w:rPr>
+        <w:t>A</w:t>
+      </w:r>
+      <w:r>
+        <w:rPr>
+          <w:rFonts w:ascii="Times New Roman" w:hAnsi="Times New Roman" w:cs="Times New Roman"/>
+        </w:rPr>
+        <w:t>daptive Moment Estimatio</w:t>
+      </w:r>
+      <w:r>
+        <w:rPr>
+          <w:rFonts w:ascii="Times New Roman" w:hAnsi="Times New Roman" w:cs="Times New Roman"/>
+        </w:rPr>
+        <w:t>n (</w:t>
+      </w:r>
+      <w:proofErr w:type="spellStart"/>
+      <w:r>
+        <w:rPr>
+          <w:rFonts w:ascii="Times New Roman" w:hAnsi="Times New Roman" w:cs="Times New Roman"/>
+        </w:rPr>
+        <w:t>adam</w:t>
+      </w:r>
+      <w:proofErr w:type="spellEnd"/>
+      <w:r>
+        <w:rPr>
+          <w:rFonts w:ascii="Times New Roman" w:hAnsi="Times New Roman" w:cs="Times New Roman"/>
+        </w:rPr>
+        <w:t xml:space="preserve">) </w:t>
+      </w:r>
+      <w:r>
+        <w:rPr>
+          <w:rFonts w:ascii="Times New Roman" w:hAnsi="Times New Roman" w:cs="Times New Roman"/>
+        </w:rPr>
+        <w:t>optimization algorithm converge efficiently without being biased by the absolute magnitude of the stock price.</w:t>
+      </w:r>
+    </w:p>
+    <w:p>
+      <w:pPr>
+        <w:pStyle w:val="Heading2"/>
+      </w:pPr>
+      <w:bookmarkStart w:id="3" w:name="_Toc232721346"/>
+      <w:r>
+        <w:t xml:space="preserve">1.3 </w:t>
+      </w:r>
+      <w:r>
+        <w:t>Temporal Sequencing</w:t>
+      </w:r>
+      <w:bookmarkEnd w:id="3"/>
+    </w:p>
+    <w:p>
+      <w:pPr>
         <w:pStyle w:val="Caption"/>
         <w:spacing w:line="276" w:lineRule="auto"/>
-        <w:ind w:firstLine="720"/>
         <w:jc w:val="both"/>
         <w:rPr>
           <w:rFonts w:ascii="Times New Roman" w:hAnsi="Times New Roman" w:cs="Times New Roman"/>
@@ -1868,7 +2264,7 @@
           <w:sz w:val="24"/>
           <w:szCs w:val="24"/>
         </w:rPr>
-        <w:t xml:space="preserve">To address this, the ‘Close’ price </w:t>
+        <w:t xml:space="preserve">Traditional machine learning models </w:t>
       </w:r>
       <w:r>
         <w:rPr>
@@ -1879,7 +2275,7 @@
           <w:sz w:val="24"/>
           <w:szCs w:val="24"/>
         </w:rPr>
-        <w:t>was</w:t>
+        <w:t>analyse</w:t>
       </w:r>
       <w:r>
         <w:rPr>
@@ -1890,7 +2286,7 @@
           <w:sz w:val="24"/>
           <w:szCs w:val="24"/>
         </w:rPr>
-        <w:t xml:space="preserve"> normalized using </w:t>
+        <w:t xml:space="preserve"> independent </w:t>
       </w:r>
       <w:r>
         <w:rPr>
@@ -1901,23 +2297,19 @@
           <w:sz w:val="24"/>
           <w:szCs w:val="24"/>
         </w:rPr>
-        <w:t xml:space="preserve">a </w:t>
-      </w:r>
-      <w:proofErr w:type="spellStart"/>
-      <w:r>
-        <w:rPr>
-          <w:rFonts w:ascii="Times New Roman" w:hAnsi="Times New Roman" w:cs="Times New Roman"/>
-          <w:b/>
-          <w:bCs/>
+        <w:t xml:space="preserve">tabular </w:t>
+      </w:r>
+      <w:r>
+        <w:rPr>
+          <w:rFonts w:ascii="Times New Roman" w:hAnsi="Times New Roman" w:cs="Times New Roman"/>
           <w:i w:val="0"/>
           <w:iCs w:val="0"/>
           <w:color w:val="auto"/>
           <w:sz w:val="24"/>
           <w:szCs w:val="24"/>
         </w:rPr>
-        <w:t>MinMaxScaler</w:t>
-      </w:r>
-      <w:proofErr w:type="spellEnd"/>
+        <w:t xml:space="preserve">data points, whereas RNNs </w:t>
+      </w:r>
       <w:r>
         <w:rPr>
           <w:rFonts w:ascii="Times New Roman" w:hAnsi="Times New Roman" w:cs="Times New Roman"/>
@@ -1927,7 +2319,7 @@
           <w:sz w:val="24"/>
           <w:szCs w:val="24"/>
         </w:rPr>
-        <w:t xml:space="preserve"> to ensure that all of the data was limited to a range between 0 to 1. </w:t>
+        <w:t>require sequential data to m</w:t>
       </w:r>
       <w:r>
         <w:rPr>
@@ -1938,7 +2330,7 @@
           <w:sz w:val="24"/>
           <w:szCs w:val="24"/>
         </w:rPr>
-        <w:t xml:space="preserve">Scaling ensures that the RNN's internal weights update smoothly and </w:t>
+        <w:t>ake any mathematical sense of the chronology.</w:t>
       </w:r>
       <w:r>
         <w:rPr>
@@ -1949,7 +2341,7 @@
           <w:sz w:val="24"/>
           <w:szCs w:val="24"/>
         </w:rPr>
-        <w:t>allows</w:t>
+        <w:t xml:space="preserve"> Sliding window approach was used </w:t>
       </w:r>
       <w:r>
         <w:rPr>
@@ -1960,7 +2352,7 @@
           <w:sz w:val="24"/>
           <w:szCs w:val="24"/>
         </w:rPr>
-        <w:t xml:space="preserve"> the </w:t>
+        <w:t xml:space="preserve">to transform the normalized 1-dimensional array of prices into a form suitable for supervised learning. A sequence length of 60 timesteps was set, which corresponds roughly to a period of </w:t>
       </w:r>
       <w:r>
         <w:rPr>
@@ -1971,7 +2363,7 @@
           <w:sz w:val="24"/>
           <w:szCs w:val="24"/>
         </w:rPr>
-        <w:t>A</w:t>
+        <w:t>1</w:t>
       </w:r>
       <w:r>
         <w:rPr>
@@ -1982,7 +2374,7 @@
           <w:sz w:val="24"/>
           <w:szCs w:val="24"/>
         </w:rPr>
-        <w:t>daptive Moment Estimatio</w:t>
+        <w:t xml:space="preserve"> financial quarter</w:t>
       </w:r>
       <w:r>
         <w:rPr>
@@ -1993,10 +2385,139 @@
           <w:sz w:val="24"/>
           <w:szCs w:val="24"/>
         </w:rPr>
-        <w:t>n (</w:t>
-      </w:r>
-      <w:proofErr w:type="spellStart"/>
-      <w:r>
+        <w:t>.</w:t>
+      </w:r>
+    </w:p>
+    <w:p>
+      <w:pPr>
+        <w:spacing w:line="276" w:lineRule="auto"/>
+        <w:ind w:firstLine="360"/>
+        <w:jc w:val="both"/>
+        <w:rPr>
+          <w:rFonts w:ascii="Times New Roman" w:hAnsi="Times New Roman" w:cs="Times New Roman"/>
+        </w:rPr>
+      </w:pPr>
+      <w:r>
+        <w:rPr>
+          <w:rFonts w:ascii="Times New Roman" w:hAnsi="Times New Roman" w:cs="Times New Roman"/>
+        </w:rPr>
+        <w:t>T</w:t>
+      </w:r>
+      <w:r>
+        <w:rPr>
+          <w:rFonts w:ascii="Times New Roman" w:hAnsi="Times New Roman" w:cs="Times New Roman"/>
+        </w:rPr>
+        <w:t xml:space="preserve">he model </w:t>
+      </w:r>
+      <w:r>
+        <w:rPr>
+          <w:rFonts w:ascii="Times New Roman" w:hAnsi="Times New Roman" w:cs="Times New Roman"/>
+        </w:rPr>
+        <w:t>analyses</w:t>
+      </w:r>
+      <w:r>
+        <w:rPr>
+          <w:rFonts w:ascii="Times New Roman" w:hAnsi="Times New Roman" w:cs="Times New Roman"/>
+        </w:rPr>
+        <w:t xml:space="preserve"> the past 60 days</w:t>
+      </w:r>
+      <w:r>
+        <w:rPr>
+          <w:rFonts w:ascii="Times New Roman" w:hAnsi="Times New Roman" w:cs="Times New Roman"/>
+        </w:rPr>
+        <w:t xml:space="preserve"> input feature, </w:t>
+      </w:r>
+      <w:r>
+        <w:rPr>
+          <w:rFonts w:ascii="Times New Roman" w:hAnsi="Times New Roman" w:cs="Times New Roman"/>
+        </w:rPr>
+        <w:t>(</w:t>
+      </w:r>
+      <w:r>
+        <w:rPr>
+          <w:rFonts w:ascii="Times New Roman" w:hAnsi="Times New Roman" w:cs="Times New Roman"/>
+        </w:rPr>
+        <w:t>X</w:t>
+      </w:r>
+      <w:r>
+        <w:rPr>
+          <w:rFonts w:ascii="Times New Roman" w:hAnsi="Times New Roman" w:cs="Times New Roman"/>
+        </w:rPr>
+        <w:t>)</w:t>
+      </w:r>
+      <w:r>
+        <w:rPr>
+          <w:rFonts w:ascii="Times New Roman" w:hAnsi="Times New Roman" w:cs="Times New Roman"/>
+        </w:rPr>
+        <w:t xml:space="preserve"> </w:t>
+      </w:r>
+      <w:r>
+        <w:rPr>
+          <w:rFonts w:ascii="Times New Roman" w:hAnsi="Times New Roman" w:cs="Times New Roman"/>
+        </w:rPr>
+        <w:t>to forecast the closing price on the 61st day</w:t>
+      </w:r>
+      <w:r>
+        <w:rPr>
+          <w:rFonts w:ascii="Times New Roman" w:hAnsi="Times New Roman" w:cs="Times New Roman"/>
+        </w:rPr>
+        <w:t xml:space="preserve">, </w:t>
+      </w:r>
+      <w:r>
+        <w:rPr>
+          <w:rFonts w:ascii="Times New Roman" w:hAnsi="Times New Roman" w:cs="Times New Roman"/>
+        </w:rPr>
+        <w:t>(</w:t>
+      </w:r>
+      <w:r>
+        <w:rPr>
+          <w:rFonts w:ascii="Times New Roman" w:hAnsi="Times New Roman" w:cs="Times New Roman"/>
+        </w:rPr>
+        <w:t>y</w:t>
+      </w:r>
+      <w:r>
+        <w:rPr>
+          <w:rFonts w:ascii="Times New Roman" w:hAnsi="Times New Roman" w:cs="Times New Roman"/>
+        </w:rPr>
+        <w:t>)</w:t>
+      </w:r>
+      <w:r>
+        <w:rPr>
+          <w:rFonts w:ascii="Times New Roman" w:hAnsi="Times New Roman" w:cs="Times New Roman"/>
+        </w:rPr>
+        <w:t xml:space="preserve">. </w:t>
+      </w:r>
+      <w:r>
+        <w:rPr>
+          <w:rFonts w:ascii="Times New Roman" w:hAnsi="Times New Roman" w:cs="Times New Roman"/>
+        </w:rPr>
+        <w:t>Then the algorithm slides the window forward by exactly one day, dropping the oldest historical day and appending the newest, to dynamically generate the next continuous sequence</w:t>
+      </w:r>
+      <w:r>
+        <w:rPr>
+          <w:rFonts w:ascii="Times New Roman" w:hAnsi="Times New Roman" w:cs="Times New Roman"/>
+        </w:rPr>
+        <w:t>.</w:t>
+      </w:r>
+    </w:p>
+    <w:p>
+      <w:pPr>
+        <w:pStyle w:val="Heading2"/>
+      </w:pPr>
+      <w:bookmarkStart w:id="4" w:name="_Toc232721347"/>
+      <w:r>
+        <w:t xml:space="preserve">1.4 </w:t>
+      </w:r>
+      <w:r>
+        <w:t>Tensor Reshaping and Chronological Splitting</w:t>
+      </w:r>
+      <w:bookmarkEnd w:id="4"/>
+    </w:p>
+    <w:p>
+      <w:pPr>
+        <w:pStyle w:val="Caption"/>
+        <w:spacing w:line="276" w:lineRule="auto"/>
+        <w:jc w:val="both"/>
         <w:rPr>
           <w:rFonts w:ascii="Times New Roman" w:hAnsi="Times New Roman" w:cs="Times New Roman"/>
           <w:i w:val="0"/>
@@ -2005,9 +2526,7 @@
           <w:sz w:val="24"/>
           <w:szCs w:val="24"/>
         </w:rPr>
-        <w:t>adam</w:t>
-      </w:r>
-      <w:proofErr w:type="spellEnd"/>
+      </w:pPr>
       <w:r>
         <w:rPr>
           <w:rFonts w:ascii="Times New Roman" w:hAnsi="Times New Roman" w:cs="Times New Roman"/>
@@ -2017,7 +2536,7 @@
           <w:sz w:val="24"/>
           <w:szCs w:val="24"/>
         </w:rPr>
-        <w:t xml:space="preserve">) </w:t>
+        <w:t>Although this sliding window technique successfully engineers the required historical context, the resulting raw arrays are not yet compatible with the deep learning framework.</w:t>
       </w:r>
       <w:r>
         <w:rPr>
@@ -2028,27 +2547,9 @@
           <w:sz w:val="24"/>
           <w:szCs w:val="24"/>
         </w:rPr>
-        <w:t>optimization algorithm converge efficiently without being biased by the absolute magnitude of the stock price.</w:t>
-      </w:r>
-    </w:p>
-    <w:p>
-      <w:pPr>
-        <w:pStyle w:val="Heading2"/>
-      </w:pPr>
-      <w:bookmarkStart w:id="3" w:name="_Toc232701025"/>
-      <w:r>
-        <w:t xml:space="preserve">1.3 </w:t>
-      </w:r>
-      <w:r>
-        <w:t>Temporal Sequencing</w:t>
-      </w:r>
-      <w:bookmarkEnd w:id="3"/>
-    </w:p>
-    <w:p>
-      <w:pPr>
-        <w:pStyle w:val="Caption"/>
-        <w:spacing w:line="276" w:lineRule="auto"/>
-        <w:jc w:val="both"/>
+        <w:t xml:space="preserve"> </w:t>
+      </w:r>
+      <w:r>
         <w:rPr>
           <w:rFonts w:ascii="Times New Roman" w:hAnsi="Times New Roman" w:cs="Times New Roman"/>
           <w:i w:val="0"/>
@@ -2057,7 +2558,8 @@
           <w:sz w:val="24"/>
           <w:szCs w:val="24"/>
         </w:rPr>
-      </w:pPr>
+        <w:t xml:space="preserve">Deep </w:t>
+      </w:r>
       <w:r>
         <w:rPr>
           <w:rFonts w:ascii="Times New Roman" w:hAnsi="Times New Roman" w:cs="Times New Roman"/>
@@ -2067,9 +2569,107 @@
           <w:sz w:val="24"/>
           <w:szCs w:val="24"/>
         </w:rPr>
-        <w:t xml:space="preserve">Traditional machine learning models </w:t>
-      </w:r>
-      <w:r>
+        <w:lastRenderedPageBreak/>
+        <w:t xml:space="preserve">learning frameworks such as TensorFlow strictly require recurrent input data to be formatted as a 3D tensor. </w:t>
+      </w:r>
+    </w:p>
+    <w:p>
+      <w:pPr>
+        <w:spacing w:line="276" w:lineRule="auto"/>
+        <w:ind w:firstLine="360"/>
+        <w:jc w:val="both"/>
+        <w:rPr>
+          <w:rFonts w:ascii="Times New Roman" w:hAnsi="Times New Roman" w:cs="Times New Roman"/>
+        </w:rPr>
+      </w:pPr>
+      <w:r>
+        <w:rPr>
+          <w:rFonts w:ascii="Times New Roman" w:hAnsi="Times New Roman" w:cs="Times New Roman"/>
+        </w:rPr>
+        <w:t>In order to meet this architectural requirement, the output sequences were reshaped into dimension of samples, time</w:t>
+      </w:r>
+      <w:r>
+        <w:rPr>
+          <w:rFonts w:ascii="Times New Roman" w:hAnsi="Times New Roman" w:cs="Times New Roman"/>
+        </w:rPr>
+        <w:t xml:space="preserve"> </w:t>
+      </w:r>
+      <w:r>
+        <w:rPr>
+          <w:rFonts w:ascii="Times New Roman" w:hAnsi="Times New Roman" w:cs="Times New Roman"/>
+        </w:rPr>
+        <w:t>steps and features consecutively.</w:t>
+      </w:r>
+    </w:p>
+    <w:p>
+      <w:pPr>
+        <w:spacing w:line="276" w:lineRule="auto"/>
+        <w:ind w:firstLine="360"/>
+        <w:jc w:val="both"/>
+        <w:rPr>
+          <w:rFonts w:ascii="Times New Roman" w:hAnsi="Times New Roman" w:cs="Times New Roman"/>
+        </w:rPr>
+      </w:pPr>
+      <w:r>
+        <w:rPr>
+          <w:rFonts w:ascii="Times New Roman" w:hAnsi="Times New Roman" w:cs="Times New Roman"/>
+        </w:rPr>
+        <w:t xml:space="preserve">For this model, this resulted in a configuration of (1196, 60, 1), meaning there were 1,196 usable samples, each consisting of 60-time steps, and one feature (the scaled </w:t>
+      </w:r>
+      <w:r>
+        <w:rPr>
+          <w:rFonts w:ascii="Times New Roman" w:hAnsi="Times New Roman" w:cs="Times New Roman"/>
+        </w:rPr>
+        <w:t xml:space="preserve">daily </w:t>
+      </w:r>
+      <w:r>
+        <w:rPr>
+          <w:rFonts w:ascii="Times New Roman" w:hAnsi="Times New Roman" w:cs="Times New Roman"/>
+        </w:rPr>
+        <w:t>'Close'</w:t>
+      </w:r>
+      <w:r>
+        <w:rPr>
+          <w:rFonts w:ascii="Times New Roman" w:hAnsi="Times New Roman" w:cs="Times New Roman"/>
+        </w:rPr>
+        <w:t xml:space="preserve"> price</w:t>
+      </w:r>
+      <w:r>
+        <w:rPr>
+          <w:rFonts w:ascii="Times New Roman" w:hAnsi="Times New Roman" w:cs="Times New Roman"/>
+        </w:rPr>
+        <w:t xml:space="preserve">). The sequential dataset was then separated into an 80% training set and 20% test set. This </w:t>
+      </w:r>
+      <w:r>
+        <w:rPr>
+          <w:rFonts w:ascii="Times New Roman" w:hAnsi="Times New Roman" w:cs="Times New Roman"/>
+        </w:rPr>
+        <w:t>is done to avoid the iss</w:t>
+      </w:r>
+      <w:r>
+        <w:rPr>
+          <w:rFonts w:ascii="Times New Roman" w:hAnsi="Times New Roman" w:cs="Times New Roman"/>
+        </w:rPr>
+        <w:t>ue of data leakage</w:t>
+      </w:r>
+      <w:r>
+        <w:rPr>
+          <w:rFonts w:ascii="Times New Roman" w:hAnsi="Times New Roman" w:cs="Times New Roman"/>
+        </w:rPr>
+        <w:t xml:space="preserve"> </w:t>
+      </w:r>
+      <w:r>
+        <w:rPr>
+          <w:rFonts w:ascii="Times New Roman" w:hAnsi="Times New Roman" w:cs="Times New Roman"/>
+        </w:rPr>
+        <w:t>ensuring the model is trained entirely on past data and evaluated purely on its ability to forecast an unseen, chronological future.</w:t>
+      </w:r>
+    </w:p>
+    <w:p>
+      <w:pPr>
+        <w:pStyle w:val="Caption"/>
+        <w:spacing w:line="276" w:lineRule="auto"/>
+        <w:jc w:val="both"/>
         <w:rPr>
           <w:rFonts w:ascii="Times New Roman" w:hAnsi="Times New Roman" w:cs="Times New Roman"/>
           <w:i w:val="0"/>
@@ -2078,8 +2678,7 @@
           <w:sz w:val="24"/>
           <w:szCs w:val="24"/>
         </w:rPr>
-        <w:t>analyse</w:t>
-      </w:r>
+      </w:pPr>
       <w:r>
         <w:rPr>
           <w:rFonts w:ascii="Times New Roman" w:hAnsi="Times New Roman" w:cs="Times New Roman"/>
@@ -2089,573 +2688,6 @@
           <w:sz w:val="24"/>
           <w:szCs w:val="24"/>
         </w:rPr>
-        <w:t xml:space="preserve"> independent </w:t>
-      </w:r>
-      <w:r>
-        <w:rPr>
-          <w:rFonts w:ascii="Times New Roman" w:hAnsi="Times New Roman" w:cs="Times New Roman"/>
-          <w:i w:val="0"/>
-          <w:iCs w:val="0"/>
-          <w:color w:val="auto"/>
-          <w:sz w:val="24"/>
-          <w:szCs w:val="24"/>
-        </w:rPr>
-        <w:t xml:space="preserve">tabular </w:t>
-      </w:r>
-      <w:r>
-        <w:rPr>
-          <w:rFonts w:ascii="Times New Roman" w:hAnsi="Times New Roman" w:cs="Times New Roman"/>
-          <w:i w:val="0"/>
-          <w:iCs w:val="0"/>
-          <w:color w:val="auto"/>
-          <w:sz w:val="24"/>
-          <w:szCs w:val="24"/>
-        </w:rPr>
-        <w:t xml:space="preserve">data points, whereas RNNs </w:t>
-      </w:r>
-      <w:r>
-        <w:rPr>
-          <w:rFonts w:ascii="Times New Roman" w:hAnsi="Times New Roman" w:cs="Times New Roman"/>
-          <w:i w:val="0"/>
-          <w:iCs w:val="0"/>
-          <w:color w:val="auto"/>
-          <w:sz w:val="24"/>
-          <w:szCs w:val="24"/>
-        </w:rPr>
-        <w:t>require sequential data to m</w:t>
-      </w:r>
-      <w:r>
-        <w:rPr>
-          <w:rFonts w:ascii="Times New Roman" w:hAnsi="Times New Roman" w:cs="Times New Roman"/>
-          <w:i w:val="0"/>
-          <w:iCs w:val="0"/>
-          <w:color w:val="auto"/>
-          <w:sz w:val="24"/>
-          <w:szCs w:val="24"/>
-        </w:rPr>
-        <w:t>ake any mathematical sense of the chronology.</w:t>
-      </w:r>
-      <w:r>
-        <w:rPr>
-          <w:rFonts w:ascii="Times New Roman" w:hAnsi="Times New Roman" w:cs="Times New Roman"/>
-          <w:i w:val="0"/>
-          <w:iCs w:val="0"/>
-          <w:color w:val="auto"/>
-          <w:sz w:val="24"/>
-          <w:szCs w:val="24"/>
-        </w:rPr>
-        <w:t xml:space="preserve"> Sliding window approach was used </w:t>
-      </w:r>
-      <w:r>
-        <w:rPr>
-          <w:rFonts w:ascii="Times New Roman" w:hAnsi="Times New Roman" w:cs="Times New Roman"/>
-          <w:i w:val="0"/>
-          <w:iCs w:val="0"/>
-          <w:color w:val="auto"/>
-          <w:sz w:val="24"/>
-          <w:szCs w:val="24"/>
-        </w:rPr>
-        <w:t xml:space="preserve">to transform the normalized 1-dimensional array of prices into a form suitable for supervised learning. A sequence length of 60 timesteps was set, which corresponds roughly to a period of </w:t>
-      </w:r>
-      <w:r>
-        <w:rPr>
-          <w:rFonts w:ascii="Times New Roman" w:hAnsi="Times New Roman" w:cs="Times New Roman"/>
-          <w:i w:val="0"/>
-          <w:iCs w:val="0"/>
-          <w:color w:val="auto"/>
-          <w:sz w:val="24"/>
-          <w:szCs w:val="24"/>
-        </w:rPr>
-        <w:t>1</w:t>
-      </w:r>
-      <w:r>
-        <w:rPr>
-          <w:rFonts w:ascii="Times New Roman" w:hAnsi="Times New Roman" w:cs="Times New Roman"/>
-          <w:i w:val="0"/>
-          <w:iCs w:val="0"/>
-          <w:color w:val="auto"/>
-          <w:sz w:val="24"/>
-          <w:szCs w:val="24"/>
-        </w:rPr>
-        <w:t xml:space="preserve"> financial quarter</w:t>
-      </w:r>
-      <w:r>
-        <w:rPr>
-          <w:rFonts w:ascii="Times New Roman" w:hAnsi="Times New Roman" w:cs="Times New Roman"/>
-          <w:i w:val="0"/>
-          <w:iCs w:val="0"/>
-          <w:color w:val="auto"/>
-          <w:sz w:val="24"/>
-          <w:szCs w:val="24"/>
-        </w:rPr>
-        <w:t>.</w:t>
-      </w:r>
-    </w:p>
-    <w:p>
-      <w:pPr>
-        <w:pStyle w:val="Caption"/>
-        <w:spacing w:line="276" w:lineRule="auto"/>
-        <w:ind w:firstLine="720"/>
-        <w:jc w:val="both"/>
-        <w:rPr>
-          <w:rFonts w:ascii="Times New Roman" w:hAnsi="Times New Roman" w:cs="Times New Roman"/>
-          <w:i w:val="0"/>
-          <w:iCs w:val="0"/>
-          <w:color w:val="auto"/>
-          <w:sz w:val="24"/>
-          <w:szCs w:val="24"/>
-        </w:rPr>
-      </w:pPr>
-      <w:r>
-        <w:rPr>
-          <w:rFonts w:ascii="Times New Roman" w:hAnsi="Times New Roman" w:cs="Times New Roman"/>
-          <w:i w:val="0"/>
-          <w:iCs w:val="0"/>
-          <w:color w:val="auto"/>
-          <w:sz w:val="24"/>
-          <w:szCs w:val="24"/>
-        </w:rPr>
-        <w:t>T</w:t>
-      </w:r>
-      <w:r>
-        <w:rPr>
-          <w:rFonts w:ascii="Times New Roman" w:hAnsi="Times New Roman" w:cs="Times New Roman"/>
-          <w:i w:val="0"/>
-          <w:iCs w:val="0"/>
-          <w:color w:val="auto"/>
-          <w:sz w:val="24"/>
-          <w:szCs w:val="24"/>
-        </w:rPr>
-        <w:t xml:space="preserve">he model </w:t>
-      </w:r>
-      <w:r>
-        <w:rPr>
-          <w:rFonts w:ascii="Times New Roman" w:hAnsi="Times New Roman" w:cs="Times New Roman"/>
-          <w:i w:val="0"/>
-          <w:iCs w:val="0"/>
-          <w:color w:val="auto"/>
-          <w:sz w:val="24"/>
-          <w:szCs w:val="24"/>
-        </w:rPr>
-        <w:t>analyses</w:t>
-      </w:r>
-      <w:r>
-        <w:rPr>
-          <w:rFonts w:ascii="Times New Roman" w:hAnsi="Times New Roman" w:cs="Times New Roman"/>
-          <w:i w:val="0"/>
-          <w:iCs w:val="0"/>
-          <w:color w:val="auto"/>
-          <w:sz w:val="24"/>
-          <w:szCs w:val="24"/>
-        </w:rPr>
-        <w:t xml:space="preserve"> the past 60 days</w:t>
-      </w:r>
-      <w:r>
-        <w:rPr>
-          <w:rFonts w:ascii="Times New Roman" w:hAnsi="Times New Roman" w:cs="Times New Roman"/>
-          <w:i w:val="0"/>
-          <w:iCs w:val="0"/>
-          <w:color w:val="auto"/>
-          <w:sz w:val="24"/>
-          <w:szCs w:val="24"/>
-        </w:rPr>
-        <w:t xml:space="preserve"> input feature, </w:t>
-      </w:r>
-      <w:r>
-        <w:rPr>
-          <w:rFonts w:ascii="Times New Roman" w:hAnsi="Times New Roman" w:cs="Times New Roman"/>
-          <w:i w:val="0"/>
-          <w:iCs w:val="0"/>
-          <w:color w:val="auto"/>
-          <w:sz w:val="24"/>
-          <w:szCs w:val="24"/>
-        </w:rPr>
-        <w:t>(</w:t>
-      </w:r>
-      <w:r>
-        <w:rPr>
-          <w:rFonts w:ascii="Times New Roman" w:hAnsi="Times New Roman" w:cs="Times New Roman"/>
-          <w:i w:val="0"/>
-          <w:iCs w:val="0"/>
-          <w:color w:val="auto"/>
-          <w:sz w:val="24"/>
-          <w:szCs w:val="24"/>
-        </w:rPr>
-        <w:t>X</w:t>
-      </w:r>
-      <w:r>
-        <w:rPr>
-          <w:rFonts w:ascii="Times New Roman" w:hAnsi="Times New Roman" w:cs="Times New Roman"/>
-          <w:i w:val="0"/>
-          <w:iCs w:val="0"/>
-          <w:color w:val="auto"/>
-          <w:sz w:val="24"/>
-          <w:szCs w:val="24"/>
-        </w:rPr>
-        <w:t>)</w:t>
-      </w:r>
-      <w:r>
-        <w:rPr>
-          <w:rFonts w:ascii="Times New Roman" w:hAnsi="Times New Roman" w:cs="Times New Roman"/>
-          <w:i w:val="0"/>
-          <w:iCs w:val="0"/>
-          <w:color w:val="auto"/>
-          <w:sz w:val="24"/>
-          <w:szCs w:val="24"/>
-        </w:rPr>
-        <w:t xml:space="preserve"> </w:t>
-      </w:r>
-      <w:r>
-        <w:rPr>
-          <w:rFonts w:ascii="Times New Roman" w:hAnsi="Times New Roman" w:cs="Times New Roman"/>
-          <w:i w:val="0"/>
-          <w:iCs w:val="0"/>
-          <w:color w:val="auto"/>
-          <w:sz w:val="24"/>
-          <w:szCs w:val="24"/>
-        </w:rPr>
-        <w:t>to forecast the closing price on the 61st day</w:t>
-      </w:r>
-      <w:r>
-        <w:rPr>
-          <w:rFonts w:ascii="Times New Roman" w:hAnsi="Times New Roman" w:cs="Times New Roman"/>
-          <w:i w:val="0"/>
-          <w:iCs w:val="0"/>
-          <w:color w:val="auto"/>
-          <w:sz w:val="24"/>
-          <w:szCs w:val="24"/>
-        </w:rPr>
-        <w:t xml:space="preserve">, </w:t>
-      </w:r>
-      <w:r>
-        <w:rPr>
-          <w:rFonts w:ascii="Times New Roman" w:hAnsi="Times New Roman" w:cs="Times New Roman"/>
-          <w:i w:val="0"/>
-          <w:iCs w:val="0"/>
-          <w:color w:val="auto"/>
-          <w:sz w:val="24"/>
-          <w:szCs w:val="24"/>
-        </w:rPr>
-        <w:t>(</w:t>
-      </w:r>
-      <w:r>
-        <w:rPr>
-          <w:rFonts w:ascii="Times New Roman" w:hAnsi="Times New Roman" w:cs="Times New Roman"/>
-          <w:i w:val="0"/>
-          <w:iCs w:val="0"/>
-          <w:color w:val="auto"/>
-          <w:sz w:val="24"/>
-          <w:szCs w:val="24"/>
-        </w:rPr>
-        <w:t>y</w:t>
-      </w:r>
-      <w:r>
-        <w:rPr>
-          <w:rFonts w:ascii="Times New Roman" w:hAnsi="Times New Roman" w:cs="Times New Roman"/>
-          <w:i w:val="0"/>
-          <w:iCs w:val="0"/>
-          <w:color w:val="auto"/>
-          <w:sz w:val="24"/>
-          <w:szCs w:val="24"/>
-        </w:rPr>
-        <w:t>)</w:t>
-      </w:r>
-      <w:r>
-        <w:rPr>
-          <w:rFonts w:ascii="Times New Roman" w:hAnsi="Times New Roman" w:cs="Times New Roman"/>
-          <w:i w:val="0"/>
-          <w:iCs w:val="0"/>
-          <w:color w:val="auto"/>
-          <w:sz w:val="24"/>
-          <w:szCs w:val="24"/>
-        </w:rPr>
-        <w:t xml:space="preserve">. </w:t>
-      </w:r>
-      <w:r>
-        <w:rPr>
-          <w:rFonts w:ascii="Times New Roman" w:hAnsi="Times New Roman" w:cs="Times New Roman"/>
-          <w:i w:val="0"/>
-          <w:iCs w:val="0"/>
-          <w:color w:val="auto"/>
-          <w:sz w:val="24"/>
-          <w:szCs w:val="24"/>
-        </w:rPr>
-        <w:t>Then the algorithm slides the window forward by exactly one day, dropping the oldest historical day and appending the newest, to dynamically generate the next continuous sequence</w:t>
-      </w:r>
-      <w:r>
-        <w:rPr>
-          <w:rFonts w:ascii="Times New Roman" w:hAnsi="Times New Roman" w:cs="Times New Roman"/>
-          <w:i w:val="0"/>
-          <w:iCs w:val="0"/>
-          <w:color w:val="auto"/>
-          <w:sz w:val="24"/>
-          <w:szCs w:val="24"/>
-        </w:rPr>
-        <w:t>.</w:t>
-      </w:r>
-    </w:p>
-    <w:p>
-      <w:pPr>
-        <w:pStyle w:val="Heading2"/>
-      </w:pPr>
-      <w:bookmarkStart w:id="4" w:name="_Toc232701026"/>
-      <w:r>
-        <w:t xml:space="preserve">1.4 </w:t>
-      </w:r>
-      <w:r>
-        <w:t>Tensor Reshaping and Chronological Splitting</w:t>
-      </w:r>
-      <w:bookmarkEnd w:id="4"/>
-    </w:p>
-    <w:p>
-      <w:pPr>
-        <w:pStyle w:val="Caption"/>
-        <w:spacing w:line="276" w:lineRule="auto"/>
-        <w:jc w:val="both"/>
-        <w:rPr>
-          <w:rFonts w:ascii="Times New Roman" w:hAnsi="Times New Roman" w:cs="Times New Roman"/>
-          <w:i w:val="0"/>
-          <w:iCs w:val="0"/>
-          <w:color w:val="auto"/>
-          <w:sz w:val="24"/>
-          <w:szCs w:val="24"/>
-        </w:rPr>
-      </w:pPr>
-      <w:r>
-        <w:rPr>
-          <w:rFonts w:ascii="Times New Roman" w:hAnsi="Times New Roman" w:cs="Times New Roman"/>
-          <w:i w:val="0"/>
-          <w:iCs w:val="0"/>
-          <w:color w:val="auto"/>
-          <w:sz w:val="24"/>
-          <w:szCs w:val="24"/>
-        </w:rPr>
-        <w:t>Although this sliding window technique successfully engineers the required historical context, the resulting raw arrays are not yet compatible with the deep learning framework.</w:t>
-      </w:r>
-      <w:r>
-        <w:rPr>
-          <w:rFonts w:ascii="Times New Roman" w:hAnsi="Times New Roman" w:cs="Times New Roman"/>
-          <w:i w:val="0"/>
-          <w:iCs w:val="0"/>
-          <w:color w:val="auto"/>
-          <w:sz w:val="24"/>
-          <w:szCs w:val="24"/>
-        </w:rPr>
-        <w:t xml:space="preserve"> </w:t>
-      </w:r>
-      <w:r>
-        <w:rPr>
-          <w:rFonts w:ascii="Times New Roman" w:hAnsi="Times New Roman" w:cs="Times New Roman"/>
-          <w:i w:val="0"/>
-          <w:iCs w:val="0"/>
-          <w:color w:val="auto"/>
-          <w:sz w:val="24"/>
-          <w:szCs w:val="24"/>
-        </w:rPr>
-        <w:t xml:space="preserve">Deep </w:t>
-      </w:r>
-      <w:r>
-        <w:rPr>
-          <w:rFonts w:ascii="Times New Roman" w:hAnsi="Times New Roman" w:cs="Times New Roman"/>
-          <w:i w:val="0"/>
-          <w:iCs w:val="0"/>
-          <w:color w:val="auto"/>
-          <w:sz w:val="24"/>
-          <w:szCs w:val="24"/>
-        </w:rPr>
-        <w:lastRenderedPageBreak/>
-        <w:t xml:space="preserve">learning frameworks such as TensorFlow strictly require recurrent input data to be formatted as a 3D tensor. </w:t>
-      </w:r>
-    </w:p>
-    <w:p>
-      <w:pPr>
-        <w:pStyle w:val="Caption"/>
-        <w:spacing w:line="276" w:lineRule="auto"/>
-        <w:ind w:firstLine="720"/>
-        <w:jc w:val="both"/>
-        <w:rPr>
-          <w:rFonts w:ascii="Times New Roman" w:hAnsi="Times New Roman" w:cs="Times New Roman"/>
-          <w:i w:val="0"/>
-          <w:iCs w:val="0"/>
-          <w:color w:val="auto"/>
-          <w:sz w:val="24"/>
-          <w:szCs w:val="24"/>
-        </w:rPr>
-      </w:pPr>
-      <w:r>
-        <w:rPr>
-          <w:rFonts w:ascii="Times New Roman" w:hAnsi="Times New Roman" w:cs="Times New Roman"/>
-          <w:i w:val="0"/>
-          <w:iCs w:val="0"/>
-          <w:color w:val="auto"/>
-          <w:sz w:val="24"/>
-          <w:szCs w:val="24"/>
-        </w:rPr>
-        <w:t>In order to meet this architectural requirement, the output sequences were reshaped into dimension of samples, time</w:t>
-      </w:r>
-      <w:r>
-        <w:rPr>
-          <w:rFonts w:ascii="Times New Roman" w:hAnsi="Times New Roman" w:cs="Times New Roman"/>
-          <w:i w:val="0"/>
-          <w:iCs w:val="0"/>
-          <w:color w:val="auto"/>
-          <w:sz w:val="24"/>
-          <w:szCs w:val="24"/>
-        </w:rPr>
-        <w:t xml:space="preserve"> </w:t>
-      </w:r>
-      <w:r>
-        <w:rPr>
-          <w:rFonts w:ascii="Times New Roman" w:hAnsi="Times New Roman" w:cs="Times New Roman"/>
-          <w:i w:val="0"/>
-          <w:iCs w:val="0"/>
-          <w:color w:val="auto"/>
-          <w:sz w:val="24"/>
-          <w:szCs w:val="24"/>
-        </w:rPr>
-        <w:t>steps and features consecutively.</w:t>
-      </w:r>
-    </w:p>
-    <w:p>
-      <w:pPr>
-        <w:pStyle w:val="Caption"/>
-        <w:spacing w:line="276" w:lineRule="auto"/>
-        <w:ind w:firstLine="720"/>
-        <w:jc w:val="both"/>
-        <w:rPr>
-          <w:rFonts w:ascii="Times New Roman" w:hAnsi="Times New Roman" w:cs="Times New Roman"/>
-          <w:i w:val="0"/>
-          <w:iCs w:val="0"/>
-          <w:color w:val="auto"/>
-          <w:sz w:val="24"/>
-          <w:szCs w:val="24"/>
-        </w:rPr>
-      </w:pPr>
-      <w:r>
-        <w:rPr>
-          <w:rFonts w:ascii="Times New Roman" w:hAnsi="Times New Roman" w:cs="Times New Roman"/>
-          <w:i w:val="0"/>
-          <w:iCs w:val="0"/>
-          <w:color w:val="auto"/>
-          <w:sz w:val="24"/>
-          <w:szCs w:val="24"/>
-        </w:rPr>
-        <w:t xml:space="preserve">For this model, this resulted in a configuration of (1196, 60, 1), meaning there were 1,196 usable samples, each consisting of 60-time steps, and one feature (the scaled </w:t>
-      </w:r>
-      <w:r>
-        <w:rPr>
-          <w:rFonts w:ascii="Times New Roman" w:hAnsi="Times New Roman" w:cs="Times New Roman"/>
-          <w:i w:val="0"/>
-          <w:iCs w:val="0"/>
-          <w:color w:val="auto"/>
-          <w:sz w:val="24"/>
-          <w:szCs w:val="24"/>
-        </w:rPr>
-        <w:t xml:space="preserve">daily </w:t>
-      </w:r>
-      <w:r>
-        <w:rPr>
-          <w:rFonts w:ascii="Times New Roman" w:hAnsi="Times New Roman" w:cs="Times New Roman"/>
-          <w:b/>
-          <w:bCs/>
-          <w:i w:val="0"/>
-          <w:iCs w:val="0"/>
-          <w:color w:val="auto"/>
-          <w:sz w:val="24"/>
-          <w:szCs w:val="24"/>
-        </w:rPr>
-        <w:t>'Close'</w:t>
-      </w:r>
-      <w:r>
-        <w:rPr>
-          <w:rFonts w:ascii="Times New Roman" w:hAnsi="Times New Roman" w:cs="Times New Roman"/>
-          <w:i w:val="0"/>
-          <w:iCs w:val="0"/>
-          <w:color w:val="auto"/>
-          <w:sz w:val="24"/>
-          <w:szCs w:val="24"/>
-        </w:rPr>
-        <w:t xml:space="preserve"> price</w:t>
-      </w:r>
-      <w:r>
-        <w:rPr>
-          <w:rFonts w:ascii="Times New Roman" w:hAnsi="Times New Roman" w:cs="Times New Roman"/>
-          <w:i w:val="0"/>
-          <w:iCs w:val="0"/>
-          <w:color w:val="auto"/>
-          <w:sz w:val="24"/>
-          <w:szCs w:val="24"/>
-        </w:rPr>
-        <w:t xml:space="preserve">). The sequential dataset was then separated into an 80% training set and 20% test set. This </w:t>
-      </w:r>
-      <w:r>
-        <w:rPr>
-          <w:rFonts w:ascii="Times New Roman" w:hAnsi="Times New Roman" w:cs="Times New Roman"/>
-          <w:i w:val="0"/>
-          <w:iCs w:val="0"/>
-          <w:color w:val="auto"/>
-          <w:sz w:val="24"/>
-          <w:szCs w:val="24"/>
-        </w:rPr>
-        <w:t>is done to avoid the iss</w:t>
-      </w:r>
-      <w:r>
-        <w:rPr>
-          <w:rFonts w:ascii="Times New Roman" w:hAnsi="Times New Roman" w:cs="Times New Roman"/>
-          <w:i w:val="0"/>
-          <w:iCs w:val="0"/>
-          <w:color w:val="auto"/>
-          <w:sz w:val="24"/>
-          <w:szCs w:val="24"/>
-        </w:rPr>
-        <w:t>ue of data leakage</w:t>
-      </w:r>
-      <w:r>
-        <w:rPr>
-          <w:rFonts w:ascii="Times New Roman" w:hAnsi="Times New Roman" w:cs="Times New Roman"/>
-          <w:i w:val="0"/>
-          <w:iCs w:val="0"/>
-          <w:color w:val="auto"/>
-          <w:sz w:val="24"/>
-          <w:szCs w:val="24"/>
-        </w:rPr>
-        <w:t xml:space="preserve"> </w:t>
-      </w:r>
-      <w:r>
-        <w:rPr>
-          <w:rFonts w:ascii="Times New Roman" w:hAnsi="Times New Roman" w:cs="Times New Roman"/>
-          <w:i w:val="0"/>
-          <w:iCs w:val="0"/>
-          <w:color w:val="auto"/>
-          <w:sz w:val="24"/>
-          <w:szCs w:val="24"/>
-        </w:rPr>
-        <w:t>ensuring the model is trained entirely on past data and evaluated purely on its ability to forecast an unseen, chronological future.</w:t>
-      </w:r>
-    </w:p>
-    <w:p>
-      <w:pPr>
-        <w:pStyle w:val="Caption"/>
-        <w:spacing w:line="276" w:lineRule="auto"/>
-        <w:jc w:val="both"/>
-        <w:rPr>
-          <w:rFonts w:ascii="Times New Roman" w:hAnsi="Times New Roman" w:cs="Times New Roman"/>
-          <w:i w:val="0"/>
-          <w:iCs w:val="0"/>
-          <w:color w:val="auto"/>
-          <w:sz w:val="24"/>
-          <w:szCs w:val="24"/>
-        </w:rPr>
-      </w:pPr>
-      <w:r>
-        <w:rPr>
-          <w:rFonts w:ascii="Times New Roman" w:hAnsi="Times New Roman" w:cs="Times New Roman"/>
-          <w:i w:val="0"/>
-          <w:iCs w:val="0"/>
-          <w:color w:val="auto"/>
-          <w:sz w:val="24"/>
-          <w:szCs w:val="24"/>
-        </w:rPr>
         <w:t xml:space="preserve"> </w:t>
       </w:r>
     </w:p>
@@ -2684,7 +2716,7 @@
           <w:rFonts w:ascii="Times New Roman" w:hAnsi="Times New Roman" w:cs="Times New Roman"/>
         </w:rPr>
       </w:pPr>
-      <w:bookmarkStart w:id="5" w:name="_Toc232701027"/>
+      <w:bookmarkStart w:id="5" w:name="_Toc232721348"/>
       <w:r>
         <w:rPr>
           <w:rFonts w:ascii="Times New Roman" w:hAnsi="Times New Roman" w:cs="Times New Roman"/>
@@ -2713,7 +2745,7 @@
       <w:pPr>
         <w:pStyle w:val="Heading2"/>
       </w:pPr>
-      <w:bookmarkStart w:id="6" w:name="_Toc232701028"/>
+      <w:bookmarkStart w:id="6" w:name="_Toc232721349"/>
       <w:r>
         <w:t xml:space="preserve">2.1 </w:t>
       </w:r>
@@ -2873,7 +2905,7 @@
       <w:pPr>
         <w:pStyle w:val="Heading2"/>
       </w:pPr>
-      <w:bookmarkStart w:id="7" w:name="_Toc232701029"/>
+      <w:bookmarkStart w:id="7" w:name="_Toc232721350"/>
       <w:r>
         <w:t xml:space="preserve">2.2 </w:t>
       </w:r>
@@ -3149,7 +3181,7 @@
       <w:pPr>
         <w:pStyle w:val="Heading1"/>
       </w:pPr>
-      <w:bookmarkStart w:id="8" w:name="_Toc232701030"/>
+      <w:bookmarkStart w:id="8" w:name="_Toc232721351"/>
       <w:r>
         <w:lastRenderedPageBreak/>
         <w:t>3 Application, Evaluation, and Visualization</w:t>
@@ -3198,13 +3230,49 @@
         <w:rPr>
           <w:rFonts w:ascii="Times New Roman" w:hAnsi="Times New Roman" w:cs="Times New Roman"/>
         </w:rPr>
-        <w:t xml:space="preserve"> deep learning frameworks. These tools were selected for their robust ability to construct, train, and optimize complex recurrent architectures efficiently.</w:t>
+        <w:t xml:space="preserve"> deep learning frameworks. These tools were selected for their robust ability to construct, train, and optimize complex recurrent architectures efficiently. To maintain strict scientific reproducibility and ensure that the performance variances between the architectures were structurally driven rather than the result of random stochastic weight initialization, a global random seed</w:t>
+      </w:r>
+      <w:r>
+        <w:rPr>
+          <w:rFonts w:ascii="Times New Roman" w:hAnsi="Times New Roman" w:cs="Times New Roman"/>
+        </w:rPr>
+        <w:t xml:space="preserve"> of 90</w:t>
+      </w:r>
+      <w:r>
+        <w:rPr>
+          <w:rFonts w:ascii="Times New Roman" w:hAnsi="Times New Roman" w:cs="Times New Roman"/>
+        </w:rPr>
+        <w:t xml:space="preserve"> was explicitly set across the training pipeline. Furthermore, before compiling each new model iteration, the computational graph was reset using </w:t>
+      </w:r>
+      <w:proofErr w:type="spellStart"/>
+      <w:r>
+        <w:rPr>
+          <w:rFonts w:ascii="Times New Roman" w:hAnsi="Times New Roman" w:cs="Times New Roman"/>
+          <w:b/>
+          <w:bCs/>
+        </w:rPr>
+        <w:t>tf.keras.backend.clear_session</w:t>
+      </w:r>
+      <w:proofErr w:type="spellEnd"/>
+      <w:r>
+        <w:rPr>
+          <w:rFonts w:ascii="Times New Roman" w:hAnsi="Times New Roman" w:cs="Times New Roman"/>
+          <w:b/>
+          <w:bCs/>
+        </w:rPr>
+        <w:t>()</w:t>
+      </w:r>
+      <w:r>
+        <w:rPr>
+          <w:rFonts w:ascii="Times New Roman" w:hAnsi="Times New Roman" w:cs="Times New Roman"/>
+        </w:rPr>
+        <w:t xml:space="preserve"> to prevent memory leaks or residual state contamination.</w:t>
       </w:r>
     </w:p>
     <w:p>
       <w:pPr>
         <w:spacing w:line="276" w:lineRule="auto"/>
-        <w:ind w:firstLine="720"/>
+        <w:ind w:firstLine="360"/>
         <w:jc w:val="both"/>
         <w:rPr>
           <w:rFonts w:ascii="Times New Roman" w:hAnsi="Times New Roman" w:cs="Times New Roman"/>
@@ -3216,14 +3284,12 @@
         </w:rPr>
         <w:t xml:space="preserve">The model was compiled using the </w:t>
       </w:r>
-      <w:proofErr w:type="spellStart"/>
-      <w:r>
-        <w:rPr>
-          <w:rFonts w:ascii="Times New Roman" w:hAnsi="Times New Roman" w:cs="Times New Roman"/>
-        </w:rPr>
-        <w:t>adam</w:t>
-      </w:r>
-      <w:proofErr w:type="spellEnd"/>
+      <w:r>
+        <w:rPr>
+          <w:rFonts w:ascii="Times New Roman" w:hAnsi="Times New Roman" w:cs="Times New Roman"/>
+        </w:rPr>
+        <w:t>Adam</w:t>
+      </w:r>
       <w:r>
         <w:rPr>
           <w:rFonts w:ascii="Times New Roman" w:hAnsi="Times New Roman" w:cs="Times New Roman"/>
@@ -3252,7 +3318,13 @@
         <w:rPr>
           <w:rFonts w:ascii="Times New Roman" w:hAnsi="Times New Roman" w:cs="Times New Roman"/>
         </w:rPr>
-        <w:t>During training, the batch size was set to 32 sequences. To rigorously evaluate the model's ability to generalize, the model was trained with 80% of the chronological timeline and tested on the remaining 20%.</w:t>
+        <w:t>During training, the batch size was set to 32 sequences. To rigorously evaluate the model's ability to generalize, the model was trained with 80% of the chronological timeline and tested on the remaining 20%</w:t>
+      </w:r>
+      <w:r>
+        <w:rPr>
+          <w:rFonts w:ascii="Times New Roman" w:hAnsi="Times New Roman" w:cs="Times New Roman"/>
+        </w:rPr>
+        <w:t xml:space="preserve">. </w:t>
       </w:r>
       <w:r>
         <w:rPr>
@@ -3264,7 +3336,7 @@
     <w:p>
       <w:pPr>
         <w:spacing w:line="276" w:lineRule="auto"/>
-        <w:ind w:firstLine="720"/>
+        <w:ind w:firstLine="360"/>
         <w:jc w:val="both"/>
         <w:rPr>
           <w:rFonts w:ascii="Times New Roman" w:hAnsi="Times New Roman" w:cs="Times New Roman"/>
@@ -3274,71 +3346,49 @@
         <w:rPr>
           <w:rFonts w:ascii="Times New Roman" w:hAnsi="Times New Roman" w:cs="Times New Roman"/>
         </w:rPr>
-        <w:t xml:space="preserve">The standard GRU was run as the primary baseline on the 5-year dataset. </w:t>
-      </w:r>
-      <w:r>
-        <w:rPr>
-          <w:rFonts w:ascii="Times New Roman" w:hAnsi="Times New Roman" w:cs="Times New Roman"/>
-        </w:rPr>
-        <w:t xml:space="preserve">As shown in </w:t>
-      </w:r>
-      <w:r>
-        <w:rPr>
-          <w:rFonts w:cs="Times New Roman"/>
+        <w:t>The standard GRU was deployed as the primary architectural baseline for the 5-year dataset. As illustrated in</w:t>
+      </w:r>
+      <w:r>
+        <w:rPr>
+          <w:rFonts w:ascii="Times New Roman" w:hAnsi="Times New Roman" w:cs="Times New Roman"/>
+        </w:rPr>
+        <w:t xml:space="preserve"> </w:t>
+      </w:r>
+      <w:r>
+        <w:rPr>
+          <w:rFonts w:ascii="Times New Roman" w:hAnsi="Times New Roman" w:cs="Times New Roman"/>
         </w:rPr>
         <w:fldChar w:fldCharType="begin"/>
       </w:r>
       <w:r>
         <w:rPr>
-          <w:rFonts w:cs="Times New Roman"/>
-        </w:rPr>
-        <w:instrText xml:space="preserve"> REF _Ref231604301 \h </w:instrText>
-      </w:r>
-      <w:r>
-        <w:rPr>
-          <w:rFonts w:cs="Times New Roman"/>
-        </w:rPr>
-        <w:instrText xml:space="preserve"> \* MERGEFORMAT </w:instrText>
-      </w:r>
-      <w:r>
-        <w:rPr>
-          <w:rFonts w:cs="Times New Roman"/>
-        </w:rPr>
-      </w:r>
-      <w:r>
-        <w:rPr>
-          <w:rFonts w:cs="Times New Roman"/>
+          <w:rFonts w:ascii="Times New Roman" w:hAnsi="Times New Roman" w:cs="Times New Roman"/>
+        </w:rPr>
+        <w:instrText xml:space="preserve"> REF _Ref232715824 \h </w:instrText>
+      </w:r>
+      <w:r>
+        <w:rPr>
+          <w:rFonts w:ascii="Times New Roman" w:hAnsi="Times New Roman" w:cs="Times New Roman"/>
+        </w:rPr>
+      </w:r>
+      <w:r>
+        <w:rPr>
+          <w:rFonts w:ascii="Times New Roman" w:hAnsi="Times New Roman" w:cs="Times New Roman"/>
         </w:rPr>
         <w:fldChar w:fldCharType="separate"/>
       </w:r>
       <w:r>
-        <w:rPr>
-          <w:rFonts w:cs="Times New Roman"/>
-        </w:rPr>
-        <w:t>Figu</w:t>
-      </w:r>
-      <w:r>
-        <w:rPr>
-          <w:rFonts w:cs="Times New Roman"/>
-        </w:rPr>
-        <w:t>r</w:t>
-      </w:r>
-      <w:r>
-        <w:rPr>
-          <w:rFonts w:cs="Times New Roman"/>
-        </w:rPr>
-        <w:t xml:space="preserve">e </w:t>
-      </w:r>
-      <w:r>
-        <w:rPr>
-          <w:rFonts w:cs="Times New Roman"/>
+        <w:t xml:space="preserve">Figure </w:t>
+      </w:r>
+      <w:r>
+        <w:rPr>
           <w:noProof/>
         </w:rPr>
         <w:t>1</w:t>
       </w:r>
       <w:r>
         <w:rPr>
-          <w:rFonts w:cs="Times New Roman"/>
+          <w:rFonts w:ascii="Times New Roman" w:hAnsi="Times New Roman" w:cs="Times New Roman"/>
         </w:rPr>
         <w:fldChar w:fldCharType="end"/>
       </w:r>
@@ -3346,49 +3396,26 @@
         <w:rPr>
           <w:rFonts w:ascii="Times New Roman" w:hAnsi="Times New Roman" w:cs="Times New Roman"/>
         </w:rPr>
-        <w:t xml:space="preserve"> below, </w:t>
-      </w:r>
-      <w:r>
-        <w:rPr>
-          <w:rFonts w:ascii="Times New Roman" w:hAnsi="Times New Roman" w:cs="Times New Roman"/>
-        </w:rPr>
-        <w:t xml:space="preserve">the model successfully halted training at </w:t>
-      </w:r>
-      <w:r>
-        <w:rPr>
-          <w:rFonts w:ascii="Times New Roman" w:hAnsi="Times New Roman" w:cs="Times New Roman"/>
-          <w:b/>
-          <w:bCs/>
-        </w:rPr>
-        <w:t>Epoch 29</w:t>
-      </w:r>
-      <w:r>
-        <w:rPr>
-          <w:rFonts w:ascii="Times New Roman" w:hAnsi="Times New Roman" w:cs="Times New Roman"/>
-        </w:rPr>
-        <w:t xml:space="preserve">. </w:t>
-      </w:r>
-      <w:r>
-        <w:rPr>
-          <w:rFonts w:ascii="Times New Roman" w:hAnsi="Times New Roman" w:cs="Times New Roman"/>
-        </w:rPr>
-        <w:t>This clearly shows the fast reduction in losses initially followed by the stabilization of the losses after some period</w:t>
-      </w:r>
-      <w:r>
-        <w:rPr>
-          <w:rFonts w:ascii="Times New Roman" w:hAnsi="Times New Roman" w:cs="Times New Roman"/>
-        </w:rPr>
-        <w:t>. The early termination confirms that callback successfully intercepted the training process before the network could memorize the noise of the dataset, restoring the optimal mathematical weights.</w:t>
+        <w:t xml:space="preserve">, the model successfully </w:t>
+      </w:r>
+      <w:r>
+        <w:rPr>
+          <w:rFonts w:ascii="Times New Roman" w:hAnsi="Times New Roman" w:cs="Times New Roman"/>
+        </w:rPr>
+        <w:t xml:space="preserve">halted training at Epoch 64. </w:t>
+      </w:r>
+      <w:r>
+        <w:rPr>
+          <w:rFonts w:ascii="Times New Roman" w:hAnsi="Times New Roman" w:cs="Times New Roman"/>
+        </w:rPr>
+        <w:t>The resulting loss curves exhibit a rapid initial reduction in error, followed by a clear, sustained stabilization of the loss function over the subsequent epochs. This trajectory confirms that the network achieved optimal mathematical convergence across the 64 epochs, effectively extracting the underlying market macro-trends without overfitting to the stochastic noise of the training data.</w:t>
       </w:r>
     </w:p>
     <w:p>
       <w:pPr>
         <w:keepNext/>
-        <w:spacing w:after="0" w:line="276" w:lineRule="auto"/>
+        <w:spacing w:line="276" w:lineRule="auto"/>
         <w:jc w:val="center"/>
-        <w:rPr>
-          <w:rFonts w:ascii="Times New Roman" w:hAnsi="Times New Roman" w:cs="Times New Roman"/>
-        </w:rPr>
       </w:pPr>
       <w:r>
         <w:rPr>
@@ -3396,10 +3423,10 @@
           <w:noProof/>
         </w:rPr>
         <w:drawing>
-          <wp:inline distT="0" distB="0" distL="0" distR="0" wp14:anchorId="23D4986D" wp14:editId="7FF59C0A">
-            <wp:extent cx="5731510" cy="2649220"/>
-            <wp:effectExtent l="0" t="0" r="2540" b="0"/>
-            <wp:docPr id="494979918" name="Picture 1"/>
+          <wp:inline distT="0" distB="0" distL="0" distR="0" wp14:anchorId="2EA31DCB" wp14:editId="60A070D3">
+            <wp:extent cx="5731510" cy="2638425"/>
+            <wp:effectExtent l="0" t="0" r="2540" b="9525"/>
+            <wp:docPr id="2072654738" name="Picture 1"/>
             <wp:cNvGraphicFramePr>
               <a:graphicFrameLocks xmlns:a="http://schemas.openxmlformats.org/drawingml/2006/main" noChangeAspect="1"/>
             </wp:cNvGraphicFramePr>
@@ -3407,7 +3434,7 @@
               <a:graphicData uri="http://schemas.openxmlformats.org/drawingml/2006/picture">
                 <pic:pic xmlns:pic="http://schemas.openxmlformats.org/drawingml/2006/picture">
                   <pic:nvPicPr>
-                    <pic:cNvPr id="494979918" name=""/>
+                    <pic:cNvPr id="2072654738" name=""/>
                     <pic:cNvPicPr/>
                   </pic:nvPicPr>
                   <pic:blipFill>
@@ -3419,7 +3446,7 @@
                   <pic:spPr>
                     <a:xfrm>
                       <a:off x="0" y="0"/>
-                      <a:ext cx="5731510" cy="2649220"/>
+                      <a:ext cx="5731510" cy="2638425"/>
                     </a:xfrm>
                     <a:prstGeom prst="rect">
                       <a:avLst/>
@@ -3435,62 +3462,35 @@
     <w:p>
       <w:pPr>
         <w:pStyle w:val="Caption"/>
-        <w:spacing w:line="276" w:lineRule="auto"/>
         <w:jc w:val="center"/>
         <w:rPr>
-          <w:rFonts w:cs="Times New Roman"/>
-        </w:rPr>
-      </w:pPr>
-      <w:bookmarkStart w:id="9" w:name="_Ref231604301"/>
-      <w:r>
-        <w:rPr>
-          <w:rFonts w:cs="Times New Roman"/>
-        </w:rPr>
+          <w:rFonts w:ascii="Times New Roman" w:hAnsi="Times New Roman" w:cs="Times New Roman"/>
+        </w:rPr>
+      </w:pPr>
+      <w:bookmarkStart w:id="9" w:name="_Ref232715824"/>
+      <w:r>
         <w:t xml:space="preserve">Figure </w:t>
       </w:r>
-      <w:r>
-        <w:rPr>
-          <w:rFonts w:cs="Times New Roman"/>
-        </w:rPr>
-        <w:fldChar w:fldCharType="begin"/>
-      </w:r>
-      <w:r>
-        <w:rPr>
-          <w:rFonts w:cs="Times New Roman"/>
-        </w:rPr>
-        <w:instrText xml:space="preserve"> SEQ Figure \* ARABIC </w:instrText>
-      </w:r>
-      <w:r>
-        <w:rPr>
-          <w:rFonts w:cs="Times New Roman"/>
-        </w:rPr>
-        <w:fldChar w:fldCharType="separate"/>
-      </w:r>
-      <w:r>
-        <w:rPr>
-          <w:rFonts w:cs="Times New Roman"/>
-          <w:noProof/>
-        </w:rPr>
-        <w:t>1</w:t>
-      </w:r>
-      <w:r>
-        <w:rPr>
-          <w:rFonts w:cs="Times New Roman"/>
-        </w:rPr>
-        <w:fldChar w:fldCharType="end"/>
-      </w:r>
+      <w:fldSimple w:instr=" SEQ Figure \* ARABIC ">
+        <w:r>
+          <w:rPr>
+            <w:noProof/>
+          </w:rPr>
+          <w:t>1</w:t>
+        </w:r>
+      </w:fldSimple>
       <w:bookmarkEnd w:id="9"/>
       <w:r>
-        <w:rPr>
-          <w:rFonts w:cs="Times New Roman"/>
-        </w:rPr>
-        <w:t>: GRU Loss Curve</w:t>
+        <w:t xml:space="preserve">: </w:t>
+      </w:r>
+      <w:r>
+        <w:t>GRU Loss Curve</w:t>
       </w:r>
     </w:p>
     <w:p>
       <w:pPr>
         <w:spacing w:line="276" w:lineRule="auto"/>
-        <w:ind w:firstLine="720"/>
+        <w:ind w:firstLine="360"/>
         <w:jc w:val="both"/>
         <w:rPr>
           <w:rFonts w:ascii="Times New Roman" w:hAnsi="Times New Roman" w:cs="Times New Roman"/>
@@ -3524,7 +3524,7 @@
         <w:rPr>
           <w:rFonts w:ascii="Times New Roman" w:hAnsi="Times New Roman" w:cs="Times New Roman"/>
         </w:rPr>
-        <w:instrText xml:space="preserve"> REF _Ref231604966 \h </w:instrText>
+        <w:instrText xml:space="preserve"> REF _Ref232715881 \h </w:instrText>
       </w:r>
       <w:r>
         <w:rPr>
@@ -3547,26 +3547,7 @@
         <w:rPr>
           <w:rFonts w:ascii="Times New Roman" w:hAnsi="Times New Roman" w:cs="Times New Roman"/>
         </w:rPr>
-        <w:t>Ta</w:t>
-      </w:r>
-      <w:r>
-        <w:rPr>
-          <w:rFonts w:ascii="Times New Roman" w:hAnsi="Times New Roman" w:cs="Times New Roman"/>
-        </w:rPr>
-        <w:t>b</w:t>
-      </w:r>
-      <w:r>
-        <w:rPr>
-          <w:rFonts w:ascii="Times New Roman" w:hAnsi="Times New Roman" w:cs="Times New Roman"/>
-        </w:rPr>
-        <w:t xml:space="preserve">le </w:t>
-      </w:r>
-      <w:r>
-        <w:rPr>
-          <w:rFonts w:cs="Times New Roman"/>
-          <w:noProof/>
-        </w:rPr>
-        <w:t>1</w:t>
+        <w:t>Table 1</w:t>
       </w:r>
       <w:r>
         <w:rPr>
@@ -3596,27 +3577,35 @@
         <w:rPr>
           <w:rFonts w:ascii="Times New Roman" w:hAnsi="Times New Roman" w:cs="Times New Roman"/>
         </w:rPr>
-        <w:t>29-epoch</w:t>
-      </w:r>
-      <w:r>
-        <w:rPr>
-          <w:rFonts w:ascii="Times New Roman" w:hAnsi="Times New Roman" w:cs="Times New Roman"/>
-        </w:rPr>
-        <w:t xml:space="preserve"> training cycle in just </w:t>
-      </w:r>
-      <w:r>
-        <w:rPr>
-          <w:rFonts w:ascii="Times New Roman" w:hAnsi="Times New Roman" w:cs="Times New Roman"/>
-          <w:b/>
-          <w:bCs/>
-        </w:rPr>
-        <w:t xml:space="preserve">32.16 </w:t>
-      </w:r>
-      <w:r>
-        <w:rPr>
-          <w:rFonts w:ascii="Times New Roman" w:hAnsi="Times New Roman" w:cs="Times New Roman"/>
-          <w:b/>
-          <w:bCs/>
+        <w:t>64</w:t>
+      </w:r>
+      <w:r>
+        <w:rPr>
+          <w:rFonts w:ascii="Times New Roman" w:hAnsi="Times New Roman" w:cs="Times New Roman"/>
+        </w:rPr>
+        <w:t>-epoch</w:t>
+      </w:r>
+      <w:r>
+        <w:rPr>
+          <w:rFonts w:ascii="Times New Roman" w:hAnsi="Times New Roman" w:cs="Times New Roman"/>
+        </w:rPr>
+        <w:t xml:space="preserve"> training cycle in </w:t>
+      </w:r>
+      <w:r>
+        <w:rPr>
+          <w:rFonts w:ascii="Times New Roman" w:hAnsi="Times New Roman" w:cs="Times New Roman"/>
+        </w:rPr>
+        <w:t>73.36</w:t>
+      </w:r>
+      <w:r>
+        <w:rPr>
+          <w:rFonts w:ascii="Times New Roman" w:hAnsi="Times New Roman" w:cs="Times New Roman"/>
+        </w:rPr>
+        <w:t xml:space="preserve"> </w:t>
+      </w:r>
+      <w:r>
+        <w:rPr>
+          <w:rFonts w:ascii="Times New Roman" w:hAnsi="Times New Roman" w:cs="Times New Roman"/>
         </w:rPr>
         <w:t>s</w:t>
       </w:r>
@@ -3629,24 +3618,30 @@
       <w:r>
         <w:rPr>
           <w:rFonts w:ascii="Times New Roman" w:hAnsi="Times New Roman" w:cs="Times New Roman"/>
-          <w:b/>
-          <w:bCs/>
-        </w:rPr>
-        <w:t xml:space="preserve">1.11 </w:t>
-      </w:r>
-      <w:r>
-        <w:rPr>
-          <w:rFonts w:ascii="Times New Roman" w:hAnsi="Times New Roman" w:cs="Times New Roman"/>
-          <w:b/>
-          <w:bCs/>
+        </w:rPr>
+        <w:t>1.</w:t>
+      </w:r>
+      <w:r>
+        <w:rPr>
+          <w:rFonts w:ascii="Times New Roman" w:hAnsi="Times New Roman" w:cs="Times New Roman"/>
+        </w:rPr>
+        <w:t>15</w:t>
+      </w:r>
+      <w:r>
+        <w:rPr>
+          <w:rFonts w:ascii="Times New Roman" w:hAnsi="Times New Roman" w:cs="Times New Roman"/>
+        </w:rPr>
+        <w:t xml:space="preserve"> </w:t>
+      </w:r>
+      <w:r>
+        <w:rPr>
+          <w:rFonts w:ascii="Times New Roman" w:hAnsi="Times New Roman" w:cs="Times New Roman"/>
         </w:rPr>
         <w:t>s</w:t>
       </w:r>
       <w:r>
         <w:rPr>
           <w:rFonts w:ascii="Times New Roman" w:hAnsi="Times New Roman" w:cs="Times New Roman"/>
-          <w:b/>
-          <w:bCs/>
         </w:rPr>
         <w:t xml:space="preserve"> per epoch</w:t>
       </w:r>
@@ -3665,7 +3660,6 @@
       <w:r>
         <w:rPr>
           <w:rFonts w:ascii="Times New Roman" w:hAnsi="Times New Roman" w:cs="Times New Roman"/>
-          <w:vertAlign w:val="superscript"/>
         </w:rPr>
         <w:t>2</w:t>
       </w:r>
@@ -3678,16 +3672,39 @@
       <w:r>
         <w:rPr>
           <w:rFonts w:ascii="Times New Roman" w:hAnsi="Times New Roman" w:cs="Times New Roman"/>
-          <w:b/>
-          <w:bCs/>
-        </w:rPr>
-        <w:t>0.88</w:t>
-      </w:r>
-      <w:r>
-        <w:rPr>
-          <w:rFonts w:ascii="Times New Roman" w:hAnsi="Times New Roman" w:cs="Times New Roman"/>
-        </w:rPr>
-        <w:t xml:space="preserve"> proves that the model successfully explains 88% of the variance in IBM's closing price. Additionally, the RMSE indicates that, on average, the model's predictions deviate by </w:t>
+        </w:rPr>
+        <w:t>0.8</w:t>
+      </w:r>
+      <w:r>
+        <w:rPr>
+          <w:rFonts w:ascii="Times New Roman" w:hAnsi="Times New Roman" w:cs="Times New Roman"/>
+        </w:rPr>
+        <w:t>909</w:t>
+      </w:r>
+      <w:r>
+        <w:rPr>
+          <w:rFonts w:ascii="Times New Roman" w:hAnsi="Times New Roman" w:cs="Times New Roman"/>
+        </w:rPr>
+        <w:t xml:space="preserve"> proves that the model successfully explains 8</w:t>
+      </w:r>
+      <w:r>
+        <w:rPr>
+          <w:rFonts w:ascii="Times New Roman" w:hAnsi="Times New Roman" w:cs="Times New Roman"/>
+        </w:rPr>
+        <w:t>9</w:t>
+      </w:r>
+      <w:r>
+        <w:rPr>
+          <w:rFonts w:ascii="Times New Roman" w:hAnsi="Times New Roman" w:cs="Times New Roman"/>
+        </w:rPr>
+        <w:t xml:space="preserve">% of the variance in IBM's closing price. Additionally, the RMSE indicates that, on average, the model's </w:t>
+      </w:r>
+      <w:r>
+        <w:rPr>
+          <w:rFonts w:ascii="Times New Roman" w:hAnsi="Times New Roman" w:cs="Times New Roman"/>
+        </w:rPr>
+        <w:lastRenderedPageBreak/>
+        <w:t xml:space="preserve">predictions deviate by </w:t>
       </w:r>
       <w:r>
         <w:rPr>
@@ -3698,10 +3715,14 @@
       <w:r>
         <w:rPr>
           <w:rFonts w:ascii="Times New Roman" w:hAnsi="Times New Roman" w:cs="Times New Roman"/>
-          <w:b/>
-          <w:bCs/>
-        </w:rPr>
-        <w:t>$9.54</w:t>
+        </w:rPr>
+        <w:t>$9.</w:t>
+      </w:r>
+      <w:r>
+        <w:rPr>
+          <w:rFonts w:ascii="Times New Roman" w:hAnsi="Times New Roman" w:cs="Times New Roman"/>
+        </w:rPr>
+        <w:t>05</w:t>
       </w:r>
       <w:r>
         <w:rPr>
@@ -3736,72 +3757,40 @@
       <w:r>
         <w:rPr>
           <w:rFonts w:ascii="Times New Roman" w:hAnsi="Times New Roman" w:cs="Times New Roman"/>
-          <w:i/>
-          <w:iCs/>
-        </w:rPr>
-        <w:t>3</w:t>
-      </w:r>
-      <w:r>
-        <w:rPr>
-          <w:rFonts w:ascii="Times New Roman" w:hAnsi="Times New Roman" w:cs="Times New Roman"/>
-        </w:rPr>
-        <w:t>00</w:t>
+        </w:rPr>
+        <w:t>300</w:t>
+      </w:r>
+      <w:r>
+        <w:rPr>
+          <w:rFonts w:ascii="Times New Roman" w:hAnsi="Times New Roman" w:cs="Times New Roman"/>
+        </w:rPr>
+        <w:t>.</w:t>
       </w:r>
     </w:p>
     <w:p>
       <w:pPr>
         <w:pStyle w:val="Caption"/>
         <w:keepNext/>
-        <w:spacing w:line="276" w:lineRule="auto"/>
         <w:jc w:val="center"/>
-        <w:rPr>
-          <w:rFonts w:cs="Times New Roman"/>
-        </w:rPr>
-      </w:pPr>
-      <w:bookmarkStart w:id="10" w:name="_Ref231604966"/>
-      <w:r>
-        <w:rPr>
-          <w:rFonts w:cs="Times New Roman"/>
-        </w:rPr>
+      </w:pPr>
+      <w:bookmarkStart w:id="10" w:name="_Ref232715881"/>
+      <w:r>
         <w:t xml:space="preserve">Table </w:t>
       </w:r>
-      <w:r>
-        <w:rPr>
-          <w:rFonts w:cs="Times New Roman"/>
-        </w:rPr>
-        <w:fldChar w:fldCharType="begin"/>
-      </w:r>
-      <w:r>
-        <w:rPr>
-          <w:rFonts w:cs="Times New Roman"/>
-        </w:rPr>
-        <w:instrText xml:space="preserve"> SEQ Table \* ARABIC </w:instrText>
-      </w:r>
-      <w:r>
-        <w:rPr>
-          <w:rFonts w:cs="Times New Roman"/>
-        </w:rPr>
-        <w:fldChar w:fldCharType="separate"/>
-      </w:r>
-      <w:r>
-        <w:rPr>
-          <w:rFonts w:cs="Times New Roman"/>
-          <w:noProof/>
-        </w:rPr>
-        <w:t>1</w:t>
-      </w:r>
-      <w:r>
-        <w:rPr>
-          <w:rFonts w:cs="Times New Roman"/>
-        </w:rPr>
-        <w:fldChar w:fldCharType="end"/>
-      </w:r>
+      <w:fldSimple w:instr=" SEQ Table \* ARABIC ">
+        <w:r>
+          <w:rPr>
+            <w:noProof/>
+          </w:rPr>
+          <w:t>1</w:t>
+        </w:r>
+      </w:fldSimple>
       <w:bookmarkEnd w:id="10"/>
       <w:r>
-        <w:rPr>
-          <w:rFonts w:cs="Times New Roman"/>
-        </w:rPr>
-        <w:t>: GRU Performance</w:t>
+        <w:t xml:space="preserve">: </w:t>
+      </w:r>
+      <w:r>
+        <w:t>GRU Performance</w:t>
       </w:r>
     </w:p>
     <w:tbl>
@@ -3813,12 +3802,12 @@
       <w:tblGrid>
         <w:gridCol w:w="843"/>
         <w:gridCol w:w="923"/>
-        <w:gridCol w:w="1913"/>
-        <w:gridCol w:w="1841"/>
+        <w:gridCol w:w="2052"/>
+        <w:gridCol w:w="1931"/>
         <w:gridCol w:w="750"/>
-        <w:gridCol w:w="983"/>
-        <w:gridCol w:w="943"/>
-        <w:gridCol w:w="820"/>
+        <w:gridCol w:w="756"/>
+        <w:gridCol w:w="940"/>
+        <w:gridCol w:w="821"/>
       </w:tblGrid>
       <w:tr>
         <w:tc>
@@ -3831,11 +3820,19 @@
               <w:jc w:val="center"/>
               <w:rPr>
                 <w:rFonts w:ascii="Times New Roman" w:hAnsi="Times New Roman" w:cs="Times New Roman"/>
+                <w:b/>
+                <w:bCs/>
+                <w:sz w:val="22"/>
+                <w:szCs w:val="22"/>
               </w:rPr>
             </w:pPr>
             <w:r>
               <w:rPr>
                 <w:rFonts w:ascii="Times New Roman" w:hAnsi="Times New Roman" w:cs="Times New Roman"/>
+                <w:b/>
+                <w:bCs/>
+                <w:sz w:val="22"/>
+                <w:szCs w:val="22"/>
               </w:rPr>
               <w:t>Model</w:t>
             </w:r>
@@ -3851,11 +3848,19 @@
               <w:jc w:val="center"/>
               <w:rPr>
                 <w:rFonts w:ascii="Times New Roman" w:hAnsi="Times New Roman" w:cs="Times New Roman"/>
+                <w:b/>
+                <w:bCs/>
+                <w:sz w:val="22"/>
+                <w:szCs w:val="22"/>
               </w:rPr>
             </w:pPr>
             <w:r>
               <w:rPr>
                 <w:rFonts w:ascii="Times New Roman" w:hAnsi="Times New Roman" w:cs="Times New Roman"/>
+                <w:b/>
+                <w:bCs/>
+                <w:sz w:val="22"/>
+                <w:szCs w:val="22"/>
               </w:rPr>
               <w:t>Epochs</w:t>
             </w:r>
@@ -3863,7 +3868,7 @@
         </w:tc>
         <w:tc>
           <w:tcPr>
-            <w:tcW w:w="1915" w:type="dxa"/>
+            <w:tcW w:w="2057" w:type="dxa"/>
             <w:shd w:val="clear" w:color="auto" w:fill="D1D1D1" w:themeFill="background2" w:themeFillShade="E6"/>
           </w:tcPr>
           <w:p>
@@ -3871,11 +3876,19 @@
               <w:jc w:val="center"/>
               <w:rPr>
                 <w:rFonts w:ascii="Times New Roman" w:hAnsi="Times New Roman" w:cs="Times New Roman"/>
+                <w:b/>
+                <w:bCs/>
+                <w:sz w:val="22"/>
+                <w:szCs w:val="22"/>
               </w:rPr>
             </w:pPr>
             <w:r>
               <w:rPr>
                 <w:rFonts w:ascii="Times New Roman" w:hAnsi="Times New Roman" w:cs="Times New Roman"/>
+                <w:b/>
+                <w:bCs/>
+                <w:sz w:val="22"/>
+                <w:szCs w:val="22"/>
               </w:rPr>
               <w:t>Training Time (s)</w:t>
             </w:r>
@@ -3883,7 +3896,7 @@
         </w:tc>
         <w:tc>
           <w:tcPr>
-            <w:tcW w:w="1843" w:type="dxa"/>
+            <w:tcW w:w="1934" w:type="dxa"/>
             <w:shd w:val="clear" w:color="auto" w:fill="D1D1D1" w:themeFill="background2" w:themeFillShade="E6"/>
           </w:tcPr>
           <w:p>
@@ -3891,19 +3904,47 @@
               <w:jc w:val="center"/>
               <w:rPr>
                 <w:rFonts w:ascii="Times New Roman" w:hAnsi="Times New Roman" w:cs="Times New Roman"/>
+                <w:b/>
+                <w:bCs/>
+                <w:sz w:val="22"/>
+                <w:szCs w:val="22"/>
               </w:rPr>
             </w:pPr>
             <w:r>
               <w:rPr>
                 <w:rFonts w:ascii="Times New Roman" w:hAnsi="Times New Roman" w:cs="Times New Roman"/>
-              </w:rPr>
-              <w:t>Time per Epoch (s/epoch)</w:t>
+                <w:b/>
+                <w:bCs/>
+                <w:sz w:val="22"/>
+                <w:szCs w:val="22"/>
+              </w:rPr>
+              <w:t>Time</w:t>
+            </w:r>
+            <w:r>
+              <w:rPr>
+                <w:rFonts w:ascii="Times New Roman" w:hAnsi="Times New Roman" w:cs="Times New Roman"/>
+                <w:b/>
+                <w:bCs/>
+                <w:sz w:val="22"/>
+                <w:szCs w:val="22"/>
+              </w:rPr>
+              <w:t>/</w:t>
+            </w:r>
+            <w:r>
+              <w:rPr>
+                <w:rFonts w:ascii="Times New Roman" w:hAnsi="Times New Roman" w:cs="Times New Roman"/>
+                <w:b/>
+                <w:bCs/>
+                <w:sz w:val="22"/>
+                <w:szCs w:val="22"/>
+              </w:rPr>
+              <w:t>Epoch (s)</w:t>
             </w:r>
           </w:p>
         </w:tc>
         <w:tc>
           <w:tcPr>
-            <w:tcW w:w="745" w:type="dxa"/>
+            <w:tcW w:w="750" w:type="dxa"/>
             <w:shd w:val="clear" w:color="auto" w:fill="D1D1D1" w:themeFill="background2" w:themeFillShade="E6"/>
           </w:tcPr>
           <w:p>
@@ -3911,11 +3952,19 @@
               <w:jc w:val="center"/>
               <w:rPr>
                 <w:rFonts w:ascii="Times New Roman" w:hAnsi="Times New Roman" w:cs="Times New Roman"/>
+                <w:b/>
+                <w:bCs/>
+                <w:sz w:val="22"/>
+                <w:szCs w:val="22"/>
               </w:rPr>
             </w:pPr>
             <w:r>
               <w:rPr>
                 <w:rFonts w:ascii="Times New Roman" w:hAnsi="Times New Roman" w:cs="Times New Roman"/>
+                <w:b/>
+                <w:bCs/>
+                <w:sz w:val="22"/>
+                <w:szCs w:val="22"/>
               </w:rPr>
               <w:t>MAE</w:t>
             </w:r>
@@ -3923,7 +3972,7 @@
         </w:tc>
         <w:tc>
           <w:tcPr>
-            <w:tcW w:w="984" w:type="dxa"/>
+            <w:tcW w:w="756" w:type="dxa"/>
             <w:shd w:val="clear" w:color="auto" w:fill="D1D1D1" w:themeFill="background2" w:themeFillShade="E6"/>
           </w:tcPr>
           <w:p>
@@ -3931,11 +3980,19 @@
               <w:jc w:val="center"/>
               <w:rPr>
                 <w:rFonts w:ascii="Times New Roman" w:hAnsi="Times New Roman" w:cs="Times New Roman"/>
+                <w:b/>
+                <w:bCs/>
+                <w:sz w:val="22"/>
+                <w:szCs w:val="22"/>
               </w:rPr>
             </w:pPr>
             <w:r>
               <w:rPr>
                 <w:rFonts w:ascii="Times New Roman" w:hAnsi="Times New Roman" w:cs="Times New Roman"/>
+                <w:b/>
+                <w:bCs/>
+                <w:sz w:val="22"/>
+                <w:szCs w:val="22"/>
               </w:rPr>
               <w:t>MSE</w:t>
             </w:r>
@@ -3943,7 +4000,7 @@
         </w:tc>
         <w:tc>
           <w:tcPr>
-            <w:tcW w:w="943" w:type="dxa"/>
+            <w:tcW w:w="940" w:type="dxa"/>
             <w:shd w:val="clear" w:color="auto" w:fill="D1D1D1" w:themeFill="background2" w:themeFillShade="E6"/>
           </w:tcPr>
           <w:p>
@@ -3951,11 +4008,19 @@
               <w:jc w:val="center"/>
               <w:rPr>
                 <w:rFonts w:ascii="Times New Roman" w:hAnsi="Times New Roman" w:cs="Times New Roman"/>
+                <w:b/>
+                <w:bCs/>
+                <w:sz w:val="22"/>
+                <w:szCs w:val="22"/>
               </w:rPr>
             </w:pPr>
             <w:r>
               <w:rPr>
                 <w:rFonts w:ascii="Times New Roman" w:hAnsi="Times New Roman" w:cs="Times New Roman"/>
+                <w:b/>
+                <w:bCs/>
+                <w:sz w:val="22"/>
+                <w:szCs w:val="22"/>
               </w:rPr>
               <w:t>RMSE</w:t>
             </w:r>
@@ -3963,7 +4028,7 @@
         </w:tc>
         <w:tc>
           <w:tcPr>
-            <w:tcW w:w="820" w:type="dxa"/>
+            <w:tcW w:w="813" w:type="dxa"/>
             <w:shd w:val="clear" w:color="auto" w:fill="D1D1D1" w:themeFill="background2" w:themeFillShade="E6"/>
           </w:tcPr>
           <w:p>
@@ -3971,11 +4036,19 @@
               <w:jc w:val="center"/>
               <w:rPr>
                 <w:rFonts w:ascii="Times New Roman" w:hAnsi="Times New Roman" w:cs="Times New Roman"/>
+                <w:b/>
+                <w:bCs/>
+                <w:sz w:val="22"/>
+                <w:szCs w:val="22"/>
               </w:rPr>
             </w:pPr>
             <w:r>
               <w:rPr>
                 <w:rFonts w:ascii="Times New Roman" w:hAnsi="Times New Roman" w:cs="Times New Roman"/>
+                <w:b/>
+                <w:bCs/>
+                <w:sz w:val="22"/>
+                <w:szCs w:val="22"/>
               </w:rPr>
               <w:t>R²</w:t>
             </w:r>
@@ -3992,17 +4065,23 @@
               <w:jc w:val="center"/>
               <w:rPr>
                 <w:rFonts w:ascii="Times New Roman" w:hAnsi="Times New Roman" w:cs="Times New Roman"/>
+                <w:sz w:val="22"/>
+                <w:szCs w:val="22"/>
               </w:rPr>
             </w:pPr>
             <w:r>
               <w:rPr>
                 <w:rFonts w:ascii="Times New Roman" w:hAnsi="Times New Roman" w:cs="Times New Roman"/>
+                <w:sz w:val="22"/>
+                <w:szCs w:val="22"/>
               </w:rPr>
               <w:t>G</w:t>
             </w:r>
             <w:r>
               <w:rPr>
                 <w:rFonts w:ascii="Times New Roman" w:hAnsi="Times New Roman" w:cs="Times New Roman"/>
+                <w:sz w:val="22"/>
+                <w:szCs w:val="22"/>
                 <w:shd w:val="clear" w:color="auto" w:fill="FFFFFF" w:themeFill="background1"/>
               </w:rPr>
               <w:t>RU</w:t>
@@ -4018,133 +4097,155 @@
               <w:jc w:val="center"/>
               <w:rPr>
                 <w:rFonts w:ascii="Times New Roman" w:hAnsi="Times New Roman" w:cs="Times New Roman"/>
+                <w:sz w:val="22"/>
+                <w:szCs w:val="22"/>
               </w:rPr>
             </w:pPr>
             <w:r>
               <w:rPr>
                 <w:rFonts w:ascii="Times New Roman" w:hAnsi="Times New Roman" w:cs="Times New Roman"/>
-              </w:rPr>
-              <w:t>29</w:t>
+                <w:sz w:val="22"/>
+                <w:szCs w:val="22"/>
+              </w:rPr>
+              <w:t>64</w:t>
             </w:r>
           </w:p>
         </w:tc>
         <w:tc>
           <w:tcPr>
-            <w:tcW w:w="1915" w:type="dxa"/>
+            <w:tcW w:w="2057" w:type="dxa"/>
           </w:tcPr>
           <w:p>
             <w:pPr>
               <w:jc w:val="center"/>
               <w:rPr>
                 <w:rFonts w:ascii="Times New Roman" w:hAnsi="Times New Roman" w:cs="Times New Roman"/>
+                <w:sz w:val="22"/>
+                <w:szCs w:val="22"/>
               </w:rPr>
             </w:pPr>
             <w:r>
               <w:rPr>
                 <w:rFonts w:ascii="Times New Roman" w:hAnsi="Times New Roman" w:cs="Times New Roman"/>
-              </w:rPr>
-              <w:t>32.16</w:t>
+                <w:sz w:val="22"/>
+                <w:szCs w:val="22"/>
+              </w:rPr>
+              <w:t>73.36</w:t>
             </w:r>
           </w:p>
         </w:tc>
         <w:tc>
           <w:tcPr>
-            <w:tcW w:w="1843" w:type="dxa"/>
+            <w:tcW w:w="1934" w:type="dxa"/>
           </w:tcPr>
           <w:p>
             <w:pPr>
               <w:jc w:val="center"/>
               <w:rPr>
                 <w:rFonts w:ascii="Times New Roman" w:hAnsi="Times New Roman" w:cs="Times New Roman"/>
+                <w:sz w:val="22"/>
+                <w:szCs w:val="22"/>
               </w:rPr>
             </w:pPr>
             <w:r>
               <w:rPr>
                 <w:rFonts w:ascii="Times New Roman" w:hAnsi="Times New Roman" w:cs="Times New Roman"/>
-              </w:rPr>
-              <w:t>1.1</w:t>
-            </w:r>
-            <w:r>
-              <w:rPr>
-                <w:rFonts w:ascii="Times New Roman" w:hAnsi="Times New Roman" w:cs="Times New Roman"/>
-              </w:rPr>
-              <w:t>1</w:t>
+                <w:sz w:val="22"/>
+                <w:szCs w:val="22"/>
+              </w:rPr>
+              <w:t>1.15</w:t>
             </w:r>
           </w:p>
         </w:tc>
         <w:tc>
           <w:tcPr>
-            <w:tcW w:w="745" w:type="dxa"/>
+            <w:tcW w:w="750" w:type="dxa"/>
           </w:tcPr>
           <w:p>
             <w:pPr>
               <w:jc w:val="center"/>
               <w:rPr>
                 <w:rFonts w:ascii="Times New Roman" w:hAnsi="Times New Roman" w:cs="Times New Roman"/>
+                <w:sz w:val="22"/>
+                <w:szCs w:val="22"/>
               </w:rPr>
             </w:pPr>
             <w:r>
               <w:rPr>
                 <w:rFonts w:ascii="Times New Roman" w:hAnsi="Times New Roman" w:cs="Times New Roman"/>
-              </w:rPr>
-              <w:t>6.31</w:t>
+                <w:sz w:val="22"/>
+                <w:szCs w:val="22"/>
+              </w:rPr>
+              <w:t>6.09</w:t>
             </w:r>
           </w:p>
         </w:tc>
         <w:tc>
           <w:tcPr>
-            <w:tcW w:w="984" w:type="dxa"/>
+            <w:tcW w:w="756" w:type="dxa"/>
           </w:tcPr>
           <w:p>
             <w:pPr>
               <w:jc w:val="center"/>
               <w:rPr>
                 <w:rFonts w:ascii="Times New Roman" w:hAnsi="Times New Roman" w:cs="Times New Roman"/>
+                <w:sz w:val="22"/>
+                <w:szCs w:val="22"/>
               </w:rPr>
             </w:pPr>
             <w:r>
               <w:rPr>
                 <w:rFonts w:ascii="Times New Roman" w:hAnsi="Times New Roman" w:cs="Times New Roman"/>
-              </w:rPr>
-              <w:t>91.01</w:t>
+                <w:sz w:val="22"/>
+                <w:szCs w:val="22"/>
+              </w:rPr>
+              <w:t>81.94</w:t>
             </w:r>
           </w:p>
         </w:tc>
         <w:tc>
           <w:tcPr>
-            <w:tcW w:w="943" w:type="dxa"/>
+            <w:tcW w:w="940" w:type="dxa"/>
           </w:tcPr>
           <w:p>
             <w:pPr>
               <w:jc w:val="center"/>
               <w:rPr>
                 <w:rFonts w:ascii="Times New Roman" w:hAnsi="Times New Roman" w:cs="Times New Roman"/>
+                <w:sz w:val="22"/>
+                <w:szCs w:val="22"/>
               </w:rPr>
             </w:pPr>
             <w:r>
               <w:rPr>
                 <w:rFonts w:ascii="Times New Roman" w:hAnsi="Times New Roman" w:cs="Times New Roman"/>
-              </w:rPr>
-              <w:t>9.54</w:t>
+                <w:sz w:val="22"/>
+                <w:szCs w:val="22"/>
+              </w:rPr>
+              <w:t>9.05</w:t>
             </w:r>
           </w:p>
         </w:tc>
         <w:tc>
           <w:tcPr>
-            <w:tcW w:w="820" w:type="dxa"/>
+            <w:tcW w:w="813" w:type="dxa"/>
           </w:tcPr>
           <w:p>
             <w:pPr>
               <w:jc w:val="center"/>
               <w:rPr>
                 <w:rFonts w:ascii="Times New Roman" w:hAnsi="Times New Roman" w:cs="Times New Roman"/>
+                <w:sz w:val="22"/>
+                <w:szCs w:val="22"/>
               </w:rPr>
             </w:pPr>
             <w:r>
               <w:rPr>
                 <w:rFonts w:ascii="Times New Roman" w:hAnsi="Times New Roman" w:cs="Times New Roman"/>
-              </w:rPr>
-              <w:t>0.88</w:t>
+                <w:sz w:val="22"/>
+                <w:szCs w:val="22"/>
+              </w:rPr>
+              <w:t>0.8909</w:t>
             </w:r>
           </w:p>
         </w:tc>
@@ -4162,7 +4263,7 @@
     <w:p>
       <w:pPr>
         <w:spacing w:line="276" w:lineRule="auto"/>
-        <w:ind w:firstLine="720"/>
+        <w:ind w:firstLine="360"/>
         <w:jc w:val="both"/>
         <w:rPr>
           <w:rFonts w:ascii="Times New Roman" w:hAnsi="Times New Roman" w:cs="Times New Roman"/>
@@ -4172,7 +4273,6 @@
         <w:rPr>
           <w:rFonts w:ascii="Times New Roman" w:hAnsi="Times New Roman" w:cs="Times New Roman"/>
         </w:rPr>
-        <w:lastRenderedPageBreak/>
         <w:t xml:space="preserve">To contextualize the quantitative metrics, </w:t>
       </w:r>
       <w:r>
@@ -4185,53 +4285,52 @@
         <w:rPr>
           <w:rFonts w:ascii="Times New Roman" w:hAnsi="Times New Roman" w:cs="Times New Roman"/>
         </w:rPr>
-        <w:t xml:space="preserve"> as shown in </w:t>
-      </w:r>
-      <w:r>
-        <w:rPr>
-          <w:rFonts w:cs="Times New Roman"/>
+        <w:t xml:space="preserve"> as shown in</w:t>
+      </w:r>
+      <w:r>
+        <w:rPr>
+          <w:rFonts w:ascii="Times New Roman" w:hAnsi="Times New Roman" w:cs="Times New Roman"/>
+        </w:rPr>
+        <w:t xml:space="preserve"> </w:t>
+      </w:r>
+      <w:r>
+        <w:rPr>
+          <w:rFonts w:ascii="Times New Roman" w:hAnsi="Times New Roman" w:cs="Times New Roman"/>
         </w:rPr>
         <w:fldChar w:fldCharType="begin"/>
       </w:r>
       <w:r>
         <w:rPr>
-          <w:rFonts w:cs="Times New Roman"/>
-        </w:rPr>
-        <w:instrText xml:space="preserve"> REF _Ref231606253 \h </w:instrText>
-      </w:r>
-      <w:r>
-        <w:rPr>
-          <w:rFonts w:cs="Times New Roman"/>
+          <w:rFonts w:ascii="Times New Roman" w:hAnsi="Times New Roman" w:cs="Times New Roman"/>
+        </w:rPr>
+        <w:instrText xml:space="preserve"> REF _Ref232715938 \h </w:instrText>
+      </w:r>
+      <w:r>
+        <w:rPr>
+          <w:rFonts w:ascii="Times New Roman" w:hAnsi="Times New Roman" w:cs="Times New Roman"/>
         </w:rPr>
         <w:instrText xml:space="preserve"> \* MERGEFORMAT </w:instrText>
       </w:r>
       <w:r>
         <w:rPr>
-          <w:rFonts w:cs="Times New Roman"/>
-        </w:rPr>
-      </w:r>
-      <w:r>
-        <w:rPr>
-          <w:rFonts w:cs="Times New Roman"/>
+          <w:rFonts w:ascii="Times New Roman" w:hAnsi="Times New Roman" w:cs="Times New Roman"/>
+        </w:rPr>
+      </w:r>
+      <w:r>
+        <w:rPr>
+          <w:rFonts w:ascii="Times New Roman" w:hAnsi="Times New Roman" w:cs="Times New Roman"/>
         </w:rPr>
         <w:fldChar w:fldCharType="separate"/>
       </w:r>
       <w:r>
         <w:rPr>
-          <w:rFonts w:cs="Times New Roman"/>
-        </w:rPr>
-        <w:t xml:space="preserve">Figure </w:t>
-      </w:r>
-      <w:r>
-        <w:rPr>
-          <w:rFonts w:cs="Times New Roman"/>
-          <w:noProof/>
-        </w:rPr>
-        <w:t>2</w:t>
-      </w:r>
-      <w:r>
-        <w:rPr>
-          <w:rFonts w:cs="Times New Roman"/>
+          <w:rFonts w:ascii="Times New Roman" w:hAnsi="Times New Roman" w:cs="Times New Roman"/>
+        </w:rPr>
+        <w:t>Figure 2</w:t>
+      </w:r>
+      <w:r>
+        <w:rPr>
+          <w:rFonts w:ascii="Times New Roman" w:hAnsi="Times New Roman" w:cs="Times New Roman"/>
         </w:rPr>
         <w:fldChar w:fldCharType="end"/>
       </w:r>
@@ -4265,9 +4364,6 @@
         <w:keepNext/>
         <w:spacing w:after="0" w:line="276" w:lineRule="auto"/>
         <w:jc w:val="center"/>
-        <w:rPr>
-          <w:rFonts w:ascii="Times New Roman" w:hAnsi="Times New Roman" w:cs="Times New Roman"/>
-        </w:rPr>
       </w:pPr>
       <w:r>
         <w:rPr>
@@ -4275,10 +4371,10 @@
           <w:noProof/>
         </w:rPr>
         <w:drawing>
-          <wp:inline distT="0" distB="0" distL="0" distR="0" wp14:anchorId="5C4371D4" wp14:editId="5D196040">
-            <wp:extent cx="5731510" cy="2719705"/>
-            <wp:effectExtent l="0" t="0" r="2540" b="4445"/>
-            <wp:docPr id="601597111" name="Picture 1"/>
+          <wp:inline distT="0" distB="0" distL="0" distR="0" wp14:anchorId="1F8D6AD0" wp14:editId="034A8225">
+            <wp:extent cx="5731510" cy="2680970"/>
+            <wp:effectExtent l="0" t="0" r="2540" b="5080"/>
+            <wp:docPr id="788125254" name="Picture 1"/>
             <wp:cNvGraphicFramePr>
               <a:graphicFrameLocks xmlns:a="http://schemas.openxmlformats.org/drawingml/2006/main" noChangeAspect="1"/>
             </wp:cNvGraphicFramePr>
@@ -4286,7 +4382,7 @@
               <a:graphicData uri="http://schemas.openxmlformats.org/drawingml/2006/picture">
                 <pic:pic xmlns:pic="http://schemas.openxmlformats.org/drawingml/2006/picture">
                   <pic:nvPicPr>
-                    <pic:cNvPr id="601597111" name=""/>
+                    <pic:cNvPr id="788125254" name=""/>
                     <pic:cNvPicPr/>
                   </pic:nvPicPr>
                   <pic:blipFill>
@@ -4298,7 +4394,7 @@
                   <pic:spPr>
                     <a:xfrm>
                       <a:off x="0" y="0"/>
-                      <a:ext cx="5731510" cy="2719705"/>
+                      <a:ext cx="5731510" cy="2680970"/>
                     </a:xfrm>
                     <a:prstGeom prst="rect">
                       <a:avLst/>
@@ -4314,67 +4410,31 @@
     <w:p>
       <w:pPr>
         <w:pStyle w:val="Caption"/>
-        <w:spacing w:line="276" w:lineRule="auto"/>
         <w:jc w:val="center"/>
-        <w:rPr>
-          <w:rFonts w:ascii="Times New Roman" w:hAnsi="Times New Roman" w:cs="Times New Roman"/>
-        </w:rPr>
-      </w:pPr>
-      <w:bookmarkStart w:id="11" w:name="_Ref231606253"/>
-      <w:r>
-        <w:rPr>
-          <w:rFonts w:cs="Times New Roman"/>
-        </w:rPr>
+      </w:pPr>
+      <w:bookmarkStart w:id="11" w:name="_Ref232715938"/>
+      <w:r>
         <w:t xml:space="preserve">Figure </w:t>
       </w:r>
-      <w:r>
-        <w:rPr>
-          <w:rFonts w:cs="Times New Roman"/>
-        </w:rPr>
-        <w:fldChar w:fldCharType="begin"/>
-      </w:r>
-      <w:r>
-        <w:rPr>
-          <w:rFonts w:cs="Times New Roman"/>
-        </w:rPr>
-        <w:instrText xml:space="preserve"> SEQ Figure \* ARABIC </w:instrText>
-      </w:r>
-      <w:r>
-        <w:rPr>
-          <w:rFonts w:cs="Times New Roman"/>
-        </w:rPr>
-        <w:fldChar w:fldCharType="separate"/>
-      </w:r>
-      <w:r>
-        <w:rPr>
-          <w:rFonts w:cs="Times New Roman"/>
-          <w:noProof/>
-        </w:rPr>
-        <w:t>2</w:t>
-      </w:r>
-      <w:r>
-        <w:rPr>
-          <w:rFonts w:cs="Times New Roman"/>
-        </w:rPr>
-        <w:fldChar w:fldCharType="end"/>
-      </w:r>
+      <w:fldSimple w:instr=" SEQ Figure \* ARABIC ">
+        <w:r>
+          <w:rPr>
+            <w:noProof/>
+          </w:rPr>
+          <w:t>2</w:t>
+        </w:r>
+      </w:fldSimple>
       <w:bookmarkEnd w:id="11"/>
       <w:r>
-        <w:rPr>
-          <w:rFonts w:cs="Times New Roman"/>
-        </w:rPr>
-        <w:t>: Actual vs Predicted (GRU</w:t>
-      </w:r>
-      <w:r>
-        <w:rPr>
-          <w:rFonts w:ascii="Times New Roman" w:hAnsi="Times New Roman" w:cs="Times New Roman"/>
-        </w:rPr>
-        <w:t>)</w:t>
+        <w:t xml:space="preserve">: </w:t>
+      </w:r>
+      <w:r>
+        <w:t>Actual vs Predicted (GRU)</w:t>
       </w:r>
     </w:p>
     <w:p>
       <w:pPr>
-        <w:spacing w:line="276" w:lineRule="auto"/>
+        <w:pStyle w:val="Caption"/>
         <w:rPr>
           <w:rFonts w:ascii="Times New Roman" w:hAnsi="Times New Roman" w:cs="Times New Roman"/>
         </w:rPr>
@@ -4391,7 +4451,7 @@
         <w:pStyle w:val="Heading1"/>
         <w:spacing w:line="276" w:lineRule="auto"/>
       </w:pPr>
-      <w:bookmarkStart w:id="12" w:name="_Toc232701031"/>
+      <w:bookmarkStart w:id="12" w:name="_Toc232721352"/>
       <w:r>
         <w:lastRenderedPageBreak/>
         <w:t>4</w:t>
@@ -4407,39 +4467,75 @@
     <w:p>
       <w:pPr>
         <w:jc w:val="both"/>
-      </w:pPr>
-      <w:r>
-        <w:t>The baseline</w:t>
-      </w:r>
-      <w:r>
-        <w:t xml:space="preserve"> GRU model for 5-year dataset in this work</w:t>
-      </w:r>
-      <w:r>
-        <w:t>, demonstrated highly robust predictive capabilities for financial time-series forecasting. However, applying deep learning to financial markets requires a critical evaluation of the model's architectural trade-offs, inherent limitations, and performance relative to alternative neural networks.</w:t>
+        <w:rPr>
+          <w:rFonts w:ascii="Times New Roman" w:hAnsi="Times New Roman" w:cs="Times New Roman"/>
+        </w:rPr>
+      </w:pPr>
+      <w:r>
+        <w:rPr>
+          <w:rFonts w:ascii="Times New Roman" w:hAnsi="Times New Roman" w:cs="Times New Roman"/>
+        </w:rPr>
+        <w:t>The baseline GRU model for 5-year dataset in this work demonstrated highly robust predictive capabilities for financial time-series forecasting. However, applying deep learning to financial markets requires a critical evaluation of the model's architectural trade-offs, inherent limitations, and performance relative to alternative neural networks.</w:t>
+      </w:r>
+      <w:r>
+        <w:rPr>
+          <w:rFonts w:ascii="Times New Roman" w:hAnsi="Times New Roman" w:cs="Times New Roman"/>
+        </w:rPr>
+        <w:t xml:space="preserve"> </w:t>
       </w:r>
     </w:p>
     <w:p>
       <w:pPr>
-        <w:ind w:firstLine="720"/>
+        <w:spacing w:line="276" w:lineRule="auto"/>
+        <w:ind w:firstLine="360"/>
         <w:jc w:val="both"/>
-      </w:pPr>
-      <w:r>
-        <w:t>The strength, limitations and comparative analysis</w:t>
-      </w:r>
-      <w:r>
-        <w:t xml:space="preserve"> between different models of 5-year dataset and 30-year dataset were carried out in this Section.</w:t>
+        <w:rPr>
+          <w:rFonts w:ascii="Times New Roman" w:hAnsi="Times New Roman" w:cs="Times New Roman"/>
+        </w:rPr>
+      </w:pPr>
+      <w:r>
+        <w:rPr>
+          <w:rFonts w:ascii="Times New Roman" w:hAnsi="Times New Roman" w:cs="Times New Roman"/>
+        </w:rPr>
+        <w:t>The strengths, limitations, and a comparative analysis between different models on the 5-year dataset</w:t>
+      </w:r>
+      <w:r>
+        <w:rPr>
+          <w:rFonts w:ascii="Times New Roman" w:hAnsi="Times New Roman" w:cs="Times New Roman"/>
+        </w:rPr>
+        <w:t xml:space="preserve"> and also another </w:t>
+      </w:r>
+      <w:r>
+        <w:rPr>
+          <w:rFonts w:ascii="Times New Roman" w:hAnsi="Times New Roman" w:cs="Times New Roman"/>
+        </w:rPr>
+        <w:t xml:space="preserve">comparative analysis between different models on the </w:t>
+      </w:r>
+      <w:r>
+        <w:rPr>
+          <w:rFonts w:ascii="Times New Roman" w:hAnsi="Times New Roman" w:cs="Times New Roman"/>
+        </w:rPr>
+        <w:t>30</w:t>
+      </w:r>
+      <w:r>
+        <w:rPr>
+          <w:rFonts w:ascii="Times New Roman" w:hAnsi="Times New Roman" w:cs="Times New Roman"/>
+        </w:rPr>
+        <w:t>-year dataset are detailed in this section.</w:t>
       </w:r>
     </w:p>
     <w:p>
       <w:pPr>
         <w:pStyle w:val="Heading2"/>
       </w:pPr>
+      <w:bookmarkStart w:id="13" w:name="_Toc232721353"/>
       <w:r>
         <w:t xml:space="preserve">4.1 </w:t>
       </w:r>
       <w:r>
         <w:t>Strengths of the Base Model (GRU)</w:t>
       </w:r>
+      <w:bookmarkEnd w:id="13"/>
     </w:p>
     <w:p>
       <w:pPr>
@@ -4476,6 +4572,7 @@
           <w:numId w:val="38"/>
         </w:numPr>
         <w:spacing w:line="276" w:lineRule="auto"/>
+        <w:ind w:left="360"/>
         <w:jc w:val="both"/>
         <w:rPr>
           <w:rFonts w:ascii="Times New Roman" w:hAnsi="Times New Roman" w:cs="Times New Roman"/>
@@ -4493,7 +4590,7 @@
     <w:p>
       <w:pPr>
         <w:spacing w:line="276" w:lineRule="auto"/>
-        <w:ind w:left="360" w:firstLine="360"/>
+        <w:ind w:firstLine="360"/>
         <w:jc w:val="both"/>
         <w:rPr>
           <w:rFonts w:ascii="Times New Roman" w:hAnsi="Times New Roman" w:cs="Times New Roman"/>
@@ -4514,6 +4611,7 @@
           <w:numId w:val="38"/>
         </w:numPr>
         <w:spacing w:line="276" w:lineRule="auto"/>
+        <w:ind w:left="360"/>
         <w:jc w:val="both"/>
         <w:rPr>
           <w:rFonts w:ascii="Times New Roman" w:hAnsi="Times New Roman" w:cs="Times New Roman"/>
@@ -4531,7 +4629,7 @@
     <w:p>
       <w:pPr>
         <w:spacing w:line="276" w:lineRule="auto"/>
-        <w:ind w:left="360" w:firstLine="360"/>
+        <w:ind w:firstLine="360"/>
         <w:jc w:val="both"/>
         <w:rPr>
           <w:rFonts w:ascii="Times New Roman" w:hAnsi="Times New Roman" w:cs="Times New Roman"/>
@@ -4565,7 +4663,7 @@
         <w:rPr>
           <w:rFonts w:ascii="Times New Roman" w:hAnsi="Times New Roman" w:cs="Times New Roman"/>
         </w:rPr>
-        <w:t>long-term dependency, it was seen that the GRU model had a clear advantage over the LSTM model in terms of the performance achieved with this particular financial dataset</w:t>
+        <w:t>long-term dependency, the GRU model had a clear advantage over the LSTM model in terms of the performance achieved with this particular financial dataset</w:t>
       </w:r>
       <w:r>
         <w:rPr>
@@ -4583,47 +4681,99 @@
         <w:rPr>
           <w:rFonts w:ascii="Times New Roman" w:hAnsi="Times New Roman" w:cs="Times New Roman"/>
         </w:rPr>
-        <w:t xml:space="preserve">As shown in </w:t>
-      </w:r>
-      <w:r>
-        <w:rPr>
-          <w:rFonts w:cs="Times New Roman"/>
+        <w:t>As visually summarized in</w:t>
+      </w:r>
+      <w:r>
+        <w:rPr>
+          <w:rFonts w:ascii="Times New Roman" w:hAnsi="Times New Roman" w:cs="Times New Roman"/>
+        </w:rPr>
+        <w:t xml:space="preserve"> </w:t>
+      </w:r>
+      <w:r>
+        <w:rPr>
+          <w:rFonts w:ascii="Times New Roman" w:hAnsi="Times New Roman" w:cs="Times New Roman"/>
         </w:rPr>
         <w:fldChar w:fldCharType="begin"/>
       </w:r>
       <w:r>
         <w:rPr>
-          <w:rFonts w:cs="Times New Roman"/>
-        </w:rPr>
-        <w:instrText xml:space="preserve"> REF _Ref231609433 \h  \* MERGEFORMAT </w:instrText>
-      </w:r>
-      <w:r>
-        <w:rPr>
-          <w:rFonts w:cs="Times New Roman"/>
-        </w:rPr>
-      </w:r>
-      <w:r>
-        <w:rPr>
-          <w:rFonts w:cs="Times New Roman"/>
+          <w:rFonts w:ascii="Times New Roman" w:hAnsi="Times New Roman" w:cs="Times New Roman"/>
+        </w:rPr>
+        <w:instrText xml:space="preserve"> REF _Ref232717014 \h </w:instrText>
+      </w:r>
+      <w:r>
+        <w:rPr>
+          <w:rFonts w:ascii="Times New Roman" w:hAnsi="Times New Roman" w:cs="Times New Roman"/>
+        </w:rPr>
+      </w:r>
+      <w:r>
+        <w:rPr>
+          <w:rFonts w:ascii="Times New Roman" w:hAnsi="Times New Roman" w:cs="Times New Roman"/>
         </w:rPr>
         <w:fldChar w:fldCharType="separate"/>
       </w:r>
       <w:r>
-        <w:rPr>
-          <w:rFonts w:cs="Times New Roman"/>
-        </w:rPr>
+        <w:t xml:space="preserve">Figure </w:t>
+      </w:r>
+      <w:r>
+        <w:rPr>
+          <w:noProof/>
+        </w:rPr>
+        <w:t>3</w:t>
+      </w:r>
+      <w:r>
+        <w:rPr>
+          <w:rFonts w:ascii="Times New Roman" w:hAnsi="Times New Roman" w:cs="Times New Roman"/>
+        </w:rPr>
+        <w:fldChar w:fldCharType="end"/>
+      </w:r>
+      <w:r>
+        <w:rPr>
+          <w:rFonts w:ascii="Times New Roman" w:hAnsi="Times New Roman" w:cs="Times New Roman"/>
+        </w:rPr>
+        <w:t xml:space="preserve"> and detailed in</w:t>
+      </w:r>
+      <w:r>
+        <w:rPr>
+          <w:rFonts w:ascii="Times New Roman" w:hAnsi="Times New Roman" w:cs="Times New Roman"/>
+        </w:rPr>
+        <w:t xml:space="preserve"> </w:t>
+      </w:r>
+      <w:r>
+        <w:rPr>
+          <w:rFonts w:ascii="Times New Roman" w:hAnsi="Times New Roman" w:cs="Times New Roman"/>
+        </w:rPr>
+        <w:fldChar w:fldCharType="begin"/>
+      </w:r>
+      <w:r>
+        <w:rPr>
+          <w:rFonts w:ascii="Times New Roman" w:hAnsi="Times New Roman" w:cs="Times New Roman"/>
+        </w:rPr>
+        <w:instrText xml:space="preserve"> REF _Ref232716064 \h </w:instrText>
+      </w:r>
+      <w:r>
+        <w:rPr>
+          <w:rFonts w:ascii="Times New Roman" w:hAnsi="Times New Roman" w:cs="Times New Roman"/>
+        </w:rPr>
+      </w:r>
+      <w:r>
+        <w:rPr>
+          <w:rFonts w:ascii="Times New Roman" w:hAnsi="Times New Roman" w:cs="Times New Roman"/>
+        </w:rPr>
+        <w:fldChar w:fldCharType="separate"/>
+      </w:r>
+      <w:r>
         <w:t xml:space="preserve">Table </w:t>
       </w:r>
       <w:r>
         <w:rPr>
-          <w:rFonts w:cs="Times New Roman"/>
           <w:noProof/>
         </w:rPr>
         <w:t>2</w:t>
       </w:r>
       <w:r>
         <w:rPr>
-          <w:rFonts w:cs="Times New Roman"/>
+          <w:rFonts w:ascii="Times New Roman" w:hAnsi="Times New Roman" w:cs="Times New Roman"/>
         </w:rPr>
         <w:fldChar w:fldCharType="end"/>
       </w:r>
@@ -4631,7 +4781,7 @@
         <w:rPr>
           <w:rFonts w:ascii="Times New Roman" w:hAnsi="Times New Roman" w:cs="Times New Roman"/>
         </w:rPr>
-        <w:t xml:space="preserve"> below,</w:t>
+        <w:t>,</w:t>
       </w:r>
       <w:r>
         <w:rPr>
@@ -4655,7 +4805,91 @@
         <w:rPr>
           <w:rFonts w:ascii="Times New Roman" w:hAnsi="Times New Roman" w:cs="Times New Roman"/>
         </w:rPr>
-        <w:t>GRU model clearly performed much better than the standard LSTM model by obtaining an R² value of 0.88 instead of 0.74 and an RMSE of 9.54 instead of 14.16. The fact that the GRU worked with two gates instead of three in the case of LSTM meant that it used less parameters.</w:t>
+        <w:t>GRU model clearly performed much better than the standard LSTM model by obtaining an R² value of 0.8</w:t>
+      </w:r>
+      <w:r>
+        <w:rPr>
+          <w:rFonts w:ascii="Times New Roman" w:hAnsi="Times New Roman" w:cs="Times New Roman"/>
+        </w:rPr>
+        <w:t>909</w:t>
+      </w:r>
+      <w:r>
+        <w:rPr>
+          <w:rFonts w:ascii="Times New Roman" w:hAnsi="Times New Roman" w:cs="Times New Roman"/>
+        </w:rPr>
+        <w:t xml:space="preserve"> </w:t>
+      </w:r>
+      <w:r>
+        <w:rPr>
+          <w:rFonts w:ascii="Times New Roman" w:hAnsi="Times New Roman" w:cs="Times New Roman"/>
+        </w:rPr>
+        <w:t xml:space="preserve">compared to 0.7455 </w:t>
+      </w:r>
+      <w:r>
+        <w:rPr>
+          <w:rFonts w:ascii="Times New Roman" w:hAnsi="Times New Roman" w:cs="Times New Roman"/>
+        </w:rPr>
+        <w:t xml:space="preserve">and </w:t>
+      </w:r>
+      <w:r>
+        <w:rPr>
+          <w:rFonts w:ascii="Times New Roman" w:hAnsi="Times New Roman" w:cs="Times New Roman"/>
+        </w:rPr>
+        <w:t>significantly reducing the</w:t>
+      </w:r>
+      <w:r>
+        <w:rPr>
+          <w:rFonts w:ascii="Times New Roman" w:hAnsi="Times New Roman" w:cs="Times New Roman"/>
+        </w:rPr>
+        <w:t xml:space="preserve"> RMSE </w:t>
+      </w:r>
+      <w:r>
+        <w:rPr>
+          <w:rFonts w:ascii="Times New Roman" w:hAnsi="Times New Roman" w:cs="Times New Roman"/>
+        </w:rPr>
+        <w:t>to</w:t>
+      </w:r>
+      <w:r>
+        <w:rPr>
+          <w:rFonts w:ascii="Times New Roman" w:hAnsi="Times New Roman" w:cs="Times New Roman"/>
+        </w:rPr>
+        <w:t xml:space="preserve"> 9.</w:t>
+      </w:r>
+      <w:r>
+        <w:rPr>
+          <w:rFonts w:ascii="Times New Roman" w:hAnsi="Times New Roman" w:cs="Times New Roman"/>
+        </w:rPr>
+        <w:t>05 from 13.82</w:t>
+      </w:r>
+      <w:r>
+        <w:rPr>
+          <w:rFonts w:ascii="Times New Roman" w:hAnsi="Times New Roman" w:cs="Times New Roman"/>
+        </w:rPr>
+        <w:t xml:space="preserve">. The fact that the GRU </w:t>
+      </w:r>
+      <w:r>
+        <w:rPr>
+          <w:rFonts w:ascii="Times New Roman" w:hAnsi="Times New Roman" w:cs="Times New Roman"/>
+        </w:rPr>
+        <w:t>operates</w:t>
+      </w:r>
+      <w:r>
+        <w:rPr>
+          <w:rFonts w:ascii="Times New Roman" w:hAnsi="Times New Roman" w:cs="Times New Roman"/>
+        </w:rPr>
+        <w:t xml:space="preserve"> with two gates instead of three in the case of LSTM </w:t>
+      </w:r>
+      <w:r>
+        <w:rPr>
+          <w:rFonts w:ascii="Times New Roman" w:hAnsi="Times New Roman" w:cs="Times New Roman"/>
+        </w:rPr>
+        <w:t>allows it to optimize with few parameters</w:t>
+      </w:r>
+      <w:r>
+        <w:rPr>
+          <w:rFonts w:ascii="Times New Roman" w:hAnsi="Times New Roman" w:cs="Times New Roman"/>
+        </w:rPr>
+        <w:t>.</w:t>
       </w:r>
     </w:p>
     <w:p>
@@ -4666,6 +4900,7 @@
           <w:numId w:val="38"/>
         </w:numPr>
         <w:spacing w:line="276" w:lineRule="auto"/>
+        <w:ind w:left="360"/>
         <w:jc w:val="both"/>
         <w:rPr>
           <w:rFonts w:ascii="Times New Roman" w:hAnsi="Times New Roman" w:cs="Times New Roman"/>
@@ -4697,7 +4932,7 @@
     <w:p>
       <w:pPr>
         <w:spacing w:line="276" w:lineRule="auto"/>
-        <w:ind w:left="360" w:firstLine="360"/>
+        <w:ind w:firstLine="360"/>
         <w:jc w:val="both"/>
         <w:rPr>
           <w:rFonts w:ascii="Times New Roman" w:hAnsi="Times New Roman" w:cs="Times New Roman"/>
@@ -4725,7 +4960,7 @@
         <w:rPr>
           <w:rFonts w:ascii="Times New Roman" w:hAnsi="Times New Roman" w:cs="Times New Roman"/>
         </w:rPr>
-        <w:instrText xml:space="preserve"> REF _Ref231609433 \h </w:instrText>
+        <w:instrText xml:space="preserve"> REF _Ref232716064 \h </w:instrText>
       </w:r>
       <w:r>
         <w:rPr>
@@ -4739,14 +4974,10 @@
         <w:fldChar w:fldCharType="separate"/>
       </w:r>
       <w:r>
-        <w:rPr>
-          <w:rFonts w:cs="Times New Roman"/>
-        </w:rPr>
         <w:t xml:space="preserve">Table </w:t>
       </w:r>
       <w:r>
         <w:rPr>
-          <w:rFonts w:cs="Times New Roman"/>
           <w:noProof/>
         </w:rPr>
         <w:t>2</w:t>
@@ -4759,18 +4990,6 @@
       </w:r>
       <w:r>
         <w:rPr>
-          <w:rFonts w:cs="Times New Roman"/>
-        </w:rPr>
-        <w:t xml:space="preserve"> </w:t>
-      </w:r>
-      <w:r>
-        <w:rPr>
-          <w:rFonts w:ascii="Times New Roman" w:hAnsi="Times New Roman" w:cs="Times New Roman"/>
-        </w:rPr>
-        <w:t>below</w:t>
-      </w:r>
-      <w:r>
-        <w:rPr>
           <w:rFonts w:ascii="Times New Roman" w:hAnsi="Times New Roman" w:cs="Times New Roman"/>
         </w:rPr>
         <w:t>, w</w:t>
@@ -4793,7 +5012,7 @@
         <w:rPr>
           <w:rFonts w:ascii="Times New Roman" w:hAnsi="Times New Roman" w:cs="Times New Roman"/>
         </w:rPr>
-        <w:t xml:space="preserve"> achieved marginally higher R² scores, the standard GRU offers critical advantages for real-world deployment. Rooted in the </w:t>
+        <w:t xml:space="preserve"> achieved higher R² scores, the standard GRU offers critical advantages for real-world deployment. Rooted in the </w:t>
       </w:r>
       <w:r>
         <w:rPr>
@@ -4807,7 +5026,27 @@
         <w:rPr>
           <w:rFonts w:ascii="Times New Roman" w:hAnsi="Times New Roman" w:cs="Times New Roman"/>
         </w:rPr>
-        <w:t xml:space="preserve">, the standard GRU achieves near-premium accuracy without the need for complex spatial filters or bidirectional processing. Unlike the </w:t>
+        <w:t xml:space="preserve">, the standard GRU achieves </w:t>
+      </w:r>
+      <w:proofErr w:type="spellStart"/>
+      <w:r>
+        <w:rPr>
+          <w:rFonts w:ascii="Times New Roman" w:hAnsi="Times New Roman" w:cs="Times New Roman"/>
+        </w:rPr>
+        <w:t>strog</w:t>
+      </w:r>
+      <w:proofErr w:type="spellEnd"/>
+      <w:r>
+        <w:rPr>
+          <w:rFonts w:ascii="Times New Roman" w:hAnsi="Times New Roman" w:cs="Times New Roman"/>
+        </w:rPr>
+        <w:t xml:space="preserve"> baseline </w:t>
+      </w:r>
+      <w:r>
+        <w:rPr>
+          <w:rFonts w:ascii="Times New Roman" w:hAnsi="Times New Roman" w:cs="Times New Roman"/>
+        </w:rPr>
+        <w:t xml:space="preserve">accuracy without the need for complex spatial filters or bidirectional processing. Unlike the </w:t>
       </w:r>
       <w:proofErr w:type="spellStart"/>
       <w:r>
@@ -4828,12 +5067,14 @@
       <w:pPr>
         <w:pStyle w:val="Heading2"/>
       </w:pPr>
+      <w:bookmarkStart w:id="14" w:name="_Toc232721354"/>
       <w:r>
         <w:t xml:space="preserve">4.2 </w:t>
       </w:r>
       <w:r>
         <w:t>Identified Limitations</w:t>
       </w:r>
+      <w:bookmarkEnd w:id="14"/>
     </w:p>
     <w:p>
       <w:pPr>
@@ -4857,7 +5098,12 @@
           <w:ilvl w:val="0"/>
           <w:numId w:val="35"/>
         </w:numPr>
+        <w:tabs>
+          <w:tab w:val="clear" w:pos="720"/>
+          <w:tab w:val="num" w:pos="360"/>
+        </w:tabs>
         <w:spacing w:line="276" w:lineRule="auto"/>
+        <w:ind w:left="360"/>
         <w:jc w:val="both"/>
         <w:rPr>
           <w:rFonts w:ascii="Times New Roman" w:hAnsi="Times New Roman" w:cs="Times New Roman"/>
@@ -4875,7 +5121,7 @@
     <w:p>
       <w:pPr>
         <w:spacing w:line="276" w:lineRule="auto"/>
-        <w:ind w:left="360" w:firstLine="360"/>
+        <w:ind w:firstLine="360"/>
         <w:jc w:val="both"/>
         <w:rPr>
           <w:rFonts w:ascii="Times New Roman" w:hAnsi="Times New Roman" w:cs="Times New Roman"/>
@@ -4931,7 +5177,12 @@
           <w:ilvl w:val="0"/>
           <w:numId w:val="35"/>
         </w:numPr>
+        <w:tabs>
+          <w:tab w:val="clear" w:pos="720"/>
+          <w:tab w:val="num" w:pos="360"/>
+        </w:tabs>
         <w:spacing w:line="276" w:lineRule="auto"/>
+        <w:ind w:left="360"/>
         <w:jc w:val="both"/>
         <w:rPr>
           <w:rFonts w:ascii="Times New Roman" w:hAnsi="Times New Roman" w:cs="Times New Roman"/>
@@ -4949,7 +5200,7 @@
     <w:p>
       <w:pPr>
         <w:spacing w:line="276" w:lineRule="auto"/>
-        <w:ind w:left="360" w:firstLine="360"/>
+        <w:ind w:firstLine="360"/>
         <w:jc w:val="both"/>
         <w:rPr>
           <w:rFonts w:ascii="Times New Roman" w:hAnsi="Times New Roman" w:cs="Times New Roman"/>
@@ -4992,159 +5243,162 @@
           <w:ilvl w:val="0"/>
           <w:numId w:val="35"/>
         </w:numPr>
+        <w:tabs>
+          <w:tab w:val="clear" w:pos="720"/>
+          <w:tab w:val="num" w:pos="360"/>
+        </w:tabs>
+        <w:spacing w:line="276" w:lineRule="auto"/>
+        <w:ind w:left="360"/>
+        <w:jc w:val="both"/>
+        <w:rPr>
+          <w:rFonts w:ascii="Times New Roman" w:hAnsi="Times New Roman" w:cs="Times New Roman"/>
+          <w:u w:val="single"/>
+        </w:rPr>
+      </w:pPr>
+      <w:r>
+        <w:rPr>
+          <w:rFonts w:ascii="Times New Roman" w:hAnsi="Times New Roman" w:cs="Times New Roman"/>
+          <w:u w:val="single"/>
+        </w:rPr>
+        <w:t>Sensitivity to Market Volatility</w:t>
+      </w:r>
+    </w:p>
+    <w:p>
+      <w:pPr>
+        <w:spacing w:line="276" w:lineRule="auto"/>
+        <w:ind w:firstLine="360"/>
+        <w:jc w:val="both"/>
+        <w:rPr>
+          <w:rFonts w:ascii="Times New Roman" w:hAnsi="Times New Roman" w:cs="Times New Roman"/>
+        </w:rPr>
+      </w:pPr>
+      <w:r>
+        <w:rPr>
+          <w:rFonts w:ascii="Times New Roman" w:hAnsi="Times New Roman" w:cs="Times New Roman"/>
+        </w:rPr>
+        <w:t>During sudden, massive price shocks</w:t>
+      </w:r>
+      <w:r>
+        <w:rPr>
+          <w:rFonts w:ascii="Times New Roman" w:hAnsi="Times New Roman" w:cs="Times New Roman"/>
+        </w:rPr>
+        <w:t xml:space="preserve"> </w:t>
+      </w:r>
+      <w:r>
+        <w:rPr>
+          <w:rFonts w:ascii="Times New Roman" w:hAnsi="Times New Roman" w:cs="Times New Roman"/>
+        </w:rPr>
+        <w:t>such as the extreme volatility leading into mid-2026</w:t>
+      </w:r>
+      <w:r>
+        <w:rPr>
+          <w:rFonts w:ascii="Times New Roman" w:hAnsi="Times New Roman" w:cs="Times New Roman"/>
+        </w:rPr>
+        <w:t xml:space="preserve"> </w:t>
+      </w:r>
+      <w:r>
+        <w:rPr>
+          <w:rFonts w:ascii="Times New Roman" w:hAnsi="Times New Roman" w:cs="Times New Roman"/>
+        </w:rPr>
+        <w:t xml:space="preserve">for base model </w:t>
+      </w:r>
+      <w:r>
+        <w:rPr>
+          <w:rFonts w:ascii="Times New Roman" w:hAnsi="Times New Roman" w:cs="Times New Roman"/>
+        </w:rPr>
+        <w:t>as shown in</w:t>
+      </w:r>
+      <w:r>
+        <w:rPr>
+          <w:rFonts w:cs="Times New Roman"/>
+        </w:rPr>
+        <w:t xml:space="preserve"> </w:t>
+      </w:r>
+      <w:r>
+        <w:rPr>
+          <w:rFonts w:cs="Times New Roman"/>
+        </w:rPr>
+        <w:fldChar w:fldCharType="begin"/>
+      </w:r>
+      <w:r>
+        <w:rPr>
+          <w:rFonts w:cs="Times New Roman"/>
+        </w:rPr>
+        <w:instrText xml:space="preserve"> REF _Ref232715938 \h </w:instrText>
+      </w:r>
+      <w:r>
+        <w:rPr>
+          <w:rFonts w:cs="Times New Roman"/>
+        </w:rPr>
+      </w:r>
+      <w:r>
+        <w:rPr>
+          <w:rFonts w:cs="Times New Roman"/>
+        </w:rPr>
+        <w:fldChar w:fldCharType="separate"/>
+      </w:r>
+      <w:r>
+        <w:t xml:space="preserve">Figure </w:t>
+      </w:r>
+      <w:r>
+        <w:rPr>
+          <w:noProof/>
+        </w:rPr>
+        <w:t>2</w:t>
+      </w:r>
+      <w:r>
+        <w:rPr>
+          <w:rFonts w:cs="Times New Roman"/>
+        </w:rPr>
+        <w:fldChar w:fldCharType="end"/>
+      </w:r>
+      <w:r>
+        <w:rPr>
+          <w:rFonts w:ascii="Times New Roman" w:hAnsi="Times New Roman" w:cs="Times New Roman"/>
+        </w:rPr>
+        <w:t xml:space="preserve">. The </w:t>
+      </w:r>
+      <w:r>
+        <w:rPr>
+          <w:rFonts w:ascii="Times New Roman" w:hAnsi="Times New Roman" w:cs="Times New Roman"/>
+        </w:rPr>
+        <w:t>model exhibits a noticeable</w:t>
+      </w:r>
+      <w:r>
+        <w:rPr>
+          <w:rFonts w:ascii="Times New Roman" w:hAnsi="Times New Roman" w:cs="Times New Roman"/>
+        </w:rPr>
+        <w:t xml:space="preserve"> lag</w:t>
+      </w:r>
+      <w:r>
+        <w:rPr>
+          <w:rFonts w:ascii="Times New Roman" w:hAnsi="Times New Roman" w:cs="Times New Roman"/>
+        </w:rPr>
+        <w:t>. It successfully tracks the trajectory of the volatility but struggles to anticipate the absolute peak of a sudden spike or the bottom of a crash until after the market regime has already shifted.</w:t>
+      </w:r>
+    </w:p>
+    <w:p>
+      <w:pPr>
+        <w:pStyle w:val="Heading2"/>
+      </w:pPr>
+      <w:bookmarkStart w:id="15" w:name="_Toc232721355"/>
+      <w:r>
+        <w:t xml:space="preserve">4.3 </w:t>
+      </w:r>
+      <w:r>
+        <w:t>Comparative Analysis with Alternative Architectures</w:t>
+      </w:r>
+      <w:r>
+        <w:t xml:space="preserve"> (5-year dataset)</w:t>
+      </w:r>
+      <w:bookmarkEnd w:id="15"/>
+    </w:p>
+    <w:p>
+      <w:pPr>
         <w:spacing w:line="276" w:lineRule="auto"/>
         <w:jc w:val="both"/>
         <w:rPr>
           <w:rFonts w:ascii="Times New Roman" w:hAnsi="Times New Roman" w:cs="Times New Roman"/>
-          <w:u w:val="single"/>
-        </w:rPr>
-      </w:pPr>
-      <w:r>
-        <w:rPr>
-          <w:rFonts w:ascii="Times New Roman" w:hAnsi="Times New Roman" w:cs="Times New Roman"/>
-          <w:u w:val="single"/>
-        </w:rPr>
-        <w:t>Sensitivity to Market Volatility</w:t>
-      </w:r>
-    </w:p>
-    <w:p>
-      <w:pPr>
-        <w:spacing w:line="276" w:lineRule="auto"/>
-        <w:ind w:left="360" w:firstLine="360"/>
-        <w:jc w:val="both"/>
-        <w:rPr>
-          <w:rFonts w:ascii="Times New Roman" w:hAnsi="Times New Roman" w:cs="Times New Roman"/>
-        </w:rPr>
-      </w:pPr>
-      <w:r>
-        <w:rPr>
-          <w:rFonts w:ascii="Times New Roman" w:hAnsi="Times New Roman" w:cs="Times New Roman"/>
-        </w:rPr>
-        <w:t>During sudden, massive price shocks</w:t>
-      </w:r>
-      <w:r>
-        <w:rPr>
-          <w:rFonts w:ascii="Times New Roman" w:hAnsi="Times New Roman" w:cs="Times New Roman"/>
-        </w:rPr>
-        <w:t xml:space="preserve"> </w:t>
-      </w:r>
-      <w:r>
-        <w:rPr>
-          <w:rFonts w:ascii="Times New Roman" w:hAnsi="Times New Roman" w:cs="Times New Roman"/>
-        </w:rPr>
-        <w:t>such as the extreme volatility leading into mid-2026</w:t>
-      </w:r>
-      <w:r>
-        <w:rPr>
-          <w:rFonts w:ascii="Times New Roman" w:hAnsi="Times New Roman" w:cs="Times New Roman"/>
-        </w:rPr>
-        <w:t xml:space="preserve"> </w:t>
-      </w:r>
-      <w:r>
-        <w:rPr>
-          <w:rFonts w:ascii="Times New Roman" w:hAnsi="Times New Roman" w:cs="Times New Roman"/>
-        </w:rPr>
-        <w:t xml:space="preserve">for base model </w:t>
-      </w:r>
-      <w:r>
-        <w:rPr>
-          <w:rFonts w:ascii="Times New Roman" w:hAnsi="Times New Roman" w:cs="Times New Roman"/>
-        </w:rPr>
-        <w:t>as shown in</w:t>
-      </w:r>
-      <w:r>
-        <w:rPr>
-          <w:rFonts w:ascii="Times New Roman" w:hAnsi="Times New Roman" w:cs="Times New Roman"/>
-        </w:rPr>
-        <w:t xml:space="preserve"> </w:t>
-      </w:r>
-      <w:r>
-        <w:rPr>
-          <w:rFonts w:cs="Times New Roman"/>
-        </w:rPr>
-        <w:fldChar w:fldCharType="begin"/>
-      </w:r>
-      <w:r>
-        <w:rPr>
-          <w:rFonts w:cs="Times New Roman"/>
-        </w:rPr>
-        <w:instrText xml:space="preserve"> REF _Ref231606253 \h  \* MERGEFORMAT </w:instrText>
-      </w:r>
-      <w:r>
-        <w:rPr>
-          <w:rFonts w:cs="Times New Roman"/>
-        </w:rPr>
-      </w:r>
-      <w:r>
-        <w:rPr>
-          <w:rFonts w:cs="Times New Roman"/>
-        </w:rPr>
-        <w:fldChar w:fldCharType="separate"/>
-      </w:r>
-      <w:r>
-        <w:rPr>
-          <w:rFonts w:cs="Times New Roman"/>
-        </w:rPr>
-        <w:t xml:space="preserve">Figure </w:t>
-      </w:r>
-      <w:r>
-        <w:rPr>
-          <w:rFonts w:cs="Times New Roman"/>
-          <w:noProof/>
-        </w:rPr>
-        <w:t>2</w:t>
-      </w:r>
-      <w:r>
-        <w:rPr>
-          <w:rFonts w:cs="Times New Roman"/>
-        </w:rPr>
-        <w:fldChar w:fldCharType="end"/>
-      </w:r>
-      <w:r>
-        <w:rPr>
-          <w:rFonts w:ascii="Times New Roman" w:hAnsi="Times New Roman" w:cs="Times New Roman"/>
-        </w:rPr>
-        <w:t xml:space="preserve">. The </w:t>
-      </w:r>
-      <w:r>
-        <w:rPr>
-          <w:rFonts w:ascii="Times New Roman" w:hAnsi="Times New Roman" w:cs="Times New Roman"/>
-        </w:rPr>
-        <w:t>model exhibits a noticeable</w:t>
-      </w:r>
-      <w:r>
-        <w:rPr>
-          <w:rFonts w:ascii="Times New Roman" w:hAnsi="Times New Roman" w:cs="Times New Roman"/>
-        </w:rPr>
-        <w:t xml:space="preserve"> lag</w:t>
-      </w:r>
-      <w:r>
-        <w:rPr>
-          <w:rFonts w:ascii="Times New Roman" w:hAnsi="Times New Roman" w:cs="Times New Roman"/>
-        </w:rPr>
-        <w:t>. It successfully tracks the trajectory of the volatility but struggles to anticipate the absolute peak of a sudden spike or the bottom of a crash until after the market regime has already shifted.</w:t>
-      </w:r>
-    </w:p>
-    <w:p>
-      <w:pPr>
-        <w:pStyle w:val="Heading2"/>
-      </w:pPr>
-      <w:r>
-        <w:t xml:space="preserve">4.3 </w:t>
-      </w:r>
-      <w:r>
-        <w:t>Comparative Analysis with Alternative Architectures</w:t>
-      </w:r>
-      <w:r>
-        <w:t xml:space="preserve"> (5-year dataset)</w:t>
-      </w:r>
-    </w:p>
-    <w:p>
-      <w:pPr>
-        <w:spacing w:line="276" w:lineRule="auto"/>
-        <w:jc w:val="both"/>
-        <w:rPr>
-          <w:rFonts w:ascii="Times New Roman" w:hAnsi="Times New Roman" w:cs="Times New Roman"/>
         </w:rPr>
       </w:pPr>
       <w:r>
@@ -5157,7 +5411,7 @@
         <w:rPr>
           <w:rFonts w:ascii="Times New Roman" w:hAnsi="Times New Roman" w:cs="Times New Roman"/>
         </w:rPr>
-        <w:t>3</w:t>
+        <w:t>three</w:t>
       </w:r>
       <w:r>
         <w:rPr>
@@ -5220,6 +5474,68 @@
           <w:rFonts w:ascii="Times New Roman" w:hAnsi="Times New Roman" w:cs="Times New Roman"/>
         </w:rPr>
         <w:t>).</w:t>
+      </w:r>
+      <w:r>
+        <w:rPr>
+          <w:rFonts w:ascii="Times New Roman" w:hAnsi="Times New Roman" w:cs="Times New Roman"/>
+        </w:rPr>
+        <w:t xml:space="preserve"> </w:t>
+      </w:r>
+      <w:r>
+        <w:rPr>
+          <w:rFonts w:ascii="Times New Roman" w:hAnsi="Times New Roman" w:cs="Times New Roman"/>
+        </w:rPr>
+        <w:t>As shown in</w:t>
+      </w:r>
+      <w:r>
+        <w:rPr>
+          <w:rFonts w:ascii="Times New Roman" w:hAnsi="Times New Roman" w:cs="Times New Roman"/>
+        </w:rPr>
+        <w:t xml:space="preserve"> </w:t>
+      </w:r>
+      <w:r>
+        <w:rPr>
+          <w:rFonts w:ascii="Times New Roman" w:hAnsi="Times New Roman" w:cs="Times New Roman"/>
+        </w:rPr>
+        <w:fldChar w:fldCharType="begin"/>
+      </w:r>
+      <w:r>
+        <w:rPr>
+          <w:rFonts w:ascii="Times New Roman" w:hAnsi="Times New Roman" w:cs="Times New Roman"/>
+        </w:rPr>
+        <w:instrText xml:space="preserve"> REF _Ref232717014 \h </w:instrText>
+      </w:r>
+      <w:r>
+        <w:rPr>
+          <w:rFonts w:ascii="Times New Roman" w:hAnsi="Times New Roman" w:cs="Times New Roman"/>
+        </w:rPr>
+      </w:r>
+      <w:r>
+        <w:rPr>
+          <w:rFonts w:ascii="Times New Roman" w:hAnsi="Times New Roman" w:cs="Times New Roman"/>
+        </w:rPr>
+        <w:fldChar w:fldCharType="separate"/>
+      </w:r>
+      <w:r>
+        <w:t xml:space="preserve">Figure </w:t>
+      </w:r>
+      <w:r>
+        <w:rPr>
+          <w:noProof/>
+        </w:rPr>
+        <w:t>3</w:t>
+      </w:r>
+      <w:r>
+        <w:rPr>
+          <w:rFonts w:ascii="Times New Roman" w:hAnsi="Times New Roman" w:cs="Times New Roman"/>
+        </w:rPr>
+        <w:fldChar w:fldCharType="end"/>
+      </w:r>
+      <w:r>
+        <w:rPr>
+          <w:rFonts w:ascii="Times New Roman" w:hAnsi="Times New Roman" w:cs="Times New Roman"/>
+        </w:rPr>
+        <w:t>, these architectures yielded distinctly different balances of accuracy and efficiency.</w:t>
       </w:r>
     </w:p>
     <w:p>
@@ -5247,7 +5563,7 @@
     <w:p>
       <w:pPr>
         <w:spacing w:line="276" w:lineRule="auto"/>
-        <w:ind w:left="360" w:firstLine="360"/>
+        <w:ind w:firstLine="360"/>
         <w:jc w:val="both"/>
         <w:rPr>
           <w:rFonts w:ascii="Times New Roman" w:hAnsi="Times New Roman" w:cs="Times New Roman"/>
@@ -5276,7 +5592,29 @@
         <w:rPr>
           <w:rFonts w:ascii="Times New Roman" w:hAnsi="Times New Roman" w:cs="Times New Roman"/>
         </w:rPr>
-        <w:t xml:space="preserve"> of 0.74 and </w:t>
+        <w:t xml:space="preserve"> of </w:t>
+      </w:r>
+      <w:r>
+        <w:rPr>
+          <w:rFonts w:ascii="Times New Roman" w:hAnsi="Times New Roman" w:cs="Times New Roman"/>
+          <w:b/>
+          <w:bCs/>
+        </w:rPr>
+        <w:t>0.74</w:t>
+      </w:r>
+      <w:r>
+        <w:rPr>
+          <w:rFonts w:ascii="Times New Roman" w:hAnsi="Times New Roman" w:cs="Times New Roman"/>
+          <w:b/>
+          <w:bCs/>
+        </w:rPr>
+        <w:t>55</w:t>
+      </w:r>
+      <w:r>
+        <w:rPr>
+          <w:rFonts w:ascii="Times New Roman" w:hAnsi="Times New Roman" w:cs="Times New Roman"/>
+        </w:rPr>
+        <w:t xml:space="preserve"> and </w:t>
       </w:r>
       <w:r>
         <w:rPr>
@@ -5293,26 +5631,66 @@
       <w:r>
         <w:rPr>
           <w:rFonts w:ascii="Times New Roman" w:hAnsi="Times New Roman" w:cs="Times New Roman"/>
-        </w:rPr>
-        <w:t>14.16, highlighting the need for more advanced recurrent gating mechanisms when processing this specific dataset</w:t>
-      </w:r>
-      <w:r>
-        <w:rPr>
-          <w:rFonts w:ascii="Times New Roman" w:hAnsi="Times New Roman" w:cs="Times New Roman"/>
-        </w:rPr>
-        <w:t xml:space="preserve">. The model follows the actual market value only roughly and not accurately as shown in </w:t>
+          <w:b/>
+          <w:bCs/>
+        </w:rPr>
+        <w:t>1</w:t>
+      </w:r>
+      <w:r>
+        <w:rPr>
+          <w:rFonts w:ascii="Times New Roman" w:hAnsi="Times New Roman" w:cs="Times New Roman"/>
+          <w:b/>
+          <w:bCs/>
+        </w:rPr>
+        <w:t>3.82</w:t>
+      </w:r>
+      <w:r>
+        <w:rPr>
+          <w:rFonts w:ascii="Times New Roman" w:hAnsi="Times New Roman" w:cs="Times New Roman"/>
+        </w:rPr>
+        <w:t>, highlighting the need for more advanced recurrent gating mechanisms when processing this specific dataset</w:t>
+      </w:r>
+      <w:r>
+        <w:rPr>
+          <w:rFonts w:ascii="Times New Roman" w:hAnsi="Times New Roman" w:cs="Times New Roman"/>
+        </w:rPr>
+        <w:t>. The model follows the actual market value roughly</w:t>
+      </w:r>
+      <w:r>
+        <w:rPr>
+          <w:rFonts w:ascii="Times New Roman" w:hAnsi="Times New Roman" w:cs="Times New Roman"/>
+        </w:rPr>
+        <w:t>, f</w:t>
+      </w:r>
+      <w:r>
+        <w:rPr>
+          <w:rFonts w:ascii="Times New Roman" w:hAnsi="Times New Roman" w:cs="Times New Roman"/>
+        </w:rPr>
+        <w:t>ailing to map the tight local variance accurately</w:t>
+      </w:r>
+      <w:r>
+        <w:rPr>
+          <w:rFonts w:ascii="Times New Roman" w:hAnsi="Times New Roman" w:cs="Times New Roman"/>
+        </w:rPr>
+        <w:t xml:space="preserve"> as shown in</w:t>
       </w:r>
       <w:r>
         <w:rPr>
           <w:rFonts w:cs="Times New Roman"/>
         </w:rPr>
+        <w:t xml:space="preserve"> </w:t>
+      </w:r>
+      <w:r>
+        <w:rPr>
+          <w:rFonts w:cs="Times New Roman"/>
+        </w:rPr>
         <w:fldChar w:fldCharType="begin"/>
       </w:r>
       <w:r>
         <w:rPr>
           <w:rFonts w:cs="Times New Roman"/>
         </w:rPr>
-        <w:instrText xml:space="preserve"> REF _Ref231614112 \h </w:instrText>
+        <w:instrText xml:space="preserve"> REF _Ref232716660 \h </w:instrText>
       </w:r>
       <w:r>
         <w:rPr>
@@ -5323,26 +5701,16 @@
         <w:rPr>
           <w:rFonts w:cs="Times New Roman"/>
         </w:rPr>
-        <w:instrText xml:space="preserve"> \* MERGEFORMAT </w:instrText>
-      </w:r>
-      <w:r>
-        <w:rPr>
-          <w:rFonts w:cs="Times New Roman"/>
-        </w:rPr>
         <w:fldChar w:fldCharType="separate"/>
       </w:r>
       <w:r>
-        <w:rPr>
-          <w:rFonts w:cs="Times New Roman"/>
-        </w:rPr>
         <w:t xml:space="preserve">Figure </w:t>
       </w:r>
       <w:r>
         <w:rPr>
-          <w:rFonts w:cs="Times New Roman"/>
           <w:noProof/>
         </w:rPr>
-        <w:t>3</w:t>
+        <w:t>4</w:t>
       </w:r>
       <w:r>
         <w:rPr>
@@ -5405,7 +5773,7 @@
     <w:p>
       <w:pPr>
         <w:spacing w:line="276" w:lineRule="auto"/>
-        <w:ind w:left="360" w:firstLine="360"/>
+        <w:ind w:firstLine="360"/>
         <w:jc w:val="both"/>
         <w:rPr>
           <w:rFonts w:ascii="Times New Roman" w:eastAsia="Times New Roman" w:hAnsi="Times New Roman" w:cs="Times New Roman"/>
@@ -5414,7 +5782,24 @@
           <w14:ligatures w14:val="none"/>
         </w:rPr>
       </w:pPr>
-      <w:proofErr w:type="spellStart"/>
+      <w:r>
+        <w:rPr>
+          <w:rFonts w:ascii="Times New Roman" w:hAnsi="Times New Roman" w:cs="Times New Roman"/>
+        </w:rPr>
+        <w:t xml:space="preserve">By running </w:t>
+      </w:r>
+      <w:r>
+        <w:rPr>
+          <w:rFonts w:ascii="Times New Roman" w:hAnsi="Times New Roman" w:cs="Times New Roman"/>
+        </w:rPr>
+        <w:t>two</w:t>
+      </w:r>
+      <w:r>
+        <w:rPr>
+          <w:rFonts w:ascii="Times New Roman" w:hAnsi="Times New Roman" w:cs="Times New Roman"/>
+        </w:rPr>
+        <w:t xml:space="preserve"> GRU layers simultaneously, one reading the 60-day sequence chronologically, and the other reading it in reverse, the network maximized its contextual understanding of the market momentum.</w:t>
+      </w:r>
       <w:r>
         <w:rPr>
           <w:rFonts w:ascii="Times New Roman" w:eastAsia="Times New Roman" w:hAnsi="Times New Roman" w:cs="Times New Roman"/>
@@ -5422,9 +5807,70 @@
           <w:lang w:eastAsia="en-GB"/>
           <w14:ligatures w14:val="none"/>
         </w:rPr>
-        <w:t>BiGRU</w:t>
-      </w:r>
-      <w:proofErr w:type="spellEnd"/>
+        <w:t xml:space="preserve"> As shown in</w:t>
+      </w:r>
+      <w:r>
+        <w:rPr>
+          <w:rFonts w:eastAsia="Times New Roman" w:cs="Times New Roman"/>
+          <w:kern w:val="0"/>
+          <w:lang w:eastAsia="en-GB"/>
+          <w14:ligatures w14:val="none"/>
+        </w:rPr>
+        <w:t xml:space="preserve"> </w:t>
+      </w:r>
+      <w:r>
+        <w:rPr>
+          <w:rFonts w:eastAsia="Times New Roman" w:cs="Times New Roman"/>
+          <w:kern w:val="0"/>
+          <w:lang w:eastAsia="en-GB"/>
+          <w14:ligatures w14:val="none"/>
+        </w:rPr>
+        <w:fldChar w:fldCharType="begin"/>
+      </w:r>
+      <w:r>
+        <w:rPr>
+          <w:rFonts w:eastAsia="Times New Roman" w:cs="Times New Roman"/>
+          <w:kern w:val="0"/>
+          <w:lang w:eastAsia="en-GB"/>
+          <w14:ligatures w14:val="none"/>
+        </w:rPr>
+        <w:instrText xml:space="preserve"> REF _Ref232716667 \h </w:instrText>
+      </w:r>
+      <w:r>
+        <w:rPr>
+          <w:rFonts w:eastAsia="Times New Roman" w:cs="Times New Roman"/>
+          <w:kern w:val="0"/>
+          <w:lang w:eastAsia="en-GB"/>
+          <w14:ligatures w14:val="none"/>
+        </w:rPr>
+      </w:r>
+      <w:r>
+        <w:rPr>
+          <w:rFonts w:eastAsia="Times New Roman" w:cs="Times New Roman"/>
+          <w:kern w:val="0"/>
+          <w:lang w:eastAsia="en-GB"/>
+          <w14:ligatures w14:val="none"/>
+        </w:rPr>
+        <w:fldChar w:fldCharType="separate"/>
+      </w:r>
+      <w:r>
+        <w:t xml:space="preserve">Figure </w:t>
+      </w:r>
+      <w:r>
+        <w:rPr>
+          <w:noProof/>
+        </w:rPr>
+        <w:t>5</w:t>
+      </w:r>
+      <w:r>
+        <w:rPr>
+          <w:rFonts w:eastAsia="Times New Roman" w:cs="Times New Roman"/>
+          <w:kern w:val="0"/>
+          <w:lang w:eastAsia="en-GB"/>
+          <w14:ligatures w14:val="none"/>
+        </w:rPr>
+        <w:fldChar w:fldCharType="end"/>
+      </w:r>
       <w:r>
         <w:rPr>
           <w:rFonts w:ascii="Times New Roman" w:eastAsia="Times New Roman" w:hAnsi="Times New Roman" w:cs="Times New Roman"/>
@@ -5432,7 +5878,45 @@
           <w:lang w:eastAsia="en-GB"/>
           <w14:ligatures w14:val="none"/>
         </w:rPr>
-        <w:t xml:space="preserve"> emerged as the most accurate model evaluated, achieving a peak R</w:t>
+        <w:t xml:space="preserve">, </w:t>
+      </w:r>
+      <w:proofErr w:type="spellStart"/>
+      <w:r>
+        <w:rPr>
+          <w:rFonts w:ascii="Times New Roman" w:eastAsia="Times New Roman" w:hAnsi="Times New Roman" w:cs="Times New Roman"/>
+          <w:kern w:val="0"/>
+          <w:lang w:eastAsia="en-GB"/>
+          <w14:ligatures w14:val="none"/>
+        </w:rPr>
+        <w:t>BiGRU</w:t>
+      </w:r>
+      <w:proofErr w:type="spellEnd"/>
+      <w:r>
+        <w:rPr>
+          <w:rFonts w:ascii="Times New Roman" w:eastAsia="Times New Roman" w:hAnsi="Times New Roman" w:cs="Times New Roman"/>
+          <w:kern w:val="0"/>
+          <w:lang w:eastAsia="en-GB"/>
+          <w14:ligatures w14:val="none"/>
+        </w:rPr>
+        <w:t xml:space="preserve"> tracks extreme market volatility and sudden price dips with exceptional tightness</w:t>
+      </w:r>
+      <w:r>
+        <w:rPr>
+          <w:rFonts w:ascii="Times New Roman" w:eastAsia="Times New Roman" w:hAnsi="Times New Roman" w:cs="Times New Roman"/>
+          <w:kern w:val="0"/>
+          <w:lang w:eastAsia="en-GB"/>
+          <w14:ligatures w14:val="none"/>
+        </w:rPr>
+        <w:t xml:space="preserve">, </w:t>
+      </w:r>
+      <w:r>
+        <w:rPr>
+          <w:rFonts w:ascii="Times New Roman" w:eastAsia="Times New Roman" w:hAnsi="Times New Roman" w:cs="Times New Roman"/>
+          <w:kern w:val="0"/>
+          <w:lang w:eastAsia="en-GB"/>
+          <w14:ligatures w14:val="none"/>
+        </w:rPr>
+        <w:t>achieving a peak R</w:t>
       </w:r>
       <w:r>
         <w:rPr>
@@ -5467,11 +5951,111 @@
       <w:r>
         <w:rPr>
           <w:rFonts w:ascii="Times New Roman" w:eastAsia="Times New Roman" w:hAnsi="Times New Roman" w:cs="Times New Roman"/>
+          <w:b/>
+          <w:bCs/>
           <w:kern w:val="0"/>
           <w:lang w:eastAsia="en-GB"/>
           <w14:ligatures w14:val="none"/>
         </w:rPr>
-        <w:t xml:space="preserve"> and the lowest MAE of </w:t>
+        <w:t>27</w:t>
+      </w:r>
+      <w:r>
+        <w:rPr>
+          <w:rFonts w:ascii="Times New Roman" w:eastAsia="Times New Roman" w:hAnsi="Times New Roman" w:cs="Times New Roman"/>
+          <w:kern w:val="0"/>
+          <w:lang w:eastAsia="en-GB"/>
+          <w14:ligatures w14:val="none"/>
+        </w:rPr>
+        <w:t>.</w:t>
+      </w:r>
+      <w:r>
+        <w:rPr>
+          <w:rFonts w:ascii="Times New Roman" w:eastAsia="Times New Roman" w:hAnsi="Times New Roman" w:cs="Times New Roman"/>
+          <w:kern w:val="0"/>
+          <w:lang w:eastAsia="en-GB"/>
+          <w14:ligatures w14:val="none"/>
+        </w:rPr>
+        <w:t xml:space="preserve"> </w:t>
+      </w:r>
+      <w:r>
+        <w:rPr>
+          <w:rFonts w:ascii="Times New Roman" w:eastAsia="Times New Roman" w:hAnsi="Times New Roman" w:cs="Times New Roman"/>
+          <w:kern w:val="0"/>
+          <w:lang w:eastAsia="en-GB"/>
+          <w14:ligatures w14:val="none"/>
+        </w:rPr>
+        <w:t>However, this accuracy comes at the cost of severe computational overhead. As illustrated in</w:t>
+      </w:r>
+      <w:r>
+        <w:rPr>
+          <w:rFonts w:ascii="Times New Roman" w:eastAsia="Times New Roman" w:hAnsi="Times New Roman" w:cs="Times New Roman"/>
+          <w:kern w:val="0"/>
+          <w:lang w:eastAsia="en-GB"/>
+          <w14:ligatures w14:val="none"/>
+        </w:rPr>
+        <w:t xml:space="preserve"> </w:t>
+      </w:r>
+      <w:r>
+        <w:rPr>
+          <w:rFonts w:ascii="Times New Roman" w:eastAsia="Times New Roman" w:hAnsi="Times New Roman" w:cs="Times New Roman"/>
+          <w:kern w:val="0"/>
+          <w:lang w:eastAsia="en-GB"/>
+          <w14:ligatures w14:val="none"/>
+        </w:rPr>
+        <w:fldChar w:fldCharType="begin"/>
+      </w:r>
+      <w:r>
+        <w:rPr>
+          <w:rFonts w:ascii="Times New Roman" w:eastAsia="Times New Roman" w:hAnsi="Times New Roman" w:cs="Times New Roman"/>
+          <w:kern w:val="0"/>
+          <w:lang w:eastAsia="en-GB"/>
+          <w14:ligatures w14:val="none"/>
+        </w:rPr>
+        <w:instrText xml:space="preserve"> REF _Ref232717014 \h </w:instrText>
+      </w:r>
+      <w:r>
+        <w:rPr>
+          <w:rFonts w:ascii="Times New Roman" w:eastAsia="Times New Roman" w:hAnsi="Times New Roman" w:cs="Times New Roman"/>
+          <w:kern w:val="0"/>
+          <w:lang w:eastAsia="en-GB"/>
+          <w14:ligatures w14:val="none"/>
+        </w:rPr>
+      </w:r>
+      <w:r>
+        <w:rPr>
+          <w:rFonts w:ascii="Times New Roman" w:eastAsia="Times New Roman" w:hAnsi="Times New Roman" w:cs="Times New Roman"/>
+          <w:kern w:val="0"/>
+          <w:lang w:eastAsia="en-GB"/>
+          <w14:ligatures w14:val="none"/>
+        </w:rPr>
+        <w:fldChar w:fldCharType="separate"/>
+      </w:r>
+      <w:r>
+        <w:t xml:space="preserve">Figure </w:t>
+      </w:r>
+      <w:r>
+        <w:rPr>
+          <w:noProof/>
+        </w:rPr>
+        <w:t>3</w:t>
+      </w:r>
+      <w:r>
+        <w:rPr>
+          <w:rFonts w:ascii="Times New Roman" w:eastAsia="Times New Roman" w:hAnsi="Times New Roman" w:cs="Times New Roman"/>
+          <w:kern w:val="0"/>
+          <w:lang w:eastAsia="en-GB"/>
+          <w14:ligatures w14:val="none"/>
+        </w:rPr>
+        <w:fldChar w:fldCharType="end"/>
+      </w:r>
+      <w:r>
+        <w:rPr>
+          <w:rFonts w:ascii="Times New Roman" w:eastAsia="Times New Roman" w:hAnsi="Times New Roman" w:cs="Times New Roman"/>
+          <w:kern w:val="0"/>
+          <w:lang w:eastAsia="en-GB"/>
+          <w14:ligatures w14:val="none"/>
+        </w:rPr>
+        <w:t xml:space="preserve">, the model requires </w:t>
       </w:r>
       <w:r>
         <w:rPr>
@@ -5482,136 +6066,7 @@
           <w:lang w:eastAsia="en-GB"/>
           <w14:ligatures w14:val="none"/>
         </w:rPr>
-        <w:t>5.10</w:t>
-      </w:r>
-      <w:r>
-        <w:rPr>
-          <w:rFonts w:ascii="Times New Roman" w:eastAsia="Times New Roman" w:hAnsi="Times New Roman" w:cs="Times New Roman"/>
-          <w:kern w:val="0"/>
-          <w:lang w:eastAsia="en-GB"/>
-          <w14:ligatures w14:val="none"/>
-        </w:rPr>
-        <w:t xml:space="preserve">. </w:t>
-      </w:r>
-      <w:r>
-        <w:rPr>
-          <w:rFonts w:ascii="Times New Roman" w:hAnsi="Times New Roman" w:cs="Times New Roman"/>
-        </w:rPr>
-        <w:t xml:space="preserve">By running </w:t>
-      </w:r>
-      <w:r>
-        <w:rPr>
-          <w:rFonts w:ascii="Times New Roman" w:hAnsi="Times New Roman" w:cs="Times New Roman"/>
-        </w:rPr>
-        <w:t>2</w:t>
-      </w:r>
-      <w:r>
-        <w:rPr>
-          <w:rFonts w:ascii="Times New Roman" w:hAnsi="Times New Roman" w:cs="Times New Roman"/>
-        </w:rPr>
-        <w:t xml:space="preserve"> GRU layers simultaneously, one reading the 60-day sequence chronologically, and the other reading it in reverse, the network maximized its contextual understanding of the market momentum.</w:t>
-      </w:r>
-      <w:r>
-        <w:rPr>
-          <w:rFonts w:ascii="Times New Roman" w:eastAsia="Times New Roman" w:hAnsi="Times New Roman" w:cs="Times New Roman"/>
-          <w:kern w:val="0"/>
-          <w:lang w:eastAsia="en-GB"/>
-          <w14:ligatures w14:val="none"/>
-        </w:rPr>
-        <w:t xml:space="preserve"> As shown in </w:t>
-      </w:r>
-      <w:r>
-        <w:rPr>
-          <w:rFonts w:eastAsia="Times New Roman" w:cs="Times New Roman"/>
-          <w:kern w:val="0"/>
-          <w:lang w:eastAsia="en-GB"/>
-          <w14:ligatures w14:val="none"/>
-        </w:rPr>
-        <w:fldChar w:fldCharType="begin"/>
-      </w:r>
-      <w:r>
-        <w:rPr>
-          <w:rFonts w:eastAsia="Times New Roman" w:cs="Times New Roman"/>
-          <w:kern w:val="0"/>
-          <w:lang w:eastAsia="en-GB"/>
-          <w14:ligatures w14:val="none"/>
-        </w:rPr>
-        <w:instrText xml:space="preserve"> REF _Ref231613125 \h </w:instrText>
-      </w:r>
-      <w:r>
-        <w:rPr>
-          <w:rFonts w:cs="Times New Roman"/>
-          <w:lang w:eastAsia="en-GB"/>
-        </w:rPr>
-        <w:instrText xml:space="preserve"> \* MERGEFORMAT </w:instrText>
-      </w:r>
-      <w:r>
-        <w:rPr>
-          <w:rFonts w:eastAsia="Times New Roman" w:cs="Times New Roman"/>
-          <w:kern w:val="0"/>
-          <w:lang w:eastAsia="en-GB"/>
-          <w14:ligatures w14:val="none"/>
-        </w:rPr>
-      </w:r>
-      <w:r>
-        <w:rPr>
-          <w:rFonts w:eastAsia="Times New Roman" w:cs="Times New Roman"/>
-          <w:kern w:val="0"/>
-          <w:lang w:eastAsia="en-GB"/>
-          <w14:ligatures w14:val="none"/>
-        </w:rPr>
-        <w:fldChar w:fldCharType="separate"/>
-      </w:r>
-      <w:r>
-        <w:rPr>
-          <w:rFonts w:cs="Times New Roman"/>
-        </w:rPr>
-        <w:t xml:space="preserve">Figure </w:t>
-      </w:r>
-      <w:r>
-        <w:rPr>
-          <w:rFonts w:cs="Times New Roman"/>
-          <w:noProof/>
-        </w:rPr>
-        <w:t>4</w:t>
-      </w:r>
-      <w:r>
-        <w:rPr>
-          <w:rFonts w:eastAsia="Times New Roman" w:cs="Times New Roman"/>
-          <w:kern w:val="0"/>
-          <w:lang w:eastAsia="en-GB"/>
-          <w14:ligatures w14:val="none"/>
-        </w:rPr>
-        <w:fldChar w:fldCharType="end"/>
-      </w:r>
-      <w:r>
-        <w:rPr>
-          <w:rFonts w:ascii="Times New Roman" w:eastAsia="Times New Roman" w:hAnsi="Times New Roman" w:cs="Times New Roman"/>
-          <w:kern w:val="0"/>
-          <w:lang w:eastAsia="en-GB"/>
-          <w14:ligatures w14:val="none"/>
-        </w:rPr>
-        <w:t xml:space="preserve">, </w:t>
-      </w:r>
-      <w:proofErr w:type="spellStart"/>
-      <w:r>
-        <w:rPr>
-          <w:rFonts w:ascii="Times New Roman" w:eastAsia="Times New Roman" w:hAnsi="Times New Roman" w:cs="Times New Roman"/>
-          <w:kern w:val="0"/>
-          <w:lang w:eastAsia="en-GB"/>
-          <w14:ligatures w14:val="none"/>
-        </w:rPr>
-        <w:t>BiGRU</w:t>
-      </w:r>
-      <w:proofErr w:type="spellEnd"/>
-      <w:r>
-        <w:rPr>
-          <w:rFonts w:ascii="Times New Roman" w:eastAsia="Times New Roman" w:hAnsi="Times New Roman" w:cs="Times New Roman"/>
-          <w:kern w:val="0"/>
-          <w:lang w:eastAsia="en-GB"/>
-          <w14:ligatures w14:val="none"/>
-        </w:rPr>
-        <w:t xml:space="preserve"> tracks extreme market volatility and sudden price dips with exceptional tightness. However, this accuracy comes at the cost of severe computational overhead. The model requires </w:t>
+        <w:t>74.06</w:t>
       </w:r>
       <w:r>
         <w:rPr>
@@ -5622,7 +6077,7 @@
           <w:lang w:eastAsia="en-GB"/>
           <w14:ligatures w14:val="none"/>
         </w:rPr>
-        <w:t>61.50 s</w:t>
+        <w:t xml:space="preserve"> s</w:t>
       </w:r>
       <w:r>
         <w:rPr>
@@ -5631,7 +6086,16 @@
           <w:lang w:eastAsia="en-GB"/>
           <w14:ligatures w14:val="none"/>
         </w:rPr>
-        <w:t xml:space="preserve"> over </w:t>
+        <w:t xml:space="preserve"> </w:t>
+      </w:r>
+      <w:r>
+        <w:rPr>
+          <w:rFonts w:ascii="Times New Roman" w:eastAsia="Times New Roman" w:hAnsi="Times New Roman" w:cs="Times New Roman"/>
+          <w:kern w:val="0"/>
+          <w:lang w:eastAsia="en-GB"/>
+          <w14:ligatures w14:val="none"/>
+        </w:rPr>
+        <w:t xml:space="preserve">over </w:t>
       </w:r>
       <w:r>
         <w:rPr>
@@ -5642,7 +6106,7 @@
           <w:lang w:eastAsia="en-GB"/>
           <w14:ligatures w14:val="none"/>
         </w:rPr>
-        <w:t>65 epochs</w:t>
+        <w:t>100 epochs</w:t>
       </w:r>
       <w:r>
         <w:rPr>
@@ -5651,80 +6115,7 @@
           <w:lang w:eastAsia="en-GB"/>
           <w14:ligatures w14:val="none"/>
         </w:rPr>
-        <w:t xml:space="preserve"> to train, making it the most resource-intensive model as shown in </w:t>
-      </w:r>
-      <w:r>
-        <w:rPr>
-          <w:rFonts w:eastAsia="Times New Roman" w:cs="Times New Roman"/>
-          <w:kern w:val="0"/>
-          <w:lang w:eastAsia="en-GB"/>
-          <w14:ligatures w14:val="none"/>
-        </w:rPr>
-        <w:fldChar w:fldCharType="begin"/>
-      </w:r>
-      <w:r>
-        <w:rPr>
-          <w:rFonts w:eastAsia="Times New Roman" w:cs="Times New Roman"/>
-          <w:kern w:val="0"/>
-          <w:lang w:eastAsia="en-GB"/>
-          <w14:ligatures w14:val="none"/>
-        </w:rPr>
-        <w:instrText xml:space="preserve"> REF _Ref231609433 \h </w:instrText>
-      </w:r>
-      <w:r>
-        <w:rPr>
-          <w:rFonts w:cs="Times New Roman"/>
-          <w:lang w:eastAsia="en-GB"/>
-        </w:rPr>
-        <w:instrText xml:space="preserve"> \* MERGEFORMAT </w:instrText>
-      </w:r>
-      <w:r>
-        <w:rPr>
-          <w:rFonts w:eastAsia="Times New Roman" w:cs="Times New Roman"/>
-          <w:kern w:val="0"/>
-          <w:lang w:eastAsia="en-GB"/>
-          <w14:ligatures w14:val="none"/>
-        </w:rPr>
-      </w:r>
-      <w:r>
-        <w:rPr>
-          <w:rFonts w:eastAsia="Times New Roman" w:cs="Times New Roman"/>
-          <w:kern w:val="0"/>
-          <w:lang w:eastAsia="en-GB"/>
-          <w14:ligatures w14:val="none"/>
-        </w:rPr>
-        <w:fldChar w:fldCharType="separate"/>
-      </w:r>
-      <w:r>
-        <w:rPr>
-          <w:rFonts w:cs="Times New Roman"/>
-        </w:rPr>
-        <w:t xml:space="preserve">Table </w:t>
-      </w:r>
-      <w:r>
-        <w:rPr>
-          <w:rFonts w:cs="Times New Roman"/>
-          <w:noProof/>
-        </w:rPr>
-        <w:t>2</w:t>
-      </w:r>
-      <w:r>
-        <w:rPr>
-          <w:rFonts w:eastAsia="Times New Roman" w:cs="Times New Roman"/>
-          <w:kern w:val="0"/>
-          <w:lang w:eastAsia="en-GB"/>
-          <w14:ligatures w14:val="none"/>
-        </w:rPr>
-        <w:fldChar w:fldCharType="end"/>
-      </w:r>
-      <w:r>
-        <w:rPr>
-          <w:rFonts w:ascii="Times New Roman" w:eastAsia="Times New Roman" w:hAnsi="Times New Roman" w:cs="Times New Roman"/>
-          <w:kern w:val="0"/>
-          <w:lang w:eastAsia="en-GB"/>
-          <w14:ligatures w14:val="none"/>
-        </w:rPr>
-        <w:t>.</w:t>
+        <w:t xml:space="preserve"> to train, making it the most resource-intensive model evaluated.</w:t>
       </w:r>
     </w:p>
     <w:p>
@@ -5766,7 +6157,7 @@
     <w:p>
       <w:pPr>
         <w:spacing w:line="276" w:lineRule="auto"/>
-        <w:ind w:left="360" w:firstLine="360"/>
+        <w:ind w:firstLine="360"/>
         <w:jc w:val="both"/>
         <w:rPr>
           <w:rFonts w:ascii="Times New Roman" w:hAnsi="Times New Roman" w:cs="Times New Roman"/>
@@ -5776,7 +6167,19 @@
         <w:rPr>
           <w:rFonts w:ascii="Times New Roman" w:hAnsi="Times New Roman" w:cs="Times New Roman"/>
         </w:rPr>
-        <w:t>CNN-GRU proved to be the most highly optimized architecture. By utilizing a spatial noise filter to mathematically smooth out erratic daily jumps before recurrent processing,</w:t>
+        <w:t xml:space="preserve">CNN-GRU proved to be the </w:t>
+      </w:r>
+      <w:r>
+        <w:rPr>
+          <w:rFonts w:ascii="Times New Roman" w:hAnsi="Times New Roman" w:cs="Times New Roman"/>
+        </w:rPr>
+        <w:t xml:space="preserve">absolute optimal architecture achieving peak performance metrics across all the models. </w:t>
+      </w:r>
+      <w:r>
+        <w:rPr>
+          <w:rFonts w:ascii="Times New Roman" w:hAnsi="Times New Roman" w:cs="Times New Roman"/>
+        </w:rPr>
+        <w:t>By utilizing a spatial noise filter to mathematically smooth out erratic daily jumps before recurrent processing,</w:t>
       </w:r>
       <w:r>
         <w:rPr>
@@ -5815,19 +6218,7 @@
           <w:b/>
           <w:bCs/>
         </w:rPr>
-        <w:t>0.90</w:t>
-      </w:r>
-      <w:r>
-        <w:rPr>
-          <w:rFonts w:ascii="Times New Roman" w:hAnsi="Times New Roman" w:cs="Times New Roman"/>
-        </w:rPr>
-        <w:t xml:space="preserve"> while being the fastest model </w:t>
-      </w:r>
-      <w:r>
-        <w:rPr>
-          <w:rFonts w:ascii="Times New Roman" w:hAnsi="Times New Roman" w:cs="Times New Roman"/>
-        </w:rPr>
-        <w:t xml:space="preserve">of </w:t>
+        <w:t>0.9</w:t>
       </w:r>
       <w:r>
         <w:rPr>
@@ -5835,13 +6226,19 @@
           <w:b/>
           <w:bCs/>
         </w:rPr>
-        <w:t>0.82 s/epoch</w:t>
-      </w:r>
-      <w:r>
-        <w:rPr>
-          <w:rFonts w:ascii="Times New Roman" w:hAnsi="Times New Roman" w:cs="Times New Roman"/>
-        </w:rPr>
-        <w:t xml:space="preserve"> and requiring only </w:t>
+        <w:t xml:space="preserve">239 </w:t>
+      </w:r>
+      <w:r>
+        <w:rPr>
+          <w:rFonts w:ascii="Times New Roman" w:hAnsi="Times New Roman" w:cs="Times New Roman"/>
+        </w:rPr>
+        <w:t xml:space="preserve">while being the </w:t>
+      </w:r>
+      <w:r>
+        <w:rPr>
+          <w:rFonts w:ascii="Times New Roman" w:hAnsi="Times New Roman" w:cs="Times New Roman"/>
+        </w:rPr>
+        <w:t xml:space="preserve">lowest RMSE and MAE of </w:t>
       </w:r>
       <w:r>
         <w:rPr>
@@ -5849,43 +6246,104 @@
           <w:b/>
           <w:bCs/>
         </w:rPr>
-        <w:t>25.56 s</w:t>
-      </w:r>
-      <w:r>
-        <w:rPr>
-          <w:rFonts w:ascii="Times New Roman" w:hAnsi="Times New Roman" w:cs="Times New Roman"/>
-        </w:rPr>
-        <w:t xml:space="preserve"> in tot</w:t>
-      </w:r>
-      <w:r>
-        <w:rPr>
-          <w:rFonts w:ascii="Times New Roman" w:hAnsi="Times New Roman" w:cs="Times New Roman"/>
-        </w:rPr>
-        <w:t>a</w:t>
-      </w:r>
-      <w:r>
-        <w:rPr>
-          <w:rFonts w:ascii="Times New Roman" w:hAnsi="Times New Roman" w:cs="Times New Roman"/>
-        </w:rPr>
-        <w:t>l training time. As sho</w:t>
-      </w:r>
-      <w:r>
-        <w:rPr>
-          <w:rFonts w:ascii="Times New Roman" w:hAnsi="Times New Roman" w:cs="Times New Roman"/>
-        </w:rPr>
-        <w:t xml:space="preserve">wn in </w:t>
+        <w:t>7.56</w:t>
+      </w:r>
+      <w:r>
+        <w:rPr>
+          <w:rFonts w:ascii="Times New Roman" w:hAnsi="Times New Roman" w:cs="Times New Roman"/>
+        </w:rPr>
+        <w:t xml:space="preserve"> </w:t>
+      </w:r>
+      <w:r>
+        <w:rPr>
+          <w:rFonts w:ascii="Times New Roman" w:hAnsi="Times New Roman" w:cs="Times New Roman"/>
+        </w:rPr>
+        <w:t xml:space="preserve">and </w:t>
+      </w:r>
+      <w:r>
+        <w:rPr>
+          <w:rFonts w:ascii="Times New Roman" w:hAnsi="Times New Roman" w:cs="Times New Roman"/>
+          <w:b/>
+          <w:bCs/>
+        </w:rPr>
+        <w:t>4.98</w:t>
+      </w:r>
+      <w:r>
+        <w:rPr>
+          <w:rFonts w:ascii="Times New Roman" w:hAnsi="Times New Roman" w:cs="Times New Roman"/>
+        </w:rPr>
+        <w:t xml:space="preserve">. </w:t>
+      </w:r>
+      <w:r>
+        <w:rPr>
+          <w:rFonts w:ascii="Times New Roman" w:hAnsi="Times New Roman" w:cs="Times New Roman"/>
+        </w:rPr>
+        <w:t xml:space="preserve">Furthermore, the </w:t>
+      </w:r>
+      <w:r>
+        <w:rPr>
+          <w:rFonts w:ascii="Times New Roman" w:hAnsi="Times New Roman" w:cs="Times New Roman"/>
+        </w:rPr>
+        <w:t xml:space="preserve">model </w:t>
+      </w:r>
+      <w:r>
+        <w:rPr>
+          <w:rFonts w:ascii="Times New Roman" w:hAnsi="Times New Roman" w:cs="Times New Roman"/>
+        </w:rPr>
+        <w:lastRenderedPageBreak/>
+        <w:t xml:space="preserve">requires one of the shortest time to train which is </w:t>
+      </w:r>
+      <w:r>
+        <w:rPr>
+          <w:rFonts w:ascii="Times New Roman" w:hAnsi="Times New Roman" w:cs="Times New Roman"/>
+          <w:b/>
+          <w:bCs/>
+        </w:rPr>
+        <w:t>36.01 s</w:t>
+      </w:r>
+      <w:r>
+        <w:rPr>
+          <w:rFonts w:ascii="Times New Roman" w:hAnsi="Times New Roman" w:cs="Times New Roman"/>
+        </w:rPr>
+        <w:t xml:space="preserve"> and </w:t>
+      </w:r>
+      <w:r>
+        <w:rPr>
+          <w:rFonts w:ascii="Times New Roman" w:hAnsi="Times New Roman" w:cs="Times New Roman"/>
+          <w:b/>
+          <w:bCs/>
+        </w:rPr>
+        <w:t>0.60 s/epoch</w:t>
+      </w:r>
+      <w:r>
+        <w:rPr>
+          <w:rFonts w:ascii="Times New Roman" w:hAnsi="Times New Roman" w:cs="Times New Roman"/>
+        </w:rPr>
+        <w:t>. As sho</w:t>
+      </w:r>
+      <w:r>
+        <w:rPr>
+          <w:rFonts w:ascii="Times New Roman" w:hAnsi="Times New Roman" w:cs="Times New Roman"/>
+        </w:rPr>
+        <w:t>wn in</w:t>
       </w:r>
       <w:r>
         <w:rPr>
           <w:rFonts w:cs="Times New Roman"/>
         </w:rPr>
+        <w:t xml:space="preserve"> </w:t>
+      </w:r>
+      <w:r>
+        <w:rPr>
+          <w:rFonts w:cs="Times New Roman"/>
+        </w:rPr>
         <w:fldChar w:fldCharType="begin"/>
       </w:r>
       <w:r>
         <w:rPr>
           <w:rFonts w:cs="Times New Roman"/>
         </w:rPr>
-        <w:instrText xml:space="preserve"> REF _Ref231613453 \h  \* MERGEFORMAT </w:instrText>
+        <w:instrText xml:space="preserve"> REF _Ref232716678 \h </w:instrText>
       </w:r>
       <w:r>
         <w:rPr>
@@ -5899,36 +6357,25 @@
         <w:fldChar w:fldCharType="separate"/>
       </w:r>
       <w:r>
+        <w:t xml:space="preserve">Figure </w:t>
+      </w:r>
+      <w:r>
+        <w:rPr>
+          <w:noProof/>
+        </w:rPr>
+        <w:t>6</w:t>
+      </w:r>
+      <w:r>
         <w:rPr>
           <w:rFonts w:cs="Times New Roman"/>
         </w:rPr>
-        <w:t xml:space="preserve">Figure </w:t>
-      </w:r>
-      <w:r>
-        <w:rPr>
-          <w:rFonts w:cs="Times New Roman"/>
-          <w:noProof/>
-        </w:rPr>
-        <w:t>5</w:t>
-      </w:r>
-      <w:r>
-        <w:rPr>
-          <w:rFonts w:cs="Times New Roman"/>
-        </w:rPr>
         <w:fldChar w:fldCharType="end"/>
       </w:r>
       <w:r>
         <w:rPr>
           <w:rFonts w:ascii="Times New Roman" w:hAnsi="Times New Roman" w:cs="Times New Roman"/>
         </w:rPr>
-        <w:t xml:space="preserve">, this filtering allows </w:t>
-      </w:r>
-      <w:r>
-        <w:rPr>
-          <w:rFonts w:ascii="Times New Roman" w:hAnsi="Times New Roman" w:cs="Times New Roman"/>
-        </w:rPr>
-        <w:lastRenderedPageBreak/>
-        <w:t>the model to capture the macro-trend flawlessly without getting trapped in daily micro</w:t>
+        <w:t>, this filtering allows the model to capture the macro-trend flawlessly without getting trapped in daily micro</w:t>
       </w:r>
       <w:r>
         <w:rPr>
@@ -5956,136 +6403,237 @@
         <w:rPr>
           <w:rFonts w:ascii="Times New Roman" w:eastAsia="Times New Roman" w:hAnsi="Times New Roman" w:cs="Times New Roman"/>
           <w:kern w:val="0"/>
+          <w:u w:val="single"/>
           <w:lang w:eastAsia="en-GB"/>
           <w14:ligatures w14:val="none"/>
         </w:rPr>
       </w:pPr>
+      <w:r>
+        <w:rPr>
+          <w:rFonts w:ascii="Times New Roman" w:eastAsia="Times New Roman" w:hAnsi="Times New Roman" w:cs="Times New Roman"/>
+          <w:kern w:val="0"/>
+          <w:u w:val="single"/>
+          <w:lang w:eastAsia="en-GB"/>
+          <w14:ligatures w14:val="none"/>
+        </w:rPr>
+        <w:t>Summary</w:t>
+      </w:r>
     </w:p>
     <w:p>
       <w:pPr>
         <w:spacing w:line="276" w:lineRule="auto"/>
+        <w:ind w:firstLine="360"/>
         <w:jc w:val="both"/>
-      </w:pPr>
-      <w:r>
-        <w:rPr>
-          <w:rFonts w:ascii="Times New Roman" w:eastAsia="Times New Roman" w:hAnsi="Times New Roman" w:cs="Times New Roman"/>
-          <w:kern w:val="0"/>
-          <w:lang w:eastAsia="en-GB"/>
-          <w14:ligatures w14:val="none"/>
-        </w:rPr>
-        <w:t xml:space="preserve">Ultimately, this comparison demonstrates a clear structural trade-off. While the </w:t>
+        <w:rPr>
+          <w:rFonts w:ascii="Times New Roman" w:hAnsi="Times New Roman" w:cs="Times New Roman"/>
+        </w:rPr>
+      </w:pPr>
+      <w:r>
+        <w:rPr>
+          <w:rFonts w:ascii="Times New Roman" w:hAnsi="Times New Roman" w:cs="Times New Roman"/>
+        </w:rPr>
+        <w:t xml:space="preserve">In 5-year dataset model, </w:t>
+      </w:r>
+      <w:r>
+        <w:rPr>
+          <w:rFonts w:ascii="Times New Roman" w:hAnsi="Times New Roman" w:cs="Times New Roman"/>
+          <w:b/>
+          <w:bCs/>
+        </w:rPr>
+        <w:t>CNN-GRU</w:t>
+      </w:r>
+      <w:r>
+        <w:rPr>
+          <w:rFonts w:ascii="Times New Roman" w:hAnsi="Times New Roman" w:cs="Times New Roman"/>
+        </w:rPr>
+        <w:t xml:space="preserve"> and </w:t>
       </w:r>
       <w:proofErr w:type="spellStart"/>
       <w:r>
         <w:rPr>
-          <w:rFonts w:ascii="Times New Roman" w:eastAsia="Times New Roman" w:hAnsi="Times New Roman" w:cs="Times New Roman"/>
-          <w:kern w:val="0"/>
-          <w:lang w:eastAsia="en-GB"/>
-          <w14:ligatures w14:val="none"/>
+          <w:rFonts w:ascii="Times New Roman" w:hAnsi="Times New Roman" w:cs="Times New Roman"/>
+          <w:b/>
+          <w:bCs/>
         </w:rPr>
         <w:t>BiGRU</w:t>
       </w:r>
       <w:proofErr w:type="spellEnd"/>
       <w:r>
         <w:rPr>
-          <w:rFonts w:ascii="Times New Roman" w:eastAsia="Times New Roman" w:hAnsi="Times New Roman" w:cs="Times New Roman"/>
-          <w:kern w:val="0"/>
-          <w:lang w:eastAsia="en-GB"/>
-          <w14:ligatures w14:val="none"/>
-        </w:rPr>
-        <w:t xml:space="preserve"> maximizes raw contextual accuracy at the expense of heavy computational time, the CNN-GRU represents the ideal deployment model by perfectly balancing high predictive power with elite computational efficiency.</w:t>
+          <w:rFonts w:ascii="Times New Roman" w:hAnsi="Times New Roman" w:cs="Times New Roman"/>
+        </w:rPr>
+        <w:t xml:space="preserve"> emerged as the top performers, achieving near-identical, highly accurate predictive scores, R² of </w:t>
+      </w:r>
+      <w:r>
+        <w:rPr>
+          <w:rFonts w:ascii="Times New Roman" w:hAnsi="Times New Roman" w:cs="Times New Roman"/>
+          <w:b/>
+          <w:bCs/>
+        </w:rPr>
+        <w:t>0.9239</w:t>
+      </w:r>
+      <w:r>
+        <w:rPr>
+          <w:rFonts w:ascii="Times New Roman" w:hAnsi="Times New Roman" w:cs="Times New Roman"/>
+        </w:rPr>
+        <w:t xml:space="preserve"> and </w:t>
+      </w:r>
+      <w:r>
+        <w:rPr>
+          <w:rFonts w:ascii="Times New Roman" w:hAnsi="Times New Roman" w:cs="Times New Roman"/>
+          <w:b/>
+          <w:bCs/>
+        </w:rPr>
+        <w:t>0.9227</w:t>
+      </w:r>
+      <w:r>
+        <w:rPr>
+          <w:rFonts w:ascii="Times New Roman" w:hAnsi="Times New Roman" w:cs="Times New Roman"/>
+        </w:rPr>
+        <w:t xml:space="preserve"> respectively. However, </w:t>
+      </w:r>
+      <w:r>
+        <w:rPr>
+          <w:rFonts w:ascii="Times New Roman" w:hAnsi="Times New Roman" w:cs="Times New Roman"/>
+          <w:b/>
+          <w:bCs/>
+        </w:rPr>
+        <w:t>CNN-GRU</w:t>
+      </w:r>
+      <w:r>
+        <w:rPr>
+          <w:rFonts w:ascii="Times New Roman" w:hAnsi="Times New Roman" w:cs="Times New Roman"/>
+        </w:rPr>
+        <w:t xml:space="preserve"> demonstrated vastly superior computational efficiency, completing its training in </w:t>
+      </w:r>
+      <w:r>
+        <w:rPr>
+          <w:rFonts w:ascii="Times New Roman" w:hAnsi="Times New Roman" w:cs="Times New Roman"/>
+          <w:b/>
+          <w:bCs/>
+        </w:rPr>
+        <w:t>36.01 s</w:t>
+      </w:r>
+      <w:r>
+        <w:rPr>
+          <w:rFonts w:ascii="Times New Roman" w:hAnsi="Times New Roman" w:cs="Times New Roman"/>
+        </w:rPr>
+        <w:t xml:space="preserve"> roughly half the time of the </w:t>
+      </w:r>
+      <w:proofErr w:type="spellStart"/>
+      <w:r>
+        <w:rPr>
+          <w:rFonts w:ascii="Times New Roman" w:hAnsi="Times New Roman" w:cs="Times New Roman"/>
+          <w:b/>
+          <w:bCs/>
+        </w:rPr>
+        <w:t>BiGRU</w:t>
+      </w:r>
+      <w:proofErr w:type="spellEnd"/>
+      <w:r>
+        <w:rPr>
+          <w:rFonts w:ascii="Times New Roman" w:hAnsi="Times New Roman" w:cs="Times New Roman"/>
+        </w:rPr>
+        <w:t xml:space="preserve"> of </w:t>
+      </w:r>
+      <w:r>
+        <w:rPr>
+          <w:rFonts w:ascii="Times New Roman" w:hAnsi="Times New Roman" w:cs="Times New Roman"/>
+          <w:b/>
+          <w:bCs/>
+        </w:rPr>
+        <w:t>74.06 s</w:t>
+      </w:r>
+      <w:r>
+        <w:rPr>
+          <w:rFonts w:ascii="Times New Roman" w:hAnsi="Times New Roman" w:cs="Times New Roman"/>
+        </w:rPr>
+        <w:t xml:space="preserve">. The standard </w:t>
+      </w:r>
+      <w:r>
+        <w:rPr>
+          <w:rFonts w:ascii="Times New Roman" w:hAnsi="Times New Roman" w:cs="Times New Roman"/>
+          <w:b/>
+          <w:bCs/>
+        </w:rPr>
+        <w:t>GRU</w:t>
+      </w:r>
+      <w:r>
+        <w:rPr>
+          <w:rFonts w:ascii="Times New Roman" w:hAnsi="Times New Roman" w:cs="Times New Roman"/>
+        </w:rPr>
+        <w:t xml:space="preserve"> established a solid, lightweight baseline</w:t>
+      </w:r>
+      <w:r>
+        <w:rPr>
+          <w:rFonts w:ascii="Times New Roman" w:hAnsi="Times New Roman" w:cs="Times New Roman"/>
+        </w:rPr>
+        <w:t xml:space="preserve"> </w:t>
+      </w:r>
+      <w:r>
+        <w:rPr>
+          <w:rFonts w:ascii="Times New Roman" w:hAnsi="Times New Roman" w:cs="Times New Roman"/>
+        </w:rPr>
+        <w:t xml:space="preserve">while the complex three-gate architecture of the traditional </w:t>
+      </w:r>
+      <w:r>
+        <w:rPr>
+          <w:rFonts w:ascii="Times New Roman" w:hAnsi="Times New Roman" w:cs="Times New Roman"/>
+          <w:b/>
+          <w:bCs/>
+        </w:rPr>
+        <w:t>LSTM</w:t>
+      </w:r>
+      <w:r>
+        <w:rPr>
+          <w:rFonts w:ascii="Times New Roman" w:hAnsi="Times New Roman" w:cs="Times New Roman"/>
+        </w:rPr>
+        <w:t xml:space="preserve"> struggled significantly, yielding the lowest accuracy and the highest error margin.</w:t>
       </w:r>
     </w:p>
     <w:p>
       <w:pPr>
         <w:pStyle w:val="Caption"/>
         <w:keepNext/>
-        <w:spacing w:before="240" w:line="276" w:lineRule="auto"/>
         <w:jc w:val="center"/>
-        <w:rPr>
-          <w:rFonts w:cs="Times New Roman"/>
-        </w:rPr>
-      </w:pPr>
-      <w:bookmarkStart w:id="13" w:name="_Ref231609433"/>
-      <w:r>
-        <w:rPr>
-          <w:rFonts w:cs="Times New Roman"/>
-        </w:rPr>
+      </w:pPr>
+      <w:bookmarkStart w:id="16" w:name="_Ref232716064"/>
+      <w:r>
         <w:t xml:space="preserve">Table </w:t>
       </w:r>
-      <w:r>
-        <w:rPr>
-          <w:rFonts w:cs="Times New Roman"/>
-        </w:rPr>
-        <w:fldChar w:fldCharType="begin"/>
-      </w:r>
-      <w:r>
-        <w:rPr>
-          <w:rFonts w:cs="Times New Roman"/>
-        </w:rPr>
-        <w:instrText xml:space="preserve"> SEQ Table \* ARABIC </w:instrText>
-      </w:r>
-      <w:r>
-        <w:rPr>
-          <w:rFonts w:cs="Times New Roman"/>
-        </w:rPr>
-        <w:fldChar w:fldCharType="separate"/>
-      </w:r>
-      <w:r>
-        <w:rPr>
-          <w:rFonts w:cs="Times New Roman"/>
-          <w:noProof/>
-        </w:rPr>
-        <w:t>2</w:t>
-      </w:r>
-      <w:r>
-        <w:rPr>
-          <w:rFonts w:cs="Times New Roman"/>
-        </w:rPr>
-        <w:fldChar w:fldCharType="end"/>
-      </w:r>
-      <w:bookmarkEnd w:id="13"/>
-      <w:r>
-        <w:rPr>
-          <w:rFonts w:cs="Times New Roman"/>
-        </w:rPr>
-        <w:t>: Performance comparison of ML models</w:t>
-      </w:r>
-      <w:r>
-        <w:rPr>
-          <w:rFonts w:cs="Times New Roman"/>
-        </w:rPr>
-        <w:t xml:space="preserve"> (5</w:t>
-      </w:r>
-      <w:r>
-        <w:rPr>
-          <w:rFonts w:cs="Times New Roman"/>
-        </w:rPr>
-        <w:t>-year dataset</w:t>
-      </w:r>
-      <w:r>
-        <w:rPr>
-          <w:rFonts w:cs="Times New Roman"/>
-        </w:rPr>
-        <w:t>)</w:t>
+      <w:fldSimple w:instr=" SEQ Table \* ARABIC ">
+        <w:r>
+          <w:rPr>
+            <w:noProof/>
+          </w:rPr>
+          <w:t>2</w:t>
+        </w:r>
+      </w:fldSimple>
+      <w:bookmarkEnd w:id="16"/>
+      <w:r>
+        <w:t xml:space="preserve">: </w:t>
+      </w:r>
+      <w:r>
+        <w:t>Performance comparison of ML models (5-year dataset)</w:t>
       </w:r>
     </w:p>
     <w:tbl>
       <w:tblPr>
         <w:tblStyle w:val="TableGrid"/>
         <w:tblW w:w="0" w:type="auto"/>
+        <w:tblLayout w:type="fixed"/>
         <w:tblLook w:val="04A0" w:firstRow="1" w:lastRow="0" w:firstColumn="1" w:lastColumn="0" w:noHBand="0" w:noVBand="1"/>
       </w:tblPr>
       <w:tblGrid>
-        <w:gridCol w:w="1296"/>
-        <w:gridCol w:w="1031"/>
-        <w:gridCol w:w="963"/>
-        <w:gridCol w:w="1106"/>
-        <w:gridCol w:w="1422"/>
-        <w:gridCol w:w="776"/>
-        <w:gridCol w:w="876"/>
-        <w:gridCol w:w="910"/>
-        <w:gridCol w:w="636"/>
+        <w:gridCol w:w="754"/>
+        <w:gridCol w:w="1226"/>
+        <w:gridCol w:w="850"/>
+        <w:gridCol w:w="1134"/>
+        <w:gridCol w:w="1836"/>
+        <w:gridCol w:w="730"/>
+        <w:gridCol w:w="813"/>
+        <w:gridCol w:w="852"/>
+        <w:gridCol w:w="821"/>
       </w:tblGrid>
       <w:tr>
         <w:trPr>
@@ -6093,7 +6641,7 @@
         </w:trPr>
         <w:tc>
           <w:tcPr>
-            <w:tcW w:w="1296" w:type="dxa"/>
+            <w:tcW w:w="754" w:type="dxa"/>
             <w:shd w:val="clear" w:color="auto" w:fill="D1D1D1" w:themeFill="background2" w:themeFillShade="E6"/>
             <w:vAlign w:val="center"/>
           </w:tcPr>
@@ -6104,13 +6652,15 @@
                 <w:rFonts w:ascii="Times New Roman" w:hAnsi="Times New Roman" w:cs="Times New Roman"/>
                 <w:b/>
                 <w:bCs/>
+                <w:sz w:val="22"/>
+                <w:szCs w:val="22"/>
               </w:rPr>
             </w:pPr>
           </w:p>
         </w:tc>
         <w:tc>
           <w:tcPr>
-            <w:tcW w:w="1032" w:type="dxa"/>
+            <w:tcW w:w="1226" w:type="dxa"/>
             <w:shd w:val="clear" w:color="auto" w:fill="D1D1D1" w:themeFill="background2" w:themeFillShade="E6"/>
             <w:vAlign w:val="center"/>
           </w:tcPr>
@@ -6121,6 +6671,8 @@
                 <w:rFonts w:ascii="Times New Roman" w:hAnsi="Times New Roman" w:cs="Times New Roman"/>
                 <w:b/>
                 <w:bCs/>
+                <w:sz w:val="22"/>
+                <w:szCs w:val="22"/>
               </w:rPr>
             </w:pPr>
             <w:r>
@@ -6128,6 +6680,8 @@
                 <w:rFonts w:ascii="Times New Roman" w:hAnsi="Times New Roman" w:cs="Times New Roman"/>
                 <w:b/>
                 <w:bCs/>
+                <w:sz w:val="22"/>
+                <w:szCs w:val="22"/>
               </w:rPr>
               <w:t>Model</w:t>
             </w:r>
@@ -6135,7 +6689,7 @@
         </w:tc>
         <w:tc>
           <w:tcPr>
-            <w:tcW w:w="0" w:type="auto"/>
+            <w:tcW w:w="850" w:type="dxa"/>
             <w:shd w:val="clear" w:color="auto" w:fill="D1D1D1" w:themeFill="background2" w:themeFillShade="E6"/>
             <w:vAlign w:val="center"/>
           </w:tcPr>
@@ -6146,6 +6700,8 @@
                 <w:rFonts w:ascii="Times New Roman" w:hAnsi="Times New Roman" w:cs="Times New Roman"/>
                 <w:b/>
                 <w:bCs/>
+                <w:sz w:val="22"/>
+                <w:szCs w:val="22"/>
               </w:rPr>
             </w:pPr>
             <w:r>
@@ -6153,14 +6709,16 @@
                 <w:rFonts w:ascii="Times New Roman" w:hAnsi="Times New Roman" w:cs="Times New Roman"/>
                 <w:b/>
                 <w:bCs/>
-              </w:rPr>
-              <w:t>Epochs</w:t>
+                <w:sz w:val="22"/>
+                <w:szCs w:val="22"/>
+              </w:rPr>
+              <w:t>Epoch</w:t>
             </w:r>
           </w:p>
         </w:tc>
         <w:tc>
           <w:tcPr>
-            <w:tcW w:w="1099" w:type="dxa"/>
+            <w:tcW w:w="1134" w:type="dxa"/>
             <w:shd w:val="clear" w:color="auto" w:fill="D1D1D1" w:themeFill="background2" w:themeFillShade="E6"/>
             <w:vAlign w:val="center"/>
           </w:tcPr>
@@ -6171,6 +6729,8 @@
                 <w:rFonts w:ascii="Times New Roman" w:hAnsi="Times New Roman" w:cs="Times New Roman"/>
                 <w:b/>
                 <w:bCs/>
+                <w:sz w:val="22"/>
+                <w:szCs w:val="22"/>
               </w:rPr>
             </w:pPr>
             <w:r>
@@ -6178,14 +6738,36 @@
                 <w:rFonts w:ascii="Times New Roman" w:hAnsi="Times New Roman" w:cs="Times New Roman"/>
                 <w:b/>
                 <w:bCs/>
-              </w:rPr>
-              <w:t>Training Time (s)</w:t>
+                <w:sz w:val="22"/>
+                <w:szCs w:val="22"/>
+              </w:rPr>
+              <w:t>Train</w:t>
+            </w:r>
+            <w:r>
+              <w:rPr>
+                <w:rFonts w:ascii="Times New Roman" w:hAnsi="Times New Roman" w:cs="Times New Roman"/>
+                <w:b/>
+                <w:bCs/>
+                <w:sz w:val="22"/>
+                <w:szCs w:val="22"/>
+              </w:rPr>
+              <w:t>ing</w:t>
+            </w:r>
+            <w:r>
+              <w:rPr>
+                <w:rFonts w:ascii="Times New Roman" w:hAnsi="Times New Roman" w:cs="Times New Roman"/>
+                <w:b/>
+                <w:bCs/>
+                <w:sz w:val="22"/>
+                <w:szCs w:val="22"/>
+              </w:rPr>
+              <w:t xml:space="preserve"> Time (s)</w:t>
             </w:r>
           </w:p>
         </w:tc>
         <w:tc>
           <w:tcPr>
-            <w:tcW w:w="1428" w:type="dxa"/>
+            <w:tcW w:w="1836" w:type="dxa"/>
             <w:shd w:val="clear" w:color="auto" w:fill="D1D1D1" w:themeFill="background2" w:themeFillShade="E6"/>
             <w:vAlign w:val="center"/>
           </w:tcPr>
@@ -6196,6 +6778,8 @@
                 <w:rFonts w:ascii="Times New Roman" w:hAnsi="Times New Roman" w:cs="Times New Roman"/>
                 <w:b/>
                 <w:bCs/>
+                <w:sz w:val="22"/>
+                <w:szCs w:val="22"/>
               </w:rPr>
             </w:pPr>
             <w:r>
@@ -6203,14 +6787,46 @@
                 <w:rFonts w:ascii="Times New Roman" w:hAnsi="Times New Roman" w:cs="Times New Roman"/>
                 <w:b/>
                 <w:bCs/>
-              </w:rPr>
-              <w:t>Time per Epoch (s/epoch)</w:t>
+                <w:sz w:val="22"/>
+                <w:szCs w:val="22"/>
+              </w:rPr>
+              <w:t>Time</w:t>
+            </w:r>
+            <w:r>
+              <w:rPr>
+                <w:rFonts w:ascii="Times New Roman" w:hAnsi="Times New Roman" w:cs="Times New Roman"/>
+                <w:b/>
+                <w:bCs/>
+                <w:sz w:val="22"/>
+                <w:szCs w:val="22"/>
+              </w:rPr>
+              <w:t>/</w:t>
+            </w:r>
+            <w:r>
+              <w:rPr>
+                <w:rFonts w:ascii="Times New Roman" w:hAnsi="Times New Roman" w:cs="Times New Roman"/>
+                <w:b/>
+                <w:bCs/>
+                <w:sz w:val="22"/>
+                <w:szCs w:val="22"/>
+              </w:rPr>
+              <w:t>Epoch (s</w:t>
+            </w:r>
+            <w:r>
+              <w:rPr>
+                <w:rFonts w:ascii="Times New Roman" w:hAnsi="Times New Roman" w:cs="Times New Roman"/>
+                <w:b/>
+                <w:bCs/>
+                <w:sz w:val="22"/>
+                <w:szCs w:val="22"/>
+              </w:rPr>
+              <w:t>)</w:t>
             </w:r>
           </w:p>
         </w:tc>
         <w:tc>
           <w:tcPr>
-            <w:tcW w:w="0" w:type="auto"/>
+            <w:tcW w:w="730" w:type="dxa"/>
             <w:shd w:val="clear" w:color="auto" w:fill="D1D1D1" w:themeFill="background2" w:themeFillShade="E6"/>
             <w:vAlign w:val="center"/>
           </w:tcPr>
@@ -6221,6 +6837,8 @@
                 <w:rFonts w:ascii="Times New Roman" w:hAnsi="Times New Roman" w:cs="Times New Roman"/>
                 <w:b/>
                 <w:bCs/>
+                <w:sz w:val="22"/>
+                <w:szCs w:val="22"/>
               </w:rPr>
             </w:pPr>
             <w:r>
@@ -6228,6 +6846,8 @@
                 <w:rFonts w:ascii="Times New Roman" w:hAnsi="Times New Roman" w:cs="Times New Roman"/>
                 <w:b/>
                 <w:bCs/>
+                <w:sz w:val="22"/>
+                <w:szCs w:val="22"/>
               </w:rPr>
               <w:t>MAE</w:t>
             </w:r>
@@ -6235,7 +6855,7 @@
         </w:tc>
         <w:tc>
           <w:tcPr>
-            <w:tcW w:w="0" w:type="auto"/>
+            <w:tcW w:w="813" w:type="dxa"/>
             <w:shd w:val="clear" w:color="auto" w:fill="D1D1D1" w:themeFill="background2" w:themeFillShade="E6"/>
             <w:vAlign w:val="center"/>
           </w:tcPr>
@@ -6246,6 +6866,8 @@
                 <w:rFonts w:ascii="Times New Roman" w:hAnsi="Times New Roman" w:cs="Times New Roman"/>
                 <w:b/>
                 <w:bCs/>
+                <w:sz w:val="22"/>
+                <w:szCs w:val="22"/>
               </w:rPr>
             </w:pPr>
             <w:r>
@@ -6253,6 +6875,8 @@
                 <w:rFonts w:ascii="Times New Roman" w:hAnsi="Times New Roman" w:cs="Times New Roman"/>
                 <w:b/>
                 <w:bCs/>
+                <w:sz w:val="22"/>
+                <w:szCs w:val="22"/>
               </w:rPr>
               <w:t>MSE</w:t>
             </w:r>
@@ -6260,7 +6884,7 @@
         </w:tc>
         <w:tc>
           <w:tcPr>
-            <w:tcW w:w="0" w:type="auto"/>
+            <w:tcW w:w="852" w:type="dxa"/>
             <w:shd w:val="clear" w:color="auto" w:fill="D1D1D1" w:themeFill="background2" w:themeFillShade="E6"/>
             <w:vAlign w:val="center"/>
           </w:tcPr>
@@ -6271,6 +6895,8 @@
                 <w:rFonts w:ascii="Times New Roman" w:hAnsi="Times New Roman" w:cs="Times New Roman"/>
                 <w:b/>
                 <w:bCs/>
+                <w:sz w:val="22"/>
+                <w:szCs w:val="22"/>
               </w:rPr>
             </w:pPr>
             <w:r>
@@ -6278,6 +6904,8 @@
                 <w:rFonts w:ascii="Times New Roman" w:hAnsi="Times New Roman" w:cs="Times New Roman"/>
                 <w:b/>
                 <w:bCs/>
+                <w:sz w:val="22"/>
+                <w:szCs w:val="22"/>
               </w:rPr>
               <w:t>RMSE</w:t>
             </w:r>
@@ -6285,7 +6913,7 @@
         </w:tc>
         <w:tc>
           <w:tcPr>
-            <w:tcW w:w="0" w:type="auto"/>
+            <w:tcW w:w="821" w:type="dxa"/>
             <w:shd w:val="clear" w:color="auto" w:fill="D1D1D1" w:themeFill="background2" w:themeFillShade="E6"/>
             <w:vAlign w:val="center"/>
           </w:tcPr>
@@ -6296,6 +6924,8 @@
                 <w:rFonts w:ascii="Times New Roman" w:hAnsi="Times New Roman" w:cs="Times New Roman"/>
                 <w:b/>
                 <w:bCs/>
+                <w:sz w:val="22"/>
+                <w:szCs w:val="22"/>
               </w:rPr>
             </w:pPr>
             <w:r>
@@ -6303,6 +6933,8 @@
                 <w:rFonts w:ascii="Times New Roman" w:hAnsi="Times New Roman" w:cs="Times New Roman"/>
                 <w:b/>
                 <w:bCs/>
+                <w:sz w:val="22"/>
+                <w:szCs w:val="22"/>
               </w:rPr>
               <w:t>R²</w:t>
             </w:r>
@@ -6315,7 +6947,7 @@
         </w:trPr>
         <w:tc>
           <w:tcPr>
-            <w:tcW w:w="1296" w:type="dxa"/>
+            <w:tcW w:w="754" w:type="dxa"/>
             <w:shd w:val="clear" w:color="auto" w:fill="FFFFFF" w:themeFill="background1"/>
             <w:vAlign w:val="center"/>
           </w:tcPr>
@@ -6326,6 +6958,8 @@
                 <w:rFonts w:ascii="Times New Roman" w:hAnsi="Times New Roman" w:cs="Times New Roman"/>
                 <w:b/>
                 <w:bCs/>
+                <w:sz w:val="22"/>
+                <w:szCs w:val="22"/>
               </w:rPr>
             </w:pPr>
             <w:r>
@@ -6333,6 +6967,8 @@
                 <w:rFonts w:ascii="Times New Roman" w:hAnsi="Times New Roman" w:cs="Times New Roman"/>
                 <w:b/>
                 <w:bCs/>
+                <w:sz w:val="22"/>
+                <w:szCs w:val="22"/>
                 <w:highlight w:val="yellow"/>
               </w:rPr>
               <w:t>Base</w:t>
@@ -6341,7 +6977,7 @@
         </w:tc>
         <w:tc>
           <w:tcPr>
-            <w:tcW w:w="1032" w:type="dxa"/>
+            <w:tcW w:w="1226" w:type="dxa"/>
             <w:shd w:val="clear" w:color="auto" w:fill="FFFFFF" w:themeFill="background1"/>
             <w:vAlign w:val="center"/>
           </w:tcPr>
@@ -6350,17 +6986,23 @@
               <w:jc w:val="center"/>
               <w:rPr>
                 <w:rFonts w:ascii="Times New Roman" w:hAnsi="Times New Roman" w:cs="Times New Roman"/>
+                <w:sz w:val="22"/>
+                <w:szCs w:val="22"/>
               </w:rPr>
             </w:pPr>
             <w:r>
               <w:rPr>
                 <w:rFonts w:ascii="Times New Roman" w:hAnsi="Times New Roman" w:cs="Times New Roman"/>
+                <w:sz w:val="22"/>
+                <w:szCs w:val="22"/>
               </w:rPr>
               <w:t>G</w:t>
             </w:r>
             <w:r>
               <w:rPr>
                 <w:rFonts w:ascii="Times New Roman" w:hAnsi="Times New Roman" w:cs="Times New Roman"/>
+                <w:sz w:val="22"/>
+                <w:szCs w:val="22"/>
                 <w:shd w:val="clear" w:color="auto" w:fill="FFFFFF" w:themeFill="background1"/>
               </w:rPr>
               <w:t>RU</w:t>
@@ -6369,7 +7011,7 @@
         </w:tc>
         <w:tc>
           <w:tcPr>
-            <w:tcW w:w="0" w:type="auto"/>
+            <w:tcW w:w="850" w:type="dxa"/>
             <w:shd w:val="clear" w:color="auto" w:fill="FFFFFF" w:themeFill="background1"/>
             <w:vAlign w:val="center"/>
           </w:tcPr>
@@ -6378,19 +7020,23 @@
               <w:jc w:val="center"/>
               <w:rPr>
                 <w:rFonts w:ascii="Times New Roman" w:hAnsi="Times New Roman" w:cs="Times New Roman"/>
+                <w:sz w:val="22"/>
+                <w:szCs w:val="22"/>
               </w:rPr>
             </w:pPr>
             <w:r>
               <w:rPr>
                 <w:rFonts w:ascii="Times New Roman" w:hAnsi="Times New Roman" w:cs="Times New Roman"/>
-              </w:rPr>
-              <w:t>29</w:t>
+                <w:sz w:val="22"/>
+                <w:szCs w:val="22"/>
+              </w:rPr>
+              <w:t>64</w:t>
             </w:r>
           </w:p>
         </w:tc>
         <w:tc>
           <w:tcPr>
-            <w:tcW w:w="1099" w:type="dxa"/>
+            <w:tcW w:w="1134" w:type="dxa"/>
             <w:shd w:val="clear" w:color="auto" w:fill="FFFFFF" w:themeFill="background1"/>
             <w:vAlign w:val="center"/>
           </w:tcPr>
@@ -6399,19 +7045,23 @@
               <w:jc w:val="center"/>
               <w:rPr>
                 <w:rFonts w:ascii="Times New Roman" w:hAnsi="Times New Roman" w:cs="Times New Roman"/>
+                <w:sz w:val="22"/>
+                <w:szCs w:val="22"/>
               </w:rPr>
             </w:pPr>
             <w:r>
               <w:rPr>
                 <w:rFonts w:ascii="Times New Roman" w:hAnsi="Times New Roman" w:cs="Times New Roman"/>
-              </w:rPr>
-              <w:t>32.16</w:t>
+                <w:sz w:val="22"/>
+                <w:szCs w:val="22"/>
+              </w:rPr>
+              <w:t>73.36</w:t>
             </w:r>
           </w:p>
         </w:tc>
         <w:tc>
           <w:tcPr>
-            <w:tcW w:w="1428" w:type="dxa"/>
+            <w:tcW w:w="1836" w:type="dxa"/>
             <w:shd w:val="clear" w:color="auto" w:fill="FFFFFF" w:themeFill="background1"/>
             <w:vAlign w:val="center"/>
           </w:tcPr>
@@ -6420,25 +7070,31 @@
               <w:jc w:val="center"/>
               <w:rPr>
                 <w:rFonts w:ascii="Times New Roman" w:hAnsi="Times New Roman" w:cs="Times New Roman"/>
+                <w:sz w:val="22"/>
+                <w:szCs w:val="22"/>
               </w:rPr>
             </w:pPr>
             <w:r>
               <w:rPr>
                 <w:rFonts w:ascii="Times New Roman" w:hAnsi="Times New Roman" w:cs="Times New Roman"/>
+                <w:sz w:val="22"/>
+                <w:szCs w:val="22"/>
               </w:rPr>
               <w:t>1.1</w:t>
             </w:r>
             <w:r>
               <w:rPr>
                 <w:rFonts w:ascii="Times New Roman" w:hAnsi="Times New Roman" w:cs="Times New Roman"/>
-              </w:rPr>
-              <w:t>1</w:t>
+                <w:sz w:val="22"/>
+                <w:szCs w:val="22"/>
+              </w:rPr>
+              <w:t>5</w:t>
             </w:r>
           </w:p>
         </w:tc>
         <w:tc>
           <w:tcPr>
-            <w:tcW w:w="0" w:type="auto"/>
+            <w:tcW w:w="730" w:type="dxa"/>
             <w:shd w:val="clear" w:color="auto" w:fill="FFFFFF" w:themeFill="background1"/>
             <w:vAlign w:val="center"/>
           </w:tcPr>
@@ -6447,19 +7103,31 @@
               <w:jc w:val="center"/>
               <w:rPr>
                 <w:rFonts w:ascii="Times New Roman" w:hAnsi="Times New Roman" w:cs="Times New Roman"/>
+                <w:sz w:val="22"/>
+                <w:szCs w:val="22"/>
               </w:rPr>
             </w:pPr>
             <w:r>
               <w:rPr>
                 <w:rFonts w:ascii="Times New Roman" w:hAnsi="Times New Roman" w:cs="Times New Roman"/>
-              </w:rPr>
-              <w:t>6.31</w:t>
+                <w:sz w:val="22"/>
+                <w:szCs w:val="22"/>
+              </w:rPr>
+              <w:t>6.</w:t>
+            </w:r>
+            <w:r>
+              <w:rPr>
+                <w:rFonts w:ascii="Times New Roman" w:hAnsi="Times New Roman" w:cs="Times New Roman"/>
+                <w:sz w:val="22"/>
+                <w:szCs w:val="22"/>
+              </w:rPr>
+              <w:t>09</w:t>
             </w:r>
           </w:p>
         </w:tc>
         <w:tc>
           <w:tcPr>
-            <w:tcW w:w="0" w:type="auto"/>
+            <w:tcW w:w="813" w:type="dxa"/>
             <w:shd w:val="clear" w:color="auto" w:fill="FFFFFF" w:themeFill="background1"/>
             <w:vAlign w:val="center"/>
           </w:tcPr>
@@ -6468,19 +7136,23 @@
               <w:jc w:val="center"/>
               <w:rPr>
                 <w:rFonts w:ascii="Times New Roman" w:hAnsi="Times New Roman" w:cs="Times New Roman"/>
+                <w:sz w:val="22"/>
+                <w:szCs w:val="22"/>
               </w:rPr>
             </w:pPr>
             <w:r>
               <w:rPr>
                 <w:rFonts w:ascii="Times New Roman" w:hAnsi="Times New Roman" w:cs="Times New Roman"/>
-              </w:rPr>
-              <w:t>91.01</w:t>
+                <w:sz w:val="22"/>
+                <w:szCs w:val="22"/>
+              </w:rPr>
+              <w:t>81.94</w:t>
             </w:r>
           </w:p>
         </w:tc>
         <w:tc>
           <w:tcPr>
-            <w:tcW w:w="0" w:type="auto"/>
+            <w:tcW w:w="852" w:type="dxa"/>
             <w:shd w:val="clear" w:color="auto" w:fill="FFFFFF" w:themeFill="background1"/>
             <w:vAlign w:val="center"/>
           </w:tcPr>
@@ -6489,19 +7161,31 @@
               <w:jc w:val="center"/>
               <w:rPr>
                 <w:rFonts w:ascii="Times New Roman" w:hAnsi="Times New Roman" w:cs="Times New Roman"/>
+                <w:sz w:val="22"/>
+                <w:szCs w:val="22"/>
               </w:rPr>
             </w:pPr>
             <w:r>
               <w:rPr>
                 <w:rFonts w:ascii="Times New Roman" w:hAnsi="Times New Roman" w:cs="Times New Roman"/>
-              </w:rPr>
-              <w:t>9.54</w:t>
+                <w:sz w:val="22"/>
+                <w:szCs w:val="22"/>
+              </w:rPr>
+              <w:t>9.</w:t>
+            </w:r>
+            <w:r>
+              <w:rPr>
+                <w:rFonts w:ascii="Times New Roman" w:hAnsi="Times New Roman" w:cs="Times New Roman"/>
+                <w:sz w:val="22"/>
+                <w:szCs w:val="22"/>
+              </w:rPr>
+              <w:t>05</w:t>
             </w:r>
           </w:p>
         </w:tc>
         <w:tc>
           <w:tcPr>
-            <w:tcW w:w="0" w:type="auto"/>
+            <w:tcW w:w="821" w:type="dxa"/>
             <w:shd w:val="clear" w:color="auto" w:fill="FFFFFF" w:themeFill="background1"/>
             <w:vAlign w:val="center"/>
           </w:tcPr>
@@ -6510,13 +7194,17 @@
               <w:jc w:val="center"/>
               <w:rPr>
                 <w:rFonts w:ascii="Times New Roman" w:hAnsi="Times New Roman" w:cs="Times New Roman"/>
+                <w:sz w:val="22"/>
+                <w:szCs w:val="22"/>
               </w:rPr>
             </w:pPr>
             <w:r>
               <w:rPr>
                 <w:rFonts w:ascii="Times New Roman" w:hAnsi="Times New Roman" w:cs="Times New Roman"/>
-              </w:rPr>
-              <w:t>0.88</w:t>
+                <w:sz w:val="22"/>
+                <w:szCs w:val="22"/>
+              </w:rPr>
+              <w:t>0.8909</w:t>
             </w:r>
           </w:p>
         </w:tc>
@@ -6527,7 +7215,7 @@
         </w:trPr>
         <w:tc>
           <w:tcPr>
-            <w:tcW w:w="1296" w:type="dxa"/>
+            <w:tcW w:w="754" w:type="dxa"/>
             <w:vMerge w:val="restart"/>
             <w:shd w:val="clear" w:color="auto" w:fill="FFFFFF" w:themeFill="background1"/>
             <w:vAlign w:val="center"/>
@@ -6537,19 +7225,49 @@
               <w:jc w:val="center"/>
               <w:rPr>
                 <w:rFonts w:ascii="Times New Roman" w:hAnsi="Times New Roman" w:cs="Times New Roman"/>
+                <w:sz w:val="22"/>
+                <w:szCs w:val="22"/>
               </w:rPr>
             </w:pPr>
             <w:r>
               <w:rPr>
                 <w:rFonts w:ascii="Times New Roman" w:hAnsi="Times New Roman" w:cs="Times New Roman"/>
-              </w:rPr>
-              <w:t>Alternative</w:t>
+                <w:sz w:val="22"/>
+                <w:szCs w:val="22"/>
+              </w:rPr>
+              <w:t>Alter</w:t>
+            </w:r>
+            <w:r>
+              <w:rPr>
+                <w:rFonts w:ascii="Times New Roman" w:hAnsi="Times New Roman" w:cs="Times New Roman"/>
+                <w:sz w:val="22"/>
+                <w:szCs w:val="22"/>
+              </w:rPr>
+              <w:t>-</w:t>
+            </w:r>
+          </w:p>
+          <w:p>
+            <w:pPr>
+              <w:jc w:val="center"/>
+              <w:rPr>
+                <w:rFonts w:ascii="Times New Roman" w:hAnsi="Times New Roman" w:cs="Times New Roman"/>
+                <w:sz w:val="22"/>
+                <w:szCs w:val="22"/>
+              </w:rPr>
+            </w:pPr>
+            <w:r>
+              <w:rPr>
+                <w:rFonts w:ascii="Times New Roman" w:hAnsi="Times New Roman" w:cs="Times New Roman"/>
+                <w:sz w:val="22"/>
+                <w:szCs w:val="22"/>
+              </w:rPr>
+              <w:t>native</w:t>
             </w:r>
           </w:p>
         </w:tc>
         <w:tc>
           <w:tcPr>
-            <w:tcW w:w="1032" w:type="dxa"/>
+            <w:tcW w:w="1226" w:type="dxa"/>
             <w:shd w:val="clear" w:color="auto" w:fill="FFFFFF" w:themeFill="background1"/>
             <w:vAlign w:val="center"/>
           </w:tcPr>
@@ -6558,11 +7276,15 @@
               <w:jc w:val="center"/>
               <w:rPr>
                 <w:rFonts w:ascii="Times New Roman" w:hAnsi="Times New Roman" w:cs="Times New Roman"/>
+                <w:sz w:val="22"/>
+                <w:szCs w:val="22"/>
               </w:rPr>
             </w:pPr>
             <w:r>
               <w:rPr>
                 <w:rFonts w:ascii="Times New Roman" w:hAnsi="Times New Roman" w:cs="Times New Roman"/>
+                <w:sz w:val="22"/>
+                <w:szCs w:val="22"/>
               </w:rPr>
               <w:t>LSTM</w:t>
             </w:r>
@@ -6570,7 +7292,7 @@
         </w:tc>
         <w:tc>
           <w:tcPr>
-            <w:tcW w:w="0" w:type="auto"/>
+            <w:tcW w:w="850" w:type="dxa"/>
             <w:shd w:val="clear" w:color="auto" w:fill="FFFFFF" w:themeFill="background1"/>
             <w:vAlign w:val="center"/>
           </w:tcPr>
@@ -6579,19 +7301,23 @@
               <w:jc w:val="center"/>
               <w:rPr>
                 <w:rFonts w:ascii="Times New Roman" w:hAnsi="Times New Roman" w:cs="Times New Roman"/>
+                <w:sz w:val="22"/>
+                <w:szCs w:val="22"/>
               </w:rPr>
             </w:pPr>
             <w:r>
               <w:rPr>
                 <w:rFonts w:ascii="Times New Roman" w:hAnsi="Times New Roman" w:cs="Times New Roman"/>
-              </w:rPr>
-              <w:t>21</w:t>
+                <w:sz w:val="22"/>
+                <w:szCs w:val="22"/>
+              </w:rPr>
+              <w:t>31</w:t>
             </w:r>
           </w:p>
         </w:tc>
         <w:tc>
           <w:tcPr>
-            <w:tcW w:w="1099" w:type="dxa"/>
+            <w:tcW w:w="1134" w:type="dxa"/>
             <w:shd w:val="clear" w:color="auto" w:fill="FFFFFF" w:themeFill="background1"/>
             <w:vAlign w:val="center"/>
           </w:tcPr>
@@ -6600,19 +7326,23 @@
               <w:jc w:val="center"/>
               <w:rPr>
                 <w:rFonts w:ascii="Times New Roman" w:hAnsi="Times New Roman" w:cs="Times New Roman"/>
+                <w:sz w:val="22"/>
+                <w:szCs w:val="22"/>
               </w:rPr>
             </w:pPr>
             <w:r>
               <w:rPr>
                 <w:rFonts w:ascii="Times New Roman" w:hAnsi="Times New Roman" w:cs="Times New Roman"/>
-              </w:rPr>
-              <w:t>19.95</w:t>
+                <w:sz w:val="22"/>
+                <w:szCs w:val="22"/>
+              </w:rPr>
+              <w:t>24.53</w:t>
             </w:r>
           </w:p>
         </w:tc>
         <w:tc>
           <w:tcPr>
-            <w:tcW w:w="1428" w:type="dxa"/>
+            <w:tcW w:w="1836" w:type="dxa"/>
             <w:shd w:val="clear" w:color="auto" w:fill="FFFFFF" w:themeFill="background1"/>
             <w:vAlign w:val="center"/>
           </w:tcPr>
@@ -6621,19 +7351,31 @@
               <w:jc w:val="center"/>
               <w:rPr>
                 <w:rFonts w:ascii="Times New Roman" w:hAnsi="Times New Roman" w:cs="Times New Roman"/>
+                <w:sz w:val="22"/>
+                <w:szCs w:val="22"/>
               </w:rPr>
             </w:pPr>
             <w:r>
               <w:rPr>
                 <w:rFonts w:ascii="Times New Roman" w:hAnsi="Times New Roman" w:cs="Times New Roman"/>
-              </w:rPr>
-              <w:t>0.95</w:t>
+                <w:sz w:val="22"/>
+                <w:szCs w:val="22"/>
+              </w:rPr>
+              <w:t>0.</w:t>
+            </w:r>
+            <w:r>
+              <w:rPr>
+                <w:rFonts w:ascii="Times New Roman" w:hAnsi="Times New Roman" w:cs="Times New Roman"/>
+                <w:sz w:val="22"/>
+                <w:szCs w:val="22"/>
+              </w:rPr>
+              <w:t>79</w:t>
             </w:r>
           </w:p>
         </w:tc>
         <w:tc>
           <w:tcPr>
-            <w:tcW w:w="0" w:type="auto"/>
+            <w:tcW w:w="730" w:type="dxa"/>
             <w:shd w:val="clear" w:color="auto" w:fill="FFFFFF" w:themeFill="background1"/>
             <w:vAlign w:val="center"/>
           </w:tcPr>
@@ -6642,19 +7384,31 @@
               <w:jc w:val="center"/>
               <w:rPr>
                 <w:rFonts w:ascii="Times New Roman" w:hAnsi="Times New Roman" w:cs="Times New Roman"/>
+                <w:sz w:val="22"/>
+                <w:szCs w:val="22"/>
               </w:rPr>
             </w:pPr>
             <w:r>
               <w:rPr>
                 <w:rFonts w:ascii="Times New Roman" w:hAnsi="Times New Roman" w:cs="Times New Roman"/>
-              </w:rPr>
-              <w:t>9.66</w:t>
+                <w:sz w:val="22"/>
+                <w:szCs w:val="22"/>
+              </w:rPr>
+              <w:t>9.</w:t>
+            </w:r>
+            <w:r>
+              <w:rPr>
+                <w:rFonts w:ascii="Times New Roman" w:hAnsi="Times New Roman" w:cs="Times New Roman"/>
+                <w:sz w:val="22"/>
+                <w:szCs w:val="22"/>
+              </w:rPr>
+              <w:t>57</w:t>
             </w:r>
           </w:p>
         </w:tc>
         <w:tc>
           <w:tcPr>
-            <w:tcW w:w="0" w:type="auto"/>
+            <w:tcW w:w="813" w:type="dxa"/>
             <w:shd w:val="clear" w:color="auto" w:fill="FFFFFF" w:themeFill="background1"/>
             <w:vAlign w:val="center"/>
           </w:tcPr>
@@ -6663,19 +7417,23 @@
               <w:jc w:val="center"/>
               <w:rPr>
                 <w:rFonts w:ascii="Times New Roman" w:hAnsi="Times New Roman" w:cs="Times New Roman"/>
+                <w:sz w:val="22"/>
+                <w:szCs w:val="22"/>
               </w:rPr>
             </w:pPr>
             <w:r>
               <w:rPr>
                 <w:rFonts w:ascii="Times New Roman" w:hAnsi="Times New Roman" w:cs="Times New Roman"/>
-              </w:rPr>
-              <w:t>200.40</w:t>
+                <w:sz w:val="22"/>
+                <w:szCs w:val="22"/>
+              </w:rPr>
+              <w:t>191.11</w:t>
             </w:r>
           </w:p>
         </w:tc>
         <w:tc>
           <w:tcPr>
-            <w:tcW w:w="0" w:type="auto"/>
+            <w:tcW w:w="852" w:type="dxa"/>
             <w:shd w:val="clear" w:color="auto" w:fill="FFFFFF" w:themeFill="background1"/>
             <w:vAlign w:val="center"/>
           </w:tcPr>
@@ -6684,19 +7442,31 @@
               <w:jc w:val="center"/>
               <w:rPr>
                 <w:rFonts w:ascii="Times New Roman" w:hAnsi="Times New Roman" w:cs="Times New Roman"/>
+                <w:sz w:val="22"/>
+                <w:szCs w:val="22"/>
               </w:rPr>
             </w:pPr>
             <w:r>
               <w:rPr>
                 <w:rFonts w:ascii="Times New Roman" w:hAnsi="Times New Roman" w:cs="Times New Roman"/>
-              </w:rPr>
-              <w:t>14.16</w:t>
+                <w:sz w:val="22"/>
+                <w:szCs w:val="22"/>
+              </w:rPr>
+              <w:t>1</w:t>
+            </w:r>
+            <w:r>
+              <w:rPr>
+                <w:rFonts w:ascii="Times New Roman" w:hAnsi="Times New Roman" w:cs="Times New Roman"/>
+                <w:sz w:val="22"/>
+                <w:szCs w:val="22"/>
+              </w:rPr>
+              <w:t>3.82</w:t>
             </w:r>
           </w:p>
         </w:tc>
         <w:tc>
           <w:tcPr>
-            <w:tcW w:w="0" w:type="auto"/>
+            <w:tcW w:w="821" w:type="dxa"/>
             <w:shd w:val="clear" w:color="auto" w:fill="FFFFFF" w:themeFill="background1"/>
             <w:vAlign w:val="center"/>
           </w:tcPr>
@@ -6705,13 +7475,25 @@
               <w:jc w:val="center"/>
               <w:rPr>
                 <w:rFonts w:ascii="Times New Roman" w:hAnsi="Times New Roman" w:cs="Times New Roman"/>
+                <w:sz w:val="22"/>
+                <w:szCs w:val="22"/>
               </w:rPr>
             </w:pPr>
             <w:r>
               <w:rPr>
                 <w:rFonts w:ascii="Times New Roman" w:hAnsi="Times New Roman" w:cs="Times New Roman"/>
-              </w:rPr>
-              <w:t>0.74</w:t>
+                <w:sz w:val="22"/>
+                <w:szCs w:val="22"/>
+              </w:rPr>
+              <w:t>0.</w:t>
+            </w:r>
+            <w:r>
+              <w:rPr>
+                <w:rFonts w:ascii="Times New Roman" w:hAnsi="Times New Roman" w:cs="Times New Roman"/>
+                <w:sz w:val="22"/>
+                <w:szCs w:val="22"/>
+              </w:rPr>
+              <w:t>7455</w:t>
             </w:r>
           </w:p>
         </w:tc>
@@ -6722,7 +7504,7 @@
         </w:trPr>
         <w:tc>
           <w:tcPr>
-            <w:tcW w:w="1296" w:type="dxa"/>
+            <w:tcW w:w="754" w:type="dxa"/>
             <w:vMerge/>
             <w:shd w:val="clear" w:color="auto" w:fill="FFFFFF" w:themeFill="background1"/>
             <w:vAlign w:val="center"/>
@@ -6732,13 +7514,15 @@
               <w:jc w:val="center"/>
               <w:rPr>
                 <w:rFonts w:ascii="Times New Roman" w:hAnsi="Times New Roman" w:cs="Times New Roman"/>
+                <w:sz w:val="22"/>
+                <w:szCs w:val="22"/>
               </w:rPr>
             </w:pPr>
           </w:p>
         </w:tc>
         <w:tc>
           <w:tcPr>
-            <w:tcW w:w="1032" w:type="dxa"/>
+            <w:tcW w:w="1226" w:type="dxa"/>
             <w:shd w:val="clear" w:color="auto" w:fill="FFFFFF" w:themeFill="background1"/>
             <w:vAlign w:val="center"/>
           </w:tcPr>
@@ -6747,11 +7531,15 @@
               <w:jc w:val="center"/>
               <w:rPr>
                 <w:rFonts w:ascii="Times New Roman" w:hAnsi="Times New Roman" w:cs="Times New Roman"/>
+                <w:sz w:val="22"/>
+                <w:szCs w:val="22"/>
               </w:rPr>
             </w:pPr>
             <w:r>
               <w:rPr>
                 <w:rFonts w:ascii="Times New Roman" w:hAnsi="Times New Roman" w:cs="Times New Roman"/>
+                <w:sz w:val="22"/>
+                <w:szCs w:val="22"/>
               </w:rPr>
               <w:t>BIGRU</w:t>
             </w:r>
@@ -6759,7 +7547,7 @@
         </w:tc>
         <w:tc>
           <w:tcPr>
-            <w:tcW w:w="0" w:type="auto"/>
+            <w:tcW w:w="850" w:type="dxa"/>
             <w:shd w:val="clear" w:color="auto" w:fill="FFFFFF" w:themeFill="background1"/>
             <w:vAlign w:val="center"/>
           </w:tcPr>
@@ -6768,19 +7556,23 @@
               <w:jc w:val="center"/>
               <w:rPr>
                 <w:rFonts w:ascii="Times New Roman" w:hAnsi="Times New Roman" w:cs="Times New Roman"/>
+                <w:sz w:val="22"/>
+                <w:szCs w:val="22"/>
               </w:rPr>
             </w:pPr>
             <w:r>
               <w:rPr>
                 <w:rFonts w:ascii="Times New Roman" w:hAnsi="Times New Roman" w:cs="Times New Roman"/>
-              </w:rPr>
-              <w:t>65</w:t>
+                <w:sz w:val="22"/>
+                <w:szCs w:val="22"/>
+              </w:rPr>
+              <w:t>100</w:t>
             </w:r>
           </w:p>
         </w:tc>
         <w:tc>
           <w:tcPr>
-            <w:tcW w:w="1099" w:type="dxa"/>
+            <w:tcW w:w="1134" w:type="dxa"/>
             <w:shd w:val="clear" w:color="auto" w:fill="FFFFFF" w:themeFill="background1"/>
             <w:vAlign w:val="center"/>
           </w:tcPr>
@@ -6789,19 +7581,23 @@
               <w:jc w:val="center"/>
               <w:rPr>
                 <w:rFonts w:ascii="Times New Roman" w:hAnsi="Times New Roman" w:cs="Times New Roman"/>
+                <w:sz w:val="22"/>
+                <w:szCs w:val="22"/>
               </w:rPr>
             </w:pPr>
             <w:r>
               <w:rPr>
                 <w:rFonts w:ascii="Times New Roman" w:hAnsi="Times New Roman" w:cs="Times New Roman"/>
-              </w:rPr>
-              <w:t>61.5</w:t>
+                <w:sz w:val="22"/>
+                <w:szCs w:val="22"/>
+              </w:rPr>
+              <w:t>74.06</w:t>
             </w:r>
           </w:p>
         </w:tc>
         <w:tc>
           <w:tcPr>
-            <w:tcW w:w="1428" w:type="dxa"/>
+            <w:tcW w:w="1836" w:type="dxa"/>
             <w:shd w:val="clear" w:color="auto" w:fill="FFFFFF" w:themeFill="background1"/>
             <w:vAlign w:val="center"/>
           </w:tcPr>
@@ -6810,19 +7606,31 @@
               <w:jc w:val="center"/>
               <w:rPr>
                 <w:rFonts w:ascii="Times New Roman" w:hAnsi="Times New Roman" w:cs="Times New Roman"/>
+                <w:sz w:val="22"/>
+                <w:szCs w:val="22"/>
               </w:rPr>
             </w:pPr>
             <w:r>
               <w:rPr>
                 <w:rFonts w:ascii="Times New Roman" w:hAnsi="Times New Roman" w:cs="Times New Roman"/>
-              </w:rPr>
-              <w:t>0.95</w:t>
+                <w:sz w:val="22"/>
+                <w:szCs w:val="22"/>
+              </w:rPr>
+              <w:t>0.</w:t>
+            </w:r>
+            <w:r>
+              <w:rPr>
+                <w:rFonts w:ascii="Times New Roman" w:hAnsi="Times New Roman" w:cs="Times New Roman"/>
+                <w:sz w:val="22"/>
+                <w:szCs w:val="22"/>
+              </w:rPr>
+              <w:t>74</w:t>
             </w:r>
           </w:p>
         </w:tc>
         <w:tc>
           <w:tcPr>
-            <w:tcW w:w="0" w:type="auto"/>
+            <w:tcW w:w="730" w:type="dxa"/>
             <w:shd w:val="clear" w:color="auto" w:fill="FFFFFF" w:themeFill="background1"/>
             <w:vAlign w:val="center"/>
           </w:tcPr>
@@ -6831,19 +7639,31 @@
               <w:jc w:val="center"/>
               <w:rPr>
                 <w:rFonts w:ascii="Times New Roman" w:hAnsi="Times New Roman" w:cs="Times New Roman"/>
+                <w:sz w:val="22"/>
+                <w:szCs w:val="22"/>
               </w:rPr>
             </w:pPr>
             <w:r>
               <w:rPr>
                 <w:rFonts w:ascii="Times New Roman" w:hAnsi="Times New Roman" w:cs="Times New Roman"/>
-              </w:rPr>
-              <w:t>5.10</w:t>
+                <w:sz w:val="22"/>
+                <w:szCs w:val="22"/>
+              </w:rPr>
+              <w:t>5.</w:t>
+            </w:r>
+            <w:r>
+              <w:rPr>
+                <w:rFonts w:ascii="Times New Roman" w:hAnsi="Times New Roman" w:cs="Times New Roman"/>
+                <w:sz w:val="22"/>
+                <w:szCs w:val="22"/>
+              </w:rPr>
+              <w:t>03</w:t>
             </w:r>
           </w:p>
         </w:tc>
         <w:tc>
           <w:tcPr>
-            <w:tcW w:w="0" w:type="auto"/>
+            <w:tcW w:w="813" w:type="dxa"/>
             <w:shd w:val="clear" w:color="auto" w:fill="FFFFFF" w:themeFill="background1"/>
             <w:vAlign w:val="center"/>
           </w:tcPr>
@@ -6852,19 +7672,23 @@
               <w:jc w:val="center"/>
               <w:rPr>
                 <w:rFonts w:ascii="Times New Roman" w:hAnsi="Times New Roman" w:cs="Times New Roman"/>
+                <w:sz w:val="22"/>
+                <w:szCs w:val="22"/>
               </w:rPr>
             </w:pPr>
             <w:r>
               <w:rPr>
                 <w:rFonts w:ascii="Times New Roman" w:hAnsi="Times New Roman" w:cs="Times New Roman"/>
-              </w:rPr>
-              <w:t>57.04</w:t>
+                <w:sz w:val="22"/>
+                <w:szCs w:val="22"/>
+              </w:rPr>
+              <w:t>58.03</w:t>
             </w:r>
           </w:p>
         </w:tc>
         <w:tc>
           <w:tcPr>
-            <w:tcW w:w="0" w:type="auto"/>
+            <w:tcW w:w="852" w:type="dxa"/>
             <w:shd w:val="clear" w:color="auto" w:fill="FFFFFF" w:themeFill="background1"/>
             <w:vAlign w:val="center"/>
           </w:tcPr>
@@ -6873,19 +7697,23 @@
               <w:jc w:val="center"/>
               <w:rPr>
                 <w:rFonts w:ascii="Times New Roman" w:hAnsi="Times New Roman" w:cs="Times New Roman"/>
+                <w:sz w:val="22"/>
+                <w:szCs w:val="22"/>
               </w:rPr>
             </w:pPr>
             <w:r>
               <w:rPr>
                 <w:rFonts w:ascii="Times New Roman" w:hAnsi="Times New Roman" w:cs="Times New Roman"/>
-              </w:rPr>
-              <w:t>7.55</w:t>
+                <w:sz w:val="22"/>
+                <w:szCs w:val="22"/>
+              </w:rPr>
+              <w:t>7.62</w:t>
             </w:r>
           </w:p>
         </w:tc>
         <w:tc>
           <w:tcPr>
-            <w:tcW w:w="0" w:type="auto"/>
+            <w:tcW w:w="821" w:type="dxa"/>
             <w:shd w:val="clear" w:color="auto" w:fill="FFFFFF" w:themeFill="background1"/>
             <w:vAlign w:val="center"/>
           </w:tcPr>
@@ -6894,13 +7722,25 @@
               <w:jc w:val="center"/>
               <w:rPr>
                 <w:rFonts w:ascii="Times New Roman" w:hAnsi="Times New Roman" w:cs="Times New Roman"/>
+                <w:sz w:val="22"/>
+                <w:szCs w:val="22"/>
               </w:rPr>
             </w:pPr>
             <w:r>
               <w:rPr>
                 <w:rFonts w:ascii="Times New Roman" w:hAnsi="Times New Roman" w:cs="Times New Roman"/>
-              </w:rPr>
-              <w:t>0.92</w:t>
+                <w:sz w:val="22"/>
+                <w:szCs w:val="22"/>
+              </w:rPr>
+              <w:t>0.9</w:t>
+            </w:r>
+            <w:r>
+              <w:rPr>
+                <w:rFonts w:ascii="Times New Roman" w:hAnsi="Times New Roman" w:cs="Times New Roman"/>
+                <w:sz w:val="22"/>
+                <w:szCs w:val="22"/>
+              </w:rPr>
+              <w:t>227</w:t>
             </w:r>
           </w:p>
         </w:tc>
@@ -6911,7 +7751,7 @@
         </w:trPr>
         <w:tc>
           <w:tcPr>
-            <w:tcW w:w="1296" w:type="dxa"/>
+            <w:tcW w:w="754" w:type="dxa"/>
             <w:vMerge/>
             <w:shd w:val="clear" w:color="auto" w:fill="FFFFFF" w:themeFill="background1"/>
             <w:vAlign w:val="center"/>
@@ -6921,13 +7761,15 @@
               <w:jc w:val="center"/>
               <w:rPr>
                 <w:rFonts w:ascii="Times New Roman" w:hAnsi="Times New Roman" w:cs="Times New Roman"/>
+                <w:sz w:val="22"/>
+                <w:szCs w:val="22"/>
               </w:rPr>
             </w:pPr>
           </w:p>
         </w:tc>
         <w:tc>
           <w:tcPr>
-            <w:tcW w:w="1032" w:type="dxa"/>
+            <w:tcW w:w="1226" w:type="dxa"/>
             <w:shd w:val="clear" w:color="auto" w:fill="FFFFFF" w:themeFill="background1"/>
             <w:vAlign w:val="center"/>
           </w:tcPr>
@@ -6936,11 +7778,15 @@
               <w:jc w:val="center"/>
               <w:rPr>
                 <w:rFonts w:ascii="Times New Roman" w:hAnsi="Times New Roman" w:cs="Times New Roman"/>
+                <w:sz w:val="22"/>
+                <w:szCs w:val="22"/>
               </w:rPr>
             </w:pPr>
             <w:r>
               <w:rPr>
                 <w:rFonts w:ascii="Times New Roman" w:hAnsi="Times New Roman" w:cs="Times New Roman"/>
+                <w:sz w:val="22"/>
+                <w:szCs w:val="22"/>
               </w:rPr>
               <w:t>CNN-GRU</w:t>
             </w:r>
@@ -6948,7 +7794,7 @@
         </w:tc>
         <w:tc>
           <w:tcPr>
-            <w:tcW w:w="0" w:type="auto"/>
+            <w:tcW w:w="850" w:type="dxa"/>
             <w:shd w:val="clear" w:color="auto" w:fill="FFFFFF" w:themeFill="background1"/>
             <w:vAlign w:val="center"/>
           </w:tcPr>
@@ -6957,19 +7803,23 @@
               <w:jc w:val="center"/>
               <w:rPr>
                 <w:rFonts w:ascii="Times New Roman" w:hAnsi="Times New Roman" w:cs="Times New Roman"/>
+                <w:sz w:val="22"/>
+                <w:szCs w:val="22"/>
               </w:rPr>
             </w:pPr>
             <w:r>
               <w:rPr>
                 <w:rFonts w:ascii="Times New Roman" w:hAnsi="Times New Roman" w:cs="Times New Roman"/>
-              </w:rPr>
-              <w:t>31</w:t>
+                <w:sz w:val="22"/>
+                <w:szCs w:val="22"/>
+              </w:rPr>
+              <w:t>60</w:t>
             </w:r>
           </w:p>
         </w:tc>
         <w:tc>
           <w:tcPr>
-            <w:tcW w:w="1099" w:type="dxa"/>
+            <w:tcW w:w="1134" w:type="dxa"/>
             <w:shd w:val="clear" w:color="auto" w:fill="FFFFFF" w:themeFill="background1"/>
             <w:vAlign w:val="center"/>
           </w:tcPr>
@@ -6978,19 +7828,23 @@
               <w:jc w:val="center"/>
               <w:rPr>
                 <w:rFonts w:ascii="Times New Roman" w:hAnsi="Times New Roman" w:cs="Times New Roman"/>
+                <w:sz w:val="22"/>
+                <w:szCs w:val="22"/>
               </w:rPr>
             </w:pPr>
             <w:r>
               <w:rPr>
                 <w:rFonts w:ascii="Times New Roman" w:hAnsi="Times New Roman" w:cs="Times New Roman"/>
-              </w:rPr>
-              <w:t>25.56</w:t>
+                <w:sz w:val="22"/>
+                <w:szCs w:val="22"/>
+              </w:rPr>
+              <w:t>36.01</w:t>
             </w:r>
           </w:p>
         </w:tc>
         <w:tc>
           <w:tcPr>
-            <w:tcW w:w="1428" w:type="dxa"/>
+            <w:tcW w:w="1836" w:type="dxa"/>
             <w:shd w:val="clear" w:color="auto" w:fill="FFFFFF" w:themeFill="background1"/>
             <w:vAlign w:val="center"/>
           </w:tcPr>
@@ -6999,19 +7853,31 @@
               <w:jc w:val="center"/>
               <w:rPr>
                 <w:rFonts w:ascii="Times New Roman" w:hAnsi="Times New Roman" w:cs="Times New Roman"/>
+                <w:sz w:val="22"/>
+                <w:szCs w:val="22"/>
               </w:rPr>
             </w:pPr>
             <w:r>
               <w:rPr>
                 <w:rFonts w:ascii="Times New Roman" w:hAnsi="Times New Roman" w:cs="Times New Roman"/>
-              </w:rPr>
-              <w:t>0.82</w:t>
+                <w:sz w:val="22"/>
+                <w:szCs w:val="22"/>
+              </w:rPr>
+              <w:t>0.</w:t>
+            </w:r>
+            <w:r>
+              <w:rPr>
+                <w:rFonts w:ascii="Times New Roman" w:hAnsi="Times New Roman" w:cs="Times New Roman"/>
+                <w:sz w:val="22"/>
+                <w:szCs w:val="22"/>
+              </w:rPr>
+              <w:t>60</w:t>
             </w:r>
           </w:p>
         </w:tc>
         <w:tc>
           <w:tcPr>
-            <w:tcW w:w="0" w:type="auto"/>
+            <w:tcW w:w="730" w:type="dxa"/>
             <w:shd w:val="clear" w:color="auto" w:fill="FFFFFF" w:themeFill="background1"/>
             <w:vAlign w:val="center"/>
           </w:tcPr>
@@ -7020,19 +7886,23 @@
               <w:jc w:val="center"/>
               <w:rPr>
                 <w:rFonts w:ascii="Times New Roman" w:hAnsi="Times New Roman" w:cs="Times New Roman"/>
+                <w:sz w:val="22"/>
+                <w:szCs w:val="22"/>
               </w:rPr>
             </w:pPr>
             <w:r>
               <w:rPr>
                 <w:rFonts w:ascii="Times New Roman" w:hAnsi="Times New Roman" w:cs="Times New Roman"/>
-              </w:rPr>
-              <w:t>5.55</w:t>
+                <w:sz w:val="22"/>
+                <w:szCs w:val="22"/>
+              </w:rPr>
+              <w:t>4.98</w:t>
             </w:r>
           </w:p>
         </w:tc>
         <w:tc>
           <w:tcPr>
-            <w:tcW w:w="0" w:type="auto"/>
+            <w:tcW w:w="813" w:type="dxa"/>
             <w:shd w:val="clear" w:color="auto" w:fill="FFFFFF" w:themeFill="background1"/>
             <w:vAlign w:val="center"/>
           </w:tcPr>
@@ -7041,19 +7911,23 @@
               <w:jc w:val="center"/>
               <w:rPr>
                 <w:rFonts w:ascii="Times New Roman" w:hAnsi="Times New Roman" w:cs="Times New Roman"/>
+                <w:sz w:val="22"/>
+                <w:szCs w:val="22"/>
               </w:rPr>
             </w:pPr>
             <w:r>
               <w:rPr>
                 <w:rFonts w:ascii="Times New Roman" w:hAnsi="Times New Roman" w:cs="Times New Roman"/>
-              </w:rPr>
-              <w:t>72.82</w:t>
+                <w:sz w:val="22"/>
+                <w:szCs w:val="22"/>
+              </w:rPr>
+              <w:t>57.17</w:t>
             </w:r>
           </w:p>
         </w:tc>
         <w:tc>
           <w:tcPr>
-            <w:tcW w:w="0" w:type="auto"/>
+            <w:tcW w:w="852" w:type="dxa"/>
             <w:shd w:val="clear" w:color="auto" w:fill="FFFFFF" w:themeFill="background1"/>
             <w:vAlign w:val="center"/>
           </w:tcPr>
@@ -7062,19 +7936,23 @@
               <w:jc w:val="center"/>
               <w:rPr>
                 <w:rFonts w:ascii="Times New Roman" w:hAnsi="Times New Roman" w:cs="Times New Roman"/>
+                <w:sz w:val="22"/>
+                <w:szCs w:val="22"/>
               </w:rPr>
             </w:pPr>
             <w:r>
               <w:rPr>
                 <w:rFonts w:ascii="Times New Roman" w:hAnsi="Times New Roman" w:cs="Times New Roman"/>
-              </w:rPr>
-              <w:t>8.53</w:t>
+                <w:sz w:val="22"/>
+                <w:szCs w:val="22"/>
+              </w:rPr>
+              <w:t>7.56</w:t>
             </w:r>
           </w:p>
         </w:tc>
         <w:tc>
           <w:tcPr>
-            <w:tcW w:w="0" w:type="auto"/>
+            <w:tcW w:w="821" w:type="dxa"/>
             <w:shd w:val="clear" w:color="auto" w:fill="FFFFFF" w:themeFill="background1"/>
             <w:vAlign w:val="center"/>
           </w:tcPr>
@@ -7083,13 +7961,25 @@
               <w:jc w:val="center"/>
               <w:rPr>
                 <w:rFonts w:ascii="Times New Roman" w:hAnsi="Times New Roman" w:cs="Times New Roman"/>
+                <w:sz w:val="22"/>
+                <w:szCs w:val="22"/>
               </w:rPr>
             </w:pPr>
             <w:r>
               <w:rPr>
                 <w:rFonts w:ascii="Times New Roman" w:hAnsi="Times New Roman" w:cs="Times New Roman"/>
-              </w:rPr>
-              <w:t>0.90</w:t>
+                <w:sz w:val="22"/>
+                <w:szCs w:val="22"/>
+              </w:rPr>
+              <w:t>0.9</w:t>
+            </w:r>
+            <w:r>
+              <w:rPr>
+                <w:rFonts w:ascii="Times New Roman" w:hAnsi="Times New Roman" w:cs="Times New Roman"/>
+                <w:sz w:val="22"/>
+                <w:szCs w:val="22"/>
+              </w:rPr>
+              <w:t>239</w:t>
             </w:r>
           </w:p>
         </w:tc>
@@ -7098,7 +7988,89 @@
     <w:p>
       <w:pPr>
         <w:pStyle w:val="TOCHeading"/>
+        <w:spacing w:after="240" w:line="276" w:lineRule="auto"/>
+        <w:jc w:val="center"/>
+      </w:pPr>
+      <w:r>
+        <w:rPr>
+          <w:noProof/>
+        </w:rPr>
+        <w:drawing>
+          <wp:inline distT="0" distB="0" distL="0" distR="0" wp14:anchorId="41A1FD75" wp14:editId="461AD79B">
+            <wp:extent cx="5731510" cy="1614343"/>
+            <wp:effectExtent l="0" t="0" r="0" b="3175"/>
+            <wp:docPr id="1600165698" name="Picture 1"/>
+            <wp:cNvGraphicFramePr>
+              <a:graphicFrameLocks xmlns:a="http://schemas.openxmlformats.org/drawingml/2006/main" noChangeAspect="1"/>
+            </wp:cNvGraphicFramePr>
+            <a:graphic xmlns:a="http://schemas.openxmlformats.org/drawingml/2006/main">
+              <a:graphicData uri="http://schemas.openxmlformats.org/drawingml/2006/picture">
+                <pic:pic xmlns:pic="http://schemas.openxmlformats.org/drawingml/2006/picture">
+                  <pic:nvPicPr>
+                    <pic:cNvPr id="1600165698" name=""/>
+                    <pic:cNvPicPr/>
+                  </pic:nvPicPr>
+                  <pic:blipFill rotWithShape="1">
+                    <a:blip r:embed="rId12"/>
+                    <a:srcRect t="13381"/>
+                    <a:stretch>
+                      <a:fillRect/>
+                    </a:stretch>
+                  </pic:blipFill>
+                  <pic:spPr bwMode="auto">
+                    <a:xfrm>
+                      <a:off x="0" y="0"/>
+                      <a:ext cx="5731510" cy="1614343"/>
+                    </a:xfrm>
+                    <a:prstGeom prst="rect">
+                      <a:avLst/>
+                    </a:prstGeom>
+                    <a:ln>
+                      <a:noFill/>
+                    </a:ln>
+                    <a:extLst>
+                      <a:ext uri="{53640926-AAD7-44D8-BBD7-CCE9431645EC}">
+                        <a14:shadowObscured xmlns:a14="http://schemas.microsoft.com/office/drawing/2010/main"/>
+                      </a:ext>
+                    </a:extLst>
+                  </pic:spPr>
+                </pic:pic>
+              </a:graphicData>
+            </a:graphic>
+          </wp:inline>
+        </w:drawing>
+      </w:r>
+    </w:p>
+    <w:p>
+      <w:pPr>
+        <w:pStyle w:val="Caption"/>
         <w:spacing w:line="276" w:lineRule="auto"/>
+        <w:jc w:val="center"/>
+      </w:pPr>
+      <w:bookmarkStart w:id="17" w:name="_Ref232717014"/>
+      <w:r>
+        <w:t xml:space="preserve">Figure </w:t>
+      </w:r>
+      <w:fldSimple w:instr=" SEQ Figure \* ARABIC ">
+        <w:r>
+          <w:rPr>
+            <w:noProof/>
+          </w:rPr>
+          <w:t>3</w:t>
+        </w:r>
+      </w:fldSimple>
+      <w:bookmarkEnd w:id="17"/>
+      <w:r>
+        <w:t xml:space="preserve">: </w:t>
+      </w:r>
+      <w:r>
+        <w:t>Important metrics comparison of ML model (5-year dataset)</w:t>
+      </w:r>
+    </w:p>
+    <w:p>
+      <w:pPr>
+        <w:pStyle w:val="TOCHeading"/>
+        <w:spacing w:after="240" w:line="276" w:lineRule="auto"/>
         <w:jc w:val="center"/>
       </w:pPr>
       <w:r>
@@ -7122,7 +8094,7 @@
                     <pic:cNvPicPr/>
                   </pic:nvPicPr>
                   <pic:blipFill>
-                    <a:blip r:embed="rId12"/>
+                    <a:blip r:embed="rId13"/>
                     <a:stretch>
                       <a:fillRect/>
                     </a:stretch>
@@ -7148,70 +8120,39 @@
         <w:pStyle w:val="Caption"/>
         <w:spacing w:line="276" w:lineRule="auto"/>
         <w:jc w:val="center"/>
-        <w:rPr>
-          <w:rFonts w:cs="Times New Roman"/>
-        </w:rPr>
-      </w:pPr>
-      <w:bookmarkStart w:id="14" w:name="_Ref231614112"/>
-      <w:r>
-        <w:rPr>
-          <w:rFonts w:cs="Times New Roman"/>
-        </w:rPr>
+      </w:pPr>
+      <w:bookmarkStart w:id="18" w:name="_Ref232716660"/>
+      <w:r>
         <w:t xml:space="preserve">Figure </w:t>
       </w:r>
-      <w:r>
-        <w:rPr>
-          <w:rFonts w:cs="Times New Roman"/>
-        </w:rPr>
-        <w:fldChar w:fldCharType="begin"/>
-      </w:r>
-      <w:r>
-        <w:rPr>
-          <w:rFonts w:cs="Times New Roman"/>
-        </w:rPr>
-        <w:instrText xml:space="preserve"> SEQ Figure \* ARABIC </w:instrText>
-      </w:r>
-      <w:r>
-        <w:rPr>
-          <w:rFonts w:cs="Times New Roman"/>
-        </w:rPr>
-        <w:fldChar w:fldCharType="separate"/>
-      </w:r>
-      <w:r>
-        <w:rPr>
-          <w:rFonts w:cs="Times New Roman"/>
-          <w:noProof/>
-        </w:rPr>
-        <w:t>3</w:t>
-      </w:r>
-      <w:r>
-        <w:rPr>
-          <w:rFonts w:cs="Times New Roman"/>
-        </w:rPr>
-        <w:fldChar w:fldCharType="end"/>
-      </w:r>
-      <w:bookmarkEnd w:id="14"/>
-      <w:r>
-        <w:rPr>
-          <w:rFonts w:cs="Times New Roman"/>
-        </w:rPr>
-        <w:t>: Actual vs Predicted (LSTM)</w:t>
+      <w:fldSimple w:instr=" SEQ Figure \* ARABIC ">
+        <w:r>
+          <w:rPr>
+            <w:noProof/>
+          </w:rPr>
+          <w:t>4</w:t>
+        </w:r>
+      </w:fldSimple>
+      <w:bookmarkEnd w:id="18"/>
+      <w:r>
+        <w:t xml:space="preserve">: </w:t>
+      </w:r>
+      <w:r>
+        <w:t>Actual vs Predicted (LSTM)</w:t>
       </w:r>
     </w:p>
     <w:p>
       <w:pPr>
         <w:pStyle w:val="TOCHeading"/>
-        <w:spacing w:line="276" w:lineRule="auto"/>
+        <w:spacing w:after="240" w:line="276" w:lineRule="auto"/>
         <w:jc w:val="center"/>
-        <w:rPr>
-          <w:rFonts w:ascii="Times New Roman" w:hAnsi="Times New Roman" w:cs="Times New Roman"/>
-        </w:rPr>
       </w:pPr>
       <w:r>
         <w:rPr>
           <w:rFonts w:ascii="Times New Roman" w:hAnsi="Times New Roman" w:cs="Times New Roman"/>
           <w:noProof/>
         </w:rPr>
+        <w:lastRenderedPageBreak/>
         <w:drawing>
           <wp:inline distT="0" distB="0" distL="0" distR="0" wp14:anchorId="1A93C1B3" wp14:editId="66C85699">
             <wp:extent cx="4613563" cy="2189219"/>
@@ -7228,7 +8169,7 @@
                     <pic:cNvPicPr/>
                   </pic:nvPicPr>
                   <pic:blipFill>
-                    <a:blip r:embed="rId13"/>
+                    <a:blip r:embed="rId14"/>
                     <a:stretch>
                       <a:fillRect/>
                     </a:stretch>
@@ -7255,74 +8196,41 @@
         <w:spacing w:line="276" w:lineRule="auto"/>
         <w:jc w:val="center"/>
         <w:rPr>
-          <w:rFonts w:cs="Times New Roman"/>
-          <w:u w:val="single"/>
-        </w:rPr>
-      </w:pPr>
-      <w:bookmarkStart w:id="15" w:name="_Ref231613125"/>
-      <w:r>
-        <w:rPr>
-          <w:rFonts w:cs="Times New Roman"/>
-        </w:rPr>
+          <w:rFonts w:ascii="Times New Roman" w:hAnsi="Times New Roman" w:cs="Times New Roman"/>
+        </w:rPr>
+      </w:pPr>
+      <w:bookmarkStart w:id="19" w:name="_Ref232716667"/>
+      <w:r>
         <w:t xml:space="preserve">Figure </w:t>
       </w:r>
-      <w:r>
-        <w:rPr>
-          <w:rFonts w:cs="Times New Roman"/>
-        </w:rPr>
-        <w:fldChar w:fldCharType="begin"/>
-      </w:r>
-      <w:r>
-        <w:rPr>
-          <w:rFonts w:cs="Times New Roman"/>
-        </w:rPr>
-        <w:instrText xml:space="preserve"> SEQ Figure \* ARABIC </w:instrText>
-      </w:r>
-      <w:r>
-        <w:rPr>
-          <w:rFonts w:cs="Times New Roman"/>
-        </w:rPr>
-        <w:fldChar w:fldCharType="separate"/>
-      </w:r>
-      <w:r>
-        <w:rPr>
-          <w:rFonts w:cs="Times New Roman"/>
-          <w:noProof/>
-        </w:rPr>
-        <w:t>4</w:t>
-      </w:r>
-      <w:r>
-        <w:rPr>
-          <w:rFonts w:cs="Times New Roman"/>
-        </w:rPr>
-        <w:fldChar w:fldCharType="end"/>
-      </w:r>
-      <w:bookmarkEnd w:id="15"/>
-      <w:r>
-        <w:rPr>
-          <w:rFonts w:cs="Times New Roman"/>
-        </w:rPr>
-        <w:t>: Actual vs Predicted (</w:t>
+      <w:fldSimple w:instr=" SEQ Figure \* ARABIC ">
+        <w:r>
+          <w:rPr>
+            <w:noProof/>
+          </w:rPr>
+          <w:t>5</w:t>
+        </w:r>
+      </w:fldSimple>
+      <w:bookmarkEnd w:id="19"/>
+      <w:r>
+        <w:t xml:space="preserve">: </w:t>
+      </w:r>
+      <w:r>
+        <w:t>Actual vs Predicted (</w:t>
       </w:r>
       <w:proofErr w:type="spellStart"/>
       <w:r>
-        <w:rPr>
-          <w:rFonts w:cs="Times New Roman"/>
-        </w:rPr>
         <w:t>BiGRU</w:t>
       </w:r>
       <w:proofErr w:type="spellEnd"/>
       <w:r>
-        <w:rPr>
-          <w:rFonts w:cs="Times New Roman"/>
-        </w:rPr>
         <w:t>)</w:t>
       </w:r>
     </w:p>
     <w:p>
       <w:pPr>
         <w:keepNext/>
-        <w:spacing w:after="0" w:line="276" w:lineRule="auto"/>
+        <w:spacing w:line="276" w:lineRule="auto"/>
         <w:jc w:val="center"/>
       </w:pPr>
       <w:r>
@@ -7331,7 +8239,6 @@
           <w:noProof/>
           <w:lang w:val="en-US"/>
         </w:rPr>
-        <w:lastRenderedPageBreak/>
         <w:drawing>
           <wp:inline distT="0" distB="0" distL="0" distR="0" wp14:anchorId="4E40E9F5" wp14:editId="459547E4">
             <wp:extent cx="4759037" cy="2258249"/>
@@ -7348,7 +8255,7 @@
                     <pic:cNvPicPr/>
                   </pic:nvPicPr>
                   <pic:blipFill>
-                    <a:blip r:embed="rId14"/>
+                    <a:blip r:embed="rId15"/>
                     <a:stretch>
                       <a:fillRect/>
                     </a:stretch>
@@ -7374,61 +8281,32 @@
         <w:pStyle w:val="Caption"/>
         <w:spacing w:line="276" w:lineRule="auto"/>
         <w:jc w:val="center"/>
-        <w:rPr>
-          <w:rFonts w:cs="Times New Roman"/>
-          <w:lang w:val="en-US"/>
-        </w:rPr>
-      </w:pPr>
-      <w:bookmarkStart w:id="16" w:name="_Ref231613453"/>
-      <w:r>
-        <w:rPr>
-          <w:rFonts w:cs="Times New Roman"/>
-        </w:rPr>
+      </w:pPr>
+      <w:bookmarkStart w:id="20" w:name="_Ref232716678"/>
+      <w:r>
         <w:t xml:space="preserve">Figure </w:t>
       </w:r>
-      <w:r>
-        <w:rPr>
-          <w:rFonts w:cs="Times New Roman"/>
-        </w:rPr>
-        <w:fldChar w:fldCharType="begin"/>
-      </w:r>
-      <w:r>
-        <w:rPr>
-          <w:rFonts w:cs="Times New Roman"/>
-        </w:rPr>
-        <w:instrText xml:space="preserve"> SEQ Figure \* ARABIC </w:instrText>
-      </w:r>
-      <w:r>
-        <w:rPr>
-          <w:rFonts w:cs="Times New Roman"/>
-        </w:rPr>
-        <w:fldChar w:fldCharType="separate"/>
-      </w:r>
-      <w:r>
-        <w:rPr>
-          <w:rFonts w:cs="Times New Roman"/>
-          <w:noProof/>
-        </w:rPr>
-        <w:t>5</w:t>
-      </w:r>
-      <w:r>
-        <w:rPr>
-          <w:rFonts w:cs="Times New Roman"/>
-        </w:rPr>
-        <w:fldChar w:fldCharType="end"/>
-      </w:r>
-      <w:bookmarkEnd w:id="16"/>
-      <w:r>
-        <w:rPr>
-          <w:rFonts w:cs="Times New Roman"/>
-        </w:rPr>
-        <w:t>: Actual vs Predicted (CNN-GRU)</w:t>
+      <w:fldSimple w:instr=" SEQ Figure \* ARABIC ">
+        <w:r>
+          <w:rPr>
+            <w:noProof/>
+          </w:rPr>
+          <w:t>6</w:t>
+        </w:r>
+      </w:fldSimple>
+      <w:bookmarkEnd w:id="20"/>
+      <w:r>
+        <w:t xml:space="preserve">: </w:t>
+      </w:r>
+      <w:r>
+        <w:t>Actual vs Predicted (CNN-GRU)</w:t>
       </w:r>
     </w:p>
     <w:p>
       <w:pPr>
         <w:pStyle w:val="Heading2"/>
       </w:pPr>
+      <w:bookmarkStart w:id="21" w:name="_Toc232721356"/>
       <w:r>
         <w:t xml:space="preserve">4.4 </w:t>
       </w:r>
@@ -7450,6 +8328,7 @@
       <w:r>
         <w:t>dataset)</w:t>
       </w:r>
+      <w:bookmarkEnd w:id="21"/>
     </w:p>
     <w:p>
       <w:pPr>
@@ -7469,7 +8348,7 @@
           <w:lang w:eastAsia="en-GB"/>
           <w14:ligatures w14:val="none"/>
         </w:rPr>
-        <w:t xml:space="preserve">The model is subjected to a 30-year dataset </w:t>
+        <w:t xml:space="preserve">To rigorously test the architectural scalability of the models, </w:t>
       </w:r>
       <w:r>
         <w:rPr>
@@ -7478,7 +8357,7 @@
           <w:lang w:eastAsia="en-GB"/>
           <w14:ligatures w14:val="none"/>
         </w:rPr>
-        <w:t xml:space="preserve">in </w:t>
+        <w:t>it</w:t>
       </w:r>
       <w:r>
         <w:rPr>
@@ -7487,7 +8366,7 @@
           <w:lang w:eastAsia="en-GB"/>
           <w14:ligatures w14:val="none"/>
         </w:rPr>
-        <w:fldChar w:fldCharType="begin"/>
+        <w:t xml:space="preserve"> was subjected to a 30-year dataset. </w:t>
       </w:r>
       <w:r>
         <w:rPr>
@@ -7496,7 +8375,7 @@
           <w:lang w:eastAsia="en-GB"/>
           <w14:ligatures w14:val="none"/>
         </w:rPr>
-        <w:instrText xml:space="preserve"> REF _Ref231615619 \h </w:instrText>
+        <w:t xml:space="preserve">The model is subjected to a 30-year dataset </w:t>
       </w:r>
       <w:r>
         <w:rPr>
@@ -7505,6 +8384,7 @@
           <w:lang w:eastAsia="en-GB"/>
           <w14:ligatures w14:val="none"/>
         </w:rPr>
+        <w:t xml:space="preserve">in </w:t>
       </w:r>
       <w:r>
         <w:rPr>
@@ -7513,20 +8393,7 @@
           <w:lang w:eastAsia="en-GB"/>
           <w14:ligatures w14:val="none"/>
         </w:rPr>
-        <w:fldChar w:fldCharType="separate"/>
-      </w:r>
-      <w:r>
-        <w:rPr>
-          <w:rFonts w:cs="Times New Roman"/>
-        </w:rPr>
-        <w:t xml:space="preserve">Table </w:t>
-      </w:r>
-      <w:r>
-        <w:rPr>
-          <w:rFonts w:cs="Times New Roman"/>
-          <w:noProof/>
-        </w:rPr>
-        <w:t>3</w:t>
+        <w:fldChar w:fldCharType="begin"/>
       </w:r>
       <w:r>
         <w:rPr>
@@ -7535,7 +8402,7 @@
           <w:lang w:eastAsia="en-GB"/>
           <w14:ligatures w14:val="none"/>
         </w:rPr>
-        <w:fldChar w:fldCharType="end"/>
+        <w:instrText xml:space="preserve"> REF _Ref232718118 \h </w:instrText>
       </w:r>
       <w:r>
         <w:rPr>
@@ -7544,7 +8411,6 @@
           <w:lang w:eastAsia="en-GB"/>
           <w14:ligatures w14:val="none"/>
         </w:rPr>
-        <w:t xml:space="preserve"> </w:t>
       </w:r>
       <w:r>
         <w:rPr>
@@ -7553,7 +8419,16 @@
           <w:lang w:eastAsia="en-GB"/>
           <w14:ligatures w14:val="none"/>
         </w:rPr>
-        <w:t>to benchmark with current</w:t>
+        <w:fldChar w:fldCharType="separate"/>
+      </w:r>
+      <w:r>
+        <w:t xml:space="preserve">Table </w:t>
+      </w:r>
+      <w:r>
+        <w:rPr>
+          <w:noProof/>
+        </w:rPr>
+        <w:t>3</w:t>
       </w:r>
       <w:r>
         <w:rPr>
@@ -7562,7 +8437,7 @@
           <w:lang w:eastAsia="en-GB"/>
           <w14:ligatures w14:val="none"/>
         </w:rPr>
-        <w:t xml:space="preserve"> 5-year dataset</w:t>
+        <w:fldChar w:fldCharType="end"/>
       </w:r>
       <w:r>
         <w:rPr>
@@ -7571,7 +8446,7 @@
           <w:lang w:eastAsia="en-GB"/>
           <w14:ligatures w14:val="none"/>
         </w:rPr>
-        <w:t xml:space="preserve"> in </w:t>
+        <w:t xml:space="preserve"> </w:t>
       </w:r>
       <w:r>
         <w:rPr>
@@ -7580,7 +8455,7 @@
           <w:lang w:eastAsia="en-GB"/>
           <w14:ligatures w14:val="none"/>
         </w:rPr>
-        <w:fldChar w:fldCharType="begin"/>
+        <w:t>to benchmark with current</w:t>
       </w:r>
       <w:r>
         <w:rPr>
@@ -7589,7 +8464,7 @@
           <w:lang w:eastAsia="en-GB"/>
           <w14:ligatures w14:val="none"/>
         </w:rPr>
-        <w:instrText xml:space="preserve"> REF _Ref231609433 \h </w:instrText>
+        <w:t xml:space="preserve"> 5-year dataset</w:t>
       </w:r>
       <w:r>
         <w:rPr>
@@ -7598,6 +8473,7 @@
           <w:lang w:eastAsia="en-GB"/>
           <w14:ligatures w14:val="none"/>
         </w:rPr>
+        <w:t xml:space="preserve"> in</w:t>
       </w:r>
       <w:r>
         <w:rPr>
@@ -7606,20 +8482,7 @@
           <w:lang w:eastAsia="en-GB"/>
           <w14:ligatures w14:val="none"/>
         </w:rPr>
-        <w:fldChar w:fldCharType="separate"/>
-      </w:r>
-      <w:r>
-        <w:rPr>
-          <w:rFonts w:cs="Times New Roman"/>
-        </w:rPr>
-        <w:t xml:space="preserve">Table </w:t>
-      </w:r>
-      <w:r>
-        <w:rPr>
-          <w:rFonts w:cs="Times New Roman"/>
-          <w:noProof/>
-        </w:rPr>
-        <w:t>2</w:t>
+        <w:t xml:space="preserve"> </w:t>
       </w:r>
       <w:r>
         <w:rPr>
@@ -7628,7 +8491,7 @@
           <w:lang w:eastAsia="en-GB"/>
           <w14:ligatures w14:val="none"/>
         </w:rPr>
-        <w:fldChar w:fldCharType="end"/>
+        <w:fldChar w:fldCharType="begin"/>
       </w:r>
       <w:r>
         <w:rPr>
@@ -7637,6 +8500,50 @@
           <w:lang w:eastAsia="en-GB"/>
           <w14:ligatures w14:val="none"/>
         </w:rPr>
+        <w:instrText xml:space="preserve"> REF _Ref232716064 \h </w:instrText>
+      </w:r>
+      <w:r>
+        <w:rPr>
+          <w:rFonts w:ascii="Times New Roman" w:eastAsia="Times New Roman" w:hAnsi="Times New Roman" w:cs="Times New Roman"/>
+          <w:kern w:val="0"/>
+          <w:lang w:eastAsia="en-GB"/>
+          <w14:ligatures w14:val="none"/>
+        </w:rPr>
+      </w:r>
+      <w:r>
+        <w:rPr>
+          <w:rFonts w:ascii="Times New Roman" w:eastAsia="Times New Roman" w:hAnsi="Times New Roman" w:cs="Times New Roman"/>
+          <w:kern w:val="0"/>
+          <w:lang w:eastAsia="en-GB"/>
+          <w14:ligatures w14:val="none"/>
+        </w:rPr>
+        <w:fldChar w:fldCharType="separate"/>
+      </w:r>
+      <w:r>
+        <w:t xml:space="preserve">Table </w:t>
+      </w:r>
+      <w:r>
+        <w:rPr>
+          <w:noProof/>
+        </w:rPr>
+        <w:t>2</w:t>
+      </w:r>
+      <w:r>
+        <w:rPr>
+          <w:rFonts w:ascii="Times New Roman" w:eastAsia="Times New Roman" w:hAnsi="Times New Roman" w:cs="Times New Roman"/>
+          <w:kern w:val="0"/>
+          <w:lang w:eastAsia="en-GB"/>
+          <w14:ligatures w14:val="none"/>
+        </w:rPr>
+        <w:fldChar w:fldCharType="end"/>
+      </w:r>
+      <w:r>
+        <w:rPr>
+          <w:rFonts w:ascii="Times New Roman" w:eastAsia="Times New Roman" w:hAnsi="Times New Roman" w:cs="Times New Roman"/>
+          <w:kern w:val="0"/>
+          <w:lang w:eastAsia="en-GB"/>
+          <w14:ligatures w14:val="none"/>
+        </w:rPr>
         <w:t>.</w:t>
       </w:r>
     </w:p>
@@ -7645,78 +8552,25 @@
         <w:pStyle w:val="Caption"/>
         <w:keepNext/>
         <w:jc w:val="center"/>
-        <w:rPr>
-          <w:rFonts w:cs="Times New Roman"/>
-        </w:rPr>
-      </w:pPr>
-      <w:bookmarkStart w:id="17" w:name="_Ref231615619"/>
-      <w:r>
-        <w:rPr>
-          <w:rFonts w:cs="Times New Roman"/>
-        </w:rPr>
+      </w:pPr>
+      <w:bookmarkStart w:id="22" w:name="_Ref232718118"/>
+      <w:r>
         <w:t xml:space="preserve">Table </w:t>
       </w:r>
-      <w:r>
-        <w:rPr>
-          <w:rFonts w:cs="Times New Roman"/>
-        </w:rPr>
-        <w:fldChar w:fldCharType="begin"/>
-      </w:r>
-      <w:r>
-        <w:rPr>
-          <w:rFonts w:cs="Times New Roman"/>
-        </w:rPr>
-        <w:instrText xml:space="preserve"> SEQ Table \* ARABIC </w:instrText>
-      </w:r>
-      <w:r>
-        <w:rPr>
-          <w:rFonts w:cs="Times New Roman"/>
-        </w:rPr>
-        <w:fldChar w:fldCharType="separate"/>
-      </w:r>
-      <w:r>
-        <w:rPr>
-          <w:rFonts w:cs="Times New Roman"/>
-          <w:noProof/>
-        </w:rPr>
-        <w:t>3</w:t>
-      </w:r>
-      <w:r>
-        <w:rPr>
-          <w:rFonts w:cs="Times New Roman"/>
-        </w:rPr>
-        <w:fldChar w:fldCharType="end"/>
-      </w:r>
-      <w:bookmarkEnd w:id="17"/>
-      <w:r>
-        <w:rPr>
-          <w:rFonts w:cs="Times New Roman"/>
-        </w:rPr>
-        <w:t>: Performance comparison of ML models (30</w:t>
-      </w:r>
-      <w:r>
-        <w:rPr>
-          <w:rFonts w:cs="Times New Roman"/>
-        </w:rPr>
-        <w:t>-</w:t>
-      </w:r>
-      <w:r>
-        <w:rPr>
-          <w:rFonts w:cs="Times New Roman"/>
-        </w:rPr>
-        <w:t>year</w:t>
-      </w:r>
-      <w:r>
-        <w:rPr>
-          <w:rFonts w:cs="Times New Roman"/>
-        </w:rPr>
-        <w:t xml:space="preserve"> dataset</w:t>
-      </w:r>
-      <w:r>
-        <w:rPr>
-          <w:rFonts w:cs="Times New Roman"/>
-        </w:rPr>
-        <w:t>)</w:t>
+      <w:fldSimple w:instr=" SEQ Table \* ARABIC ">
+        <w:r>
+          <w:rPr>
+            <w:noProof/>
+          </w:rPr>
+          <w:t>3</w:t>
+        </w:r>
+      </w:fldSimple>
+      <w:bookmarkEnd w:id="22"/>
+      <w:r>
+        <w:t xml:space="preserve">: </w:t>
+      </w:r>
+      <w:r>
+        <w:t>Performance comparison of ML models (30-year dataset)</w:t>
       </w:r>
     </w:p>
     <w:tbl>
@@ -7749,6 +8603,8 @@
                 <w:rFonts w:ascii="Times New Roman" w:hAnsi="Times New Roman" w:cs="Times New Roman"/>
                 <w:b/>
                 <w:bCs/>
+                <w:sz w:val="22"/>
+                <w:szCs w:val="22"/>
               </w:rPr>
             </w:pPr>
             <w:r>
@@ -7756,6 +8612,8 @@
                 <w:rFonts w:ascii="Times New Roman" w:hAnsi="Times New Roman" w:cs="Times New Roman"/>
                 <w:b/>
                 <w:bCs/>
+                <w:sz w:val="22"/>
+                <w:szCs w:val="22"/>
               </w:rPr>
               <w:t>Model</w:t>
             </w:r>
@@ -7765,6 +8623,7 @@
           <w:tcPr>
             <w:tcW w:w="963" w:type="dxa"/>
             <w:shd w:val="clear" w:color="auto" w:fill="D1D1D1" w:themeFill="background2" w:themeFillShade="E6"/>
+            <w:vAlign w:val="center"/>
           </w:tcPr>
           <w:p>
             <w:pPr>
@@ -7773,6 +8632,8 @@
                 <w:rFonts w:ascii="Times New Roman" w:hAnsi="Times New Roman" w:cs="Times New Roman"/>
                 <w:b/>
                 <w:bCs/>
+                <w:sz w:val="22"/>
+                <w:szCs w:val="22"/>
               </w:rPr>
             </w:pPr>
             <w:r>
@@ -7780,6 +8641,8 @@
                 <w:rFonts w:ascii="Times New Roman" w:hAnsi="Times New Roman" w:cs="Times New Roman"/>
                 <w:b/>
                 <w:bCs/>
+                <w:sz w:val="22"/>
+                <w:szCs w:val="22"/>
               </w:rPr>
               <w:t>Epochs</w:t>
             </w:r>
@@ -7789,6 +8652,7 @@
           <w:tcPr>
             <w:tcW w:w="1166" w:type="dxa"/>
             <w:shd w:val="clear" w:color="auto" w:fill="D1D1D1" w:themeFill="background2" w:themeFillShade="E6"/>
+            <w:vAlign w:val="center"/>
           </w:tcPr>
           <w:p>
             <w:pPr>
@@ -7797,6 +8661,8 @@
                 <w:rFonts w:ascii="Times New Roman" w:hAnsi="Times New Roman" w:cs="Times New Roman"/>
                 <w:b/>
                 <w:bCs/>
+                <w:sz w:val="22"/>
+                <w:szCs w:val="22"/>
               </w:rPr>
             </w:pPr>
             <w:r>
@@ -7804,6 +8670,8 @@
                 <w:rFonts w:ascii="Times New Roman" w:hAnsi="Times New Roman" w:cs="Times New Roman"/>
                 <w:b/>
                 <w:bCs/>
+                <w:sz w:val="22"/>
+                <w:szCs w:val="22"/>
               </w:rPr>
               <w:t>Training Time (s)</w:t>
             </w:r>
@@ -7813,6 +8681,7 @@
           <w:tcPr>
             <w:tcW w:w="1895" w:type="dxa"/>
             <w:shd w:val="clear" w:color="auto" w:fill="D1D1D1" w:themeFill="background2" w:themeFillShade="E6"/>
+            <w:vAlign w:val="center"/>
           </w:tcPr>
           <w:p>
             <w:pPr>
@@ -7821,6 +8690,8 @@
                 <w:rFonts w:ascii="Times New Roman" w:hAnsi="Times New Roman" w:cs="Times New Roman"/>
                 <w:b/>
                 <w:bCs/>
+                <w:sz w:val="22"/>
+                <w:szCs w:val="22"/>
               </w:rPr>
             </w:pPr>
             <w:r>
@@ -7828,8 +8699,30 @@
                 <w:rFonts w:ascii="Times New Roman" w:hAnsi="Times New Roman" w:cs="Times New Roman"/>
                 <w:b/>
                 <w:bCs/>
-              </w:rPr>
-              <w:t>Time per Epoch (s/epoch)</w:t>
+                <w:sz w:val="22"/>
+                <w:szCs w:val="22"/>
+              </w:rPr>
+              <w:t>Time</w:t>
+            </w:r>
+            <w:r>
+              <w:rPr>
+                <w:rFonts w:ascii="Times New Roman" w:hAnsi="Times New Roman" w:cs="Times New Roman"/>
+                <w:b/>
+                <w:bCs/>
+                <w:sz w:val="22"/>
+                <w:szCs w:val="22"/>
+              </w:rPr>
+              <w:t>/</w:t>
+            </w:r>
+            <w:r>
+              <w:rPr>
+                <w:rFonts w:ascii="Times New Roman" w:hAnsi="Times New Roman" w:cs="Times New Roman"/>
+                <w:b/>
+                <w:bCs/>
+                <w:sz w:val="22"/>
+                <w:szCs w:val="22"/>
+              </w:rPr>
+              <w:t>Epoch (s)</w:t>
             </w:r>
           </w:p>
         </w:tc>
@@ -7837,6 +8730,7 @@
           <w:tcPr>
             <w:tcW w:w="847" w:type="dxa"/>
             <w:shd w:val="clear" w:color="auto" w:fill="D1D1D1" w:themeFill="background2" w:themeFillShade="E6"/>
+            <w:vAlign w:val="center"/>
           </w:tcPr>
           <w:p>
             <w:pPr>
@@ -7845,6 +8739,8 @@
                 <w:rFonts w:ascii="Times New Roman" w:hAnsi="Times New Roman" w:cs="Times New Roman"/>
                 <w:b/>
                 <w:bCs/>
+                <w:sz w:val="22"/>
+                <w:szCs w:val="22"/>
               </w:rPr>
             </w:pPr>
             <w:r>
@@ -7852,6 +8748,8 @@
                 <w:rFonts w:ascii="Times New Roman" w:hAnsi="Times New Roman" w:cs="Times New Roman"/>
                 <w:b/>
                 <w:bCs/>
+                <w:sz w:val="22"/>
+                <w:szCs w:val="22"/>
               </w:rPr>
               <w:t>MAE</w:t>
             </w:r>
@@ -7861,6 +8759,7 @@
           <w:tcPr>
             <w:tcW w:w="975" w:type="dxa"/>
             <w:shd w:val="clear" w:color="auto" w:fill="D1D1D1" w:themeFill="background2" w:themeFillShade="E6"/>
+            <w:vAlign w:val="center"/>
           </w:tcPr>
           <w:p>
             <w:pPr>
@@ -7869,6 +8768,8 @@
                 <w:rFonts w:ascii="Times New Roman" w:hAnsi="Times New Roman" w:cs="Times New Roman"/>
                 <w:b/>
                 <w:bCs/>
+                <w:sz w:val="22"/>
+                <w:szCs w:val="22"/>
               </w:rPr>
             </w:pPr>
             <w:r>
@@ -7876,6 +8777,8 @@
                 <w:rFonts w:ascii="Times New Roman" w:hAnsi="Times New Roman" w:cs="Times New Roman"/>
                 <w:b/>
                 <w:bCs/>
+                <w:sz w:val="22"/>
+                <w:szCs w:val="22"/>
               </w:rPr>
               <w:t>MSE</w:t>
             </w:r>
@@ -7885,6 +8788,7 @@
           <w:tcPr>
             <w:tcW w:w="936" w:type="dxa"/>
             <w:shd w:val="clear" w:color="auto" w:fill="D1D1D1" w:themeFill="background2" w:themeFillShade="E6"/>
+            <w:vAlign w:val="center"/>
           </w:tcPr>
           <w:p>
             <w:pPr>
@@ -7893,6 +8797,8 @@
                 <w:rFonts w:ascii="Times New Roman" w:hAnsi="Times New Roman" w:cs="Times New Roman"/>
                 <w:b/>
                 <w:bCs/>
+                <w:sz w:val="22"/>
+                <w:szCs w:val="22"/>
               </w:rPr>
             </w:pPr>
             <w:r>
@@ -7900,6 +8806,8 @@
                 <w:rFonts w:ascii="Times New Roman" w:hAnsi="Times New Roman" w:cs="Times New Roman"/>
                 <w:b/>
                 <w:bCs/>
+                <w:sz w:val="22"/>
+                <w:szCs w:val="22"/>
               </w:rPr>
               <w:t>RMSE</w:t>
             </w:r>
@@ -7909,6 +8817,7 @@
           <w:tcPr>
             <w:tcW w:w="876" w:type="dxa"/>
             <w:shd w:val="clear" w:color="auto" w:fill="D1D1D1" w:themeFill="background2" w:themeFillShade="E6"/>
+            <w:vAlign w:val="center"/>
           </w:tcPr>
           <w:p>
             <w:pPr>
@@ -7917,6 +8826,8 @@
                 <w:rFonts w:ascii="Times New Roman" w:hAnsi="Times New Roman" w:cs="Times New Roman"/>
                 <w:b/>
                 <w:bCs/>
+                <w:sz w:val="22"/>
+                <w:szCs w:val="22"/>
               </w:rPr>
             </w:pPr>
             <w:r>
@@ -7924,6 +8835,8 @@
                 <w:rFonts w:ascii="Times New Roman" w:hAnsi="Times New Roman" w:cs="Times New Roman"/>
                 <w:b/>
                 <w:bCs/>
+                <w:sz w:val="22"/>
+                <w:szCs w:val="22"/>
               </w:rPr>
               <w:t>R²</w:t>
             </w:r>
@@ -7935,23 +8848,30 @@
           <w:tcPr>
             <w:tcW w:w="1358" w:type="dxa"/>
             <w:shd w:val="clear" w:color="auto" w:fill="FFFFFF" w:themeFill="background1"/>
+            <w:vAlign w:val="center"/>
           </w:tcPr>
           <w:p>
             <w:pPr>
               <w:jc w:val="center"/>
               <w:rPr>
                 <w:rFonts w:ascii="Times New Roman" w:hAnsi="Times New Roman" w:cs="Times New Roman"/>
+                <w:sz w:val="22"/>
+                <w:szCs w:val="22"/>
               </w:rPr>
             </w:pPr>
             <w:r>
               <w:rPr>
                 <w:rFonts w:ascii="Times New Roman" w:hAnsi="Times New Roman" w:cs="Times New Roman"/>
+                <w:sz w:val="22"/>
+                <w:szCs w:val="22"/>
               </w:rPr>
               <w:t>G</w:t>
             </w:r>
             <w:r>
               <w:rPr>
                 <w:rFonts w:ascii="Times New Roman" w:hAnsi="Times New Roman" w:cs="Times New Roman"/>
+                <w:sz w:val="22"/>
+                <w:szCs w:val="22"/>
                 <w:shd w:val="clear" w:color="auto" w:fill="FFFFFF" w:themeFill="background1"/>
               </w:rPr>
               <w:t>RU</w:t>
@@ -7962,25 +8882,32 @@
           <w:tcPr>
             <w:tcW w:w="963" w:type="dxa"/>
             <w:shd w:val="clear" w:color="auto" w:fill="FFFFFF" w:themeFill="background1"/>
+            <w:vAlign w:val="center"/>
           </w:tcPr>
           <w:p>
             <w:pPr>
               <w:jc w:val="center"/>
               <w:rPr>
                 <w:rFonts w:ascii="Times New Roman" w:hAnsi="Times New Roman" w:cs="Times New Roman"/>
+                <w:sz w:val="22"/>
+                <w:szCs w:val="22"/>
               </w:rPr>
             </w:pPr>
             <w:r>
               <w:rPr>
                 <w:rFonts w:ascii="Times New Roman" w:hAnsi="Times New Roman" w:cs="Times New Roman"/>
+                <w:sz w:val="22"/>
+                <w:szCs w:val="22"/>
               </w:rPr>
               <w:t>1</w:t>
             </w:r>
             <w:r>
               <w:rPr>
                 <w:rFonts w:ascii="Times New Roman" w:hAnsi="Times New Roman" w:cs="Times New Roman"/>
-              </w:rPr>
-              <w:t>2</w:t>
+                <w:sz w:val="22"/>
+                <w:szCs w:val="22"/>
+              </w:rPr>
+              <w:t>9</w:t>
             </w:r>
           </w:p>
         </w:tc>
@@ -7988,19 +8915,32 @@
           <w:tcPr>
             <w:tcW w:w="1166" w:type="dxa"/>
             <w:shd w:val="clear" w:color="auto" w:fill="FFFFFF" w:themeFill="background1"/>
+            <w:vAlign w:val="center"/>
           </w:tcPr>
           <w:p>
             <w:pPr>
               <w:jc w:val="center"/>
               <w:rPr>
                 <w:rFonts w:ascii="Times New Roman" w:hAnsi="Times New Roman" w:cs="Times New Roman"/>
+                <w:sz w:val="22"/>
+                <w:szCs w:val="22"/>
               </w:rPr>
             </w:pPr>
             <w:r>
               <w:rPr>
                 <w:rFonts w:ascii="Times New Roman" w:hAnsi="Times New Roman" w:cs="Times New Roman"/>
-              </w:rPr>
-              <w:t>100.60</w:t>
+                <w:sz w:val="22"/>
+                <w:szCs w:val="22"/>
+              </w:rPr>
+              <w:t>1</w:t>
+            </w:r>
+            <w:r>
+              <w:rPr>
+                <w:rFonts w:ascii="Times New Roman" w:hAnsi="Times New Roman" w:cs="Times New Roman"/>
+                <w:sz w:val="22"/>
+                <w:szCs w:val="22"/>
+              </w:rPr>
+              <w:t>61.16</w:t>
             </w:r>
           </w:p>
         </w:tc>
@@ -8008,19 +8948,32 @@
           <w:tcPr>
             <w:tcW w:w="1895" w:type="dxa"/>
             <w:shd w:val="clear" w:color="auto" w:fill="FFFFFF" w:themeFill="background1"/>
+            <w:vAlign w:val="center"/>
           </w:tcPr>
           <w:p>
             <w:pPr>
               <w:jc w:val="center"/>
               <w:rPr>
                 <w:rFonts w:ascii="Times New Roman" w:hAnsi="Times New Roman" w:cs="Times New Roman"/>
+                <w:sz w:val="22"/>
+                <w:szCs w:val="22"/>
               </w:rPr>
             </w:pPr>
             <w:r>
               <w:rPr>
                 <w:rFonts w:ascii="Times New Roman" w:hAnsi="Times New Roman" w:cs="Times New Roman"/>
-              </w:rPr>
-              <w:t>8.38</w:t>
+                <w:sz w:val="22"/>
+                <w:szCs w:val="22"/>
+              </w:rPr>
+              <w:t>8.</w:t>
+            </w:r>
+            <w:r>
+              <w:rPr>
+                <w:rFonts w:ascii="Times New Roman" w:hAnsi="Times New Roman" w:cs="Times New Roman"/>
+                <w:sz w:val="22"/>
+                <w:szCs w:val="22"/>
+              </w:rPr>
+              <w:t>48</w:t>
             </w:r>
           </w:p>
         </w:tc>
@@ -8028,19 +8981,24 @@
           <w:tcPr>
             <w:tcW w:w="847" w:type="dxa"/>
             <w:shd w:val="clear" w:color="auto" w:fill="FFFFFF" w:themeFill="background1"/>
+            <w:vAlign w:val="center"/>
           </w:tcPr>
           <w:p>
             <w:pPr>
               <w:jc w:val="center"/>
               <w:rPr>
                 <w:rFonts w:ascii="Times New Roman" w:hAnsi="Times New Roman" w:cs="Times New Roman"/>
+                <w:sz w:val="22"/>
+                <w:szCs w:val="22"/>
               </w:rPr>
             </w:pPr>
             <w:r>
               <w:rPr>
                 <w:rFonts w:ascii="Times New Roman" w:hAnsi="Times New Roman" w:cs="Times New Roman"/>
-              </w:rPr>
-              <w:t>3.93</w:t>
+                <w:sz w:val="22"/>
+                <w:szCs w:val="22"/>
+              </w:rPr>
+              <w:t>4.48</w:t>
             </w:r>
           </w:p>
         </w:tc>
@@ -8048,19 +9006,24 @@
           <w:tcPr>
             <w:tcW w:w="975" w:type="dxa"/>
             <w:shd w:val="clear" w:color="auto" w:fill="FFFFFF" w:themeFill="background1"/>
+            <w:vAlign w:val="center"/>
           </w:tcPr>
           <w:p>
             <w:pPr>
               <w:jc w:val="center"/>
               <w:rPr>
                 <w:rFonts w:ascii="Times New Roman" w:hAnsi="Times New Roman" w:cs="Times New Roman"/>
+                <w:sz w:val="22"/>
+                <w:szCs w:val="22"/>
               </w:rPr>
             </w:pPr>
             <w:r>
               <w:rPr>
                 <w:rFonts w:ascii="Times New Roman" w:hAnsi="Times New Roman" w:cs="Times New Roman"/>
-              </w:rPr>
-              <w:t>40.09</w:t>
+                <w:sz w:val="22"/>
+                <w:szCs w:val="22"/>
+              </w:rPr>
+              <w:t>48.06</w:t>
             </w:r>
           </w:p>
         </w:tc>
@@ -8068,19 +9031,24 @@
           <w:tcPr>
             <w:tcW w:w="936" w:type="dxa"/>
             <w:shd w:val="clear" w:color="auto" w:fill="FFFFFF" w:themeFill="background1"/>
+            <w:vAlign w:val="center"/>
           </w:tcPr>
           <w:p>
             <w:pPr>
               <w:jc w:val="center"/>
               <w:rPr>
                 <w:rFonts w:ascii="Times New Roman" w:hAnsi="Times New Roman" w:cs="Times New Roman"/>
+                <w:sz w:val="22"/>
+                <w:szCs w:val="22"/>
               </w:rPr>
             </w:pPr>
             <w:r>
               <w:rPr>
                 <w:rFonts w:ascii="Times New Roman" w:hAnsi="Times New Roman" w:cs="Times New Roman"/>
-              </w:rPr>
-              <w:t>6.33</w:t>
+                <w:sz w:val="22"/>
+                <w:szCs w:val="22"/>
+              </w:rPr>
+              <w:t>6.93</w:t>
             </w:r>
           </w:p>
         </w:tc>
@@ -8088,25 +9056,24 @@
           <w:tcPr>
             <w:tcW w:w="876" w:type="dxa"/>
             <w:shd w:val="clear" w:color="auto" w:fill="FFFFFF" w:themeFill="background1"/>
+            <w:vAlign w:val="center"/>
           </w:tcPr>
           <w:p>
             <w:pPr>
               <w:jc w:val="center"/>
               <w:rPr>
                 <w:rFonts w:ascii="Times New Roman" w:hAnsi="Times New Roman" w:cs="Times New Roman"/>
+                <w:sz w:val="22"/>
+                <w:szCs w:val="22"/>
               </w:rPr>
             </w:pPr>
             <w:r>
               <w:rPr>
                 <w:rFonts w:ascii="Times New Roman" w:hAnsi="Times New Roman" w:cs="Times New Roman"/>
-              </w:rPr>
-              <w:t>0.</w:t>
-            </w:r>
-            <w:r>
-              <w:rPr>
-                <w:rFonts w:ascii="Times New Roman" w:hAnsi="Times New Roman" w:cs="Times New Roman"/>
-              </w:rPr>
-              <w:t>9904</w:t>
+                <w:sz w:val="22"/>
+                <w:szCs w:val="22"/>
+              </w:rPr>
+              <w:t>0.9886</w:t>
             </w:r>
           </w:p>
         </w:tc>
@@ -8116,17 +9083,22 @@
           <w:tcPr>
             <w:tcW w:w="1358" w:type="dxa"/>
             <w:shd w:val="clear" w:color="auto" w:fill="FFFFFF" w:themeFill="background1"/>
+            <w:vAlign w:val="center"/>
           </w:tcPr>
           <w:p>
             <w:pPr>
               <w:jc w:val="center"/>
               <w:rPr>
                 <w:rFonts w:ascii="Times New Roman" w:hAnsi="Times New Roman" w:cs="Times New Roman"/>
+                <w:sz w:val="22"/>
+                <w:szCs w:val="22"/>
               </w:rPr>
             </w:pPr>
             <w:r>
               <w:rPr>
                 <w:rFonts w:ascii="Times New Roman" w:hAnsi="Times New Roman" w:cs="Times New Roman"/>
+                <w:sz w:val="22"/>
+                <w:szCs w:val="22"/>
               </w:rPr>
               <w:t>LSTM</w:t>
             </w:r>
@@ -8136,23 +9108,30 @@
           <w:tcPr>
             <w:tcW w:w="963" w:type="dxa"/>
             <w:shd w:val="clear" w:color="auto" w:fill="FFFFFF" w:themeFill="background1"/>
+            <w:vAlign w:val="center"/>
           </w:tcPr>
           <w:p>
             <w:pPr>
               <w:jc w:val="center"/>
               <w:rPr>
                 <w:rFonts w:ascii="Times New Roman" w:hAnsi="Times New Roman" w:cs="Times New Roman"/>
+                <w:sz w:val="22"/>
+                <w:szCs w:val="22"/>
               </w:rPr>
             </w:pPr>
             <w:r>
               <w:rPr>
                 <w:rFonts w:ascii="Times New Roman" w:hAnsi="Times New Roman" w:cs="Times New Roman"/>
+                <w:sz w:val="22"/>
+                <w:szCs w:val="22"/>
               </w:rPr>
               <w:t>1</w:t>
             </w:r>
             <w:r>
               <w:rPr>
                 <w:rFonts w:ascii="Times New Roman" w:hAnsi="Times New Roman" w:cs="Times New Roman"/>
+                <w:sz w:val="22"/>
+                <w:szCs w:val="22"/>
               </w:rPr>
               <w:t>9</w:t>
             </w:r>
@@ -8162,19 +9141,24 @@
           <w:tcPr>
             <w:tcW w:w="1166" w:type="dxa"/>
             <w:shd w:val="clear" w:color="auto" w:fill="FFFFFF" w:themeFill="background1"/>
+            <w:vAlign w:val="center"/>
           </w:tcPr>
           <w:p>
             <w:pPr>
               <w:jc w:val="center"/>
               <w:rPr>
                 <w:rFonts w:ascii="Times New Roman" w:hAnsi="Times New Roman" w:cs="Times New Roman"/>
+                <w:sz w:val="22"/>
+                <w:szCs w:val="22"/>
               </w:rPr>
             </w:pPr>
             <w:r>
               <w:rPr>
                 <w:rFonts w:ascii="Times New Roman" w:hAnsi="Times New Roman" w:cs="Times New Roman"/>
-              </w:rPr>
-              <w:t>98.78</w:t>
+                <w:sz w:val="22"/>
+                <w:szCs w:val="22"/>
+              </w:rPr>
+              <w:t>255.33</w:t>
             </w:r>
           </w:p>
         </w:tc>
@@ -8182,19 +9166,24 @@
           <w:tcPr>
             <w:tcW w:w="1895" w:type="dxa"/>
             <w:shd w:val="clear" w:color="auto" w:fill="FFFFFF" w:themeFill="background1"/>
+            <w:vAlign w:val="center"/>
           </w:tcPr>
           <w:p>
             <w:pPr>
               <w:jc w:val="center"/>
               <w:rPr>
                 <w:rFonts w:ascii="Times New Roman" w:hAnsi="Times New Roman" w:cs="Times New Roman"/>
+                <w:sz w:val="22"/>
+                <w:szCs w:val="22"/>
               </w:rPr>
             </w:pPr>
             <w:r>
               <w:rPr>
                 <w:rFonts w:ascii="Times New Roman" w:hAnsi="Times New Roman" w:cs="Times New Roman"/>
-              </w:rPr>
-              <w:t>5.20</w:t>
+                <w:sz w:val="22"/>
+                <w:szCs w:val="22"/>
+              </w:rPr>
+              <w:t>13.44</w:t>
             </w:r>
           </w:p>
         </w:tc>
@@ -8202,19 +9191,24 @@
           <w:tcPr>
             <w:tcW w:w="847" w:type="dxa"/>
             <w:shd w:val="clear" w:color="auto" w:fill="FFFFFF" w:themeFill="background1"/>
+            <w:vAlign w:val="center"/>
           </w:tcPr>
           <w:p>
             <w:pPr>
               <w:jc w:val="center"/>
               <w:rPr>
                 <w:rFonts w:ascii="Times New Roman" w:hAnsi="Times New Roman" w:cs="Times New Roman"/>
+                <w:sz w:val="22"/>
+                <w:szCs w:val="22"/>
               </w:rPr>
             </w:pPr>
             <w:r>
               <w:rPr>
                 <w:rFonts w:ascii="Times New Roman" w:hAnsi="Times New Roman" w:cs="Times New Roman"/>
-              </w:rPr>
-              <w:t>20.17</w:t>
+                <w:sz w:val="22"/>
+                <w:szCs w:val="22"/>
+              </w:rPr>
+              <w:t>8.19</w:t>
             </w:r>
           </w:p>
         </w:tc>
@@ -8222,19 +9216,24 @@
           <w:tcPr>
             <w:tcW w:w="975" w:type="dxa"/>
             <w:shd w:val="clear" w:color="auto" w:fill="FFFFFF" w:themeFill="background1"/>
+            <w:vAlign w:val="center"/>
           </w:tcPr>
           <w:p>
             <w:pPr>
               <w:jc w:val="center"/>
               <w:rPr>
                 <w:rFonts w:ascii="Times New Roman" w:hAnsi="Times New Roman" w:cs="Times New Roman"/>
+                <w:sz w:val="22"/>
+                <w:szCs w:val="22"/>
               </w:rPr>
             </w:pPr>
             <w:r>
               <w:rPr>
                 <w:rFonts w:ascii="Times New Roman" w:hAnsi="Times New Roman" w:cs="Times New Roman"/>
-              </w:rPr>
-              <w:t>820.33</w:t>
+                <w:sz w:val="22"/>
+                <w:szCs w:val="22"/>
+              </w:rPr>
+              <w:t>153.55</w:t>
             </w:r>
           </w:p>
         </w:tc>
@@ -8242,19 +9241,24 @@
           <w:tcPr>
             <w:tcW w:w="936" w:type="dxa"/>
             <w:shd w:val="clear" w:color="auto" w:fill="FFFFFF" w:themeFill="background1"/>
+            <w:vAlign w:val="center"/>
           </w:tcPr>
           <w:p>
             <w:pPr>
               <w:jc w:val="center"/>
               <w:rPr>
                 <w:rFonts w:ascii="Times New Roman" w:hAnsi="Times New Roman" w:cs="Times New Roman"/>
+                <w:sz w:val="22"/>
+                <w:szCs w:val="22"/>
               </w:rPr>
             </w:pPr>
             <w:r>
               <w:rPr>
                 <w:rFonts w:ascii="Times New Roman" w:hAnsi="Times New Roman" w:cs="Times New Roman"/>
-              </w:rPr>
-              <w:t>28.64</w:t>
+                <w:sz w:val="22"/>
+                <w:szCs w:val="22"/>
+              </w:rPr>
+              <w:t>12.39</w:t>
             </w:r>
           </w:p>
         </w:tc>
@@ -8262,25 +9266,24 @@
           <w:tcPr>
             <w:tcW w:w="876" w:type="dxa"/>
             <w:shd w:val="clear" w:color="auto" w:fill="FFFFFF" w:themeFill="background1"/>
+            <w:vAlign w:val="center"/>
           </w:tcPr>
           <w:p>
             <w:pPr>
               <w:jc w:val="center"/>
               <w:rPr>
                 <w:rFonts w:ascii="Times New Roman" w:hAnsi="Times New Roman" w:cs="Times New Roman"/>
+                <w:sz w:val="22"/>
+                <w:szCs w:val="22"/>
               </w:rPr>
             </w:pPr>
             <w:r>
               <w:rPr>
                 <w:rFonts w:ascii="Times New Roman" w:hAnsi="Times New Roman" w:cs="Times New Roman"/>
-              </w:rPr>
-              <w:t>0.</w:t>
-            </w:r>
-            <w:r>
-              <w:rPr>
-                <w:rFonts w:ascii="Times New Roman" w:hAnsi="Times New Roman" w:cs="Times New Roman"/>
-              </w:rPr>
-              <w:t>8034</w:t>
+                <w:sz w:val="22"/>
+                <w:szCs w:val="22"/>
+              </w:rPr>
+              <w:t>0.9636</w:t>
             </w:r>
           </w:p>
         </w:tc>
@@ -8290,17 +9293,22 @@
           <w:tcPr>
             <w:tcW w:w="1358" w:type="dxa"/>
             <w:shd w:val="clear" w:color="auto" w:fill="FFFFFF" w:themeFill="background1"/>
+            <w:vAlign w:val="center"/>
           </w:tcPr>
           <w:p>
             <w:pPr>
               <w:jc w:val="center"/>
               <w:rPr>
                 <w:rFonts w:ascii="Times New Roman" w:hAnsi="Times New Roman" w:cs="Times New Roman"/>
+                <w:sz w:val="22"/>
+                <w:szCs w:val="22"/>
               </w:rPr>
             </w:pPr>
             <w:r>
               <w:rPr>
                 <w:rFonts w:ascii="Times New Roman" w:hAnsi="Times New Roman" w:cs="Times New Roman"/>
+                <w:sz w:val="22"/>
+                <w:szCs w:val="22"/>
               </w:rPr>
               <w:t>BIGRU</w:t>
             </w:r>
@@ -8310,19 +9318,32 @@
           <w:tcPr>
             <w:tcW w:w="963" w:type="dxa"/>
             <w:shd w:val="clear" w:color="auto" w:fill="FFFFFF" w:themeFill="background1"/>
+            <w:vAlign w:val="center"/>
           </w:tcPr>
           <w:p>
             <w:pPr>
               <w:jc w:val="center"/>
               <w:rPr>
                 <w:rFonts w:ascii="Times New Roman" w:hAnsi="Times New Roman" w:cs="Times New Roman"/>
+                <w:sz w:val="22"/>
+                <w:szCs w:val="22"/>
               </w:rPr>
             </w:pPr>
             <w:r>
               <w:rPr>
                 <w:rFonts w:ascii="Times New Roman" w:hAnsi="Times New Roman" w:cs="Times New Roman"/>
-              </w:rPr>
-              <w:t>21</w:t>
+                <w:sz w:val="22"/>
+                <w:szCs w:val="22"/>
+              </w:rPr>
+              <w:t>2</w:t>
+            </w:r>
+            <w:r>
+              <w:rPr>
+                <w:rFonts w:ascii="Times New Roman" w:hAnsi="Times New Roman" w:cs="Times New Roman"/>
+                <w:sz w:val="22"/>
+                <w:szCs w:val="22"/>
+              </w:rPr>
+              <w:t>8</w:t>
             </w:r>
           </w:p>
         </w:tc>
@@ -8330,19 +9351,24 @@
           <w:tcPr>
             <w:tcW w:w="1166" w:type="dxa"/>
             <w:shd w:val="clear" w:color="auto" w:fill="FFFFFF" w:themeFill="background1"/>
+            <w:vAlign w:val="center"/>
           </w:tcPr>
           <w:p>
             <w:pPr>
               <w:jc w:val="center"/>
               <w:rPr>
                 <w:rFonts w:ascii="Times New Roman" w:hAnsi="Times New Roman" w:cs="Times New Roman"/>
+                <w:sz w:val="22"/>
+                <w:szCs w:val="22"/>
               </w:rPr>
             </w:pPr>
             <w:r>
               <w:rPr>
                 <w:rFonts w:ascii="Times New Roman" w:hAnsi="Times New Roman" w:cs="Times New Roman"/>
-              </w:rPr>
-              <w:t>100.48</w:t>
+                <w:sz w:val="22"/>
+                <w:szCs w:val="22"/>
+              </w:rPr>
+              <w:t>190.64</w:t>
             </w:r>
           </w:p>
         </w:tc>
@@ -8350,19 +9376,24 @@
           <w:tcPr>
             <w:tcW w:w="1895" w:type="dxa"/>
             <w:shd w:val="clear" w:color="auto" w:fill="FFFFFF" w:themeFill="background1"/>
+            <w:vAlign w:val="center"/>
           </w:tcPr>
           <w:p>
             <w:pPr>
               <w:jc w:val="center"/>
               <w:rPr>
                 <w:rFonts w:ascii="Times New Roman" w:hAnsi="Times New Roman" w:cs="Times New Roman"/>
+                <w:sz w:val="22"/>
+                <w:szCs w:val="22"/>
               </w:rPr>
             </w:pPr>
             <w:r>
               <w:rPr>
                 <w:rFonts w:ascii="Times New Roman" w:hAnsi="Times New Roman" w:cs="Times New Roman"/>
-              </w:rPr>
-              <w:t>4.78</w:t>
+                <w:sz w:val="22"/>
+                <w:szCs w:val="22"/>
+              </w:rPr>
+              <w:t>6.81</w:t>
             </w:r>
           </w:p>
         </w:tc>
@@ -8370,19 +9401,24 @@
           <w:tcPr>
             <w:tcW w:w="847" w:type="dxa"/>
             <w:shd w:val="clear" w:color="auto" w:fill="FFFFFF" w:themeFill="background1"/>
+            <w:vAlign w:val="center"/>
           </w:tcPr>
           <w:p>
             <w:pPr>
               <w:jc w:val="center"/>
               <w:rPr>
                 <w:rFonts w:ascii="Times New Roman" w:hAnsi="Times New Roman" w:cs="Times New Roman"/>
+                <w:sz w:val="22"/>
+                <w:szCs w:val="22"/>
               </w:rPr>
             </w:pPr>
             <w:r>
               <w:rPr>
                 <w:rFonts w:ascii="Times New Roman" w:hAnsi="Times New Roman" w:cs="Times New Roman"/>
-              </w:rPr>
-              <w:t>4.66</w:t>
+                <w:sz w:val="22"/>
+                <w:szCs w:val="22"/>
+              </w:rPr>
+              <w:t>4.53</w:t>
             </w:r>
           </w:p>
         </w:tc>
@@ -8390,19 +9426,24 @@
           <w:tcPr>
             <w:tcW w:w="975" w:type="dxa"/>
             <w:shd w:val="clear" w:color="auto" w:fill="FFFFFF" w:themeFill="background1"/>
+            <w:vAlign w:val="center"/>
           </w:tcPr>
           <w:p>
             <w:pPr>
               <w:jc w:val="center"/>
               <w:rPr>
                 <w:rFonts w:ascii="Times New Roman" w:hAnsi="Times New Roman" w:cs="Times New Roman"/>
+                <w:sz w:val="22"/>
+                <w:szCs w:val="22"/>
               </w:rPr>
             </w:pPr>
             <w:r>
               <w:rPr>
                 <w:rFonts w:ascii="Times New Roman" w:hAnsi="Times New Roman" w:cs="Times New Roman"/>
-              </w:rPr>
-              <w:t>49.67</w:t>
+                <w:sz w:val="22"/>
+                <w:szCs w:val="22"/>
+              </w:rPr>
+              <w:t>44.25</w:t>
             </w:r>
           </w:p>
         </w:tc>
@@ -8410,19 +9451,24 @@
           <w:tcPr>
             <w:tcW w:w="936" w:type="dxa"/>
             <w:shd w:val="clear" w:color="auto" w:fill="FFFFFF" w:themeFill="background1"/>
+            <w:vAlign w:val="center"/>
           </w:tcPr>
           <w:p>
             <w:pPr>
               <w:jc w:val="center"/>
               <w:rPr>
                 <w:rFonts w:ascii="Times New Roman" w:hAnsi="Times New Roman" w:cs="Times New Roman"/>
+                <w:sz w:val="22"/>
+                <w:szCs w:val="22"/>
               </w:rPr>
             </w:pPr>
             <w:r>
               <w:rPr>
                 <w:rFonts w:ascii="Times New Roman" w:hAnsi="Times New Roman" w:cs="Times New Roman"/>
-              </w:rPr>
-              <w:t>7.05</w:t>
+                <w:sz w:val="22"/>
+                <w:szCs w:val="22"/>
+              </w:rPr>
+              <w:t>6.65</w:t>
             </w:r>
           </w:p>
         </w:tc>
@@ -8430,19 +9476,24 @@
           <w:tcPr>
             <w:tcW w:w="876" w:type="dxa"/>
             <w:shd w:val="clear" w:color="auto" w:fill="FFFFFF" w:themeFill="background1"/>
+            <w:vAlign w:val="center"/>
           </w:tcPr>
           <w:p>
             <w:pPr>
               <w:jc w:val="center"/>
               <w:rPr>
                 <w:rFonts w:ascii="Times New Roman" w:hAnsi="Times New Roman" w:cs="Times New Roman"/>
+                <w:sz w:val="22"/>
+                <w:szCs w:val="22"/>
               </w:rPr>
             </w:pPr>
             <w:r>
               <w:rPr>
                 <w:rFonts w:ascii="Times New Roman" w:hAnsi="Times New Roman" w:cs="Times New Roman"/>
-              </w:rPr>
-              <w:t>0.9881</w:t>
+                <w:sz w:val="22"/>
+                <w:szCs w:val="22"/>
+              </w:rPr>
+              <w:t>0.9895</w:t>
             </w:r>
           </w:p>
         </w:tc>
@@ -8452,17 +9503,22 @@
           <w:tcPr>
             <w:tcW w:w="1358" w:type="dxa"/>
             <w:shd w:val="clear" w:color="auto" w:fill="FFFFFF" w:themeFill="background1"/>
+            <w:vAlign w:val="center"/>
           </w:tcPr>
           <w:p>
             <w:pPr>
               <w:jc w:val="center"/>
               <w:rPr>
                 <w:rFonts w:ascii="Times New Roman" w:hAnsi="Times New Roman" w:cs="Times New Roman"/>
+                <w:sz w:val="22"/>
+                <w:szCs w:val="22"/>
               </w:rPr>
             </w:pPr>
             <w:r>
               <w:rPr>
                 <w:rFonts w:ascii="Times New Roman" w:hAnsi="Times New Roman" w:cs="Times New Roman"/>
+                <w:sz w:val="22"/>
+                <w:szCs w:val="22"/>
               </w:rPr>
               <w:t>CNN-GRU</w:t>
             </w:r>
@@ -8472,19 +9528,24 @@
           <w:tcPr>
             <w:tcW w:w="963" w:type="dxa"/>
             <w:shd w:val="clear" w:color="auto" w:fill="FFFFFF" w:themeFill="background1"/>
+            <w:vAlign w:val="center"/>
           </w:tcPr>
           <w:p>
             <w:pPr>
               <w:jc w:val="center"/>
               <w:rPr>
                 <w:rFonts w:ascii="Times New Roman" w:hAnsi="Times New Roman" w:cs="Times New Roman"/>
+                <w:sz w:val="22"/>
+                <w:szCs w:val="22"/>
               </w:rPr>
             </w:pPr>
             <w:r>
               <w:rPr>
                 <w:rFonts w:ascii="Times New Roman" w:hAnsi="Times New Roman" w:cs="Times New Roman"/>
-              </w:rPr>
-              <w:t>12</w:t>
+                <w:sz w:val="22"/>
+                <w:szCs w:val="22"/>
+              </w:rPr>
+              <w:t>40</w:t>
             </w:r>
           </w:p>
         </w:tc>
@@ -8492,19 +9553,24 @@
           <w:tcPr>
             <w:tcW w:w="1166" w:type="dxa"/>
             <w:shd w:val="clear" w:color="auto" w:fill="FFFFFF" w:themeFill="background1"/>
+            <w:vAlign w:val="center"/>
           </w:tcPr>
           <w:p>
             <w:pPr>
               <w:jc w:val="center"/>
               <w:rPr>
                 <w:rFonts w:ascii="Times New Roman" w:hAnsi="Times New Roman" w:cs="Times New Roman"/>
+                <w:sz w:val="22"/>
+                <w:szCs w:val="22"/>
               </w:rPr>
             </w:pPr>
             <w:r>
               <w:rPr>
                 <w:rFonts w:ascii="Times New Roman" w:hAnsi="Times New Roman" w:cs="Times New Roman"/>
-              </w:rPr>
-              <w:t>56.05</w:t>
+                <w:sz w:val="22"/>
+                <w:szCs w:val="22"/>
+              </w:rPr>
+              <w:t>181.20</w:t>
             </w:r>
           </w:p>
         </w:tc>
@@ -8512,19 +9578,24 @@
           <w:tcPr>
             <w:tcW w:w="1895" w:type="dxa"/>
             <w:shd w:val="clear" w:color="auto" w:fill="FFFFFF" w:themeFill="background1"/>
+            <w:vAlign w:val="center"/>
           </w:tcPr>
           <w:p>
             <w:pPr>
               <w:jc w:val="center"/>
               <w:rPr>
                 <w:rFonts w:ascii="Times New Roman" w:hAnsi="Times New Roman" w:cs="Times New Roman"/>
+                <w:sz w:val="22"/>
+                <w:szCs w:val="22"/>
               </w:rPr>
             </w:pPr>
             <w:r>
               <w:rPr>
                 <w:rFonts w:ascii="Times New Roman" w:hAnsi="Times New Roman" w:cs="Times New Roman"/>
-              </w:rPr>
-              <w:t>4.67</w:t>
+                <w:sz w:val="22"/>
+                <w:szCs w:val="22"/>
+              </w:rPr>
+              <w:t>4.53</w:t>
             </w:r>
           </w:p>
         </w:tc>
@@ -8532,19 +9603,24 @@
           <w:tcPr>
             <w:tcW w:w="847" w:type="dxa"/>
             <w:shd w:val="clear" w:color="auto" w:fill="FFFFFF" w:themeFill="background1"/>
+            <w:vAlign w:val="center"/>
           </w:tcPr>
           <w:p>
             <w:pPr>
               <w:jc w:val="center"/>
               <w:rPr>
                 <w:rFonts w:ascii="Times New Roman" w:hAnsi="Times New Roman" w:cs="Times New Roman"/>
+                <w:sz w:val="22"/>
+                <w:szCs w:val="22"/>
               </w:rPr>
             </w:pPr>
             <w:r>
               <w:rPr>
                 <w:rFonts w:ascii="Times New Roman" w:hAnsi="Times New Roman" w:cs="Times New Roman"/>
-              </w:rPr>
-              <w:t>2.87</w:t>
+                <w:sz w:val="22"/>
+                <w:szCs w:val="22"/>
+              </w:rPr>
+              <w:t>3.91</w:t>
             </w:r>
           </w:p>
         </w:tc>
@@ -8552,19 +9628,24 @@
           <w:tcPr>
             <w:tcW w:w="975" w:type="dxa"/>
             <w:shd w:val="clear" w:color="auto" w:fill="FFFFFF" w:themeFill="background1"/>
+            <w:vAlign w:val="center"/>
           </w:tcPr>
           <w:p>
             <w:pPr>
               <w:jc w:val="center"/>
               <w:rPr>
                 <w:rFonts w:ascii="Times New Roman" w:hAnsi="Times New Roman" w:cs="Times New Roman"/>
+                <w:sz w:val="22"/>
+                <w:szCs w:val="22"/>
               </w:rPr>
             </w:pPr>
             <w:r>
               <w:rPr>
                 <w:rFonts w:ascii="Times New Roman" w:hAnsi="Times New Roman" w:cs="Times New Roman"/>
-              </w:rPr>
-              <w:t>24.20</w:t>
+                <w:sz w:val="22"/>
+                <w:szCs w:val="22"/>
+              </w:rPr>
+              <w:t>33.08</w:t>
             </w:r>
           </w:p>
         </w:tc>
@@ -8572,19 +9653,24 @@
           <w:tcPr>
             <w:tcW w:w="936" w:type="dxa"/>
             <w:shd w:val="clear" w:color="auto" w:fill="FFFFFF" w:themeFill="background1"/>
+            <w:vAlign w:val="center"/>
           </w:tcPr>
           <w:p>
             <w:pPr>
               <w:jc w:val="center"/>
               <w:rPr>
                 <w:rFonts w:ascii="Times New Roman" w:hAnsi="Times New Roman" w:cs="Times New Roman"/>
+                <w:sz w:val="22"/>
+                <w:szCs w:val="22"/>
               </w:rPr>
             </w:pPr>
             <w:r>
               <w:rPr>
                 <w:rFonts w:ascii="Times New Roman" w:hAnsi="Times New Roman" w:cs="Times New Roman"/>
-              </w:rPr>
-              <w:t>4.92</w:t>
+                <w:sz w:val="22"/>
+                <w:szCs w:val="22"/>
+              </w:rPr>
+              <w:t>5.75</w:t>
             </w:r>
           </w:p>
         </w:tc>
@@ -8592,19 +9678,24 @@
           <w:tcPr>
             <w:tcW w:w="876" w:type="dxa"/>
             <w:shd w:val="clear" w:color="auto" w:fill="FFFFFF" w:themeFill="background1"/>
+            <w:vAlign w:val="center"/>
           </w:tcPr>
           <w:p>
             <w:pPr>
               <w:jc w:val="center"/>
               <w:rPr>
                 <w:rFonts w:ascii="Times New Roman" w:hAnsi="Times New Roman" w:cs="Times New Roman"/>
+                <w:sz w:val="22"/>
+                <w:szCs w:val="22"/>
               </w:rPr>
             </w:pPr>
             <w:r>
               <w:rPr>
                 <w:rFonts w:ascii="Times New Roman" w:hAnsi="Times New Roman" w:cs="Times New Roman"/>
-              </w:rPr>
-              <w:t>0.9942</w:t>
+                <w:sz w:val="22"/>
+                <w:szCs w:val="22"/>
+              </w:rPr>
+              <w:t>0.9921</w:t>
             </w:r>
           </w:p>
         </w:tc>
@@ -8628,6 +9719,7 @@
           <w:numId w:val="43"/>
         </w:numPr>
         <w:spacing w:line="276" w:lineRule="auto"/>
+        <w:ind w:left="360"/>
         <w:jc w:val="both"/>
         <w:rPr>
           <w:rFonts w:ascii="Times New Roman" w:hAnsi="Times New Roman" w:cs="Times New Roman"/>
@@ -8645,7 +9737,7 @@
     <w:p>
       <w:pPr>
         <w:spacing w:line="276" w:lineRule="auto"/>
-        <w:ind w:left="720" w:firstLine="720"/>
+        <w:ind w:firstLine="360"/>
         <w:jc w:val="both"/>
         <w:rPr>
           <w:rFonts w:ascii="Times New Roman" w:hAnsi="Times New Roman" w:cs="Times New Roman"/>
@@ -8655,25 +9747,100 @@
         <w:rPr>
           <w:rFonts w:ascii="Times New Roman" w:hAnsi="Times New Roman" w:cs="Times New Roman"/>
         </w:rPr>
-        <w:t xml:space="preserve">Across both datasets, the LSTM served as an underperforming baseline. When scaled to the 30-year dataset, its complex three-gate architecture was completely overwhelmed by the continuous multi-decade financial data, resulting in a massive absolute </w:t>
-      </w:r>
-      <w:r>
-        <w:rPr>
-          <w:rFonts w:ascii="Times New Roman" w:hAnsi="Times New Roman" w:cs="Times New Roman"/>
-        </w:rPr>
-        <w:t xml:space="preserve">RMSE of </w:t>
-      </w:r>
-      <w:r>
-        <w:rPr>
-          <w:rFonts w:ascii="Times New Roman" w:hAnsi="Times New Roman" w:cs="Times New Roman"/>
-        </w:rPr>
-        <w:t>28.64. This confirms it is structurally heavier and less efficient than GRU-based mechanisms</w:t>
-      </w:r>
-      <w:r>
-        <w:rPr>
-          <w:rFonts w:ascii="Times New Roman" w:hAnsi="Times New Roman" w:cs="Times New Roman"/>
-        </w:rPr>
-        <w:t xml:space="preserve"> across both 5-year and 30-year dataset.</w:t>
+        <w:lastRenderedPageBreak/>
+        <w:t>Across both datasets, the LSTM served as an underperforming baseline. When scaled to the 30-year dataset, its complex three-gate architecture was completely overwhelmed by the continuous multi-decade financial data</w:t>
+      </w:r>
+      <w:r>
+        <w:rPr>
+          <w:rFonts w:ascii="Times New Roman" w:hAnsi="Times New Roman" w:cs="Times New Roman"/>
+        </w:rPr>
+        <w:t>. I</w:t>
+      </w:r>
+      <w:r>
+        <w:rPr>
+          <w:rFonts w:ascii="Times New Roman" w:hAnsi="Times New Roman" w:cs="Times New Roman"/>
+        </w:rPr>
+        <w:t xml:space="preserve">t yielded the lowest R² of </w:t>
+      </w:r>
+      <w:r>
+        <w:rPr>
+          <w:rFonts w:ascii="Times New Roman" w:hAnsi="Times New Roman" w:cs="Times New Roman"/>
+          <w:b/>
+          <w:bCs/>
+        </w:rPr>
+        <w:t>0.9636</w:t>
+      </w:r>
+      <w:r>
+        <w:rPr>
+          <w:rFonts w:ascii="Times New Roman" w:hAnsi="Times New Roman" w:cs="Times New Roman"/>
+        </w:rPr>
+        <w:t xml:space="preserve"> and the highest error margin </w:t>
+      </w:r>
+      <w:r>
+        <w:rPr>
+          <w:rFonts w:ascii="Times New Roman" w:hAnsi="Times New Roman" w:cs="Times New Roman"/>
+        </w:rPr>
+        <w:t>o</w:t>
+      </w:r>
+      <w:r>
+        <w:rPr>
+          <w:rFonts w:ascii="Times New Roman" w:hAnsi="Times New Roman" w:cs="Times New Roman"/>
+        </w:rPr>
+        <w:t xml:space="preserve">f </w:t>
+      </w:r>
+      <w:r>
+        <w:rPr>
+          <w:rFonts w:ascii="Times New Roman" w:hAnsi="Times New Roman" w:cs="Times New Roman"/>
+          <w:b/>
+          <w:bCs/>
+        </w:rPr>
+        <w:t>12.39</w:t>
+      </w:r>
+      <w:r>
+        <w:rPr>
+          <w:rFonts w:ascii="Times New Roman" w:hAnsi="Times New Roman" w:cs="Times New Roman"/>
+        </w:rPr>
+        <w:t xml:space="preserve">. </w:t>
+      </w:r>
+      <w:r>
+        <w:rPr>
+          <w:rFonts w:ascii="Times New Roman" w:hAnsi="Times New Roman" w:cs="Times New Roman"/>
+        </w:rPr>
+        <w:t xml:space="preserve">Furthermore, it suffered from severe parameter bloat, requiring an agonizing </w:t>
+      </w:r>
+      <w:r>
+        <w:rPr>
+          <w:rFonts w:ascii="Times New Roman" w:hAnsi="Times New Roman" w:cs="Times New Roman"/>
+          <w:b/>
+          <w:bCs/>
+        </w:rPr>
+        <w:t>255.33 s</w:t>
+      </w:r>
+      <w:r>
+        <w:rPr>
+          <w:rFonts w:ascii="Times New Roman" w:hAnsi="Times New Roman" w:cs="Times New Roman"/>
+        </w:rPr>
+        <w:t xml:space="preserve"> </w:t>
+      </w:r>
+      <w:r>
+        <w:rPr>
+          <w:rFonts w:ascii="Times New Roman" w:hAnsi="Times New Roman" w:cs="Times New Roman"/>
+        </w:rPr>
+        <w:t xml:space="preserve">to train, averaging a highly inefficient </w:t>
+      </w:r>
+      <w:r>
+        <w:rPr>
+          <w:rFonts w:ascii="Times New Roman" w:hAnsi="Times New Roman" w:cs="Times New Roman"/>
+          <w:b/>
+          <w:bCs/>
+        </w:rPr>
+        <w:t>13.44 s/epoch</w:t>
+      </w:r>
+      <w:r>
+        <w:rPr>
+          <w:rFonts w:ascii="Times New Roman" w:hAnsi="Times New Roman" w:cs="Times New Roman"/>
+        </w:rPr>
+        <w:t>. This definitively confirms that the standard LSTM is structurally heavier and less efficient than GRU-based mechanisms for multi-decade time-series forecasting.</w:t>
       </w:r>
     </w:p>
     <w:p>
@@ -8684,6 +9851,7 @@
           <w:numId w:val="43"/>
         </w:numPr>
         <w:spacing w:line="276" w:lineRule="auto"/>
+        <w:ind w:left="360"/>
         <w:jc w:val="both"/>
         <w:rPr>
           <w:rFonts w:ascii="Times New Roman" w:hAnsi="Times New Roman" w:cs="Times New Roman"/>
@@ -8724,7 +9892,7 @@
     <w:p>
       <w:pPr>
         <w:spacing w:line="276" w:lineRule="auto"/>
-        <w:ind w:left="720" w:firstLine="720"/>
+        <w:ind w:firstLine="360"/>
         <w:jc w:val="both"/>
         <w:rPr>
           <w:rFonts w:ascii="Times New Roman" w:eastAsia="Times New Roman" w:hAnsi="Times New Roman" w:cs="Times New Roman"/>
@@ -8760,7 +9928,7 @@
           <w:lang w:eastAsia="en-GB"/>
           <w14:ligatures w14:val="none"/>
         </w:rPr>
-        <w:t xml:space="preserve"> was the </w:t>
+        <w:t xml:space="preserve"> maximized short-term context effectively</w:t>
       </w:r>
       <w:r>
         <w:rPr>
@@ -8769,7 +9937,7 @@
           <w:lang w:eastAsia="en-GB"/>
           <w14:ligatures w14:val="none"/>
         </w:rPr>
-        <w:t xml:space="preserve">best alternative model with, </w:t>
+        <w:t xml:space="preserve">. </w:t>
       </w:r>
       <w:r>
         <w:rPr>
@@ -8778,9 +9946,19 @@
           <w:lang w:eastAsia="en-GB"/>
           <w14:ligatures w14:val="none"/>
         </w:rPr>
-        <w:t xml:space="preserve">R² of 0.92. However, when scaled to the 30-year dataset, the </w:t>
-      </w:r>
-      <w:proofErr w:type="spellStart"/>
+        <w:t xml:space="preserve">When scaled to the 30-year dataset, it successfully maintained high contextual accuracy, achieving an excellent R² of </w:t>
+      </w:r>
+      <w:r>
+        <w:rPr>
+          <w:rFonts w:ascii="Times New Roman" w:eastAsia="Times New Roman" w:hAnsi="Times New Roman" w:cs="Times New Roman"/>
+          <w:b/>
+          <w:bCs/>
+          <w:kern w:val="0"/>
+          <w:lang w:eastAsia="en-GB"/>
+          <w14:ligatures w14:val="none"/>
+        </w:rPr>
+        <w:t>0.9895</w:t>
+      </w:r>
       <w:r>
         <w:rPr>
           <w:rFonts w:ascii="Times New Roman" w:eastAsia="Times New Roman" w:hAnsi="Times New Roman" w:cs="Times New Roman"/>
@@ -8788,9 +9966,8 @@
           <w:lang w:eastAsia="en-GB"/>
           <w14:ligatures w14:val="none"/>
         </w:rPr>
-        <w:t>BiGRU</w:t>
-      </w:r>
-      <w:proofErr w:type="spellEnd"/>
+        <w:t xml:space="preserve"> and edging out the standard GRU </w:t>
+      </w:r>
       <w:r>
         <w:rPr>
           <w:rFonts w:ascii="Times New Roman" w:eastAsia="Times New Roman" w:hAnsi="Times New Roman" w:cs="Times New Roman"/>
@@ -8798,7 +9975,7 @@
           <w:lang w:eastAsia="en-GB"/>
           <w14:ligatures w14:val="none"/>
         </w:rPr>
-        <w:t xml:space="preserve"> suffered a stale data</w:t>
+        <w:t xml:space="preserve">of </w:t>
       </w:r>
       <w:r>
         <w:rPr>
@@ -8807,7 +9984,7 @@
           <w:lang w:eastAsia="en-GB"/>
           <w14:ligatures w14:val="none"/>
         </w:rPr>
-        <w:t xml:space="preserve"> </w:t>
+        <w:t xml:space="preserve">R² </w:t>
       </w:r>
       <w:r>
         <w:rPr>
@@ -8816,7 +9993,18 @@
           <w:lang w:eastAsia="en-GB"/>
           <w14:ligatures w14:val="none"/>
         </w:rPr>
-        <w:t>penalty. Forcing the network to read 30 years of sequences backward assigned heavy mathematical weight to obsolete market mechanics</w:t>
+        <w:t xml:space="preserve">of </w:t>
+      </w:r>
+      <w:r>
+        <w:rPr>
+          <w:rFonts w:ascii="Times New Roman" w:eastAsia="Times New Roman" w:hAnsi="Times New Roman" w:cs="Times New Roman"/>
+          <w:b/>
+          <w:bCs/>
+          <w:kern w:val="0"/>
+          <w:lang w:eastAsia="en-GB"/>
+          <w14:ligatures w14:val="none"/>
+        </w:rPr>
+        <w:t>0.9886</w:t>
       </w:r>
       <w:r>
         <w:rPr>
@@ -8825,7 +10013,29 @@
           <w:lang w:eastAsia="en-GB"/>
           <w14:ligatures w14:val="none"/>
         </w:rPr>
-        <w:t xml:space="preserve">. </w:t>
+        <w:t xml:space="preserve">. However, reading three decades of daily sequences in both forward and reverse chronological order incurs a massive mathematical penalty. The model required </w:t>
+      </w:r>
+      <w:r>
+        <w:rPr>
+          <w:rFonts w:ascii="Times New Roman" w:eastAsia="Times New Roman" w:hAnsi="Times New Roman" w:cs="Times New Roman"/>
+          <w:b/>
+          <w:bCs/>
+          <w:kern w:val="0"/>
+          <w:lang w:eastAsia="en-GB"/>
+          <w14:ligatures w14:val="none"/>
+        </w:rPr>
+        <w:t xml:space="preserve">190.64 </w:t>
+      </w:r>
+      <w:r>
+        <w:rPr>
+          <w:rFonts w:ascii="Times New Roman" w:eastAsia="Times New Roman" w:hAnsi="Times New Roman" w:cs="Times New Roman"/>
+          <w:b/>
+          <w:bCs/>
+          <w:kern w:val="0"/>
+          <w:lang w:eastAsia="en-GB"/>
+          <w14:ligatures w14:val="none"/>
+        </w:rPr>
+        <w:t>s</w:t>
       </w:r>
       <w:r>
         <w:rPr>
@@ -8834,9 +10044,8 @@
           <w:lang w:eastAsia="en-GB"/>
           <w14:ligatures w14:val="none"/>
         </w:rPr>
-        <w:t xml:space="preserve">Because these older regimes do not reflect modern trading, the </w:t>
-      </w:r>
-      <w:proofErr w:type="spellStart"/>
+        <w:t xml:space="preserve"> </w:t>
+      </w:r>
       <w:r>
         <w:rPr>
           <w:rFonts w:ascii="Times New Roman" w:eastAsia="Times New Roman" w:hAnsi="Times New Roman" w:cs="Times New Roman"/>
@@ -8844,9 +10053,8 @@
           <w:lang w:eastAsia="en-GB"/>
           <w14:ligatures w14:val="none"/>
         </w:rPr>
-        <w:t>BiGRU's</w:t>
-      </w:r>
-      <w:proofErr w:type="spellEnd"/>
+        <w:t>to complete its training, making it highly resource-intensive and proving that pure contextual processing scales poorly when handling decades of market history</w:t>
+      </w:r>
       <w:r>
         <w:rPr>
           <w:rFonts w:ascii="Times New Roman" w:eastAsia="Times New Roman" w:hAnsi="Times New Roman" w:cs="Times New Roman"/>
@@ -8854,7 +10062,7 @@
           <w:lang w:eastAsia="en-GB"/>
           <w14:ligatures w14:val="none"/>
         </w:rPr>
-        <w:t xml:space="preserve"> accuracy actually fell behind the standard GRU on the long-term timeline.</w:t>
+        <w:t>.</w:t>
       </w:r>
     </w:p>
     <w:p>
@@ -8865,6 +10073,7 @@
           <w:numId w:val="43"/>
         </w:numPr>
         <w:spacing w:line="276" w:lineRule="auto"/>
+        <w:ind w:left="360"/>
         <w:jc w:val="both"/>
         <w:rPr>
           <w:rFonts w:ascii="Times New Roman" w:hAnsi="Times New Roman" w:cs="Times New Roman"/>
@@ -8896,7 +10105,7 @@
     <w:p>
       <w:pPr>
         <w:spacing w:line="276" w:lineRule="auto"/>
-        <w:ind w:left="720" w:firstLine="720"/>
+        <w:ind w:firstLine="360"/>
         <w:jc w:val="both"/>
         <w:rPr>
           <w:rFonts w:ascii="Times New Roman" w:hAnsi="Times New Roman" w:cs="Times New Roman"/>
@@ -8906,32 +10115,7 @@
         <w:rPr>
           <w:rFonts w:ascii="Times New Roman" w:hAnsi="Times New Roman" w:cs="Times New Roman"/>
         </w:rPr>
-        <w:lastRenderedPageBreak/>
-        <w:t xml:space="preserve">While the CNN-GRU was a strong performer on the 5-year data </w:t>
-      </w:r>
-      <w:r>
-        <w:rPr>
-          <w:rFonts w:ascii="Times New Roman" w:hAnsi="Times New Roman" w:cs="Times New Roman"/>
-        </w:rPr>
-        <w:t xml:space="preserve">with </w:t>
-      </w:r>
-      <w:r>
-        <w:rPr>
-          <w:rFonts w:ascii="Times New Roman" w:hAnsi="Times New Roman" w:cs="Times New Roman"/>
-        </w:rPr>
-        <w:t>R² of 0.9</w:t>
-      </w:r>
-      <w:r>
-        <w:rPr>
-          <w:rFonts w:ascii="Times New Roman" w:hAnsi="Times New Roman" w:cs="Times New Roman"/>
-        </w:rPr>
-        <w:t>0</w:t>
-      </w:r>
-      <w:r>
-        <w:rPr>
-          <w:rFonts w:ascii="Times New Roman" w:hAnsi="Times New Roman" w:cs="Times New Roman"/>
-        </w:rPr>
-        <w:t>, it became the absolute optimal model when exposed to 30 years of data. A 30-year financial history contains decades of erratic market noise. The CNN-GRU's 1D Convolutional layer acted as a spatial filter, mathematically compressing decades of daily micro-fluctuations into clean, dominant macro-trends before the recurrent processing occurred. Consequently, the CNN-GRU achieved near-perfect</w:t>
+        <w:t>The CNN-GRU proved to be the absolute optimal architecture when exposed to 30 years of data. A multi-decade financial history contains immense amounts of erratic market noise. The CNN-GRU’s 1D Convolutional layer acts as a spatial filter, mathematically compressing decades of daily micro-fluctuations into clean, dominant macro-trends before the recurrent processing even occurs. Consequently, the CNN-GRU achieved the highest</w:t>
       </w:r>
       <w:r>
         <w:rPr>
@@ -8943,90 +10127,370 @@
         <w:rPr>
           <w:rFonts w:ascii="Times New Roman" w:hAnsi="Times New Roman" w:cs="Times New Roman"/>
         </w:rPr>
-        <w:t xml:space="preserve">R² of 0.9942 while maintaining the fastest overall training time </w:t>
-      </w:r>
-      <w:r>
-        <w:rPr>
-          <w:rFonts w:ascii="Times New Roman" w:hAnsi="Times New Roman" w:cs="Times New Roman"/>
-        </w:rPr>
-        <w:t xml:space="preserve">of </w:t>
-      </w:r>
-      <w:r>
-        <w:rPr>
-          <w:rFonts w:ascii="Times New Roman" w:hAnsi="Times New Roman" w:cs="Times New Roman"/>
-        </w:rPr>
-        <w:t>56.05 seconds.</w:t>
+        <w:t xml:space="preserve">R² of </w:t>
+      </w:r>
+      <w:r>
+        <w:rPr>
+          <w:rFonts w:ascii="Times New Roman" w:hAnsi="Times New Roman" w:cs="Times New Roman"/>
+          <w:b/>
+          <w:bCs/>
+        </w:rPr>
+        <w:t>0.9921</w:t>
+      </w:r>
+      <w:r>
+        <w:rPr>
+          <w:rFonts w:ascii="Times New Roman" w:hAnsi="Times New Roman" w:cs="Times New Roman"/>
+        </w:rPr>
+        <w:t xml:space="preserve"> and the lowest RMSE of </w:t>
+      </w:r>
+      <w:r>
+        <w:rPr>
+          <w:rFonts w:ascii="Times New Roman" w:hAnsi="Times New Roman" w:cs="Times New Roman"/>
+          <w:b/>
+          <w:bCs/>
+        </w:rPr>
+        <w:t>5.75</w:t>
+      </w:r>
+      <w:r>
+        <w:rPr>
+          <w:rFonts w:ascii="Times New Roman" w:hAnsi="Times New Roman" w:cs="Times New Roman"/>
+        </w:rPr>
+        <w:t>. Because the recurrent gates are fed cleanly filtered data, the architecture is vastly lighter mathematically</w:t>
+      </w:r>
+      <w:r>
+        <w:rPr>
+          <w:rFonts w:ascii="Times New Roman" w:hAnsi="Times New Roman" w:cs="Times New Roman"/>
+        </w:rPr>
+        <w:t xml:space="preserve">, </w:t>
+      </w:r>
+      <w:r>
+        <w:rPr>
+          <w:rFonts w:ascii="Times New Roman" w:hAnsi="Times New Roman" w:cs="Times New Roman"/>
+        </w:rPr>
+        <w:t>it maintained the fastest computational speed per epoch (</w:t>
+      </w:r>
+      <w:r>
+        <w:rPr>
+          <w:rFonts w:ascii="Times New Roman" w:hAnsi="Times New Roman" w:cs="Times New Roman"/>
+          <w:b/>
+          <w:bCs/>
+        </w:rPr>
+        <w:t xml:space="preserve">4.53 </w:t>
+      </w:r>
+      <w:r>
+        <w:rPr>
+          <w:rFonts w:ascii="Times New Roman" w:hAnsi="Times New Roman" w:cs="Times New Roman"/>
+          <w:b/>
+          <w:bCs/>
+        </w:rPr>
+        <w:t>s</w:t>
+      </w:r>
+      <w:r>
+        <w:rPr>
+          <w:rFonts w:ascii="Times New Roman" w:hAnsi="Times New Roman" w:cs="Times New Roman"/>
+          <w:b/>
+          <w:bCs/>
+        </w:rPr>
+        <w:t>/epoch</w:t>
+      </w:r>
+      <w:r>
+        <w:rPr>
+          <w:rFonts w:ascii="Times New Roman" w:hAnsi="Times New Roman" w:cs="Times New Roman"/>
+        </w:rPr>
+        <w:t>) despite running for a full 40 epochs.</w:t>
       </w:r>
     </w:p>
     <w:p>
       <w:pPr>
-        <w:spacing w:after="0" w:line="276" w:lineRule="auto"/>
+        <w:spacing w:line="276" w:lineRule="auto"/>
         <w:jc w:val="both"/>
         <w:rPr>
-          <w:rFonts w:ascii="Times New Roman" w:eastAsia="Times New Roman" w:hAnsi="Times New Roman" w:cs="Times New Roman"/>
-          <w:kern w:val="0"/>
-          <w:lang w:eastAsia="en-GB"/>
-          <w14:ligatures w14:val="none"/>
-        </w:rPr>
-      </w:pPr>
+          <w:rFonts w:ascii="Times New Roman" w:hAnsi="Times New Roman" w:cs="Times New Roman"/>
+          <w:u w:val="single"/>
+        </w:rPr>
+      </w:pPr>
+      <w:r>
+        <w:rPr>
+          <w:rFonts w:ascii="Times New Roman" w:hAnsi="Times New Roman" w:cs="Times New Roman"/>
+          <w:u w:val="single"/>
+        </w:rPr>
+        <w:t>Summary</w:t>
+      </w:r>
     </w:p>
     <w:p>
       <w:pPr>
-        <w:spacing w:after="0" w:line="276" w:lineRule="auto"/>
+        <w:spacing w:line="276" w:lineRule="auto"/>
+        <w:ind w:firstLine="360"/>
         <w:jc w:val="both"/>
         <w:rPr>
-          <w:rFonts w:ascii="Times New Roman" w:eastAsia="Times New Roman" w:hAnsi="Times New Roman" w:cs="Times New Roman"/>
-          <w:kern w:val="0"/>
-          <w:lang w:eastAsia="en-GB"/>
-          <w14:ligatures w14:val="none"/>
-        </w:rPr>
-      </w:pPr>
-      <w:r>
-        <w:rPr>
-          <w:rFonts w:ascii="Times New Roman" w:eastAsia="Times New Roman" w:hAnsi="Times New Roman" w:cs="Times New Roman"/>
-          <w:kern w:val="0"/>
-          <w:lang w:eastAsia="en-GB"/>
-          <w14:ligatures w14:val="none"/>
-        </w:rPr>
-        <w:t>When dealing with constrained, short-term datasets, heavy contextual optimization (</w:t>
+          <w:rFonts w:ascii="Times New Roman" w:hAnsi="Times New Roman" w:cs="Times New Roman"/>
+        </w:rPr>
+      </w:pPr>
+      <w:r>
+        <w:rPr>
+          <w:rFonts w:ascii="Times New Roman" w:hAnsi="Times New Roman" w:cs="Times New Roman"/>
+        </w:rPr>
+        <w:t xml:space="preserve">The </w:t>
+      </w:r>
+      <w:r>
+        <w:rPr>
+          <w:rFonts w:ascii="Times New Roman" w:hAnsi="Times New Roman" w:cs="Times New Roman"/>
+          <w:b/>
+          <w:bCs/>
+        </w:rPr>
+        <w:t>CNN-GRU</w:t>
+      </w:r>
+      <w:r>
+        <w:rPr>
+          <w:rFonts w:ascii="Times New Roman" w:hAnsi="Times New Roman" w:cs="Times New Roman"/>
+        </w:rPr>
+        <w:t xml:space="preserve"> separated itself as the undisputed champion by utilizing a spatial filter to mathematically compress decades of daily micro-fluctuations before recurrent processing, it achieved near-perfect accuracy</w:t>
+      </w:r>
+      <w:r>
+        <w:rPr>
+          <w:rFonts w:ascii="Times New Roman" w:hAnsi="Times New Roman" w:cs="Times New Roman"/>
+        </w:rPr>
+        <w:t xml:space="preserve">, </w:t>
+      </w:r>
+      <w:r>
+        <w:rPr>
+          <w:rFonts w:ascii="Times New Roman" w:hAnsi="Times New Roman" w:cs="Times New Roman"/>
+        </w:rPr>
+        <w:t xml:space="preserve">R² of </w:t>
+      </w:r>
+      <w:r>
+        <w:rPr>
+          <w:rFonts w:ascii="Times New Roman" w:hAnsi="Times New Roman" w:cs="Times New Roman"/>
+          <w:b/>
+          <w:bCs/>
+        </w:rPr>
+        <w:t>0.9921</w:t>
+      </w:r>
+      <w:r>
+        <w:rPr>
+          <w:rFonts w:ascii="Times New Roman" w:hAnsi="Times New Roman" w:cs="Times New Roman"/>
+        </w:rPr>
+        <w:t xml:space="preserve"> and the lowest error margin. The standard </w:t>
+      </w:r>
+      <w:r>
+        <w:rPr>
+          <w:rFonts w:ascii="Times New Roman" w:hAnsi="Times New Roman" w:cs="Times New Roman"/>
+          <w:b/>
+          <w:bCs/>
+        </w:rPr>
+        <w:t>GRU</w:t>
+      </w:r>
+      <w:r>
+        <w:rPr>
+          <w:rFonts w:ascii="Times New Roman" w:hAnsi="Times New Roman" w:cs="Times New Roman"/>
+        </w:rPr>
+        <w:t xml:space="preserve"> also scaled exceptionally well, leveraging the massive data volume to reach a highly robust R² of </w:t>
+      </w:r>
+      <w:r>
+        <w:rPr>
+          <w:rFonts w:ascii="Times New Roman" w:hAnsi="Times New Roman" w:cs="Times New Roman"/>
+          <w:b/>
+          <w:bCs/>
+        </w:rPr>
+        <w:t>0.9886</w:t>
+      </w:r>
+      <w:r>
+        <w:rPr>
+          <w:rFonts w:ascii="Times New Roman" w:hAnsi="Times New Roman" w:cs="Times New Roman"/>
+        </w:rPr>
+        <w:t xml:space="preserve"> while converging the fastest. Conversely, the </w:t>
       </w:r>
       <w:proofErr w:type="spellStart"/>
       <w:r>
         <w:rPr>
-          <w:rFonts w:ascii="Times New Roman" w:eastAsia="Times New Roman" w:hAnsi="Times New Roman" w:cs="Times New Roman"/>
-          <w:kern w:val="0"/>
-          <w:lang w:eastAsia="en-GB"/>
-          <w14:ligatures w14:val="none"/>
+          <w:rFonts w:ascii="Times New Roman" w:hAnsi="Times New Roman" w:cs="Times New Roman"/>
+          <w:b/>
+          <w:bCs/>
         </w:rPr>
         <w:t>BiGRU</w:t>
       </w:r>
       <w:proofErr w:type="spellEnd"/>
       <w:r>
         <w:rPr>
-          <w:rFonts w:ascii="Times New Roman" w:eastAsia="Times New Roman" w:hAnsi="Times New Roman" w:cs="Times New Roman"/>
-          <w:kern w:val="0"/>
-          <w:lang w:eastAsia="en-GB"/>
-          <w14:ligatures w14:val="none"/>
-        </w:rPr>
-        <w:t xml:space="preserve">) maximizes limited information. However, for massive, multi-decade deployments, noise filtration and data compression (CNN-GRU) </w:t>
-      </w:r>
-      <w:r>
-        <w:rPr>
-          <w:rFonts w:ascii="Times New Roman" w:eastAsia="Times New Roman" w:hAnsi="Times New Roman" w:cs="Times New Roman"/>
-          <w:kern w:val="0"/>
-          <w:lang w:eastAsia="en-GB"/>
-          <w14:ligatures w14:val="none"/>
-        </w:rPr>
-        <w:t>becomes</w:t>
-      </w:r>
-      <w:r>
-        <w:rPr>
-          <w:rFonts w:ascii="Times New Roman" w:eastAsia="Times New Roman" w:hAnsi="Times New Roman" w:cs="Times New Roman"/>
-          <w:kern w:val="0"/>
-          <w:lang w:eastAsia="en-GB"/>
-          <w14:ligatures w14:val="none"/>
-        </w:rPr>
-        <w:t xml:space="preserve"> the absolute priority to perfectly balance elite predictive power with computational efficiency.</w:t>
+          <w:rFonts w:ascii="Times New Roman" w:hAnsi="Times New Roman" w:cs="Times New Roman"/>
+        </w:rPr>
+        <w:t xml:space="preserve"> incurred a massive mathematical penalty in training time by reading decades of sequences backward, and the </w:t>
+      </w:r>
+      <w:r>
+        <w:rPr>
+          <w:rFonts w:ascii="Times New Roman" w:hAnsi="Times New Roman" w:cs="Times New Roman"/>
+          <w:b/>
+          <w:bCs/>
+        </w:rPr>
+        <w:t>LSTM</w:t>
+      </w:r>
+      <w:r>
+        <w:rPr>
+          <w:rFonts w:ascii="Times New Roman" w:hAnsi="Times New Roman" w:cs="Times New Roman"/>
+        </w:rPr>
+        <w:t xml:space="preserve"> was structurally overwhelmed by the multi-decade volume, resulting in severe parameter bloat and the poorest predictive accuracy.</w:t>
+      </w:r>
+    </w:p>
+    <w:p>
+      <w:pPr>
+        <w:spacing w:line="276" w:lineRule="auto"/>
+        <w:jc w:val="both"/>
+        <w:rPr>
+          <w:rFonts w:ascii="Times New Roman" w:hAnsi="Times New Roman" w:cs="Times New Roman"/>
+        </w:rPr>
+      </w:pPr>
+    </w:p>
+    <w:p>
+      <w:pPr>
+        <w:spacing w:line="276" w:lineRule="auto"/>
+        <w:jc w:val="both"/>
+        <w:rPr>
+          <w:rFonts w:ascii="Times New Roman" w:hAnsi="Times New Roman" w:cs="Times New Roman"/>
+          <w:u w:val="single"/>
+        </w:rPr>
+      </w:pPr>
+      <w:r>
+        <w:rPr>
+          <w:rFonts w:ascii="Times New Roman" w:hAnsi="Times New Roman" w:cs="Times New Roman"/>
+          <w:u w:val="single"/>
+        </w:rPr>
+        <w:t>Summary: Overall Comparison (5-Year vs. 30-Year Datasets)</w:t>
+      </w:r>
+    </w:p>
+    <w:p>
+      <w:pPr>
+        <w:spacing w:line="276" w:lineRule="auto"/>
+        <w:jc w:val="both"/>
+        <w:rPr>
+          <w:rFonts w:ascii="Times New Roman" w:hAnsi="Times New Roman" w:cs="Times New Roman"/>
+        </w:rPr>
+      </w:pPr>
+      <w:r>
+        <w:rPr>
+          <w:rFonts w:ascii="Times New Roman" w:hAnsi="Times New Roman" w:cs="Times New Roman"/>
+        </w:rPr>
+        <w:t>Scaling the dataset from 5 to 30 years reveals a critical law of financial forecasting. In the</w:t>
+      </w:r>
+      <w:r>
+        <w:rPr>
+          <w:rFonts w:ascii="Times New Roman" w:hAnsi="Times New Roman" w:cs="Times New Roman"/>
+        </w:rPr>
+        <w:t xml:space="preserve"> </w:t>
+      </w:r>
+      <w:r>
+        <w:rPr>
+          <w:rFonts w:ascii="Times New Roman" w:hAnsi="Times New Roman" w:cs="Times New Roman"/>
+        </w:rPr>
+        <w:t xml:space="preserve">5-year </w:t>
+      </w:r>
+      <w:r>
+        <w:rPr>
+          <w:rFonts w:ascii="Times New Roman" w:hAnsi="Times New Roman" w:cs="Times New Roman"/>
+        </w:rPr>
+        <w:t>dataset model</w:t>
+      </w:r>
+      <w:r>
+        <w:rPr>
+          <w:rFonts w:ascii="Times New Roman" w:hAnsi="Times New Roman" w:cs="Times New Roman"/>
+        </w:rPr>
+        <w:t xml:space="preserve">, </w:t>
+      </w:r>
+      <w:proofErr w:type="spellStart"/>
+      <w:r>
+        <w:rPr>
+          <w:rFonts w:ascii="Times New Roman" w:hAnsi="Times New Roman" w:cs="Times New Roman"/>
+        </w:rPr>
+        <w:t>BiGRU</w:t>
+      </w:r>
+      <w:proofErr w:type="spellEnd"/>
+      <w:r>
+        <w:rPr>
+          <w:rFonts w:ascii="Times New Roman" w:hAnsi="Times New Roman" w:cs="Times New Roman"/>
+        </w:rPr>
+        <w:t xml:space="preserve"> </w:t>
+      </w:r>
+      <w:r>
+        <w:rPr>
+          <w:rFonts w:ascii="Times New Roman" w:hAnsi="Times New Roman" w:cs="Times New Roman"/>
+        </w:rPr>
+        <w:t xml:space="preserve">and CNN-GRU both achieved top-tier accuracy, though the CNN-GRU was significantly faster. However, when exposed to 30 years of massive </w:t>
+      </w:r>
+      <w:r>
+        <w:rPr>
+          <w:rFonts w:ascii="Times New Roman" w:hAnsi="Times New Roman" w:cs="Times New Roman"/>
+        </w:rPr>
+        <w:t>dataset</w:t>
+      </w:r>
+      <w:r>
+        <w:rPr>
+          <w:rFonts w:ascii="Times New Roman" w:hAnsi="Times New Roman" w:cs="Times New Roman"/>
+        </w:rPr>
+        <w:t xml:space="preserve">, pure contextual processing became a liability. Ultimately, the </w:t>
+      </w:r>
+      <w:r>
+        <w:rPr>
+          <w:rFonts w:ascii="Times New Roman" w:hAnsi="Times New Roman" w:cs="Times New Roman"/>
+          <w:b/>
+          <w:bCs/>
+        </w:rPr>
+        <w:t>CNN-GRU</w:t>
+      </w:r>
+      <w:r>
+        <w:rPr>
+          <w:rFonts w:ascii="Times New Roman" w:hAnsi="Times New Roman" w:cs="Times New Roman"/>
+        </w:rPr>
+        <w:t xml:space="preserve"> emerged as the definitive </w:t>
+      </w:r>
+      <w:r>
+        <w:rPr>
+          <w:rFonts w:ascii="Times New Roman" w:hAnsi="Times New Roman" w:cs="Times New Roman"/>
+        </w:rPr>
+        <w:lastRenderedPageBreak/>
+        <w:t xml:space="preserve">champion across both </w:t>
+      </w:r>
+      <w:r>
+        <w:rPr>
+          <w:rFonts w:ascii="Times New Roman" w:hAnsi="Times New Roman" w:cs="Times New Roman"/>
+        </w:rPr>
+        <w:t>dataset sized</w:t>
+      </w:r>
+      <w:r>
+        <w:rPr>
+          <w:rFonts w:ascii="Times New Roman" w:hAnsi="Times New Roman" w:cs="Times New Roman"/>
+        </w:rPr>
+        <w:t>,</w:t>
+      </w:r>
+      <w:r>
+        <w:rPr>
+          <w:rFonts w:ascii="Times New Roman" w:hAnsi="Times New Roman" w:cs="Times New Roman"/>
+        </w:rPr>
+        <w:t xml:space="preserve"> by mathematically compressing erratic volatility before recurrent processing, it perfectly balanced elite predictive power with superior computational efficiency, outclassing the </w:t>
+      </w:r>
+      <w:r>
+        <w:rPr>
+          <w:rFonts w:ascii="Times New Roman" w:hAnsi="Times New Roman" w:cs="Times New Roman"/>
+        </w:rPr>
+        <w:t xml:space="preserve">base class GRU, </w:t>
+      </w:r>
+      <w:proofErr w:type="spellStart"/>
+      <w:r>
+        <w:rPr>
+          <w:rFonts w:ascii="Times New Roman" w:hAnsi="Times New Roman" w:cs="Times New Roman"/>
+        </w:rPr>
+        <w:t>BiGRU</w:t>
+      </w:r>
+      <w:proofErr w:type="spellEnd"/>
+      <w:r>
+        <w:rPr>
+          <w:rFonts w:ascii="Times New Roman" w:hAnsi="Times New Roman" w:cs="Times New Roman"/>
+        </w:rPr>
+        <w:t xml:space="preserve"> </w:t>
+      </w:r>
+      <w:r>
+        <w:rPr>
+          <w:rFonts w:ascii="Times New Roman" w:hAnsi="Times New Roman" w:cs="Times New Roman"/>
+        </w:rPr>
+        <w:t>and LSTM.</w:t>
       </w:r>
     </w:p>
     <w:sectPr>
@@ -12274,7 +13738,7 @@
       <w:lvlText w:val="%1)"/>
       <w:lvlJc w:val="left"/>
       <w:pPr>
-        <w:ind w:left="720" w:hanging="360"/>
+        <w:ind w:left="360" w:hanging="360"/>
       </w:pPr>
       <w:rPr>
         <w:rFonts w:hint="default"/>
@@ -12288,7 +13752,7 @@
       <w:lvlText w:val="%2."/>
       <w:lvlJc w:val="left"/>
       <w:pPr>
-        <w:ind w:left="1440" w:hanging="360"/>
+        <w:ind w:left="1080" w:hanging="360"/>
       </w:pPr>
     </w:lvl>
     <w:lvl w:ilvl="2" w:tplc="0809001B" w:tentative="1">
@@ -12297,7 +13761,7 @@
       <w:lvlText w:val="%3."/>
       <w:lvlJc w:val="right"/>
       <w:pPr>
-        <w:ind w:left="2160" w:hanging="180"/>
+        <w:ind w:left="1800" w:hanging="180"/>
       </w:pPr>
     </w:lvl>
     <w:lvl w:ilvl="3" w:tplc="0809000F" w:tentative="1">
@@ -12306,7 +13770,7 @@
       <w:lvlText w:val="%4."/>
       <w:lvlJc w:val="left"/>
       <w:pPr>
-        <w:ind w:left="2880" w:hanging="360"/>
+        <w:ind w:left="2520" w:hanging="360"/>
       </w:pPr>
     </w:lvl>
     <w:lvl w:ilvl="4" w:tplc="08090019" w:tentative="1">
@@ -12315,7 +13779,7 @@
       <w:lvlText w:val="%5."/>
       <w:lvlJc w:val="left"/>
       <w:pPr>
-        <w:ind w:left="3600" w:hanging="360"/>
+        <w:ind w:left="3240" w:hanging="360"/>
       </w:pPr>
     </w:lvl>
     <w:lvl w:ilvl="5" w:tplc="0809001B" w:tentative="1">
@@ -12324,7 +13788,7 @@
       <w:lvlText w:val="%6."/>
       <w:lvlJc w:val="right"/>
       <w:pPr>
-        <w:ind w:left="4320" w:hanging="180"/>
+        <w:ind w:left="3960" w:hanging="180"/>
       </w:pPr>
     </w:lvl>
     <w:lvl w:ilvl="6" w:tplc="0809000F" w:tentative="1">
@@ -12333,7 +13797,7 @@
       <w:lvlText w:val="%7."/>
       <w:lvlJc w:val="left"/>
       <w:pPr>
-        <w:ind w:left="5040" w:hanging="360"/>
+        <w:ind w:left="4680" w:hanging="360"/>
       </w:pPr>
     </w:lvl>
     <w:lvl w:ilvl="7" w:tplc="08090019" w:tentative="1">
@@ -12342,7 +13806,7 @@
       <w:lvlText w:val="%8."/>
       <w:lvlJc w:val="left"/>
       <w:pPr>
-        <w:ind w:left="5760" w:hanging="360"/>
+        <w:ind w:left="5400" w:hanging="360"/>
       </w:pPr>
     </w:lvl>
     <w:lvl w:ilvl="8" w:tplc="0809001B" w:tentative="1">
@@ -12351,7 +13815,7 @@
       <w:lvlText w:val="%9."/>
       <w:lvlJc w:val="right"/>
       <w:pPr>
-        <w:ind w:left="6480" w:hanging="180"/>
+        <w:ind w:left="6120" w:hanging="180"/>
       </w:pPr>
     </w:lvl>
   </w:abstractNum>
@@ -15830,6 +17294,7 @@
   <w:style w:type="character" w:default="1" w:styleId="DefaultParagraphFont">
     <w:name w:val="Default Paragraph Font"/>
     <w:uiPriority w:val="1"/>
+    <w:semiHidden/>
     <w:unhideWhenUsed/>
   </w:style>
   <w:style w:type="table" w:default="1" w:styleId="TableNormal">
